--- a/Git commands.docx
+++ b/Git commands.docx
@@ -376,12 +376,10 @@
         <w:t xml:space="preserve">git config --global </w:t>
       </w:r>
       <w:proofErr w:type="spellStart"/>
-      <w:proofErr w:type="gramStart"/>
       <w:r>
         <w:t>user.email</w:t>
       </w:r>
       <w:proofErr w:type="spellEnd"/>
-      <w:proofErr w:type="gramEnd"/>
       <w:r>
         <w:t xml:space="preserve"> </w:t>
       </w:r>
@@ -596,13 +594,8 @@
               <w:spacing w:line="278" w:lineRule="auto"/>
             </w:pPr>
             <w:r>
-              <w:t xml:space="preserve">git </w:t>
-            </w:r>
-            <w:proofErr w:type="gramStart"/>
-            <w:r>
-              <w:t>add .</w:t>
-            </w:r>
-            <w:proofErr w:type="gramEnd"/>
+              <w:t>git add .</w:t>
+            </w:r>
           </w:p>
         </w:tc>
         <w:tc>
@@ -2063,15 +2056,7 @@
               <w:spacing w:line="278" w:lineRule="auto"/>
             </w:pPr>
             <w:r>
-              <w:t xml:space="preserve">git </w:t>
-            </w:r>
-            <w:proofErr w:type="gramStart"/>
-            <w:r>
-              <w:t>stash</w:t>
-            </w:r>
-            <w:proofErr w:type="gramEnd"/>
-            <w:r>
-              <w:t xml:space="preserve"> apply</w:t>
+              <w:t>git stash apply</w:t>
             </w:r>
           </w:p>
         </w:tc>
@@ -2106,23 +2091,7 @@
               <w:spacing w:line="278" w:lineRule="auto"/>
             </w:pPr>
             <w:r>
-              <w:t xml:space="preserve">git </w:t>
-            </w:r>
-            <w:proofErr w:type="gramStart"/>
-            <w:r>
-              <w:t>stash</w:t>
-            </w:r>
-            <w:proofErr w:type="gramEnd"/>
-            <w:r>
-              <w:t xml:space="preserve"> drop stash</w:t>
-            </w:r>
-            <w:proofErr w:type="gramStart"/>
-            <w:r>
-              <w:t>@{</w:t>
-            </w:r>
-            <w:proofErr w:type="gramEnd"/>
-            <w:r>
-              <w:t>0}</w:t>
+              <w:t>git stash drop stash@{0}</w:t>
             </w:r>
           </w:p>
         </w:tc>
@@ -2455,13 +2424,8 @@
               <w:spacing w:line="278" w:lineRule="auto"/>
               <w:jc w:val="center"/>
             </w:pPr>
-            <w:proofErr w:type="gramStart"/>
-            <w:r>
-              <w:t>git</w:t>
-            </w:r>
-            <w:proofErr w:type="gramEnd"/>
-            <w:r>
-              <w:t xml:space="preserve"> revert &lt;commit-id&gt;</w:t>
+            <w:r>
+              <w:t>git revert &lt;commit-id&gt;</w:t>
             </w:r>
           </w:p>
         </w:tc>
@@ -2618,15 +2582,7 @@
               <w:jc w:val="center"/>
             </w:pPr>
             <w:r>
-              <w:t xml:space="preserve">Removes </w:t>
-            </w:r>
-            <w:proofErr w:type="gramStart"/>
-            <w:r>
-              <w:t>commit</w:t>
-            </w:r>
-            <w:proofErr w:type="gramEnd"/>
-            <w:r>
-              <w:t xml:space="preserve"> from history</w:t>
+              <w:t>Removes commit from history</w:t>
             </w:r>
           </w:p>
         </w:tc>
@@ -2690,13 +2646,8 @@
               <w:spacing w:line="278" w:lineRule="auto"/>
               <w:jc w:val="center"/>
             </w:pPr>
-            <w:proofErr w:type="gramStart"/>
-            <w:r>
-              <w:t>Creates</w:t>
-            </w:r>
-            <w:proofErr w:type="gramEnd"/>
-            <w:r>
-              <w:t xml:space="preserve"> new commit</w:t>
+            <w:r>
+              <w:t>Creates new commit</w:t>
             </w:r>
           </w:p>
         </w:tc>
@@ -3033,13 +2984,8 @@
               <w:spacing w:line="278" w:lineRule="auto"/>
               <w:jc w:val="center"/>
             </w:pPr>
-            <w:proofErr w:type="gramStart"/>
-            <w:r>
-              <w:t>git</w:t>
-            </w:r>
-            <w:proofErr w:type="gramEnd"/>
-            <w:r>
-              <w:t xml:space="preserve"> rebase -</w:t>
+            <w:r>
+              <w:t>git rebase -</w:t>
             </w:r>
             <w:proofErr w:type="spellStart"/>
             <w:r>
@@ -3280,15 +3226,7 @@
         <w:spacing w:after="0"/>
       </w:pPr>
       <w:r>
-        <w:t xml:space="preserve">Creates </w:t>
-      </w:r>
-      <w:proofErr w:type="gramStart"/>
-      <w:r>
-        <w:t>merge</w:t>
-      </w:r>
-      <w:proofErr w:type="gramEnd"/>
-      <w:r>
-        <w:t xml:space="preserve"> commit</w:t>
+        <w:t>Creates merge commit</w:t>
       </w:r>
     </w:p>
     <w:p>
@@ -3509,13 +3447,8 @@
               <w:spacing w:line="278" w:lineRule="auto"/>
               <w:jc w:val="center"/>
             </w:pPr>
-            <w:proofErr w:type="gramStart"/>
-            <w:r>
-              <w:t>git</w:t>
-            </w:r>
-            <w:proofErr w:type="gramEnd"/>
-            <w:r>
-              <w:t xml:space="preserve"> cherry-pick &lt;commit-id&gt;</w:t>
+            <w:r>
+              <w:t>git cherry-pick &lt;commit-id&gt;</w:t>
             </w:r>
           </w:p>
         </w:tc>
@@ -3551,21 +3484,8 @@
               <w:spacing w:line="278" w:lineRule="auto"/>
               <w:jc w:val="center"/>
             </w:pPr>
-            <w:proofErr w:type="gramStart"/>
-            <w:r>
-              <w:t>git</w:t>
-            </w:r>
-            <w:proofErr w:type="gramEnd"/>
-            <w:r>
-              <w:t xml:space="preserve"> cherry-pick A</w:t>
-            </w:r>
-            <w:proofErr w:type="gramStart"/>
-            <w:r>
-              <w:t>^..</w:t>
-            </w:r>
-            <w:proofErr w:type="gramEnd"/>
-            <w:r>
-              <w:t>B</w:t>
+            <w:r>
+              <w:t>git cherry-pick A^..B</w:t>
             </w:r>
           </w:p>
         </w:tc>
@@ -4061,16 +3981,7 @@
           <w:sz w:val="36"/>
           <w:szCs w:val="36"/>
         </w:rPr>
-        <w:t>Day: 1</w:t>
-      </w:r>
-      <w:r>
-        <w:rPr>
-          <w:b/>
-          <w:bCs/>
-          <w:sz w:val="36"/>
-          <w:szCs w:val="36"/>
-        </w:rPr>
-        <w:t>2</w:t>
+        <w:t>Day: 12</w:t>
       </w:r>
     </w:p>
     <w:p>
@@ -4122,7 +4033,7 @@
       </w:tblPr>
       <w:tblGrid>
         <w:gridCol w:w="3003"/>
-        <w:gridCol w:w="2878"/>
+        <w:gridCol w:w="2731"/>
       </w:tblGrid>
       <w:tr>
         <w:trPr>
@@ -4198,6 +4109,194 @@
               <w:spacing w:line="278" w:lineRule="auto"/>
               <w:jc w:val="center"/>
               <w:cnfStyle w:val="000000100000" w:firstRow="0" w:lastRow="0" w:firstColumn="0" w:lastColumn="0" w:oddVBand="0" w:evenVBand="0" w:oddHBand="1" w:evenHBand="0" w:firstRowFirstColumn="0" w:firstRowLastColumn="0" w:lastRowFirstColumn="0" w:lastRowLastColumn="0"/>
+            </w:pPr>
+            <w:r>
+              <w:t>Show HEAD history</w:t>
+            </w:r>
+          </w:p>
+        </w:tc>
+      </w:tr>
+      <w:tr>
+        <w:trPr>
+          <w:jc w:val="center"/>
+        </w:trPr>
+        <w:tc>
+          <w:tcPr>
+            <w:cnfStyle w:val="001000000000" w:firstRow="0" w:lastRow="0" w:firstColumn="1" w:lastColumn="0" w:oddVBand="0" w:evenVBand="0" w:oddHBand="0" w:evenHBand="0" w:firstRowFirstColumn="0" w:firstRowLastColumn="0" w:lastRowFirstColumn="0" w:lastRowLastColumn="0"/>
+            <w:tcW w:w="0" w:type="auto"/>
+            <w:hideMark/>
+          </w:tcPr>
+          <w:p>
+            <w:pPr>
+              <w:spacing w:line="278" w:lineRule="auto"/>
+              <w:jc w:val="center"/>
+            </w:pPr>
+            <w:r>
+              <w:lastRenderedPageBreak/>
+              <w:t>git reset --hard &lt;commit&gt;</w:t>
+            </w:r>
+          </w:p>
+        </w:tc>
+        <w:tc>
+          <w:tcPr>
+            <w:tcW w:w="0" w:type="auto"/>
+            <w:hideMark/>
+          </w:tcPr>
+          <w:p>
+            <w:pPr>
+              <w:spacing w:line="278" w:lineRule="auto"/>
+              <w:jc w:val="center"/>
+              <w:cnfStyle w:val="000000000000" w:firstRow="0" w:lastRow="0" w:firstColumn="0" w:lastColumn="0" w:oddVBand="0" w:evenVBand="0" w:oddHBand="0" w:evenHBand="0" w:firstRowFirstColumn="0" w:firstRowLastColumn="0" w:lastRowFirstColumn="0" w:lastRowLastColumn="0"/>
+            </w:pPr>
+            <w:r>
+              <w:t>Restore specific commit</w:t>
+            </w:r>
+          </w:p>
+        </w:tc>
+      </w:tr>
+      <w:tr>
+        <w:trPr>
+          <w:cnfStyle w:val="000000100000" w:firstRow="0" w:lastRow="0" w:firstColumn="0" w:lastColumn="0" w:oddVBand="0" w:evenVBand="0" w:oddHBand="1" w:evenHBand="0" w:firstRowFirstColumn="0" w:firstRowLastColumn="0" w:lastRowFirstColumn="0" w:lastRowLastColumn="0"/>
+          <w:jc w:val="center"/>
+        </w:trPr>
+        <w:tc>
+          <w:tcPr>
+            <w:cnfStyle w:val="001000000000" w:firstRow="0" w:lastRow="0" w:firstColumn="1" w:lastColumn="0" w:oddVBand="0" w:evenVBand="0" w:oddHBand="0" w:evenHBand="0" w:firstRowFirstColumn="0" w:firstRowLastColumn="0" w:lastRowFirstColumn="0" w:lastRowLastColumn="0"/>
+            <w:tcW w:w="0" w:type="auto"/>
+            <w:hideMark/>
+          </w:tcPr>
+          <w:p>
+            <w:pPr>
+              <w:spacing w:line="278" w:lineRule="auto"/>
+              <w:jc w:val="center"/>
+            </w:pPr>
+            <w:r>
+              <w:t>git reset --hard HEAD@{n}</w:t>
+            </w:r>
+          </w:p>
+        </w:tc>
+        <w:tc>
+          <w:tcPr>
+            <w:tcW w:w="0" w:type="auto"/>
+            <w:hideMark/>
+          </w:tcPr>
+          <w:p>
+            <w:pPr>
+              <w:spacing w:line="278" w:lineRule="auto"/>
+              <w:jc w:val="center"/>
+              <w:cnfStyle w:val="000000100000" w:firstRow="0" w:lastRow="0" w:firstColumn="0" w:lastColumn="0" w:oddVBand="0" w:evenVBand="0" w:oddHBand="1" w:evenHBand="0" w:firstRowFirstColumn="0" w:firstRowLastColumn="0" w:lastRowFirstColumn="0" w:lastRowLastColumn="0"/>
+            </w:pPr>
+            <w:r>
+              <w:t>Restore previous state</w:t>
+            </w:r>
+          </w:p>
+        </w:tc>
+      </w:tr>
+    </w:tbl>
+    <w:p>
+      <w:pPr>
+        <w:pBdr>
+          <w:bottom w:val="single" w:sz="6" w:space="1" w:color="auto"/>
+        </w:pBdr>
+        <w:spacing w:after="0"/>
+        <w:jc w:val="center"/>
+        <w:rPr>
+          <w:b/>
+          <w:bCs/>
+        </w:rPr>
+      </w:pPr>
+    </w:p>
+    <w:p>
+      <w:pPr>
+        <w:spacing w:after="0"/>
+        <w:jc w:val="center"/>
+        <w:rPr>
+          <w:b/>
+          <w:bCs/>
+        </w:rPr>
+      </w:pPr>
+    </w:p>
+    <w:p>
+      <w:pPr>
+        <w:spacing w:after="0"/>
+        <w:rPr>
+          <w:b/>
+          <w:bCs/>
+          <w:sz w:val="36"/>
+          <w:szCs w:val="36"/>
+        </w:rPr>
+      </w:pPr>
+      <w:r>
+        <w:rPr>
+          <w:b/>
+          <w:bCs/>
+          <w:sz w:val="36"/>
+          <w:szCs w:val="36"/>
+        </w:rPr>
+        <w:t>D</w:t>
+      </w:r>
+      <w:r>
+        <w:rPr>
+          <w:b/>
+          <w:bCs/>
+          <w:sz w:val="36"/>
+          <w:szCs w:val="36"/>
+        </w:rPr>
+        <w:t>ay:</w:t>
+      </w:r>
+      <w:r>
+        <w:rPr>
+          <w:b/>
+          <w:bCs/>
+          <w:sz w:val="36"/>
+          <w:szCs w:val="36"/>
+        </w:rPr>
+        <w:t xml:space="preserve"> 13</w:t>
+      </w:r>
+    </w:p>
+    <w:p>
+      <w:pPr>
+        <w:spacing w:after="0"/>
+        <w:rPr>
+          <w:b/>
+          <w:bCs/>
+          <w:sz w:val="36"/>
+          <w:szCs w:val="36"/>
+        </w:rPr>
+      </w:pPr>
+      <w:r>
+        <w:rPr>
+          <w:b/>
+          <w:bCs/>
+          <w:sz w:val="36"/>
+          <w:szCs w:val="36"/>
+        </w:rPr>
+        <w:t>Git Aliases (Create Shortcuts for Commands)</w:t>
+      </w:r>
+    </w:p>
+    <w:tbl>
+      <w:tblPr>
+        <w:tblStyle w:val="TableGridLight"/>
+        <w:tblW w:w="0" w:type="auto"/>
+        <w:jc w:val="center"/>
+        <w:tblLook w:val="04A0" w:firstRow="1" w:lastRow="0" w:firstColumn="1" w:lastColumn="0" w:noHBand="0" w:noVBand="1"/>
+      </w:tblPr>
+      <w:tblGrid>
+        <w:gridCol w:w="4544"/>
+        <w:gridCol w:w="1885"/>
+      </w:tblGrid>
+      <w:tr>
+        <w:trPr>
+          <w:jc w:val="center"/>
+        </w:trPr>
+        <w:tc>
+          <w:tcPr>
+            <w:tcW w:w="0" w:type="auto"/>
+            <w:hideMark/>
+          </w:tcPr>
+          <w:p>
+            <w:pPr>
+              <w:spacing w:line="278" w:lineRule="auto"/>
               <w:rPr>
                 <w:b/>
                 <w:bCs/>
@@ -4208,42 +4307,18 @@
                 <w:b/>
                 <w:bCs/>
               </w:rPr>
-              <w:t>Show HEAD history</w:t>
-            </w:r>
-          </w:p>
-        </w:tc>
-      </w:tr>
-      <w:tr>
-        <w:trPr>
-          <w:jc w:val="center"/>
-        </w:trPr>
-        <w:tc>
-          <w:tcPr>
-            <w:cnfStyle w:val="001000000000" w:firstRow="0" w:lastRow="0" w:firstColumn="1" w:lastColumn="0" w:oddVBand="0" w:evenVBand="0" w:oddHBand="0" w:evenHBand="0" w:firstRowFirstColumn="0" w:firstRowLastColumn="0" w:lastRowFirstColumn="0" w:lastRowLastColumn="0"/>
-            <w:tcW w:w="0" w:type="auto"/>
-            <w:hideMark/>
-          </w:tcPr>
-          <w:p>
-            <w:pPr>
-              <w:spacing w:line="278" w:lineRule="auto"/>
-              <w:jc w:val="center"/>
-            </w:pPr>
-            <w:r>
-              <w:lastRenderedPageBreak/>
-              <w:t>git reset --hard &lt;commit&gt;</w:t>
-            </w:r>
-          </w:p>
-        </w:tc>
-        <w:tc>
-          <w:tcPr>
-            <w:tcW w:w="0" w:type="auto"/>
-            <w:hideMark/>
-          </w:tcPr>
-          <w:p>
-            <w:pPr>
-              <w:spacing w:line="278" w:lineRule="auto"/>
-              <w:jc w:val="center"/>
-              <w:cnfStyle w:val="000000000000" w:firstRow="0" w:lastRow="0" w:firstColumn="0" w:lastColumn="0" w:oddVBand="0" w:evenVBand="0" w:oddHBand="0" w:evenHBand="0" w:firstRowFirstColumn="0" w:firstRowLastColumn="0" w:lastRowFirstColumn="0" w:lastRowLastColumn="0"/>
+              <w:t>Command</w:t>
+            </w:r>
+          </w:p>
+        </w:tc>
+        <w:tc>
+          <w:tcPr>
+            <w:tcW w:w="0" w:type="auto"/>
+            <w:hideMark/>
+          </w:tcPr>
+          <w:p>
+            <w:pPr>
+              <w:spacing w:line="278" w:lineRule="auto"/>
               <w:rPr>
                 <w:b/>
                 <w:bCs/>
@@ -4254,42 +4329,23 @@
                 <w:b/>
                 <w:bCs/>
               </w:rPr>
-              <w:t>Restore specific commit</w:t>
-            </w:r>
-          </w:p>
-        </w:tc>
-      </w:tr>
-      <w:tr>
-        <w:trPr>
-          <w:cnfStyle w:val="000000100000" w:firstRow="0" w:lastRow="0" w:firstColumn="0" w:lastColumn="0" w:oddVBand="0" w:evenVBand="0" w:oddHBand="1" w:evenHBand="0" w:firstRowFirstColumn="0" w:firstRowLastColumn="0" w:lastRowFirstColumn="0" w:lastRowLastColumn="0"/>
-          <w:jc w:val="center"/>
-        </w:trPr>
-        <w:tc>
-          <w:tcPr>
-            <w:cnfStyle w:val="001000000000" w:firstRow="0" w:lastRow="0" w:firstColumn="1" w:lastColumn="0" w:oddVBand="0" w:evenVBand="0" w:oddHBand="0" w:evenHBand="0" w:firstRowFirstColumn="0" w:firstRowLastColumn="0" w:lastRowFirstColumn="0" w:lastRowLastColumn="0"/>
-            <w:tcW w:w="0" w:type="auto"/>
-            <w:hideMark/>
-          </w:tcPr>
-          <w:p>
-            <w:pPr>
-              <w:spacing w:line="278" w:lineRule="auto"/>
-              <w:jc w:val="center"/>
-            </w:pPr>
-            <w:r>
-              <w:t>git reset --hard HEAD@{n}</w:t>
-            </w:r>
-          </w:p>
-        </w:tc>
-        <w:tc>
-          <w:tcPr>
-            <w:tcW w:w="0" w:type="auto"/>
-            <w:hideMark/>
-          </w:tcPr>
-          <w:p>
-            <w:pPr>
-              <w:spacing w:line="278" w:lineRule="auto"/>
-              <w:jc w:val="center"/>
-              <w:cnfStyle w:val="000000100000" w:firstRow="0" w:lastRow="0" w:firstColumn="0" w:lastColumn="0" w:oddVBand="0" w:evenVBand="0" w:oddHBand="1" w:evenHBand="0" w:firstRowFirstColumn="0" w:firstRowLastColumn="0" w:lastRowFirstColumn="0" w:lastRowLastColumn="0"/>
+              <w:t>Purpose</w:t>
+            </w:r>
+          </w:p>
+        </w:tc>
+      </w:tr>
+      <w:tr>
+        <w:trPr>
+          <w:jc w:val="center"/>
+        </w:trPr>
+        <w:tc>
+          <w:tcPr>
+            <w:tcW w:w="0" w:type="auto"/>
+            <w:hideMark/>
+          </w:tcPr>
+          <w:p>
+            <w:pPr>
+              <w:spacing w:line="278" w:lineRule="auto"/>
               <w:rPr>
                 <w:b/>
                 <w:bCs/>
@@ -4300,7 +4356,176 @@
                 <w:b/>
                 <w:bCs/>
               </w:rPr>
-              <w:t>Restore previous state</w:t>
+              <w:t>git config --global alias.st status</w:t>
+            </w:r>
+          </w:p>
+        </w:tc>
+        <w:tc>
+          <w:tcPr>
+            <w:tcW w:w="0" w:type="auto"/>
+            <w:hideMark/>
+          </w:tcPr>
+          <w:p>
+            <w:pPr>
+              <w:spacing w:line="278" w:lineRule="auto"/>
+            </w:pPr>
+            <w:r>
+              <w:t>Create shortcut</w:t>
+            </w:r>
+          </w:p>
+        </w:tc>
+      </w:tr>
+      <w:tr>
+        <w:trPr>
+          <w:jc w:val="center"/>
+        </w:trPr>
+        <w:tc>
+          <w:tcPr>
+            <w:tcW w:w="0" w:type="auto"/>
+            <w:hideMark/>
+          </w:tcPr>
+          <w:p>
+            <w:pPr>
+              <w:spacing w:line="278" w:lineRule="auto"/>
+              <w:rPr>
+                <w:b/>
+                <w:bCs/>
+              </w:rPr>
+            </w:pPr>
+            <w:r>
+              <w:rPr>
+                <w:b/>
+                <w:bCs/>
+              </w:rPr>
+              <w:t xml:space="preserve">git config --global </w:t>
+            </w:r>
+            <w:proofErr w:type="spellStart"/>
+            <w:r>
+              <w:rPr>
+                <w:b/>
+                <w:bCs/>
+              </w:rPr>
+              <w:t>alias.lg</w:t>
+            </w:r>
+            <w:proofErr w:type="spellEnd"/>
+            <w:r>
+              <w:rPr>
+                <w:b/>
+                <w:bCs/>
+              </w:rPr>
+              <w:t xml:space="preserve"> "log --</w:t>
+            </w:r>
+            <w:proofErr w:type="spellStart"/>
+            <w:r>
+              <w:rPr>
+                <w:b/>
+                <w:bCs/>
+              </w:rPr>
+              <w:t>oneline</w:t>
+            </w:r>
+            <w:proofErr w:type="spellEnd"/>
+            <w:r>
+              <w:rPr>
+                <w:b/>
+                <w:bCs/>
+              </w:rPr>
+              <w:t>"</w:t>
+            </w:r>
+          </w:p>
+        </w:tc>
+        <w:tc>
+          <w:tcPr>
+            <w:tcW w:w="0" w:type="auto"/>
+            <w:hideMark/>
+          </w:tcPr>
+          <w:p>
+            <w:pPr>
+              <w:spacing w:line="278" w:lineRule="auto"/>
+            </w:pPr>
+            <w:r>
+              <w:t>Alias for log</w:t>
+            </w:r>
+          </w:p>
+        </w:tc>
+      </w:tr>
+      <w:tr>
+        <w:trPr>
+          <w:jc w:val="center"/>
+        </w:trPr>
+        <w:tc>
+          <w:tcPr>
+            <w:tcW w:w="0" w:type="auto"/>
+            <w:hideMark/>
+          </w:tcPr>
+          <w:p>
+            <w:pPr>
+              <w:spacing w:line="278" w:lineRule="auto"/>
+              <w:rPr>
+                <w:b/>
+                <w:bCs/>
+              </w:rPr>
+            </w:pPr>
+            <w:r>
+              <w:rPr>
+                <w:b/>
+                <w:bCs/>
+              </w:rPr>
+              <w:t>git config --global --list</w:t>
+            </w:r>
+          </w:p>
+        </w:tc>
+        <w:tc>
+          <w:tcPr>
+            <w:tcW w:w="0" w:type="auto"/>
+            <w:hideMark/>
+          </w:tcPr>
+          <w:p>
+            <w:pPr>
+              <w:spacing w:line="278" w:lineRule="auto"/>
+            </w:pPr>
+            <w:r>
+              <w:t>Show all configs</w:t>
+            </w:r>
+          </w:p>
+        </w:tc>
+      </w:tr>
+      <w:tr>
+        <w:trPr>
+          <w:jc w:val="center"/>
+        </w:trPr>
+        <w:tc>
+          <w:tcPr>
+            <w:tcW w:w="0" w:type="auto"/>
+            <w:hideMark/>
+          </w:tcPr>
+          <w:p>
+            <w:pPr>
+              <w:spacing w:line="278" w:lineRule="auto"/>
+              <w:rPr>
+                <w:b/>
+                <w:bCs/>
+              </w:rPr>
+            </w:pPr>
+            <w:r>
+              <w:rPr>
+                <w:b/>
+                <w:bCs/>
+              </w:rPr>
+              <w:t>git config --global --unset alias.name</w:t>
+            </w:r>
+          </w:p>
+        </w:tc>
+        <w:tc>
+          <w:tcPr>
+            <w:tcW w:w="0" w:type="auto"/>
+            <w:hideMark/>
+          </w:tcPr>
+          <w:p>
+            <w:pPr>
+              <w:spacing w:line="278" w:lineRule="auto"/>
+            </w:pPr>
+            <w:r>
+              <w:t>Remove alias</w:t>
             </w:r>
           </w:p>
         </w:tc>
@@ -4312,27 +4537,84 @@
           <w:bottom w:val="single" w:sz="6" w:space="1" w:color="auto"/>
         </w:pBdr>
         <w:spacing w:after="0"/>
-        <w:jc w:val="center"/>
-        <w:rPr>
-          <w:b/>
-          <w:bCs/>
-        </w:rPr>
-      </w:pPr>
-    </w:p>
-    <w:p>
-      <w:pPr>
-        <w:spacing w:after="0"/>
-        <w:jc w:val="center"/>
-        <w:rPr>
-          <w:b/>
-          <w:bCs/>
-        </w:rPr>
-      </w:pPr>
-    </w:p>
-    <w:p>
-      <w:pPr>
-        <w:spacing w:after="0"/>
-        <w:jc w:val="center"/>
+        <w:rPr>
+          <w:b/>
+          <w:bCs/>
+        </w:rPr>
+      </w:pPr>
+    </w:p>
+    <w:p>
+      <w:pPr>
+        <w:spacing w:after="0"/>
+        <w:rPr>
+          <w:b/>
+          <w:bCs/>
+        </w:rPr>
+      </w:pPr>
+    </w:p>
+    <w:p>
+      <w:pPr>
+        <w:spacing w:after="0"/>
+        <w:rPr>
+          <w:b/>
+          <w:bCs/>
+          <w:sz w:val="36"/>
+          <w:szCs w:val="36"/>
+        </w:rPr>
+      </w:pPr>
+      <w:r>
+        <w:rPr>
+          <w:b/>
+          <w:bCs/>
+          <w:sz w:val="36"/>
+          <w:szCs w:val="36"/>
+        </w:rPr>
+        <w:t>Day: 14</w:t>
+      </w:r>
+    </w:p>
+    <w:p>
+      <w:pPr>
+        <w:spacing w:after="0"/>
+        <w:rPr>
+          <w:b/>
+          <w:bCs/>
+          <w:sz w:val="36"/>
+          <w:szCs w:val="36"/>
+        </w:rPr>
+      </w:pPr>
+      <w:r>
+        <w:rPr>
+          <w:b/>
+          <w:bCs/>
+          <w:sz w:val="36"/>
+          <w:szCs w:val="36"/>
+        </w:rPr>
+        <w:t>.</w:t>
+      </w:r>
+      <w:proofErr w:type="spellStart"/>
+      <w:r>
+        <w:rPr>
+          <w:b/>
+          <w:bCs/>
+          <w:sz w:val="36"/>
+          <w:szCs w:val="36"/>
+        </w:rPr>
+        <w:t>gitignore</w:t>
+      </w:r>
+      <w:proofErr w:type="spellEnd"/>
+      <w:r>
+        <w:rPr>
+          <w:b/>
+          <w:bCs/>
+          <w:sz w:val="36"/>
+          <w:szCs w:val="36"/>
+        </w:rPr>
+        <w:t xml:space="preserve"> (Control What Git Should NOT Track)</w:t>
+      </w:r>
+    </w:p>
+    <w:p>
+      <w:pPr>
+        <w:spacing w:after="0"/>
         <w:rPr>
           <w:b/>
           <w:bCs/>

--- a/Git commands.docx
+++ b/Git commands.docx
@@ -376,10 +376,12 @@
         <w:t xml:space="preserve">git config --global </w:t>
       </w:r>
       <w:proofErr w:type="spellStart"/>
+      <w:proofErr w:type="gramStart"/>
       <w:r>
         <w:t>user.email</w:t>
       </w:r>
       <w:proofErr w:type="spellEnd"/>
+      <w:proofErr w:type="gramEnd"/>
       <w:r>
         <w:t xml:space="preserve"> </w:t>
       </w:r>
@@ -594,8 +596,13 @@
               <w:spacing w:line="278" w:lineRule="auto"/>
             </w:pPr>
             <w:r>
-              <w:t>git add .</w:t>
-            </w:r>
+              <w:t xml:space="preserve">git </w:t>
+            </w:r>
+            <w:proofErr w:type="gramStart"/>
+            <w:r>
+              <w:t>add .</w:t>
+            </w:r>
+            <w:proofErr w:type="gramEnd"/>
           </w:p>
         </w:tc>
         <w:tc>
@@ -2056,7 +2063,15 @@
               <w:spacing w:line="278" w:lineRule="auto"/>
             </w:pPr>
             <w:r>
-              <w:t>git stash apply</w:t>
+              <w:t xml:space="preserve">git </w:t>
+            </w:r>
+            <w:proofErr w:type="gramStart"/>
+            <w:r>
+              <w:t>stash</w:t>
+            </w:r>
+            <w:proofErr w:type="gramEnd"/>
+            <w:r>
+              <w:t xml:space="preserve"> apply</w:t>
             </w:r>
           </w:p>
         </w:tc>
@@ -2091,7 +2106,23 @@
               <w:spacing w:line="278" w:lineRule="auto"/>
             </w:pPr>
             <w:r>
-              <w:t>git stash drop stash@{0}</w:t>
+              <w:t xml:space="preserve">git </w:t>
+            </w:r>
+            <w:proofErr w:type="gramStart"/>
+            <w:r>
+              <w:t>stash</w:t>
+            </w:r>
+            <w:proofErr w:type="gramEnd"/>
+            <w:r>
+              <w:t xml:space="preserve"> drop stash</w:t>
+            </w:r>
+            <w:proofErr w:type="gramStart"/>
+            <w:r>
+              <w:t>@{</w:t>
+            </w:r>
+            <w:proofErr w:type="gramEnd"/>
+            <w:r>
+              <w:t>0}</w:t>
             </w:r>
           </w:p>
         </w:tc>
@@ -2424,8 +2455,13 @@
               <w:spacing w:line="278" w:lineRule="auto"/>
               <w:jc w:val="center"/>
             </w:pPr>
-            <w:r>
-              <w:t>git revert &lt;commit-id&gt;</w:t>
+            <w:proofErr w:type="gramStart"/>
+            <w:r>
+              <w:t>git</w:t>
+            </w:r>
+            <w:proofErr w:type="gramEnd"/>
+            <w:r>
+              <w:t xml:space="preserve"> revert &lt;commit-id&gt;</w:t>
             </w:r>
           </w:p>
         </w:tc>
@@ -2582,7 +2618,15 @@
               <w:jc w:val="center"/>
             </w:pPr>
             <w:r>
-              <w:t>Removes commit from history</w:t>
+              <w:t xml:space="preserve">Removes </w:t>
+            </w:r>
+            <w:proofErr w:type="gramStart"/>
+            <w:r>
+              <w:t>commit</w:t>
+            </w:r>
+            <w:proofErr w:type="gramEnd"/>
+            <w:r>
+              <w:t xml:space="preserve"> from history</w:t>
             </w:r>
           </w:p>
         </w:tc>
@@ -2646,8 +2690,13 @@
               <w:spacing w:line="278" w:lineRule="auto"/>
               <w:jc w:val="center"/>
             </w:pPr>
-            <w:r>
-              <w:t>Creates new commit</w:t>
+            <w:proofErr w:type="gramStart"/>
+            <w:r>
+              <w:t>Creates</w:t>
+            </w:r>
+            <w:proofErr w:type="gramEnd"/>
+            <w:r>
+              <w:t xml:space="preserve"> new commit</w:t>
             </w:r>
           </w:p>
         </w:tc>
@@ -2984,8 +3033,13 @@
               <w:spacing w:line="278" w:lineRule="auto"/>
               <w:jc w:val="center"/>
             </w:pPr>
-            <w:r>
-              <w:t>git rebase -</w:t>
+            <w:proofErr w:type="gramStart"/>
+            <w:r>
+              <w:t>git</w:t>
+            </w:r>
+            <w:proofErr w:type="gramEnd"/>
+            <w:r>
+              <w:t xml:space="preserve"> rebase -</w:t>
             </w:r>
             <w:proofErr w:type="spellStart"/>
             <w:r>
@@ -3226,7 +3280,15 @@
         <w:spacing w:after="0"/>
       </w:pPr>
       <w:r>
-        <w:t>Creates merge commit</w:t>
+        <w:t xml:space="preserve">Creates </w:t>
+      </w:r>
+      <w:proofErr w:type="gramStart"/>
+      <w:r>
+        <w:t>merge</w:t>
+      </w:r>
+      <w:proofErr w:type="gramEnd"/>
+      <w:r>
+        <w:t xml:space="preserve"> commit</w:t>
       </w:r>
     </w:p>
     <w:p>
@@ -3447,8 +3509,13 @@
               <w:spacing w:line="278" w:lineRule="auto"/>
               <w:jc w:val="center"/>
             </w:pPr>
-            <w:r>
-              <w:t>git cherry-pick &lt;commit-id&gt;</w:t>
+            <w:proofErr w:type="gramStart"/>
+            <w:r>
+              <w:t>git</w:t>
+            </w:r>
+            <w:proofErr w:type="gramEnd"/>
+            <w:r>
+              <w:t xml:space="preserve"> cherry-pick &lt;commit-id&gt;</w:t>
             </w:r>
           </w:p>
         </w:tc>
@@ -3484,8 +3551,21 @@
               <w:spacing w:line="278" w:lineRule="auto"/>
               <w:jc w:val="center"/>
             </w:pPr>
-            <w:r>
-              <w:t>git cherry-pick A^..B</w:t>
+            <w:proofErr w:type="gramStart"/>
+            <w:r>
+              <w:t>git</w:t>
+            </w:r>
+            <w:proofErr w:type="gramEnd"/>
+            <w:r>
+              <w:t xml:space="preserve"> cherry-pick A</w:t>
+            </w:r>
+            <w:proofErr w:type="gramStart"/>
+            <w:r>
+              <w:t>^..</w:t>
+            </w:r>
+            <w:proofErr w:type="gramEnd"/>
+            <w:r>
+              <w:t>B</w:t>
             </w:r>
           </w:p>
         </w:tc>
@@ -4400,6 +4480,7 @@
               <w:t xml:space="preserve">git config --global </w:t>
             </w:r>
             <w:proofErr w:type="spellStart"/>
+            <w:proofErr w:type="gramStart"/>
             <w:r>
               <w:rPr>
                 <w:b/>
@@ -4408,6 +4489,7 @@
               <w:t>alias.lg</w:t>
             </w:r>
             <w:proofErr w:type="spellEnd"/>
+            <w:proofErr w:type="gramEnd"/>
             <w:r>
               <w:rPr>
                 <w:b/>
@@ -4582,6 +4664,7 @@
           <w:szCs w:val="36"/>
         </w:rPr>
       </w:pPr>
+      <w:proofErr w:type="gramStart"/>
       <w:r>
         <w:rPr>
           <w:b/>
@@ -4602,6 +4685,7 @@
         <w:t>gitignore</w:t>
       </w:r>
       <w:proofErr w:type="spellEnd"/>
+      <w:proofErr w:type="gramEnd"/>
       <w:r>
         <w:rPr>
           <w:b/>
@@ -4612,9 +4696,472 @@
         <w:t xml:space="preserve"> (Control What Git Should NOT Track)</w:t>
       </w:r>
     </w:p>
+    <w:tbl>
+      <w:tblPr>
+        <w:tblStyle w:val="TableGridLight"/>
+        <w:tblW w:w="0" w:type="auto"/>
+        <w:jc w:val="center"/>
+        <w:tblLook w:val="04A0" w:firstRow="1" w:lastRow="0" w:firstColumn="1" w:lastColumn="0" w:noHBand="0" w:noVBand="1"/>
+      </w:tblPr>
+      <w:tblGrid>
+        <w:gridCol w:w="2262"/>
+        <w:gridCol w:w="2568"/>
+      </w:tblGrid>
+      <w:tr>
+        <w:trPr>
+          <w:jc w:val="center"/>
+        </w:trPr>
+        <w:tc>
+          <w:tcPr>
+            <w:tcW w:w="0" w:type="auto"/>
+            <w:hideMark/>
+          </w:tcPr>
+          <w:p>
+            <w:pPr>
+              <w:spacing w:line="278" w:lineRule="auto"/>
+              <w:rPr>
+                <w:b/>
+                <w:bCs/>
+              </w:rPr>
+            </w:pPr>
+            <w:r>
+              <w:rPr>
+                <w:b/>
+                <w:bCs/>
+              </w:rPr>
+              <w:t>Command</w:t>
+            </w:r>
+          </w:p>
+        </w:tc>
+        <w:tc>
+          <w:tcPr>
+            <w:tcW w:w="0" w:type="auto"/>
+            <w:hideMark/>
+          </w:tcPr>
+          <w:p>
+            <w:pPr>
+              <w:spacing w:line="278" w:lineRule="auto"/>
+              <w:rPr>
+                <w:b/>
+                <w:bCs/>
+              </w:rPr>
+            </w:pPr>
+            <w:r>
+              <w:rPr>
+                <w:b/>
+                <w:bCs/>
+              </w:rPr>
+              <w:t>Purpose</w:t>
+            </w:r>
+          </w:p>
+        </w:tc>
+      </w:tr>
+      <w:tr>
+        <w:trPr>
+          <w:jc w:val="center"/>
+        </w:trPr>
+        <w:tc>
+          <w:tcPr>
+            <w:tcW w:w="0" w:type="auto"/>
+            <w:hideMark/>
+          </w:tcPr>
+          <w:p>
+            <w:pPr>
+              <w:spacing w:line="278" w:lineRule="auto"/>
+              <w:rPr>
+                <w:b/>
+                <w:bCs/>
+              </w:rPr>
+            </w:pPr>
+            <w:proofErr w:type="gramStart"/>
+            <w:r>
+              <w:rPr>
+                <w:b/>
+                <w:bCs/>
+              </w:rPr>
+              <w:t>.</w:t>
+            </w:r>
+            <w:proofErr w:type="spellStart"/>
+            <w:r>
+              <w:rPr>
+                <w:b/>
+                <w:bCs/>
+              </w:rPr>
+              <w:t>gitignore</w:t>
+            </w:r>
+            <w:proofErr w:type="spellEnd"/>
+            <w:proofErr w:type="gramEnd"/>
+          </w:p>
+        </w:tc>
+        <w:tc>
+          <w:tcPr>
+            <w:tcW w:w="0" w:type="auto"/>
+            <w:hideMark/>
+          </w:tcPr>
+          <w:p>
+            <w:pPr>
+              <w:spacing w:line="278" w:lineRule="auto"/>
+            </w:pPr>
+            <w:r>
+              <w:t>Define ignored files</w:t>
+            </w:r>
+          </w:p>
+        </w:tc>
+      </w:tr>
+      <w:tr>
+        <w:trPr>
+          <w:jc w:val="center"/>
+        </w:trPr>
+        <w:tc>
+          <w:tcPr>
+            <w:tcW w:w="0" w:type="auto"/>
+            <w:hideMark/>
+          </w:tcPr>
+          <w:p>
+            <w:pPr>
+              <w:spacing w:line="278" w:lineRule="auto"/>
+              <w:rPr>
+                <w:b/>
+                <w:bCs/>
+              </w:rPr>
+            </w:pPr>
+            <w:r>
+              <w:rPr>
+                <w:b/>
+                <w:bCs/>
+              </w:rPr>
+              <w:t>git rm --cached file</w:t>
+            </w:r>
+          </w:p>
+        </w:tc>
+        <w:tc>
+          <w:tcPr>
+            <w:tcW w:w="0" w:type="auto"/>
+            <w:hideMark/>
+          </w:tcPr>
+          <w:p>
+            <w:pPr>
+              <w:spacing w:line="278" w:lineRule="auto"/>
+            </w:pPr>
+            <w:r>
+              <w:t>Stop tracking file</w:t>
+            </w:r>
+          </w:p>
+        </w:tc>
+      </w:tr>
+      <w:tr>
+        <w:trPr>
+          <w:jc w:val="center"/>
+        </w:trPr>
+        <w:tc>
+          <w:tcPr>
+            <w:tcW w:w="0" w:type="auto"/>
+            <w:hideMark/>
+          </w:tcPr>
+          <w:p>
+            <w:pPr>
+              <w:spacing w:line="278" w:lineRule="auto"/>
+              <w:rPr>
+                <w:b/>
+                <w:bCs/>
+              </w:rPr>
+            </w:pPr>
+            <w:r>
+              <w:rPr>
+                <w:b/>
+                <w:bCs/>
+              </w:rPr>
+              <w:t>git status</w:t>
+            </w:r>
+          </w:p>
+        </w:tc>
+        <w:tc>
+          <w:tcPr>
+            <w:tcW w:w="0" w:type="auto"/>
+            <w:hideMark/>
+          </w:tcPr>
+          <w:p>
+            <w:pPr>
+              <w:spacing w:line="278" w:lineRule="auto"/>
+            </w:pPr>
+            <w:r>
+              <w:t>Verify ignored behavior</w:t>
+            </w:r>
+          </w:p>
+        </w:tc>
+      </w:tr>
+    </w:tbl>
     <w:p>
       <w:pPr>
         <w:spacing w:after="0"/>
+        <w:rPr>
+          <w:b/>
+          <w:bCs/>
+        </w:rPr>
+      </w:pPr>
+    </w:p>
+    <w:tbl>
+      <w:tblPr>
+        <w:tblStyle w:val="TableGridLight"/>
+        <w:tblW w:w="0" w:type="auto"/>
+        <w:jc w:val="center"/>
+        <w:tblLook w:val="04A0" w:firstRow="1" w:lastRow="0" w:firstColumn="1" w:lastColumn="0" w:noHBand="0" w:noVBand="1"/>
+      </w:tblPr>
+      <w:tblGrid>
+        <w:gridCol w:w="1929"/>
+        <w:gridCol w:w="2586"/>
+      </w:tblGrid>
+      <w:tr>
+        <w:trPr>
+          <w:jc w:val="center"/>
+        </w:trPr>
+        <w:tc>
+          <w:tcPr>
+            <w:tcW w:w="0" w:type="auto"/>
+            <w:hideMark/>
+          </w:tcPr>
+          <w:p>
+            <w:pPr>
+              <w:spacing w:line="278" w:lineRule="auto"/>
+              <w:jc w:val="center"/>
+              <w:rPr>
+                <w:b/>
+                <w:bCs/>
+              </w:rPr>
+            </w:pPr>
+            <w:r>
+              <w:rPr>
+                <w:b/>
+                <w:bCs/>
+              </w:rPr>
+              <w:t>Pattern</w:t>
+            </w:r>
+          </w:p>
+        </w:tc>
+        <w:tc>
+          <w:tcPr>
+            <w:tcW w:w="0" w:type="auto"/>
+            <w:hideMark/>
+          </w:tcPr>
+          <w:p>
+            <w:pPr>
+              <w:spacing w:line="278" w:lineRule="auto"/>
+              <w:jc w:val="center"/>
+              <w:rPr>
+                <w:b/>
+                <w:bCs/>
+              </w:rPr>
+            </w:pPr>
+            <w:r>
+              <w:rPr>
+                <w:b/>
+                <w:bCs/>
+              </w:rPr>
+              <w:t>Meaning</w:t>
+            </w:r>
+          </w:p>
+        </w:tc>
+      </w:tr>
+      <w:tr>
+        <w:trPr>
+          <w:jc w:val="center"/>
+        </w:trPr>
+        <w:tc>
+          <w:tcPr>
+            <w:tcW w:w="0" w:type="auto"/>
+            <w:hideMark/>
+          </w:tcPr>
+          <w:p>
+            <w:pPr>
+              <w:spacing w:line="278" w:lineRule="auto"/>
+              <w:jc w:val="center"/>
+              <w:rPr>
+                <w:b/>
+                <w:bCs/>
+              </w:rPr>
+            </w:pPr>
+            <w:r>
+              <w:rPr>
+                <w:b/>
+                <w:bCs/>
+              </w:rPr>
+              <w:t>*.log</w:t>
+            </w:r>
+          </w:p>
+        </w:tc>
+        <w:tc>
+          <w:tcPr>
+            <w:tcW w:w="0" w:type="auto"/>
+            <w:hideMark/>
+          </w:tcPr>
+          <w:p>
+            <w:pPr>
+              <w:spacing w:line="278" w:lineRule="auto"/>
+              <w:jc w:val="center"/>
+            </w:pPr>
+            <w:r>
+              <w:t>Ignore all log files</w:t>
+            </w:r>
+          </w:p>
+        </w:tc>
+      </w:tr>
+      <w:tr>
+        <w:trPr>
+          <w:jc w:val="center"/>
+        </w:trPr>
+        <w:tc>
+          <w:tcPr>
+            <w:tcW w:w="0" w:type="auto"/>
+            <w:hideMark/>
+          </w:tcPr>
+          <w:p>
+            <w:pPr>
+              <w:spacing w:line="278" w:lineRule="auto"/>
+              <w:jc w:val="center"/>
+              <w:rPr>
+                <w:b/>
+                <w:bCs/>
+              </w:rPr>
+            </w:pPr>
+            <w:proofErr w:type="spellStart"/>
+            <w:r>
+              <w:rPr>
+                <w:b/>
+                <w:bCs/>
+              </w:rPr>
+              <w:t>node_modules</w:t>
+            </w:r>
+            <w:proofErr w:type="spellEnd"/>
+            <w:r>
+              <w:rPr>
+                <w:b/>
+                <w:bCs/>
+              </w:rPr>
+              <w:t>/</w:t>
+            </w:r>
+          </w:p>
+        </w:tc>
+        <w:tc>
+          <w:tcPr>
+            <w:tcW w:w="0" w:type="auto"/>
+            <w:hideMark/>
+          </w:tcPr>
+          <w:p>
+            <w:pPr>
+              <w:spacing w:line="278" w:lineRule="auto"/>
+              <w:jc w:val="center"/>
+            </w:pPr>
+            <w:r>
+              <w:t>Ignore folder</w:t>
+            </w:r>
+          </w:p>
+        </w:tc>
+      </w:tr>
+      <w:tr>
+        <w:trPr>
+          <w:jc w:val="center"/>
+        </w:trPr>
+        <w:tc>
+          <w:tcPr>
+            <w:tcW w:w="0" w:type="auto"/>
+            <w:hideMark/>
+          </w:tcPr>
+          <w:p>
+            <w:pPr>
+              <w:spacing w:line="278" w:lineRule="auto"/>
+              <w:jc w:val="center"/>
+              <w:rPr>
+                <w:b/>
+                <w:bCs/>
+              </w:rPr>
+            </w:pPr>
+            <w:proofErr w:type="gramStart"/>
+            <w:r>
+              <w:rPr>
+                <w:b/>
+                <w:bCs/>
+              </w:rPr>
+              <w:t>.env</w:t>
+            </w:r>
+            <w:proofErr w:type="gramEnd"/>
+          </w:p>
+        </w:tc>
+        <w:tc>
+          <w:tcPr>
+            <w:tcW w:w="0" w:type="auto"/>
+            <w:hideMark/>
+          </w:tcPr>
+          <w:p>
+            <w:pPr>
+              <w:spacing w:line="278" w:lineRule="auto"/>
+              <w:jc w:val="center"/>
+            </w:pPr>
+            <w:r>
+              <w:t>Ignore environment file</w:t>
+            </w:r>
+          </w:p>
+        </w:tc>
+      </w:tr>
+      <w:tr>
+        <w:trPr>
+          <w:jc w:val="center"/>
+        </w:trPr>
+        <w:tc>
+          <w:tcPr>
+            <w:tcW w:w="0" w:type="auto"/>
+            <w:hideMark/>
+          </w:tcPr>
+          <w:p>
+            <w:pPr>
+              <w:spacing w:line="278" w:lineRule="auto"/>
+              <w:jc w:val="center"/>
+              <w:rPr>
+                <w:b/>
+                <w:bCs/>
+              </w:rPr>
+            </w:pPr>
+            <w:r>
+              <w:rPr>
+                <w:b/>
+                <w:bCs/>
+              </w:rPr>
+              <w:t>*.</w:t>
+            </w:r>
+            <w:proofErr w:type="spellStart"/>
+            <w:r>
+              <w:rPr>
+                <w:b/>
+                <w:bCs/>
+              </w:rPr>
+              <w:t>tmp</w:t>
+            </w:r>
+            <w:proofErr w:type="spellEnd"/>
+          </w:p>
+        </w:tc>
+        <w:tc>
+          <w:tcPr>
+            <w:tcW w:w="0" w:type="auto"/>
+            <w:hideMark/>
+          </w:tcPr>
+          <w:p>
+            <w:pPr>
+              <w:spacing w:line="278" w:lineRule="auto"/>
+              <w:jc w:val="center"/>
+            </w:pPr>
+            <w:r>
+              <w:t>Ignore temp files</w:t>
+            </w:r>
+          </w:p>
+        </w:tc>
+      </w:tr>
+    </w:tbl>
+    <w:p>
+      <w:pPr>
+        <w:pBdr>
+          <w:bottom w:val="single" w:sz="6" w:space="1" w:color="auto"/>
+        </w:pBdr>
+        <w:spacing w:after="0"/>
+        <w:jc w:val="center"/>
         <w:rPr>
           <w:b/>
           <w:bCs/>
@@ -4634,12 +5181,22 @@
     <w:p>
       <w:pPr>
         <w:spacing w:after="0"/>
-        <w:jc w:val="center"/>
-        <w:rPr>
-          <w:b/>
-          <w:bCs/>
-        </w:rPr>
-      </w:pPr>
+        <w:rPr>
+          <w:b/>
+          <w:bCs/>
+          <w:sz w:val="36"/>
+          <w:szCs w:val="36"/>
+        </w:rPr>
+      </w:pPr>
+      <w:r>
+        <w:rPr>
+          <w:b/>
+          <w:bCs/>
+          <w:sz w:val="36"/>
+          <w:szCs w:val="36"/>
+        </w:rPr>
+        <w:t>Day: 15</w:t>
+      </w:r>
     </w:p>
     <w:p>
       <w:pPr>

--- a/Git commands.docx
+++ b/Git commands.docx
@@ -5197,6 +5197,306 @@
         </w:rPr>
         <w:t>Day: 15</w:t>
       </w:r>
+    </w:p>
+    <w:p>
+      <w:pPr>
+        <w:spacing w:after="0"/>
+        <w:rPr>
+          <w:b/>
+          <w:bCs/>
+          <w:sz w:val="36"/>
+          <w:szCs w:val="36"/>
+        </w:rPr>
+      </w:pPr>
+      <w:r>
+        <w:rPr>
+          <w:b/>
+          <w:bCs/>
+          <w:sz w:val="36"/>
+          <w:szCs w:val="36"/>
+        </w:rPr>
+        <w:t xml:space="preserve">Pull Requests (PR) </w:t>
+      </w:r>
+      <w:r>
+        <w:rPr>
+          <w:b/>
+          <w:bCs/>
+          <w:sz w:val="36"/>
+          <w:szCs w:val="36"/>
+        </w:rPr>
+        <w:t>-</w:t>
+      </w:r>
+      <w:r>
+        <w:rPr>
+          <w:b/>
+          <w:bCs/>
+          <w:sz w:val="36"/>
+          <w:szCs w:val="36"/>
+        </w:rPr>
+        <w:t xml:space="preserve"> Collaboration Workflow</w:t>
+      </w:r>
+    </w:p>
+    <w:tbl>
+      <w:tblPr>
+        <w:tblStyle w:val="PlainTable1"/>
+        <w:tblW w:w="0" w:type="auto"/>
+        <w:jc w:val="center"/>
+        <w:tblLook w:val="04A0" w:firstRow="1" w:lastRow="0" w:firstColumn="1" w:lastColumn="0" w:noHBand="0" w:noVBand="1"/>
+      </w:tblPr>
+      <w:tblGrid>
+        <w:gridCol w:w="2827"/>
+        <w:gridCol w:w="2619"/>
+      </w:tblGrid>
+      <w:tr>
+        <w:trPr>
+          <w:cnfStyle w:val="100000000000" w:firstRow="1" w:lastRow="0" w:firstColumn="0" w:lastColumn="0" w:oddVBand="0" w:evenVBand="0" w:oddHBand="0" w:evenHBand="0" w:firstRowFirstColumn="0" w:firstRowLastColumn="0" w:lastRowFirstColumn="0" w:lastRowLastColumn="0"/>
+          <w:jc w:val="center"/>
+        </w:trPr>
+        <w:tc>
+          <w:tcPr>
+            <w:cnfStyle w:val="001000000000" w:firstRow="0" w:lastRow="0" w:firstColumn="1" w:lastColumn="0" w:oddVBand="0" w:evenVBand="0" w:oddHBand="0" w:evenHBand="0" w:firstRowFirstColumn="0" w:firstRowLastColumn="0" w:lastRowFirstColumn="0" w:lastRowLastColumn="0"/>
+            <w:tcW w:w="0" w:type="auto"/>
+            <w:hideMark/>
+          </w:tcPr>
+          <w:p>
+            <w:pPr>
+              <w:spacing w:line="278" w:lineRule="auto"/>
+              <w:jc w:val="center"/>
+            </w:pPr>
+            <w:r>
+              <w:t>Command</w:t>
+            </w:r>
+          </w:p>
+        </w:tc>
+        <w:tc>
+          <w:tcPr>
+            <w:tcW w:w="0" w:type="auto"/>
+            <w:hideMark/>
+          </w:tcPr>
+          <w:p>
+            <w:pPr>
+              <w:spacing w:line="278" w:lineRule="auto"/>
+              <w:jc w:val="center"/>
+              <w:cnfStyle w:val="100000000000" w:firstRow="1" w:lastRow="0" w:firstColumn="0" w:lastColumn="0" w:oddVBand="0" w:evenVBand="0" w:oddHBand="0" w:evenHBand="0" w:firstRowFirstColumn="0" w:firstRowLastColumn="0" w:lastRowFirstColumn="0" w:lastRowLastColumn="0"/>
+            </w:pPr>
+            <w:r>
+              <w:t>Purpose</w:t>
+            </w:r>
+          </w:p>
+        </w:tc>
+      </w:tr>
+      <w:tr>
+        <w:trPr>
+          <w:cnfStyle w:val="000000100000" w:firstRow="0" w:lastRow="0" w:firstColumn="0" w:lastColumn="0" w:oddVBand="0" w:evenVBand="0" w:oddHBand="1" w:evenHBand="0" w:firstRowFirstColumn="0" w:firstRowLastColumn="0" w:lastRowFirstColumn="0" w:lastRowLastColumn="0"/>
+          <w:jc w:val="center"/>
+        </w:trPr>
+        <w:tc>
+          <w:tcPr>
+            <w:cnfStyle w:val="001000000000" w:firstRow="0" w:lastRow="0" w:firstColumn="1" w:lastColumn="0" w:oddVBand="0" w:evenVBand="0" w:oddHBand="0" w:evenHBand="0" w:firstRowFirstColumn="0" w:firstRowLastColumn="0" w:lastRowFirstColumn="0" w:lastRowLastColumn="0"/>
+            <w:tcW w:w="0" w:type="auto"/>
+            <w:hideMark/>
+          </w:tcPr>
+          <w:p>
+            <w:pPr>
+              <w:spacing w:line="278" w:lineRule="auto"/>
+              <w:jc w:val="center"/>
+            </w:pPr>
+            <w:r>
+              <w:t>git switch -c branch</w:t>
+            </w:r>
+          </w:p>
+        </w:tc>
+        <w:tc>
+          <w:tcPr>
+            <w:tcW w:w="0" w:type="auto"/>
+            <w:hideMark/>
+          </w:tcPr>
+          <w:p>
+            <w:pPr>
+              <w:spacing w:line="278" w:lineRule="auto"/>
+              <w:jc w:val="center"/>
+              <w:cnfStyle w:val="000000100000" w:firstRow="0" w:lastRow="0" w:firstColumn="0" w:lastColumn="0" w:oddVBand="0" w:evenVBand="0" w:oddHBand="1" w:evenHBand="0" w:firstRowFirstColumn="0" w:firstRowLastColumn="0" w:lastRowFirstColumn="0" w:lastRowLastColumn="0"/>
+            </w:pPr>
+            <w:r>
+              <w:t>Create &amp; switch branch</w:t>
+            </w:r>
+          </w:p>
+        </w:tc>
+      </w:tr>
+      <w:tr>
+        <w:trPr>
+          <w:jc w:val="center"/>
+        </w:trPr>
+        <w:tc>
+          <w:tcPr>
+            <w:cnfStyle w:val="001000000000" w:firstRow="0" w:lastRow="0" w:firstColumn="1" w:lastColumn="0" w:oddVBand="0" w:evenVBand="0" w:oddHBand="0" w:evenHBand="0" w:firstRowFirstColumn="0" w:firstRowLastColumn="0" w:lastRowFirstColumn="0" w:lastRowLastColumn="0"/>
+            <w:tcW w:w="0" w:type="auto"/>
+            <w:hideMark/>
+          </w:tcPr>
+          <w:p>
+            <w:pPr>
+              <w:spacing w:line="278" w:lineRule="auto"/>
+              <w:jc w:val="center"/>
+            </w:pPr>
+            <w:r>
+              <w:t>git push -u origin branch</w:t>
+            </w:r>
+          </w:p>
+        </w:tc>
+        <w:tc>
+          <w:tcPr>
+            <w:tcW w:w="0" w:type="auto"/>
+            <w:hideMark/>
+          </w:tcPr>
+          <w:p>
+            <w:pPr>
+              <w:spacing w:line="278" w:lineRule="auto"/>
+              <w:jc w:val="center"/>
+              <w:cnfStyle w:val="000000000000" w:firstRow="0" w:lastRow="0" w:firstColumn="0" w:lastColumn="0" w:oddVBand="0" w:evenVBand="0" w:oddHBand="0" w:evenHBand="0" w:firstRowFirstColumn="0" w:firstRowLastColumn="0" w:lastRowFirstColumn="0" w:lastRowLastColumn="0"/>
+            </w:pPr>
+            <w:r>
+              <w:t>Push branch</w:t>
+            </w:r>
+          </w:p>
+        </w:tc>
+      </w:tr>
+      <w:tr>
+        <w:trPr>
+          <w:cnfStyle w:val="000000100000" w:firstRow="0" w:lastRow="0" w:firstColumn="0" w:lastColumn="0" w:oddVBand="0" w:evenVBand="0" w:oddHBand="1" w:evenHBand="0" w:firstRowFirstColumn="0" w:firstRowLastColumn="0" w:lastRowFirstColumn="0" w:lastRowLastColumn="0"/>
+          <w:jc w:val="center"/>
+        </w:trPr>
+        <w:tc>
+          <w:tcPr>
+            <w:cnfStyle w:val="001000000000" w:firstRow="0" w:lastRow="0" w:firstColumn="1" w:lastColumn="0" w:oddVBand="0" w:evenVBand="0" w:oddHBand="0" w:evenHBand="0" w:firstRowFirstColumn="0" w:firstRowLastColumn="0" w:lastRowFirstColumn="0" w:lastRowLastColumn="0"/>
+            <w:tcW w:w="0" w:type="auto"/>
+            <w:hideMark/>
+          </w:tcPr>
+          <w:p>
+            <w:pPr>
+              <w:spacing w:line="278" w:lineRule="auto"/>
+              <w:jc w:val="center"/>
+            </w:pPr>
+            <w:r>
+              <w:t>git pull</w:t>
+            </w:r>
+          </w:p>
+        </w:tc>
+        <w:tc>
+          <w:tcPr>
+            <w:tcW w:w="0" w:type="auto"/>
+            <w:hideMark/>
+          </w:tcPr>
+          <w:p>
+            <w:pPr>
+              <w:spacing w:line="278" w:lineRule="auto"/>
+              <w:jc w:val="center"/>
+              <w:cnfStyle w:val="000000100000" w:firstRow="0" w:lastRow="0" w:firstColumn="0" w:lastColumn="0" w:oddVBand="0" w:evenVBand="0" w:oddHBand="1" w:evenHBand="0" w:firstRowFirstColumn="0" w:firstRowLastColumn="0" w:lastRowFirstColumn="0" w:lastRowLastColumn="0"/>
+            </w:pPr>
+            <w:r>
+              <w:t>Sync latest changes</w:t>
+            </w:r>
+          </w:p>
+        </w:tc>
+      </w:tr>
+      <w:tr>
+        <w:trPr>
+          <w:jc w:val="center"/>
+        </w:trPr>
+        <w:tc>
+          <w:tcPr>
+            <w:cnfStyle w:val="001000000000" w:firstRow="0" w:lastRow="0" w:firstColumn="1" w:lastColumn="0" w:oddVBand="0" w:evenVBand="0" w:oddHBand="0" w:evenHBand="0" w:firstRowFirstColumn="0" w:firstRowLastColumn="0" w:lastRowFirstColumn="0" w:lastRowLastColumn="0"/>
+            <w:tcW w:w="0" w:type="auto"/>
+            <w:hideMark/>
+          </w:tcPr>
+          <w:p>
+            <w:pPr>
+              <w:spacing w:line="278" w:lineRule="auto"/>
+              <w:jc w:val="center"/>
+            </w:pPr>
+            <w:r>
+              <w:t>PR (GitHub UI)</w:t>
+            </w:r>
+          </w:p>
+        </w:tc>
+        <w:tc>
+          <w:tcPr>
+            <w:tcW w:w="0" w:type="auto"/>
+            <w:hideMark/>
+          </w:tcPr>
+          <w:p>
+            <w:pPr>
+              <w:spacing w:line="278" w:lineRule="auto"/>
+              <w:jc w:val="center"/>
+              <w:cnfStyle w:val="000000000000" w:firstRow="0" w:lastRow="0" w:firstColumn="0" w:lastColumn="0" w:oddVBand="0" w:evenVBand="0" w:oddHBand="0" w:evenHBand="0" w:firstRowFirstColumn="0" w:firstRowLastColumn="0" w:lastRowFirstColumn="0" w:lastRowLastColumn="0"/>
+            </w:pPr>
+            <w:r>
+              <w:t>Request merge</w:t>
+            </w:r>
+          </w:p>
+        </w:tc>
+      </w:tr>
+    </w:tbl>
+    <w:p>
+      <w:pPr>
+        <w:pBdr>
+          <w:bottom w:val="single" w:sz="6" w:space="1" w:color="auto"/>
+        </w:pBdr>
+        <w:spacing w:after="0"/>
+      </w:pPr>
+      <w:r>
+        <w:rPr>
+          <w:b/>
+          <w:bCs/>
+        </w:rPr>
+        <w:lastRenderedPageBreak/>
+        <w:t>Workflow:</w:t>
+      </w:r>
+      <w:r>
+        <w:rPr>
+          <w:b/>
+          <w:bCs/>
+        </w:rPr>
+        <w:br/>
+      </w:r>
+      <w:r>
+        <w:t>Create Branch → Make Changes → Push → Open PR → Review → Merge → Delete Branch</w:t>
+      </w:r>
+    </w:p>
+    <w:p>
+      <w:pPr>
+        <w:spacing w:after="0"/>
+      </w:pPr>
+    </w:p>
+    <w:p>
+      <w:pPr>
+        <w:spacing w:after="0"/>
+        <w:rPr>
+          <w:b/>
+          <w:bCs/>
+          <w:sz w:val="36"/>
+          <w:szCs w:val="36"/>
+        </w:rPr>
+      </w:pPr>
+      <w:r>
+        <w:rPr>
+          <w:b/>
+          <w:bCs/>
+          <w:sz w:val="36"/>
+          <w:szCs w:val="36"/>
+        </w:rPr>
+        <w:t>Day: 16</w:t>
+      </w:r>
+    </w:p>
+    <w:p>
+      <w:pPr>
+        <w:spacing w:after="0"/>
+        <w:rPr>
+          <w:b/>
+          <w:bCs/>
+          <w:sz w:val="36"/>
+          <w:szCs w:val="36"/>
+        </w:rPr>
+      </w:pPr>
     </w:p>
     <w:p>
       <w:pPr>

--- a/Git commands.docx
+++ b/Git commands.docx
@@ -375,12 +375,10 @@
       <w:r>
         <w:t xml:space="preserve">git config --global </w:t>
       </w:r>
-      <w:proofErr w:type="spellStart"/>
       <w:proofErr w:type="gramStart"/>
       <w:r>
         <w:t>user.email</w:t>
       </w:r>
-      <w:proofErr w:type="spellEnd"/>
       <w:proofErr w:type="gramEnd"/>
       <w:r>
         <w:t xml:space="preserve"> </w:t>
@@ -874,13 +872,8 @@
               <w:spacing w:line="278" w:lineRule="auto"/>
             </w:pPr>
             <w:r>
-              <w:t>git log --</w:t>
-            </w:r>
-            <w:proofErr w:type="spellStart"/>
-            <w:r>
-              <w:t>oneline</w:t>
-            </w:r>
-            <w:proofErr w:type="spellEnd"/>
+              <w:t>git log --oneline</w:t>
+            </w:r>
           </w:p>
         </w:tc>
         <w:tc>
@@ -2392,13 +2385,8 @@
               <w:cnfStyle w:val="000000000000" w:firstRow="0" w:lastRow="0" w:firstColumn="0" w:lastColumn="0" w:oddVBand="0" w:evenVBand="0" w:oddHBand="0" w:evenHBand="0" w:firstRowFirstColumn="0" w:firstRowLastColumn="0" w:lastRowFirstColumn="0" w:lastRowLastColumn="0"/>
             </w:pPr>
             <w:r>
-              <w:t xml:space="preserve">Undo last commit, keep changes but </w:t>
-            </w:r>
-            <w:proofErr w:type="spellStart"/>
-            <w:r>
-              <w:t>unstaged</w:t>
-            </w:r>
-            <w:proofErr w:type="spellEnd"/>
+              <w:t>Undo last commit, keep changes but unstaged</w:t>
+            </w:r>
           </w:p>
         </w:tc>
       </w:tr>
@@ -2499,13 +2487,8 @@
               <w:jc w:val="center"/>
             </w:pPr>
             <w:r>
-              <w:t>git log --</w:t>
-            </w:r>
-            <w:proofErr w:type="spellStart"/>
-            <w:r>
-              <w:t>oneline</w:t>
-            </w:r>
-            <w:proofErr w:type="spellEnd"/>
+              <w:t>git log --oneline</w:t>
+            </w:r>
           </w:p>
         </w:tc>
         <w:tc>
@@ -3039,21 +3022,8 @@
             </w:r>
             <w:proofErr w:type="gramEnd"/>
             <w:r>
-              <w:t xml:space="preserve"> rebase -</w:t>
-            </w:r>
-            <w:proofErr w:type="spellStart"/>
-            <w:r>
-              <w:t>i</w:t>
-            </w:r>
-            <w:proofErr w:type="spellEnd"/>
-            <w:r>
-              <w:t xml:space="preserve"> </w:t>
-            </w:r>
-            <w:proofErr w:type="spellStart"/>
-            <w:r>
-              <w:t>HEAD~n</w:t>
-            </w:r>
-            <w:proofErr w:type="spellEnd"/>
+              <w:t xml:space="preserve"> rebase -i HEAD~n</w:t>
+            </w:r>
           </w:p>
         </w:tc>
         <w:tc>
@@ -3164,13 +3134,8 @@
               <w:jc w:val="center"/>
             </w:pPr>
             <w:r>
-              <w:t>git log --</w:t>
-            </w:r>
-            <w:proofErr w:type="spellStart"/>
-            <w:r>
-              <w:t>oneline</w:t>
-            </w:r>
-            <w:proofErr w:type="spellEnd"/>
+              <w:t>git log --oneline</w:t>
+            </w:r>
           </w:p>
         </w:tc>
         <w:tc>
@@ -3603,13 +3568,8 @@
               <w:jc w:val="center"/>
             </w:pPr>
             <w:r>
-              <w:t>git log --</w:t>
-            </w:r>
-            <w:proofErr w:type="spellStart"/>
-            <w:r>
-              <w:t>oneline</w:t>
-            </w:r>
-            <w:proofErr w:type="spellEnd"/>
+              <w:t>git log --oneline</w:t>
+            </w:r>
           </w:p>
         </w:tc>
         <w:tc>
@@ -3871,13 +3831,8 @@
               <w:jc w:val="center"/>
             </w:pPr>
             <w:r>
-              <w:t xml:space="preserve">git show </w:t>
-            </w:r>
-            <w:proofErr w:type="spellStart"/>
-            <w:r>
-              <w:t>tagname</w:t>
-            </w:r>
-            <w:proofErr w:type="spellEnd"/>
+              <w:t>git show tagname</w:t>
+            </w:r>
           </w:p>
         </w:tc>
         <w:tc>
@@ -3914,13 +3869,8 @@
               <w:jc w:val="center"/>
             </w:pPr>
             <w:r>
-              <w:t xml:space="preserve">git push origin </w:t>
-            </w:r>
-            <w:proofErr w:type="spellStart"/>
-            <w:r>
-              <w:t>tagname</w:t>
-            </w:r>
-            <w:proofErr w:type="spellEnd"/>
+              <w:t>git push origin tagname</w:t>
+            </w:r>
           </w:p>
         </w:tc>
         <w:tc>
@@ -3994,13 +3944,8 @@
               <w:jc w:val="center"/>
             </w:pPr>
             <w:r>
-              <w:t xml:space="preserve">git tag -d </w:t>
-            </w:r>
-            <w:proofErr w:type="spellStart"/>
-            <w:r>
-              <w:t>tagname</w:t>
-            </w:r>
-            <w:proofErr w:type="spellEnd"/>
+              <w:t>git tag -d tagname</w:t>
+            </w:r>
           </w:p>
         </w:tc>
         <w:tc>
@@ -4081,27 +4026,7 @@
           <w:sz w:val="36"/>
           <w:szCs w:val="36"/>
         </w:rPr>
-        <w:t xml:space="preserve">git </w:t>
-      </w:r>
-      <w:proofErr w:type="spellStart"/>
-      <w:r>
-        <w:rPr>
-          <w:b/>
-          <w:bCs/>
-          <w:sz w:val="36"/>
-          <w:szCs w:val="36"/>
-        </w:rPr>
-        <w:t>reflog</w:t>
-      </w:r>
-      <w:proofErr w:type="spellEnd"/>
-      <w:r>
-        <w:rPr>
-          <w:b/>
-          <w:bCs/>
-          <w:sz w:val="36"/>
-          <w:szCs w:val="36"/>
-        </w:rPr>
-        <w:t xml:space="preserve"> (Recover Lost Commits)</w:t>
+        <w:t>git reflog (Recover Lost Commits)</w:t>
       </w:r>
     </w:p>
     <w:tbl>
@@ -4170,13 +4095,8 @@
               <w:jc w:val="center"/>
             </w:pPr>
             <w:r>
-              <w:t xml:space="preserve">git </w:t>
-            </w:r>
-            <w:proofErr w:type="spellStart"/>
-            <w:r>
-              <w:t>reflog</w:t>
-            </w:r>
-            <w:proofErr w:type="spellEnd"/>
+              <w:t>git reflog</w:t>
+            </w:r>
           </w:p>
         </w:tc>
         <w:tc>
@@ -4479,7 +4399,6 @@
               </w:rPr>
               <w:t xml:space="preserve">git config --global </w:t>
             </w:r>
-            <w:proofErr w:type="spellStart"/>
             <w:proofErr w:type="gramStart"/>
             <w:r>
               <w:rPr>
@@ -4488,30 +4407,13 @@
               </w:rPr>
               <w:t>alias.lg</w:t>
             </w:r>
-            <w:proofErr w:type="spellEnd"/>
             <w:proofErr w:type="gramEnd"/>
             <w:r>
               <w:rPr>
                 <w:b/>
                 <w:bCs/>
               </w:rPr>
-              <w:t xml:space="preserve"> "log --</w:t>
-            </w:r>
-            <w:proofErr w:type="spellStart"/>
-            <w:r>
-              <w:rPr>
-                <w:b/>
-                <w:bCs/>
-              </w:rPr>
-              <w:t>oneline</w:t>
-            </w:r>
-            <w:proofErr w:type="spellEnd"/>
-            <w:r>
-              <w:rPr>
-                <w:b/>
-                <w:bCs/>
-              </w:rPr>
-              <w:t>"</w:t>
+              <w:t xml:space="preserve"> "log --oneline"</w:t>
             </w:r>
           </w:p>
         </w:tc>
@@ -4672,19 +4574,8 @@
           <w:sz w:val="36"/>
           <w:szCs w:val="36"/>
         </w:rPr>
-        <w:t>.</w:t>
-      </w:r>
-      <w:proofErr w:type="spellStart"/>
-      <w:r>
-        <w:rPr>
-          <w:b/>
-          <w:bCs/>
-          <w:sz w:val="36"/>
-          <w:szCs w:val="36"/>
-        </w:rPr>
-        <w:t>gitignore</w:t>
-      </w:r>
-      <w:proofErr w:type="spellEnd"/>
+        <w:t>.gitignore</w:t>
+      </w:r>
       <w:proofErr w:type="gramEnd"/>
       <w:r>
         <w:rPr>
@@ -4779,17 +4670,8 @@
                 <w:b/>
                 <w:bCs/>
               </w:rPr>
-              <w:t>.</w:t>
-            </w:r>
-            <w:proofErr w:type="spellStart"/>
-            <w:r>
-              <w:rPr>
-                <w:b/>
-                <w:bCs/>
-              </w:rPr>
-              <w:t>gitignore</w:t>
-            </w:r>
-            <w:proofErr w:type="spellEnd"/>
+              <w:t>.gitignore</w:t>
+            </w:r>
             <w:proofErr w:type="gramEnd"/>
           </w:p>
         </w:tc>
@@ -5023,21 +4905,12 @@
                 <w:bCs/>
               </w:rPr>
             </w:pPr>
-            <w:proofErr w:type="spellStart"/>
             <w:r>
               <w:rPr>
                 <w:b/>
                 <w:bCs/>
               </w:rPr>
-              <w:t>node_modules</w:t>
-            </w:r>
-            <w:proofErr w:type="spellEnd"/>
-            <w:r>
-              <w:rPr>
-                <w:b/>
-                <w:bCs/>
-              </w:rPr>
-              <w:t>/</w:t>
+              <w:t>node_modules/</w:t>
             </w:r>
           </w:p>
         </w:tc>
@@ -5125,17 +4998,8 @@
                 <w:b/>
                 <w:bCs/>
               </w:rPr>
-              <w:t>*.</w:t>
-            </w:r>
-            <w:proofErr w:type="spellStart"/>
-            <w:r>
-              <w:rPr>
-                <w:b/>
-                <w:bCs/>
-              </w:rPr>
-              <w:t>tmp</w:t>
-            </w:r>
-            <w:proofErr w:type="spellEnd"/>
+              <w:t>*.tmp</w:t>
+            </w:r>
           </w:p>
         </w:tc>
         <w:tc>
@@ -5497,6 +5361,429 @@
           <w:szCs w:val="36"/>
         </w:rPr>
       </w:pPr>
+      <w:r>
+        <w:rPr>
+          <w:b/>
+          <w:bCs/>
+          <w:sz w:val="36"/>
+          <w:szCs w:val="36"/>
+        </w:rPr>
+        <w:t>Forking (Working with External Repositories)</w:t>
+      </w:r>
+    </w:p>
+    <w:p>
+      <w:pPr>
+        <w:spacing w:after="0"/>
+        <w:rPr>
+          <w:b/>
+          <w:bCs/>
+        </w:rPr>
+      </w:pPr>
+    </w:p>
+    <w:p>
+      <w:pPr>
+        <w:spacing w:after="0"/>
+        <w:rPr>
+          <w:b/>
+          <w:bCs/>
+        </w:rPr>
+      </w:pPr>
+      <w:r>
+        <w:rPr>
+          <w:b/>
+          <w:bCs/>
+        </w:rPr>
+        <w:t>A fork is:</w:t>
+      </w:r>
+    </w:p>
+    <w:p>
+      <w:pPr>
+        <w:spacing w:after="0"/>
+      </w:pPr>
+      <w:r>
+        <w:t>Your personal copy of someone else’s repository on GitHub.</w:t>
+      </w:r>
+    </w:p>
+    <w:p>
+      <w:pPr>
+        <w:spacing w:after="0"/>
+        <w:rPr>
+          <w:b/>
+          <w:bCs/>
+        </w:rPr>
+      </w:pPr>
+    </w:p>
+    <w:p>
+      <w:pPr>
+        <w:spacing w:after="0"/>
+        <w:rPr>
+          <w:b/>
+          <w:bCs/>
+        </w:rPr>
+      </w:pPr>
+      <w:r>
+        <w:rPr>
+          <w:b/>
+          <w:bCs/>
+        </w:rPr>
+        <w:t>Key idea:</w:t>
+      </w:r>
+    </w:p>
+    <w:p>
+      <w:pPr>
+        <w:spacing w:after="0"/>
+        <w:rPr>
+          <w:b/>
+          <w:bCs/>
+        </w:rPr>
+      </w:pPr>
+      <w:r>
+        <w:t>Original repo</w:t>
+      </w:r>
+      <w:r>
+        <w:rPr>
+          <w:b/>
+          <w:bCs/>
+        </w:rPr>
+        <w:t xml:space="preserve"> = upstream</w:t>
+      </w:r>
+    </w:p>
+    <w:p>
+      <w:pPr>
+        <w:spacing w:after="0"/>
+        <w:rPr>
+          <w:b/>
+          <w:bCs/>
+        </w:rPr>
+      </w:pPr>
+      <w:r>
+        <w:t>Your copy</w:t>
+      </w:r>
+      <w:r>
+        <w:rPr>
+          <w:b/>
+          <w:bCs/>
+        </w:rPr>
+        <w:t xml:space="preserve"> = fork</w:t>
+      </w:r>
+    </w:p>
+    <w:p>
+      <w:pPr>
+        <w:spacing w:after="0"/>
+        <w:rPr>
+          <w:b/>
+          <w:bCs/>
+        </w:rPr>
+      </w:pPr>
+    </w:p>
+    <w:p>
+      <w:pPr>
+        <w:spacing w:after="0"/>
+        <w:rPr>
+          <w:b/>
+          <w:bCs/>
+        </w:rPr>
+      </w:pPr>
+      <w:r>
+        <w:rPr>
+          <w:b/>
+          <w:bCs/>
+        </w:rPr>
+        <w:t>Fork Workflow</w:t>
+      </w:r>
+      <w:r>
+        <w:rPr>
+          <w:b/>
+          <w:bCs/>
+        </w:rPr>
+        <w:t>:</w:t>
+      </w:r>
+    </w:p>
+    <w:p>
+      <w:pPr>
+        <w:spacing w:after="0"/>
+      </w:pPr>
+      <w:r>
+        <w:t>Original Repo → Fork → Clone → Create Branch → Make Changes → Push → PR to Original Repo</w:t>
+      </w:r>
+    </w:p>
+    <w:p>
+      <w:pPr>
+        <w:spacing w:after="0"/>
+      </w:pPr>
+    </w:p>
+    <w:tbl>
+      <w:tblPr>
+        <w:tblStyle w:val="PlainTable1"/>
+        <w:tblW w:w="0" w:type="auto"/>
+        <w:jc w:val="center"/>
+        <w:tblLook w:val="04A0" w:firstRow="1" w:lastRow="0" w:firstColumn="1" w:lastColumn="0" w:noHBand="0" w:noVBand="1"/>
+      </w:tblPr>
+      <w:tblGrid>
+        <w:gridCol w:w="2963"/>
+        <w:gridCol w:w="2146"/>
+      </w:tblGrid>
+      <w:tr>
+        <w:trPr>
+          <w:cnfStyle w:val="100000000000" w:firstRow="1" w:lastRow="0" w:firstColumn="0" w:lastColumn="0" w:oddVBand="0" w:evenVBand="0" w:oddHBand="0" w:evenHBand="0" w:firstRowFirstColumn="0" w:firstRowLastColumn="0" w:lastRowFirstColumn="0" w:lastRowLastColumn="0"/>
+          <w:jc w:val="center"/>
+        </w:trPr>
+        <w:tc>
+          <w:tcPr>
+            <w:cnfStyle w:val="001000000000" w:firstRow="0" w:lastRow="0" w:firstColumn="1" w:lastColumn="0" w:oddVBand="0" w:evenVBand="0" w:oddHBand="0" w:evenHBand="0" w:firstRowFirstColumn="0" w:firstRowLastColumn="0" w:lastRowFirstColumn="0" w:lastRowLastColumn="0"/>
+            <w:tcW w:w="0" w:type="auto"/>
+            <w:hideMark/>
+          </w:tcPr>
+          <w:p>
+            <w:pPr>
+              <w:spacing w:line="278" w:lineRule="auto"/>
+            </w:pPr>
+            <w:r>
+              <w:t>Command</w:t>
+            </w:r>
+          </w:p>
+        </w:tc>
+        <w:tc>
+          <w:tcPr>
+            <w:tcW w:w="0" w:type="auto"/>
+            <w:hideMark/>
+          </w:tcPr>
+          <w:p>
+            <w:pPr>
+              <w:spacing w:line="278" w:lineRule="auto"/>
+              <w:cnfStyle w:val="100000000000" w:firstRow="1" w:lastRow="0" w:firstColumn="0" w:lastColumn="0" w:oddVBand="0" w:evenVBand="0" w:oddHBand="0" w:evenHBand="0" w:firstRowFirstColumn="0" w:firstRowLastColumn="0" w:lastRowFirstColumn="0" w:lastRowLastColumn="0"/>
+            </w:pPr>
+            <w:r>
+              <w:t>Purpose</w:t>
+            </w:r>
+          </w:p>
+        </w:tc>
+      </w:tr>
+      <w:tr>
+        <w:trPr>
+          <w:cnfStyle w:val="000000100000" w:firstRow="0" w:lastRow="0" w:firstColumn="0" w:lastColumn="0" w:oddVBand="0" w:evenVBand="0" w:oddHBand="1" w:evenHBand="0" w:firstRowFirstColumn="0" w:firstRowLastColumn="0" w:lastRowFirstColumn="0" w:lastRowLastColumn="0"/>
+          <w:jc w:val="center"/>
+        </w:trPr>
+        <w:tc>
+          <w:tcPr>
+            <w:cnfStyle w:val="001000000000" w:firstRow="0" w:lastRow="0" w:firstColumn="1" w:lastColumn="0" w:oddVBand="0" w:evenVBand="0" w:oddHBand="0" w:evenHBand="0" w:firstRowFirstColumn="0" w:firstRowLastColumn="0" w:lastRowFirstColumn="0" w:lastRowLastColumn="0"/>
+            <w:tcW w:w="0" w:type="auto"/>
+            <w:hideMark/>
+          </w:tcPr>
+          <w:p>
+            <w:pPr>
+              <w:spacing w:line="278" w:lineRule="auto"/>
+            </w:pPr>
+            <w:r>
+              <w:t>git clone</w:t>
+            </w:r>
+          </w:p>
+        </w:tc>
+        <w:tc>
+          <w:tcPr>
+            <w:tcW w:w="0" w:type="auto"/>
+            <w:hideMark/>
+          </w:tcPr>
+          <w:p>
+            <w:pPr>
+              <w:spacing w:line="278" w:lineRule="auto"/>
+              <w:cnfStyle w:val="000000100000" w:firstRow="0" w:lastRow="0" w:firstColumn="0" w:lastColumn="0" w:oddVBand="0" w:evenVBand="0" w:oddHBand="1" w:evenHBand="0" w:firstRowFirstColumn="0" w:firstRowLastColumn="0" w:lastRowFirstColumn="0" w:lastRowLastColumn="0"/>
+            </w:pPr>
+            <w:r>
+              <w:t>Copy repo locally</w:t>
+            </w:r>
+          </w:p>
+        </w:tc>
+      </w:tr>
+      <w:tr>
+        <w:trPr>
+          <w:jc w:val="center"/>
+        </w:trPr>
+        <w:tc>
+          <w:tcPr>
+            <w:cnfStyle w:val="001000000000" w:firstRow="0" w:lastRow="0" w:firstColumn="1" w:lastColumn="0" w:oddVBand="0" w:evenVBand="0" w:oddHBand="0" w:evenHBand="0" w:firstRowFirstColumn="0" w:firstRowLastColumn="0" w:lastRowFirstColumn="0" w:lastRowLastColumn="0"/>
+            <w:tcW w:w="0" w:type="auto"/>
+            <w:hideMark/>
+          </w:tcPr>
+          <w:p>
+            <w:pPr>
+              <w:spacing w:line="278" w:lineRule="auto"/>
+            </w:pPr>
+            <w:r>
+              <w:t>git remote add upstream</w:t>
+            </w:r>
+          </w:p>
+        </w:tc>
+        <w:tc>
+          <w:tcPr>
+            <w:tcW w:w="0" w:type="auto"/>
+            <w:hideMark/>
+          </w:tcPr>
+          <w:p>
+            <w:pPr>
+              <w:spacing w:line="278" w:lineRule="auto"/>
+              <w:cnfStyle w:val="000000000000" w:firstRow="0" w:lastRow="0" w:firstColumn="0" w:lastColumn="0" w:oddVBand="0" w:evenVBand="0" w:oddHBand="0" w:evenHBand="0" w:firstRowFirstColumn="0" w:firstRowLastColumn="0" w:lastRowFirstColumn="0" w:lastRowLastColumn="0"/>
+            </w:pPr>
+            <w:r>
+              <w:t>Link original repo</w:t>
+            </w:r>
+          </w:p>
+        </w:tc>
+      </w:tr>
+      <w:tr>
+        <w:trPr>
+          <w:cnfStyle w:val="000000100000" w:firstRow="0" w:lastRow="0" w:firstColumn="0" w:lastColumn="0" w:oddVBand="0" w:evenVBand="0" w:oddHBand="1" w:evenHBand="0" w:firstRowFirstColumn="0" w:firstRowLastColumn="0" w:lastRowFirstColumn="0" w:lastRowLastColumn="0"/>
+          <w:jc w:val="center"/>
+        </w:trPr>
+        <w:tc>
+          <w:tcPr>
+            <w:cnfStyle w:val="001000000000" w:firstRow="0" w:lastRow="0" w:firstColumn="1" w:lastColumn="0" w:oddVBand="0" w:evenVBand="0" w:oddHBand="0" w:evenHBand="0" w:firstRowFirstColumn="0" w:firstRowLastColumn="0" w:lastRowFirstColumn="0" w:lastRowLastColumn="0"/>
+            <w:tcW w:w="0" w:type="auto"/>
+            <w:hideMark/>
+          </w:tcPr>
+          <w:p>
+            <w:pPr>
+              <w:spacing w:line="278" w:lineRule="auto"/>
+            </w:pPr>
+            <w:r>
+              <w:t xml:space="preserve">git </w:t>
+            </w:r>
+            <w:proofErr w:type="gramStart"/>
+            <w:r>
+              <w:t>remote -v</w:t>
+            </w:r>
+            <w:proofErr w:type="gramEnd"/>
+          </w:p>
+        </w:tc>
+        <w:tc>
+          <w:tcPr>
+            <w:tcW w:w="0" w:type="auto"/>
+            <w:hideMark/>
+          </w:tcPr>
+          <w:p>
+            <w:pPr>
+              <w:spacing w:line="278" w:lineRule="auto"/>
+              <w:cnfStyle w:val="000000100000" w:firstRow="0" w:lastRow="0" w:firstColumn="0" w:lastColumn="0" w:oddVBand="0" w:evenVBand="0" w:oddHBand="1" w:evenHBand="0" w:firstRowFirstColumn="0" w:firstRowLastColumn="0" w:lastRowFirstColumn="0" w:lastRowLastColumn="0"/>
+            </w:pPr>
+            <w:r>
+              <w:t>View remotes</w:t>
+            </w:r>
+          </w:p>
+        </w:tc>
+      </w:tr>
+      <w:tr>
+        <w:trPr>
+          <w:jc w:val="center"/>
+        </w:trPr>
+        <w:tc>
+          <w:tcPr>
+            <w:cnfStyle w:val="001000000000" w:firstRow="0" w:lastRow="0" w:firstColumn="1" w:lastColumn="0" w:oddVBand="0" w:evenVBand="0" w:oddHBand="0" w:evenHBand="0" w:firstRowFirstColumn="0" w:firstRowLastColumn="0" w:lastRowFirstColumn="0" w:lastRowLastColumn="0"/>
+            <w:tcW w:w="0" w:type="auto"/>
+            <w:hideMark/>
+          </w:tcPr>
+          <w:p>
+            <w:pPr>
+              <w:spacing w:line="278" w:lineRule="auto"/>
+            </w:pPr>
+            <w:r>
+              <w:t>git fetch upstream</w:t>
+            </w:r>
+          </w:p>
+        </w:tc>
+        <w:tc>
+          <w:tcPr>
+            <w:tcW w:w="0" w:type="auto"/>
+            <w:hideMark/>
+          </w:tcPr>
+          <w:p>
+            <w:pPr>
+              <w:spacing w:line="278" w:lineRule="auto"/>
+              <w:cnfStyle w:val="000000000000" w:firstRow="0" w:lastRow="0" w:firstColumn="0" w:lastColumn="0" w:oddVBand="0" w:evenVBand="0" w:oddHBand="0" w:evenHBand="0" w:firstRowFirstColumn="0" w:firstRowLastColumn="0" w:lastRowFirstColumn="0" w:lastRowLastColumn="0"/>
+            </w:pPr>
+            <w:r>
+              <w:t>Get latest changes</w:t>
+            </w:r>
+          </w:p>
+        </w:tc>
+      </w:tr>
+      <w:tr>
+        <w:trPr>
+          <w:cnfStyle w:val="000000100000" w:firstRow="0" w:lastRow="0" w:firstColumn="0" w:lastColumn="0" w:oddVBand="0" w:evenVBand="0" w:oddHBand="1" w:evenHBand="0" w:firstRowFirstColumn="0" w:firstRowLastColumn="0" w:lastRowFirstColumn="0" w:lastRowLastColumn="0"/>
+          <w:jc w:val="center"/>
+        </w:trPr>
+        <w:tc>
+          <w:tcPr>
+            <w:cnfStyle w:val="001000000000" w:firstRow="0" w:lastRow="0" w:firstColumn="1" w:lastColumn="0" w:oddVBand="0" w:evenVBand="0" w:oddHBand="0" w:evenHBand="0" w:firstRowFirstColumn="0" w:firstRowLastColumn="0" w:lastRowFirstColumn="0" w:lastRowLastColumn="0"/>
+            <w:tcW w:w="0" w:type="auto"/>
+            <w:hideMark/>
+          </w:tcPr>
+          <w:p>
+            <w:pPr>
+              <w:spacing w:line="278" w:lineRule="auto"/>
+            </w:pPr>
+            <w:r>
+              <w:t>git merge upstream/main</w:t>
+            </w:r>
+          </w:p>
+        </w:tc>
+        <w:tc>
+          <w:tcPr>
+            <w:tcW w:w="0" w:type="auto"/>
+            <w:hideMark/>
+          </w:tcPr>
+          <w:p>
+            <w:pPr>
+              <w:spacing w:line="278" w:lineRule="auto"/>
+              <w:cnfStyle w:val="000000100000" w:firstRow="0" w:lastRow="0" w:firstColumn="0" w:lastColumn="0" w:oddVBand="0" w:evenVBand="0" w:oddHBand="1" w:evenHBand="0" w:firstRowFirstColumn="0" w:firstRowLastColumn="0" w:lastRowFirstColumn="0" w:lastRowLastColumn="0"/>
+            </w:pPr>
+            <w:r>
+              <w:t>Sync with original</w:t>
+            </w:r>
+          </w:p>
+        </w:tc>
+      </w:tr>
+    </w:tbl>
+    <w:p>
+      <w:pPr>
+        <w:pBdr>
+          <w:bottom w:val="single" w:sz="6" w:space="1" w:color="auto"/>
+        </w:pBdr>
+        <w:spacing w:after="0"/>
+      </w:pPr>
+    </w:p>
+    <w:p>
+      <w:pPr>
+        <w:spacing w:after="0"/>
+      </w:pPr>
+    </w:p>
+    <w:p>
+      <w:pPr>
+        <w:spacing w:after="0"/>
+        <w:rPr>
+          <w:b/>
+          <w:bCs/>
+          <w:sz w:val="36"/>
+          <w:szCs w:val="36"/>
+        </w:rPr>
+      </w:pPr>
+      <w:r>
+        <w:rPr>
+          <w:b/>
+          <w:bCs/>
+          <w:sz w:val="36"/>
+          <w:szCs w:val="36"/>
+        </w:rPr>
+        <w:t>Day: 1</w:t>
+      </w:r>
+      <w:r>
+        <w:rPr>
+          <w:b/>
+          <w:bCs/>
+          <w:sz w:val="36"/>
+          <w:szCs w:val="36"/>
+        </w:rPr>
+        <w:t>7</w:t>
+      </w:r>
     </w:p>
     <w:p>
       <w:pPr>

--- a/Git commands.docx
+++ b/Git commands.docx
@@ -373,15 +373,7 @@
         <w:spacing w:after="0"/>
       </w:pPr>
       <w:r>
-        <w:t xml:space="preserve">git config --global </w:t>
-      </w:r>
-      <w:proofErr w:type="gramStart"/>
-      <w:r>
-        <w:t>user.email</w:t>
-      </w:r>
-      <w:proofErr w:type="gramEnd"/>
-      <w:r>
-        <w:t xml:space="preserve"> </w:t>
+        <w:t xml:space="preserve">git config --global user.email </w:t>
       </w:r>
       <w:r>
         <w:t>“</w:t>
@@ -594,13 +586,8 @@
               <w:spacing w:line="278" w:lineRule="auto"/>
             </w:pPr>
             <w:r>
-              <w:t xml:space="preserve">git </w:t>
-            </w:r>
-            <w:proofErr w:type="gramStart"/>
-            <w:r>
-              <w:t>add .</w:t>
-            </w:r>
-            <w:proofErr w:type="gramEnd"/>
+              <w:t>git add .</w:t>
+            </w:r>
           </w:p>
         </w:tc>
         <w:tc>
@@ -2056,15 +2043,7 @@
               <w:spacing w:line="278" w:lineRule="auto"/>
             </w:pPr>
             <w:r>
-              <w:t xml:space="preserve">git </w:t>
-            </w:r>
-            <w:proofErr w:type="gramStart"/>
-            <w:r>
-              <w:t>stash</w:t>
-            </w:r>
-            <w:proofErr w:type="gramEnd"/>
-            <w:r>
-              <w:t xml:space="preserve"> apply</w:t>
+              <w:t>git stash apply</w:t>
             </w:r>
           </w:p>
         </w:tc>
@@ -2099,23 +2078,7 @@
               <w:spacing w:line="278" w:lineRule="auto"/>
             </w:pPr>
             <w:r>
-              <w:t xml:space="preserve">git </w:t>
-            </w:r>
-            <w:proofErr w:type="gramStart"/>
-            <w:r>
-              <w:t>stash</w:t>
-            </w:r>
-            <w:proofErr w:type="gramEnd"/>
-            <w:r>
-              <w:t xml:space="preserve"> drop stash</w:t>
-            </w:r>
-            <w:proofErr w:type="gramStart"/>
-            <w:r>
-              <w:t>@{</w:t>
-            </w:r>
-            <w:proofErr w:type="gramEnd"/>
-            <w:r>
-              <w:t>0}</w:t>
+              <w:t>git stash drop stash@{0}</w:t>
             </w:r>
           </w:p>
         </w:tc>
@@ -2443,13 +2406,8 @@
               <w:spacing w:line="278" w:lineRule="auto"/>
               <w:jc w:val="center"/>
             </w:pPr>
-            <w:proofErr w:type="gramStart"/>
-            <w:r>
-              <w:t>git</w:t>
-            </w:r>
-            <w:proofErr w:type="gramEnd"/>
-            <w:r>
-              <w:t xml:space="preserve"> revert &lt;commit-id&gt;</w:t>
+            <w:r>
+              <w:t>git revert &lt;commit-id&gt;</w:t>
             </w:r>
           </w:p>
         </w:tc>
@@ -2601,15 +2559,7 @@
               <w:jc w:val="center"/>
             </w:pPr>
             <w:r>
-              <w:t xml:space="preserve">Removes </w:t>
-            </w:r>
-            <w:proofErr w:type="gramStart"/>
-            <w:r>
-              <w:t>commit</w:t>
-            </w:r>
-            <w:proofErr w:type="gramEnd"/>
-            <w:r>
-              <w:t xml:space="preserve"> from history</w:t>
+              <w:t>Removes commit from history</w:t>
             </w:r>
           </w:p>
         </w:tc>
@@ -2673,13 +2623,8 @@
               <w:spacing w:line="278" w:lineRule="auto"/>
               <w:jc w:val="center"/>
             </w:pPr>
-            <w:proofErr w:type="gramStart"/>
-            <w:r>
-              <w:t>Creates</w:t>
-            </w:r>
-            <w:proofErr w:type="gramEnd"/>
-            <w:r>
-              <w:t xml:space="preserve"> new commit</w:t>
+            <w:r>
+              <w:t>Creates new commit</w:t>
             </w:r>
           </w:p>
         </w:tc>
@@ -3016,13 +2961,8 @@
               <w:spacing w:line="278" w:lineRule="auto"/>
               <w:jc w:val="center"/>
             </w:pPr>
-            <w:proofErr w:type="gramStart"/>
-            <w:r>
-              <w:t>git</w:t>
-            </w:r>
-            <w:proofErr w:type="gramEnd"/>
-            <w:r>
-              <w:t xml:space="preserve"> rebase -i HEAD~n</w:t>
+            <w:r>
+              <w:t>git rebase -i HEAD~n</w:t>
             </w:r>
           </w:p>
         </w:tc>
@@ -3245,15 +3185,7 @@
         <w:spacing w:after="0"/>
       </w:pPr>
       <w:r>
-        <w:t xml:space="preserve">Creates </w:t>
-      </w:r>
-      <w:proofErr w:type="gramStart"/>
-      <w:r>
-        <w:t>merge</w:t>
-      </w:r>
-      <w:proofErr w:type="gramEnd"/>
-      <w:r>
-        <w:t xml:space="preserve"> commit</w:t>
+        <w:t>Creates merge commit</w:t>
       </w:r>
     </w:p>
     <w:p>
@@ -3474,13 +3406,8 @@
               <w:spacing w:line="278" w:lineRule="auto"/>
               <w:jc w:val="center"/>
             </w:pPr>
-            <w:proofErr w:type="gramStart"/>
-            <w:r>
-              <w:t>git</w:t>
-            </w:r>
-            <w:proofErr w:type="gramEnd"/>
-            <w:r>
-              <w:t xml:space="preserve"> cherry-pick &lt;commit-id&gt;</w:t>
+            <w:r>
+              <w:t>git cherry-pick &lt;commit-id&gt;</w:t>
             </w:r>
           </w:p>
         </w:tc>
@@ -3516,21 +3443,8 @@
               <w:spacing w:line="278" w:lineRule="auto"/>
               <w:jc w:val="center"/>
             </w:pPr>
-            <w:proofErr w:type="gramStart"/>
-            <w:r>
-              <w:t>git</w:t>
-            </w:r>
-            <w:proofErr w:type="gramEnd"/>
-            <w:r>
-              <w:t xml:space="preserve"> cherry-pick A</w:t>
-            </w:r>
-            <w:proofErr w:type="gramStart"/>
-            <w:r>
-              <w:t>^..</w:t>
-            </w:r>
-            <w:proofErr w:type="gramEnd"/>
-            <w:r>
-              <w:t>B</w:t>
+            <w:r>
+              <w:t>git cherry-pick A^..B</w:t>
             </w:r>
           </w:p>
         </w:tc>
@@ -4397,23 +4311,7 @@
                 <w:b/>
                 <w:bCs/>
               </w:rPr>
-              <w:t xml:space="preserve">git config --global </w:t>
-            </w:r>
-            <w:proofErr w:type="gramStart"/>
-            <w:r>
-              <w:rPr>
-                <w:b/>
-                <w:bCs/>
-              </w:rPr>
-              <w:t>alias.lg</w:t>
-            </w:r>
-            <w:proofErr w:type="gramEnd"/>
-            <w:r>
-              <w:rPr>
-                <w:b/>
-                <w:bCs/>
-              </w:rPr>
-              <w:t xml:space="preserve"> "log --oneline"</w:t>
+              <w:t>git config --global alias.lg "log --oneline"</w:t>
             </w:r>
           </w:p>
         </w:tc>
@@ -4566,7 +4464,6 @@
           <w:szCs w:val="36"/>
         </w:rPr>
       </w:pPr>
-      <w:proofErr w:type="gramStart"/>
       <w:r>
         <w:rPr>
           <w:b/>
@@ -4574,17 +4471,7 @@
           <w:sz w:val="36"/>
           <w:szCs w:val="36"/>
         </w:rPr>
-        <w:t>.gitignore</w:t>
-      </w:r>
-      <w:proofErr w:type="gramEnd"/>
-      <w:r>
-        <w:rPr>
-          <w:b/>
-          <w:bCs/>
-          <w:sz w:val="36"/>
-          <w:szCs w:val="36"/>
-        </w:rPr>
-        <w:t xml:space="preserve"> (Control What Git Should NOT Track)</w:t>
+        <w:t>.gitignore (Control What Git Should NOT Track)</w:t>
       </w:r>
     </w:p>
     <w:tbl>
@@ -4664,7 +4551,6 @@
                 <w:bCs/>
               </w:rPr>
             </w:pPr>
-            <w:proofErr w:type="gramStart"/>
             <w:r>
               <w:rPr>
                 <w:b/>
@@ -4672,7 +4558,6 @@
               </w:rPr>
               <w:t>.gitignore</w:t>
             </w:r>
-            <w:proofErr w:type="gramEnd"/>
           </w:p>
         </w:tc>
         <w:tc>
@@ -4948,7 +4833,6 @@
                 <w:bCs/>
               </w:rPr>
             </w:pPr>
-            <w:proofErr w:type="gramStart"/>
             <w:r>
               <w:rPr>
                 <w:b/>
@@ -4956,7 +4840,6 @@
               </w:rPr>
               <w:t>.env</w:t>
             </w:r>
-            <w:proofErr w:type="gramEnd"/>
           </w:p>
         </w:tc>
         <w:tc>
@@ -5646,13 +5529,8 @@
               <w:spacing w:line="278" w:lineRule="auto"/>
             </w:pPr>
             <w:r>
-              <w:t xml:space="preserve">git </w:t>
-            </w:r>
-            <w:proofErr w:type="gramStart"/>
-            <w:r>
-              <w:t>remote -v</w:t>
-            </w:r>
-            <w:proofErr w:type="gramEnd"/>
+              <w:t>git remote -v</w:t>
+            </w:r>
           </w:p>
         </w:tc>
         <w:tc>
@@ -5788,6 +5666,26 @@
     <w:p>
       <w:pPr>
         <w:spacing w:after="0"/>
+        <w:rPr>
+          <w:b/>
+          <w:bCs/>
+          <w:sz w:val="36"/>
+          <w:szCs w:val="36"/>
+        </w:rPr>
+      </w:pPr>
+      <w:r>
+        <w:rPr>
+          <w:b/>
+          <w:bCs/>
+          <w:sz w:val="36"/>
+          <w:szCs w:val="36"/>
+        </w:rPr>
+        <w:t>GitHub Issues (Task &amp; Bug Tracking)</w:t>
+      </w:r>
+    </w:p>
+    <w:p>
+      <w:pPr>
+        <w:spacing w:after="0"/>
         <w:jc w:val="center"/>
         <w:rPr>
           <w:b/>
@@ -5798,11 +5696,474 @@
     <w:p>
       <w:pPr>
         <w:spacing w:after="0"/>
+        <w:rPr>
+          <w:b/>
+          <w:bCs/>
+        </w:rPr>
+      </w:pPr>
+      <w:r>
+        <w:rPr>
+          <w:b/>
+          <w:bCs/>
+        </w:rPr>
+        <w:t>What is an Issue?</w:t>
+      </w:r>
+    </w:p>
+    <w:p>
+      <w:pPr>
+        <w:spacing w:after="0"/>
+        <w:rPr>
+          <w:b/>
+          <w:bCs/>
+        </w:rPr>
+      </w:pPr>
+      <w:r>
+        <w:t>An</w:t>
+      </w:r>
+      <w:r>
+        <w:rPr>
+          <w:b/>
+          <w:bCs/>
+        </w:rPr>
+        <w:t xml:space="preserve"> Issue </w:t>
+      </w:r>
+      <w:r>
+        <w:t>is:</w:t>
+      </w:r>
+    </w:p>
+    <w:p>
+      <w:pPr>
+        <w:spacing w:after="0"/>
+      </w:pPr>
+      <w:r>
+        <w:t>A task, bug report, or feature request inside a repository.</w:t>
+      </w:r>
+    </w:p>
+    <w:p>
+      <w:pPr>
+        <w:spacing w:after="0"/>
+      </w:pPr>
+      <w:r>
+        <w:t>It is NOT code</w:t>
+      </w:r>
+      <w:r>
+        <w:t>,</w:t>
+      </w:r>
+      <w:r>
+        <w:t xml:space="preserve"> it’s discussion + tracking.</w:t>
+      </w:r>
+    </w:p>
+    <w:p>
+      <w:pPr>
+        <w:spacing w:after="0"/>
+        <w:rPr>
+          <w:b/>
+          <w:bCs/>
+        </w:rPr>
+      </w:pPr>
+    </w:p>
+    <w:p>
+      <w:pPr>
+        <w:spacing w:after="0"/>
+        <w:rPr>
+          <w:b/>
+          <w:bCs/>
+        </w:rPr>
+      </w:pPr>
+      <w:r>
+        <w:rPr>
+          <w:b/>
+          <w:bCs/>
+        </w:rPr>
+        <w:t>Why Issues Are Important</w:t>
+      </w:r>
+    </w:p>
+    <w:p>
+      <w:pPr>
+        <w:spacing w:after="0"/>
+      </w:pPr>
+      <w:r>
+        <w:t>In real projects, Issues are used to</w:t>
+      </w:r>
+      <w:r>
+        <w:t>:</w:t>
+      </w:r>
+    </w:p>
+    <w:p>
+      <w:pPr>
+        <w:pStyle w:val="ListParagraph"/>
+        <w:numPr>
+          <w:ilvl w:val="0"/>
+          <w:numId w:val="7"/>
+        </w:numPr>
+        <w:spacing w:after="0"/>
+      </w:pPr>
+      <w:r>
+        <w:lastRenderedPageBreak/>
+        <w:t>Report bugs</w:t>
+      </w:r>
+    </w:p>
+    <w:p>
+      <w:pPr>
+        <w:pStyle w:val="ListParagraph"/>
+        <w:numPr>
+          <w:ilvl w:val="0"/>
+          <w:numId w:val="7"/>
+        </w:numPr>
+        <w:spacing w:after="0"/>
+      </w:pPr>
+      <w:r>
+        <w:t>Request features</w:t>
+      </w:r>
+    </w:p>
+    <w:p>
+      <w:pPr>
+        <w:pStyle w:val="ListParagraph"/>
+        <w:numPr>
+          <w:ilvl w:val="0"/>
+          <w:numId w:val="7"/>
+        </w:numPr>
+        <w:spacing w:after="0"/>
+      </w:pPr>
+      <w:r>
+        <w:t>Assign tasks</w:t>
+      </w:r>
+    </w:p>
+    <w:p>
+      <w:pPr>
+        <w:pStyle w:val="ListParagraph"/>
+        <w:numPr>
+          <w:ilvl w:val="0"/>
+          <w:numId w:val="7"/>
+        </w:numPr>
+        <w:spacing w:after="0"/>
+      </w:pPr>
+      <w:r>
+        <w:t>Track progress</w:t>
+      </w:r>
+    </w:p>
+    <w:tbl>
+      <w:tblPr>
+        <w:tblStyle w:val="PlainTable1"/>
+        <w:tblW w:w="0" w:type="auto"/>
         <w:jc w:val="center"/>
-        <w:rPr>
-          <w:b/>
-          <w:bCs/>
-        </w:rPr>
+        <w:tblLook w:val="04A0" w:firstRow="1" w:lastRow="0" w:firstColumn="1" w:lastColumn="0" w:noHBand="0" w:noVBand="1"/>
+      </w:tblPr>
+      <w:tblGrid>
+        <w:gridCol w:w="2448"/>
+        <w:gridCol w:w="1847"/>
+      </w:tblGrid>
+      <w:tr>
+        <w:trPr>
+          <w:cnfStyle w:val="100000000000" w:firstRow="1" w:lastRow="0" w:firstColumn="0" w:lastColumn="0" w:oddVBand="0" w:evenVBand="0" w:oddHBand="0" w:evenHBand="0" w:firstRowFirstColumn="0" w:firstRowLastColumn="0" w:lastRowFirstColumn="0" w:lastRowLastColumn="0"/>
+          <w:jc w:val="center"/>
+        </w:trPr>
+        <w:tc>
+          <w:tcPr>
+            <w:cnfStyle w:val="001000000000" w:firstRow="0" w:lastRow="0" w:firstColumn="1" w:lastColumn="0" w:oddVBand="0" w:evenVBand="0" w:oddHBand="0" w:evenHBand="0" w:firstRowFirstColumn="0" w:firstRowLastColumn="0" w:lastRowFirstColumn="0" w:lastRowLastColumn="0"/>
+            <w:tcW w:w="0" w:type="auto"/>
+            <w:hideMark/>
+          </w:tcPr>
+          <w:p>
+            <w:pPr>
+              <w:spacing w:line="278" w:lineRule="auto"/>
+              <w:jc w:val="center"/>
+            </w:pPr>
+            <w:r>
+              <w:t>Action</w:t>
+            </w:r>
+          </w:p>
+        </w:tc>
+        <w:tc>
+          <w:tcPr>
+            <w:tcW w:w="0" w:type="auto"/>
+            <w:hideMark/>
+          </w:tcPr>
+          <w:p>
+            <w:pPr>
+              <w:spacing w:line="278" w:lineRule="auto"/>
+              <w:jc w:val="center"/>
+              <w:cnfStyle w:val="100000000000" w:firstRow="1" w:lastRow="0" w:firstColumn="0" w:lastColumn="0" w:oddVBand="0" w:evenVBand="0" w:oddHBand="0" w:evenHBand="0" w:firstRowFirstColumn="0" w:firstRowLastColumn="0" w:lastRowFirstColumn="0" w:lastRowLastColumn="0"/>
+            </w:pPr>
+            <w:r>
+              <w:t>Purpose</w:t>
+            </w:r>
+          </w:p>
+        </w:tc>
+      </w:tr>
+      <w:tr>
+        <w:trPr>
+          <w:cnfStyle w:val="000000100000" w:firstRow="0" w:lastRow="0" w:firstColumn="0" w:lastColumn="0" w:oddVBand="0" w:evenVBand="0" w:oddHBand="1" w:evenHBand="0" w:firstRowFirstColumn="0" w:firstRowLastColumn="0" w:lastRowFirstColumn="0" w:lastRowLastColumn="0"/>
+          <w:jc w:val="center"/>
+        </w:trPr>
+        <w:tc>
+          <w:tcPr>
+            <w:cnfStyle w:val="001000000000" w:firstRow="0" w:lastRow="0" w:firstColumn="1" w:lastColumn="0" w:oddVBand="0" w:evenVBand="0" w:oddHBand="0" w:evenHBand="0" w:firstRowFirstColumn="0" w:firstRowLastColumn="0" w:lastRowFirstColumn="0" w:lastRowLastColumn="0"/>
+            <w:tcW w:w="0" w:type="auto"/>
+            <w:hideMark/>
+          </w:tcPr>
+          <w:p>
+            <w:pPr>
+              <w:spacing w:line="278" w:lineRule="auto"/>
+              <w:jc w:val="center"/>
+            </w:pPr>
+            <w:r>
+              <w:t>Create Issue</w:t>
+            </w:r>
+          </w:p>
+        </w:tc>
+        <w:tc>
+          <w:tcPr>
+            <w:tcW w:w="0" w:type="auto"/>
+            <w:hideMark/>
+          </w:tcPr>
+          <w:p>
+            <w:pPr>
+              <w:spacing w:line="278" w:lineRule="auto"/>
+              <w:jc w:val="center"/>
+              <w:cnfStyle w:val="000000100000" w:firstRow="0" w:lastRow="0" w:firstColumn="0" w:lastColumn="0" w:oddVBand="0" w:evenVBand="0" w:oddHBand="1" w:evenHBand="0" w:firstRowFirstColumn="0" w:firstRowLastColumn="0" w:lastRowFirstColumn="0" w:lastRowLastColumn="0"/>
+            </w:pPr>
+            <w:r>
+              <w:t>Define task/bug</w:t>
+            </w:r>
+          </w:p>
+        </w:tc>
+      </w:tr>
+      <w:tr>
+        <w:trPr>
+          <w:jc w:val="center"/>
+        </w:trPr>
+        <w:tc>
+          <w:tcPr>
+            <w:cnfStyle w:val="001000000000" w:firstRow="0" w:lastRow="0" w:firstColumn="1" w:lastColumn="0" w:oddVBand="0" w:evenVBand="0" w:oddHBand="0" w:evenHBand="0" w:firstRowFirstColumn="0" w:firstRowLastColumn="0" w:lastRowFirstColumn="0" w:lastRowLastColumn="0"/>
+            <w:tcW w:w="0" w:type="auto"/>
+            <w:hideMark/>
+          </w:tcPr>
+          <w:p>
+            <w:pPr>
+              <w:spacing w:line="278" w:lineRule="auto"/>
+              <w:jc w:val="center"/>
+            </w:pPr>
+            <w:r>
+              <w:t>Assign Issue</w:t>
+            </w:r>
+          </w:p>
+        </w:tc>
+        <w:tc>
+          <w:tcPr>
+            <w:tcW w:w="0" w:type="auto"/>
+            <w:hideMark/>
+          </w:tcPr>
+          <w:p>
+            <w:pPr>
+              <w:spacing w:line="278" w:lineRule="auto"/>
+              <w:jc w:val="center"/>
+              <w:cnfStyle w:val="000000000000" w:firstRow="0" w:lastRow="0" w:firstColumn="0" w:lastColumn="0" w:oddVBand="0" w:evenVBand="0" w:oddHBand="0" w:evenHBand="0" w:firstRowFirstColumn="0" w:firstRowLastColumn="0" w:lastRowFirstColumn="0" w:lastRowLastColumn="0"/>
+            </w:pPr>
+            <w:r>
+              <w:t>Responsibility</w:t>
+            </w:r>
+          </w:p>
+        </w:tc>
+      </w:tr>
+      <w:tr>
+        <w:trPr>
+          <w:cnfStyle w:val="000000100000" w:firstRow="0" w:lastRow="0" w:firstColumn="0" w:lastColumn="0" w:oddVBand="0" w:evenVBand="0" w:oddHBand="1" w:evenHBand="0" w:firstRowFirstColumn="0" w:firstRowLastColumn="0" w:lastRowFirstColumn="0" w:lastRowLastColumn="0"/>
+          <w:jc w:val="center"/>
+        </w:trPr>
+        <w:tc>
+          <w:tcPr>
+            <w:cnfStyle w:val="001000000000" w:firstRow="0" w:lastRow="0" w:firstColumn="1" w:lastColumn="0" w:oddVBand="0" w:evenVBand="0" w:oddHBand="0" w:evenHBand="0" w:firstRowFirstColumn="0" w:firstRowLastColumn="0" w:lastRowFirstColumn="0" w:lastRowLastColumn="0"/>
+            <w:tcW w:w="0" w:type="auto"/>
+            <w:hideMark/>
+          </w:tcPr>
+          <w:p>
+            <w:pPr>
+              <w:spacing w:line="278" w:lineRule="auto"/>
+              <w:jc w:val="center"/>
+            </w:pPr>
+            <w:r>
+              <w:t>Label Issue</w:t>
+            </w:r>
+          </w:p>
+        </w:tc>
+        <w:tc>
+          <w:tcPr>
+            <w:tcW w:w="0" w:type="auto"/>
+            <w:hideMark/>
+          </w:tcPr>
+          <w:p>
+            <w:pPr>
+              <w:spacing w:line="278" w:lineRule="auto"/>
+              <w:jc w:val="center"/>
+              <w:cnfStyle w:val="000000100000" w:firstRow="0" w:lastRow="0" w:firstColumn="0" w:lastColumn="0" w:oddVBand="0" w:evenVBand="0" w:oddHBand="1" w:evenHBand="0" w:firstRowFirstColumn="0" w:firstRowLastColumn="0" w:lastRowFirstColumn="0" w:lastRowLastColumn="0"/>
+            </w:pPr>
+            <w:r>
+              <w:t>Categorization</w:t>
+            </w:r>
+          </w:p>
+        </w:tc>
+      </w:tr>
+      <w:tr>
+        <w:trPr>
+          <w:jc w:val="center"/>
+        </w:trPr>
+        <w:tc>
+          <w:tcPr>
+            <w:cnfStyle w:val="001000000000" w:firstRow="0" w:lastRow="0" w:firstColumn="1" w:lastColumn="0" w:oddVBand="0" w:evenVBand="0" w:oddHBand="0" w:evenHBand="0" w:firstRowFirstColumn="0" w:firstRowLastColumn="0" w:lastRowFirstColumn="0" w:lastRowLastColumn="0"/>
+            <w:tcW w:w="0" w:type="auto"/>
+            <w:hideMark/>
+          </w:tcPr>
+          <w:p>
+            <w:pPr>
+              <w:spacing w:line="278" w:lineRule="auto"/>
+              <w:jc w:val="center"/>
+            </w:pPr>
+            <w:r>
+              <w:t>Link commit (fixes #)</w:t>
+            </w:r>
+          </w:p>
+        </w:tc>
+        <w:tc>
+          <w:tcPr>
+            <w:tcW w:w="0" w:type="auto"/>
+            <w:hideMark/>
+          </w:tcPr>
+          <w:p>
+            <w:pPr>
+              <w:spacing w:line="278" w:lineRule="auto"/>
+              <w:jc w:val="center"/>
+              <w:cnfStyle w:val="000000000000" w:firstRow="0" w:lastRow="0" w:firstColumn="0" w:lastColumn="0" w:oddVBand="0" w:evenVBand="0" w:oddHBand="0" w:evenHBand="0" w:firstRowFirstColumn="0" w:firstRowLastColumn="0" w:lastRowFirstColumn="0" w:lastRowLastColumn="0"/>
+            </w:pPr>
+            <w:r>
+              <w:t>Auto close</w:t>
+            </w:r>
+          </w:p>
+        </w:tc>
+      </w:tr>
+      <w:tr>
+        <w:trPr>
+          <w:cnfStyle w:val="000000100000" w:firstRow="0" w:lastRow="0" w:firstColumn="0" w:lastColumn="0" w:oddVBand="0" w:evenVBand="0" w:oddHBand="1" w:evenHBand="0" w:firstRowFirstColumn="0" w:firstRowLastColumn="0" w:lastRowFirstColumn="0" w:lastRowLastColumn="0"/>
+          <w:jc w:val="center"/>
+        </w:trPr>
+        <w:tc>
+          <w:tcPr>
+            <w:cnfStyle w:val="001000000000" w:firstRow="0" w:lastRow="0" w:firstColumn="1" w:lastColumn="0" w:oddVBand="0" w:evenVBand="0" w:oddHBand="0" w:evenHBand="0" w:firstRowFirstColumn="0" w:firstRowLastColumn="0" w:lastRowFirstColumn="0" w:lastRowLastColumn="0"/>
+            <w:tcW w:w="0" w:type="auto"/>
+            <w:hideMark/>
+          </w:tcPr>
+          <w:p>
+            <w:pPr>
+              <w:spacing w:line="278" w:lineRule="auto"/>
+              <w:jc w:val="center"/>
+            </w:pPr>
+            <w:r>
+              <w:t>Close Issue</w:t>
+            </w:r>
+          </w:p>
+        </w:tc>
+        <w:tc>
+          <w:tcPr>
+            <w:tcW w:w="0" w:type="auto"/>
+            <w:hideMark/>
+          </w:tcPr>
+          <w:p>
+            <w:pPr>
+              <w:spacing w:line="278" w:lineRule="auto"/>
+              <w:jc w:val="center"/>
+              <w:cnfStyle w:val="000000100000" w:firstRow="0" w:lastRow="0" w:firstColumn="0" w:lastColumn="0" w:oddVBand="0" w:evenVBand="0" w:oddHBand="1" w:evenHBand="0" w:firstRowFirstColumn="0" w:firstRowLastColumn="0" w:lastRowFirstColumn="0" w:lastRowLastColumn="0"/>
+            </w:pPr>
+            <w:r>
+              <w:t>Mark complete</w:t>
+            </w:r>
+          </w:p>
+        </w:tc>
+      </w:tr>
+    </w:tbl>
+    <w:p>
+      <w:pPr>
+        <w:spacing w:after="0"/>
+        <w:rPr>
+          <w:b/>
+          <w:bCs/>
+        </w:rPr>
+      </w:pPr>
+    </w:p>
+    <w:p>
+      <w:pPr>
+        <w:spacing w:after="0"/>
+        <w:rPr>
+          <w:b/>
+          <w:bCs/>
+        </w:rPr>
+      </w:pPr>
+      <w:r>
+        <w:rPr>
+          <w:b/>
+          <w:bCs/>
+        </w:rPr>
+        <w:t>Real-World Workflow</w:t>
+      </w:r>
+    </w:p>
+    <w:p>
+      <w:pPr>
+        <w:pBdr>
+          <w:bottom w:val="single" w:sz="6" w:space="1" w:color="auto"/>
+        </w:pBdr>
+        <w:spacing w:after="0"/>
+      </w:pPr>
+      <w:r>
+        <w:t>Issue → Branch → Work → Commit → PR → Merge → Issue Closed</w:t>
+      </w:r>
+    </w:p>
+    <w:p>
+      <w:pPr>
+        <w:spacing w:after="0"/>
+      </w:pPr>
+    </w:p>
+    <w:p>
+      <w:pPr>
+        <w:spacing w:after="0"/>
+        <w:rPr>
+          <w:b/>
+          <w:bCs/>
+          <w:sz w:val="36"/>
+          <w:szCs w:val="36"/>
+        </w:rPr>
+      </w:pPr>
+      <w:r>
+        <w:rPr>
+          <w:b/>
+          <w:bCs/>
+          <w:sz w:val="36"/>
+          <w:szCs w:val="36"/>
+        </w:rPr>
+        <w:t>Day: 1</w:t>
+      </w:r>
+      <w:r>
+        <w:rPr>
+          <w:b/>
+          <w:bCs/>
+          <w:sz w:val="36"/>
+          <w:szCs w:val="36"/>
+        </w:rPr>
+        <w:t>8</w:t>
+      </w:r>
+    </w:p>
+    <w:p>
+      <w:pPr>
+        <w:spacing w:after="0"/>
+        <w:rPr>
+          <w:b/>
+          <w:bCs/>
+          <w:sz w:val="36"/>
+          <w:szCs w:val="36"/>
+        </w:rPr>
+      </w:pPr>
+    </w:p>
+    <w:p>
+      <w:pPr>
+        <w:spacing w:after="0"/>
       </w:pPr>
     </w:p>
     <w:sectPr>
@@ -5937,6 +6298,95 @@
     </w:lvl>
   </w:abstractNum>
   <w:abstractNum w:abstractNumId="1" w15:restartNumberingAfterBreak="0">
+    <w:nsid w:val="277C739F"/>
+    <w:multiLevelType w:val="hybridMultilevel"/>
+    <w:tmpl w:val="700AC8B6"/>
+    <w:lvl w:ilvl="0" w:tplc="0409000F">
+      <w:start w:val="1"/>
+      <w:numFmt w:val="decimal"/>
+      <w:lvlText w:val="%1."/>
+      <w:lvlJc w:val="left"/>
+      <w:pPr>
+        <w:ind w:left="360" w:hanging="360"/>
+      </w:pPr>
+      <w:rPr>
+        <w:rFonts w:hint="default"/>
+      </w:rPr>
+    </w:lvl>
+    <w:lvl w:ilvl="1" w:tplc="04090019" w:tentative="1">
+      <w:start w:val="1"/>
+      <w:numFmt w:val="lowerLetter"/>
+      <w:lvlText w:val="%2."/>
+      <w:lvlJc w:val="left"/>
+      <w:pPr>
+        <w:ind w:left="1080" w:hanging="360"/>
+      </w:pPr>
+    </w:lvl>
+    <w:lvl w:ilvl="2" w:tplc="0409001B" w:tentative="1">
+      <w:start w:val="1"/>
+      <w:numFmt w:val="lowerRoman"/>
+      <w:lvlText w:val="%3."/>
+      <w:lvlJc w:val="right"/>
+      <w:pPr>
+        <w:ind w:left="1800" w:hanging="180"/>
+      </w:pPr>
+    </w:lvl>
+    <w:lvl w:ilvl="3" w:tplc="0409000F" w:tentative="1">
+      <w:start w:val="1"/>
+      <w:numFmt w:val="decimal"/>
+      <w:lvlText w:val="%4."/>
+      <w:lvlJc w:val="left"/>
+      <w:pPr>
+        <w:ind w:left="2520" w:hanging="360"/>
+      </w:pPr>
+    </w:lvl>
+    <w:lvl w:ilvl="4" w:tplc="04090019" w:tentative="1">
+      <w:start w:val="1"/>
+      <w:numFmt w:val="lowerLetter"/>
+      <w:lvlText w:val="%5."/>
+      <w:lvlJc w:val="left"/>
+      <w:pPr>
+        <w:ind w:left="3240" w:hanging="360"/>
+      </w:pPr>
+    </w:lvl>
+    <w:lvl w:ilvl="5" w:tplc="0409001B" w:tentative="1">
+      <w:start w:val="1"/>
+      <w:numFmt w:val="lowerRoman"/>
+      <w:lvlText w:val="%6."/>
+      <w:lvlJc w:val="right"/>
+      <w:pPr>
+        <w:ind w:left="3960" w:hanging="180"/>
+      </w:pPr>
+    </w:lvl>
+    <w:lvl w:ilvl="6" w:tplc="0409000F" w:tentative="1">
+      <w:start w:val="1"/>
+      <w:numFmt w:val="decimal"/>
+      <w:lvlText w:val="%7."/>
+      <w:lvlJc w:val="left"/>
+      <w:pPr>
+        <w:ind w:left="4680" w:hanging="360"/>
+      </w:pPr>
+    </w:lvl>
+    <w:lvl w:ilvl="7" w:tplc="04090019" w:tentative="1">
+      <w:start w:val="1"/>
+      <w:numFmt w:val="lowerLetter"/>
+      <w:lvlText w:val="%8."/>
+      <w:lvlJc w:val="left"/>
+      <w:pPr>
+        <w:ind w:left="5400" w:hanging="360"/>
+      </w:pPr>
+    </w:lvl>
+    <w:lvl w:ilvl="8" w:tplc="0409001B" w:tentative="1">
+      <w:start w:val="1"/>
+      <w:numFmt w:val="lowerRoman"/>
+      <w:lvlText w:val="%9."/>
+      <w:lvlJc w:val="right"/>
+      <w:pPr>
+        <w:ind w:left="6120" w:hanging="180"/>
+      </w:pPr>
+    </w:lvl>
+  </w:abstractNum>
+  <w:abstractNum w:abstractNumId="2" w15:restartNumberingAfterBreak="0">
     <w:nsid w:val="33DD739A"/>
     <w:multiLevelType w:val="multilevel"/>
     <w:tmpl w:val="6E681F36"/>
@@ -6085,7 +6535,7 @@
       </w:rPr>
     </w:lvl>
   </w:abstractNum>
-  <w:abstractNum w:abstractNumId="2" w15:restartNumberingAfterBreak="0">
+  <w:abstractNum w:abstractNumId="3" w15:restartNumberingAfterBreak="0">
     <w:nsid w:val="407345C2"/>
     <w:multiLevelType w:val="hybridMultilevel"/>
     <w:tmpl w:val="E0DABAC4"/>
@@ -6174,7 +6624,7 @@
       </w:pPr>
     </w:lvl>
   </w:abstractNum>
-  <w:abstractNum w:abstractNumId="3" w15:restartNumberingAfterBreak="0">
+  <w:abstractNum w:abstractNumId="4" w15:restartNumberingAfterBreak="0">
     <w:nsid w:val="47E60FFC"/>
     <w:multiLevelType w:val="hybridMultilevel"/>
     <w:tmpl w:val="F926D154"/>
@@ -6287,7 +6737,7 @@
       </w:rPr>
     </w:lvl>
   </w:abstractNum>
-  <w:abstractNum w:abstractNumId="4" w15:restartNumberingAfterBreak="0">
+  <w:abstractNum w:abstractNumId="5" w15:restartNumberingAfterBreak="0">
     <w:nsid w:val="57F76F05"/>
     <w:multiLevelType w:val="multilevel"/>
     <w:tmpl w:val="B8C6314C"/>
@@ -6436,7 +6886,7 @@
       </w:rPr>
     </w:lvl>
   </w:abstractNum>
-  <w:abstractNum w:abstractNumId="5" w15:restartNumberingAfterBreak="0">
+  <w:abstractNum w:abstractNumId="6" w15:restartNumberingAfterBreak="0">
     <w:nsid w:val="78BE58F9"/>
     <w:multiLevelType w:val="hybridMultilevel"/>
     <w:tmpl w:val="1302BB68"/>
@@ -6550,22 +7000,25 @@
     </w:lvl>
   </w:abstractNum>
   <w:num w:numId="1" w16cid:durableId="1377662107">
-    <w:abstractNumId w:val="4"/>
+    <w:abstractNumId w:val="5"/>
   </w:num>
   <w:num w:numId="2" w16cid:durableId="1599555541">
-    <w:abstractNumId w:val="1"/>
+    <w:abstractNumId w:val="2"/>
   </w:num>
   <w:num w:numId="3" w16cid:durableId="743184385">
     <w:abstractNumId w:val="0"/>
   </w:num>
   <w:num w:numId="4" w16cid:durableId="1954245962">
-    <w:abstractNumId w:val="2"/>
+    <w:abstractNumId w:val="3"/>
   </w:num>
   <w:num w:numId="5" w16cid:durableId="779108062">
-    <w:abstractNumId w:val="5"/>
+    <w:abstractNumId w:val="6"/>
   </w:num>
   <w:num w:numId="6" w16cid:durableId="73673942">
-    <w:abstractNumId w:val="3"/>
+    <w:abstractNumId w:val="4"/>
+  </w:num>
+  <w:num w:numId="7" w16cid:durableId="1292323515">
+    <w:abstractNumId w:val="1"/>
   </w:num>
 </w:numbering>
 </file>

--- a/Git commands.docx
+++ b/Git commands.docx
@@ -373,7 +373,17 @@
         <w:spacing w:after="0"/>
       </w:pPr>
       <w:r>
-        <w:t xml:space="preserve">git config --global user.email </w:t>
+        <w:t xml:space="preserve">git config --global </w:t>
+      </w:r>
+      <w:proofErr w:type="spellStart"/>
+      <w:proofErr w:type="gramStart"/>
+      <w:r>
+        <w:t>user.email</w:t>
+      </w:r>
+      <w:proofErr w:type="spellEnd"/>
+      <w:proofErr w:type="gramEnd"/>
+      <w:r>
+        <w:t xml:space="preserve"> </w:t>
       </w:r>
       <w:r>
         <w:t>“</w:t>
@@ -586,8 +596,13 @@
               <w:spacing w:line="278" w:lineRule="auto"/>
             </w:pPr>
             <w:r>
-              <w:t>git add .</w:t>
-            </w:r>
+              <w:t xml:space="preserve">git </w:t>
+            </w:r>
+            <w:proofErr w:type="gramStart"/>
+            <w:r>
+              <w:t>add .</w:t>
+            </w:r>
+            <w:proofErr w:type="gramEnd"/>
           </w:p>
         </w:tc>
         <w:tc>
@@ -859,8 +874,13 @@
               <w:spacing w:line="278" w:lineRule="auto"/>
             </w:pPr>
             <w:r>
-              <w:t>git log --oneline</w:t>
-            </w:r>
+              <w:t>git log --</w:t>
+            </w:r>
+            <w:proofErr w:type="spellStart"/>
+            <w:r>
+              <w:t>oneline</w:t>
+            </w:r>
+            <w:proofErr w:type="spellEnd"/>
           </w:p>
         </w:tc>
         <w:tc>
@@ -2043,7 +2063,15 @@
               <w:spacing w:line="278" w:lineRule="auto"/>
             </w:pPr>
             <w:r>
-              <w:t>git stash apply</w:t>
+              <w:t xml:space="preserve">git </w:t>
+            </w:r>
+            <w:proofErr w:type="gramStart"/>
+            <w:r>
+              <w:t>stash</w:t>
+            </w:r>
+            <w:proofErr w:type="gramEnd"/>
+            <w:r>
+              <w:t xml:space="preserve"> apply</w:t>
             </w:r>
           </w:p>
         </w:tc>
@@ -2078,7 +2106,23 @@
               <w:spacing w:line="278" w:lineRule="auto"/>
             </w:pPr>
             <w:r>
-              <w:t>git stash drop stash@{0}</w:t>
+              <w:t xml:space="preserve">git </w:t>
+            </w:r>
+            <w:proofErr w:type="gramStart"/>
+            <w:r>
+              <w:t>stash</w:t>
+            </w:r>
+            <w:proofErr w:type="gramEnd"/>
+            <w:r>
+              <w:t xml:space="preserve"> drop stash</w:t>
+            </w:r>
+            <w:proofErr w:type="gramStart"/>
+            <w:r>
+              <w:t>@{</w:t>
+            </w:r>
+            <w:proofErr w:type="gramEnd"/>
+            <w:r>
+              <w:t>0}</w:t>
             </w:r>
           </w:p>
         </w:tc>
@@ -2348,8 +2392,13 @@
               <w:cnfStyle w:val="000000000000" w:firstRow="0" w:lastRow="0" w:firstColumn="0" w:lastColumn="0" w:oddVBand="0" w:evenVBand="0" w:oddHBand="0" w:evenHBand="0" w:firstRowFirstColumn="0" w:firstRowLastColumn="0" w:lastRowFirstColumn="0" w:lastRowLastColumn="0"/>
             </w:pPr>
             <w:r>
-              <w:t>Undo last commit, keep changes but unstaged</w:t>
-            </w:r>
+              <w:t xml:space="preserve">Undo last commit, keep changes but </w:t>
+            </w:r>
+            <w:proofErr w:type="spellStart"/>
+            <w:r>
+              <w:t>unstaged</w:t>
+            </w:r>
+            <w:proofErr w:type="spellEnd"/>
           </w:p>
         </w:tc>
       </w:tr>
@@ -2406,8 +2455,13 @@
               <w:spacing w:line="278" w:lineRule="auto"/>
               <w:jc w:val="center"/>
             </w:pPr>
-            <w:r>
-              <w:t>git revert &lt;commit-id&gt;</w:t>
+            <w:proofErr w:type="gramStart"/>
+            <w:r>
+              <w:t>git</w:t>
+            </w:r>
+            <w:proofErr w:type="gramEnd"/>
+            <w:r>
+              <w:t xml:space="preserve"> revert &lt;commit-id&gt;</w:t>
             </w:r>
           </w:p>
         </w:tc>
@@ -2445,8 +2499,13 @@
               <w:jc w:val="center"/>
             </w:pPr>
             <w:r>
-              <w:t>git log --oneline</w:t>
-            </w:r>
+              <w:t>git log --</w:t>
+            </w:r>
+            <w:proofErr w:type="spellStart"/>
+            <w:r>
+              <w:t>oneline</w:t>
+            </w:r>
+            <w:proofErr w:type="spellEnd"/>
           </w:p>
         </w:tc>
         <w:tc>
@@ -2559,7 +2618,15 @@
               <w:jc w:val="center"/>
             </w:pPr>
             <w:r>
-              <w:t>Removes commit from history</w:t>
+              <w:t xml:space="preserve">Removes </w:t>
+            </w:r>
+            <w:proofErr w:type="gramStart"/>
+            <w:r>
+              <w:t>commit</w:t>
+            </w:r>
+            <w:proofErr w:type="gramEnd"/>
+            <w:r>
+              <w:t xml:space="preserve"> from history</w:t>
             </w:r>
           </w:p>
         </w:tc>
@@ -2623,8 +2690,13 @@
               <w:spacing w:line="278" w:lineRule="auto"/>
               <w:jc w:val="center"/>
             </w:pPr>
-            <w:r>
-              <w:t>Creates new commit</w:t>
+            <w:proofErr w:type="gramStart"/>
+            <w:r>
+              <w:t>Creates</w:t>
+            </w:r>
+            <w:proofErr w:type="gramEnd"/>
+            <w:r>
+              <w:t xml:space="preserve"> new commit</w:t>
             </w:r>
           </w:p>
         </w:tc>
@@ -2961,9 +3033,27 @@
               <w:spacing w:line="278" w:lineRule="auto"/>
               <w:jc w:val="center"/>
             </w:pPr>
-            <w:r>
-              <w:t>git rebase -i HEAD~n</w:t>
-            </w:r>
+            <w:proofErr w:type="gramStart"/>
+            <w:r>
+              <w:t>git</w:t>
+            </w:r>
+            <w:proofErr w:type="gramEnd"/>
+            <w:r>
+              <w:t xml:space="preserve"> rebase -</w:t>
+            </w:r>
+            <w:proofErr w:type="spellStart"/>
+            <w:r>
+              <w:t>i</w:t>
+            </w:r>
+            <w:proofErr w:type="spellEnd"/>
+            <w:r>
+              <w:t xml:space="preserve"> </w:t>
+            </w:r>
+            <w:proofErr w:type="spellStart"/>
+            <w:r>
+              <w:t>HEAD~n</w:t>
+            </w:r>
+            <w:proofErr w:type="spellEnd"/>
           </w:p>
         </w:tc>
         <w:tc>
@@ -3074,8 +3164,13 @@
               <w:jc w:val="center"/>
             </w:pPr>
             <w:r>
-              <w:t>git log --oneline</w:t>
-            </w:r>
+              <w:t>git log --</w:t>
+            </w:r>
+            <w:proofErr w:type="spellStart"/>
+            <w:r>
+              <w:t>oneline</w:t>
+            </w:r>
+            <w:proofErr w:type="spellEnd"/>
           </w:p>
         </w:tc>
         <w:tc>
@@ -3185,7 +3280,15 @@
         <w:spacing w:after="0"/>
       </w:pPr>
       <w:r>
-        <w:t>Creates merge commit</w:t>
+        <w:t xml:space="preserve">Creates </w:t>
+      </w:r>
+      <w:proofErr w:type="gramStart"/>
+      <w:r>
+        <w:t>merge</w:t>
+      </w:r>
+      <w:proofErr w:type="gramEnd"/>
+      <w:r>
+        <w:t xml:space="preserve"> commit</w:t>
       </w:r>
     </w:p>
     <w:p>
@@ -3406,8 +3509,13 @@
               <w:spacing w:line="278" w:lineRule="auto"/>
               <w:jc w:val="center"/>
             </w:pPr>
-            <w:r>
-              <w:t>git cherry-pick &lt;commit-id&gt;</w:t>
+            <w:proofErr w:type="gramStart"/>
+            <w:r>
+              <w:t>git</w:t>
+            </w:r>
+            <w:proofErr w:type="gramEnd"/>
+            <w:r>
+              <w:t xml:space="preserve"> cherry-pick &lt;commit-id&gt;</w:t>
             </w:r>
           </w:p>
         </w:tc>
@@ -3443,8 +3551,21 @@
               <w:spacing w:line="278" w:lineRule="auto"/>
               <w:jc w:val="center"/>
             </w:pPr>
-            <w:r>
-              <w:t>git cherry-pick A^..B</w:t>
+            <w:proofErr w:type="gramStart"/>
+            <w:r>
+              <w:t>git</w:t>
+            </w:r>
+            <w:proofErr w:type="gramEnd"/>
+            <w:r>
+              <w:t xml:space="preserve"> cherry-pick A</w:t>
+            </w:r>
+            <w:proofErr w:type="gramStart"/>
+            <w:r>
+              <w:t>^..</w:t>
+            </w:r>
+            <w:proofErr w:type="gramEnd"/>
+            <w:r>
+              <w:t>B</w:t>
             </w:r>
           </w:p>
         </w:tc>
@@ -3482,8 +3603,13 @@
               <w:jc w:val="center"/>
             </w:pPr>
             <w:r>
-              <w:t>git log --oneline</w:t>
-            </w:r>
+              <w:t>git log --</w:t>
+            </w:r>
+            <w:proofErr w:type="spellStart"/>
+            <w:r>
+              <w:t>oneline</w:t>
+            </w:r>
+            <w:proofErr w:type="spellEnd"/>
           </w:p>
         </w:tc>
         <w:tc>
@@ -3745,8 +3871,13 @@
               <w:jc w:val="center"/>
             </w:pPr>
             <w:r>
-              <w:t>git show tagname</w:t>
-            </w:r>
+              <w:t xml:space="preserve">git show </w:t>
+            </w:r>
+            <w:proofErr w:type="spellStart"/>
+            <w:r>
+              <w:t>tagname</w:t>
+            </w:r>
+            <w:proofErr w:type="spellEnd"/>
           </w:p>
         </w:tc>
         <w:tc>
@@ -3783,8 +3914,13 @@
               <w:jc w:val="center"/>
             </w:pPr>
             <w:r>
-              <w:t>git push origin tagname</w:t>
-            </w:r>
+              <w:t xml:space="preserve">git push origin </w:t>
+            </w:r>
+            <w:proofErr w:type="spellStart"/>
+            <w:r>
+              <w:t>tagname</w:t>
+            </w:r>
+            <w:proofErr w:type="spellEnd"/>
           </w:p>
         </w:tc>
         <w:tc>
@@ -3858,8 +3994,13 @@
               <w:jc w:val="center"/>
             </w:pPr>
             <w:r>
-              <w:t>git tag -d tagname</w:t>
-            </w:r>
+              <w:t xml:space="preserve">git tag -d </w:t>
+            </w:r>
+            <w:proofErr w:type="spellStart"/>
+            <w:r>
+              <w:t>tagname</w:t>
+            </w:r>
+            <w:proofErr w:type="spellEnd"/>
           </w:p>
         </w:tc>
         <w:tc>
@@ -3940,7 +4081,27 @@
           <w:sz w:val="36"/>
           <w:szCs w:val="36"/>
         </w:rPr>
-        <w:t>git reflog (Recover Lost Commits)</w:t>
+        <w:t xml:space="preserve">git </w:t>
+      </w:r>
+      <w:proofErr w:type="spellStart"/>
+      <w:r>
+        <w:rPr>
+          <w:b/>
+          <w:bCs/>
+          <w:sz w:val="36"/>
+          <w:szCs w:val="36"/>
+        </w:rPr>
+        <w:t>reflog</w:t>
+      </w:r>
+      <w:proofErr w:type="spellEnd"/>
+      <w:r>
+        <w:rPr>
+          <w:b/>
+          <w:bCs/>
+          <w:sz w:val="36"/>
+          <w:szCs w:val="36"/>
+        </w:rPr>
+        <w:t xml:space="preserve"> (Recover Lost Commits)</w:t>
       </w:r>
     </w:p>
     <w:tbl>
@@ -4009,8 +4170,13 @@
               <w:jc w:val="center"/>
             </w:pPr>
             <w:r>
-              <w:t>git reflog</w:t>
-            </w:r>
+              <w:t xml:space="preserve">git </w:t>
+            </w:r>
+            <w:proofErr w:type="spellStart"/>
+            <w:r>
+              <w:t>reflog</w:t>
+            </w:r>
+            <w:proofErr w:type="spellEnd"/>
           </w:p>
         </w:tc>
         <w:tc>
@@ -4311,7 +4477,41 @@
                 <w:b/>
                 <w:bCs/>
               </w:rPr>
-              <w:t>git config --global alias.lg "log --oneline"</w:t>
+              <w:t xml:space="preserve">git config --global </w:t>
+            </w:r>
+            <w:proofErr w:type="spellStart"/>
+            <w:proofErr w:type="gramStart"/>
+            <w:r>
+              <w:rPr>
+                <w:b/>
+                <w:bCs/>
+              </w:rPr>
+              <w:t>alias.lg</w:t>
+            </w:r>
+            <w:proofErr w:type="spellEnd"/>
+            <w:proofErr w:type="gramEnd"/>
+            <w:r>
+              <w:rPr>
+                <w:b/>
+                <w:bCs/>
+              </w:rPr>
+              <w:t xml:space="preserve"> "log --</w:t>
+            </w:r>
+            <w:proofErr w:type="spellStart"/>
+            <w:r>
+              <w:rPr>
+                <w:b/>
+                <w:bCs/>
+              </w:rPr>
+              <w:t>oneline</w:t>
+            </w:r>
+            <w:proofErr w:type="spellEnd"/>
+            <w:r>
+              <w:rPr>
+                <w:b/>
+                <w:bCs/>
+              </w:rPr>
+              <w:t>"</w:t>
             </w:r>
           </w:p>
         </w:tc>
@@ -4464,14 +4664,36 @@
           <w:szCs w:val="36"/>
         </w:rPr>
       </w:pPr>
-      <w:r>
-        <w:rPr>
-          <w:b/>
-          <w:bCs/>
-          <w:sz w:val="36"/>
-          <w:szCs w:val="36"/>
-        </w:rPr>
-        <w:t>.gitignore (Control What Git Should NOT Track)</w:t>
+      <w:proofErr w:type="gramStart"/>
+      <w:r>
+        <w:rPr>
+          <w:b/>
+          <w:bCs/>
+          <w:sz w:val="36"/>
+          <w:szCs w:val="36"/>
+        </w:rPr>
+        <w:t>.</w:t>
+      </w:r>
+      <w:proofErr w:type="spellStart"/>
+      <w:r>
+        <w:rPr>
+          <w:b/>
+          <w:bCs/>
+          <w:sz w:val="36"/>
+          <w:szCs w:val="36"/>
+        </w:rPr>
+        <w:t>gitignore</w:t>
+      </w:r>
+      <w:proofErr w:type="spellEnd"/>
+      <w:proofErr w:type="gramEnd"/>
+      <w:r>
+        <w:rPr>
+          <w:b/>
+          <w:bCs/>
+          <w:sz w:val="36"/>
+          <w:szCs w:val="36"/>
+        </w:rPr>
+        <w:t xml:space="preserve"> (Control What Git Should NOT Track)</w:t>
       </w:r>
     </w:p>
     <w:tbl>
@@ -4551,13 +4773,24 @@
                 <w:bCs/>
               </w:rPr>
             </w:pPr>
+            <w:proofErr w:type="gramStart"/>
             <w:r>
               <w:rPr>
                 <w:b/>
                 <w:bCs/>
               </w:rPr>
-              <w:t>.gitignore</w:t>
-            </w:r>
+              <w:t>.</w:t>
+            </w:r>
+            <w:proofErr w:type="spellStart"/>
+            <w:r>
+              <w:rPr>
+                <w:b/>
+                <w:bCs/>
+              </w:rPr>
+              <w:t>gitignore</w:t>
+            </w:r>
+            <w:proofErr w:type="spellEnd"/>
+            <w:proofErr w:type="gramEnd"/>
           </w:p>
         </w:tc>
         <w:tc>
@@ -4790,49 +5023,59 @@
                 <w:bCs/>
               </w:rPr>
             </w:pPr>
+            <w:proofErr w:type="spellStart"/>
             <w:r>
               <w:rPr>
                 <w:b/>
                 <w:bCs/>
               </w:rPr>
-              <w:t>node_modules/</w:t>
-            </w:r>
-          </w:p>
-        </w:tc>
-        <w:tc>
-          <w:tcPr>
-            <w:tcW w:w="0" w:type="auto"/>
-            <w:hideMark/>
-          </w:tcPr>
-          <w:p>
-            <w:pPr>
-              <w:spacing w:line="278" w:lineRule="auto"/>
-              <w:jc w:val="center"/>
-            </w:pPr>
-            <w:r>
-              <w:t>Ignore folder</w:t>
-            </w:r>
-          </w:p>
-        </w:tc>
-      </w:tr>
-      <w:tr>
-        <w:trPr>
-          <w:jc w:val="center"/>
-        </w:trPr>
-        <w:tc>
-          <w:tcPr>
-            <w:tcW w:w="0" w:type="auto"/>
-            <w:hideMark/>
-          </w:tcPr>
-          <w:p>
-            <w:pPr>
-              <w:spacing w:line="278" w:lineRule="auto"/>
-              <w:jc w:val="center"/>
+              <w:t>node_modules</w:t>
+            </w:r>
+            <w:proofErr w:type="spellEnd"/>
+            <w:r>
               <w:rPr>
                 <w:b/>
                 <w:bCs/>
               </w:rPr>
-            </w:pPr>
+              <w:t>/</w:t>
+            </w:r>
+          </w:p>
+        </w:tc>
+        <w:tc>
+          <w:tcPr>
+            <w:tcW w:w="0" w:type="auto"/>
+            <w:hideMark/>
+          </w:tcPr>
+          <w:p>
+            <w:pPr>
+              <w:spacing w:line="278" w:lineRule="auto"/>
+              <w:jc w:val="center"/>
+            </w:pPr>
+            <w:r>
+              <w:t>Ignore folder</w:t>
+            </w:r>
+          </w:p>
+        </w:tc>
+      </w:tr>
+      <w:tr>
+        <w:trPr>
+          <w:jc w:val="center"/>
+        </w:trPr>
+        <w:tc>
+          <w:tcPr>
+            <w:tcW w:w="0" w:type="auto"/>
+            <w:hideMark/>
+          </w:tcPr>
+          <w:p>
+            <w:pPr>
+              <w:spacing w:line="278" w:lineRule="auto"/>
+              <w:jc w:val="center"/>
+              <w:rPr>
+                <w:b/>
+                <w:bCs/>
+              </w:rPr>
+            </w:pPr>
+            <w:proofErr w:type="gramStart"/>
             <w:r>
               <w:rPr>
                 <w:b/>
@@ -4840,6 +5083,7 @@
               </w:rPr>
               <w:t>.env</w:t>
             </w:r>
+            <w:proofErr w:type="gramEnd"/>
           </w:p>
         </w:tc>
         <w:tc>
@@ -4881,8 +5125,17 @@
                 <w:b/>
                 <w:bCs/>
               </w:rPr>
-              <w:t>*.tmp</w:t>
-            </w:r>
+              <w:t>*.</w:t>
+            </w:r>
+            <w:proofErr w:type="spellStart"/>
+            <w:r>
+              <w:rPr>
+                <w:b/>
+                <w:bCs/>
+              </w:rPr>
+              <w:t>tmp</w:t>
+            </w:r>
+            <w:proofErr w:type="spellEnd"/>
           </w:p>
         </w:tc>
         <w:tc>
@@ -5529,8 +5782,13 @@
               <w:spacing w:line="278" w:lineRule="auto"/>
             </w:pPr>
             <w:r>
-              <w:t>git remote -v</w:t>
-            </w:r>
+              <w:t xml:space="preserve">git </w:t>
+            </w:r>
+            <w:proofErr w:type="gramStart"/>
+            <w:r>
+              <w:t>remote -v</w:t>
+            </w:r>
+            <w:proofErr w:type="gramEnd"/>
           </w:p>
         </w:tc>
         <w:tc>
@@ -6074,8 +6332,13 @@
               <w:cnfStyle w:val="000000100000" w:firstRow="0" w:lastRow="0" w:firstColumn="0" w:lastColumn="0" w:oddVBand="0" w:evenVBand="0" w:oddHBand="1" w:evenHBand="0" w:firstRowFirstColumn="0" w:firstRowLastColumn="0" w:lastRowFirstColumn="0" w:lastRowLastColumn="0"/>
             </w:pPr>
             <w:r>
-              <w:t>Mark complete</w:t>
-            </w:r>
+              <w:t xml:space="preserve">Mark </w:t>
+            </w:r>
+            <w:proofErr w:type="gramStart"/>
+            <w:r>
+              <w:t>complete</w:t>
+            </w:r>
+            <w:proofErr w:type="gramEnd"/>
           </w:p>
         </w:tc>
       </w:tr>
@@ -6160,10 +6423,258 @@
           <w:szCs w:val="36"/>
         </w:rPr>
       </w:pPr>
-    </w:p>
-    <w:p>
-      <w:pPr>
-        <w:spacing w:after="0"/>
+      <w:r>
+        <w:rPr>
+          <w:b/>
+          <w:bCs/>
+          <w:sz w:val="36"/>
+          <w:szCs w:val="36"/>
+        </w:rPr>
+        <w:t>GitHub Releases (Publishing Versions)</w:t>
+      </w:r>
+    </w:p>
+    <w:tbl>
+      <w:tblPr>
+        <w:tblStyle w:val="PlainTable1"/>
+        <w:tblW w:w="0" w:type="auto"/>
+        <w:jc w:val="center"/>
+        <w:tblLook w:val="04A0" w:firstRow="1" w:lastRow="0" w:firstColumn="1" w:lastColumn="0" w:noHBand="0" w:noVBand="1"/>
+      </w:tblPr>
+      <w:tblGrid>
+        <w:gridCol w:w="2723"/>
+        <w:gridCol w:w="2081"/>
+      </w:tblGrid>
+      <w:tr>
+        <w:trPr>
+          <w:cnfStyle w:val="100000000000" w:firstRow="1" w:lastRow="0" w:firstColumn="0" w:lastColumn="0" w:oddVBand="0" w:evenVBand="0" w:oddHBand="0" w:evenHBand="0" w:firstRowFirstColumn="0" w:firstRowLastColumn="0" w:lastRowFirstColumn="0" w:lastRowLastColumn="0"/>
+          <w:jc w:val="center"/>
+        </w:trPr>
+        <w:tc>
+          <w:tcPr>
+            <w:cnfStyle w:val="001000000000" w:firstRow="0" w:lastRow="0" w:firstColumn="1" w:lastColumn="0" w:oddVBand="0" w:evenVBand="0" w:oddHBand="0" w:evenHBand="0" w:firstRowFirstColumn="0" w:firstRowLastColumn="0" w:lastRowFirstColumn="0" w:lastRowLastColumn="0"/>
+            <w:tcW w:w="0" w:type="auto"/>
+            <w:hideMark/>
+          </w:tcPr>
+          <w:p>
+            <w:pPr>
+              <w:spacing w:line="278" w:lineRule="auto"/>
+            </w:pPr>
+            <w:r>
+              <w:t>Command</w:t>
+            </w:r>
+          </w:p>
+        </w:tc>
+        <w:tc>
+          <w:tcPr>
+            <w:tcW w:w="0" w:type="auto"/>
+            <w:hideMark/>
+          </w:tcPr>
+          <w:p>
+            <w:pPr>
+              <w:spacing w:line="278" w:lineRule="auto"/>
+              <w:cnfStyle w:val="100000000000" w:firstRow="1" w:lastRow="0" w:firstColumn="0" w:lastColumn="0" w:oddVBand="0" w:evenVBand="0" w:oddHBand="0" w:evenHBand="0" w:firstRowFirstColumn="0" w:firstRowLastColumn="0" w:lastRowFirstColumn="0" w:lastRowLastColumn="0"/>
+            </w:pPr>
+            <w:r>
+              <w:t>Purpose</w:t>
+            </w:r>
+          </w:p>
+        </w:tc>
+      </w:tr>
+      <w:tr>
+        <w:trPr>
+          <w:cnfStyle w:val="000000100000" w:firstRow="0" w:lastRow="0" w:firstColumn="0" w:lastColumn="0" w:oddVBand="0" w:evenVBand="0" w:oddHBand="1" w:evenHBand="0" w:firstRowFirstColumn="0" w:firstRowLastColumn="0" w:lastRowFirstColumn="0" w:lastRowLastColumn="0"/>
+          <w:jc w:val="center"/>
+        </w:trPr>
+        <w:tc>
+          <w:tcPr>
+            <w:cnfStyle w:val="001000000000" w:firstRow="0" w:lastRow="0" w:firstColumn="1" w:lastColumn="0" w:oddVBand="0" w:evenVBand="0" w:oddHBand="0" w:evenHBand="0" w:firstRowFirstColumn="0" w:firstRowLastColumn="0" w:lastRowFirstColumn="0" w:lastRowLastColumn="0"/>
+            <w:tcW w:w="0" w:type="auto"/>
+            <w:hideMark/>
+          </w:tcPr>
+          <w:p>
+            <w:pPr>
+              <w:spacing w:line="278" w:lineRule="auto"/>
+            </w:pPr>
+            <w:r>
+              <w:t xml:space="preserve">git tag -a </w:t>
+            </w:r>
+            <w:proofErr w:type="spellStart"/>
+            <w:r>
+              <w:t>vX.X</w:t>
+            </w:r>
+            <w:proofErr w:type="spellEnd"/>
+            <w:r>
+              <w:t xml:space="preserve"> -m "msg"</w:t>
+            </w:r>
+          </w:p>
+        </w:tc>
+        <w:tc>
+          <w:tcPr>
+            <w:tcW w:w="0" w:type="auto"/>
+            <w:hideMark/>
+          </w:tcPr>
+          <w:p>
+            <w:pPr>
+              <w:spacing w:line="278" w:lineRule="auto"/>
+              <w:cnfStyle w:val="000000100000" w:firstRow="0" w:lastRow="0" w:firstColumn="0" w:lastColumn="0" w:oddVBand="0" w:evenVBand="0" w:oddHBand="1" w:evenHBand="0" w:firstRowFirstColumn="0" w:firstRowLastColumn="0" w:lastRowFirstColumn="0" w:lastRowLastColumn="0"/>
+            </w:pPr>
+            <w:r>
+              <w:t>Create version tag</w:t>
+            </w:r>
+          </w:p>
+        </w:tc>
+      </w:tr>
+      <w:tr>
+        <w:trPr>
+          <w:jc w:val="center"/>
+        </w:trPr>
+        <w:tc>
+          <w:tcPr>
+            <w:cnfStyle w:val="001000000000" w:firstRow="0" w:lastRow="0" w:firstColumn="1" w:lastColumn="0" w:oddVBand="0" w:evenVBand="0" w:oddHBand="0" w:evenHBand="0" w:firstRowFirstColumn="0" w:firstRowLastColumn="0" w:lastRowFirstColumn="0" w:lastRowLastColumn="0"/>
+            <w:tcW w:w="0" w:type="auto"/>
+            <w:hideMark/>
+          </w:tcPr>
+          <w:p>
+            <w:pPr>
+              <w:spacing w:line="278" w:lineRule="auto"/>
+            </w:pPr>
+            <w:r>
+              <w:t>git push origin tag</w:t>
+            </w:r>
+          </w:p>
+        </w:tc>
+        <w:tc>
+          <w:tcPr>
+            <w:tcW w:w="0" w:type="auto"/>
+            <w:hideMark/>
+          </w:tcPr>
+          <w:p>
+            <w:pPr>
+              <w:spacing w:line="278" w:lineRule="auto"/>
+              <w:cnfStyle w:val="000000000000" w:firstRow="0" w:lastRow="0" w:firstColumn="0" w:lastColumn="0" w:oddVBand="0" w:evenVBand="0" w:oddHBand="0" w:evenHBand="0" w:firstRowFirstColumn="0" w:firstRowLastColumn="0" w:lastRowFirstColumn="0" w:lastRowLastColumn="0"/>
+            </w:pPr>
+            <w:r>
+              <w:t>Push tag</w:t>
+            </w:r>
+          </w:p>
+        </w:tc>
+      </w:tr>
+      <w:tr>
+        <w:trPr>
+          <w:cnfStyle w:val="000000100000" w:firstRow="0" w:lastRow="0" w:firstColumn="0" w:lastColumn="0" w:oddVBand="0" w:evenVBand="0" w:oddHBand="1" w:evenHBand="0" w:firstRowFirstColumn="0" w:firstRowLastColumn="0" w:lastRowFirstColumn="0" w:lastRowLastColumn="0"/>
+          <w:jc w:val="center"/>
+        </w:trPr>
+        <w:tc>
+          <w:tcPr>
+            <w:cnfStyle w:val="001000000000" w:firstRow="0" w:lastRow="0" w:firstColumn="1" w:lastColumn="0" w:oddVBand="0" w:evenVBand="0" w:oddHBand="0" w:evenHBand="0" w:firstRowFirstColumn="0" w:firstRowLastColumn="0" w:lastRowFirstColumn="0" w:lastRowLastColumn="0"/>
+            <w:tcW w:w="0" w:type="auto"/>
+            <w:hideMark/>
+          </w:tcPr>
+          <w:p>
+            <w:pPr>
+              <w:spacing w:line="278" w:lineRule="auto"/>
+            </w:pPr>
+            <w:r>
+              <w:t>Release UI</w:t>
+            </w:r>
+          </w:p>
+        </w:tc>
+        <w:tc>
+          <w:tcPr>
+            <w:tcW w:w="0" w:type="auto"/>
+            <w:hideMark/>
+          </w:tcPr>
+          <w:p>
+            <w:pPr>
+              <w:spacing w:line="278" w:lineRule="auto"/>
+              <w:cnfStyle w:val="000000100000" w:firstRow="0" w:lastRow="0" w:firstColumn="0" w:lastColumn="0" w:oddVBand="0" w:evenVBand="0" w:oddHBand="1" w:evenHBand="0" w:firstRowFirstColumn="0" w:firstRowLastColumn="0" w:lastRowFirstColumn="0" w:lastRowLastColumn="0"/>
+            </w:pPr>
+            <w:r>
+              <w:t>Publish version</w:t>
+            </w:r>
+          </w:p>
+        </w:tc>
+      </w:tr>
+    </w:tbl>
+    <w:p>
+      <w:pPr>
+        <w:spacing w:after="0"/>
+        <w:rPr>
+          <w:b/>
+          <w:bCs/>
+        </w:rPr>
+      </w:pPr>
+    </w:p>
+    <w:p>
+      <w:pPr>
+        <w:spacing w:after="0"/>
+        <w:rPr>
+          <w:b/>
+          <w:bCs/>
+        </w:rPr>
+      </w:pPr>
+      <w:r>
+        <w:rPr>
+          <w:b/>
+          <w:bCs/>
+        </w:rPr>
+        <w:t>Workflow Summary</w:t>
+      </w:r>
+    </w:p>
+    <w:p>
+      <w:pPr>
+        <w:pBdr>
+          <w:bottom w:val="single" w:sz="6" w:space="1" w:color="auto"/>
+        </w:pBdr>
+        <w:spacing w:after="0"/>
+      </w:pPr>
+      <w:r>
+        <w:t>Code → Commit → Tag → Release → Share</w:t>
+      </w:r>
+    </w:p>
+    <w:p>
+      <w:pPr>
+        <w:spacing w:after="0"/>
+      </w:pPr>
+    </w:p>
+    <w:p>
+      <w:pPr>
+        <w:spacing w:after="0"/>
+        <w:rPr>
+          <w:b/>
+          <w:bCs/>
+          <w:sz w:val="36"/>
+          <w:szCs w:val="36"/>
+        </w:rPr>
+      </w:pPr>
+      <w:r>
+        <w:rPr>
+          <w:b/>
+          <w:bCs/>
+          <w:sz w:val="36"/>
+          <w:szCs w:val="36"/>
+        </w:rPr>
+        <w:t>Day: 1</w:t>
+      </w:r>
+      <w:r>
+        <w:rPr>
+          <w:b/>
+          <w:bCs/>
+          <w:sz w:val="36"/>
+          <w:szCs w:val="36"/>
+        </w:rPr>
+        <w:t>9</w:t>
+      </w:r>
+    </w:p>
+    <w:p>
+      <w:pPr>
+        <w:spacing w:after="0"/>
+        <w:rPr>
+          <w:b/>
+          <w:bCs/>
+          <w:sz w:val="36"/>
+          <w:szCs w:val="36"/>
+        </w:rPr>
       </w:pPr>
     </w:p>
     <w:sectPr>

--- a/Git commands.docx
+++ b/Git commands.docx
@@ -373,17 +373,7 @@
         <w:spacing w:after="0"/>
       </w:pPr>
       <w:r>
-        <w:t xml:space="preserve">git config --global </w:t>
-      </w:r>
-      <w:proofErr w:type="spellStart"/>
-      <w:proofErr w:type="gramStart"/>
-      <w:r>
-        <w:t>user.email</w:t>
-      </w:r>
-      <w:proofErr w:type="spellEnd"/>
-      <w:proofErr w:type="gramEnd"/>
-      <w:r>
-        <w:t xml:space="preserve"> </w:t>
+        <w:t xml:space="preserve">git config --global user.email </w:t>
       </w:r>
       <w:r>
         <w:t>“</w:t>
@@ -596,13 +586,8 @@
               <w:spacing w:line="278" w:lineRule="auto"/>
             </w:pPr>
             <w:r>
-              <w:t xml:space="preserve">git </w:t>
-            </w:r>
-            <w:proofErr w:type="gramStart"/>
-            <w:r>
-              <w:t>add .</w:t>
-            </w:r>
-            <w:proofErr w:type="gramEnd"/>
+              <w:t>git add .</w:t>
+            </w:r>
           </w:p>
         </w:tc>
         <w:tc>
@@ -874,13 +859,8 @@
               <w:spacing w:line="278" w:lineRule="auto"/>
             </w:pPr>
             <w:r>
-              <w:t>git log --</w:t>
-            </w:r>
-            <w:proofErr w:type="spellStart"/>
-            <w:r>
-              <w:t>oneline</w:t>
-            </w:r>
-            <w:proofErr w:type="spellEnd"/>
+              <w:t>git log --oneline</w:t>
+            </w:r>
           </w:p>
         </w:tc>
         <w:tc>
@@ -2063,15 +2043,7 @@
               <w:spacing w:line="278" w:lineRule="auto"/>
             </w:pPr>
             <w:r>
-              <w:t xml:space="preserve">git </w:t>
-            </w:r>
-            <w:proofErr w:type="gramStart"/>
-            <w:r>
-              <w:t>stash</w:t>
-            </w:r>
-            <w:proofErr w:type="gramEnd"/>
-            <w:r>
-              <w:t xml:space="preserve"> apply</w:t>
+              <w:t>git stash apply</w:t>
             </w:r>
           </w:p>
         </w:tc>
@@ -2106,23 +2078,7 @@
               <w:spacing w:line="278" w:lineRule="auto"/>
             </w:pPr>
             <w:r>
-              <w:t xml:space="preserve">git </w:t>
-            </w:r>
-            <w:proofErr w:type="gramStart"/>
-            <w:r>
-              <w:t>stash</w:t>
-            </w:r>
-            <w:proofErr w:type="gramEnd"/>
-            <w:r>
-              <w:t xml:space="preserve"> drop stash</w:t>
-            </w:r>
-            <w:proofErr w:type="gramStart"/>
-            <w:r>
-              <w:t>@{</w:t>
-            </w:r>
-            <w:proofErr w:type="gramEnd"/>
-            <w:r>
-              <w:t>0}</w:t>
+              <w:t>git stash drop stash@{0}</w:t>
             </w:r>
           </w:p>
         </w:tc>
@@ -2392,13 +2348,8 @@
               <w:cnfStyle w:val="000000000000" w:firstRow="0" w:lastRow="0" w:firstColumn="0" w:lastColumn="0" w:oddVBand="0" w:evenVBand="0" w:oddHBand="0" w:evenHBand="0" w:firstRowFirstColumn="0" w:firstRowLastColumn="0" w:lastRowFirstColumn="0" w:lastRowLastColumn="0"/>
             </w:pPr>
             <w:r>
-              <w:t xml:space="preserve">Undo last commit, keep changes but </w:t>
-            </w:r>
-            <w:proofErr w:type="spellStart"/>
-            <w:r>
-              <w:t>unstaged</w:t>
-            </w:r>
-            <w:proofErr w:type="spellEnd"/>
+              <w:t>Undo last commit, keep changes but unstaged</w:t>
+            </w:r>
           </w:p>
         </w:tc>
       </w:tr>
@@ -2455,13 +2406,8 @@
               <w:spacing w:line="278" w:lineRule="auto"/>
               <w:jc w:val="center"/>
             </w:pPr>
-            <w:proofErr w:type="gramStart"/>
-            <w:r>
-              <w:t>git</w:t>
-            </w:r>
-            <w:proofErr w:type="gramEnd"/>
-            <w:r>
-              <w:t xml:space="preserve"> revert &lt;commit-id&gt;</w:t>
+            <w:r>
+              <w:t>git revert &lt;commit-id&gt;</w:t>
             </w:r>
           </w:p>
         </w:tc>
@@ -2499,13 +2445,8 @@
               <w:jc w:val="center"/>
             </w:pPr>
             <w:r>
-              <w:t>git log --</w:t>
-            </w:r>
-            <w:proofErr w:type="spellStart"/>
-            <w:r>
-              <w:t>oneline</w:t>
-            </w:r>
-            <w:proofErr w:type="spellEnd"/>
+              <w:t>git log --oneline</w:t>
+            </w:r>
           </w:p>
         </w:tc>
         <w:tc>
@@ -2618,15 +2559,7 @@
               <w:jc w:val="center"/>
             </w:pPr>
             <w:r>
-              <w:t xml:space="preserve">Removes </w:t>
-            </w:r>
-            <w:proofErr w:type="gramStart"/>
-            <w:r>
-              <w:t>commit</w:t>
-            </w:r>
-            <w:proofErr w:type="gramEnd"/>
-            <w:r>
-              <w:t xml:space="preserve"> from history</w:t>
+              <w:t>Removes commit from history</w:t>
             </w:r>
           </w:p>
         </w:tc>
@@ -2690,13 +2623,8 @@
               <w:spacing w:line="278" w:lineRule="auto"/>
               <w:jc w:val="center"/>
             </w:pPr>
-            <w:proofErr w:type="gramStart"/>
-            <w:r>
-              <w:t>Creates</w:t>
-            </w:r>
-            <w:proofErr w:type="gramEnd"/>
-            <w:r>
-              <w:t xml:space="preserve"> new commit</w:t>
+            <w:r>
+              <w:t>Creates new commit</w:t>
             </w:r>
           </w:p>
         </w:tc>
@@ -3033,27 +2961,9 @@
               <w:spacing w:line="278" w:lineRule="auto"/>
               <w:jc w:val="center"/>
             </w:pPr>
-            <w:proofErr w:type="gramStart"/>
-            <w:r>
-              <w:t>git</w:t>
-            </w:r>
-            <w:proofErr w:type="gramEnd"/>
-            <w:r>
-              <w:t xml:space="preserve"> rebase -</w:t>
-            </w:r>
-            <w:proofErr w:type="spellStart"/>
-            <w:r>
-              <w:t>i</w:t>
-            </w:r>
-            <w:proofErr w:type="spellEnd"/>
-            <w:r>
-              <w:t xml:space="preserve"> </w:t>
-            </w:r>
-            <w:proofErr w:type="spellStart"/>
-            <w:r>
-              <w:t>HEAD~n</w:t>
-            </w:r>
-            <w:proofErr w:type="spellEnd"/>
+            <w:r>
+              <w:t>git rebase -i HEAD~n</w:t>
+            </w:r>
           </w:p>
         </w:tc>
         <w:tc>
@@ -3164,13 +3074,8 @@
               <w:jc w:val="center"/>
             </w:pPr>
             <w:r>
-              <w:t>git log --</w:t>
-            </w:r>
-            <w:proofErr w:type="spellStart"/>
-            <w:r>
-              <w:t>oneline</w:t>
-            </w:r>
-            <w:proofErr w:type="spellEnd"/>
+              <w:t>git log --oneline</w:t>
+            </w:r>
           </w:p>
         </w:tc>
         <w:tc>
@@ -3280,15 +3185,7 @@
         <w:spacing w:after="0"/>
       </w:pPr>
       <w:r>
-        <w:t xml:space="preserve">Creates </w:t>
-      </w:r>
-      <w:proofErr w:type="gramStart"/>
-      <w:r>
-        <w:t>merge</w:t>
-      </w:r>
-      <w:proofErr w:type="gramEnd"/>
-      <w:r>
-        <w:t xml:space="preserve"> commit</w:t>
+        <w:t>Creates merge commit</w:t>
       </w:r>
     </w:p>
     <w:p>
@@ -3509,13 +3406,8 @@
               <w:spacing w:line="278" w:lineRule="auto"/>
               <w:jc w:val="center"/>
             </w:pPr>
-            <w:proofErr w:type="gramStart"/>
-            <w:r>
-              <w:t>git</w:t>
-            </w:r>
-            <w:proofErr w:type="gramEnd"/>
-            <w:r>
-              <w:t xml:space="preserve"> cherry-pick &lt;commit-id&gt;</w:t>
+            <w:r>
+              <w:t>git cherry-pick &lt;commit-id&gt;</w:t>
             </w:r>
           </w:p>
         </w:tc>
@@ -3551,21 +3443,8 @@
               <w:spacing w:line="278" w:lineRule="auto"/>
               <w:jc w:val="center"/>
             </w:pPr>
-            <w:proofErr w:type="gramStart"/>
-            <w:r>
-              <w:t>git</w:t>
-            </w:r>
-            <w:proofErr w:type="gramEnd"/>
-            <w:r>
-              <w:t xml:space="preserve"> cherry-pick A</w:t>
-            </w:r>
-            <w:proofErr w:type="gramStart"/>
-            <w:r>
-              <w:t>^..</w:t>
-            </w:r>
-            <w:proofErr w:type="gramEnd"/>
-            <w:r>
-              <w:t>B</w:t>
+            <w:r>
+              <w:t>git cherry-pick A^..B</w:t>
             </w:r>
           </w:p>
         </w:tc>
@@ -3603,13 +3482,8 @@
               <w:jc w:val="center"/>
             </w:pPr>
             <w:r>
-              <w:t>git log --</w:t>
-            </w:r>
-            <w:proofErr w:type="spellStart"/>
-            <w:r>
-              <w:t>oneline</w:t>
-            </w:r>
-            <w:proofErr w:type="spellEnd"/>
+              <w:t>git log --oneline</w:t>
+            </w:r>
           </w:p>
         </w:tc>
         <w:tc>
@@ -3871,13 +3745,8 @@
               <w:jc w:val="center"/>
             </w:pPr>
             <w:r>
-              <w:t xml:space="preserve">git show </w:t>
-            </w:r>
-            <w:proofErr w:type="spellStart"/>
-            <w:r>
-              <w:t>tagname</w:t>
-            </w:r>
-            <w:proofErr w:type="spellEnd"/>
+              <w:t>git show tagname</w:t>
+            </w:r>
           </w:p>
         </w:tc>
         <w:tc>
@@ -3914,13 +3783,8 @@
               <w:jc w:val="center"/>
             </w:pPr>
             <w:r>
-              <w:t xml:space="preserve">git push origin </w:t>
-            </w:r>
-            <w:proofErr w:type="spellStart"/>
-            <w:r>
-              <w:t>tagname</w:t>
-            </w:r>
-            <w:proofErr w:type="spellEnd"/>
+              <w:t>git push origin tagname</w:t>
+            </w:r>
           </w:p>
         </w:tc>
         <w:tc>
@@ -3994,13 +3858,8 @@
               <w:jc w:val="center"/>
             </w:pPr>
             <w:r>
-              <w:t xml:space="preserve">git tag -d </w:t>
-            </w:r>
-            <w:proofErr w:type="spellStart"/>
-            <w:r>
-              <w:t>tagname</w:t>
-            </w:r>
-            <w:proofErr w:type="spellEnd"/>
+              <w:t>git tag -d tagname</w:t>
+            </w:r>
           </w:p>
         </w:tc>
         <w:tc>
@@ -4081,27 +3940,7 @@
           <w:sz w:val="36"/>
           <w:szCs w:val="36"/>
         </w:rPr>
-        <w:t xml:space="preserve">git </w:t>
-      </w:r>
-      <w:proofErr w:type="spellStart"/>
-      <w:r>
-        <w:rPr>
-          <w:b/>
-          <w:bCs/>
-          <w:sz w:val="36"/>
-          <w:szCs w:val="36"/>
-        </w:rPr>
-        <w:t>reflog</w:t>
-      </w:r>
-      <w:proofErr w:type="spellEnd"/>
-      <w:r>
-        <w:rPr>
-          <w:b/>
-          <w:bCs/>
-          <w:sz w:val="36"/>
-          <w:szCs w:val="36"/>
-        </w:rPr>
-        <w:t xml:space="preserve"> (Recover Lost Commits)</w:t>
+        <w:t>git reflog (Recover Lost Commits)</w:t>
       </w:r>
     </w:p>
     <w:tbl>
@@ -4170,13 +4009,8 @@
               <w:jc w:val="center"/>
             </w:pPr>
             <w:r>
-              <w:t xml:space="preserve">git </w:t>
-            </w:r>
-            <w:proofErr w:type="spellStart"/>
-            <w:r>
-              <w:t>reflog</w:t>
-            </w:r>
-            <w:proofErr w:type="spellEnd"/>
+              <w:t>git reflog</w:t>
+            </w:r>
           </w:p>
         </w:tc>
         <w:tc>
@@ -4477,41 +4311,7 @@
                 <w:b/>
                 <w:bCs/>
               </w:rPr>
-              <w:t xml:space="preserve">git config --global </w:t>
-            </w:r>
-            <w:proofErr w:type="spellStart"/>
-            <w:proofErr w:type="gramStart"/>
-            <w:r>
-              <w:rPr>
-                <w:b/>
-                <w:bCs/>
-              </w:rPr>
-              <w:t>alias.lg</w:t>
-            </w:r>
-            <w:proofErr w:type="spellEnd"/>
-            <w:proofErr w:type="gramEnd"/>
-            <w:r>
-              <w:rPr>
-                <w:b/>
-                <w:bCs/>
-              </w:rPr>
-              <w:t xml:space="preserve"> "log --</w:t>
-            </w:r>
-            <w:proofErr w:type="spellStart"/>
-            <w:r>
-              <w:rPr>
-                <w:b/>
-                <w:bCs/>
-              </w:rPr>
-              <w:t>oneline</w:t>
-            </w:r>
-            <w:proofErr w:type="spellEnd"/>
-            <w:r>
-              <w:rPr>
-                <w:b/>
-                <w:bCs/>
-              </w:rPr>
-              <w:t>"</w:t>
+              <w:t>git config --global alias.lg "log --oneline"</w:t>
             </w:r>
           </w:p>
         </w:tc>
@@ -4664,7 +4464,6 @@
           <w:szCs w:val="36"/>
         </w:rPr>
       </w:pPr>
-      <w:proofErr w:type="gramStart"/>
       <w:r>
         <w:rPr>
           <w:b/>
@@ -4672,28 +4471,7 @@
           <w:sz w:val="36"/>
           <w:szCs w:val="36"/>
         </w:rPr>
-        <w:t>.</w:t>
-      </w:r>
-      <w:proofErr w:type="spellStart"/>
-      <w:r>
-        <w:rPr>
-          <w:b/>
-          <w:bCs/>
-          <w:sz w:val="36"/>
-          <w:szCs w:val="36"/>
-        </w:rPr>
-        <w:t>gitignore</w:t>
-      </w:r>
-      <w:proofErr w:type="spellEnd"/>
-      <w:proofErr w:type="gramEnd"/>
-      <w:r>
-        <w:rPr>
-          <w:b/>
-          <w:bCs/>
-          <w:sz w:val="36"/>
-          <w:szCs w:val="36"/>
-        </w:rPr>
-        <w:t xml:space="preserve"> (Control What Git Should NOT Track)</w:t>
+        <w:t>.gitignore (Control What Git Should NOT Track)</w:t>
       </w:r>
     </w:p>
     <w:tbl>
@@ -4773,24 +4551,13 @@
                 <w:bCs/>
               </w:rPr>
             </w:pPr>
-            <w:proofErr w:type="gramStart"/>
             <w:r>
               <w:rPr>
                 <w:b/>
                 <w:bCs/>
               </w:rPr>
-              <w:t>.</w:t>
-            </w:r>
-            <w:proofErr w:type="spellStart"/>
-            <w:r>
-              <w:rPr>
-                <w:b/>
-                <w:bCs/>
-              </w:rPr>
-              <w:t>gitignore</w:t>
-            </w:r>
-            <w:proofErr w:type="spellEnd"/>
-            <w:proofErr w:type="gramEnd"/>
+              <w:t>.gitignore</w:t>
+            </w:r>
           </w:p>
         </w:tc>
         <w:tc>
@@ -5023,59 +4790,49 @@
                 <w:bCs/>
               </w:rPr>
             </w:pPr>
-            <w:proofErr w:type="spellStart"/>
             <w:r>
               <w:rPr>
                 <w:b/>
                 <w:bCs/>
               </w:rPr>
-              <w:t>node_modules</w:t>
-            </w:r>
-            <w:proofErr w:type="spellEnd"/>
-            <w:r>
+              <w:t>node_modules/</w:t>
+            </w:r>
+          </w:p>
+        </w:tc>
+        <w:tc>
+          <w:tcPr>
+            <w:tcW w:w="0" w:type="auto"/>
+            <w:hideMark/>
+          </w:tcPr>
+          <w:p>
+            <w:pPr>
+              <w:spacing w:line="278" w:lineRule="auto"/>
+              <w:jc w:val="center"/>
+            </w:pPr>
+            <w:r>
+              <w:t>Ignore folder</w:t>
+            </w:r>
+          </w:p>
+        </w:tc>
+      </w:tr>
+      <w:tr>
+        <w:trPr>
+          <w:jc w:val="center"/>
+        </w:trPr>
+        <w:tc>
+          <w:tcPr>
+            <w:tcW w:w="0" w:type="auto"/>
+            <w:hideMark/>
+          </w:tcPr>
+          <w:p>
+            <w:pPr>
+              <w:spacing w:line="278" w:lineRule="auto"/>
+              <w:jc w:val="center"/>
               <w:rPr>
                 <w:b/>
                 <w:bCs/>
               </w:rPr>
-              <w:t>/</w:t>
-            </w:r>
-          </w:p>
-        </w:tc>
-        <w:tc>
-          <w:tcPr>
-            <w:tcW w:w="0" w:type="auto"/>
-            <w:hideMark/>
-          </w:tcPr>
-          <w:p>
-            <w:pPr>
-              <w:spacing w:line="278" w:lineRule="auto"/>
-              <w:jc w:val="center"/>
-            </w:pPr>
-            <w:r>
-              <w:t>Ignore folder</w:t>
-            </w:r>
-          </w:p>
-        </w:tc>
-      </w:tr>
-      <w:tr>
-        <w:trPr>
-          <w:jc w:val="center"/>
-        </w:trPr>
-        <w:tc>
-          <w:tcPr>
-            <w:tcW w:w="0" w:type="auto"/>
-            <w:hideMark/>
-          </w:tcPr>
-          <w:p>
-            <w:pPr>
-              <w:spacing w:line="278" w:lineRule="auto"/>
-              <w:jc w:val="center"/>
-              <w:rPr>
-                <w:b/>
-                <w:bCs/>
-              </w:rPr>
-            </w:pPr>
-            <w:proofErr w:type="gramStart"/>
+            </w:pPr>
             <w:r>
               <w:rPr>
                 <w:b/>
@@ -5083,7 +4840,6 @@
               </w:rPr>
               <w:t>.env</w:t>
             </w:r>
-            <w:proofErr w:type="gramEnd"/>
           </w:p>
         </w:tc>
         <w:tc>
@@ -5125,17 +4881,8 @@
                 <w:b/>
                 <w:bCs/>
               </w:rPr>
-              <w:t>*.</w:t>
-            </w:r>
-            <w:proofErr w:type="spellStart"/>
-            <w:r>
-              <w:rPr>
-                <w:b/>
-                <w:bCs/>
-              </w:rPr>
-              <w:t>tmp</w:t>
-            </w:r>
-            <w:proofErr w:type="spellEnd"/>
+              <w:t>*.tmp</w:t>
+            </w:r>
           </w:p>
         </w:tc>
         <w:tc>
@@ -5782,13 +5529,8 @@
               <w:spacing w:line="278" w:lineRule="auto"/>
             </w:pPr>
             <w:r>
-              <w:t xml:space="preserve">git </w:t>
-            </w:r>
-            <w:proofErr w:type="gramStart"/>
-            <w:r>
-              <w:t>remote -v</w:t>
-            </w:r>
-            <w:proofErr w:type="gramEnd"/>
+              <w:t>git remote -v</w:t>
+            </w:r>
           </w:p>
         </w:tc>
         <w:tc>
@@ -6332,13 +6074,8 @@
               <w:cnfStyle w:val="000000100000" w:firstRow="0" w:lastRow="0" w:firstColumn="0" w:lastColumn="0" w:oddVBand="0" w:evenVBand="0" w:oddHBand="1" w:evenHBand="0" w:firstRowFirstColumn="0" w:firstRowLastColumn="0" w:lastRowFirstColumn="0" w:lastRowLastColumn="0"/>
             </w:pPr>
             <w:r>
-              <w:t xml:space="preserve">Mark </w:t>
-            </w:r>
-            <w:proofErr w:type="gramStart"/>
-            <w:r>
-              <w:t>complete</w:t>
-            </w:r>
-            <w:proofErr w:type="gramEnd"/>
+              <w:t>Mark complete</w:t>
+            </w:r>
           </w:p>
         </w:tc>
       </w:tr>
@@ -6496,15 +6233,7 @@
               <w:spacing w:line="278" w:lineRule="auto"/>
             </w:pPr>
             <w:r>
-              <w:t xml:space="preserve">git tag -a </w:t>
-            </w:r>
-            <w:proofErr w:type="spellStart"/>
-            <w:r>
-              <w:t>vX.X</w:t>
-            </w:r>
-            <w:proofErr w:type="spellEnd"/>
-            <w:r>
-              <w:t xml:space="preserve"> -m "msg"</w:t>
+              <w:t>git tag -a vX.X -m "msg"</w:t>
             </w:r>
           </w:p>
         </w:tc>
@@ -6674,6 +6403,362 @@
           <w:bCs/>
           <w:sz w:val="36"/>
           <w:szCs w:val="36"/>
+        </w:rPr>
+      </w:pPr>
+      <w:r>
+        <w:rPr>
+          <w:b/>
+          <w:bCs/>
+          <w:sz w:val="36"/>
+          <w:szCs w:val="36"/>
+        </w:rPr>
+        <w:t>README + Markdown (Professional Documentation)</w:t>
+      </w:r>
+    </w:p>
+    <w:p>
+      <w:pPr>
+        <w:spacing w:after="0"/>
+        <w:rPr>
+          <w:b/>
+          <w:bCs/>
+        </w:rPr>
+      </w:pPr>
+    </w:p>
+    <w:p>
+      <w:pPr>
+        <w:spacing w:after="0"/>
+        <w:rPr>
+          <w:b/>
+          <w:bCs/>
+        </w:rPr>
+      </w:pPr>
+      <w:r>
+        <w:rPr>
+          <w:b/>
+          <w:bCs/>
+        </w:rPr>
+        <w:t>What is a README?</w:t>
+      </w:r>
+    </w:p>
+    <w:p>
+      <w:pPr>
+        <w:spacing w:after="0"/>
+      </w:pPr>
+      <w:r>
+        <w:t>A README is:</w:t>
+      </w:r>
+    </w:p>
+    <w:p>
+      <w:pPr>
+        <w:spacing w:after="0"/>
+      </w:pPr>
+      <w:r>
+        <w:t>The main documentation file of your project.</w:t>
+      </w:r>
+    </w:p>
+    <w:p>
+      <w:pPr>
+        <w:spacing w:after="0"/>
+      </w:pPr>
+      <w:r>
+        <w:t>It explains:</w:t>
+      </w:r>
+    </w:p>
+    <w:p>
+      <w:pPr>
+        <w:numPr>
+          <w:ilvl w:val="0"/>
+          <w:numId w:val="8"/>
+        </w:numPr>
+        <w:spacing w:after="0"/>
+      </w:pPr>
+      <w:r>
+        <w:t xml:space="preserve">What the project is </w:t>
+      </w:r>
+    </w:p>
+    <w:p>
+      <w:pPr>
+        <w:numPr>
+          <w:ilvl w:val="0"/>
+          <w:numId w:val="8"/>
+        </w:numPr>
+        <w:spacing w:after="0"/>
+      </w:pPr>
+      <w:r>
+        <w:t xml:space="preserve">How to use it </w:t>
+      </w:r>
+    </w:p>
+    <w:p>
+      <w:pPr>
+        <w:numPr>
+          <w:ilvl w:val="0"/>
+          <w:numId w:val="8"/>
+        </w:numPr>
+        <w:spacing w:after="0"/>
+      </w:pPr>
+      <w:r>
+        <w:t xml:space="preserve">How to run it </w:t>
+      </w:r>
+    </w:p>
+    <w:p>
+      <w:pPr>
+        <w:spacing w:after="0"/>
+      </w:pPr>
+      <w:r>
+        <w:t>On GitHub, it appears automatically on the repo homepage.</w:t>
+      </w:r>
+    </w:p>
+    <w:tbl>
+      <w:tblPr>
+        <w:tblStyle w:val="TableGridLight"/>
+        <w:tblW w:w="0" w:type="auto"/>
+        <w:jc w:val="center"/>
+        <w:tblLook w:val="04A0" w:firstRow="1" w:lastRow="0" w:firstColumn="1" w:lastColumn="0" w:noHBand="0" w:noVBand="1"/>
+      </w:tblPr>
+      <w:tblGrid>
+        <w:gridCol w:w="2369"/>
+        <w:gridCol w:w="2019"/>
+      </w:tblGrid>
+      <w:tr>
+        <w:trPr>
+          <w:jc w:val="center"/>
+        </w:trPr>
+        <w:tc>
+          <w:tcPr>
+            <w:tcW w:w="0" w:type="auto"/>
+            <w:hideMark/>
+          </w:tcPr>
+          <w:p>
+            <w:pPr>
+              <w:spacing w:line="278" w:lineRule="auto"/>
+              <w:rPr>
+                <w:b/>
+                <w:bCs/>
+              </w:rPr>
+            </w:pPr>
+            <w:r>
+              <w:rPr>
+                <w:b/>
+                <w:bCs/>
+              </w:rPr>
+              <w:lastRenderedPageBreak/>
+              <w:t>Command</w:t>
+            </w:r>
+          </w:p>
+        </w:tc>
+        <w:tc>
+          <w:tcPr>
+            <w:tcW w:w="0" w:type="auto"/>
+            <w:hideMark/>
+          </w:tcPr>
+          <w:p>
+            <w:pPr>
+              <w:spacing w:line="278" w:lineRule="auto"/>
+              <w:rPr>
+                <w:b/>
+                <w:bCs/>
+              </w:rPr>
+            </w:pPr>
+            <w:r>
+              <w:rPr>
+                <w:b/>
+                <w:bCs/>
+              </w:rPr>
+              <w:t>Purpose</w:t>
+            </w:r>
+          </w:p>
+        </w:tc>
+      </w:tr>
+      <w:tr>
+        <w:trPr>
+          <w:jc w:val="center"/>
+        </w:trPr>
+        <w:tc>
+          <w:tcPr>
+            <w:tcW w:w="0" w:type="auto"/>
+            <w:hideMark/>
+          </w:tcPr>
+          <w:p>
+            <w:pPr>
+              <w:spacing w:line="278" w:lineRule="auto"/>
+              <w:rPr>
+                <w:b/>
+                <w:bCs/>
+              </w:rPr>
+            </w:pPr>
+            <w:r>
+              <w:rPr>
+                <w:b/>
+                <w:bCs/>
+              </w:rPr>
+              <w:t>git add README.md</w:t>
+            </w:r>
+          </w:p>
+        </w:tc>
+        <w:tc>
+          <w:tcPr>
+            <w:tcW w:w="0" w:type="auto"/>
+            <w:hideMark/>
+          </w:tcPr>
+          <w:p>
+            <w:pPr>
+              <w:spacing w:line="278" w:lineRule="auto"/>
+            </w:pPr>
+            <w:r>
+              <w:t>Track README</w:t>
+            </w:r>
+          </w:p>
+        </w:tc>
+      </w:tr>
+      <w:tr>
+        <w:trPr>
+          <w:jc w:val="center"/>
+        </w:trPr>
+        <w:tc>
+          <w:tcPr>
+            <w:tcW w:w="0" w:type="auto"/>
+            <w:hideMark/>
+          </w:tcPr>
+          <w:p>
+            <w:pPr>
+              <w:spacing w:line="278" w:lineRule="auto"/>
+              <w:rPr>
+                <w:b/>
+                <w:bCs/>
+              </w:rPr>
+            </w:pPr>
+            <w:r>
+              <w:rPr>
+                <w:b/>
+                <w:bCs/>
+              </w:rPr>
+              <w:t>git commit</w:t>
+            </w:r>
+          </w:p>
+        </w:tc>
+        <w:tc>
+          <w:tcPr>
+            <w:tcW w:w="0" w:type="auto"/>
+            <w:hideMark/>
+          </w:tcPr>
+          <w:p>
+            <w:pPr>
+              <w:spacing w:line="278" w:lineRule="auto"/>
+            </w:pPr>
+            <w:r>
+              <w:t>Save changes</w:t>
+            </w:r>
+          </w:p>
+        </w:tc>
+      </w:tr>
+      <w:tr>
+        <w:trPr>
+          <w:jc w:val="center"/>
+        </w:trPr>
+        <w:tc>
+          <w:tcPr>
+            <w:tcW w:w="0" w:type="auto"/>
+            <w:hideMark/>
+          </w:tcPr>
+          <w:p>
+            <w:pPr>
+              <w:spacing w:line="278" w:lineRule="auto"/>
+              <w:rPr>
+                <w:b/>
+                <w:bCs/>
+              </w:rPr>
+            </w:pPr>
+            <w:r>
+              <w:rPr>
+                <w:b/>
+                <w:bCs/>
+              </w:rPr>
+              <w:t>git push</w:t>
+            </w:r>
+          </w:p>
+        </w:tc>
+        <w:tc>
+          <w:tcPr>
+            <w:tcW w:w="0" w:type="auto"/>
+            <w:hideMark/>
+          </w:tcPr>
+          <w:p>
+            <w:pPr>
+              <w:spacing w:line="278" w:lineRule="auto"/>
+            </w:pPr>
+            <w:r>
+              <w:t>Upload to GitHub</w:t>
+            </w:r>
+          </w:p>
+        </w:tc>
+      </w:tr>
+    </w:tbl>
+    <w:p>
+      <w:pPr>
+        <w:pBdr>
+          <w:bottom w:val="single" w:sz="6" w:space="1" w:color="auto"/>
+        </w:pBdr>
+        <w:spacing w:after="0"/>
+      </w:pPr>
+    </w:p>
+    <w:p>
+      <w:pPr>
+        <w:spacing w:after="0"/>
+      </w:pPr>
+    </w:p>
+    <w:p>
+      <w:pPr>
+        <w:spacing w:after="0"/>
+        <w:rPr>
+          <w:b/>
+          <w:bCs/>
+          <w:sz w:val="36"/>
+          <w:szCs w:val="36"/>
+        </w:rPr>
+      </w:pPr>
+      <w:r>
+        <w:rPr>
+          <w:b/>
+          <w:bCs/>
+          <w:sz w:val="36"/>
+          <w:szCs w:val="36"/>
+        </w:rPr>
+        <w:t xml:space="preserve">Day: </w:t>
+      </w:r>
+      <w:r>
+        <w:rPr>
+          <w:b/>
+          <w:bCs/>
+          <w:sz w:val="36"/>
+          <w:szCs w:val="36"/>
+        </w:rPr>
+        <w:t>20</w:t>
+      </w:r>
+    </w:p>
+    <w:p>
+      <w:pPr>
+        <w:spacing w:after="0"/>
+        <w:rPr>
+          <w:b/>
+          <w:bCs/>
+        </w:rPr>
+      </w:pPr>
+    </w:p>
+    <w:p>
+      <w:pPr>
+        <w:spacing w:after="0"/>
+        <w:rPr>
+          <w:b/>
+          <w:bCs/>
+        </w:rPr>
+      </w:pPr>
+    </w:p>
+    <w:p>
+      <w:pPr>
+        <w:spacing w:after="0"/>
+        <w:rPr>
+          <w:b/>
+          <w:bCs/>
         </w:rPr>
       </w:pPr>
     </w:p>
@@ -7047,211 +7132,9 @@
     </w:lvl>
   </w:abstractNum>
   <w:abstractNum w:abstractNumId="3" w15:restartNumberingAfterBreak="0">
-    <w:nsid w:val="407345C2"/>
-    <w:multiLevelType w:val="hybridMultilevel"/>
-    <w:tmpl w:val="E0DABAC4"/>
-    <w:lvl w:ilvl="0" w:tplc="0409000F">
-      <w:start w:val="1"/>
-      <w:numFmt w:val="decimal"/>
-      <w:lvlText w:val="%1."/>
-      <w:lvlJc w:val="left"/>
-      <w:pPr>
-        <w:ind w:left="720" w:hanging="360"/>
-      </w:pPr>
-      <w:rPr>
-        <w:rFonts w:hint="default"/>
-      </w:rPr>
-    </w:lvl>
-    <w:lvl w:ilvl="1" w:tplc="04090019" w:tentative="1">
-      <w:start w:val="1"/>
-      <w:numFmt w:val="lowerLetter"/>
-      <w:lvlText w:val="%2."/>
-      <w:lvlJc w:val="left"/>
-      <w:pPr>
-        <w:ind w:left="1440" w:hanging="360"/>
-      </w:pPr>
-    </w:lvl>
-    <w:lvl w:ilvl="2" w:tplc="0409001B" w:tentative="1">
-      <w:start w:val="1"/>
-      <w:numFmt w:val="lowerRoman"/>
-      <w:lvlText w:val="%3."/>
-      <w:lvlJc w:val="right"/>
-      <w:pPr>
-        <w:ind w:left="2160" w:hanging="180"/>
-      </w:pPr>
-    </w:lvl>
-    <w:lvl w:ilvl="3" w:tplc="0409000F" w:tentative="1">
-      <w:start w:val="1"/>
-      <w:numFmt w:val="decimal"/>
-      <w:lvlText w:val="%4."/>
-      <w:lvlJc w:val="left"/>
-      <w:pPr>
-        <w:ind w:left="2880" w:hanging="360"/>
-      </w:pPr>
-    </w:lvl>
-    <w:lvl w:ilvl="4" w:tplc="04090019" w:tentative="1">
-      <w:start w:val="1"/>
-      <w:numFmt w:val="lowerLetter"/>
-      <w:lvlText w:val="%5."/>
-      <w:lvlJc w:val="left"/>
-      <w:pPr>
-        <w:ind w:left="3600" w:hanging="360"/>
-      </w:pPr>
-    </w:lvl>
-    <w:lvl w:ilvl="5" w:tplc="0409001B" w:tentative="1">
-      <w:start w:val="1"/>
-      <w:numFmt w:val="lowerRoman"/>
-      <w:lvlText w:val="%6."/>
-      <w:lvlJc w:val="right"/>
-      <w:pPr>
-        <w:ind w:left="4320" w:hanging="180"/>
-      </w:pPr>
-    </w:lvl>
-    <w:lvl w:ilvl="6" w:tplc="0409000F" w:tentative="1">
-      <w:start w:val="1"/>
-      <w:numFmt w:val="decimal"/>
-      <w:lvlText w:val="%7."/>
-      <w:lvlJc w:val="left"/>
-      <w:pPr>
-        <w:ind w:left="5040" w:hanging="360"/>
-      </w:pPr>
-    </w:lvl>
-    <w:lvl w:ilvl="7" w:tplc="04090019" w:tentative="1">
-      <w:start w:val="1"/>
-      <w:numFmt w:val="lowerLetter"/>
-      <w:lvlText w:val="%8."/>
-      <w:lvlJc w:val="left"/>
-      <w:pPr>
-        <w:ind w:left="5760" w:hanging="360"/>
-      </w:pPr>
-    </w:lvl>
-    <w:lvl w:ilvl="8" w:tplc="0409001B" w:tentative="1">
-      <w:start w:val="1"/>
-      <w:numFmt w:val="lowerRoman"/>
-      <w:lvlText w:val="%9."/>
-      <w:lvlJc w:val="right"/>
-      <w:pPr>
-        <w:ind w:left="6480" w:hanging="180"/>
-      </w:pPr>
-    </w:lvl>
-  </w:abstractNum>
-  <w:abstractNum w:abstractNumId="4" w15:restartNumberingAfterBreak="0">
-    <w:nsid w:val="47E60FFC"/>
-    <w:multiLevelType w:val="hybridMultilevel"/>
-    <w:tmpl w:val="F926D154"/>
-    <w:lvl w:ilvl="0" w:tplc="04090001">
-      <w:start w:val="1"/>
-      <w:numFmt w:val="bullet"/>
-      <w:lvlText w:val=""/>
-      <w:lvlJc w:val="left"/>
-      <w:pPr>
-        <w:ind w:left="720" w:hanging="360"/>
-      </w:pPr>
-      <w:rPr>
-        <w:rFonts w:ascii="Symbol" w:hAnsi="Symbol" w:hint="default"/>
-      </w:rPr>
-    </w:lvl>
-    <w:lvl w:ilvl="1" w:tplc="04090003" w:tentative="1">
-      <w:start w:val="1"/>
-      <w:numFmt w:val="bullet"/>
-      <w:lvlText w:val="o"/>
-      <w:lvlJc w:val="left"/>
-      <w:pPr>
-        <w:ind w:left="1440" w:hanging="360"/>
-      </w:pPr>
-      <w:rPr>
-        <w:rFonts w:ascii="Courier New" w:hAnsi="Courier New" w:cs="Courier New" w:hint="default"/>
-      </w:rPr>
-    </w:lvl>
-    <w:lvl w:ilvl="2" w:tplc="04090005" w:tentative="1">
-      <w:start w:val="1"/>
-      <w:numFmt w:val="bullet"/>
-      <w:lvlText w:val=""/>
-      <w:lvlJc w:val="left"/>
-      <w:pPr>
-        <w:ind w:left="2160" w:hanging="360"/>
-      </w:pPr>
-      <w:rPr>
-        <w:rFonts w:ascii="Wingdings" w:hAnsi="Wingdings" w:hint="default"/>
-      </w:rPr>
-    </w:lvl>
-    <w:lvl w:ilvl="3" w:tplc="04090001" w:tentative="1">
-      <w:start w:val="1"/>
-      <w:numFmt w:val="bullet"/>
-      <w:lvlText w:val=""/>
-      <w:lvlJc w:val="left"/>
-      <w:pPr>
-        <w:ind w:left="2880" w:hanging="360"/>
-      </w:pPr>
-      <w:rPr>
-        <w:rFonts w:ascii="Symbol" w:hAnsi="Symbol" w:hint="default"/>
-      </w:rPr>
-    </w:lvl>
-    <w:lvl w:ilvl="4" w:tplc="04090003" w:tentative="1">
-      <w:start w:val="1"/>
-      <w:numFmt w:val="bullet"/>
-      <w:lvlText w:val="o"/>
-      <w:lvlJc w:val="left"/>
-      <w:pPr>
-        <w:ind w:left="3600" w:hanging="360"/>
-      </w:pPr>
-      <w:rPr>
-        <w:rFonts w:ascii="Courier New" w:hAnsi="Courier New" w:cs="Courier New" w:hint="default"/>
-      </w:rPr>
-    </w:lvl>
-    <w:lvl w:ilvl="5" w:tplc="04090005" w:tentative="1">
-      <w:start w:val="1"/>
-      <w:numFmt w:val="bullet"/>
-      <w:lvlText w:val=""/>
-      <w:lvlJc w:val="left"/>
-      <w:pPr>
-        <w:ind w:left="4320" w:hanging="360"/>
-      </w:pPr>
-      <w:rPr>
-        <w:rFonts w:ascii="Wingdings" w:hAnsi="Wingdings" w:hint="default"/>
-      </w:rPr>
-    </w:lvl>
-    <w:lvl w:ilvl="6" w:tplc="04090001" w:tentative="1">
-      <w:start w:val="1"/>
-      <w:numFmt w:val="bullet"/>
-      <w:lvlText w:val=""/>
-      <w:lvlJc w:val="left"/>
-      <w:pPr>
-        <w:ind w:left="5040" w:hanging="360"/>
-      </w:pPr>
-      <w:rPr>
-        <w:rFonts w:ascii="Symbol" w:hAnsi="Symbol" w:hint="default"/>
-      </w:rPr>
-    </w:lvl>
-    <w:lvl w:ilvl="7" w:tplc="04090003" w:tentative="1">
-      <w:start w:val="1"/>
-      <w:numFmt w:val="bullet"/>
-      <w:lvlText w:val="o"/>
-      <w:lvlJc w:val="left"/>
-      <w:pPr>
-        <w:ind w:left="5760" w:hanging="360"/>
-      </w:pPr>
-      <w:rPr>
-        <w:rFonts w:ascii="Courier New" w:hAnsi="Courier New" w:cs="Courier New" w:hint="default"/>
-      </w:rPr>
-    </w:lvl>
-    <w:lvl w:ilvl="8" w:tplc="04090005" w:tentative="1">
-      <w:start w:val="1"/>
-      <w:numFmt w:val="bullet"/>
-      <w:lvlText w:val=""/>
-      <w:lvlJc w:val="left"/>
-      <w:pPr>
-        <w:ind w:left="6480" w:hanging="360"/>
-      </w:pPr>
-      <w:rPr>
-        <w:rFonts w:ascii="Wingdings" w:hAnsi="Wingdings" w:hint="default"/>
-      </w:rPr>
-    </w:lvl>
-  </w:abstractNum>
-  <w:abstractNum w:abstractNumId="5" w15:restartNumberingAfterBreak="0">
-    <w:nsid w:val="57F76F05"/>
+    <w:nsid w:val="37376A90"/>
     <w:multiLevelType w:val="multilevel"/>
-    <w:tmpl w:val="B8C6314C"/>
+    <w:tmpl w:val="BF1ADDF6"/>
     <w:lvl w:ilvl="0">
       <w:start w:val="1"/>
       <w:numFmt w:val="bullet"/>
@@ -7259,9 +7142,9 @@
       <w:lvlJc w:val="left"/>
       <w:pPr>
         <w:tabs>
-          <w:tab w:val="num" w:pos="720"/>
+          <w:tab w:val="num" w:pos="540"/>
         </w:tabs>
-        <w:ind w:left="720" w:hanging="360"/>
+        <w:ind w:left="540" w:hanging="360"/>
       </w:pPr>
       <w:rPr>
         <w:rFonts w:ascii="Symbol" w:hAnsi="Symbol" w:hint="default"/>
@@ -7275,9 +7158,9 @@
       <w:lvlJc w:val="left"/>
       <w:pPr>
         <w:tabs>
-          <w:tab w:val="num" w:pos="1440"/>
+          <w:tab w:val="num" w:pos="1260"/>
         </w:tabs>
-        <w:ind w:left="1440" w:hanging="360"/>
+        <w:ind w:left="1260" w:hanging="360"/>
       </w:pPr>
       <w:rPr>
         <w:rFonts w:ascii="Courier New" w:hAnsi="Courier New" w:hint="default"/>
@@ -7291,9 +7174,9 @@
       <w:lvlJc w:val="left"/>
       <w:pPr>
         <w:tabs>
-          <w:tab w:val="num" w:pos="2160"/>
+          <w:tab w:val="num" w:pos="1980"/>
         </w:tabs>
-        <w:ind w:left="2160" w:hanging="360"/>
+        <w:ind w:left="1980" w:hanging="360"/>
       </w:pPr>
       <w:rPr>
         <w:rFonts w:ascii="Wingdings" w:hAnsi="Wingdings" w:hint="default"/>
@@ -7307,9 +7190,9 @@
       <w:lvlJc w:val="left"/>
       <w:pPr>
         <w:tabs>
-          <w:tab w:val="num" w:pos="2880"/>
+          <w:tab w:val="num" w:pos="2700"/>
         </w:tabs>
-        <w:ind w:left="2880" w:hanging="360"/>
+        <w:ind w:left="2700" w:hanging="360"/>
       </w:pPr>
       <w:rPr>
         <w:rFonts w:ascii="Wingdings" w:hAnsi="Wingdings" w:hint="default"/>
@@ -7323,9 +7206,9 @@
       <w:lvlJc w:val="left"/>
       <w:pPr>
         <w:tabs>
-          <w:tab w:val="num" w:pos="3600"/>
+          <w:tab w:val="num" w:pos="3420"/>
         </w:tabs>
-        <w:ind w:left="3600" w:hanging="360"/>
+        <w:ind w:left="3420" w:hanging="360"/>
       </w:pPr>
       <w:rPr>
         <w:rFonts w:ascii="Wingdings" w:hAnsi="Wingdings" w:hint="default"/>
@@ -7339,9 +7222,9 @@
       <w:lvlJc w:val="left"/>
       <w:pPr>
         <w:tabs>
-          <w:tab w:val="num" w:pos="4320"/>
+          <w:tab w:val="num" w:pos="4140"/>
         </w:tabs>
-        <w:ind w:left="4320" w:hanging="360"/>
+        <w:ind w:left="4140" w:hanging="360"/>
       </w:pPr>
       <w:rPr>
         <w:rFonts w:ascii="Wingdings" w:hAnsi="Wingdings" w:hint="default"/>
@@ -7355,9 +7238,9 @@
       <w:lvlJc w:val="left"/>
       <w:pPr>
         <w:tabs>
-          <w:tab w:val="num" w:pos="5040"/>
+          <w:tab w:val="num" w:pos="4860"/>
         </w:tabs>
-        <w:ind w:left="5040" w:hanging="360"/>
+        <w:ind w:left="4860" w:hanging="360"/>
       </w:pPr>
       <w:rPr>
         <w:rFonts w:ascii="Wingdings" w:hAnsi="Wingdings" w:hint="default"/>
@@ -7371,9 +7254,9 @@
       <w:lvlJc w:val="left"/>
       <w:pPr>
         <w:tabs>
-          <w:tab w:val="num" w:pos="5760"/>
+          <w:tab w:val="num" w:pos="5580"/>
         </w:tabs>
-        <w:ind w:left="5760" w:hanging="360"/>
+        <w:ind w:left="5580" w:hanging="360"/>
       </w:pPr>
       <w:rPr>
         <w:rFonts w:ascii="Wingdings" w:hAnsi="Wingdings" w:hint="default"/>
@@ -7387,9 +7270,9 @@
       <w:lvlJc w:val="left"/>
       <w:pPr>
         <w:tabs>
-          <w:tab w:val="num" w:pos="6480"/>
+          <w:tab w:val="num" w:pos="6300"/>
         </w:tabs>
-        <w:ind w:left="6480" w:hanging="360"/>
+        <w:ind w:left="6300" w:hanging="360"/>
       </w:pPr>
       <w:rPr>
         <w:rFonts w:ascii="Wingdings" w:hAnsi="Wingdings" w:hint="default"/>
@@ -7397,10 +7280,99 @@
       </w:rPr>
     </w:lvl>
   </w:abstractNum>
-  <w:abstractNum w:abstractNumId="6" w15:restartNumberingAfterBreak="0">
-    <w:nsid w:val="78BE58F9"/>
+  <w:abstractNum w:abstractNumId="4" w15:restartNumberingAfterBreak="0">
+    <w:nsid w:val="407345C2"/>
     <w:multiLevelType w:val="hybridMultilevel"/>
-    <w:tmpl w:val="1302BB68"/>
+    <w:tmpl w:val="E0DABAC4"/>
+    <w:lvl w:ilvl="0" w:tplc="0409000F">
+      <w:start w:val="1"/>
+      <w:numFmt w:val="decimal"/>
+      <w:lvlText w:val="%1."/>
+      <w:lvlJc w:val="left"/>
+      <w:pPr>
+        <w:ind w:left="720" w:hanging="360"/>
+      </w:pPr>
+      <w:rPr>
+        <w:rFonts w:hint="default"/>
+      </w:rPr>
+    </w:lvl>
+    <w:lvl w:ilvl="1" w:tplc="04090019" w:tentative="1">
+      <w:start w:val="1"/>
+      <w:numFmt w:val="lowerLetter"/>
+      <w:lvlText w:val="%2."/>
+      <w:lvlJc w:val="left"/>
+      <w:pPr>
+        <w:ind w:left="1440" w:hanging="360"/>
+      </w:pPr>
+    </w:lvl>
+    <w:lvl w:ilvl="2" w:tplc="0409001B" w:tentative="1">
+      <w:start w:val="1"/>
+      <w:numFmt w:val="lowerRoman"/>
+      <w:lvlText w:val="%3."/>
+      <w:lvlJc w:val="right"/>
+      <w:pPr>
+        <w:ind w:left="2160" w:hanging="180"/>
+      </w:pPr>
+    </w:lvl>
+    <w:lvl w:ilvl="3" w:tplc="0409000F" w:tentative="1">
+      <w:start w:val="1"/>
+      <w:numFmt w:val="decimal"/>
+      <w:lvlText w:val="%4."/>
+      <w:lvlJc w:val="left"/>
+      <w:pPr>
+        <w:ind w:left="2880" w:hanging="360"/>
+      </w:pPr>
+    </w:lvl>
+    <w:lvl w:ilvl="4" w:tplc="04090019" w:tentative="1">
+      <w:start w:val="1"/>
+      <w:numFmt w:val="lowerLetter"/>
+      <w:lvlText w:val="%5."/>
+      <w:lvlJc w:val="left"/>
+      <w:pPr>
+        <w:ind w:left="3600" w:hanging="360"/>
+      </w:pPr>
+    </w:lvl>
+    <w:lvl w:ilvl="5" w:tplc="0409001B" w:tentative="1">
+      <w:start w:val="1"/>
+      <w:numFmt w:val="lowerRoman"/>
+      <w:lvlText w:val="%6."/>
+      <w:lvlJc w:val="right"/>
+      <w:pPr>
+        <w:ind w:left="4320" w:hanging="180"/>
+      </w:pPr>
+    </w:lvl>
+    <w:lvl w:ilvl="6" w:tplc="0409000F" w:tentative="1">
+      <w:start w:val="1"/>
+      <w:numFmt w:val="decimal"/>
+      <w:lvlText w:val="%7."/>
+      <w:lvlJc w:val="left"/>
+      <w:pPr>
+        <w:ind w:left="5040" w:hanging="360"/>
+      </w:pPr>
+    </w:lvl>
+    <w:lvl w:ilvl="7" w:tplc="04090019" w:tentative="1">
+      <w:start w:val="1"/>
+      <w:numFmt w:val="lowerLetter"/>
+      <w:lvlText w:val="%8."/>
+      <w:lvlJc w:val="left"/>
+      <w:pPr>
+        <w:ind w:left="5760" w:hanging="360"/>
+      </w:pPr>
+    </w:lvl>
+    <w:lvl w:ilvl="8" w:tplc="0409001B" w:tentative="1">
+      <w:start w:val="1"/>
+      <w:numFmt w:val="lowerRoman"/>
+      <w:lvlText w:val="%9."/>
+      <w:lvlJc w:val="right"/>
+      <w:pPr>
+        <w:ind w:left="6480" w:hanging="180"/>
+      </w:pPr>
+    </w:lvl>
+  </w:abstractNum>
+  <w:abstractNum w:abstractNumId="5" w15:restartNumberingAfterBreak="0">
+    <w:nsid w:val="47E60FFC"/>
+    <w:multiLevelType w:val="hybridMultilevel"/>
+    <w:tmpl w:val="F926D154"/>
     <w:lvl w:ilvl="0" w:tplc="04090001">
       <w:start w:val="1"/>
       <w:numFmt w:val="bullet"/>
@@ -7510,8 +7482,270 @@
       </w:rPr>
     </w:lvl>
   </w:abstractNum>
+  <w:abstractNum w:abstractNumId="6" w15:restartNumberingAfterBreak="0">
+    <w:nsid w:val="57F76F05"/>
+    <w:multiLevelType w:val="multilevel"/>
+    <w:tmpl w:val="B8C6314C"/>
+    <w:lvl w:ilvl="0">
+      <w:start w:val="1"/>
+      <w:numFmt w:val="bullet"/>
+      <w:lvlText w:val=""/>
+      <w:lvlJc w:val="left"/>
+      <w:pPr>
+        <w:tabs>
+          <w:tab w:val="num" w:pos="720"/>
+        </w:tabs>
+        <w:ind w:left="720" w:hanging="360"/>
+      </w:pPr>
+      <w:rPr>
+        <w:rFonts w:ascii="Symbol" w:hAnsi="Symbol" w:hint="default"/>
+        <w:sz w:val="20"/>
+      </w:rPr>
+    </w:lvl>
+    <w:lvl w:ilvl="1" w:tentative="1">
+      <w:start w:val="1"/>
+      <w:numFmt w:val="bullet"/>
+      <w:lvlText w:val="o"/>
+      <w:lvlJc w:val="left"/>
+      <w:pPr>
+        <w:tabs>
+          <w:tab w:val="num" w:pos="1440"/>
+        </w:tabs>
+        <w:ind w:left="1440" w:hanging="360"/>
+      </w:pPr>
+      <w:rPr>
+        <w:rFonts w:ascii="Courier New" w:hAnsi="Courier New" w:hint="default"/>
+        <w:sz w:val="20"/>
+      </w:rPr>
+    </w:lvl>
+    <w:lvl w:ilvl="2" w:tentative="1">
+      <w:start w:val="1"/>
+      <w:numFmt w:val="bullet"/>
+      <w:lvlText w:val=""/>
+      <w:lvlJc w:val="left"/>
+      <w:pPr>
+        <w:tabs>
+          <w:tab w:val="num" w:pos="2160"/>
+        </w:tabs>
+        <w:ind w:left="2160" w:hanging="360"/>
+      </w:pPr>
+      <w:rPr>
+        <w:rFonts w:ascii="Wingdings" w:hAnsi="Wingdings" w:hint="default"/>
+        <w:sz w:val="20"/>
+      </w:rPr>
+    </w:lvl>
+    <w:lvl w:ilvl="3" w:tentative="1">
+      <w:start w:val="1"/>
+      <w:numFmt w:val="bullet"/>
+      <w:lvlText w:val=""/>
+      <w:lvlJc w:val="left"/>
+      <w:pPr>
+        <w:tabs>
+          <w:tab w:val="num" w:pos="2880"/>
+        </w:tabs>
+        <w:ind w:left="2880" w:hanging="360"/>
+      </w:pPr>
+      <w:rPr>
+        <w:rFonts w:ascii="Wingdings" w:hAnsi="Wingdings" w:hint="default"/>
+        <w:sz w:val="20"/>
+      </w:rPr>
+    </w:lvl>
+    <w:lvl w:ilvl="4" w:tentative="1">
+      <w:start w:val="1"/>
+      <w:numFmt w:val="bullet"/>
+      <w:lvlText w:val=""/>
+      <w:lvlJc w:val="left"/>
+      <w:pPr>
+        <w:tabs>
+          <w:tab w:val="num" w:pos="3600"/>
+        </w:tabs>
+        <w:ind w:left="3600" w:hanging="360"/>
+      </w:pPr>
+      <w:rPr>
+        <w:rFonts w:ascii="Wingdings" w:hAnsi="Wingdings" w:hint="default"/>
+        <w:sz w:val="20"/>
+      </w:rPr>
+    </w:lvl>
+    <w:lvl w:ilvl="5" w:tentative="1">
+      <w:start w:val="1"/>
+      <w:numFmt w:val="bullet"/>
+      <w:lvlText w:val=""/>
+      <w:lvlJc w:val="left"/>
+      <w:pPr>
+        <w:tabs>
+          <w:tab w:val="num" w:pos="4320"/>
+        </w:tabs>
+        <w:ind w:left="4320" w:hanging="360"/>
+      </w:pPr>
+      <w:rPr>
+        <w:rFonts w:ascii="Wingdings" w:hAnsi="Wingdings" w:hint="default"/>
+        <w:sz w:val="20"/>
+      </w:rPr>
+    </w:lvl>
+    <w:lvl w:ilvl="6" w:tentative="1">
+      <w:start w:val="1"/>
+      <w:numFmt w:val="bullet"/>
+      <w:lvlText w:val=""/>
+      <w:lvlJc w:val="left"/>
+      <w:pPr>
+        <w:tabs>
+          <w:tab w:val="num" w:pos="5040"/>
+        </w:tabs>
+        <w:ind w:left="5040" w:hanging="360"/>
+      </w:pPr>
+      <w:rPr>
+        <w:rFonts w:ascii="Wingdings" w:hAnsi="Wingdings" w:hint="default"/>
+        <w:sz w:val="20"/>
+      </w:rPr>
+    </w:lvl>
+    <w:lvl w:ilvl="7" w:tentative="1">
+      <w:start w:val="1"/>
+      <w:numFmt w:val="bullet"/>
+      <w:lvlText w:val=""/>
+      <w:lvlJc w:val="left"/>
+      <w:pPr>
+        <w:tabs>
+          <w:tab w:val="num" w:pos="5760"/>
+        </w:tabs>
+        <w:ind w:left="5760" w:hanging="360"/>
+      </w:pPr>
+      <w:rPr>
+        <w:rFonts w:ascii="Wingdings" w:hAnsi="Wingdings" w:hint="default"/>
+        <w:sz w:val="20"/>
+      </w:rPr>
+    </w:lvl>
+    <w:lvl w:ilvl="8" w:tentative="1">
+      <w:start w:val="1"/>
+      <w:numFmt w:val="bullet"/>
+      <w:lvlText w:val=""/>
+      <w:lvlJc w:val="left"/>
+      <w:pPr>
+        <w:tabs>
+          <w:tab w:val="num" w:pos="6480"/>
+        </w:tabs>
+        <w:ind w:left="6480" w:hanging="360"/>
+      </w:pPr>
+      <w:rPr>
+        <w:rFonts w:ascii="Wingdings" w:hAnsi="Wingdings" w:hint="default"/>
+        <w:sz w:val="20"/>
+      </w:rPr>
+    </w:lvl>
+  </w:abstractNum>
+  <w:abstractNum w:abstractNumId="7" w15:restartNumberingAfterBreak="0">
+    <w:nsid w:val="78BE58F9"/>
+    <w:multiLevelType w:val="hybridMultilevel"/>
+    <w:tmpl w:val="1302BB68"/>
+    <w:lvl w:ilvl="0" w:tplc="04090001">
+      <w:start w:val="1"/>
+      <w:numFmt w:val="bullet"/>
+      <w:lvlText w:val=""/>
+      <w:lvlJc w:val="left"/>
+      <w:pPr>
+        <w:ind w:left="720" w:hanging="360"/>
+      </w:pPr>
+      <w:rPr>
+        <w:rFonts w:ascii="Symbol" w:hAnsi="Symbol" w:hint="default"/>
+      </w:rPr>
+    </w:lvl>
+    <w:lvl w:ilvl="1" w:tplc="04090003" w:tentative="1">
+      <w:start w:val="1"/>
+      <w:numFmt w:val="bullet"/>
+      <w:lvlText w:val="o"/>
+      <w:lvlJc w:val="left"/>
+      <w:pPr>
+        <w:ind w:left="1440" w:hanging="360"/>
+      </w:pPr>
+      <w:rPr>
+        <w:rFonts w:ascii="Courier New" w:hAnsi="Courier New" w:cs="Courier New" w:hint="default"/>
+      </w:rPr>
+    </w:lvl>
+    <w:lvl w:ilvl="2" w:tplc="04090005" w:tentative="1">
+      <w:start w:val="1"/>
+      <w:numFmt w:val="bullet"/>
+      <w:lvlText w:val=""/>
+      <w:lvlJc w:val="left"/>
+      <w:pPr>
+        <w:ind w:left="2160" w:hanging="360"/>
+      </w:pPr>
+      <w:rPr>
+        <w:rFonts w:ascii="Wingdings" w:hAnsi="Wingdings" w:hint="default"/>
+      </w:rPr>
+    </w:lvl>
+    <w:lvl w:ilvl="3" w:tplc="04090001" w:tentative="1">
+      <w:start w:val="1"/>
+      <w:numFmt w:val="bullet"/>
+      <w:lvlText w:val=""/>
+      <w:lvlJc w:val="left"/>
+      <w:pPr>
+        <w:ind w:left="2880" w:hanging="360"/>
+      </w:pPr>
+      <w:rPr>
+        <w:rFonts w:ascii="Symbol" w:hAnsi="Symbol" w:hint="default"/>
+      </w:rPr>
+    </w:lvl>
+    <w:lvl w:ilvl="4" w:tplc="04090003" w:tentative="1">
+      <w:start w:val="1"/>
+      <w:numFmt w:val="bullet"/>
+      <w:lvlText w:val="o"/>
+      <w:lvlJc w:val="left"/>
+      <w:pPr>
+        <w:ind w:left="3600" w:hanging="360"/>
+      </w:pPr>
+      <w:rPr>
+        <w:rFonts w:ascii="Courier New" w:hAnsi="Courier New" w:cs="Courier New" w:hint="default"/>
+      </w:rPr>
+    </w:lvl>
+    <w:lvl w:ilvl="5" w:tplc="04090005" w:tentative="1">
+      <w:start w:val="1"/>
+      <w:numFmt w:val="bullet"/>
+      <w:lvlText w:val=""/>
+      <w:lvlJc w:val="left"/>
+      <w:pPr>
+        <w:ind w:left="4320" w:hanging="360"/>
+      </w:pPr>
+      <w:rPr>
+        <w:rFonts w:ascii="Wingdings" w:hAnsi="Wingdings" w:hint="default"/>
+      </w:rPr>
+    </w:lvl>
+    <w:lvl w:ilvl="6" w:tplc="04090001" w:tentative="1">
+      <w:start w:val="1"/>
+      <w:numFmt w:val="bullet"/>
+      <w:lvlText w:val=""/>
+      <w:lvlJc w:val="left"/>
+      <w:pPr>
+        <w:ind w:left="5040" w:hanging="360"/>
+      </w:pPr>
+      <w:rPr>
+        <w:rFonts w:ascii="Symbol" w:hAnsi="Symbol" w:hint="default"/>
+      </w:rPr>
+    </w:lvl>
+    <w:lvl w:ilvl="7" w:tplc="04090003" w:tentative="1">
+      <w:start w:val="1"/>
+      <w:numFmt w:val="bullet"/>
+      <w:lvlText w:val="o"/>
+      <w:lvlJc w:val="left"/>
+      <w:pPr>
+        <w:ind w:left="5760" w:hanging="360"/>
+      </w:pPr>
+      <w:rPr>
+        <w:rFonts w:ascii="Courier New" w:hAnsi="Courier New" w:cs="Courier New" w:hint="default"/>
+      </w:rPr>
+    </w:lvl>
+    <w:lvl w:ilvl="8" w:tplc="04090005" w:tentative="1">
+      <w:start w:val="1"/>
+      <w:numFmt w:val="bullet"/>
+      <w:lvlText w:val=""/>
+      <w:lvlJc w:val="left"/>
+      <w:pPr>
+        <w:ind w:left="6480" w:hanging="360"/>
+      </w:pPr>
+      <w:rPr>
+        <w:rFonts w:ascii="Wingdings" w:hAnsi="Wingdings" w:hint="default"/>
+      </w:rPr>
+    </w:lvl>
+  </w:abstractNum>
   <w:num w:numId="1" w16cid:durableId="1377662107">
-    <w:abstractNumId w:val="5"/>
+    <w:abstractNumId w:val="6"/>
   </w:num>
   <w:num w:numId="2" w16cid:durableId="1599555541">
     <w:abstractNumId w:val="2"/>
@@ -7520,16 +7754,19 @@
     <w:abstractNumId w:val="0"/>
   </w:num>
   <w:num w:numId="4" w16cid:durableId="1954245962">
-    <w:abstractNumId w:val="3"/>
+    <w:abstractNumId w:val="4"/>
   </w:num>
   <w:num w:numId="5" w16cid:durableId="779108062">
-    <w:abstractNumId w:val="6"/>
+    <w:abstractNumId w:val="7"/>
   </w:num>
   <w:num w:numId="6" w16cid:durableId="73673942">
-    <w:abstractNumId w:val="4"/>
+    <w:abstractNumId w:val="5"/>
   </w:num>
   <w:num w:numId="7" w16cid:durableId="1292323515">
     <w:abstractNumId w:val="1"/>
+  </w:num>
+  <w:num w:numId="8" w16cid:durableId="1530410256">
+    <w:abstractNumId w:val="3"/>
   </w:num>
 </w:numbering>
 </file>

--- a/Git commands.docx
+++ b/Git commands.docx
@@ -3281,11 +3281,6 @@
     <w:p>
       <w:pPr>
         <w:spacing w:after="0"/>
-      </w:pPr>
-    </w:p>
-    <w:p>
-      <w:pPr>
-        <w:spacing w:after="0"/>
         <w:rPr>
           <w:b/>
           <w:bCs/>
@@ -3520,16 +3515,6 @@
     <w:p>
       <w:pPr>
         <w:spacing w:after="0"/>
-        <w:jc w:val="center"/>
-        <w:rPr>
-          <w:b/>
-          <w:bCs/>
-        </w:rPr>
-      </w:pPr>
-    </w:p>
-    <w:p>
-      <w:pPr>
-        <w:spacing w:after="0"/>
         <w:rPr>
           <w:b/>
           <w:bCs/>
@@ -3896,16 +3881,6 @@
     <w:p>
       <w:pPr>
         <w:spacing w:after="0"/>
-        <w:jc w:val="center"/>
-        <w:rPr>
-          <w:b/>
-          <w:bCs/>
-        </w:rPr>
-      </w:pPr>
-    </w:p>
-    <w:p>
-      <w:pPr>
-        <w:spacing w:after="0"/>
         <w:rPr>
           <w:b/>
           <w:bCs/>
@@ -4046,7 +4021,6 @@
               <w:jc w:val="center"/>
             </w:pPr>
             <w:r>
-              <w:lastRenderedPageBreak/>
               <w:t>git reset --hard &lt;commit&gt;</w:t>
             </w:r>
           </w:p>
@@ -4123,30 +4097,21 @@
     <w:p>
       <w:pPr>
         <w:spacing w:after="0"/>
-        <w:jc w:val="center"/>
-        <w:rPr>
-          <w:b/>
-          <w:bCs/>
-        </w:rPr>
-      </w:pPr>
-    </w:p>
-    <w:p>
-      <w:pPr>
-        <w:spacing w:after="0"/>
-        <w:rPr>
-          <w:b/>
-          <w:bCs/>
-          <w:sz w:val="36"/>
-          <w:szCs w:val="36"/>
-        </w:rPr>
-      </w:pPr>
-      <w:r>
-        <w:rPr>
-          <w:b/>
-          <w:bCs/>
-          <w:sz w:val="36"/>
-          <w:szCs w:val="36"/>
-        </w:rPr>
+        <w:rPr>
+          <w:b/>
+          <w:bCs/>
+          <w:sz w:val="36"/>
+          <w:szCs w:val="36"/>
+        </w:rPr>
+      </w:pPr>
+      <w:r>
+        <w:rPr>
+          <w:b/>
+          <w:bCs/>
+          <w:sz w:val="36"/>
+          <w:szCs w:val="36"/>
+        </w:rPr>
+        <w:lastRenderedPageBreak/>
         <w:t>D</w:t>
       </w:r>
       <w:r>
@@ -4431,15 +4396,6 @@
         <w:rPr>
           <w:b/>
           <w:bCs/>
-        </w:rPr>
-      </w:pPr>
-    </w:p>
-    <w:p>
-      <w:pPr>
-        <w:spacing w:after="0"/>
-        <w:rPr>
-          <w:b/>
-          <w:bCs/>
           <w:sz w:val="36"/>
           <w:szCs w:val="36"/>
         </w:rPr>
@@ -4918,16 +4874,6 @@
     <w:p>
       <w:pPr>
         <w:spacing w:after="0"/>
-        <w:jc w:val="center"/>
-        <w:rPr>
-          <w:b/>
-          <w:bCs/>
-        </w:rPr>
-      </w:pPr>
-    </w:p>
-    <w:p>
-      <w:pPr>
-        <w:spacing w:after="0"/>
         <w:rPr>
           <w:b/>
           <w:bCs/>
@@ -5195,7 +5141,6 @@
           <w:b/>
           <w:bCs/>
         </w:rPr>
-        <w:lastRenderedPageBreak/>
         <w:t>Workflow:</w:t>
       </w:r>
       <w:r>
@@ -5632,11 +5577,6 @@
     <w:p>
       <w:pPr>
         <w:spacing w:after="0"/>
-      </w:pPr>
-    </w:p>
-    <w:p>
-      <w:pPr>
-        <w:spacing w:after="0"/>
         <w:rPr>
           <w:b/>
           <w:bCs/>
@@ -5799,7 +5739,6 @@
         <w:spacing w:after="0"/>
       </w:pPr>
       <w:r>
-        <w:lastRenderedPageBreak/>
         <w:t>Report bugs</w:t>
       </w:r>
     </w:p>
@@ -5983,6 +5922,7 @@
               <w:jc w:val="center"/>
             </w:pPr>
             <w:r>
+              <w:lastRenderedPageBreak/>
               <w:t>Label Issue</w:t>
             </w:r>
           </w:p>
@@ -6541,7 +6481,6 @@
                 <w:b/>
                 <w:bCs/>
               </w:rPr>
-              <w:lastRenderedPageBreak/>
               <w:t>Command</w:t>
             </w:r>
           </w:p>
@@ -6704,11 +6643,6 @@
     <w:p>
       <w:pPr>
         <w:spacing w:after="0"/>
-      </w:pPr>
-    </w:p>
-    <w:p>
-      <w:pPr>
-        <w:spacing w:after="0"/>
         <w:rPr>
           <w:b/>
           <w:bCs/>
@@ -6741,17 +6675,1164 @@
         <w:rPr>
           <w:b/>
           <w:bCs/>
-        </w:rPr>
-      </w:pPr>
-    </w:p>
-    <w:p>
-      <w:pPr>
-        <w:spacing w:after="0"/>
-        <w:rPr>
-          <w:b/>
-          <w:bCs/>
-        </w:rPr>
-      </w:pPr>
+          <w:sz w:val="36"/>
+          <w:szCs w:val="36"/>
+        </w:rPr>
+      </w:pPr>
+      <w:r>
+        <w:rPr>
+          <w:b/>
+          <w:bCs/>
+          <w:sz w:val="36"/>
+          <w:szCs w:val="36"/>
+        </w:rPr>
+        <w:lastRenderedPageBreak/>
+        <w:t>GitHub Actions (Basic CI/CD)</w:t>
+      </w:r>
+    </w:p>
+    <w:p>
+      <w:pPr>
+        <w:spacing w:after="0"/>
+        <w:rPr>
+          <w:b/>
+          <w:bCs/>
+        </w:rPr>
+      </w:pPr>
+    </w:p>
+    <w:p>
+      <w:pPr>
+        <w:spacing w:after="0"/>
+        <w:rPr>
+          <w:b/>
+          <w:bCs/>
+        </w:rPr>
+      </w:pPr>
+      <w:r>
+        <w:rPr>
+          <w:b/>
+          <w:bCs/>
+        </w:rPr>
+        <w:t>What is GitHub Actions?</w:t>
+      </w:r>
+    </w:p>
+    <w:p>
+      <w:pPr>
+        <w:spacing w:after="0"/>
+      </w:pPr>
+      <w:r>
+        <w:t>A tool that automatically runs tasks when something happens in your repo.</w:t>
+      </w:r>
+    </w:p>
+    <w:p>
+      <w:pPr>
+        <w:spacing w:after="0"/>
+      </w:pPr>
+      <w:r>
+        <w:rPr>
+          <w:rFonts w:ascii="Segoe UI Emoji" w:hAnsi="Segoe UI Emoji" w:cs="Segoe UI Emoji"/>
+        </w:rPr>
+        <w:t>👉</w:t>
+      </w:r>
+      <w:r>
+        <w:t xml:space="preserve"> “When I push code → do something automatically”</w:t>
+      </w:r>
+    </w:p>
+    <w:p>
+      <w:pPr>
+        <w:spacing w:after="0"/>
+        <w:rPr>
+          <w:b/>
+          <w:bCs/>
+        </w:rPr>
+      </w:pPr>
+    </w:p>
+    <w:p>
+      <w:pPr>
+        <w:spacing w:after="0"/>
+        <w:rPr>
+          <w:b/>
+          <w:bCs/>
+        </w:rPr>
+      </w:pPr>
+      <w:r>
+        <w:rPr>
+          <w:b/>
+          <w:bCs/>
+        </w:rPr>
+        <w:t>Examples:</w:t>
+      </w:r>
+    </w:p>
+    <w:p>
+      <w:pPr>
+        <w:numPr>
+          <w:ilvl w:val="0"/>
+          <w:numId w:val="9"/>
+        </w:numPr>
+        <w:spacing w:after="0"/>
+      </w:pPr>
+      <w:r>
+        <w:t xml:space="preserve">Run tests </w:t>
+      </w:r>
+    </w:p>
+    <w:p>
+      <w:pPr>
+        <w:numPr>
+          <w:ilvl w:val="0"/>
+          <w:numId w:val="9"/>
+        </w:numPr>
+        <w:spacing w:after="0"/>
+      </w:pPr>
+      <w:r>
+        <w:t xml:space="preserve">Check errors </w:t>
+      </w:r>
+    </w:p>
+    <w:p>
+      <w:pPr>
+        <w:numPr>
+          <w:ilvl w:val="0"/>
+          <w:numId w:val="9"/>
+        </w:numPr>
+        <w:spacing w:after="0"/>
+      </w:pPr>
+      <w:r>
+        <w:t xml:space="preserve">Build project </w:t>
+      </w:r>
+    </w:p>
+    <w:p>
+      <w:pPr>
+        <w:numPr>
+          <w:ilvl w:val="0"/>
+          <w:numId w:val="9"/>
+        </w:numPr>
+        <w:spacing w:after="0"/>
+      </w:pPr>
+      <w:r>
+        <w:t xml:space="preserve">Deploy website </w:t>
+      </w:r>
+    </w:p>
+    <w:p>
+      <w:pPr>
+        <w:spacing w:after="0"/>
+        <w:rPr>
+          <w:b/>
+          <w:bCs/>
+        </w:rPr>
+      </w:pPr>
+    </w:p>
+    <w:tbl>
+      <w:tblPr>
+        <w:tblStyle w:val="PlainTable1"/>
+        <w:tblW w:w="0" w:type="auto"/>
+        <w:jc w:val="center"/>
+        <w:tblLook w:val="04A0" w:firstRow="1" w:lastRow="0" w:firstColumn="1" w:lastColumn="0" w:noHBand="0" w:noVBand="1"/>
+      </w:tblPr>
+      <w:tblGrid>
+        <w:gridCol w:w="3407"/>
+        <w:gridCol w:w="2962"/>
+      </w:tblGrid>
+      <w:tr>
+        <w:trPr>
+          <w:cnfStyle w:val="100000000000" w:firstRow="1" w:lastRow="0" w:firstColumn="0" w:lastColumn="0" w:oddVBand="0" w:evenVBand="0" w:oddHBand="0" w:evenHBand="0" w:firstRowFirstColumn="0" w:firstRowLastColumn="0" w:lastRowFirstColumn="0" w:lastRowLastColumn="0"/>
+          <w:jc w:val="center"/>
+        </w:trPr>
+        <w:tc>
+          <w:tcPr>
+            <w:cnfStyle w:val="001000000000" w:firstRow="0" w:lastRow="0" w:firstColumn="1" w:lastColumn="0" w:oddVBand="0" w:evenVBand="0" w:oddHBand="0" w:evenHBand="0" w:firstRowFirstColumn="0" w:firstRowLastColumn="0" w:lastRowFirstColumn="0" w:lastRowLastColumn="0"/>
+            <w:tcW w:w="0" w:type="auto"/>
+            <w:hideMark/>
+          </w:tcPr>
+          <w:p>
+            <w:pPr>
+              <w:spacing w:line="278" w:lineRule="auto"/>
+            </w:pPr>
+            <w:r>
+              <w:t>Term</w:t>
+            </w:r>
+          </w:p>
+        </w:tc>
+        <w:tc>
+          <w:tcPr>
+            <w:tcW w:w="0" w:type="auto"/>
+            <w:hideMark/>
+          </w:tcPr>
+          <w:p>
+            <w:pPr>
+              <w:spacing w:line="278" w:lineRule="auto"/>
+              <w:cnfStyle w:val="100000000000" w:firstRow="1" w:lastRow="0" w:firstColumn="0" w:lastColumn="0" w:oddVBand="0" w:evenVBand="0" w:oddHBand="0" w:evenHBand="0" w:firstRowFirstColumn="0" w:firstRowLastColumn="0" w:lastRowFirstColumn="0" w:lastRowLastColumn="0"/>
+            </w:pPr>
+            <w:r>
+              <w:t>Meaning</w:t>
+            </w:r>
+          </w:p>
+        </w:tc>
+      </w:tr>
+      <w:tr>
+        <w:trPr>
+          <w:cnfStyle w:val="000000100000" w:firstRow="0" w:lastRow="0" w:firstColumn="0" w:lastColumn="0" w:oddVBand="0" w:evenVBand="0" w:oddHBand="1" w:evenHBand="0" w:firstRowFirstColumn="0" w:firstRowLastColumn="0" w:lastRowFirstColumn="0" w:lastRowLastColumn="0"/>
+          <w:jc w:val="center"/>
+        </w:trPr>
+        <w:tc>
+          <w:tcPr>
+            <w:cnfStyle w:val="001000000000" w:firstRow="0" w:lastRow="0" w:firstColumn="1" w:lastColumn="0" w:oddVBand="0" w:evenVBand="0" w:oddHBand="0" w:evenHBand="0" w:firstRowFirstColumn="0" w:firstRowLastColumn="0" w:lastRowFirstColumn="0" w:lastRowLastColumn="0"/>
+            <w:tcW w:w="0" w:type="auto"/>
+            <w:hideMark/>
+          </w:tcPr>
+          <w:p>
+            <w:pPr>
+              <w:spacing w:line="278" w:lineRule="auto"/>
+            </w:pPr>
+            <w:r>
+              <w:t>CI (Continuous Integration)</w:t>
+            </w:r>
+          </w:p>
+        </w:tc>
+        <w:tc>
+          <w:tcPr>
+            <w:tcW w:w="0" w:type="auto"/>
+            <w:hideMark/>
+          </w:tcPr>
+          <w:p>
+            <w:pPr>
+              <w:spacing w:line="278" w:lineRule="auto"/>
+              <w:cnfStyle w:val="000000100000" w:firstRow="0" w:lastRow="0" w:firstColumn="0" w:lastColumn="0" w:oddVBand="0" w:evenVBand="0" w:oddHBand="1" w:evenHBand="0" w:firstRowFirstColumn="0" w:firstRowLastColumn="0" w:lastRowFirstColumn="0" w:lastRowLastColumn="0"/>
+            </w:pPr>
+            <w:r>
+              <w:t>Automatically test code</w:t>
+            </w:r>
+          </w:p>
+        </w:tc>
+      </w:tr>
+      <w:tr>
+        <w:trPr>
+          <w:jc w:val="center"/>
+        </w:trPr>
+        <w:tc>
+          <w:tcPr>
+            <w:cnfStyle w:val="001000000000" w:firstRow="0" w:lastRow="0" w:firstColumn="1" w:lastColumn="0" w:oddVBand="0" w:evenVBand="0" w:oddHBand="0" w:evenHBand="0" w:firstRowFirstColumn="0" w:firstRowLastColumn="0" w:lastRowFirstColumn="0" w:lastRowLastColumn="0"/>
+            <w:tcW w:w="0" w:type="auto"/>
+            <w:hideMark/>
+          </w:tcPr>
+          <w:p>
+            <w:pPr>
+              <w:spacing w:line="278" w:lineRule="auto"/>
+            </w:pPr>
+            <w:r>
+              <w:t>CD (Continuous Deployment)</w:t>
+            </w:r>
+          </w:p>
+        </w:tc>
+        <w:tc>
+          <w:tcPr>
+            <w:tcW w:w="0" w:type="auto"/>
+            <w:hideMark/>
+          </w:tcPr>
+          <w:p>
+            <w:pPr>
+              <w:spacing w:line="278" w:lineRule="auto"/>
+              <w:cnfStyle w:val="000000000000" w:firstRow="0" w:lastRow="0" w:firstColumn="0" w:lastColumn="0" w:oddVBand="0" w:evenVBand="0" w:oddHBand="0" w:evenHBand="0" w:firstRowFirstColumn="0" w:firstRowLastColumn="0" w:lastRowFirstColumn="0" w:lastRowLastColumn="0"/>
+            </w:pPr>
+            <w:r>
+              <w:t>Automatically deploy code</w:t>
+            </w:r>
+          </w:p>
+        </w:tc>
+      </w:tr>
+    </w:tbl>
+    <w:p>
+      <w:pPr>
+        <w:spacing w:after="0"/>
+        <w:rPr>
+          <w:b/>
+          <w:bCs/>
+        </w:rPr>
+      </w:pPr>
+      <w:r>
+        <w:rPr>
+          <w:b/>
+          <w:bCs/>
+        </w:rPr>
+        <w:t>Automation after code changes</w:t>
+      </w:r>
+      <w:r>
+        <w:rPr>
+          <w:b/>
+          <w:bCs/>
+        </w:rPr>
+        <w:t>.</w:t>
+      </w:r>
+    </w:p>
+    <w:p>
+      <w:pPr>
+        <w:spacing w:after="0"/>
+      </w:pPr>
+    </w:p>
+    <w:tbl>
+      <w:tblPr>
+        <w:tblStyle w:val="PlainTable1"/>
+        <w:tblW w:w="0" w:type="auto"/>
+        <w:jc w:val="center"/>
+        <w:tblLook w:val="04A0" w:firstRow="1" w:lastRow="0" w:firstColumn="1" w:lastColumn="0" w:noHBand="0" w:noVBand="1"/>
+      </w:tblPr>
+      <w:tblGrid>
+        <w:gridCol w:w="1257"/>
+        <w:gridCol w:w="2260"/>
+      </w:tblGrid>
+      <w:tr>
+        <w:trPr>
+          <w:cnfStyle w:val="100000000000" w:firstRow="1" w:lastRow="0" w:firstColumn="0" w:lastColumn="0" w:oddVBand="0" w:evenVBand="0" w:oddHBand="0" w:evenHBand="0" w:firstRowFirstColumn="0" w:firstRowLastColumn="0" w:lastRowFirstColumn="0" w:lastRowLastColumn="0"/>
+          <w:jc w:val="center"/>
+        </w:trPr>
+        <w:tc>
+          <w:tcPr>
+            <w:cnfStyle w:val="001000000000" w:firstRow="0" w:lastRow="0" w:firstColumn="1" w:lastColumn="0" w:oddVBand="0" w:evenVBand="0" w:oddHBand="0" w:evenHBand="0" w:firstRowFirstColumn="0" w:firstRowLastColumn="0" w:lastRowFirstColumn="0" w:lastRowLastColumn="0"/>
+            <w:tcW w:w="0" w:type="auto"/>
+            <w:hideMark/>
+          </w:tcPr>
+          <w:p>
+            <w:pPr>
+              <w:spacing w:line="278" w:lineRule="auto"/>
+            </w:pPr>
+            <w:r>
+              <w:t>Concept</w:t>
+            </w:r>
+          </w:p>
+        </w:tc>
+        <w:tc>
+          <w:tcPr>
+            <w:tcW w:w="0" w:type="auto"/>
+            <w:hideMark/>
+          </w:tcPr>
+          <w:p>
+            <w:pPr>
+              <w:spacing w:line="278" w:lineRule="auto"/>
+              <w:cnfStyle w:val="100000000000" w:firstRow="1" w:lastRow="0" w:firstColumn="0" w:lastColumn="0" w:oddVBand="0" w:evenVBand="0" w:oddHBand="0" w:evenHBand="0" w:firstRowFirstColumn="0" w:firstRowLastColumn="0" w:lastRowFirstColumn="0" w:lastRowLastColumn="0"/>
+            </w:pPr>
+            <w:r>
+              <w:t>Meaning</w:t>
+            </w:r>
+          </w:p>
+        </w:tc>
+      </w:tr>
+      <w:tr>
+        <w:trPr>
+          <w:cnfStyle w:val="000000100000" w:firstRow="0" w:lastRow="0" w:firstColumn="0" w:lastColumn="0" w:oddVBand="0" w:evenVBand="0" w:oddHBand="1" w:evenHBand="0" w:firstRowFirstColumn="0" w:firstRowLastColumn="0" w:lastRowFirstColumn="0" w:lastRowLastColumn="0"/>
+          <w:jc w:val="center"/>
+        </w:trPr>
+        <w:tc>
+          <w:tcPr>
+            <w:cnfStyle w:val="001000000000" w:firstRow="0" w:lastRow="0" w:firstColumn="1" w:lastColumn="0" w:oddVBand="0" w:evenVBand="0" w:oddHBand="0" w:evenHBand="0" w:firstRowFirstColumn="0" w:firstRowLastColumn="0" w:lastRowFirstColumn="0" w:lastRowLastColumn="0"/>
+            <w:tcW w:w="0" w:type="auto"/>
+            <w:hideMark/>
+          </w:tcPr>
+          <w:p>
+            <w:pPr>
+              <w:spacing w:line="278" w:lineRule="auto"/>
+              <w:jc w:val="center"/>
+            </w:pPr>
+            <w:r>
+              <w:t>Workflow</w:t>
+            </w:r>
+          </w:p>
+        </w:tc>
+        <w:tc>
+          <w:tcPr>
+            <w:tcW w:w="0" w:type="auto"/>
+            <w:hideMark/>
+          </w:tcPr>
+          <w:p>
+            <w:pPr>
+              <w:spacing w:line="278" w:lineRule="auto"/>
+              <w:cnfStyle w:val="000000100000" w:firstRow="0" w:lastRow="0" w:firstColumn="0" w:lastColumn="0" w:oddVBand="0" w:evenVBand="0" w:oddHBand="1" w:evenHBand="0" w:firstRowFirstColumn="0" w:firstRowLastColumn="0" w:lastRowFirstColumn="0" w:lastRowLastColumn="0"/>
+            </w:pPr>
+            <w:r>
+              <w:t>Automation script</w:t>
+            </w:r>
+          </w:p>
+        </w:tc>
+      </w:tr>
+      <w:tr>
+        <w:trPr>
+          <w:jc w:val="center"/>
+        </w:trPr>
+        <w:tc>
+          <w:tcPr>
+            <w:cnfStyle w:val="001000000000" w:firstRow="0" w:lastRow="0" w:firstColumn="1" w:lastColumn="0" w:oddVBand="0" w:evenVBand="0" w:oddHBand="0" w:evenHBand="0" w:firstRowFirstColumn="0" w:firstRowLastColumn="0" w:lastRowFirstColumn="0" w:lastRowLastColumn="0"/>
+            <w:tcW w:w="0" w:type="auto"/>
+            <w:hideMark/>
+          </w:tcPr>
+          <w:p>
+            <w:pPr>
+              <w:spacing w:line="278" w:lineRule="auto"/>
+            </w:pPr>
+            <w:r>
+              <w:t>.yml file</w:t>
+            </w:r>
+          </w:p>
+        </w:tc>
+        <w:tc>
+          <w:tcPr>
+            <w:tcW w:w="0" w:type="auto"/>
+            <w:hideMark/>
+          </w:tcPr>
+          <w:p>
+            <w:pPr>
+              <w:spacing w:line="278" w:lineRule="auto"/>
+              <w:cnfStyle w:val="000000000000" w:firstRow="0" w:lastRow="0" w:firstColumn="0" w:lastColumn="0" w:oddVBand="0" w:evenVBand="0" w:oddHBand="0" w:evenHBand="0" w:firstRowFirstColumn="0" w:firstRowLastColumn="0" w:lastRowFirstColumn="0" w:lastRowLastColumn="0"/>
+            </w:pPr>
+            <w:r>
+              <w:t>Defines automation</w:t>
+            </w:r>
+          </w:p>
+        </w:tc>
+      </w:tr>
+      <w:tr>
+        <w:trPr>
+          <w:cnfStyle w:val="000000100000" w:firstRow="0" w:lastRow="0" w:firstColumn="0" w:lastColumn="0" w:oddVBand="0" w:evenVBand="0" w:oddHBand="1" w:evenHBand="0" w:firstRowFirstColumn="0" w:firstRowLastColumn="0" w:lastRowFirstColumn="0" w:lastRowLastColumn="0"/>
+          <w:jc w:val="center"/>
+        </w:trPr>
+        <w:tc>
+          <w:tcPr>
+            <w:cnfStyle w:val="001000000000" w:firstRow="0" w:lastRow="0" w:firstColumn="1" w:lastColumn="0" w:oddVBand="0" w:evenVBand="0" w:oddHBand="0" w:evenHBand="0" w:firstRowFirstColumn="0" w:firstRowLastColumn="0" w:lastRowFirstColumn="0" w:lastRowLastColumn="0"/>
+            <w:tcW w:w="0" w:type="auto"/>
+            <w:hideMark/>
+          </w:tcPr>
+          <w:p>
+            <w:pPr>
+              <w:spacing w:line="278" w:lineRule="auto"/>
+            </w:pPr>
+            <w:r>
+              <w:t>on: push</w:t>
+            </w:r>
+          </w:p>
+        </w:tc>
+        <w:tc>
+          <w:tcPr>
+            <w:tcW w:w="0" w:type="auto"/>
+            <w:hideMark/>
+          </w:tcPr>
+          <w:p>
+            <w:pPr>
+              <w:spacing w:line="278" w:lineRule="auto"/>
+              <w:cnfStyle w:val="000000100000" w:firstRow="0" w:lastRow="0" w:firstColumn="0" w:lastColumn="0" w:oddVBand="0" w:evenVBand="0" w:oddHBand="1" w:evenHBand="0" w:firstRowFirstColumn="0" w:firstRowLastColumn="0" w:lastRowFirstColumn="0" w:lastRowLastColumn="0"/>
+            </w:pPr>
+            <w:r>
+              <w:t>Trigger</w:t>
+            </w:r>
+          </w:p>
+        </w:tc>
+      </w:tr>
+      <w:tr>
+        <w:trPr>
+          <w:jc w:val="center"/>
+        </w:trPr>
+        <w:tc>
+          <w:tcPr>
+            <w:cnfStyle w:val="001000000000" w:firstRow="0" w:lastRow="0" w:firstColumn="1" w:lastColumn="0" w:oddVBand="0" w:evenVBand="0" w:oddHBand="0" w:evenHBand="0" w:firstRowFirstColumn="0" w:firstRowLastColumn="0" w:lastRowFirstColumn="0" w:lastRowLastColumn="0"/>
+            <w:tcW w:w="0" w:type="auto"/>
+            <w:hideMark/>
+          </w:tcPr>
+          <w:p>
+            <w:pPr>
+              <w:spacing w:line="278" w:lineRule="auto"/>
+            </w:pPr>
+            <w:r>
+              <w:t>jobs</w:t>
+            </w:r>
+          </w:p>
+        </w:tc>
+        <w:tc>
+          <w:tcPr>
+            <w:tcW w:w="0" w:type="auto"/>
+            <w:hideMark/>
+          </w:tcPr>
+          <w:p>
+            <w:pPr>
+              <w:spacing w:line="278" w:lineRule="auto"/>
+              <w:cnfStyle w:val="000000000000" w:firstRow="0" w:lastRow="0" w:firstColumn="0" w:lastColumn="0" w:oddVBand="0" w:evenVBand="0" w:oddHBand="0" w:evenHBand="0" w:firstRowFirstColumn="0" w:firstRowLastColumn="0" w:lastRowFirstColumn="0" w:lastRowLastColumn="0"/>
+            </w:pPr>
+            <w:r>
+              <w:t>Tasks</w:t>
+            </w:r>
+          </w:p>
+        </w:tc>
+      </w:tr>
+    </w:tbl>
+    <w:p>
+      <w:pPr>
+        <w:pBdr>
+          <w:bottom w:val="single" w:sz="6" w:space="1" w:color="auto"/>
+        </w:pBdr>
+        <w:spacing w:after="0"/>
+      </w:pPr>
+    </w:p>
+    <w:p>
+      <w:pPr>
+        <w:spacing w:after="0"/>
+        <w:rPr>
+          <w:b/>
+          <w:bCs/>
+          <w:sz w:val="36"/>
+          <w:szCs w:val="36"/>
+        </w:rPr>
+      </w:pPr>
+      <w:r>
+        <w:rPr>
+          <w:b/>
+          <w:bCs/>
+          <w:sz w:val="36"/>
+          <w:szCs w:val="36"/>
+        </w:rPr>
+        <w:t xml:space="preserve">Day: </w:t>
+      </w:r>
+      <w:r>
+        <w:rPr>
+          <w:b/>
+          <w:bCs/>
+          <w:sz w:val="36"/>
+          <w:szCs w:val="36"/>
+        </w:rPr>
+        <w:t>21</w:t>
+      </w:r>
+    </w:p>
+    <w:p>
+      <w:pPr>
+        <w:spacing w:after="0"/>
+        <w:rPr>
+          <w:b/>
+          <w:bCs/>
+          <w:sz w:val="36"/>
+          <w:szCs w:val="36"/>
+        </w:rPr>
+      </w:pPr>
+      <w:r>
+        <w:rPr>
+          <w:b/>
+          <w:bCs/>
+          <w:sz w:val="36"/>
+          <w:szCs w:val="36"/>
+        </w:rPr>
+        <w:t>Git Internals (Core Architecture)</w:t>
+      </w:r>
+    </w:p>
+    <w:p>
+      <w:pPr>
+        <w:spacing w:after="0"/>
+      </w:pPr>
+    </w:p>
+    <w:p>
+      <w:pPr>
+        <w:pStyle w:val="ListParagraph"/>
+        <w:numPr>
+          <w:ilvl w:val="0"/>
+          <w:numId w:val="10"/>
+        </w:numPr>
+        <w:spacing w:after="0"/>
+        <w:rPr>
+          <w:b/>
+          <w:bCs/>
+        </w:rPr>
+      </w:pPr>
+      <w:r>
+        <w:rPr>
+          <w:b/>
+          <w:bCs/>
+        </w:rPr>
+        <w:t>How Git Thinks</w:t>
+      </w:r>
+    </w:p>
+    <w:p>
+      <w:pPr>
+        <w:spacing w:after="0"/>
+        <w:rPr>
+          <w:b/>
+          <w:bCs/>
+        </w:rPr>
+      </w:pPr>
+      <w:r>
+        <w:t>Git is based on 3 main areas:</w:t>
+      </w:r>
+    </w:p>
+    <w:p>
+      <w:pPr>
+        <w:spacing w:after="0"/>
+        <w:jc w:val="center"/>
+        <w:rPr>
+          <w:b/>
+          <w:bCs/>
+        </w:rPr>
+      </w:pPr>
+      <w:r>
+        <w:rPr>
+          <w:b/>
+          <w:bCs/>
+        </w:rPr>
+        <w:t>Working Directory → Staging Area → Repository (.git)</w:t>
+      </w:r>
+    </w:p>
+    <w:p>
+      <w:pPr>
+        <w:spacing w:after="0"/>
+        <w:jc w:val="center"/>
+        <w:rPr>
+          <w:b/>
+          <w:bCs/>
+        </w:rPr>
+      </w:pPr>
+    </w:p>
+    <w:tbl>
+      <w:tblPr>
+        <w:tblStyle w:val="PlainTable1"/>
+        <w:tblW w:w="0" w:type="auto"/>
+        <w:jc w:val="center"/>
+        <w:tblLook w:val="04A0" w:firstRow="1" w:lastRow="0" w:firstColumn="1" w:lastColumn="0" w:noHBand="0" w:noVBand="1"/>
+      </w:tblPr>
+      <w:tblGrid>
+        <w:gridCol w:w="2947"/>
+        <w:gridCol w:w="4747"/>
+      </w:tblGrid>
+      <w:tr>
+        <w:trPr>
+          <w:cnfStyle w:val="100000000000" w:firstRow="1" w:lastRow="0" w:firstColumn="0" w:lastColumn="0" w:oddVBand="0" w:evenVBand="0" w:oddHBand="0" w:evenHBand="0" w:firstRowFirstColumn="0" w:firstRowLastColumn="0" w:lastRowFirstColumn="0" w:lastRowLastColumn="0"/>
+          <w:jc w:val="center"/>
+        </w:trPr>
+        <w:tc>
+          <w:tcPr>
+            <w:cnfStyle w:val="001000000000" w:firstRow="0" w:lastRow="0" w:firstColumn="1" w:lastColumn="0" w:oddVBand="0" w:evenVBand="0" w:oddHBand="0" w:evenHBand="0" w:firstRowFirstColumn="0" w:firstRowLastColumn="0" w:lastRowFirstColumn="0" w:lastRowLastColumn="0"/>
+            <w:tcW w:w="0" w:type="auto"/>
+            <w:hideMark/>
+          </w:tcPr>
+          <w:p>
+            <w:pPr>
+              <w:spacing w:line="278" w:lineRule="auto"/>
+            </w:pPr>
+            <w:r>
+              <w:t>Command</w:t>
+            </w:r>
+          </w:p>
+        </w:tc>
+        <w:tc>
+          <w:tcPr>
+            <w:tcW w:w="0" w:type="auto"/>
+            <w:hideMark/>
+          </w:tcPr>
+          <w:p>
+            <w:pPr>
+              <w:spacing w:line="278" w:lineRule="auto"/>
+              <w:cnfStyle w:val="100000000000" w:firstRow="1" w:lastRow="0" w:firstColumn="0" w:lastColumn="0" w:oddVBand="0" w:evenVBand="0" w:oddHBand="0" w:evenHBand="0" w:firstRowFirstColumn="0" w:firstRowLastColumn="0" w:lastRowFirstColumn="0" w:lastRowLastColumn="0"/>
+            </w:pPr>
+            <w:r>
+              <w:t>Purpose</w:t>
+            </w:r>
+          </w:p>
+        </w:tc>
+      </w:tr>
+      <w:tr>
+        <w:trPr>
+          <w:cnfStyle w:val="000000100000" w:firstRow="0" w:lastRow="0" w:firstColumn="0" w:lastColumn="0" w:oddVBand="0" w:evenVBand="0" w:oddHBand="1" w:evenHBand="0" w:firstRowFirstColumn="0" w:firstRowLastColumn="0" w:lastRowFirstColumn="0" w:lastRowLastColumn="0"/>
+          <w:jc w:val="center"/>
+        </w:trPr>
+        <w:tc>
+          <w:tcPr>
+            <w:cnfStyle w:val="001000000000" w:firstRow="0" w:lastRow="0" w:firstColumn="1" w:lastColumn="0" w:oddVBand="0" w:evenVBand="0" w:oddHBand="0" w:evenHBand="0" w:firstRowFirstColumn="0" w:firstRowLastColumn="0" w:lastRowFirstColumn="0" w:lastRowLastColumn="0"/>
+            <w:tcW w:w="0" w:type="auto"/>
+            <w:hideMark/>
+          </w:tcPr>
+          <w:p>
+            <w:pPr>
+              <w:spacing w:line="278" w:lineRule="auto"/>
+            </w:pPr>
+            <w:r>
+              <w:t>git status</w:t>
+            </w:r>
+          </w:p>
+        </w:tc>
+        <w:tc>
+          <w:tcPr>
+            <w:tcW w:w="0" w:type="auto"/>
+            <w:hideMark/>
+          </w:tcPr>
+          <w:p>
+            <w:pPr>
+              <w:spacing w:line="278" w:lineRule="auto"/>
+              <w:cnfStyle w:val="000000100000" w:firstRow="0" w:lastRow="0" w:firstColumn="0" w:lastColumn="0" w:oddVBand="0" w:evenVBand="0" w:oddHBand="1" w:evenHBand="0" w:firstRowFirstColumn="0" w:firstRowLastColumn="0" w:lastRowFirstColumn="0" w:lastRowLastColumn="0"/>
+            </w:pPr>
+            <w:r>
+              <w:t>Check file state (working / staging)</w:t>
+            </w:r>
+          </w:p>
+        </w:tc>
+      </w:tr>
+      <w:tr>
+        <w:trPr>
+          <w:jc w:val="center"/>
+        </w:trPr>
+        <w:tc>
+          <w:tcPr>
+            <w:cnfStyle w:val="001000000000" w:firstRow="0" w:lastRow="0" w:firstColumn="1" w:lastColumn="0" w:oddVBand="0" w:evenVBand="0" w:oddHBand="0" w:evenHBand="0" w:firstRowFirstColumn="0" w:firstRowLastColumn="0" w:lastRowFirstColumn="0" w:lastRowLastColumn="0"/>
+            <w:tcW w:w="0" w:type="auto"/>
+            <w:hideMark/>
+          </w:tcPr>
+          <w:p>
+            <w:pPr>
+              <w:spacing w:line="278" w:lineRule="auto"/>
+            </w:pPr>
+            <w:r>
+              <w:t>git add data.json</w:t>
+            </w:r>
+          </w:p>
+        </w:tc>
+        <w:tc>
+          <w:tcPr>
+            <w:tcW w:w="0" w:type="auto"/>
+            <w:hideMark/>
+          </w:tcPr>
+          <w:p>
+            <w:pPr>
+              <w:spacing w:line="278" w:lineRule="auto"/>
+              <w:cnfStyle w:val="000000000000" w:firstRow="0" w:lastRow="0" w:firstColumn="0" w:lastColumn="0" w:oddVBand="0" w:evenVBand="0" w:oddHBand="0" w:evenHBand="0" w:firstRowFirstColumn="0" w:firstRowLastColumn="0" w:lastRowFirstColumn="0" w:lastRowLastColumn="0"/>
+            </w:pPr>
+            <w:r>
+              <w:t>Move file to staging area</w:t>
+            </w:r>
+          </w:p>
+        </w:tc>
+      </w:tr>
+      <w:tr>
+        <w:trPr>
+          <w:cnfStyle w:val="000000100000" w:firstRow="0" w:lastRow="0" w:firstColumn="0" w:lastColumn="0" w:oddVBand="0" w:evenVBand="0" w:oddHBand="1" w:evenHBand="0" w:firstRowFirstColumn="0" w:firstRowLastColumn="0" w:lastRowFirstColumn="0" w:lastRowLastColumn="0"/>
+          <w:jc w:val="center"/>
+        </w:trPr>
+        <w:tc>
+          <w:tcPr>
+            <w:cnfStyle w:val="001000000000" w:firstRow="0" w:lastRow="0" w:firstColumn="1" w:lastColumn="0" w:oddVBand="0" w:evenVBand="0" w:oddHBand="0" w:evenHBand="0" w:firstRowFirstColumn="0" w:firstRowLastColumn="0" w:lastRowFirstColumn="0" w:lastRowLastColumn="0"/>
+            <w:tcW w:w="0" w:type="auto"/>
+            <w:hideMark/>
+          </w:tcPr>
+          <w:p>
+            <w:pPr>
+              <w:spacing w:line="278" w:lineRule="auto"/>
+            </w:pPr>
+            <w:r>
+              <w:t>git commit -m "message"</w:t>
+            </w:r>
+          </w:p>
+        </w:tc>
+        <w:tc>
+          <w:tcPr>
+            <w:tcW w:w="0" w:type="auto"/>
+            <w:hideMark/>
+          </w:tcPr>
+          <w:p>
+            <w:pPr>
+              <w:spacing w:line="278" w:lineRule="auto"/>
+              <w:cnfStyle w:val="000000100000" w:firstRow="0" w:lastRow="0" w:firstColumn="0" w:lastColumn="0" w:oddVBand="0" w:evenVBand="0" w:oddHBand="1" w:evenHBand="0" w:firstRowFirstColumn="0" w:firstRowLastColumn="0" w:lastRowFirstColumn="0" w:lastRowLastColumn="0"/>
+            </w:pPr>
+            <w:r>
+              <w:t>Save snapshot to repository</w:t>
+            </w:r>
+          </w:p>
+        </w:tc>
+      </w:tr>
+      <w:tr>
+        <w:trPr>
+          <w:jc w:val="center"/>
+        </w:trPr>
+        <w:tc>
+          <w:tcPr>
+            <w:cnfStyle w:val="001000000000" w:firstRow="0" w:lastRow="0" w:firstColumn="1" w:lastColumn="0" w:oddVBand="0" w:evenVBand="0" w:oddHBand="0" w:evenHBand="0" w:firstRowFirstColumn="0" w:firstRowLastColumn="0" w:lastRowFirstColumn="0" w:lastRowLastColumn="0"/>
+            <w:tcW w:w="0" w:type="auto"/>
+            <w:hideMark/>
+          </w:tcPr>
+          <w:p>
+            <w:pPr>
+              <w:spacing w:line="278" w:lineRule="auto"/>
+            </w:pPr>
+            <w:r>
+              <w:t>git diff</w:t>
+            </w:r>
+          </w:p>
+        </w:tc>
+        <w:tc>
+          <w:tcPr>
+            <w:tcW w:w="0" w:type="auto"/>
+            <w:hideMark/>
+          </w:tcPr>
+          <w:p>
+            <w:pPr>
+              <w:spacing w:line="278" w:lineRule="auto"/>
+              <w:cnfStyle w:val="000000000000" w:firstRow="0" w:lastRow="0" w:firstColumn="0" w:lastColumn="0" w:oddVBand="0" w:evenVBand="0" w:oddHBand="0" w:evenHBand="0" w:firstRowFirstColumn="0" w:firstRowLastColumn="0" w:lastRowFirstColumn="0" w:lastRowLastColumn="0"/>
+            </w:pPr>
+            <w:r>
+              <w:t>Show changes (working vs staging)</w:t>
+            </w:r>
+          </w:p>
+        </w:tc>
+      </w:tr>
+      <w:tr>
+        <w:trPr>
+          <w:cnfStyle w:val="000000100000" w:firstRow="0" w:lastRow="0" w:firstColumn="0" w:lastColumn="0" w:oddVBand="0" w:evenVBand="0" w:oddHBand="1" w:evenHBand="0" w:firstRowFirstColumn="0" w:firstRowLastColumn="0" w:lastRowFirstColumn="0" w:lastRowLastColumn="0"/>
+          <w:jc w:val="center"/>
+        </w:trPr>
+        <w:tc>
+          <w:tcPr>
+            <w:cnfStyle w:val="001000000000" w:firstRow="0" w:lastRow="0" w:firstColumn="1" w:lastColumn="0" w:oddVBand="0" w:evenVBand="0" w:oddHBand="0" w:evenHBand="0" w:firstRowFirstColumn="0" w:firstRowLastColumn="0" w:lastRowFirstColumn="0" w:lastRowLastColumn="0"/>
+            <w:tcW w:w="0" w:type="auto"/>
+            <w:hideMark/>
+          </w:tcPr>
+          <w:p>
+            <w:pPr>
+              <w:spacing w:line="278" w:lineRule="auto"/>
+            </w:pPr>
+            <w:r>
+              <w:lastRenderedPageBreak/>
+              <w:t>git diff --staged</w:t>
+            </w:r>
+          </w:p>
+        </w:tc>
+        <w:tc>
+          <w:tcPr>
+            <w:tcW w:w="0" w:type="auto"/>
+            <w:hideMark/>
+          </w:tcPr>
+          <w:p>
+            <w:pPr>
+              <w:spacing w:line="278" w:lineRule="auto"/>
+              <w:cnfStyle w:val="000000100000" w:firstRow="0" w:lastRow="0" w:firstColumn="0" w:lastColumn="0" w:oddVBand="0" w:evenVBand="0" w:oddHBand="1" w:evenHBand="0" w:firstRowFirstColumn="0" w:firstRowLastColumn="0" w:lastRowFirstColumn="0" w:lastRowLastColumn="0"/>
+            </w:pPr>
+            <w:r>
+              <w:t>Show changes (staging vs last commit)</w:t>
+            </w:r>
+          </w:p>
+        </w:tc>
+      </w:tr>
+      <w:tr>
+        <w:trPr>
+          <w:jc w:val="center"/>
+        </w:trPr>
+        <w:tc>
+          <w:tcPr>
+            <w:cnfStyle w:val="001000000000" w:firstRow="0" w:lastRow="0" w:firstColumn="1" w:lastColumn="0" w:oddVBand="0" w:evenVBand="0" w:oddHBand="0" w:evenHBand="0" w:firstRowFirstColumn="0" w:firstRowLastColumn="0" w:lastRowFirstColumn="0" w:lastRowLastColumn="0"/>
+            <w:tcW w:w="0" w:type="auto"/>
+            <w:hideMark/>
+          </w:tcPr>
+          <w:p>
+            <w:pPr>
+              <w:spacing w:line="278" w:lineRule="auto"/>
+            </w:pPr>
+            <w:r>
+              <w:t>git restore file</w:t>
+            </w:r>
+          </w:p>
+        </w:tc>
+        <w:tc>
+          <w:tcPr>
+            <w:tcW w:w="0" w:type="auto"/>
+            <w:hideMark/>
+          </w:tcPr>
+          <w:p>
+            <w:pPr>
+              <w:spacing w:line="278" w:lineRule="auto"/>
+              <w:cnfStyle w:val="000000000000" w:firstRow="0" w:lastRow="0" w:firstColumn="0" w:lastColumn="0" w:oddVBand="0" w:evenVBand="0" w:oddHBand="0" w:evenHBand="0" w:firstRowFirstColumn="0" w:firstRowLastColumn="0" w:lastRowFirstColumn="0" w:lastRowLastColumn="0"/>
+            </w:pPr>
+            <w:r>
+              <w:t>Undo changes in working directory</w:t>
+            </w:r>
+          </w:p>
+        </w:tc>
+      </w:tr>
+      <w:tr>
+        <w:trPr>
+          <w:cnfStyle w:val="000000100000" w:firstRow="0" w:lastRow="0" w:firstColumn="0" w:lastColumn="0" w:oddVBand="0" w:evenVBand="0" w:oddHBand="1" w:evenHBand="0" w:firstRowFirstColumn="0" w:firstRowLastColumn="0" w:lastRowFirstColumn="0" w:lastRowLastColumn="0"/>
+          <w:jc w:val="center"/>
+        </w:trPr>
+        <w:tc>
+          <w:tcPr>
+            <w:cnfStyle w:val="001000000000" w:firstRow="0" w:lastRow="0" w:firstColumn="1" w:lastColumn="0" w:oddVBand="0" w:evenVBand="0" w:oddHBand="0" w:evenHBand="0" w:firstRowFirstColumn="0" w:firstRowLastColumn="0" w:lastRowFirstColumn="0" w:lastRowLastColumn="0"/>
+            <w:tcW w:w="0" w:type="auto"/>
+            <w:hideMark/>
+          </w:tcPr>
+          <w:p>
+            <w:pPr>
+              <w:spacing w:line="278" w:lineRule="auto"/>
+            </w:pPr>
+            <w:r>
+              <w:t>git reset file</w:t>
+            </w:r>
+          </w:p>
+        </w:tc>
+        <w:tc>
+          <w:tcPr>
+            <w:tcW w:w="0" w:type="auto"/>
+            <w:hideMark/>
+          </w:tcPr>
+          <w:p>
+            <w:pPr>
+              <w:spacing w:line="278" w:lineRule="auto"/>
+              <w:cnfStyle w:val="000000100000" w:firstRow="0" w:lastRow="0" w:firstColumn="0" w:lastColumn="0" w:oddVBand="0" w:evenVBand="0" w:oddHBand="1" w:evenHBand="0" w:firstRowFirstColumn="0" w:firstRowLastColumn="0" w:lastRowFirstColumn="0" w:lastRowLastColumn="0"/>
+            </w:pPr>
+            <w:r>
+              <w:t>Unstage file (remove from staging)</w:t>
+            </w:r>
+          </w:p>
+        </w:tc>
+      </w:tr>
+      <w:tr>
+        <w:trPr>
+          <w:jc w:val="center"/>
+        </w:trPr>
+        <w:tc>
+          <w:tcPr>
+            <w:cnfStyle w:val="001000000000" w:firstRow="0" w:lastRow="0" w:firstColumn="1" w:lastColumn="0" w:oddVBand="0" w:evenVBand="0" w:oddHBand="0" w:evenHBand="0" w:firstRowFirstColumn="0" w:firstRowLastColumn="0" w:lastRowFirstColumn="0" w:lastRowLastColumn="0"/>
+            <w:tcW w:w="0" w:type="auto"/>
+            <w:hideMark/>
+          </w:tcPr>
+          <w:p>
+            <w:pPr>
+              <w:spacing w:line="278" w:lineRule="auto"/>
+            </w:pPr>
+            <w:r>
+              <w:t>git reset --hard</w:t>
+            </w:r>
+          </w:p>
+        </w:tc>
+        <w:tc>
+          <w:tcPr>
+            <w:tcW w:w="0" w:type="auto"/>
+            <w:hideMark/>
+          </w:tcPr>
+          <w:p>
+            <w:pPr>
+              <w:spacing w:line="278" w:lineRule="auto"/>
+              <w:cnfStyle w:val="000000000000" w:firstRow="0" w:lastRow="0" w:firstColumn="0" w:lastColumn="0" w:oddVBand="0" w:evenVBand="0" w:oddHBand="0" w:evenHBand="0" w:firstRowFirstColumn="0" w:firstRowLastColumn="0" w:lastRowFirstColumn="0" w:lastRowLastColumn="0"/>
+            </w:pPr>
+            <w:r>
+              <w:t>Reset everything to last commit (dangerous)</w:t>
+            </w:r>
+          </w:p>
+        </w:tc>
+      </w:tr>
+    </w:tbl>
+    <w:p>
+      <w:pPr>
+        <w:spacing w:after="0"/>
+        <w:rPr>
+          <w:b/>
+          <w:bCs/>
+        </w:rPr>
+      </w:pPr>
+    </w:p>
+    <w:p>
+      <w:pPr>
+        <w:spacing w:after="0"/>
+        <w:rPr>
+          <w:b/>
+          <w:bCs/>
+          <w:sz w:val="36"/>
+          <w:szCs w:val="36"/>
+        </w:rPr>
+      </w:pPr>
+      <w:r>
+        <w:rPr>
+          <w:rFonts w:ascii="Segoe UI Emoji" w:hAnsi="Segoe UI Emoji" w:cs="Segoe UI Emoji"/>
+          <w:b/>
+          <w:bCs/>
+          <w:sz w:val="36"/>
+          <w:szCs w:val="36"/>
+        </w:rPr>
+        <w:t>📂</w:t>
+      </w:r>
+      <w:r>
+        <w:rPr>
+          <w:b/>
+          <w:bCs/>
+          <w:sz w:val="36"/>
+          <w:szCs w:val="36"/>
+        </w:rPr>
+        <w:t xml:space="preserve"> Git Internal Inspection Commands</w:t>
+      </w:r>
+    </w:p>
+    <w:tbl>
+      <w:tblPr>
+        <w:tblStyle w:val="PlainTable1"/>
+        <w:tblW w:w="0" w:type="auto"/>
+        <w:jc w:val="center"/>
+        <w:tblLook w:val="04A0" w:firstRow="1" w:lastRow="0" w:firstColumn="1" w:lastColumn="0" w:noHBand="0" w:noVBand="1"/>
+      </w:tblPr>
+      <w:tblGrid>
+        <w:gridCol w:w="5120"/>
+        <w:gridCol w:w="3062"/>
+      </w:tblGrid>
+      <w:tr>
+        <w:trPr>
+          <w:cnfStyle w:val="100000000000" w:firstRow="1" w:lastRow="0" w:firstColumn="0" w:lastColumn="0" w:oddVBand="0" w:evenVBand="0" w:oddHBand="0" w:evenHBand="0" w:firstRowFirstColumn="0" w:firstRowLastColumn="0" w:lastRowFirstColumn="0" w:lastRowLastColumn="0"/>
+          <w:jc w:val="center"/>
+        </w:trPr>
+        <w:tc>
+          <w:tcPr>
+            <w:cnfStyle w:val="001000000000" w:firstRow="0" w:lastRow="0" w:firstColumn="1" w:lastColumn="0" w:oddVBand="0" w:evenVBand="0" w:oddHBand="0" w:evenHBand="0" w:firstRowFirstColumn="0" w:firstRowLastColumn="0" w:lastRowFirstColumn="0" w:lastRowLastColumn="0"/>
+            <w:tcW w:w="0" w:type="auto"/>
+            <w:hideMark/>
+          </w:tcPr>
+          <w:p>
+            <w:pPr>
+              <w:spacing w:line="278" w:lineRule="auto"/>
+            </w:pPr>
+            <w:r>
+              <w:t>Command</w:t>
+            </w:r>
+          </w:p>
+        </w:tc>
+        <w:tc>
+          <w:tcPr>
+            <w:tcW w:w="0" w:type="auto"/>
+            <w:hideMark/>
+          </w:tcPr>
+          <w:p>
+            <w:pPr>
+              <w:spacing w:line="278" w:lineRule="auto"/>
+              <w:cnfStyle w:val="100000000000" w:firstRow="1" w:lastRow="0" w:firstColumn="0" w:lastColumn="0" w:oddVBand="0" w:evenVBand="0" w:oddHBand="0" w:evenHBand="0" w:firstRowFirstColumn="0" w:firstRowLastColumn="0" w:lastRowFirstColumn="0" w:lastRowLastColumn="0"/>
+            </w:pPr>
+            <w:r>
+              <w:t>Purpose</w:t>
+            </w:r>
+          </w:p>
+        </w:tc>
+      </w:tr>
+      <w:tr>
+        <w:trPr>
+          <w:cnfStyle w:val="000000100000" w:firstRow="0" w:lastRow="0" w:firstColumn="0" w:lastColumn="0" w:oddVBand="0" w:evenVBand="0" w:oddHBand="1" w:evenHBand="0" w:firstRowFirstColumn="0" w:firstRowLastColumn="0" w:lastRowFirstColumn="0" w:lastRowLastColumn="0"/>
+          <w:jc w:val="center"/>
+        </w:trPr>
+        <w:tc>
+          <w:tcPr>
+            <w:cnfStyle w:val="001000000000" w:firstRow="0" w:lastRow="0" w:firstColumn="1" w:lastColumn="0" w:oddVBand="0" w:evenVBand="0" w:oddHBand="0" w:evenHBand="0" w:firstRowFirstColumn="0" w:firstRowLastColumn="0" w:lastRowFirstColumn="0" w:lastRowLastColumn="0"/>
+            <w:tcW w:w="0" w:type="auto"/>
+            <w:hideMark/>
+          </w:tcPr>
+          <w:p>
+            <w:pPr>
+              <w:spacing w:line="278" w:lineRule="auto"/>
+            </w:pPr>
+            <w:r>
+              <w:t xml:space="preserve">ls .git </w:t>
+            </w:r>
+            <w:r>
+              <w:rPr>
+                <w:i/>
+                <w:iCs/>
+              </w:rPr>
+              <w:t>(or dir .git on Windows)</w:t>
+            </w:r>
+          </w:p>
+        </w:tc>
+        <w:tc>
+          <w:tcPr>
+            <w:tcW w:w="0" w:type="auto"/>
+            <w:hideMark/>
+          </w:tcPr>
+          <w:p>
+            <w:pPr>
+              <w:spacing w:line="278" w:lineRule="auto"/>
+              <w:cnfStyle w:val="000000100000" w:firstRow="0" w:lastRow="0" w:firstColumn="0" w:lastColumn="0" w:oddVBand="0" w:evenVBand="0" w:oddHBand="1" w:evenHBand="0" w:firstRowFirstColumn="0" w:firstRowLastColumn="0" w:lastRowFirstColumn="0" w:lastRowLastColumn="0"/>
+            </w:pPr>
+            <w:r>
+              <w:t>View internal Git folder</w:t>
+            </w:r>
+          </w:p>
+        </w:tc>
+      </w:tr>
+      <w:tr>
+        <w:trPr>
+          <w:jc w:val="center"/>
+        </w:trPr>
+        <w:tc>
+          <w:tcPr>
+            <w:cnfStyle w:val="001000000000" w:firstRow="0" w:lastRow="0" w:firstColumn="1" w:lastColumn="0" w:oddVBand="0" w:evenVBand="0" w:oddHBand="0" w:evenHBand="0" w:firstRowFirstColumn="0" w:firstRowLastColumn="0" w:lastRowFirstColumn="0" w:lastRowLastColumn="0"/>
+            <w:tcW w:w="0" w:type="auto"/>
+            <w:hideMark/>
+          </w:tcPr>
+          <w:p>
+            <w:pPr>
+              <w:spacing w:line="278" w:lineRule="auto"/>
+            </w:pPr>
+            <w:r>
+              <w:t xml:space="preserve">cat .git/HEAD </w:t>
+            </w:r>
+            <w:r>
+              <w:rPr>
+                <w:i/>
+                <w:iCs/>
+              </w:rPr>
+              <w:t>(or type .git\HEAD on Windows)</w:t>
+            </w:r>
+          </w:p>
+        </w:tc>
+        <w:tc>
+          <w:tcPr>
+            <w:tcW w:w="0" w:type="auto"/>
+            <w:hideMark/>
+          </w:tcPr>
+          <w:p>
+            <w:pPr>
+              <w:spacing w:line="278" w:lineRule="auto"/>
+              <w:cnfStyle w:val="000000000000" w:firstRow="0" w:lastRow="0" w:firstColumn="0" w:lastColumn="0" w:oddVBand="0" w:evenVBand="0" w:oddHBand="0" w:evenHBand="0" w:firstRowFirstColumn="0" w:firstRowLastColumn="0" w:lastRowFirstColumn="0" w:lastRowLastColumn="0"/>
+            </w:pPr>
+            <w:r>
+              <w:t>See where HEAD is pointing</w:t>
+            </w:r>
+          </w:p>
+        </w:tc>
+      </w:tr>
+    </w:tbl>
+    <w:p>
+      <w:pPr>
+        <w:pBdr>
+          <w:bottom w:val="single" w:sz="6" w:space="1" w:color="auto"/>
+        </w:pBdr>
+        <w:spacing w:after="0"/>
+        <w:rPr>
+          <w:b/>
+          <w:bCs/>
+        </w:rPr>
+      </w:pPr>
+    </w:p>
+    <w:p>
+      <w:pPr>
+        <w:spacing w:after="0"/>
+        <w:rPr>
+          <w:b/>
+          <w:bCs/>
+          <w:sz w:val="36"/>
+          <w:szCs w:val="36"/>
+        </w:rPr>
+      </w:pPr>
+      <w:r>
+        <w:rPr>
+          <w:b/>
+          <w:bCs/>
+          <w:sz w:val="36"/>
+          <w:szCs w:val="36"/>
+        </w:rPr>
+        <w:t xml:space="preserve">Day: </w:t>
+      </w:r>
+      <w:r>
+        <w:rPr>
+          <w:b/>
+          <w:bCs/>
+          <w:sz w:val="36"/>
+          <w:szCs w:val="36"/>
+        </w:rPr>
+        <w:t>2</w:t>
+      </w:r>
+      <w:r>
+        <w:rPr>
+          <w:b/>
+          <w:bCs/>
+          <w:sz w:val="36"/>
+          <w:szCs w:val="36"/>
+        </w:rPr>
+        <w:t>2</w:t>
+      </w:r>
     </w:p>
     <w:p>
       <w:pPr>
@@ -6781,6 +7862,118 @@
 <file path=word/numbering.xml><?xml version="1.0" encoding="utf-8"?>
 <w:numbering xmlns:wpc="http://schemas.microsoft.com/office/word/2010/wordprocessingCanvas" xmlns:cx="http://schemas.microsoft.com/office/drawing/2014/chartex" xmlns:cx1="http://schemas.microsoft.com/office/drawing/2015/9/8/chartex" xmlns:cx2="http://schemas.microsoft.com/office/drawing/2015/10/21/chartex" xmlns:cx3="http://schemas.microsoft.com/office/drawing/2016/5/9/chartex" xmlns:cx4="http://schemas.microsoft.com/office/drawing/2016/5/10/chartex" xmlns:cx5="http://schemas.microsoft.com/office/drawing/2016/5/11/chartex" xmlns:cx6="http://schemas.microsoft.com/office/drawing/2016/5/12/chartex" xmlns:cx7="http://schemas.microsoft.com/office/drawing/2016/5/13/chartex" xmlns:cx8="http://schemas.microsoft.com/office/drawing/2016/5/14/chartex" xmlns:mc="http://schemas.openxmlformats.org/markup-compatibility/2006" xmlns:aink="http://schemas.microsoft.com/office/drawing/2016/ink" xmlns:am3d="http://schemas.microsoft.com/office/drawing/2017/model3d" xmlns:o="urn:schemas-microsoft-com:office:office" xmlns:oel="http://schemas.microsoft.com/office/2019/extlst" xmlns:r="http://schemas.openxmlformats.org/officeDocument/2006/relationships" xmlns:m="http://schemas.openxmlformats.org/officeDocument/2006/math" xmlns:v="urn:schemas-microsoft-com:vml" xmlns:wp14="http://schemas.microsoft.com/office/word/2010/wordprocessingDrawing" xmlns:wp="http://schemas.openxmlformats.org/drawingml/2006/wordprocessingDrawing" xmlns:w10="urn:schemas-microsoft-com:office:word" xmlns:w="http://schemas.openxmlformats.org/wordprocessingml/2006/main" xmlns:w14="http://schemas.microsoft.com/office/word/2010/wordml" xmlns:w15="http://schemas.microsoft.com/office/word/2012/wordml" xmlns:w16cex="http://schemas.microsoft.com/office/word/2018/wordml/cex" xmlns:w16cid="http://schemas.microsoft.com/office/word/2016/wordml/cid" xmlns:w16="http://schemas.microsoft.com/office/word/2018/wordml" xmlns:w16du="http://schemas.microsoft.com/office/word/2023/wordml/word16du" xmlns:w16sdtdh="http://schemas.microsoft.com/office/word/2020/wordml/sdtdatahash" xmlns:w16sdtfl="http://schemas.microsoft.com/office/word/2024/wordml/sdtformatlock" xmlns:w16se="http://schemas.microsoft.com/office/word/2015/wordml/symex" xmlns:wpg="http://schemas.microsoft.com/office/word/2010/wordprocessingGroup" xmlns:wpi="http://schemas.microsoft.com/office/word/2010/wordprocessingInk" xmlns:wne="http://schemas.microsoft.com/office/word/2006/wordml" xmlns:wps="http://schemas.microsoft.com/office/word/2010/wordprocessingShape" mc:Ignorable="w14 w15 w16se w16cid w16 w16cex w16sdtdh w16sdtfl w16du wp14">
   <w:abstractNum w:abstractNumId="0" w15:restartNumberingAfterBreak="0">
+    <w:nsid w:val="09ED7F88"/>
+    <w:multiLevelType w:val="hybridMultilevel"/>
+    <w:tmpl w:val="E8B4F18A"/>
+    <w:lvl w:ilvl="0" w:tplc="5B121A6C">
+      <w:numFmt w:val="bullet"/>
+      <w:lvlText w:val=""/>
+      <w:lvlJc w:val="left"/>
+      <w:pPr>
+        <w:ind w:left="360" w:hanging="360"/>
+      </w:pPr>
+      <w:rPr>
+        <w:rFonts w:ascii="Wingdings" w:eastAsiaTheme="minorHAnsi" w:hAnsi="Wingdings" w:cstheme="minorBidi" w:hint="default"/>
+      </w:rPr>
+    </w:lvl>
+    <w:lvl w:ilvl="1" w:tplc="04090003" w:tentative="1">
+      <w:start w:val="1"/>
+      <w:numFmt w:val="bullet"/>
+      <w:lvlText w:val="o"/>
+      <w:lvlJc w:val="left"/>
+      <w:pPr>
+        <w:ind w:left="1080" w:hanging="360"/>
+      </w:pPr>
+      <w:rPr>
+        <w:rFonts w:ascii="Courier New" w:hAnsi="Courier New" w:cs="Courier New" w:hint="default"/>
+      </w:rPr>
+    </w:lvl>
+    <w:lvl w:ilvl="2" w:tplc="04090005" w:tentative="1">
+      <w:start w:val="1"/>
+      <w:numFmt w:val="bullet"/>
+      <w:lvlText w:val=""/>
+      <w:lvlJc w:val="left"/>
+      <w:pPr>
+        <w:ind w:left="1800" w:hanging="360"/>
+      </w:pPr>
+      <w:rPr>
+        <w:rFonts w:ascii="Wingdings" w:hAnsi="Wingdings" w:hint="default"/>
+      </w:rPr>
+    </w:lvl>
+    <w:lvl w:ilvl="3" w:tplc="04090001" w:tentative="1">
+      <w:start w:val="1"/>
+      <w:numFmt w:val="bullet"/>
+      <w:lvlText w:val=""/>
+      <w:lvlJc w:val="left"/>
+      <w:pPr>
+        <w:ind w:left="2520" w:hanging="360"/>
+      </w:pPr>
+      <w:rPr>
+        <w:rFonts w:ascii="Symbol" w:hAnsi="Symbol" w:hint="default"/>
+      </w:rPr>
+    </w:lvl>
+    <w:lvl w:ilvl="4" w:tplc="04090003" w:tentative="1">
+      <w:start w:val="1"/>
+      <w:numFmt w:val="bullet"/>
+      <w:lvlText w:val="o"/>
+      <w:lvlJc w:val="left"/>
+      <w:pPr>
+        <w:ind w:left="3240" w:hanging="360"/>
+      </w:pPr>
+      <w:rPr>
+        <w:rFonts w:ascii="Courier New" w:hAnsi="Courier New" w:cs="Courier New" w:hint="default"/>
+      </w:rPr>
+    </w:lvl>
+    <w:lvl w:ilvl="5" w:tplc="04090005" w:tentative="1">
+      <w:start w:val="1"/>
+      <w:numFmt w:val="bullet"/>
+      <w:lvlText w:val=""/>
+      <w:lvlJc w:val="left"/>
+      <w:pPr>
+        <w:ind w:left="3960" w:hanging="360"/>
+      </w:pPr>
+      <w:rPr>
+        <w:rFonts w:ascii="Wingdings" w:hAnsi="Wingdings" w:hint="default"/>
+      </w:rPr>
+    </w:lvl>
+    <w:lvl w:ilvl="6" w:tplc="04090001" w:tentative="1">
+      <w:start w:val="1"/>
+      <w:numFmt w:val="bullet"/>
+      <w:lvlText w:val=""/>
+      <w:lvlJc w:val="left"/>
+      <w:pPr>
+        <w:ind w:left="4680" w:hanging="360"/>
+      </w:pPr>
+      <w:rPr>
+        <w:rFonts w:ascii="Symbol" w:hAnsi="Symbol" w:hint="default"/>
+      </w:rPr>
+    </w:lvl>
+    <w:lvl w:ilvl="7" w:tplc="04090003" w:tentative="1">
+      <w:start w:val="1"/>
+      <w:numFmt w:val="bullet"/>
+      <w:lvlText w:val="o"/>
+      <w:lvlJc w:val="left"/>
+      <w:pPr>
+        <w:ind w:left="5400" w:hanging="360"/>
+      </w:pPr>
+      <w:rPr>
+        <w:rFonts w:ascii="Courier New" w:hAnsi="Courier New" w:cs="Courier New" w:hint="default"/>
+      </w:rPr>
+    </w:lvl>
+    <w:lvl w:ilvl="8" w:tplc="04090005" w:tentative="1">
+      <w:start w:val="1"/>
+      <w:numFmt w:val="bullet"/>
+      <w:lvlText w:val=""/>
+      <w:lvlJc w:val="left"/>
+      <w:pPr>
+        <w:ind w:left="6120" w:hanging="360"/>
+      </w:pPr>
+      <w:rPr>
+        <w:rFonts w:ascii="Wingdings" w:hAnsi="Wingdings" w:hint="default"/>
+      </w:rPr>
+    </w:lvl>
+  </w:abstractNum>
+  <w:abstractNum w:abstractNumId="1" w15:restartNumberingAfterBreak="0">
     <w:nsid w:val="1DB608F8"/>
     <w:multiLevelType w:val="hybridMultilevel"/>
     <w:tmpl w:val="7940F788"/>
@@ -6893,7 +8086,7 @@
       </w:rPr>
     </w:lvl>
   </w:abstractNum>
-  <w:abstractNum w:abstractNumId="1" w15:restartNumberingAfterBreak="0">
+  <w:abstractNum w:abstractNumId="2" w15:restartNumberingAfterBreak="0">
     <w:nsid w:val="277C739F"/>
     <w:multiLevelType w:val="hybridMultilevel"/>
     <w:tmpl w:val="700AC8B6"/>
@@ -6982,7 +8175,7 @@
       </w:pPr>
     </w:lvl>
   </w:abstractNum>
-  <w:abstractNum w:abstractNumId="2" w15:restartNumberingAfterBreak="0">
+  <w:abstractNum w:abstractNumId="3" w15:restartNumberingAfterBreak="0">
     <w:nsid w:val="33DD739A"/>
     <w:multiLevelType w:val="multilevel"/>
     <w:tmpl w:val="6E681F36"/>
@@ -7131,7 +8324,7 @@
       </w:rPr>
     </w:lvl>
   </w:abstractNum>
-  <w:abstractNum w:abstractNumId="3" w15:restartNumberingAfterBreak="0">
+  <w:abstractNum w:abstractNumId="4" w15:restartNumberingAfterBreak="0">
     <w:nsid w:val="37376A90"/>
     <w:multiLevelType w:val="multilevel"/>
     <w:tmpl w:val="BF1ADDF6"/>
@@ -7280,7 +8473,7 @@
       </w:rPr>
     </w:lvl>
   </w:abstractNum>
-  <w:abstractNum w:abstractNumId="4" w15:restartNumberingAfterBreak="0">
+  <w:abstractNum w:abstractNumId="5" w15:restartNumberingAfterBreak="0">
     <w:nsid w:val="407345C2"/>
     <w:multiLevelType w:val="hybridMultilevel"/>
     <w:tmpl w:val="E0DABAC4"/>
@@ -7369,7 +8562,7 @@
       </w:pPr>
     </w:lvl>
   </w:abstractNum>
-  <w:abstractNum w:abstractNumId="5" w15:restartNumberingAfterBreak="0">
+  <w:abstractNum w:abstractNumId="6" w15:restartNumberingAfterBreak="0">
     <w:nsid w:val="47E60FFC"/>
     <w:multiLevelType w:val="hybridMultilevel"/>
     <w:tmpl w:val="F926D154"/>
@@ -7482,10 +8675,10 @@
       </w:rPr>
     </w:lvl>
   </w:abstractNum>
-  <w:abstractNum w:abstractNumId="6" w15:restartNumberingAfterBreak="0">
-    <w:nsid w:val="57F76F05"/>
+  <w:abstractNum w:abstractNumId="7" w15:restartNumberingAfterBreak="0">
+    <w:nsid w:val="56A54392"/>
     <w:multiLevelType w:val="multilevel"/>
-    <w:tmpl w:val="B8C6314C"/>
+    <w:tmpl w:val="D5E2ED06"/>
     <w:lvl w:ilvl="0">
       <w:start w:val="1"/>
       <w:numFmt w:val="bullet"/>
@@ -7631,7 +8824,156 @@
       </w:rPr>
     </w:lvl>
   </w:abstractNum>
-  <w:abstractNum w:abstractNumId="7" w15:restartNumberingAfterBreak="0">
+  <w:abstractNum w:abstractNumId="8" w15:restartNumberingAfterBreak="0">
+    <w:nsid w:val="57F76F05"/>
+    <w:multiLevelType w:val="multilevel"/>
+    <w:tmpl w:val="B8C6314C"/>
+    <w:lvl w:ilvl="0">
+      <w:start w:val="1"/>
+      <w:numFmt w:val="bullet"/>
+      <w:lvlText w:val=""/>
+      <w:lvlJc w:val="left"/>
+      <w:pPr>
+        <w:tabs>
+          <w:tab w:val="num" w:pos="720"/>
+        </w:tabs>
+        <w:ind w:left="720" w:hanging="360"/>
+      </w:pPr>
+      <w:rPr>
+        <w:rFonts w:ascii="Symbol" w:hAnsi="Symbol" w:hint="default"/>
+        <w:sz w:val="20"/>
+      </w:rPr>
+    </w:lvl>
+    <w:lvl w:ilvl="1" w:tentative="1">
+      <w:start w:val="1"/>
+      <w:numFmt w:val="bullet"/>
+      <w:lvlText w:val="o"/>
+      <w:lvlJc w:val="left"/>
+      <w:pPr>
+        <w:tabs>
+          <w:tab w:val="num" w:pos="1440"/>
+        </w:tabs>
+        <w:ind w:left="1440" w:hanging="360"/>
+      </w:pPr>
+      <w:rPr>
+        <w:rFonts w:ascii="Courier New" w:hAnsi="Courier New" w:hint="default"/>
+        <w:sz w:val="20"/>
+      </w:rPr>
+    </w:lvl>
+    <w:lvl w:ilvl="2" w:tentative="1">
+      <w:start w:val="1"/>
+      <w:numFmt w:val="bullet"/>
+      <w:lvlText w:val=""/>
+      <w:lvlJc w:val="left"/>
+      <w:pPr>
+        <w:tabs>
+          <w:tab w:val="num" w:pos="2160"/>
+        </w:tabs>
+        <w:ind w:left="2160" w:hanging="360"/>
+      </w:pPr>
+      <w:rPr>
+        <w:rFonts w:ascii="Wingdings" w:hAnsi="Wingdings" w:hint="default"/>
+        <w:sz w:val="20"/>
+      </w:rPr>
+    </w:lvl>
+    <w:lvl w:ilvl="3" w:tentative="1">
+      <w:start w:val="1"/>
+      <w:numFmt w:val="bullet"/>
+      <w:lvlText w:val=""/>
+      <w:lvlJc w:val="left"/>
+      <w:pPr>
+        <w:tabs>
+          <w:tab w:val="num" w:pos="2880"/>
+        </w:tabs>
+        <w:ind w:left="2880" w:hanging="360"/>
+      </w:pPr>
+      <w:rPr>
+        <w:rFonts w:ascii="Wingdings" w:hAnsi="Wingdings" w:hint="default"/>
+        <w:sz w:val="20"/>
+      </w:rPr>
+    </w:lvl>
+    <w:lvl w:ilvl="4" w:tentative="1">
+      <w:start w:val="1"/>
+      <w:numFmt w:val="bullet"/>
+      <w:lvlText w:val=""/>
+      <w:lvlJc w:val="left"/>
+      <w:pPr>
+        <w:tabs>
+          <w:tab w:val="num" w:pos="3600"/>
+        </w:tabs>
+        <w:ind w:left="3600" w:hanging="360"/>
+      </w:pPr>
+      <w:rPr>
+        <w:rFonts w:ascii="Wingdings" w:hAnsi="Wingdings" w:hint="default"/>
+        <w:sz w:val="20"/>
+      </w:rPr>
+    </w:lvl>
+    <w:lvl w:ilvl="5" w:tentative="1">
+      <w:start w:val="1"/>
+      <w:numFmt w:val="bullet"/>
+      <w:lvlText w:val=""/>
+      <w:lvlJc w:val="left"/>
+      <w:pPr>
+        <w:tabs>
+          <w:tab w:val="num" w:pos="4320"/>
+        </w:tabs>
+        <w:ind w:left="4320" w:hanging="360"/>
+      </w:pPr>
+      <w:rPr>
+        <w:rFonts w:ascii="Wingdings" w:hAnsi="Wingdings" w:hint="default"/>
+        <w:sz w:val="20"/>
+      </w:rPr>
+    </w:lvl>
+    <w:lvl w:ilvl="6" w:tentative="1">
+      <w:start w:val="1"/>
+      <w:numFmt w:val="bullet"/>
+      <w:lvlText w:val=""/>
+      <w:lvlJc w:val="left"/>
+      <w:pPr>
+        <w:tabs>
+          <w:tab w:val="num" w:pos="5040"/>
+        </w:tabs>
+        <w:ind w:left="5040" w:hanging="360"/>
+      </w:pPr>
+      <w:rPr>
+        <w:rFonts w:ascii="Wingdings" w:hAnsi="Wingdings" w:hint="default"/>
+        <w:sz w:val="20"/>
+      </w:rPr>
+    </w:lvl>
+    <w:lvl w:ilvl="7" w:tentative="1">
+      <w:start w:val="1"/>
+      <w:numFmt w:val="bullet"/>
+      <w:lvlText w:val=""/>
+      <w:lvlJc w:val="left"/>
+      <w:pPr>
+        <w:tabs>
+          <w:tab w:val="num" w:pos="5760"/>
+        </w:tabs>
+        <w:ind w:left="5760" w:hanging="360"/>
+      </w:pPr>
+      <w:rPr>
+        <w:rFonts w:ascii="Wingdings" w:hAnsi="Wingdings" w:hint="default"/>
+        <w:sz w:val="20"/>
+      </w:rPr>
+    </w:lvl>
+    <w:lvl w:ilvl="8" w:tentative="1">
+      <w:start w:val="1"/>
+      <w:numFmt w:val="bullet"/>
+      <w:lvlText w:val=""/>
+      <w:lvlJc w:val="left"/>
+      <w:pPr>
+        <w:tabs>
+          <w:tab w:val="num" w:pos="6480"/>
+        </w:tabs>
+        <w:ind w:left="6480" w:hanging="360"/>
+      </w:pPr>
+      <w:rPr>
+        <w:rFonts w:ascii="Wingdings" w:hAnsi="Wingdings" w:hint="default"/>
+        <w:sz w:val="20"/>
+      </w:rPr>
+    </w:lvl>
+  </w:abstractNum>
+  <w:abstractNum w:abstractNumId="9" w15:restartNumberingAfterBreak="0">
     <w:nsid w:val="78BE58F9"/>
     <w:multiLevelType w:val="hybridMultilevel"/>
     <w:tmpl w:val="1302BB68"/>
@@ -7745,28 +9087,34 @@
     </w:lvl>
   </w:abstractNum>
   <w:num w:numId="1" w16cid:durableId="1377662107">
+    <w:abstractNumId w:val="8"/>
+  </w:num>
+  <w:num w:numId="2" w16cid:durableId="1599555541">
+    <w:abstractNumId w:val="3"/>
+  </w:num>
+  <w:num w:numId="3" w16cid:durableId="743184385">
+    <w:abstractNumId w:val="1"/>
+  </w:num>
+  <w:num w:numId="4" w16cid:durableId="1954245962">
+    <w:abstractNumId w:val="5"/>
+  </w:num>
+  <w:num w:numId="5" w16cid:durableId="779108062">
+    <w:abstractNumId w:val="9"/>
+  </w:num>
+  <w:num w:numId="6" w16cid:durableId="73673942">
     <w:abstractNumId w:val="6"/>
   </w:num>
-  <w:num w:numId="2" w16cid:durableId="1599555541">
+  <w:num w:numId="7" w16cid:durableId="1292323515">
     <w:abstractNumId w:val="2"/>
   </w:num>
-  <w:num w:numId="3" w16cid:durableId="743184385">
-    <w:abstractNumId w:val="0"/>
-  </w:num>
-  <w:num w:numId="4" w16cid:durableId="1954245962">
+  <w:num w:numId="8" w16cid:durableId="1530410256">
     <w:abstractNumId w:val="4"/>
   </w:num>
-  <w:num w:numId="5" w16cid:durableId="779108062">
+  <w:num w:numId="9" w16cid:durableId="1164473745">
     <w:abstractNumId w:val="7"/>
   </w:num>
-  <w:num w:numId="6" w16cid:durableId="73673942">
-    <w:abstractNumId w:val="5"/>
-  </w:num>
-  <w:num w:numId="7" w16cid:durableId="1292323515">
-    <w:abstractNumId w:val="1"/>
-  </w:num>
-  <w:num w:numId="8" w16cid:durableId="1530410256">
-    <w:abstractNumId w:val="3"/>
+  <w:num w:numId="10" w16cid:durableId="1351639871">
+    <w:abstractNumId w:val="0"/>
   </w:num>
 </w:numbering>
 </file>

--- a/Git commands.docx
+++ b/Git commands.docx
@@ -373,7 +373,15 @@
         <w:spacing w:after="0"/>
       </w:pPr>
       <w:r>
-        <w:t xml:space="preserve">git config --global user.email </w:t>
+        <w:t xml:space="preserve">git config --global </w:t>
+      </w:r>
+      <w:proofErr w:type="spellStart"/>
+      <w:r>
+        <w:t>user.email</w:t>
+      </w:r>
+      <w:proofErr w:type="spellEnd"/>
+      <w:r>
+        <w:t xml:space="preserve"> </w:t>
       </w:r>
       <w:r>
         <w:t>“</w:t>
@@ -859,8 +867,13 @@
               <w:spacing w:line="278" w:lineRule="auto"/>
             </w:pPr>
             <w:r>
-              <w:t>git log --oneline</w:t>
-            </w:r>
+              <w:t>git log --</w:t>
+            </w:r>
+            <w:proofErr w:type="spellStart"/>
+            <w:r>
+              <w:t>oneline</w:t>
+            </w:r>
+            <w:proofErr w:type="spellEnd"/>
           </w:p>
         </w:tc>
         <w:tc>
@@ -2348,8 +2361,13 @@
               <w:cnfStyle w:val="000000000000" w:firstRow="0" w:lastRow="0" w:firstColumn="0" w:lastColumn="0" w:oddVBand="0" w:evenVBand="0" w:oddHBand="0" w:evenHBand="0" w:firstRowFirstColumn="0" w:firstRowLastColumn="0" w:lastRowFirstColumn="0" w:lastRowLastColumn="0"/>
             </w:pPr>
             <w:r>
-              <w:t>Undo last commit, keep changes but unstaged</w:t>
-            </w:r>
+              <w:t xml:space="preserve">Undo last commit, keep changes but </w:t>
+            </w:r>
+            <w:proofErr w:type="spellStart"/>
+            <w:r>
+              <w:t>unstaged</w:t>
+            </w:r>
+            <w:proofErr w:type="spellEnd"/>
           </w:p>
         </w:tc>
       </w:tr>
@@ -2445,8 +2463,13 @@
               <w:jc w:val="center"/>
             </w:pPr>
             <w:r>
-              <w:t>git log --oneline</w:t>
-            </w:r>
+              <w:t>git log --</w:t>
+            </w:r>
+            <w:proofErr w:type="spellStart"/>
+            <w:r>
+              <w:t>oneline</w:t>
+            </w:r>
+            <w:proofErr w:type="spellEnd"/>
           </w:p>
         </w:tc>
         <w:tc>
@@ -2962,8 +2985,21 @@
               <w:jc w:val="center"/>
             </w:pPr>
             <w:r>
-              <w:t>git rebase -i HEAD~n</w:t>
-            </w:r>
+              <w:t>git rebase -</w:t>
+            </w:r>
+            <w:proofErr w:type="spellStart"/>
+            <w:r>
+              <w:t>i</w:t>
+            </w:r>
+            <w:proofErr w:type="spellEnd"/>
+            <w:r>
+              <w:t xml:space="preserve"> </w:t>
+            </w:r>
+            <w:proofErr w:type="spellStart"/>
+            <w:r>
+              <w:t>HEAD~n</w:t>
+            </w:r>
+            <w:proofErr w:type="spellEnd"/>
           </w:p>
         </w:tc>
         <w:tc>
@@ -3074,8 +3110,13 @@
               <w:jc w:val="center"/>
             </w:pPr>
             <w:r>
-              <w:t>git log --oneline</w:t>
-            </w:r>
+              <w:t>git log --</w:t>
+            </w:r>
+            <w:proofErr w:type="spellStart"/>
+            <w:r>
+              <w:t>oneline</w:t>
+            </w:r>
+            <w:proofErr w:type="spellEnd"/>
           </w:p>
         </w:tc>
         <w:tc>
@@ -3477,8 +3518,13 @@
               <w:jc w:val="center"/>
             </w:pPr>
             <w:r>
-              <w:t>git log --oneline</w:t>
-            </w:r>
+              <w:t>git log --</w:t>
+            </w:r>
+            <w:proofErr w:type="spellStart"/>
+            <w:r>
+              <w:t>oneline</w:t>
+            </w:r>
+            <w:proofErr w:type="spellEnd"/>
           </w:p>
         </w:tc>
         <w:tc>
@@ -3730,8 +3776,13 @@
               <w:jc w:val="center"/>
             </w:pPr>
             <w:r>
-              <w:t>git show tagname</w:t>
-            </w:r>
+              <w:t xml:space="preserve">git show </w:t>
+            </w:r>
+            <w:proofErr w:type="spellStart"/>
+            <w:r>
+              <w:t>tagname</w:t>
+            </w:r>
+            <w:proofErr w:type="spellEnd"/>
           </w:p>
         </w:tc>
         <w:tc>
@@ -3768,8 +3819,13 @@
               <w:jc w:val="center"/>
             </w:pPr>
             <w:r>
-              <w:t>git push origin tagname</w:t>
-            </w:r>
+              <w:t xml:space="preserve">git push origin </w:t>
+            </w:r>
+            <w:proofErr w:type="spellStart"/>
+            <w:r>
+              <w:t>tagname</w:t>
+            </w:r>
+            <w:proofErr w:type="spellEnd"/>
           </w:p>
         </w:tc>
         <w:tc>
@@ -3843,8 +3899,13 @@
               <w:jc w:val="center"/>
             </w:pPr>
             <w:r>
-              <w:t>git tag -d tagname</w:t>
-            </w:r>
+              <w:t xml:space="preserve">git tag -d </w:t>
+            </w:r>
+            <w:proofErr w:type="spellStart"/>
+            <w:r>
+              <w:t>tagname</w:t>
+            </w:r>
+            <w:proofErr w:type="spellEnd"/>
           </w:p>
         </w:tc>
         <w:tc>
@@ -3915,7 +3976,27 @@
           <w:sz w:val="36"/>
           <w:szCs w:val="36"/>
         </w:rPr>
-        <w:t>git reflog (Recover Lost Commits)</w:t>
+        <w:t xml:space="preserve">git </w:t>
+      </w:r>
+      <w:proofErr w:type="spellStart"/>
+      <w:r>
+        <w:rPr>
+          <w:b/>
+          <w:bCs/>
+          <w:sz w:val="36"/>
+          <w:szCs w:val="36"/>
+        </w:rPr>
+        <w:t>reflog</w:t>
+      </w:r>
+      <w:proofErr w:type="spellEnd"/>
+      <w:r>
+        <w:rPr>
+          <w:b/>
+          <w:bCs/>
+          <w:sz w:val="36"/>
+          <w:szCs w:val="36"/>
+        </w:rPr>
+        <w:t xml:space="preserve"> (Recover Lost Commits)</w:t>
       </w:r>
     </w:p>
     <w:tbl>
@@ -3984,8 +4065,13 @@
               <w:jc w:val="center"/>
             </w:pPr>
             <w:r>
-              <w:t>git reflog</w:t>
-            </w:r>
+              <w:t xml:space="preserve">git </w:t>
+            </w:r>
+            <w:proofErr w:type="spellStart"/>
+            <w:r>
+              <w:t>reflog</w:t>
+            </w:r>
+            <w:proofErr w:type="spellEnd"/>
           </w:p>
         </w:tc>
         <w:tc>
@@ -4276,7 +4362,39 @@
                 <w:b/>
                 <w:bCs/>
               </w:rPr>
-              <w:t>git config --global alias.lg "log --oneline"</w:t>
+              <w:t xml:space="preserve">git config --global </w:t>
+            </w:r>
+            <w:proofErr w:type="spellStart"/>
+            <w:r>
+              <w:rPr>
+                <w:b/>
+                <w:bCs/>
+              </w:rPr>
+              <w:t>alias.lg</w:t>
+            </w:r>
+            <w:proofErr w:type="spellEnd"/>
+            <w:r>
+              <w:rPr>
+                <w:b/>
+                <w:bCs/>
+              </w:rPr>
+              <w:t xml:space="preserve"> "log --</w:t>
+            </w:r>
+            <w:proofErr w:type="spellStart"/>
+            <w:r>
+              <w:rPr>
+                <w:b/>
+                <w:bCs/>
+              </w:rPr>
+              <w:t>oneline</w:t>
+            </w:r>
+            <w:proofErr w:type="spellEnd"/>
+            <w:r>
+              <w:rPr>
+                <w:b/>
+                <w:bCs/>
+              </w:rPr>
+              <w:t>"</w:t>
             </w:r>
           </w:p>
         </w:tc>
@@ -4427,7 +4545,27 @@
           <w:sz w:val="36"/>
           <w:szCs w:val="36"/>
         </w:rPr>
-        <w:t>.gitignore (Control What Git Should NOT Track)</w:t>
+        <w:t>.</w:t>
+      </w:r>
+      <w:proofErr w:type="spellStart"/>
+      <w:r>
+        <w:rPr>
+          <w:b/>
+          <w:bCs/>
+          <w:sz w:val="36"/>
+          <w:szCs w:val="36"/>
+        </w:rPr>
+        <w:t>gitignore</w:t>
+      </w:r>
+      <w:proofErr w:type="spellEnd"/>
+      <w:r>
+        <w:rPr>
+          <w:b/>
+          <w:bCs/>
+          <w:sz w:val="36"/>
+          <w:szCs w:val="36"/>
+        </w:rPr>
+        <w:t xml:space="preserve"> (Control What Git Should NOT Track)</w:t>
       </w:r>
     </w:p>
     <w:tbl>
@@ -4512,8 +4650,17 @@
                 <w:b/>
                 <w:bCs/>
               </w:rPr>
-              <w:t>.gitignore</w:t>
-            </w:r>
+              <w:t>.</w:t>
+            </w:r>
+            <w:proofErr w:type="spellStart"/>
+            <w:r>
+              <w:rPr>
+                <w:b/>
+                <w:bCs/>
+              </w:rPr>
+              <w:t>gitignore</w:t>
+            </w:r>
+            <w:proofErr w:type="spellEnd"/>
           </w:p>
         </w:tc>
         <w:tc>
@@ -4746,12 +4893,21 @@
                 <w:bCs/>
               </w:rPr>
             </w:pPr>
+            <w:proofErr w:type="spellStart"/>
             <w:r>
               <w:rPr>
                 <w:b/>
                 <w:bCs/>
               </w:rPr>
-              <w:t>node_modules/</w:t>
+              <w:t>node_modules</w:t>
+            </w:r>
+            <w:proofErr w:type="spellEnd"/>
+            <w:r>
+              <w:rPr>
+                <w:b/>
+                <w:bCs/>
+              </w:rPr>
+              <w:t>/</w:t>
             </w:r>
           </w:p>
         </w:tc>
@@ -4837,8 +4993,17 @@
                 <w:b/>
                 <w:bCs/>
               </w:rPr>
-              <w:t>*.tmp</w:t>
-            </w:r>
+              <w:t>*.</w:t>
+            </w:r>
+            <w:proofErr w:type="spellStart"/>
+            <w:r>
+              <w:rPr>
+                <w:b/>
+                <w:bCs/>
+              </w:rPr>
+              <w:t>tmp</w:t>
+            </w:r>
+            <w:proofErr w:type="spellEnd"/>
           </w:p>
         </w:tc>
         <w:tc>
@@ -6173,7 +6338,15 @@
               <w:spacing w:line="278" w:lineRule="auto"/>
             </w:pPr>
             <w:r>
-              <w:t>git tag -a vX.X -m "msg"</w:t>
+              <w:t xml:space="preserve">git tag -a </w:t>
+            </w:r>
+            <w:proofErr w:type="spellStart"/>
+            <w:r>
+              <w:t>vX.X</w:t>
+            </w:r>
+            <w:proofErr w:type="spellEnd"/>
+            <w:r>
+              <w:t xml:space="preserve"> -m "msg"</w:t>
             </w:r>
           </w:p>
         </w:tc>
@@ -7065,7 +7238,15 @@
               <w:spacing w:line="278" w:lineRule="auto"/>
             </w:pPr>
             <w:r>
-              <w:t>.yml file</w:t>
+              <w:t>.</w:t>
+            </w:r>
+            <w:proofErr w:type="spellStart"/>
+            <w:r>
+              <w:t>yml</w:t>
+            </w:r>
+            <w:proofErr w:type="spellEnd"/>
+            <w:r>
+              <w:t xml:space="preserve"> file</w:t>
             </w:r>
           </w:p>
         </w:tc>
@@ -7377,8 +7558,13 @@
               <w:spacing w:line="278" w:lineRule="auto"/>
             </w:pPr>
             <w:r>
-              <w:t>git add data.json</w:t>
-            </w:r>
+              <w:t xml:space="preserve">git add </w:t>
+            </w:r>
+            <w:proofErr w:type="spellStart"/>
+            <w:r>
+              <w:t>data.json</w:t>
+            </w:r>
+            <w:proofErr w:type="spellEnd"/>
           </w:p>
         </w:tc>
         <w:tc>
@@ -7570,8 +7756,13 @@
               <w:spacing w:line="278" w:lineRule="auto"/>
               <w:cnfStyle w:val="000000100000" w:firstRow="0" w:lastRow="0" w:firstColumn="0" w:lastColumn="0" w:oddVBand="0" w:evenVBand="0" w:oddHBand="1" w:evenHBand="0" w:firstRowFirstColumn="0" w:firstRowLastColumn="0" w:lastRowFirstColumn="0" w:lastRowLastColumn="0"/>
             </w:pPr>
-            <w:r>
-              <w:t>Unstage file (remove from staging)</w:t>
+            <w:proofErr w:type="spellStart"/>
+            <w:r>
+              <w:t>Unstage</w:t>
+            </w:r>
+            <w:proofErr w:type="spellEnd"/>
+            <w:r>
+              <w:t xml:space="preserve"> file (remove from staging)</w:t>
             </w:r>
           </w:p>
         </w:tc>
@@ -7627,8 +7818,6 @@
         <w:rPr>
           <w:b/>
           <w:bCs/>
-          <w:sz w:val="36"/>
-          <w:szCs w:val="36"/>
         </w:rPr>
       </w:pPr>
       <w:r>
@@ -7636,8 +7825,6 @@
           <w:rFonts w:ascii="Segoe UI Emoji" w:hAnsi="Segoe UI Emoji" w:cs="Segoe UI Emoji"/>
           <w:b/>
           <w:bCs/>
-          <w:sz w:val="36"/>
-          <w:szCs w:val="36"/>
         </w:rPr>
         <w:t>📂</w:t>
       </w:r>
@@ -7645,8 +7832,6 @@
         <w:rPr>
           <w:b/>
           <w:bCs/>
-          <w:sz w:val="36"/>
-          <w:szCs w:val="36"/>
         </w:rPr>
         <w:t xml:space="preserve"> Git Internal Inspection Commands</w:t>
       </w:r>
@@ -7721,7 +7906,23 @@
                 <w:i/>
                 <w:iCs/>
               </w:rPr>
-              <w:t>(or dir .git on Windows)</w:t>
+              <w:t xml:space="preserve">(or </w:t>
+            </w:r>
+            <w:proofErr w:type="spellStart"/>
+            <w:r>
+              <w:rPr>
+                <w:i/>
+                <w:iCs/>
+              </w:rPr>
+              <w:t>dir</w:t>
+            </w:r>
+            <w:proofErr w:type="spellEnd"/>
+            <w:r>
+              <w:rPr>
+                <w:i/>
+                <w:iCs/>
+              </w:rPr>
+              <w:t xml:space="preserve"> .git on Windows)</w:t>
             </w:r>
           </w:p>
         </w:tc>
@@ -7822,25 +8023,1165 @@
           <w:sz w:val="36"/>
           <w:szCs w:val="36"/>
         </w:rPr>
-        <w:t>2</w:t>
-      </w:r>
-      <w:r>
+        <w:t>22</w:t>
+      </w:r>
+    </w:p>
+    <w:p>
+      <w:pPr>
+        <w:spacing w:after="0"/>
         <w:rPr>
           <w:b/>
           <w:bCs/>
           <w:sz w:val="36"/>
           <w:szCs w:val="36"/>
         </w:rPr>
+      </w:pPr>
+      <w:r>
+        <w:rPr>
+          <w:b/>
+          <w:bCs/>
+          <w:sz w:val="36"/>
+          <w:szCs w:val="36"/>
+        </w:rPr>
+        <w:t>Git Hooks (Local Automation)</w:t>
+      </w:r>
+    </w:p>
+    <w:p>
+      <w:pPr>
+        <w:spacing w:after="0"/>
+      </w:pPr>
+    </w:p>
+    <w:p>
+      <w:pPr>
+        <w:spacing w:after="0"/>
+        <w:rPr>
+          <w:b/>
+          <w:bCs/>
+        </w:rPr>
+      </w:pPr>
+      <w:r>
+        <w:rPr>
+          <w:b/>
+          <w:bCs/>
+        </w:rPr>
+        <w:t>What are Git Hooks?</w:t>
+      </w:r>
+    </w:p>
+    <w:p>
+      <w:pPr>
+        <w:spacing w:after="0"/>
+      </w:pPr>
+      <w:r>
+        <w:t>Git Hooks are:</w:t>
+      </w:r>
+    </w:p>
+    <w:p>
+      <w:pPr>
+        <w:spacing w:after="0"/>
+        <w:jc w:val="center"/>
+        <w:rPr>
+          <w:i/>
+          <w:iCs/>
+        </w:rPr>
+      </w:pPr>
+      <w:r>
+        <w:rPr>
+          <w:i/>
+          <w:iCs/>
+        </w:rPr>
+        <w:t>Scripts that run automatically when certain Git events happen</w:t>
+      </w:r>
+    </w:p>
+    <w:p>
+      <w:pPr>
+        <w:spacing w:after="0"/>
+      </w:pPr>
+    </w:p>
+    <w:p>
+      <w:pPr>
+        <w:pStyle w:val="ListParagraph"/>
+        <w:numPr>
+          <w:ilvl w:val="0"/>
+          <w:numId w:val="12"/>
+        </w:numPr>
+        <w:spacing w:after="0"/>
+      </w:pPr>
+      <w:r>
+        <w:t>Before commit → run something</w:t>
+      </w:r>
+    </w:p>
+    <w:p>
+      <w:pPr>
+        <w:pStyle w:val="ListParagraph"/>
+        <w:numPr>
+          <w:ilvl w:val="0"/>
+          <w:numId w:val="12"/>
+        </w:numPr>
+        <w:spacing w:after="0"/>
+      </w:pPr>
+      <w:r>
+        <w:t>After commit → run something</w:t>
+      </w:r>
+    </w:p>
+    <w:p>
+      <w:pPr>
+        <w:spacing w:after="0"/>
+      </w:pPr>
+    </w:p>
+    <w:p>
+      <w:pPr>
+        <w:spacing w:after="0"/>
+        <w:rPr>
+          <w:b/>
+          <w:bCs/>
+        </w:rPr>
+      </w:pPr>
+      <w:r>
+        <w:rPr>
+          <w:b/>
+          <w:bCs/>
+        </w:rPr>
+        <w:t>Example:</w:t>
+      </w:r>
+    </w:p>
+    <w:p>
+      <w:pPr>
+        <w:pStyle w:val="ListParagraph"/>
+        <w:numPr>
+          <w:ilvl w:val="0"/>
+          <w:numId w:val="11"/>
+        </w:numPr>
+        <w:spacing w:after="0"/>
+      </w:pPr>
+      <w:r>
+        <w:t>Check code before commit</w:t>
+      </w:r>
+    </w:p>
+    <w:p>
+      <w:pPr>
+        <w:pStyle w:val="ListParagraph"/>
+        <w:numPr>
+          <w:ilvl w:val="0"/>
+          <w:numId w:val="11"/>
+        </w:numPr>
+        <w:spacing w:after="0"/>
+      </w:pPr>
+      <w:r>
+        <w:t>Block commit if rules fail</w:t>
+      </w:r>
+    </w:p>
+    <w:p>
+      <w:pPr>
+        <w:pStyle w:val="ListParagraph"/>
+        <w:numPr>
+          <w:ilvl w:val="0"/>
+          <w:numId w:val="11"/>
+        </w:numPr>
+        <w:spacing w:after="0"/>
+      </w:pPr>
+      <w:r>
+        <w:t>Print message after commit</w:t>
+      </w:r>
+    </w:p>
+    <w:p>
+      <w:pPr>
+        <w:spacing w:after="0"/>
+      </w:pPr>
+    </w:p>
+    <w:p>
+      <w:pPr>
+        <w:spacing w:after="0"/>
+        <w:rPr>
+          <w:b/>
+          <w:bCs/>
+        </w:rPr>
+      </w:pPr>
+      <w:r>
+        <w:rPr>
+          <w:rFonts w:ascii="Segoe UI Emoji" w:hAnsi="Segoe UI Emoji" w:cs="Segoe UI Emoji"/>
+          <w:b/>
+          <w:bCs/>
+        </w:rPr>
+        <w:t>🔧</w:t>
+      </w:r>
+      <w:r>
+        <w:rPr>
+          <w:b/>
+          <w:bCs/>
+        </w:rPr>
+        <w:t xml:space="preserve"> Navigation &amp; Setup</w:t>
+      </w:r>
+    </w:p>
+    <w:tbl>
+      <w:tblPr>
+        <w:tblStyle w:val="PlainTable1"/>
+        <w:tblW w:w="0" w:type="auto"/>
+        <w:jc w:val="center"/>
+        <w:tblLook w:val="04A0" w:firstRow="1" w:lastRow="0" w:firstColumn="1" w:lastColumn="0" w:noHBand="0" w:noVBand="1"/>
+      </w:tblPr>
+      <w:tblGrid>
+        <w:gridCol w:w="1639"/>
+        <w:gridCol w:w="2544"/>
+      </w:tblGrid>
+      <w:tr>
+        <w:trPr>
+          <w:cnfStyle w:val="100000000000" w:firstRow="1" w:lastRow="0" w:firstColumn="0" w:lastColumn="0" w:oddVBand="0" w:evenVBand="0" w:oddHBand="0" w:evenHBand="0" w:firstRowFirstColumn="0" w:firstRowLastColumn="0" w:lastRowFirstColumn="0" w:lastRowLastColumn="0"/>
+          <w:jc w:val="center"/>
+        </w:trPr>
+        <w:tc>
+          <w:tcPr>
+            <w:cnfStyle w:val="001000000000" w:firstRow="0" w:lastRow="0" w:firstColumn="1" w:lastColumn="0" w:oddVBand="0" w:evenVBand="0" w:oddHBand="0" w:evenHBand="0" w:firstRowFirstColumn="0" w:firstRowLastColumn="0" w:lastRowFirstColumn="0" w:lastRowLastColumn="0"/>
+            <w:tcW w:w="0" w:type="auto"/>
+            <w:hideMark/>
+          </w:tcPr>
+          <w:p>
+            <w:pPr>
+              <w:spacing w:line="278" w:lineRule="auto"/>
+            </w:pPr>
+            <w:r>
+              <w:t>Command</w:t>
+            </w:r>
+          </w:p>
+        </w:tc>
+        <w:tc>
+          <w:tcPr>
+            <w:tcW w:w="0" w:type="auto"/>
+            <w:hideMark/>
+          </w:tcPr>
+          <w:p>
+            <w:pPr>
+              <w:spacing w:line="278" w:lineRule="auto"/>
+              <w:cnfStyle w:val="100000000000" w:firstRow="1" w:lastRow="0" w:firstColumn="0" w:lastColumn="0" w:oddVBand="0" w:evenVBand="0" w:oddHBand="0" w:evenHBand="0" w:firstRowFirstColumn="0" w:firstRowLastColumn="0" w:lastRowFirstColumn="0" w:lastRowLastColumn="0"/>
+            </w:pPr>
+            <w:r>
+              <w:t>Purpose</w:t>
+            </w:r>
+          </w:p>
+        </w:tc>
+      </w:tr>
+      <w:tr>
+        <w:trPr>
+          <w:cnfStyle w:val="000000100000" w:firstRow="0" w:lastRow="0" w:firstColumn="0" w:lastColumn="0" w:oddVBand="0" w:evenVBand="0" w:oddHBand="1" w:evenHBand="0" w:firstRowFirstColumn="0" w:firstRowLastColumn="0" w:lastRowFirstColumn="0" w:lastRowLastColumn="0"/>
+          <w:jc w:val="center"/>
+        </w:trPr>
+        <w:tc>
+          <w:tcPr>
+            <w:cnfStyle w:val="001000000000" w:firstRow="0" w:lastRow="0" w:firstColumn="1" w:lastColumn="0" w:oddVBand="0" w:evenVBand="0" w:oddHBand="0" w:evenHBand="0" w:firstRowFirstColumn="0" w:firstRowLastColumn="0" w:lastRowFirstColumn="0" w:lastRowLastColumn="0"/>
+            <w:tcW w:w="0" w:type="auto"/>
+            <w:hideMark/>
+          </w:tcPr>
+          <w:p>
+            <w:pPr>
+              <w:spacing w:line="278" w:lineRule="auto"/>
+            </w:pPr>
+            <w:r>
+              <w:t>ls .git/hooks</w:t>
+            </w:r>
+          </w:p>
+        </w:tc>
+        <w:tc>
+          <w:tcPr>
+            <w:tcW w:w="0" w:type="auto"/>
+            <w:hideMark/>
+          </w:tcPr>
+          <w:p>
+            <w:pPr>
+              <w:spacing w:line="278" w:lineRule="auto"/>
+              <w:cnfStyle w:val="000000100000" w:firstRow="0" w:lastRow="0" w:firstColumn="0" w:lastColumn="0" w:oddVBand="0" w:evenVBand="0" w:oddHBand="1" w:evenHBand="0" w:firstRowFirstColumn="0" w:firstRowLastColumn="0" w:lastRowFirstColumn="0" w:lastRowLastColumn="0"/>
+            </w:pPr>
+            <w:r>
+              <w:t>List all available hooks</w:t>
+            </w:r>
+          </w:p>
+        </w:tc>
+      </w:tr>
+      <w:tr>
+        <w:trPr>
+          <w:jc w:val="center"/>
+        </w:trPr>
+        <w:tc>
+          <w:tcPr>
+            <w:cnfStyle w:val="001000000000" w:firstRow="0" w:lastRow="0" w:firstColumn="1" w:lastColumn="0" w:oddVBand="0" w:evenVBand="0" w:oddHBand="0" w:evenHBand="0" w:firstRowFirstColumn="0" w:firstRowLastColumn="0" w:lastRowFirstColumn="0" w:lastRowLastColumn="0"/>
+            <w:tcW w:w="0" w:type="auto"/>
+            <w:hideMark/>
+          </w:tcPr>
+          <w:p>
+            <w:pPr>
+              <w:spacing w:line="278" w:lineRule="auto"/>
+            </w:pPr>
+            <w:r>
+              <w:t>cd .git/hooks</w:t>
+            </w:r>
+          </w:p>
+        </w:tc>
+        <w:tc>
+          <w:tcPr>
+            <w:tcW w:w="0" w:type="auto"/>
+            <w:hideMark/>
+          </w:tcPr>
+          <w:p>
+            <w:pPr>
+              <w:spacing w:line="278" w:lineRule="auto"/>
+              <w:cnfStyle w:val="000000000000" w:firstRow="0" w:lastRow="0" w:firstColumn="0" w:lastColumn="0" w:oddVBand="0" w:evenVBand="0" w:oddHBand="0" w:evenHBand="0" w:firstRowFirstColumn="0" w:firstRowLastColumn="0" w:lastRowFirstColumn="0" w:lastRowLastColumn="0"/>
+            </w:pPr>
+            <w:r>
+              <w:t>Go to hooks directory</w:t>
+            </w:r>
+          </w:p>
+        </w:tc>
+      </w:tr>
+      <w:tr>
+        <w:trPr>
+          <w:cnfStyle w:val="000000100000" w:firstRow="0" w:lastRow="0" w:firstColumn="0" w:lastColumn="0" w:oddVBand="0" w:evenVBand="0" w:oddHBand="1" w:evenHBand="0" w:firstRowFirstColumn="0" w:firstRowLastColumn="0" w:lastRowFirstColumn="0" w:lastRowLastColumn="0"/>
+          <w:jc w:val="center"/>
+        </w:trPr>
+        <w:tc>
+          <w:tcPr>
+            <w:cnfStyle w:val="001000000000" w:firstRow="0" w:lastRow="0" w:firstColumn="1" w:lastColumn="0" w:oddVBand="0" w:evenVBand="0" w:oddHBand="0" w:evenHBand="0" w:firstRowFirstColumn="0" w:firstRowLastColumn="0" w:lastRowFirstColumn="0" w:lastRowLastColumn="0"/>
+            <w:tcW w:w="0" w:type="auto"/>
+            <w:hideMark/>
+          </w:tcPr>
+          <w:p>
+            <w:pPr>
+              <w:spacing w:line="278" w:lineRule="auto"/>
+            </w:pPr>
+            <w:r>
+              <w:t>cd ../..</w:t>
+            </w:r>
+          </w:p>
+        </w:tc>
+        <w:tc>
+          <w:tcPr>
+            <w:tcW w:w="0" w:type="auto"/>
+            <w:hideMark/>
+          </w:tcPr>
+          <w:p>
+            <w:pPr>
+              <w:spacing w:line="278" w:lineRule="auto"/>
+              <w:cnfStyle w:val="000000100000" w:firstRow="0" w:lastRow="0" w:firstColumn="0" w:lastColumn="0" w:oddVBand="0" w:evenVBand="0" w:oddHBand="1" w:evenHBand="0" w:firstRowFirstColumn="0" w:firstRowLastColumn="0" w:lastRowFirstColumn="0" w:lastRowLastColumn="0"/>
+            </w:pPr>
+            <w:r>
+              <w:t>Return to project root</w:t>
+            </w:r>
+          </w:p>
+        </w:tc>
+      </w:tr>
+    </w:tbl>
+    <w:p>
+      <w:pPr>
+        <w:spacing w:after="0"/>
+      </w:pPr>
+    </w:p>
+    <w:p>
+      <w:pPr>
+        <w:spacing w:after="0"/>
+        <w:rPr>
+          <w:b/>
+          <w:bCs/>
+        </w:rPr>
+      </w:pPr>
+      <w:r>
+        <w:rPr>
+          <w:rFonts w:ascii="Segoe UI Emoji" w:hAnsi="Segoe UI Emoji" w:cs="Segoe UI Emoji"/>
+          <w:b/>
+          <w:bCs/>
+        </w:rPr>
+        <w:t>📂</w:t>
+      </w:r>
+      <w:r>
+        <w:rPr>
+          <w:b/>
+          <w:bCs/>
+        </w:rPr>
+        <w:t xml:space="preserve"> Hook Creation &amp; Activation</w:t>
+      </w:r>
+    </w:p>
+    <w:tbl>
+      <w:tblPr>
+        <w:tblStyle w:val="PlainTable1"/>
+        <w:tblW w:w="0" w:type="auto"/>
+        <w:jc w:val="center"/>
+        <w:tblLook w:val="04A0" w:firstRow="1" w:lastRow="0" w:firstColumn="1" w:lastColumn="0" w:noHBand="0" w:noVBand="1"/>
+      </w:tblPr>
+      <w:tblGrid>
+        <w:gridCol w:w="4112"/>
+        <w:gridCol w:w="4541"/>
+      </w:tblGrid>
+      <w:tr>
+        <w:trPr>
+          <w:cnfStyle w:val="100000000000" w:firstRow="1" w:lastRow="0" w:firstColumn="0" w:lastColumn="0" w:oddVBand="0" w:evenVBand="0" w:oddHBand="0" w:evenHBand="0" w:firstRowFirstColumn="0" w:firstRowLastColumn="0" w:lastRowFirstColumn="0" w:lastRowLastColumn="0"/>
+          <w:jc w:val="center"/>
+        </w:trPr>
+        <w:tc>
+          <w:tcPr>
+            <w:cnfStyle w:val="001000000000" w:firstRow="0" w:lastRow="0" w:firstColumn="1" w:lastColumn="0" w:oddVBand="0" w:evenVBand="0" w:oddHBand="0" w:evenHBand="0" w:firstRowFirstColumn="0" w:firstRowLastColumn="0" w:lastRowFirstColumn="0" w:lastRowLastColumn="0"/>
+            <w:tcW w:w="0" w:type="auto"/>
+            <w:hideMark/>
+          </w:tcPr>
+          <w:p>
+            <w:pPr>
+              <w:spacing w:line="278" w:lineRule="auto"/>
+            </w:pPr>
+            <w:r>
+              <w:t>Command</w:t>
+            </w:r>
+          </w:p>
+        </w:tc>
+        <w:tc>
+          <w:tcPr>
+            <w:tcW w:w="0" w:type="auto"/>
+            <w:hideMark/>
+          </w:tcPr>
+          <w:p>
+            <w:pPr>
+              <w:spacing w:line="278" w:lineRule="auto"/>
+              <w:cnfStyle w:val="100000000000" w:firstRow="1" w:lastRow="0" w:firstColumn="0" w:lastColumn="0" w:oddVBand="0" w:evenVBand="0" w:oddHBand="0" w:evenHBand="0" w:firstRowFirstColumn="0" w:firstRowLastColumn="0" w:lastRowFirstColumn="0" w:lastRowLastColumn="0"/>
+            </w:pPr>
+            <w:r>
+              <w:t>Purpose</w:t>
+            </w:r>
+          </w:p>
+        </w:tc>
+      </w:tr>
+      <w:tr>
+        <w:trPr>
+          <w:cnfStyle w:val="000000100000" w:firstRow="0" w:lastRow="0" w:firstColumn="0" w:lastColumn="0" w:oddVBand="0" w:evenVBand="0" w:oddHBand="1" w:evenHBand="0" w:firstRowFirstColumn="0" w:firstRowLastColumn="0" w:lastRowFirstColumn="0" w:lastRowLastColumn="0"/>
+          <w:jc w:val="center"/>
+        </w:trPr>
+        <w:tc>
+          <w:tcPr>
+            <w:cnfStyle w:val="001000000000" w:firstRow="0" w:lastRow="0" w:firstColumn="1" w:lastColumn="0" w:oddVBand="0" w:evenVBand="0" w:oddHBand="0" w:evenHBand="0" w:firstRowFirstColumn="0" w:firstRowLastColumn="0" w:lastRowFirstColumn="0" w:lastRowLastColumn="0"/>
+            <w:tcW w:w="0" w:type="auto"/>
+            <w:hideMark/>
+          </w:tcPr>
+          <w:p>
+            <w:pPr>
+              <w:spacing w:line="278" w:lineRule="auto"/>
+            </w:pPr>
+            <w:r>
+              <w:t xml:space="preserve">nano pre-commit </w:t>
+            </w:r>
+            <w:r>
+              <w:rPr>
+                <w:i/>
+                <w:iCs/>
+              </w:rPr>
+              <w:t>(or use any editor)</w:t>
+            </w:r>
+          </w:p>
+        </w:tc>
+        <w:tc>
+          <w:tcPr>
+            <w:tcW w:w="0" w:type="auto"/>
+            <w:hideMark/>
+          </w:tcPr>
+          <w:p>
+            <w:pPr>
+              <w:spacing w:line="278" w:lineRule="auto"/>
+              <w:cnfStyle w:val="000000100000" w:firstRow="0" w:lastRow="0" w:firstColumn="0" w:lastColumn="0" w:oddVBand="0" w:evenVBand="0" w:oddHBand="1" w:evenHBand="0" w:firstRowFirstColumn="0" w:firstRowLastColumn="0" w:lastRowFirstColumn="0" w:lastRowLastColumn="0"/>
+            </w:pPr>
+            <w:r>
+              <w:t>Create/edit pre-commit hook</w:t>
+            </w:r>
+          </w:p>
+        </w:tc>
+      </w:tr>
+      <w:tr>
+        <w:trPr>
+          <w:jc w:val="center"/>
+        </w:trPr>
+        <w:tc>
+          <w:tcPr>
+            <w:cnfStyle w:val="001000000000" w:firstRow="0" w:lastRow="0" w:firstColumn="1" w:lastColumn="0" w:oddVBand="0" w:evenVBand="0" w:oddHBand="0" w:evenHBand="0" w:firstRowFirstColumn="0" w:firstRowLastColumn="0" w:lastRowFirstColumn="0" w:lastRowLastColumn="0"/>
+            <w:tcW w:w="0" w:type="auto"/>
+            <w:hideMark/>
+          </w:tcPr>
+          <w:p>
+            <w:pPr>
+              <w:spacing w:line="278" w:lineRule="auto"/>
+            </w:pPr>
+            <w:proofErr w:type="spellStart"/>
+            <w:r>
+              <w:t>chmod</w:t>
+            </w:r>
+            <w:proofErr w:type="spellEnd"/>
+            <w:r>
+              <w:t xml:space="preserve"> +x pre-commit</w:t>
+            </w:r>
+          </w:p>
+        </w:tc>
+        <w:tc>
+          <w:tcPr>
+            <w:tcW w:w="0" w:type="auto"/>
+            <w:hideMark/>
+          </w:tcPr>
+          <w:p>
+            <w:pPr>
+              <w:spacing w:line="278" w:lineRule="auto"/>
+              <w:cnfStyle w:val="000000000000" w:firstRow="0" w:lastRow="0" w:firstColumn="0" w:lastColumn="0" w:oddVBand="0" w:evenVBand="0" w:oddHBand="0" w:evenHBand="0" w:firstRowFirstColumn="0" w:firstRowLastColumn="0" w:lastRowFirstColumn="0" w:lastRowLastColumn="0"/>
+            </w:pPr>
+            <w:r>
+              <w:t>Make hook executable (VERY IMPORTANT)</w:t>
+            </w:r>
+          </w:p>
+        </w:tc>
+      </w:tr>
+      <w:tr>
+        <w:trPr>
+          <w:cnfStyle w:val="000000100000" w:firstRow="0" w:lastRow="0" w:firstColumn="0" w:lastColumn="0" w:oddVBand="0" w:evenVBand="0" w:oddHBand="1" w:evenHBand="0" w:firstRowFirstColumn="0" w:firstRowLastColumn="0" w:lastRowFirstColumn="0" w:lastRowLastColumn="0"/>
+          <w:jc w:val="center"/>
+        </w:trPr>
+        <w:tc>
+          <w:tcPr>
+            <w:cnfStyle w:val="001000000000" w:firstRow="0" w:lastRow="0" w:firstColumn="1" w:lastColumn="0" w:oddVBand="0" w:evenVBand="0" w:oddHBand="0" w:evenHBand="0" w:firstRowFirstColumn="0" w:firstRowLastColumn="0" w:lastRowFirstColumn="0" w:lastRowLastColumn="0"/>
+            <w:tcW w:w="0" w:type="auto"/>
+            <w:hideMark/>
+          </w:tcPr>
+          <w:p>
+            <w:pPr>
+              <w:spacing w:line="278" w:lineRule="auto"/>
+            </w:pPr>
+            <w:r>
+              <w:lastRenderedPageBreak/>
+              <w:t>mv pre-</w:t>
+            </w:r>
+            <w:proofErr w:type="spellStart"/>
+            <w:r>
+              <w:t>commit.sample</w:t>
+            </w:r>
+            <w:proofErr w:type="spellEnd"/>
+            <w:r>
+              <w:t xml:space="preserve"> pre-commit</w:t>
+            </w:r>
+          </w:p>
+        </w:tc>
+        <w:tc>
+          <w:tcPr>
+            <w:tcW w:w="0" w:type="auto"/>
+            <w:hideMark/>
+          </w:tcPr>
+          <w:p>
+            <w:pPr>
+              <w:spacing w:line="278" w:lineRule="auto"/>
+              <w:cnfStyle w:val="000000100000" w:firstRow="0" w:lastRow="0" w:firstColumn="0" w:lastColumn="0" w:oddVBand="0" w:evenVBand="0" w:oddHBand="1" w:evenHBand="0" w:firstRowFirstColumn="0" w:firstRowLastColumn="0" w:lastRowFirstColumn="0" w:lastRowLastColumn="0"/>
+            </w:pPr>
+            <w:r>
+              <w:t>Activate sample hook</w:t>
+            </w:r>
+          </w:p>
+        </w:tc>
+      </w:tr>
+    </w:tbl>
+    <w:p>
+      <w:pPr>
+        <w:spacing w:after="0"/>
+      </w:pPr>
+    </w:p>
+    <w:p>
+      <w:pPr>
+        <w:spacing w:after="0"/>
+        <w:rPr>
+          <w:b/>
+          <w:bCs/>
+        </w:rPr>
+      </w:pPr>
+      <w:r>
+        <w:rPr>
+          <w:rFonts w:ascii="Segoe UI Emoji" w:hAnsi="Segoe UI Emoji" w:cs="Segoe UI Emoji"/>
+          <w:b/>
+          <w:bCs/>
+        </w:rPr>
+        <w:t>🚀</w:t>
+      </w:r>
+      <w:r>
+        <w:rPr>
+          <w:b/>
+          <w:bCs/>
+        </w:rPr>
+        <w:t xml:space="preserve"> Triggering Hooks</w:t>
+      </w:r>
+    </w:p>
+    <w:tbl>
+      <w:tblPr>
+        <w:tblStyle w:val="PlainTable1"/>
+        <w:tblW w:w="0" w:type="auto"/>
+        <w:jc w:val="center"/>
+        <w:tblLook w:val="04A0" w:firstRow="1" w:lastRow="0" w:firstColumn="1" w:lastColumn="0" w:noHBand="0" w:noVBand="1"/>
+      </w:tblPr>
+      <w:tblGrid>
+        <w:gridCol w:w="2947"/>
+        <w:gridCol w:w="4921"/>
+      </w:tblGrid>
+      <w:tr>
+        <w:trPr>
+          <w:cnfStyle w:val="100000000000" w:firstRow="1" w:lastRow="0" w:firstColumn="0" w:lastColumn="0" w:oddVBand="0" w:evenVBand="0" w:oddHBand="0" w:evenHBand="0" w:firstRowFirstColumn="0" w:firstRowLastColumn="0" w:lastRowFirstColumn="0" w:lastRowLastColumn="0"/>
+          <w:jc w:val="center"/>
+        </w:trPr>
+        <w:tc>
+          <w:tcPr>
+            <w:cnfStyle w:val="001000000000" w:firstRow="0" w:lastRow="0" w:firstColumn="1" w:lastColumn="0" w:oddVBand="0" w:evenVBand="0" w:oddHBand="0" w:evenHBand="0" w:firstRowFirstColumn="0" w:firstRowLastColumn="0" w:lastRowFirstColumn="0" w:lastRowLastColumn="0"/>
+            <w:tcW w:w="0" w:type="auto"/>
+            <w:hideMark/>
+          </w:tcPr>
+          <w:p>
+            <w:pPr>
+              <w:spacing w:line="278" w:lineRule="auto"/>
+            </w:pPr>
+            <w:r>
+              <w:t>Command</w:t>
+            </w:r>
+          </w:p>
+        </w:tc>
+        <w:tc>
+          <w:tcPr>
+            <w:tcW w:w="0" w:type="auto"/>
+            <w:hideMark/>
+          </w:tcPr>
+          <w:p>
+            <w:pPr>
+              <w:spacing w:line="278" w:lineRule="auto"/>
+              <w:cnfStyle w:val="100000000000" w:firstRow="1" w:lastRow="0" w:firstColumn="0" w:lastColumn="0" w:oddVBand="0" w:evenVBand="0" w:oddHBand="0" w:evenHBand="0" w:firstRowFirstColumn="0" w:firstRowLastColumn="0" w:lastRowFirstColumn="0" w:lastRowLastColumn="0"/>
+            </w:pPr>
+            <w:r>
+              <w:t>Purpose</w:t>
+            </w:r>
+          </w:p>
+        </w:tc>
+      </w:tr>
+      <w:tr>
+        <w:trPr>
+          <w:cnfStyle w:val="000000100000" w:firstRow="0" w:lastRow="0" w:firstColumn="0" w:lastColumn="0" w:oddVBand="0" w:evenVBand="0" w:oddHBand="1" w:evenHBand="0" w:firstRowFirstColumn="0" w:firstRowLastColumn="0" w:lastRowFirstColumn="0" w:lastRowLastColumn="0"/>
+          <w:jc w:val="center"/>
+        </w:trPr>
+        <w:tc>
+          <w:tcPr>
+            <w:cnfStyle w:val="001000000000" w:firstRow="0" w:lastRow="0" w:firstColumn="1" w:lastColumn="0" w:oddVBand="0" w:evenVBand="0" w:oddHBand="0" w:evenHBand="0" w:firstRowFirstColumn="0" w:firstRowLastColumn="0" w:lastRowFirstColumn="0" w:lastRowLastColumn="0"/>
+            <w:tcW w:w="0" w:type="auto"/>
+            <w:hideMark/>
+          </w:tcPr>
+          <w:p>
+            <w:pPr>
+              <w:spacing w:line="278" w:lineRule="auto"/>
+            </w:pPr>
+            <w:r>
+              <w:t>git commit -m "message"</w:t>
+            </w:r>
+          </w:p>
+        </w:tc>
+        <w:tc>
+          <w:tcPr>
+            <w:tcW w:w="0" w:type="auto"/>
+            <w:hideMark/>
+          </w:tcPr>
+          <w:p>
+            <w:pPr>
+              <w:spacing w:line="278" w:lineRule="auto"/>
+              <w:cnfStyle w:val="000000100000" w:firstRow="0" w:lastRow="0" w:firstColumn="0" w:lastColumn="0" w:oddVBand="0" w:evenVBand="0" w:oddHBand="1" w:evenHBand="0" w:firstRowFirstColumn="0" w:firstRowLastColumn="0" w:lastRowFirstColumn="0" w:lastRowLastColumn="0"/>
+            </w:pPr>
+            <w:r>
+              <w:t xml:space="preserve">Triggers </w:t>
+            </w:r>
+            <w:r>
+              <w:rPr>
+                <w:b/>
+                <w:bCs/>
+              </w:rPr>
+              <w:t>pre-commit</w:t>
+            </w:r>
+            <w:r>
+              <w:t xml:space="preserve"> and other commit hooks</w:t>
+            </w:r>
+          </w:p>
+        </w:tc>
+      </w:tr>
+      <w:tr>
+        <w:trPr>
+          <w:jc w:val="center"/>
+        </w:trPr>
+        <w:tc>
+          <w:tcPr>
+            <w:cnfStyle w:val="001000000000" w:firstRow="0" w:lastRow="0" w:firstColumn="1" w:lastColumn="0" w:oddVBand="0" w:evenVBand="0" w:oddHBand="0" w:evenHBand="0" w:firstRowFirstColumn="0" w:firstRowLastColumn="0" w:lastRowFirstColumn="0" w:lastRowLastColumn="0"/>
+            <w:tcW w:w="0" w:type="auto"/>
+            <w:hideMark/>
+          </w:tcPr>
+          <w:p>
+            <w:pPr>
+              <w:spacing w:line="278" w:lineRule="auto"/>
+            </w:pPr>
+            <w:r>
+              <w:t>git push</w:t>
+            </w:r>
+          </w:p>
+        </w:tc>
+        <w:tc>
+          <w:tcPr>
+            <w:tcW w:w="0" w:type="auto"/>
+            <w:hideMark/>
+          </w:tcPr>
+          <w:p>
+            <w:pPr>
+              <w:spacing w:line="278" w:lineRule="auto"/>
+              <w:cnfStyle w:val="000000000000" w:firstRow="0" w:lastRow="0" w:firstColumn="0" w:lastColumn="0" w:oddVBand="0" w:evenVBand="0" w:oddHBand="0" w:evenHBand="0" w:firstRowFirstColumn="0" w:firstRowLastColumn="0" w:lastRowFirstColumn="0" w:lastRowLastColumn="0"/>
+            </w:pPr>
+            <w:r>
+              <w:t xml:space="preserve">Triggers </w:t>
+            </w:r>
+            <w:r>
+              <w:rPr>
+                <w:b/>
+                <w:bCs/>
+              </w:rPr>
+              <w:t>pre-push</w:t>
+            </w:r>
+            <w:r>
+              <w:t xml:space="preserve"> hook (if exists)</w:t>
+            </w:r>
+          </w:p>
+        </w:tc>
+      </w:tr>
+    </w:tbl>
+    <w:p>
+      <w:pPr>
+        <w:spacing w:after="0"/>
+      </w:pPr>
+    </w:p>
+    <w:p>
+      <w:pPr>
+        <w:spacing w:after="0"/>
+        <w:rPr>
+          <w:b/>
+          <w:bCs/>
+        </w:rPr>
+      </w:pPr>
+      <w:r>
+        <w:rPr>
+          <w:rFonts w:ascii="Segoe UI Emoji" w:hAnsi="Segoe UI Emoji" w:cs="Segoe UI Emoji"/>
+          <w:b/>
+          <w:bCs/>
+        </w:rPr>
+        <w:t>🔍</w:t>
+      </w:r>
+      <w:r>
+        <w:rPr>
+          <w:b/>
+          <w:bCs/>
+        </w:rPr>
+        <w:t xml:space="preserve"> Debugging Hooks</w:t>
+      </w:r>
+    </w:p>
+    <w:tbl>
+      <w:tblPr>
+        <w:tblStyle w:val="PlainTable1"/>
+        <w:tblW w:w="0" w:type="auto"/>
+        <w:jc w:val="center"/>
+        <w:tblLook w:val="04A0" w:firstRow="1" w:lastRow="0" w:firstColumn="1" w:lastColumn="0" w:noHBand="0" w:noVBand="1"/>
+      </w:tblPr>
+      <w:tblGrid>
+        <w:gridCol w:w="5165"/>
+        <w:gridCol w:w="4185"/>
+      </w:tblGrid>
+      <w:tr>
+        <w:trPr>
+          <w:cnfStyle w:val="100000000000" w:firstRow="1" w:lastRow="0" w:firstColumn="0" w:lastColumn="0" w:oddVBand="0" w:evenVBand="0" w:oddHBand="0" w:evenHBand="0" w:firstRowFirstColumn="0" w:firstRowLastColumn="0" w:lastRowFirstColumn="0" w:lastRowLastColumn="0"/>
+          <w:jc w:val="center"/>
+        </w:trPr>
+        <w:tc>
+          <w:tcPr>
+            <w:cnfStyle w:val="001000000000" w:firstRow="0" w:lastRow="0" w:firstColumn="1" w:lastColumn="0" w:oddVBand="0" w:evenVBand="0" w:oddHBand="0" w:evenHBand="0" w:firstRowFirstColumn="0" w:firstRowLastColumn="0" w:lastRowFirstColumn="0" w:lastRowLastColumn="0"/>
+            <w:tcW w:w="0" w:type="auto"/>
+            <w:hideMark/>
+          </w:tcPr>
+          <w:p>
+            <w:pPr>
+              <w:spacing w:line="278" w:lineRule="auto"/>
+            </w:pPr>
+            <w:r>
+              <w:t>Command</w:t>
+            </w:r>
+          </w:p>
+        </w:tc>
+        <w:tc>
+          <w:tcPr>
+            <w:tcW w:w="0" w:type="auto"/>
+            <w:hideMark/>
+          </w:tcPr>
+          <w:p>
+            <w:pPr>
+              <w:spacing w:line="278" w:lineRule="auto"/>
+              <w:cnfStyle w:val="100000000000" w:firstRow="1" w:lastRow="0" w:firstColumn="0" w:lastColumn="0" w:oddVBand="0" w:evenVBand="0" w:oddHBand="0" w:evenHBand="0" w:firstRowFirstColumn="0" w:firstRowLastColumn="0" w:lastRowFirstColumn="0" w:lastRowLastColumn="0"/>
+            </w:pPr>
+            <w:r>
+              <w:t>Purpose</w:t>
+            </w:r>
+          </w:p>
+        </w:tc>
+      </w:tr>
+      <w:tr>
+        <w:trPr>
+          <w:cnfStyle w:val="000000100000" w:firstRow="0" w:lastRow="0" w:firstColumn="0" w:lastColumn="0" w:oddVBand="0" w:evenVBand="0" w:oddHBand="1" w:evenHBand="0" w:firstRowFirstColumn="0" w:firstRowLastColumn="0" w:lastRowFirstColumn="0" w:lastRowLastColumn="0"/>
+          <w:jc w:val="center"/>
+        </w:trPr>
+        <w:tc>
+          <w:tcPr>
+            <w:cnfStyle w:val="001000000000" w:firstRow="0" w:lastRow="0" w:firstColumn="1" w:lastColumn="0" w:oddVBand="0" w:evenVBand="0" w:oddHBand="0" w:evenHBand="0" w:firstRowFirstColumn="0" w:firstRowLastColumn="0" w:lastRowFirstColumn="0" w:lastRowLastColumn="0"/>
+            <w:tcW w:w="0" w:type="auto"/>
+            <w:hideMark/>
+          </w:tcPr>
+          <w:p>
+            <w:pPr>
+              <w:spacing w:line="278" w:lineRule="auto"/>
+            </w:pPr>
+            <w:r>
+              <w:t>ls -la .git/hooks</w:t>
+            </w:r>
+          </w:p>
+        </w:tc>
+        <w:tc>
+          <w:tcPr>
+            <w:tcW w:w="0" w:type="auto"/>
+            <w:hideMark/>
+          </w:tcPr>
+          <w:p>
+            <w:pPr>
+              <w:spacing w:line="278" w:lineRule="auto"/>
+              <w:cnfStyle w:val="000000100000" w:firstRow="0" w:lastRow="0" w:firstColumn="0" w:lastColumn="0" w:oddVBand="0" w:evenVBand="0" w:oddHBand="1" w:evenHBand="0" w:firstRowFirstColumn="0" w:firstRowLastColumn="0" w:lastRowFirstColumn="0" w:lastRowLastColumn="0"/>
+            </w:pPr>
+            <w:r>
+              <w:t>Check if hook file exists and is executable</w:t>
+            </w:r>
+          </w:p>
+        </w:tc>
+      </w:tr>
+      <w:tr>
+        <w:trPr>
+          <w:jc w:val="center"/>
+        </w:trPr>
+        <w:tc>
+          <w:tcPr>
+            <w:cnfStyle w:val="001000000000" w:firstRow="0" w:lastRow="0" w:firstColumn="1" w:lastColumn="0" w:oddVBand="0" w:evenVBand="0" w:oddHBand="0" w:evenHBand="0" w:firstRowFirstColumn="0" w:firstRowLastColumn="0" w:lastRowFirstColumn="0" w:lastRowLastColumn="0"/>
+            <w:tcW w:w="0" w:type="auto"/>
+            <w:hideMark/>
+          </w:tcPr>
+          <w:p>
+            <w:pPr>
+              <w:spacing w:line="278" w:lineRule="auto"/>
+            </w:pPr>
+            <w:r>
+              <w:t xml:space="preserve">cat pre-commit </w:t>
+            </w:r>
+            <w:r>
+              <w:rPr>
+                <w:i/>
+                <w:iCs/>
+              </w:rPr>
+              <w:t>(or type pre-commit on Windows)</w:t>
+            </w:r>
+          </w:p>
+        </w:tc>
+        <w:tc>
+          <w:tcPr>
+            <w:tcW w:w="0" w:type="auto"/>
+            <w:hideMark/>
+          </w:tcPr>
+          <w:p>
+            <w:pPr>
+              <w:spacing w:line="278" w:lineRule="auto"/>
+              <w:cnfStyle w:val="000000000000" w:firstRow="0" w:lastRow="0" w:firstColumn="0" w:lastColumn="0" w:oddVBand="0" w:evenVBand="0" w:oddHBand="0" w:evenHBand="0" w:firstRowFirstColumn="0" w:firstRowLastColumn="0" w:lastRowFirstColumn="0" w:lastRowLastColumn="0"/>
+            </w:pPr>
+            <w:r>
+              <w:t>View hook content</w:t>
+            </w:r>
+          </w:p>
+        </w:tc>
+      </w:tr>
+    </w:tbl>
+    <w:p>
+      <w:pPr>
+        <w:spacing w:after="0"/>
+      </w:pPr>
+    </w:p>
+    <w:p>
+      <w:pPr>
+        <w:spacing w:after="0"/>
+        <w:rPr>
+          <w:b/>
+          <w:bCs/>
+        </w:rPr>
+      </w:pPr>
+      <w:r>
+        <w:rPr>
+          <w:rFonts w:ascii="Segoe UI Emoji" w:hAnsi="Segoe UI Emoji" w:cs="Segoe UI Emoji"/>
+          <w:b/>
+          <w:bCs/>
+        </w:rPr>
+        <w:t>🔥</w:t>
+      </w:r>
+      <w:r>
+        <w:rPr>
+          <w:b/>
+          <w:bCs/>
+        </w:rPr>
+        <w:t xml:space="preserve"> Important Concept (Commands + Behavior)</w:t>
+      </w:r>
+    </w:p>
+    <w:tbl>
+      <w:tblPr>
+        <w:tblStyle w:val="PlainTable1"/>
+        <w:tblW w:w="0" w:type="auto"/>
+        <w:jc w:val="center"/>
+        <w:tblLook w:val="04A0" w:firstRow="1" w:lastRow="0" w:firstColumn="1" w:lastColumn="0" w:noHBand="0" w:noVBand="1"/>
+      </w:tblPr>
+      <w:tblGrid>
+        <w:gridCol w:w="2693"/>
+        <w:gridCol w:w="2969"/>
+      </w:tblGrid>
+      <w:tr>
+        <w:trPr>
+          <w:cnfStyle w:val="100000000000" w:firstRow="1" w:lastRow="0" w:firstColumn="0" w:lastColumn="0" w:oddVBand="0" w:evenVBand="0" w:oddHBand="0" w:evenHBand="0" w:firstRowFirstColumn="0" w:firstRowLastColumn="0" w:lastRowFirstColumn="0" w:lastRowLastColumn="0"/>
+          <w:jc w:val="center"/>
+        </w:trPr>
+        <w:tc>
+          <w:tcPr>
+            <w:cnfStyle w:val="001000000000" w:firstRow="0" w:lastRow="0" w:firstColumn="1" w:lastColumn="0" w:oddVBand="0" w:evenVBand="0" w:oddHBand="0" w:evenHBand="0" w:firstRowFirstColumn="0" w:firstRowLastColumn="0" w:lastRowFirstColumn="0" w:lastRowLastColumn="0"/>
+            <w:tcW w:w="0" w:type="auto"/>
+            <w:hideMark/>
+          </w:tcPr>
+          <w:p>
+            <w:pPr>
+              <w:spacing w:line="278" w:lineRule="auto"/>
+            </w:pPr>
+            <w:r>
+              <w:t>Action</w:t>
+            </w:r>
+          </w:p>
+        </w:tc>
+        <w:tc>
+          <w:tcPr>
+            <w:tcW w:w="0" w:type="auto"/>
+            <w:hideMark/>
+          </w:tcPr>
+          <w:p>
+            <w:pPr>
+              <w:spacing w:line="278" w:lineRule="auto"/>
+              <w:cnfStyle w:val="100000000000" w:firstRow="1" w:lastRow="0" w:firstColumn="0" w:lastColumn="0" w:oddVBand="0" w:evenVBand="0" w:oddHBand="0" w:evenHBand="0" w:firstRowFirstColumn="0" w:firstRowLastColumn="0" w:lastRowFirstColumn="0" w:lastRowLastColumn="0"/>
+            </w:pPr>
+            <w:r>
+              <w:t>What Happens</w:t>
+            </w:r>
+          </w:p>
+        </w:tc>
+      </w:tr>
+      <w:tr>
+        <w:trPr>
+          <w:cnfStyle w:val="000000100000" w:firstRow="0" w:lastRow="0" w:firstColumn="0" w:lastColumn="0" w:oddVBand="0" w:evenVBand="0" w:oddHBand="1" w:evenHBand="0" w:firstRowFirstColumn="0" w:firstRowLastColumn="0" w:lastRowFirstColumn="0" w:lastRowLastColumn="0"/>
+          <w:jc w:val="center"/>
+        </w:trPr>
+        <w:tc>
+          <w:tcPr>
+            <w:cnfStyle w:val="001000000000" w:firstRow="0" w:lastRow="0" w:firstColumn="1" w:lastColumn="0" w:oddVBand="0" w:evenVBand="0" w:oddHBand="0" w:evenHBand="0" w:firstRowFirstColumn="0" w:firstRowLastColumn="0" w:lastRowFirstColumn="0" w:lastRowLastColumn="0"/>
+            <w:tcW w:w="0" w:type="auto"/>
+            <w:hideMark/>
+          </w:tcPr>
+          <w:p>
+            <w:pPr>
+              <w:spacing w:line="278" w:lineRule="auto"/>
+            </w:pPr>
+            <w:r>
+              <w:t>Create pre-commit file</w:t>
+            </w:r>
+          </w:p>
+        </w:tc>
+        <w:tc>
+          <w:tcPr>
+            <w:tcW w:w="0" w:type="auto"/>
+            <w:hideMark/>
+          </w:tcPr>
+          <w:p>
+            <w:pPr>
+              <w:spacing w:line="278" w:lineRule="auto"/>
+              <w:cnfStyle w:val="000000100000" w:firstRow="0" w:lastRow="0" w:firstColumn="0" w:lastColumn="0" w:oddVBand="0" w:evenVBand="0" w:oddHBand="1" w:evenHBand="0" w:firstRowFirstColumn="0" w:firstRowLastColumn="0" w:lastRowFirstColumn="0" w:lastRowLastColumn="0"/>
+            </w:pPr>
+            <w:r>
+              <w:t>Hook becomes available</w:t>
+            </w:r>
+          </w:p>
+        </w:tc>
+      </w:tr>
+      <w:tr>
+        <w:trPr>
+          <w:jc w:val="center"/>
+        </w:trPr>
+        <w:tc>
+          <w:tcPr>
+            <w:cnfStyle w:val="001000000000" w:firstRow="0" w:lastRow="0" w:firstColumn="1" w:lastColumn="0" w:oddVBand="0" w:evenVBand="0" w:oddHBand="0" w:evenHBand="0" w:firstRowFirstColumn="0" w:firstRowLastColumn="0" w:lastRowFirstColumn="0" w:lastRowLastColumn="0"/>
+            <w:tcW w:w="0" w:type="auto"/>
+            <w:hideMark/>
+          </w:tcPr>
+          <w:p>
+            <w:pPr>
+              <w:spacing w:line="278" w:lineRule="auto"/>
+            </w:pPr>
+            <w:r>
+              <w:t xml:space="preserve">Add </w:t>
+            </w:r>
+            <w:proofErr w:type="spellStart"/>
+            <w:r>
+              <w:t>chmod</w:t>
+            </w:r>
+            <w:proofErr w:type="spellEnd"/>
+            <w:r>
+              <w:t xml:space="preserve"> +x</w:t>
+            </w:r>
+          </w:p>
+        </w:tc>
+        <w:tc>
+          <w:tcPr>
+            <w:tcW w:w="0" w:type="auto"/>
+            <w:hideMark/>
+          </w:tcPr>
+          <w:p>
+            <w:pPr>
+              <w:spacing w:line="278" w:lineRule="auto"/>
+              <w:cnfStyle w:val="000000000000" w:firstRow="0" w:lastRow="0" w:firstColumn="0" w:lastColumn="0" w:oddVBand="0" w:evenVBand="0" w:oddHBand="0" w:evenHBand="0" w:firstRowFirstColumn="0" w:firstRowLastColumn="0" w:lastRowFirstColumn="0" w:lastRowLastColumn="0"/>
+            </w:pPr>
+            <w:r>
+              <w:t>Hook becomes executable</w:t>
+            </w:r>
+          </w:p>
+        </w:tc>
+      </w:tr>
+      <w:tr>
+        <w:trPr>
+          <w:cnfStyle w:val="000000100000" w:firstRow="0" w:lastRow="0" w:firstColumn="0" w:lastColumn="0" w:oddVBand="0" w:evenVBand="0" w:oddHBand="1" w:evenHBand="0" w:firstRowFirstColumn="0" w:firstRowLastColumn="0" w:lastRowFirstColumn="0" w:lastRowLastColumn="0"/>
+          <w:jc w:val="center"/>
+        </w:trPr>
+        <w:tc>
+          <w:tcPr>
+            <w:cnfStyle w:val="001000000000" w:firstRow="0" w:lastRow="0" w:firstColumn="1" w:lastColumn="0" w:oddVBand="0" w:evenVBand="0" w:oddHBand="0" w:evenHBand="0" w:firstRowFirstColumn="0" w:firstRowLastColumn="0" w:lastRowFirstColumn="0" w:lastRowLastColumn="0"/>
+            <w:tcW w:w="0" w:type="auto"/>
+            <w:hideMark/>
+          </w:tcPr>
+          <w:p>
+            <w:pPr>
+              <w:spacing w:line="278" w:lineRule="auto"/>
+            </w:pPr>
+            <w:r>
+              <w:t>Run git commit</w:t>
+            </w:r>
+          </w:p>
+        </w:tc>
+        <w:tc>
+          <w:tcPr>
+            <w:tcW w:w="0" w:type="auto"/>
+            <w:hideMark/>
+          </w:tcPr>
+          <w:p>
+            <w:pPr>
+              <w:spacing w:line="278" w:lineRule="auto"/>
+              <w:cnfStyle w:val="000000100000" w:firstRow="0" w:lastRow="0" w:firstColumn="0" w:lastColumn="0" w:oddVBand="0" w:evenVBand="0" w:oddHBand="1" w:evenHBand="0" w:firstRowFirstColumn="0" w:firstRowLastColumn="0" w:lastRowFirstColumn="0" w:lastRowLastColumn="0"/>
+            </w:pPr>
+            <w:r>
+              <w:t>Hook runs automatically</w:t>
+            </w:r>
+          </w:p>
+        </w:tc>
+      </w:tr>
+      <w:tr>
+        <w:trPr>
+          <w:jc w:val="center"/>
+        </w:trPr>
+        <w:tc>
+          <w:tcPr>
+            <w:cnfStyle w:val="001000000000" w:firstRow="0" w:lastRow="0" w:firstColumn="1" w:lastColumn="0" w:oddVBand="0" w:evenVBand="0" w:oddHBand="0" w:evenHBand="0" w:firstRowFirstColumn="0" w:firstRowLastColumn="0" w:lastRowFirstColumn="0" w:lastRowLastColumn="0"/>
+            <w:tcW w:w="0" w:type="auto"/>
+            <w:hideMark/>
+          </w:tcPr>
+          <w:p>
+            <w:pPr>
+              <w:spacing w:line="278" w:lineRule="auto"/>
+            </w:pPr>
+            <w:r>
+              <w:t>Hook returns exit 1</w:t>
+            </w:r>
+          </w:p>
+        </w:tc>
+        <w:tc>
+          <w:tcPr>
+            <w:tcW w:w="0" w:type="auto"/>
+            <w:hideMark/>
+          </w:tcPr>
+          <w:p>
+            <w:pPr>
+              <w:spacing w:line="278" w:lineRule="auto"/>
+              <w:cnfStyle w:val="000000000000" w:firstRow="0" w:lastRow="0" w:firstColumn="0" w:lastColumn="0" w:oddVBand="0" w:evenVBand="0" w:oddHBand="0" w:evenHBand="0" w:firstRowFirstColumn="0" w:firstRowLastColumn="0" w:lastRowFirstColumn="0" w:lastRowLastColumn="0"/>
+            </w:pPr>
+            <w:r>
+              <w:t>Commit is blocked</w:t>
+            </w:r>
+          </w:p>
+        </w:tc>
+      </w:tr>
+    </w:tbl>
+    <w:p>
+      <w:pPr>
+        <w:pBdr>
+          <w:bottom w:val="single" w:sz="6" w:space="1" w:color="auto"/>
+        </w:pBdr>
+        <w:spacing w:after="0"/>
+      </w:pPr>
+    </w:p>
+    <w:p>
+      <w:pPr>
+        <w:spacing w:after="0"/>
+        <w:rPr>
+          <w:b/>
+          <w:bCs/>
+          <w:sz w:val="36"/>
+          <w:szCs w:val="36"/>
+        </w:rPr>
+      </w:pPr>
+      <w:r>
+        <w:rPr>
+          <w:b/>
+          <w:bCs/>
+          <w:sz w:val="36"/>
+          <w:szCs w:val="36"/>
+        </w:rPr>
+        <w:t xml:space="preserve">Day: </w:t>
+      </w:r>
+      <w:r>
+        <w:rPr>
+          <w:b/>
+          <w:bCs/>
+          <w:sz w:val="36"/>
+          <w:szCs w:val="36"/>
+        </w:rPr>
         <w:t>2</w:t>
       </w:r>
-    </w:p>
-    <w:p>
-      <w:pPr>
-        <w:spacing w:after="0"/>
-        <w:rPr>
-          <w:b/>
-          <w:bCs/>
-        </w:rPr>
+      <w:r>
+        <w:rPr>
+          <w:b/>
+          <w:bCs/>
+          <w:sz w:val="36"/>
+          <w:szCs w:val="36"/>
+        </w:rPr>
+        <w:t>3</w:t>
+      </w:r>
+    </w:p>
+    <w:p>
+      <w:pPr>
+        <w:spacing w:after="0"/>
+        <w:rPr>
+          <w:b/>
+          <w:bCs/>
+          <w:sz w:val="36"/>
+          <w:szCs w:val="36"/>
+        </w:rPr>
+      </w:pPr>
+    </w:p>
+    <w:p>
+      <w:pPr>
+        <w:spacing w:after="0"/>
       </w:pPr>
     </w:p>
     <w:sectPr>
@@ -7974,9 +9315,9 @@
     </w:lvl>
   </w:abstractNum>
   <w:abstractNum w:abstractNumId="1" w15:restartNumberingAfterBreak="0">
-    <w:nsid w:val="1DB608F8"/>
+    <w:nsid w:val="0D7E5618"/>
     <w:multiLevelType w:val="hybridMultilevel"/>
-    <w:tmpl w:val="7940F788"/>
+    <w:tmpl w:val="333257EE"/>
     <w:lvl w:ilvl="0" w:tplc="04090001">
       <w:start w:val="1"/>
       <w:numFmt w:val="bullet"/>
@@ -8087,6 +9428,232 @@
     </w:lvl>
   </w:abstractNum>
   <w:abstractNum w:abstractNumId="2" w15:restartNumberingAfterBreak="0">
+    <w:nsid w:val="1DB608F8"/>
+    <w:multiLevelType w:val="hybridMultilevel"/>
+    <w:tmpl w:val="7940F788"/>
+    <w:lvl w:ilvl="0" w:tplc="04090001">
+      <w:start w:val="1"/>
+      <w:numFmt w:val="bullet"/>
+      <w:lvlText w:val=""/>
+      <w:lvlJc w:val="left"/>
+      <w:pPr>
+        <w:ind w:left="360" w:hanging="360"/>
+      </w:pPr>
+      <w:rPr>
+        <w:rFonts w:ascii="Symbol" w:hAnsi="Symbol" w:hint="default"/>
+      </w:rPr>
+    </w:lvl>
+    <w:lvl w:ilvl="1" w:tplc="04090003" w:tentative="1">
+      <w:start w:val="1"/>
+      <w:numFmt w:val="bullet"/>
+      <w:lvlText w:val="o"/>
+      <w:lvlJc w:val="left"/>
+      <w:pPr>
+        <w:ind w:left="1080" w:hanging="360"/>
+      </w:pPr>
+      <w:rPr>
+        <w:rFonts w:ascii="Courier New" w:hAnsi="Courier New" w:cs="Courier New" w:hint="default"/>
+      </w:rPr>
+    </w:lvl>
+    <w:lvl w:ilvl="2" w:tplc="04090005" w:tentative="1">
+      <w:start w:val="1"/>
+      <w:numFmt w:val="bullet"/>
+      <w:lvlText w:val=""/>
+      <w:lvlJc w:val="left"/>
+      <w:pPr>
+        <w:ind w:left="1800" w:hanging="360"/>
+      </w:pPr>
+      <w:rPr>
+        <w:rFonts w:ascii="Wingdings" w:hAnsi="Wingdings" w:hint="default"/>
+      </w:rPr>
+    </w:lvl>
+    <w:lvl w:ilvl="3" w:tplc="04090001" w:tentative="1">
+      <w:start w:val="1"/>
+      <w:numFmt w:val="bullet"/>
+      <w:lvlText w:val=""/>
+      <w:lvlJc w:val="left"/>
+      <w:pPr>
+        <w:ind w:left="2520" w:hanging="360"/>
+      </w:pPr>
+      <w:rPr>
+        <w:rFonts w:ascii="Symbol" w:hAnsi="Symbol" w:hint="default"/>
+      </w:rPr>
+    </w:lvl>
+    <w:lvl w:ilvl="4" w:tplc="04090003" w:tentative="1">
+      <w:start w:val="1"/>
+      <w:numFmt w:val="bullet"/>
+      <w:lvlText w:val="o"/>
+      <w:lvlJc w:val="left"/>
+      <w:pPr>
+        <w:ind w:left="3240" w:hanging="360"/>
+      </w:pPr>
+      <w:rPr>
+        <w:rFonts w:ascii="Courier New" w:hAnsi="Courier New" w:cs="Courier New" w:hint="default"/>
+      </w:rPr>
+    </w:lvl>
+    <w:lvl w:ilvl="5" w:tplc="04090005" w:tentative="1">
+      <w:start w:val="1"/>
+      <w:numFmt w:val="bullet"/>
+      <w:lvlText w:val=""/>
+      <w:lvlJc w:val="left"/>
+      <w:pPr>
+        <w:ind w:left="3960" w:hanging="360"/>
+      </w:pPr>
+      <w:rPr>
+        <w:rFonts w:ascii="Wingdings" w:hAnsi="Wingdings" w:hint="default"/>
+      </w:rPr>
+    </w:lvl>
+    <w:lvl w:ilvl="6" w:tplc="04090001" w:tentative="1">
+      <w:start w:val="1"/>
+      <w:numFmt w:val="bullet"/>
+      <w:lvlText w:val=""/>
+      <w:lvlJc w:val="left"/>
+      <w:pPr>
+        <w:ind w:left="4680" w:hanging="360"/>
+      </w:pPr>
+      <w:rPr>
+        <w:rFonts w:ascii="Symbol" w:hAnsi="Symbol" w:hint="default"/>
+      </w:rPr>
+    </w:lvl>
+    <w:lvl w:ilvl="7" w:tplc="04090003" w:tentative="1">
+      <w:start w:val="1"/>
+      <w:numFmt w:val="bullet"/>
+      <w:lvlText w:val="o"/>
+      <w:lvlJc w:val="left"/>
+      <w:pPr>
+        <w:ind w:left="5400" w:hanging="360"/>
+      </w:pPr>
+      <w:rPr>
+        <w:rFonts w:ascii="Courier New" w:hAnsi="Courier New" w:cs="Courier New" w:hint="default"/>
+      </w:rPr>
+    </w:lvl>
+    <w:lvl w:ilvl="8" w:tplc="04090005" w:tentative="1">
+      <w:start w:val="1"/>
+      <w:numFmt w:val="bullet"/>
+      <w:lvlText w:val=""/>
+      <w:lvlJc w:val="left"/>
+      <w:pPr>
+        <w:ind w:left="6120" w:hanging="360"/>
+      </w:pPr>
+      <w:rPr>
+        <w:rFonts w:ascii="Wingdings" w:hAnsi="Wingdings" w:hint="default"/>
+      </w:rPr>
+    </w:lvl>
+  </w:abstractNum>
+  <w:abstractNum w:abstractNumId="3" w15:restartNumberingAfterBreak="0">
+    <w:nsid w:val="25612CB6"/>
+    <w:multiLevelType w:val="hybridMultilevel"/>
+    <w:tmpl w:val="1B1ED028"/>
+    <w:lvl w:ilvl="0" w:tplc="04090001">
+      <w:start w:val="1"/>
+      <w:numFmt w:val="bullet"/>
+      <w:lvlText w:val=""/>
+      <w:lvlJc w:val="left"/>
+      <w:pPr>
+        <w:ind w:left="360" w:hanging="360"/>
+      </w:pPr>
+      <w:rPr>
+        <w:rFonts w:ascii="Symbol" w:hAnsi="Symbol" w:hint="default"/>
+      </w:rPr>
+    </w:lvl>
+    <w:lvl w:ilvl="1" w:tplc="04090003" w:tentative="1">
+      <w:start w:val="1"/>
+      <w:numFmt w:val="bullet"/>
+      <w:lvlText w:val="o"/>
+      <w:lvlJc w:val="left"/>
+      <w:pPr>
+        <w:ind w:left="1080" w:hanging="360"/>
+      </w:pPr>
+      <w:rPr>
+        <w:rFonts w:ascii="Courier New" w:hAnsi="Courier New" w:cs="Courier New" w:hint="default"/>
+      </w:rPr>
+    </w:lvl>
+    <w:lvl w:ilvl="2" w:tplc="04090005" w:tentative="1">
+      <w:start w:val="1"/>
+      <w:numFmt w:val="bullet"/>
+      <w:lvlText w:val=""/>
+      <w:lvlJc w:val="left"/>
+      <w:pPr>
+        <w:ind w:left="1800" w:hanging="360"/>
+      </w:pPr>
+      <w:rPr>
+        <w:rFonts w:ascii="Wingdings" w:hAnsi="Wingdings" w:hint="default"/>
+      </w:rPr>
+    </w:lvl>
+    <w:lvl w:ilvl="3" w:tplc="04090001" w:tentative="1">
+      <w:start w:val="1"/>
+      <w:numFmt w:val="bullet"/>
+      <w:lvlText w:val=""/>
+      <w:lvlJc w:val="left"/>
+      <w:pPr>
+        <w:ind w:left="2520" w:hanging="360"/>
+      </w:pPr>
+      <w:rPr>
+        <w:rFonts w:ascii="Symbol" w:hAnsi="Symbol" w:hint="default"/>
+      </w:rPr>
+    </w:lvl>
+    <w:lvl w:ilvl="4" w:tplc="04090003" w:tentative="1">
+      <w:start w:val="1"/>
+      <w:numFmt w:val="bullet"/>
+      <w:lvlText w:val="o"/>
+      <w:lvlJc w:val="left"/>
+      <w:pPr>
+        <w:ind w:left="3240" w:hanging="360"/>
+      </w:pPr>
+      <w:rPr>
+        <w:rFonts w:ascii="Courier New" w:hAnsi="Courier New" w:cs="Courier New" w:hint="default"/>
+      </w:rPr>
+    </w:lvl>
+    <w:lvl w:ilvl="5" w:tplc="04090005" w:tentative="1">
+      <w:start w:val="1"/>
+      <w:numFmt w:val="bullet"/>
+      <w:lvlText w:val=""/>
+      <w:lvlJc w:val="left"/>
+      <w:pPr>
+        <w:ind w:left="3960" w:hanging="360"/>
+      </w:pPr>
+      <w:rPr>
+        <w:rFonts w:ascii="Wingdings" w:hAnsi="Wingdings" w:hint="default"/>
+      </w:rPr>
+    </w:lvl>
+    <w:lvl w:ilvl="6" w:tplc="04090001" w:tentative="1">
+      <w:start w:val="1"/>
+      <w:numFmt w:val="bullet"/>
+      <w:lvlText w:val=""/>
+      <w:lvlJc w:val="left"/>
+      <w:pPr>
+        <w:ind w:left="4680" w:hanging="360"/>
+      </w:pPr>
+      <w:rPr>
+        <w:rFonts w:ascii="Symbol" w:hAnsi="Symbol" w:hint="default"/>
+      </w:rPr>
+    </w:lvl>
+    <w:lvl w:ilvl="7" w:tplc="04090003" w:tentative="1">
+      <w:start w:val="1"/>
+      <w:numFmt w:val="bullet"/>
+      <w:lvlText w:val="o"/>
+      <w:lvlJc w:val="left"/>
+      <w:pPr>
+        <w:ind w:left="5400" w:hanging="360"/>
+      </w:pPr>
+      <w:rPr>
+        <w:rFonts w:ascii="Courier New" w:hAnsi="Courier New" w:cs="Courier New" w:hint="default"/>
+      </w:rPr>
+    </w:lvl>
+    <w:lvl w:ilvl="8" w:tplc="04090005" w:tentative="1">
+      <w:start w:val="1"/>
+      <w:numFmt w:val="bullet"/>
+      <w:lvlText w:val=""/>
+      <w:lvlJc w:val="left"/>
+      <w:pPr>
+        <w:ind w:left="6120" w:hanging="360"/>
+      </w:pPr>
+      <w:rPr>
+        <w:rFonts w:ascii="Wingdings" w:hAnsi="Wingdings" w:hint="default"/>
+      </w:rPr>
+    </w:lvl>
+  </w:abstractNum>
+  <w:abstractNum w:abstractNumId="4" w15:restartNumberingAfterBreak="0">
     <w:nsid w:val="277C739F"/>
     <w:multiLevelType w:val="hybridMultilevel"/>
     <w:tmpl w:val="700AC8B6"/>
@@ -8175,7 +9742,7 @@
       </w:pPr>
     </w:lvl>
   </w:abstractNum>
-  <w:abstractNum w:abstractNumId="3" w15:restartNumberingAfterBreak="0">
+  <w:abstractNum w:abstractNumId="5" w15:restartNumberingAfterBreak="0">
     <w:nsid w:val="33DD739A"/>
     <w:multiLevelType w:val="multilevel"/>
     <w:tmpl w:val="6E681F36"/>
@@ -8324,7 +9891,7 @@
       </w:rPr>
     </w:lvl>
   </w:abstractNum>
-  <w:abstractNum w:abstractNumId="4" w15:restartNumberingAfterBreak="0">
+  <w:abstractNum w:abstractNumId="6" w15:restartNumberingAfterBreak="0">
     <w:nsid w:val="37376A90"/>
     <w:multiLevelType w:val="multilevel"/>
     <w:tmpl w:val="BF1ADDF6"/>
@@ -8473,7 +10040,7 @@
       </w:rPr>
     </w:lvl>
   </w:abstractNum>
-  <w:abstractNum w:abstractNumId="5" w15:restartNumberingAfterBreak="0">
+  <w:abstractNum w:abstractNumId="7" w15:restartNumberingAfterBreak="0">
     <w:nsid w:val="407345C2"/>
     <w:multiLevelType w:val="hybridMultilevel"/>
     <w:tmpl w:val="E0DABAC4"/>
@@ -8562,7 +10129,7 @@
       </w:pPr>
     </w:lvl>
   </w:abstractNum>
-  <w:abstractNum w:abstractNumId="6" w15:restartNumberingAfterBreak="0">
+  <w:abstractNum w:abstractNumId="8" w15:restartNumberingAfterBreak="0">
     <w:nsid w:val="47E60FFC"/>
     <w:multiLevelType w:val="hybridMultilevel"/>
     <w:tmpl w:val="F926D154"/>
@@ -8675,7 +10242,7 @@
       </w:rPr>
     </w:lvl>
   </w:abstractNum>
-  <w:abstractNum w:abstractNumId="7" w15:restartNumberingAfterBreak="0">
+  <w:abstractNum w:abstractNumId="9" w15:restartNumberingAfterBreak="0">
     <w:nsid w:val="56A54392"/>
     <w:multiLevelType w:val="multilevel"/>
     <w:tmpl w:val="D5E2ED06"/>
@@ -8824,7 +10391,7 @@
       </w:rPr>
     </w:lvl>
   </w:abstractNum>
-  <w:abstractNum w:abstractNumId="8" w15:restartNumberingAfterBreak="0">
+  <w:abstractNum w:abstractNumId="10" w15:restartNumberingAfterBreak="0">
     <w:nsid w:val="57F76F05"/>
     <w:multiLevelType w:val="multilevel"/>
     <w:tmpl w:val="B8C6314C"/>
@@ -8973,7 +10540,7 @@
       </w:rPr>
     </w:lvl>
   </w:abstractNum>
-  <w:abstractNum w:abstractNumId="9" w15:restartNumberingAfterBreak="0">
+  <w:abstractNum w:abstractNumId="11" w15:restartNumberingAfterBreak="0">
     <w:nsid w:val="78BE58F9"/>
     <w:multiLevelType w:val="hybridMultilevel"/>
     <w:tmpl w:val="1302BB68"/>
@@ -9087,34 +10654,40 @@
     </w:lvl>
   </w:abstractNum>
   <w:num w:numId="1" w16cid:durableId="1377662107">
+    <w:abstractNumId w:val="10"/>
+  </w:num>
+  <w:num w:numId="2" w16cid:durableId="1599555541">
+    <w:abstractNumId w:val="5"/>
+  </w:num>
+  <w:num w:numId="3" w16cid:durableId="743184385">
+    <w:abstractNumId w:val="2"/>
+  </w:num>
+  <w:num w:numId="4" w16cid:durableId="1954245962">
+    <w:abstractNumId w:val="7"/>
+  </w:num>
+  <w:num w:numId="5" w16cid:durableId="779108062">
+    <w:abstractNumId w:val="11"/>
+  </w:num>
+  <w:num w:numId="6" w16cid:durableId="73673942">
     <w:abstractNumId w:val="8"/>
   </w:num>
-  <w:num w:numId="2" w16cid:durableId="1599555541">
-    <w:abstractNumId w:val="3"/>
+  <w:num w:numId="7" w16cid:durableId="1292323515">
+    <w:abstractNumId w:val="4"/>
   </w:num>
-  <w:num w:numId="3" w16cid:durableId="743184385">
-    <w:abstractNumId w:val="1"/>
-  </w:num>
-  <w:num w:numId="4" w16cid:durableId="1954245962">
-    <w:abstractNumId w:val="5"/>
-  </w:num>
-  <w:num w:numId="5" w16cid:durableId="779108062">
-    <w:abstractNumId w:val="9"/>
-  </w:num>
-  <w:num w:numId="6" w16cid:durableId="73673942">
+  <w:num w:numId="8" w16cid:durableId="1530410256">
     <w:abstractNumId w:val="6"/>
   </w:num>
-  <w:num w:numId="7" w16cid:durableId="1292323515">
-    <w:abstractNumId w:val="2"/>
-  </w:num>
-  <w:num w:numId="8" w16cid:durableId="1530410256">
-    <w:abstractNumId w:val="4"/>
-  </w:num>
   <w:num w:numId="9" w16cid:durableId="1164473745">
-    <w:abstractNumId w:val="7"/>
+    <w:abstractNumId w:val="9"/>
   </w:num>
   <w:num w:numId="10" w16cid:durableId="1351639871">
     <w:abstractNumId w:val="0"/>
+  </w:num>
+  <w:num w:numId="11" w16cid:durableId="218320344">
+    <w:abstractNumId w:val="1"/>
+  </w:num>
+  <w:num w:numId="12" w16cid:durableId="910113819">
+    <w:abstractNumId w:val="3"/>
   </w:num>
 </w:numbering>
 </file>

--- a/Git commands.docx
+++ b/Git commands.docx
@@ -9156,16 +9156,558 @@
           <w:sz w:val="36"/>
           <w:szCs w:val="36"/>
         </w:rPr>
-        <w:t>2</w:t>
-      </w:r>
-      <w:r>
+        <w:t>23</w:t>
+      </w:r>
+    </w:p>
+    <w:p>
+      <w:pPr>
+        <w:spacing w:after="0"/>
         <w:rPr>
           <w:b/>
           <w:bCs/>
           <w:sz w:val="36"/>
           <w:szCs w:val="36"/>
         </w:rPr>
-        <w:t>3</w:t>
+      </w:pPr>
+      <w:r>
+        <w:rPr>
+          <w:b/>
+          <w:bCs/>
+          <w:sz w:val="36"/>
+          <w:szCs w:val="36"/>
+        </w:rPr>
+        <w:t>Git Debugging &amp; Recovery (Fix Mistakes Like a Pro)</w:t>
+      </w:r>
+    </w:p>
+    <w:tbl>
+      <w:tblPr>
+        <w:tblStyle w:val="PlainTable1"/>
+        <w:tblW w:w="0" w:type="auto"/>
+        <w:jc w:val="center"/>
+        <w:tblLook w:val="04A0" w:firstRow="1" w:lastRow="0" w:firstColumn="1" w:lastColumn="0" w:noHBand="0" w:noVBand="1"/>
+      </w:tblPr>
+      <w:tblGrid>
+        <w:gridCol w:w="3411"/>
+        <w:gridCol w:w="4862"/>
+      </w:tblGrid>
+      <w:tr>
+        <w:trPr>
+          <w:cnfStyle w:val="100000000000" w:firstRow="1" w:lastRow="0" w:firstColumn="0" w:lastColumn="0" w:oddVBand="0" w:evenVBand="0" w:oddHBand="0" w:evenHBand="0" w:firstRowFirstColumn="0" w:firstRowLastColumn="0" w:lastRowFirstColumn="0" w:lastRowLastColumn="0"/>
+          <w:jc w:val="center"/>
+        </w:trPr>
+        <w:tc>
+          <w:tcPr>
+            <w:cnfStyle w:val="001000000000" w:firstRow="0" w:lastRow="0" w:firstColumn="1" w:lastColumn="0" w:oddVBand="0" w:evenVBand="0" w:oddHBand="0" w:evenHBand="0" w:firstRowFirstColumn="0" w:firstRowLastColumn="0" w:lastRowFirstColumn="0" w:lastRowLastColumn="0"/>
+            <w:tcW w:w="0" w:type="auto"/>
+            <w:hideMark/>
+          </w:tcPr>
+          <w:p>
+            <w:pPr>
+              <w:spacing w:line="278" w:lineRule="auto"/>
+              <w:jc w:val="center"/>
+            </w:pPr>
+            <w:r>
+              <w:t>Command</w:t>
+            </w:r>
+          </w:p>
+        </w:tc>
+        <w:tc>
+          <w:tcPr>
+            <w:tcW w:w="0" w:type="auto"/>
+            <w:hideMark/>
+          </w:tcPr>
+          <w:p>
+            <w:pPr>
+              <w:spacing w:line="278" w:lineRule="auto"/>
+              <w:jc w:val="center"/>
+              <w:cnfStyle w:val="100000000000" w:firstRow="1" w:lastRow="0" w:firstColumn="0" w:lastColumn="0" w:oddVBand="0" w:evenVBand="0" w:oddHBand="0" w:evenHBand="0" w:firstRowFirstColumn="0" w:firstRowLastColumn="0" w:lastRowFirstColumn="0" w:lastRowLastColumn="0"/>
+            </w:pPr>
+            <w:r>
+              <w:t>Purpose</w:t>
+            </w:r>
+          </w:p>
+        </w:tc>
+      </w:tr>
+      <w:tr>
+        <w:trPr>
+          <w:cnfStyle w:val="000000100000" w:firstRow="0" w:lastRow="0" w:firstColumn="0" w:lastColumn="0" w:oddVBand="0" w:evenVBand="0" w:oddHBand="1" w:evenHBand="0" w:firstRowFirstColumn="0" w:firstRowLastColumn="0" w:lastRowFirstColumn="0" w:lastRowLastColumn="0"/>
+          <w:jc w:val="center"/>
+        </w:trPr>
+        <w:tc>
+          <w:tcPr>
+            <w:cnfStyle w:val="001000000000" w:firstRow="0" w:lastRow="0" w:firstColumn="1" w:lastColumn="0" w:oddVBand="0" w:evenVBand="0" w:oddHBand="0" w:evenHBand="0" w:firstRowFirstColumn="0" w:firstRowLastColumn="0" w:lastRowFirstColumn="0" w:lastRowLastColumn="0"/>
+            <w:tcW w:w="0" w:type="auto"/>
+            <w:hideMark/>
+          </w:tcPr>
+          <w:p>
+            <w:pPr>
+              <w:spacing w:line="278" w:lineRule="auto"/>
+              <w:jc w:val="center"/>
+            </w:pPr>
+            <w:r>
+              <w:t>git restore file</w:t>
+            </w:r>
+          </w:p>
+        </w:tc>
+        <w:tc>
+          <w:tcPr>
+            <w:tcW w:w="0" w:type="auto"/>
+            <w:hideMark/>
+          </w:tcPr>
+          <w:p>
+            <w:pPr>
+              <w:spacing w:line="278" w:lineRule="auto"/>
+              <w:jc w:val="center"/>
+              <w:cnfStyle w:val="000000100000" w:firstRow="0" w:lastRow="0" w:firstColumn="0" w:lastColumn="0" w:oddVBand="0" w:evenVBand="0" w:oddHBand="1" w:evenHBand="0" w:firstRowFirstColumn="0" w:firstRowLastColumn="0" w:lastRowFirstColumn="0" w:lastRowLastColumn="0"/>
+            </w:pPr>
+            <w:r>
+              <w:t>Undo changes in working directory</w:t>
+            </w:r>
+          </w:p>
+        </w:tc>
+      </w:tr>
+      <w:tr>
+        <w:trPr>
+          <w:jc w:val="center"/>
+        </w:trPr>
+        <w:tc>
+          <w:tcPr>
+            <w:cnfStyle w:val="001000000000" w:firstRow="0" w:lastRow="0" w:firstColumn="1" w:lastColumn="0" w:oddVBand="0" w:evenVBand="0" w:oddHBand="0" w:evenHBand="0" w:firstRowFirstColumn="0" w:firstRowLastColumn="0" w:lastRowFirstColumn="0" w:lastRowLastColumn="0"/>
+            <w:tcW w:w="0" w:type="auto"/>
+            <w:hideMark/>
+          </w:tcPr>
+          <w:p>
+            <w:pPr>
+              <w:spacing w:line="278" w:lineRule="auto"/>
+              <w:jc w:val="center"/>
+            </w:pPr>
+            <w:r>
+              <w:t>git reset file</w:t>
+            </w:r>
+          </w:p>
+        </w:tc>
+        <w:tc>
+          <w:tcPr>
+            <w:tcW w:w="0" w:type="auto"/>
+            <w:hideMark/>
+          </w:tcPr>
+          <w:p>
+            <w:pPr>
+              <w:spacing w:line="278" w:lineRule="auto"/>
+              <w:jc w:val="center"/>
+              <w:cnfStyle w:val="000000000000" w:firstRow="0" w:lastRow="0" w:firstColumn="0" w:lastColumn="0" w:oddVBand="0" w:evenVBand="0" w:oddHBand="0" w:evenHBand="0" w:firstRowFirstColumn="0" w:firstRowLastColumn="0" w:lastRowFirstColumn="0" w:lastRowLastColumn="0"/>
+            </w:pPr>
+            <w:proofErr w:type="spellStart"/>
+            <w:r>
+              <w:t>Unstage</w:t>
+            </w:r>
+            <w:proofErr w:type="spellEnd"/>
+            <w:r>
+              <w:t xml:space="preserve"> file</w:t>
+            </w:r>
+          </w:p>
+        </w:tc>
+      </w:tr>
+      <w:tr>
+        <w:trPr>
+          <w:cnfStyle w:val="000000100000" w:firstRow="0" w:lastRow="0" w:firstColumn="0" w:lastColumn="0" w:oddVBand="0" w:evenVBand="0" w:oddHBand="1" w:evenHBand="0" w:firstRowFirstColumn="0" w:firstRowLastColumn="0" w:lastRowFirstColumn="0" w:lastRowLastColumn="0"/>
+          <w:jc w:val="center"/>
+        </w:trPr>
+        <w:tc>
+          <w:tcPr>
+            <w:cnfStyle w:val="001000000000" w:firstRow="0" w:lastRow="0" w:firstColumn="1" w:lastColumn="0" w:oddVBand="0" w:evenVBand="0" w:oddHBand="0" w:evenHBand="0" w:firstRowFirstColumn="0" w:firstRowLastColumn="0" w:lastRowFirstColumn="0" w:lastRowLastColumn="0"/>
+            <w:tcW w:w="0" w:type="auto"/>
+            <w:hideMark/>
+          </w:tcPr>
+          <w:p>
+            <w:pPr>
+              <w:spacing w:line="278" w:lineRule="auto"/>
+              <w:jc w:val="center"/>
+            </w:pPr>
+            <w:r>
+              <w:t>git commit --amend -m "msg"</w:t>
+            </w:r>
+          </w:p>
+        </w:tc>
+        <w:tc>
+          <w:tcPr>
+            <w:tcW w:w="0" w:type="auto"/>
+            <w:hideMark/>
+          </w:tcPr>
+          <w:p>
+            <w:pPr>
+              <w:spacing w:line="278" w:lineRule="auto"/>
+              <w:jc w:val="center"/>
+              <w:cnfStyle w:val="000000100000" w:firstRow="0" w:lastRow="0" w:firstColumn="0" w:lastColumn="0" w:oddVBand="0" w:evenVBand="0" w:oddHBand="1" w:evenHBand="0" w:firstRowFirstColumn="0" w:firstRowLastColumn="0" w:lastRowFirstColumn="0" w:lastRowLastColumn="0"/>
+            </w:pPr>
+            <w:r>
+              <w:t>Edit last commit message</w:t>
+            </w:r>
+          </w:p>
+        </w:tc>
+      </w:tr>
+      <w:tr>
+        <w:trPr>
+          <w:jc w:val="center"/>
+        </w:trPr>
+        <w:tc>
+          <w:tcPr>
+            <w:cnfStyle w:val="001000000000" w:firstRow="0" w:lastRow="0" w:firstColumn="1" w:lastColumn="0" w:oddVBand="0" w:evenVBand="0" w:oddHBand="0" w:evenHBand="0" w:firstRowFirstColumn="0" w:firstRowLastColumn="0" w:lastRowFirstColumn="0" w:lastRowLastColumn="0"/>
+            <w:tcW w:w="0" w:type="auto"/>
+            <w:hideMark/>
+          </w:tcPr>
+          <w:p>
+            <w:pPr>
+              <w:spacing w:line="278" w:lineRule="auto"/>
+              <w:jc w:val="center"/>
+            </w:pPr>
+            <w:r>
+              <w:t>git reset --soft HEAD~1</w:t>
+            </w:r>
+          </w:p>
+        </w:tc>
+        <w:tc>
+          <w:tcPr>
+            <w:tcW w:w="0" w:type="auto"/>
+            <w:hideMark/>
+          </w:tcPr>
+          <w:p>
+            <w:pPr>
+              <w:spacing w:line="278" w:lineRule="auto"/>
+              <w:jc w:val="center"/>
+              <w:cnfStyle w:val="000000000000" w:firstRow="0" w:lastRow="0" w:firstColumn="0" w:lastColumn="0" w:oddVBand="0" w:evenVBand="0" w:oddHBand="0" w:evenHBand="0" w:firstRowFirstColumn="0" w:firstRowLastColumn="0" w:lastRowFirstColumn="0" w:lastRowLastColumn="0"/>
+            </w:pPr>
+            <w:r>
+              <w:t>Undo last commit (keep changes)</w:t>
+            </w:r>
+          </w:p>
+        </w:tc>
+      </w:tr>
+      <w:tr>
+        <w:trPr>
+          <w:cnfStyle w:val="000000100000" w:firstRow="0" w:lastRow="0" w:firstColumn="0" w:lastColumn="0" w:oddVBand="0" w:evenVBand="0" w:oddHBand="1" w:evenHBand="0" w:firstRowFirstColumn="0" w:firstRowLastColumn="0" w:lastRowFirstColumn="0" w:lastRowLastColumn="0"/>
+          <w:jc w:val="center"/>
+        </w:trPr>
+        <w:tc>
+          <w:tcPr>
+            <w:cnfStyle w:val="001000000000" w:firstRow="0" w:lastRow="0" w:firstColumn="1" w:lastColumn="0" w:oddVBand="0" w:evenVBand="0" w:oddHBand="0" w:evenHBand="0" w:firstRowFirstColumn="0" w:firstRowLastColumn="0" w:lastRowFirstColumn="0" w:lastRowLastColumn="0"/>
+            <w:tcW w:w="0" w:type="auto"/>
+            <w:hideMark/>
+          </w:tcPr>
+          <w:p>
+            <w:pPr>
+              <w:spacing w:line="278" w:lineRule="auto"/>
+              <w:jc w:val="center"/>
+            </w:pPr>
+            <w:r>
+              <w:t>git reset --hard HEAD~1</w:t>
+            </w:r>
+          </w:p>
+        </w:tc>
+        <w:tc>
+          <w:tcPr>
+            <w:tcW w:w="0" w:type="auto"/>
+            <w:hideMark/>
+          </w:tcPr>
+          <w:p>
+            <w:pPr>
+              <w:spacing w:line="278" w:lineRule="auto"/>
+              <w:jc w:val="center"/>
+              <w:cnfStyle w:val="000000100000" w:firstRow="0" w:lastRow="0" w:firstColumn="0" w:lastColumn="0" w:oddVBand="0" w:evenVBand="0" w:oddHBand="1" w:evenHBand="0" w:firstRowFirstColumn="0" w:firstRowLastColumn="0" w:lastRowFirstColumn="0" w:lastRowLastColumn="0"/>
+            </w:pPr>
+            <w:r>
+              <w:t>Undo commit + delete changes</w:t>
+            </w:r>
+          </w:p>
+        </w:tc>
+      </w:tr>
+      <w:tr>
+        <w:trPr>
+          <w:jc w:val="center"/>
+        </w:trPr>
+        <w:tc>
+          <w:tcPr>
+            <w:cnfStyle w:val="001000000000" w:firstRow="0" w:lastRow="0" w:firstColumn="1" w:lastColumn="0" w:oddVBand="0" w:evenVBand="0" w:oddHBand="0" w:evenHBand="0" w:firstRowFirstColumn="0" w:firstRowLastColumn="0" w:lastRowFirstColumn="0" w:lastRowLastColumn="0"/>
+            <w:tcW w:w="0" w:type="auto"/>
+            <w:hideMark/>
+          </w:tcPr>
+          <w:p>
+            <w:pPr>
+              <w:spacing w:line="278" w:lineRule="auto"/>
+              <w:jc w:val="center"/>
+            </w:pPr>
+            <w:r>
+              <w:t xml:space="preserve">git </w:t>
+            </w:r>
+            <w:proofErr w:type="spellStart"/>
+            <w:r>
+              <w:t>reflog</w:t>
+            </w:r>
+            <w:proofErr w:type="spellEnd"/>
+          </w:p>
+        </w:tc>
+        <w:tc>
+          <w:tcPr>
+            <w:tcW w:w="0" w:type="auto"/>
+            <w:hideMark/>
+          </w:tcPr>
+          <w:p>
+            <w:pPr>
+              <w:spacing w:line="278" w:lineRule="auto"/>
+              <w:jc w:val="center"/>
+              <w:cnfStyle w:val="000000000000" w:firstRow="0" w:lastRow="0" w:firstColumn="0" w:lastColumn="0" w:oddVBand="0" w:evenVBand="0" w:oddHBand="0" w:evenHBand="0" w:firstRowFirstColumn="0" w:firstRowLastColumn="0" w:lastRowFirstColumn="0" w:lastRowLastColumn="0"/>
+            </w:pPr>
+            <w:r>
+              <w:t>Show full history (including deleted commits)</w:t>
+            </w:r>
+          </w:p>
+        </w:tc>
+      </w:tr>
+      <w:tr>
+        <w:trPr>
+          <w:cnfStyle w:val="000000100000" w:firstRow="0" w:lastRow="0" w:firstColumn="0" w:lastColumn="0" w:oddVBand="0" w:evenVBand="0" w:oddHBand="1" w:evenHBand="0" w:firstRowFirstColumn="0" w:firstRowLastColumn="0" w:lastRowFirstColumn="0" w:lastRowLastColumn="0"/>
+          <w:jc w:val="center"/>
+        </w:trPr>
+        <w:tc>
+          <w:tcPr>
+            <w:cnfStyle w:val="001000000000" w:firstRow="0" w:lastRow="0" w:firstColumn="1" w:lastColumn="0" w:oddVBand="0" w:evenVBand="0" w:oddHBand="0" w:evenHBand="0" w:firstRowFirstColumn="0" w:firstRowLastColumn="0" w:lastRowFirstColumn="0" w:lastRowLastColumn="0"/>
+            <w:tcW w:w="0" w:type="auto"/>
+            <w:hideMark/>
+          </w:tcPr>
+          <w:p>
+            <w:pPr>
+              <w:spacing w:line="278" w:lineRule="auto"/>
+              <w:jc w:val="center"/>
+            </w:pPr>
+            <w:r>
+              <w:t>git reset --hard &lt;commit-id&gt;</w:t>
+            </w:r>
+          </w:p>
+        </w:tc>
+        <w:tc>
+          <w:tcPr>
+            <w:tcW w:w="0" w:type="auto"/>
+            <w:hideMark/>
+          </w:tcPr>
+          <w:p>
+            <w:pPr>
+              <w:spacing w:line="278" w:lineRule="auto"/>
+              <w:jc w:val="center"/>
+              <w:cnfStyle w:val="000000100000" w:firstRow="0" w:lastRow="0" w:firstColumn="0" w:lastColumn="0" w:oddVBand="0" w:evenVBand="0" w:oddHBand="1" w:evenHBand="0" w:firstRowFirstColumn="0" w:firstRowLastColumn="0" w:lastRowFirstColumn="0" w:lastRowLastColumn="0"/>
+            </w:pPr>
+            <w:r>
+              <w:t>Restore to specific commit</w:t>
+            </w:r>
+          </w:p>
+        </w:tc>
+      </w:tr>
+      <w:tr>
+        <w:trPr>
+          <w:jc w:val="center"/>
+        </w:trPr>
+        <w:tc>
+          <w:tcPr>
+            <w:cnfStyle w:val="001000000000" w:firstRow="0" w:lastRow="0" w:firstColumn="1" w:lastColumn="0" w:oddVBand="0" w:evenVBand="0" w:oddHBand="0" w:evenHBand="0" w:firstRowFirstColumn="0" w:firstRowLastColumn="0" w:lastRowFirstColumn="0" w:lastRowLastColumn="0"/>
+            <w:tcW w:w="0" w:type="auto"/>
+            <w:hideMark/>
+          </w:tcPr>
+          <w:p>
+            <w:pPr>
+              <w:spacing w:line="278" w:lineRule="auto"/>
+              <w:jc w:val="center"/>
+            </w:pPr>
+            <w:r>
+              <w:t>git checkout &lt;commit-id&gt;</w:t>
+            </w:r>
+          </w:p>
+        </w:tc>
+        <w:tc>
+          <w:tcPr>
+            <w:tcW w:w="0" w:type="auto"/>
+            <w:hideMark/>
+          </w:tcPr>
+          <w:p>
+            <w:pPr>
+              <w:spacing w:line="278" w:lineRule="auto"/>
+              <w:jc w:val="center"/>
+              <w:cnfStyle w:val="000000000000" w:firstRow="0" w:lastRow="0" w:firstColumn="0" w:lastColumn="0" w:oddVBand="0" w:evenVBand="0" w:oddHBand="0" w:evenHBand="0" w:firstRowFirstColumn="0" w:firstRowLastColumn="0" w:lastRowFirstColumn="0" w:lastRowLastColumn="0"/>
+            </w:pPr>
+            <w:r>
+              <w:t>View old commit (detached HEAD)</w:t>
+            </w:r>
+          </w:p>
+        </w:tc>
+      </w:tr>
+      <w:tr>
+        <w:trPr>
+          <w:cnfStyle w:val="000000100000" w:firstRow="0" w:lastRow="0" w:firstColumn="0" w:lastColumn="0" w:oddVBand="0" w:evenVBand="0" w:oddHBand="1" w:evenHBand="0" w:firstRowFirstColumn="0" w:firstRowLastColumn="0" w:lastRowFirstColumn="0" w:lastRowLastColumn="0"/>
+          <w:jc w:val="center"/>
+        </w:trPr>
+        <w:tc>
+          <w:tcPr>
+            <w:cnfStyle w:val="001000000000" w:firstRow="0" w:lastRow="0" w:firstColumn="1" w:lastColumn="0" w:oddVBand="0" w:evenVBand="0" w:oddHBand="0" w:evenHBand="0" w:firstRowFirstColumn="0" w:firstRowLastColumn="0" w:lastRowFirstColumn="0" w:lastRowLastColumn="0"/>
+            <w:tcW w:w="0" w:type="auto"/>
+            <w:hideMark/>
+          </w:tcPr>
+          <w:p>
+            <w:pPr>
+              <w:spacing w:line="278" w:lineRule="auto"/>
+              <w:jc w:val="center"/>
+            </w:pPr>
+            <w:r>
+              <w:t>git log --</w:t>
+            </w:r>
+            <w:proofErr w:type="spellStart"/>
+            <w:r>
+              <w:t>oneline</w:t>
+            </w:r>
+            <w:proofErr w:type="spellEnd"/>
+          </w:p>
+        </w:tc>
+        <w:tc>
+          <w:tcPr>
+            <w:tcW w:w="0" w:type="auto"/>
+            <w:hideMark/>
+          </w:tcPr>
+          <w:p>
+            <w:pPr>
+              <w:spacing w:line="278" w:lineRule="auto"/>
+              <w:jc w:val="center"/>
+              <w:cnfStyle w:val="000000100000" w:firstRow="0" w:lastRow="0" w:firstColumn="0" w:lastColumn="0" w:oddVBand="0" w:evenVBand="0" w:oddHBand="1" w:evenHBand="0" w:firstRowFirstColumn="0" w:firstRowLastColumn="0" w:lastRowFirstColumn="0" w:lastRowLastColumn="0"/>
+            </w:pPr>
+            <w:r>
+              <w:t>View short commit history</w:t>
+            </w:r>
+          </w:p>
+        </w:tc>
+      </w:tr>
+      <w:tr>
+        <w:trPr>
+          <w:jc w:val="center"/>
+        </w:trPr>
+        <w:tc>
+          <w:tcPr>
+            <w:cnfStyle w:val="001000000000" w:firstRow="0" w:lastRow="0" w:firstColumn="1" w:lastColumn="0" w:oddVBand="0" w:evenVBand="0" w:oddHBand="0" w:evenHBand="0" w:firstRowFirstColumn="0" w:firstRowLastColumn="0" w:lastRowFirstColumn="0" w:lastRowLastColumn="0"/>
+            <w:tcW w:w="0" w:type="auto"/>
+            <w:hideMark/>
+          </w:tcPr>
+          <w:p>
+            <w:pPr>
+              <w:spacing w:line="278" w:lineRule="auto"/>
+              <w:jc w:val="center"/>
+            </w:pPr>
+            <w:r>
+              <w:t>git diff</w:t>
+            </w:r>
+          </w:p>
+        </w:tc>
+        <w:tc>
+          <w:tcPr>
+            <w:tcW w:w="0" w:type="auto"/>
+            <w:hideMark/>
+          </w:tcPr>
+          <w:p>
+            <w:pPr>
+              <w:spacing w:line="278" w:lineRule="auto"/>
+              <w:jc w:val="center"/>
+              <w:cnfStyle w:val="000000000000" w:firstRow="0" w:lastRow="0" w:firstColumn="0" w:lastColumn="0" w:oddVBand="0" w:evenVBand="0" w:oddHBand="0" w:evenHBand="0" w:firstRowFirstColumn="0" w:firstRowLastColumn="0" w:lastRowFirstColumn="0" w:lastRowLastColumn="0"/>
+            </w:pPr>
+            <w:r>
+              <w:t xml:space="preserve">Show </w:t>
+            </w:r>
+            <w:proofErr w:type="spellStart"/>
+            <w:r>
+              <w:t>unstaged</w:t>
+            </w:r>
+            <w:proofErr w:type="spellEnd"/>
+            <w:r>
+              <w:t xml:space="preserve"> changes</w:t>
+            </w:r>
+          </w:p>
+        </w:tc>
+      </w:tr>
+      <w:tr>
+        <w:trPr>
+          <w:cnfStyle w:val="000000100000" w:firstRow="0" w:lastRow="0" w:firstColumn="0" w:lastColumn="0" w:oddVBand="0" w:evenVBand="0" w:oddHBand="1" w:evenHBand="0" w:firstRowFirstColumn="0" w:firstRowLastColumn="0" w:lastRowFirstColumn="0" w:lastRowLastColumn="0"/>
+          <w:jc w:val="center"/>
+        </w:trPr>
+        <w:tc>
+          <w:tcPr>
+            <w:cnfStyle w:val="001000000000" w:firstRow="0" w:lastRow="0" w:firstColumn="1" w:lastColumn="0" w:oddVBand="0" w:evenVBand="0" w:oddHBand="0" w:evenHBand="0" w:firstRowFirstColumn="0" w:firstRowLastColumn="0" w:lastRowFirstColumn="0" w:lastRowLastColumn="0"/>
+            <w:tcW w:w="0" w:type="auto"/>
+            <w:hideMark/>
+          </w:tcPr>
+          <w:p>
+            <w:pPr>
+              <w:spacing w:line="278" w:lineRule="auto"/>
+              <w:jc w:val="center"/>
+            </w:pPr>
+            <w:r>
+              <w:t>git diff HEAD~1</w:t>
+            </w:r>
+          </w:p>
+        </w:tc>
+        <w:tc>
+          <w:tcPr>
+            <w:tcW w:w="0" w:type="auto"/>
+            <w:hideMark/>
+          </w:tcPr>
+          <w:p>
+            <w:pPr>
+              <w:spacing w:line="278" w:lineRule="auto"/>
+              <w:jc w:val="center"/>
+              <w:cnfStyle w:val="000000100000" w:firstRow="0" w:lastRow="0" w:firstColumn="0" w:lastColumn="0" w:oddVBand="0" w:evenVBand="0" w:oddHBand="1" w:evenHBand="0" w:firstRowFirstColumn="0" w:firstRowLastColumn="0" w:lastRowFirstColumn="0" w:lastRowLastColumn="0"/>
+            </w:pPr>
+            <w:r>
+              <w:t>Compare with previous commit</w:t>
+            </w:r>
+          </w:p>
+        </w:tc>
+      </w:tr>
+    </w:tbl>
+    <w:p>
+      <w:pPr>
+        <w:spacing w:after="0"/>
+        <w:jc w:val="center"/>
+      </w:pPr>
+    </w:p>
+    <w:p>
+      <w:pPr>
+        <w:spacing w:after="0"/>
+        <w:rPr>
+          <w:b/>
+          <w:bCs/>
+          <w:sz w:val="36"/>
+          <w:szCs w:val="36"/>
+        </w:rPr>
+      </w:pPr>
+      <w:r>
+        <w:rPr>
+          <w:b/>
+          <w:bCs/>
+          <w:sz w:val="36"/>
+          <w:szCs w:val="36"/>
+        </w:rPr>
+        <w:lastRenderedPageBreak/>
+        <w:t xml:space="preserve">Day: </w:t>
+      </w:r>
+      <w:r>
+        <w:rPr>
+          <w:b/>
+          <w:bCs/>
+          <w:sz w:val="36"/>
+          <w:szCs w:val="36"/>
+        </w:rPr>
+        <w:t>2</w:t>
+      </w:r>
+      <w:r>
+        <w:rPr>
+          <w:b/>
+          <w:bCs/>
+          <w:sz w:val="36"/>
+          <w:szCs w:val="36"/>
+        </w:rPr>
+        <w:t>4</w:t>
       </w:r>
     </w:p>
     <w:p>

--- a/Git commands.docx
+++ b/Git commands.docx
@@ -373,15 +373,7 @@
         <w:spacing w:after="0"/>
       </w:pPr>
       <w:r>
-        <w:t xml:space="preserve">git config --global </w:t>
-      </w:r>
-      <w:proofErr w:type="spellStart"/>
-      <w:r>
-        <w:t>user.email</w:t>
-      </w:r>
-      <w:proofErr w:type="spellEnd"/>
-      <w:r>
-        <w:t xml:space="preserve"> </w:t>
+        <w:t xml:space="preserve">git config --global user.email </w:t>
       </w:r>
       <w:r>
         <w:t>“</w:t>
@@ -867,13 +859,8 @@
               <w:spacing w:line="278" w:lineRule="auto"/>
             </w:pPr>
             <w:r>
-              <w:t>git log --</w:t>
-            </w:r>
-            <w:proofErr w:type="spellStart"/>
-            <w:r>
-              <w:t>oneline</w:t>
-            </w:r>
-            <w:proofErr w:type="spellEnd"/>
+              <w:t>git log --oneline</w:t>
+            </w:r>
           </w:p>
         </w:tc>
         <w:tc>
@@ -2361,13 +2348,8 @@
               <w:cnfStyle w:val="000000000000" w:firstRow="0" w:lastRow="0" w:firstColumn="0" w:lastColumn="0" w:oddVBand="0" w:evenVBand="0" w:oddHBand="0" w:evenHBand="0" w:firstRowFirstColumn="0" w:firstRowLastColumn="0" w:lastRowFirstColumn="0" w:lastRowLastColumn="0"/>
             </w:pPr>
             <w:r>
-              <w:t xml:space="preserve">Undo last commit, keep changes but </w:t>
-            </w:r>
-            <w:proofErr w:type="spellStart"/>
-            <w:r>
-              <w:t>unstaged</w:t>
-            </w:r>
-            <w:proofErr w:type="spellEnd"/>
+              <w:t>Undo last commit, keep changes but unstaged</w:t>
+            </w:r>
           </w:p>
         </w:tc>
       </w:tr>
@@ -2463,13 +2445,8 @@
               <w:jc w:val="center"/>
             </w:pPr>
             <w:r>
-              <w:t>git log --</w:t>
-            </w:r>
-            <w:proofErr w:type="spellStart"/>
-            <w:r>
-              <w:t>oneline</w:t>
-            </w:r>
-            <w:proofErr w:type="spellEnd"/>
+              <w:t>git log --oneline</w:t>
+            </w:r>
           </w:p>
         </w:tc>
         <w:tc>
@@ -2985,21 +2962,8 @@
               <w:jc w:val="center"/>
             </w:pPr>
             <w:r>
-              <w:t>git rebase -</w:t>
-            </w:r>
-            <w:proofErr w:type="spellStart"/>
-            <w:r>
-              <w:t>i</w:t>
-            </w:r>
-            <w:proofErr w:type="spellEnd"/>
-            <w:r>
-              <w:t xml:space="preserve"> </w:t>
-            </w:r>
-            <w:proofErr w:type="spellStart"/>
-            <w:r>
-              <w:t>HEAD~n</w:t>
-            </w:r>
-            <w:proofErr w:type="spellEnd"/>
+              <w:t>git rebase -i HEAD~n</w:t>
+            </w:r>
           </w:p>
         </w:tc>
         <w:tc>
@@ -3110,13 +3074,8 @@
               <w:jc w:val="center"/>
             </w:pPr>
             <w:r>
-              <w:t>git log --</w:t>
-            </w:r>
-            <w:proofErr w:type="spellStart"/>
-            <w:r>
-              <w:t>oneline</w:t>
-            </w:r>
-            <w:proofErr w:type="spellEnd"/>
+              <w:t>git log --oneline</w:t>
+            </w:r>
           </w:p>
         </w:tc>
         <w:tc>
@@ -3518,13 +3477,8 @@
               <w:jc w:val="center"/>
             </w:pPr>
             <w:r>
-              <w:t>git log --</w:t>
-            </w:r>
-            <w:proofErr w:type="spellStart"/>
-            <w:r>
-              <w:t>oneline</w:t>
-            </w:r>
-            <w:proofErr w:type="spellEnd"/>
+              <w:t>git log --oneline</w:t>
+            </w:r>
           </w:p>
         </w:tc>
         <w:tc>
@@ -3776,13 +3730,8 @@
               <w:jc w:val="center"/>
             </w:pPr>
             <w:r>
-              <w:t xml:space="preserve">git show </w:t>
-            </w:r>
-            <w:proofErr w:type="spellStart"/>
-            <w:r>
-              <w:t>tagname</w:t>
-            </w:r>
-            <w:proofErr w:type="spellEnd"/>
+              <w:t>git show tagname</w:t>
+            </w:r>
           </w:p>
         </w:tc>
         <w:tc>
@@ -3819,13 +3768,8 @@
               <w:jc w:val="center"/>
             </w:pPr>
             <w:r>
-              <w:t xml:space="preserve">git push origin </w:t>
-            </w:r>
-            <w:proofErr w:type="spellStart"/>
-            <w:r>
-              <w:t>tagname</w:t>
-            </w:r>
-            <w:proofErr w:type="spellEnd"/>
+              <w:t>git push origin tagname</w:t>
+            </w:r>
           </w:p>
         </w:tc>
         <w:tc>
@@ -3899,13 +3843,8 @@
               <w:jc w:val="center"/>
             </w:pPr>
             <w:r>
-              <w:t xml:space="preserve">git tag -d </w:t>
-            </w:r>
-            <w:proofErr w:type="spellStart"/>
-            <w:r>
-              <w:t>tagname</w:t>
-            </w:r>
-            <w:proofErr w:type="spellEnd"/>
+              <w:t>git tag -d tagname</w:t>
+            </w:r>
           </w:p>
         </w:tc>
         <w:tc>
@@ -3976,27 +3915,7 @@
           <w:sz w:val="36"/>
           <w:szCs w:val="36"/>
         </w:rPr>
-        <w:t xml:space="preserve">git </w:t>
-      </w:r>
-      <w:proofErr w:type="spellStart"/>
-      <w:r>
-        <w:rPr>
-          <w:b/>
-          <w:bCs/>
-          <w:sz w:val="36"/>
-          <w:szCs w:val="36"/>
-        </w:rPr>
-        <w:t>reflog</w:t>
-      </w:r>
-      <w:proofErr w:type="spellEnd"/>
-      <w:r>
-        <w:rPr>
-          <w:b/>
-          <w:bCs/>
-          <w:sz w:val="36"/>
-          <w:szCs w:val="36"/>
-        </w:rPr>
-        <w:t xml:space="preserve"> (Recover Lost Commits)</w:t>
+        <w:t>git reflog (Recover Lost Commits)</w:t>
       </w:r>
     </w:p>
     <w:tbl>
@@ -4065,13 +3984,8 @@
               <w:jc w:val="center"/>
             </w:pPr>
             <w:r>
-              <w:t xml:space="preserve">git </w:t>
-            </w:r>
-            <w:proofErr w:type="spellStart"/>
-            <w:r>
-              <w:t>reflog</w:t>
-            </w:r>
-            <w:proofErr w:type="spellEnd"/>
+              <w:t>git reflog</w:t>
+            </w:r>
           </w:p>
         </w:tc>
         <w:tc>
@@ -4362,39 +4276,7 @@
                 <w:b/>
                 <w:bCs/>
               </w:rPr>
-              <w:t xml:space="preserve">git config --global </w:t>
-            </w:r>
-            <w:proofErr w:type="spellStart"/>
-            <w:r>
-              <w:rPr>
-                <w:b/>
-                <w:bCs/>
-              </w:rPr>
-              <w:t>alias.lg</w:t>
-            </w:r>
-            <w:proofErr w:type="spellEnd"/>
-            <w:r>
-              <w:rPr>
-                <w:b/>
-                <w:bCs/>
-              </w:rPr>
-              <w:t xml:space="preserve"> "log --</w:t>
-            </w:r>
-            <w:proofErr w:type="spellStart"/>
-            <w:r>
-              <w:rPr>
-                <w:b/>
-                <w:bCs/>
-              </w:rPr>
-              <w:t>oneline</w:t>
-            </w:r>
-            <w:proofErr w:type="spellEnd"/>
-            <w:r>
-              <w:rPr>
-                <w:b/>
-                <w:bCs/>
-              </w:rPr>
-              <w:t>"</w:t>
+              <w:t>git config --global alias.lg "log --oneline"</w:t>
             </w:r>
           </w:p>
         </w:tc>
@@ -4545,27 +4427,7 @@
           <w:sz w:val="36"/>
           <w:szCs w:val="36"/>
         </w:rPr>
-        <w:t>.</w:t>
-      </w:r>
-      <w:proofErr w:type="spellStart"/>
-      <w:r>
-        <w:rPr>
-          <w:b/>
-          <w:bCs/>
-          <w:sz w:val="36"/>
-          <w:szCs w:val="36"/>
-        </w:rPr>
-        <w:t>gitignore</w:t>
-      </w:r>
-      <w:proofErr w:type="spellEnd"/>
-      <w:r>
-        <w:rPr>
-          <w:b/>
-          <w:bCs/>
-          <w:sz w:val="36"/>
-          <w:szCs w:val="36"/>
-        </w:rPr>
-        <w:t xml:space="preserve"> (Control What Git Should NOT Track)</w:t>
+        <w:t>.gitignore (Control What Git Should NOT Track)</w:t>
       </w:r>
     </w:p>
     <w:tbl>
@@ -4650,17 +4512,8 @@
                 <w:b/>
                 <w:bCs/>
               </w:rPr>
-              <w:t>.</w:t>
-            </w:r>
-            <w:proofErr w:type="spellStart"/>
-            <w:r>
-              <w:rPr>
-                <w:b/>
-                <w:bCs/>
-              </w:rPr>
-              <w:t>gitignore</w:t>
-            </w:r>
-            <w:proofErr w:type="spellEnd"/>
+              <w:t>.gitignore</w:t>
+            </w:r>
           </w:p>
         </w:tc>
         <w:tc>
@@ -4893,21 +4746,12 @@
                 <w:bCs/>
               </w:rPr>
             </w:pPr>
-            <w:proofErr w:type="spellStart"/>
             <w:r>
               <w:rPr>
                 <w:b/>
                 <w:bCs/>
               </w:rPr>
-              <w:t>node_modules</w:t>
-            </w:r>
-            <w:proofErr w:type="spellEnd"/>
-            <w:r>
-              <w:rPr>
-                <w:b/>
-                <w:bCs/>
-              </w:rPr>
-              <w:t>/</w:t>
+              <w:t>node_modules/</w:t>
             </w:r>
           </w:p>
         </w:tc>
@@ -4993,17 +4837,8 @@
                 <w:b/>
                 <w:bCs/>
               </w:rPr>
-              <w:t>*.</w:t>
-            </w:r>
-            <w:proofErr w:type="spellStart"/>
-            <w:r>
-              <w:rPr>
-                <w:b/>
-                <w:bCs/>
-              </w:rPr>
-              <w:t>tmp</w:t>
-            </w:r>
-            <w:proofErr w:type="spellEnd"/>
+              <w:t>*.tmp</w:t>
+            </w:r>
           </w:p>
         </w:tc>
         <w:tc>
@@ -6338,15 +6173,7 @@
               <w:spacing w:line="278" w:lineRule="auto"/>
             </w:pPr>
             <w:r>
-              <w:t xml:space="preserve">git tag -a </w:t>
-            </w:r>
-            <w:proofErr w:type="spellStart"/>
-            <w:r>
-              <w:t>vX.X</w:t>
-            </w:r>
-            <w:proofErr w:type="spellEnd"/>
-            <w:r>
-              <w:t xml:space="preserve"> -m "msg"</w:t>
+              <w:t>git tag -a vX.X -m "msg"</w:t>
             </w:r>
           </w:p>
         </w:tc>
@@ -7238,15 +7065,7 @@
               <w:spacing w:line="278" w:lineRule="auto"/>
             </w:pPr>
             <w:r>
-              <w:t>.</w:t>
-            </w:r>
-            <w:proofErr w:type="spellStart"/>
-            <w:r>
-              <w:t>yml</w:t>
-            </w:r>
-            <w:proofErr w:type="spellEnd"/>
-            <w:r>
-              <w:t xml:space="preserve"> file</w:t>
+              <w:t>.yml file</w:t>
             </w:r>
           </w:p>
         </w:tc>
@@ -7558,13 +7377,8 @@
               <w:spacing w:line="278" w:lineRule="auto"/>
             </w:pPr>
             <w:r>
-              <w:t xml:space="preserve">git add </w:t>
-            </w:r>
-            <w:proofErr w:type="spellStart"/>
-            <w:r>
-              <w:t>data.json</w:t>
-            </w:r>
-            <w:proofErr w:type="spellEnd"/>
+              <w:t>git add data.json</w:t>
+            </w:r>
           </w:p>
         </w:tc>
         <w:tc>
@@ -7756,13 +7570,8 @@
               <w:spacing w:line="278" w:lineRule="auto"/>
               <w:cnfStyle w:val="000000100000" w:firstRow="0" w:lastRow="0" w:firstColumn="0" w:lastColumn="0" w:oddVBand="0" w:evenVBand="0" w:oddHBand="1" w:evenHBand="0" w:firstRowFirstColumn="0" w:firstRowLastColumn="0" w:lastRowFirstColumn="0" w:lastRowLastColumn="0"/>
             </w:pPr>
-            <w:proofErr w:type="spellStart"/>
-            <w:r>
-              <w:t>Unstage</w:t>
-            </w:r>
-            <w:proofErr w:type="spellEnd"/>
-            <w:r>
-              <w:t xml:space="preserve"> file (remove from staging)</w:t>
+            <w:r>
+              <w:t>Unstage file (remove from staging)</w:t>
             </w:r>
           </w:p>
         </w:tc>
@@ -7906,23 +7715,7 @@
                 <w:i/>
                 <w:iCs/>
               </w:rPr>
-              <w:t xml:space="preserve">(or </w:t>
-            </w:r>
-            <w:proofErr w:type="spellStart"/>
-            <w:r>
-              <w:rPr>
-                <w:i/>
-                <w:iCs/>
-              </w:rPr>
-              <w:t>dir</w:t>
-            </w:r>
-            <w:proofErr w:type="spellEnd"/>
-            <w:r>
-              <w:rPr>
-                <w:i/>
-                <w:iCs/>
-              </w:rPr>
-              <w:t xml:space="preserve"> .git on Windows)</w:t>
+              <w:t>(or dir .git on Windows)</w:t>
             </w:r>
           </w:p>
         </w:tc>
@@ -8500,13 +8293,8 @@
             <w:pPr>
               <w:spacing w:line="278" w:lineRule="auto"/>
             </w:pPr>
-            <w:proofErr w:type="spellStart"/>
-            <w:r>
-              <w:t>chmod</w:t>
-            </w:r>
-            <w:proofErr w:type="spellEnd"/>
-            <w:r>
-              <w:t xml:space="preserve"> +x pre-commit</w:t>
+            <w:r>
+              <w:t>chmod +x pre-commit</w:t>
             </w:r>
           </w:p>
         </w:tc>
@@ -8543,15 +8331,7 @@
             </w:pPr>
             <w:r>
               <w:lastRenderedPageBreak/>
-              <w:t>mv pre-</w:t>
-            </w:r>
-            <w:proofErr w:type="spellStart"/>
-            <w:r>
-              <w:t>commit.sample</w:t>
-            </w:r>
-            <w:proofErr w:type="spellEnd"/>
-            <w:r>
-              <w:t xml:space="preserve"> pre-commit</w:t>
+              <w:t>mv pre-commit.sample pre-commit</w:t>
             </w:r>
           </w:p>
         </w:tc>
@@ -9022,15 +8802,7 @@
               <w:spacing w:line="278" w:lineRule="auto"/>
             </w:pPr>
             <w:r>
-              <w:t xml:space="preserve">Add </w:t>
-            </w:r>
-            <w:proofErr w:type="spellStart"/>
-            <w:r>
-              <w:t>chmod</w:t>
-            </w:r>
-            <w:proofErr w:type="spellEnd"/>
-            <w:r>
-              <w:t xml:space="preserve"> +x</w:t>
+              <w:t>Add chmod +x</w:t>
             </w:r>
           </w:p>
         </w:tc>
@@ -9297,13 +9069,8 @@
               <w:jc w:val="center"/>
               <w:cnfStyle w:val="000000000000" w:firstRow="0" w:lastRow="0" w:firstColumn="0" w:lastColumn="0" w:oddVBand="0" w:evenVBand="0" w:oddHBand="0" w:evenHBand="0" w:firstRowFirstColumn="0" w:firstRowLastColumn="0" w:lastRowFirstColumn="0" w:lastRowLastColumn="0"/>
             </w:pPr>
-            <w:proofErr w:type="spellStart"/>
-            <w:r>
-              <w:t>Unstage</w:t>
-            </w:r>
-            <w:proofErr w:type="spellEnd"/>
-            <w:r>
-              <w:t xml:space="preserve"> file</w:t>
+            <w:r>
+              <w:t>Unstage file</w:t>
             </w:r>
           </w:p>
         </w:tc>
@@ -9437,13 +9204,8 @@
               <w:jc w:val="center"/>
             </w:pPr>
             <w:r>
-              <w:t xml:space="preserve">git </w:t>
-            </w:r>
-            <w:proofErr w:type="spellStart"/>
-            <w:r>
-              <w:t>reflog</w:t>
-            </w:r>
-            <w:proofErr w:type="spellEnd"/>
+              <w:t>git reflog</w:t>
+            </w:r>
           </w:p>
         </w:tc>
         <w:tc>
@@ -9555,13 +9317,8 @@
               <w:jc w:val="center"/>
             </w:pPr>
             <w:r>
-              <w:t>git log --</w:t>
-            </w:r>
-            <w:proofErr w:type="spellStart"/>
-            <w:r>
-              <w:t>oneline</w:t>
-            </w:r>
-            <w:proofErr w:type="spellEnd"/>
+              <w:t>git log --oneline</w:t>
+            </w:r>
           </w:p>
         </w:tc>
         <w:tc>
@@ -9613,15 +9370,7 @@
               <w:cnfStyle w:val="000000000000" w:firstRow="0" w:lastRow="0" w:firstColumn="0" w:lastColumn="0" w:oddVBand="0" w:evenVBand="0" w:oddHBand="0" w:evenHBand="0" w:firstRowFirstColumn="0" w:firstRowLastColumn="0" w:lastRowFirstColumn="0" w:lastRowLastColumn="0"/>
             </w:pPr>
             <w:r>
-              <w:t xml:space="preserve">Show </w:t>
-            </w:r>
-            <w:proofErr w:type="spellStart"/>
-            <w:r>
-              <w:t>unstaged</w:t>
-            </w:r>
-            <w:proofErr w:type="spellEnd"/>
-            <w:r>
-              <w:t xml:space="preserve"> changes</w:t>
+              <w:t>Show unstaged changes</w:t>
             </w:r>
           </w:p>
         </w:tc>
@@ -9720,6 +9469,1092 @@
           <w:szCs w:val="36"/>
         </w:rPr>
       </w:pPr>
+      <w:r>
+        <w:rPr>
+          <w:b/>
+          <w:bCs/>
+          <w:sz w:val="36"/>
+          <w:szCs w:val="36"/>
+        </w:rPr>
+        <w:t>Git Best Practices &amp; Workflow</w:t>
+      </w:r>
+    </w:p>
+    <w:p>
+      <w:pPr>
+        <w:spacing w:after="0"/>
+      </w:pPr>
+    </w:p>
+    <w:p>
+      <w:pPr>
+        <w:spacing w:after="0"/>
+        <w:rPr>
+          <w:b/>
+          <w:bCs/>
+        </w:rPr>
+      </w:pPr>
+      <w:r>
+        <w:rPr>
+          <w:b/>
+          <w:bCs/>
+        </w:rPr>
+        <w:t>Core Workflow</w:t>
+      </w:r>
+      <w:r>
+        <w:rPr>
+          <w:b/>
+          <w:bCs/>
+        </w:rPr>
+        <w:t>:</w:t>
+      </w:r>
+    </w:p>
+    <w:p>
+      <w:pPr>
+        <w:spacing w:after="0"/>
+      </w:pPr>
+      <w:r>
+        <w:t>main → branch → work → commit → push → PR → merge</w:t>
+      </w:r>
+    </w:p>
+    <w:p>
+      <w:pPr>
+        <w:spacing w:after="0"/>
+      </w:pPr>
+    </w:p>
+    <w:p>
+      <w:pPr>
+        <w:spacing w:after="0"/>
+        <w:rPr>
+          <w:b/>
+          <w:bCs/>
+        </w:rPr>
+      </w:pPr>
+      <w:r>
+        <w:rPr>
+          <w:b/>
+          <w:bCs/>
+        </w:rPr>
+        <w:t>Key Practices</w:t>
+      </w:r>
+    </w:p>
+    <w:p>
+      <w:pPr>
+        <w:numPr>
+          <w:ilvl w:val="0"/>
+          <w:numId w:val="13"/>
+        </w:numPr>
+        <w:spacing w:after="0"/>
+      </w:pPr>
+      <w:r>
+        <w:t xml:space="preserve">Use </w:t>
+      </w:r>
+      <w:r>
+        <w:rPr>
+          <w:b/>
+          <w:bCs/>
+        </w:rPr>
+        <w:t>feature branches</w:t>
+      </w:r>
+      <w:r>
+        <w:t xml:space="preserve">, not main </w:t>
+      </w:r>
+    </w:p>
+    <w:p>
+      <w:pPr>
+        <w:numPr>
+          <w:ilvl w:val="0"/>
+          <w:numId w:val="13"/>
+        </w:numPr>
+        <w:spacing w:after="0"/>
+      </w:pPr>
+      <w:r>
+        <w:t xml:space="preserve">Write </w:t>
+      </w:r>
+      <w:r>
+        <w:rPr>
+          <w:b/>
+          <w:bCs/>
+        </w:rPr>
+        <w:t>clear commit messages</w:t>
+      </w:r>
+      <w:r>
+        <w:t xml:space="preserve"> </w:t>
+      </w:r>
+    </w:p>
+    <w:p>
+      <w:pPr>
+        <w:numPr>
+          <w:ilvl w:val="0"/>
+          <w:numId w:val="13"/>
+        </w:numPr>
+        <w:spacing w:after="0"/>
+      </w:pPr>
+      <w:r>
+        <w:t xml:space="preserve">Make </w:t>
+      </w:r>
+      <w:r>
+        <w:rPr>
+          <w:b/>
+          <w:bCs/>
+        </w:rPr>
+        <w:t>small, frequent commits</w:t>
+      </w:r>
+      <w:r>
+        <w:t xml:space="preserve"> </w:t>
+      </w:r>
+    </w:p>
+    <w:p>
+      <w:pPr>
+        <w:numPr>
+          <w:ilvl w:val="0"/>
+          <w:numId w:val="13"/>
+        </w:numPr>
+        <w:spacing w:after="0"/>
+      </w:pPr>
+      <w:r>
+        <w:t xml:space="preserve">Always </w:t>
+      </w:r>
+      <w:r>
+        <w:rPr>
+          <w:b/>
+          <w:bCs/>
+        </w:rPr>
+        <w:t>pull before push</w:t>
+      </w:r>
+      <w:r>
+        <w:t xml:space="preserve"> </w:t>
+      </w:r>
+    </w:p>
+    <w:p>
+      <w:pPr>
+        <w:numPr>
+          <w:ilvl w:val="0"/>
+          <w:numId w:val="13"/>
+        </w:numPr>
+        <w:spacing w:after="0"/>
+      </w:pPr>
+      <w:r>
+        <w:t xml:space="preserve">Use </w:t>
+      </w:r>
+      <w:r>
+        <w:rPr>
+          <w:b/>
+          <w:bCs/>
+        </w:rPr>
+        <w:t>.gitignore</w:t>
+      </w:r>
+      <w:r>
+        <w:t xml:space="preserve"> for sensitive/unwanted files </w:t>
+      </w:r>
+    </w:p>
+    <w:p>
+      <w:pPr>
+        <w:numPr>
+          <w:ilvl w:val="0"/>
+          <w:numId w:val="13"/>
+        </w:numPr>
+        <w:spacing w:after="0"/>
+      </w:pPr>
+      <w:r>
+        <w:t>Avoid git push --force (dangerous)</w:t>
+      </w:r>
+    </w:p>
+    <w:p>
+      <w:pPr>
+        <w:pBdr>
+          <w:bottom w:val="single" w:sz="6" w:space="1" w:color="auto"/>
+        </w:pBdr>
+        <w:spacing w:after="0"/>
+      </w:pPr>
+    </w:p>
+    <w:p>
+      <w:pPr>
+        <w:spacing w:after="0"/>
+        <w:rPr>
+          <w:b/>
+          <w:bCs/>
+          <w:sz w:val="36"/>
+          <w:szCs w:val="36"/>
+        </w:rPr>
+      </w:pPr>
+      <w:r>
+        <w:rPr>
+          <w:b/>
+          <w:bCs/>
+          <w:sz w:val="36"/>
+          <w:szCs w:val="36"/>
+        </w:rPr>
+        <w:t xml:space="preserve">Day: </w:t>
+      </w:r>
+      <w:r>
+        <w:rPr>
+          <w:b/>
+          <w:bCs/>
+          <w:sz w:val="36"/>
+          <w:szCs w:val="36"/>
+        </w:rPr>
+        <w:t>2</w:t>
+      </w:r>
+      <w:r>
+        <w:rPr>
+          <w:b/>
+          <w:bCs/>
+          <w:sz w:val="36"/>
+          <w:szCs w:val="36"/>
+        </w:rPr>
+        <w:t>6</w:t>
+      </w:r>
+    </w:p>
+    <w:p>
+      <w:pPr>
+        <w:spacing w:after="0"/>
+        <w:rPr>
+          <w:b/>
+          <w:bCs/>
+          <w:sz w:val="36"/>
+          <w:szCs w:val="36"/>
+        </w:rPr>
+      </w:pPr>
+      <w:r>
+        <w:rPr>
+          <w:b/>
+          <w:bCs/>
+          <w:sz w:val="36"/>
+          <w:szCs w:val="36"/>
+        </w:rPr>
+        <w:t>.gitignore + Cleaning Repositor</w:t>
+      </w:r>
+      <w:r>
+        <w:rPr>
+          <w:b/>
+          <w:bCs/>
+          <w:sz w:val="36"/>
+          <w:szCs w:val="36"/>
+        </w:rPr>
+        <w:t>y</w:t>
+      </w:r>
+    </w:p>
+    <w:p>
+      <w:pPr>
+        <w:spacing w:after="0"/>
+        <w:rPr>
+          <w:b/>
+          <w:bCs/>
+        </w:rPr>
+      </w:pPr>
+    </w:p>
+    <w:p>
+      <w:pPr>
+        <w:spacing w:after="0"/>
+      </w:pPr>
+      <w:r>
+        <w:t>A .gitignore file tells Git:</w:t>
+      </w:r>
+      <w:r>
+        <w:t xml:space="preserve"> </w:t>
+      </w:r>
+      <w:r>
+        <w:t>“Do NOT track these files”</w:t>
+      </w:r>
+    </w:p>
+    <w:tbl>
+      <w:tblPr>
+        <w:tblStyle w:val="PlainTable1"/>
+        <w:tblW w:w="0" w:type="auto"/>
+        <w:jc w:val="center"/>
+        <w:tblLook w:val="04A0" w:firstRow="1" w:lastRow="0" w:firstColumn="1" w:lastColumn="0" w:noHBand="0" w:noVBand="1"/>
+      </w:tblPr>
+      <w:tblGrid>
+        <w:gridCol w:w="1016"/>
+        <w:gridCol w:w="2096"/>
+      </w:tblGrid>
+      <w:tr>
+        <w:trPr>
+          <w:cnfStyle w:val="100000000000" w:firstRow="1" w:lastRow="0" w:firstColumn="0" w:lastColumn="0" w:oddVBand="0" w:evenVBand="0" w:oddHBand="0" w:evenHBand="0" w:firstRowFirstColumn="0" w:firstRowLastColumn="0" w:lastRowFirstColumn="0" w:lastRowLastColumn="0"/>
+          <w:jc w:val="center"/>
+        </w:trPr>
+        <w:tc>
+          <w:tcPr>
+            <w:cnfStyle w:val="001000000000" w:firstRow="0" w:lastRow="0" w:firstColumn="1" w:lastColumn="0" w:oddVBand="0" w:evenVBand="0" w:oddHBand="0" w:evenHBand="0" w:firstRowFirstColumn="0" w:firstRowLastColumn="0" w:lastRowFirstColumn="0" w:lastRowLastColumn="0"/>
+            <w:tcW w:w="0" w:type="auto"/>
+            <w:hideMark/>
+          </w:tcPr>
+          <w:p>
+            <w:pPr>
+              <w:spacing w:line="278" w:lineRule="auto"/>
+            </w:pPr>
+            <w:r>
+              <w:t>Pattern</w:t>
+            </w:r>
+          </w:p>
+        </w:tc>
+        <w:tc>
+          <w:tcPr>
+            <w:tcW w:w="0" w:type="auto"/>
+            <w:hideMark/>
+          </w:tcPr>
+          <w:p>
+            <w:pPr>
+              <w:spacing w:line="278" w:lineRule="auto"/>
+              <w:cnfStyle w:val="100000000000" w:firstRow="1" w:lastRow="0" w:firstColumn="0" w:lastColumn="0" w:oddVBand="0" w:evenVBand="0" w:oddHBand="0" w:evenHBand="0" w:firstRowFirstColumn="0" w:firstRowLastColumn="0" w:lastRowFirstColumn="0" w:lastRowLastColumn="0"/>
+            </w:pPr>
+            <w:r>
+              <w:t>Meaning</w:t>
+            </w:r>
+          </w:p>
+        </w:tc>
+      </w:tr>
+      <w:tr>
+        <w:trPr>
+          <w:cnfStyle w:val="000000100000" w:firstRow="0" w:lastRow="0" w:firstColumn="0" w:lastColumn="0" w:oddVBand="0" w:evenVBand="0" w:oddHBand="1" w:evenHBand="0" w:firstRowFirstColumn="0" w:firstRowLastColumn="0" w:lastRowFirstColumn="0" w:lastRowLastColumn="0"/>
+          <w:jc w:val="center"/>
+        </w:trPr>
+        <w:tc>
+          <w:tcPr>
+            <w:cnfStyle w:val="001000000000" w:firstRow="0" w:lastRow="0" w:firstColumn="1" w:lastColumn="0" w:oddVBand="0" w:evenVBand="0" w:oddHBand="0" w:evenHBand="0" w:firstRowFirstColumn="0" w:firstRowLastColumn="0" w:lastRowFirstColumn="0" w:lastRowLastColumn="0"/>
+            <w:tcW w:w="0" w:type="auto"/>
+            <w:hideMark/>
+          </w:tcPr>
+          <w:p>
+            <w:pPr>
+              <w:spacing w:line="278" w:lineRule="auto"/>
+            </w:pPr>
+            <w:r>
+              <w:t>.env</w:t>
+            </w:r>
+          </w:p>
+        </w:tc>
+        <w:tc>
+          <w:tcPr>
+            <w:tcW w:w="0" w:type="auto"/>
+            <w:hideMark/>
+          </w:tcPr>
+          <w:p>
+            <w:pPr>
+              <w:spacing w:line="278" w:lineRule="auto"/>
+              <w:cnfStyle w:val="000000100000" w:firstRow="0" w:lastRow="0" w:firstColumn="0" w:lastColumn="0" w:oddVBand="0" w:evenVBand="0" w:oddHBand="1" w:evenHBand="0" w:firstRowFirstColumn="0" w:firstRowLastColumn="0" w:lastRowFirstColumn="0" w:lastRowLastColumn="0"/>
+            </w:pPr>
+            <w:r>
+              <w:t>Ignore specific file</w:t>
+            </w:r>
+          </w:p>
+        </w:tc>
+      </w:tr>
+      <w:tr>
+        <w:trPr>
+          <w:jc w:val="center"/>
+        </w:trPr>
+        <w:tc>
+          <w:tcPr>
+            <w:cnfStyle w:val="001000000000" w:firstRow="0" w:lastRow="0" w:firstColumn="1" w:lastColumn="0" w:oddVBand="0" w:evenVBand="0" w:oddHBand="0" w:evenHBand="0" w:firstRowFirstColumn="0" w:firstRowLastColumn="0" w:lastRowFirstColumn="0" w:lastRowLastColumn="0"/>
+            <w:tcW w:w="0" w:type="auto"/>
+            <w:hideMark/>
+          </w:tcPr>
+          <w:p>
+            <w:pPr>
+              <w:spacing w:line="278" w:lineRule="auto"/>
+            </w:pPr>
+            <w:r>
+              <w:t>*.log</w:t>
+            </w:r>
+          </w:p>
+        </w:tc>
+        <w:tc>
+          <w:tcPr>
+            <w:tcW w:w="0" w:type="auto"/>
+            <w:hideMark/>
+          </w:tcPr>
+          <w:p>
+            <w:pPr>
+              <w:spacing w:line="278" w:lineRule="auto"/>
+              <w:cnfStyle w:val="000000000000" w:firstRow="0" w:lastRow="0" w:firstColumn="0" w:lastColumn="0" w:oddVBand="0" w:evenVBand="0" w:oddHBand="0" w:evenHBand="0" w:firstRowFirstColumn="0" w:firstRowLastColumn="0" w:lastRowFirstColumn="0" w:lastRowLastColumn="0"/>
+            </w:pPr>
+            <w:r>
+              <w:t>Ignore all .log files</w:t>
+            </w:r>
+          </w:p>
+        </w:tc>
+      </w:tr>
+      <w:tr>
+        <w:trPr>
+          <w:cnfStyle w:val="000000100000" w:firstRow="0" w:lastRow="0" w:firstColumn="0" w:lastColumn="0" w:oddVBand="0" w:evenVBand="0" w:oddHBand="1" w:evenHBand="0" w:firstRowFirstColumn="0" w:firstRowLastColumn="0" w:lastRowFirstColumn="0" w:lastRowLastColumn="0"/>
+          <w:jc w:val="center"/>
+        </w:trPr>
+        <w:tc>
+          <w:tcPr>
+            <w:cnfStyle w:val="001000000000" w:firstRow="0" w:lastRow="0" w:firstColumn="1" w:lastColumn="0" w:oddVBand="0" w:evenVBand="0" w:oddHBand="0" w:evenHBand="0" w:firstRowFirstColumn="0" w:firstRowLastColumn="0" w:lastRowFirstColumn="0" w:lastRowLastColumn="0"/>
+            <w:tcW w:w="0" w:type="auto"/>
+            <w:hideMark/>
+          </w:tcPr>
+          <w:p>
+            <w:pPr>
+              <w:spacing w:line="278" w:lineRule="auto"/>
+            </w:pPr>
+            <w:r>
+              <w:t>folder/</w:t>
+            </w:r>
+          </w:p>
+        </w:tc>
+        <w:tc>
+          <w:tcPr>
+            <w:tcW w:w="0" w:type="auto"/>
+            <w:hideMark/>
+          </w:tcPr>
+          <w:p>
+            <w:pPr>
+              <w:spacing w:line="278" w:lineRule="auto"/>
+              <w:cnfStyle w:val="000000100000" w:firstRow="0" w:lastRow="0" w:firstColumn="0" w:lastColumn="0" w:oddVBand="0" w:evenVBand="0" w:oddHBand="1" w:evenHBand="0" w:firstRowFirstColumn="0" w:firstRowLastColumn="0" w:lastRowFirstColumn="0" w:lastRowLastColumn="0"/>
+            </w:pPr>
+            <w:r>
+              <w:t>Ignore folder</w:t>
+            </w:r>
+          </w:p>
+        </w:tc>
+      </w:tr>
+      <w:tr>
+        <w:trPr>
+          <w:jc w:val="center"/>
+        </w:trPr>
+        <w:tc>
+          <w:tcPr>
+            <w:cnfStyle w:val="001000000000" w:firstRow="0" w:lastRow="0" w:firstColumn="1" w:lastColumn="0" w:oddVBand="0" w:evenVBand="0" w:oddHBand="0" w:evenHBand="0" w:firstRowFirstColumn="0" w:firstRowLastColumn="0" w:lastRowFirstColumn="0" w:lastRowLastColumn="0"/>
+            <w:tcW w:w="0" w:type="auto"/>
+            <w:hideMark/>
+          </w:tcPr>
+          <w:p>
+            <w:pPr>
+              <w:spacing w:line="278" w:lineRule="auto"/>
+            </w:pPr>
+            <w:r>
+              <w:t>*.tmp</w:t>
+            </w:r>
+          </w:p>
+        </w:tc>
+        <w:tc>
+          <w:tcPr>
+            <w:tcW w:w="0" w:type="auto"/>
+            <w:hideMark/>
+          </w:tcPr>
+          <w:p>
+            <w:pPr>
+              <w:spacing w:line="278" w:lineRule="auto"/>
+              <w:cnfStyle w:val="000000000000" w:firstRow="0" w:lastRow="0" w:firstColumn="0" w:lastColumn="0" w:oddVBand="0" w:evenVBand="0" w:oddHBand="0" w:evenHBand="0" w:firstRowFirstColumn="0" w:firstRowLastColumn="0" w:lastRowFirstColumn="0" w:lastRowLastColumn="0"/>
+            </w:pPr>
+            <w:r>
+              <w:t>Ignore temp files</w:t>
+            </w:r>
+          </w:p>
+        </w:tc>
+      </w:tr>
+    </w:tbl>
+    <w:p>
+      <w:pPr>
+        <w:spacing w:after="0"/>
+      </w:pPr>
+    </w:p>
+    <w:tbl>
+      <w:tblPr>
+        <w:tblStyle w:val="PlainTable1"/>
+        <w:tblW w:w="0" w:type="auto"/>
+        <w:jc w:val="center"/>
+        <w:tblLook w:val="04A0" w:firstRow="1" w:lastRow="0" w:firstColumn="1" w:lastColumn="0" w:noHBand="0" w:noVBand="1"/>
+      </w:tblPr>
+      <w:tblGrid>
+        <w:gridCol w:w="2262"/>
+        <w:gridCol w:w="2473"/>
+      </w:tblGrid>
+      <w:tr>
+        <w:trPr>
+          <w:cnfStyle w:val="100000000000" w:firstRow="1" w:lastRow="0" w:firstColumn="0" w:lastColumn="0" w:oddVBand="0" w:evenVBand="0" w:oddHBand="0" w:evenHBand="0" w:firstRowFirstColumn="0" w:firstRowLastColumn="0" w:lastRowFirstColumn="0" w:lastRowLastColumn="0"/>
+          <w:jc w:val="center"/>
+        </w:trPr>
+        <w:tc>
+          <w:tcPr>
+            <w:cnfStyle w:val="001000000000" w:firstRow="0" w:lastRow="0" w:firstColumn="1" w:lastColumn="0" w:oddVBand="0" w:evenVBand="0" w:oddHBand="0" w:evenHBand="0" w:firstRowFirstColumn="0" w:firstRowLastColumn="0" w:lastRowFirstColumn="0" w:lastRowLastColumn="0"/>
+            <w:tcW w:w="0" w:type="auto"/>
+            <w:hideMark/>
+          </w:tcPr>
+          <w:p>
+            <w:pPr>
+              <w:spacing w:line="278" w:lineRule="auto"/>
+            </w:pPr>
+            <w:r>
+              <w:t>Command</w:t>
+            </w:r>
+          </w:p>
+        </w:tc>
+        <w:tc>
+          <w:tcPr>
+            <w:tcW w:w="0" w:type="auto"/>
+            <w:hideMark/>
+          </w:tcPr>
+          <w:p>
+            <w:pPr>
+              <w:spacing w:line="278" w:lineRule="auto"/>
+              <w:cnfStyle w:val="100000000000" w:firstRow="1" w:lastRow="0" w:firstColumn="0" w:lastColumn="0" w:oddVBand="0" w:evenVBand="0" w:oddHBand="0" w:evenHBand="0" w:firstRowFirstColumn="0" w:firstRowLastColumn="0" w:lastRowFirstColumn="0" w:lastRowLastColumn="0"/>
+            </w:pPr>
+            <w:r>
+              <w:t>Purpose</w:t>
+            </w:r>
+          </w:p>
+        </w:tc>
+      </w:tr>
+      <w:tr>
+        <w:trPr>
+          <w:cnfStyle w:val="000000100000" w:firstRow="0" w:lastRow="0" w:firstColumn="0" w:lastColumn="0" w:oddVBand="0" w:evenVBand="0" w:oddHBand="1" w:evenHBand="0" w:firstRowFirstColumn="0" w:firstRowLastColumn="0" w:lastRowFirstColumn="0" w:lastRowLastColumn="0"/>
+          <w:jc w:val="center"/>
+        </w:trPr>
+        <w:tc>
+          <w:tcPr>
+            <w:cnfStyle w:val="001000000000" w:firstRow="0" w:lastRow="0" w:firstColumn="1" w:lastColumn="0" w:oddVBand="0" w:evenVBand="0" w:oddHBand="0" w:evenHBand="0" w:firstRowFirstColumn="0" w:firstRowLastColumn="0" w:lastRowFirstColumn="0" w:lastRowLastColumn="0"/>
+            <w:tcW w:w="0" w:type="auto"/>
+            <w:hideMark/>
+          </w:tcPr>
+          <w:p>
+            <w:pPr>
+              <w:spacing w:line="278" w:lineRule="auto"/>
+            </w:pPr>
+            <w:r>
+              <w:t>git status</w:t>
+            </w:r>
+          </w:p>
+        </w:tc>
+        <w:tc>
+          <w:tcPr>
+            <w:tcW w:w="0" w:type="auto"/>
+            <w:hideMark/>
+          </w:tcPr>
+          <w:p>
+            <w:pPr>
+              <w:spacing w:line="278" w:lineRule="auto"/>
+              <w:cnfStyle w:val="000000100000" w:firstRow="0" w:lastRow="0" w:firstColumn="0" w:lastColumn="0" w:oddVBand="0" w:evenVBand="0" w:oddHBand="1" w:evenHBand="0" w:firstRowFirstColumn="0" w:firstRowLastColumn="0" w:lastRowFirstColumn="0" w:lastRowLastColumn="0"/>
+            </w:pPr>
+            <w:r>
+              <w:t>Check file tracking</w:t>
+            </w:r>
+          </w:p>
+        </w:tc>
+      </w:tr>
+      <w:tr>
+        <w:trPr>
+          <w:jc w:val="center"/>
+        </w:trPr>
+        <w:tc>
+          <w:tcPr>
+            <w:cnfStyle w:val="001000000000" w:firstRow="0" w:lastRow="0" w:firstColumn="1" w:lastColumn="0" w:oddVBand="0" w:evenVBand="0" w:oddHBand="0" w:evenHBand="0" w:firstRowFirstColumn="0" w:firstRowLastColumn="0" w:lastRowFirstColumn="0" w:lastRowLastColumn="0"/>
+            <w:tcW w:w="0" w:type="auto"/>
+            <w:hideMark/>
+          </w:tcPr>
+          <w:p>
+            <w:pPr>
+              <w:spacing w:line="278" w:lineRule="auto"/>
+            </w:pPr>
+            <w:r>
+              <w:t>git rm --cached file</w:t>
+            </w:r>
+          </w:p>
+        </w:tc>
+        <w:tc>
+          <w:tcPr>
+            <w:tcW w:w="0" w:type="auto"/>
+            <w:hideMark/>
+          </w:tcPr>
+          <w:p>
+            <w:pPr>
+              <w:spacing w:line="278" w:lineRule="auto"/>
+              <w:cnfStyle w:val="000000000000" w:firstRow="0" w:lastRow="0" w:firstColumn="0" w:lastColumn="0" w:oddVBand="0" w:evenVBand="0" w:oddHBand="0" w:evenHBand="0" w:firstRowFirstColumn="0" w:firstRowLastColumn="0" w:lastRowFirstColumn="0" w:lastRowLastColumn="0"/>
+            </w:pPr>
+            <w:r>
+              <w:t>Stop tracking file</w:t>
+            </w:r>
+          </w:p>
+        </w:tc>
+      </w:tr>
+      <w:tr>
+        <w:trPr>
+          <w:cnfStyle w:val="000000100000" w:firstRow="0" w:lastRow="0" w:firstColumn="0" w:lastColumn="0" w:oddVBand="0" w:evenVBand="0" w:oddHBand="1" w:evenHBand="0" w:firstRowFirstColumn="0" w:firstRowLastColumn="0" w:lastRowFirstColumn="0" w:lastRowLastColumn="0"/>
+          <w:jc w:val="center"/>
+        </w:trPr>
+        <w:tc>
+          <w:tcPr>
+            <w:cnfStyle w:val="001000000000" w:firstRow="0" w:lastRow="0" w:firstColumn="1" w:lastColumn="0" w:oddVBand="0" w:evenVBand="0" w:oddHBand="0" w:evenHBand="0" w:firstRowFirstColumn="0" w:firstRowLastColumn="0" w:lastRowFirstColumn="0" w:lastRowLastColumn="0"/>
+            <w:tcW w:w="0" w:type="auto"/>
+            <w:hideMark/>
+          </w:tcPr>
+          <w:p>
+            <w:pPr>
+              <w:spacing w:line="278" w:lineRule="auto"/>
+            </w:pPr>
+            <w:r>
+              <w:t>git clean -n</w:t>
+            </w:r>
+          </w:p>
+        </w:tc>
+        <w:tc>
+          <w:tcPr>
+            <w:tcW w:w="0" w:type="auto"/>
+            <w:hideMark/>
+          </w:tcPr>
+          <w:p>
+            <w:pPr>
+              <w:spacing w:line="278" w:lineRule="auto"/>
+              <w:cnfStyle w:val="000000100000" w:firstRow="0" w:lastRow="0" w:firstColumn="0" w:lastColumn="0" w:oddVBand="0" w:evenVBand="0" w:oddHBand="1" w:evenHBand="0" w:firstRowFirstColumn="0" w:firstRowLastColumn="0" w:lastRowFirstColumn="0" w:lastRowLastColumn="0"/>
+            </w:pPr>
+            <w:r>
+              <w:t>Preview cleanup</w:t>
+            </w:r>
+          </w:p>
+        </w:tc>
+      </w:tr>
+      <w:tr>
+        <w:trPr>
+          <w:jc w:val="center"/>
+        </w:trPr>
+        <w:tc>
+          <w:tcPr>
+            <w:cnfStyle w:val="001000000000" w:firstRow="0" w:lastRow="0" w:firstColumn="1" w:lastColumn="0" w:oddVBand="0" w:evenVBand="0" w:oddHBand="0" w:evenHBand="0" w:firstRowFirstColumn="0" w:firstRowLastColumn="0" w:lastRowFirstColumn="0" w:lastRowLastColumn="0"/>
+            <w:tcW w:w="0" w:type="auto"/>
+            <w:hideMark/>
+          </w:tcPr>
+          <w:p>
+            <w:pPr>
+              <w:spacing w:line="278" w:lineRule="auto"/>
+            </w:pPr>
+            <w:r>
+              <w:t>git clean -f</w:t>
+            </w:r>
+          </w:p>
+        </w:tc>
+        <w:tc>
+          <w:tcPr>
+            <w:tcW w:w="0" w:type="auto"/>
+            <w:hideMark/>
+          </w:tcPr>
+          <w:p>
+            <w:pPr>
+              <w:spacing w:line="278" w:lineRule="auto"/>
+              <w:cnfStyle w:val="000000000000" w:firstRow="0" w:lastRow="0" w:firstColumn="0" w:lastColumn="0" w:oddVBand="0" w:evenVBand="0" w:oddHBand="0" w:evenHBand="0" w:firstRowFirstColumn="0" w:firstRowLastColumn="0" w:lastRowFirstColumn="0" w:lastRowLastColumn="0"/>
+            </w:pPr>
+            <w:r>
+              <w:t>Delete untracked files</w:t>
+            </w:r>
+          </w:p>
+        </w:tc>
+      </w:tr>
+      <w:tr>
+        <w:trPr>
+          <w:cnfStyle w:val="000000100000" w:firstRow="0" w:lastRow="0" w:firstColumn="0" w:lastColumn="0" w:oddVBand="0" w:evenVBand="0" w:oddHBand="1" w:evenHBand="0" w:firstRowFirstColumn="0" w:firstRowLastColumn="0" w:lastRowFirstColumn="0" w:lastRowLastColumn="0"/>
+          <w:jc w:val="center"/>
+        </w:trPr>
+        <w:tc>
+          <w:tcPr>
+            <w:cnfStyle w:val="001000000000" w:firstRow="0" w:lastRow="0" w:firstColumn="1" w:lastColumn="0" w:oddVBand="0" w:evenVBand="0" w:oddHBand="0" w:evenHBand="0" w:firstRowFirstColumn="0" w:firstRowLastColumn="0" w:lastRowFirstColumn="0" w:lastRowLastColumn="0"/>
+            <w:tcW w:w="0" w:type="auto"/>
+            <w:hideMark/>
+          </w:tcPr>
+          <w:p>
+            <w:pPr>
+              <w:spacing w:line="278" w:lineRule="auto"/>
+            </w:pPr>
+            <w:r>
+              <w:t>git status --ignored</w:t>
+            </w:r>
+          </w:p>
+        </w:tc>
+        <w:tc>
+          <w:tcPr>
+            <w:tcW w:w="0" w:type="auto"/>
+            <w:hideMark/>
+          </w:tcPr>
+          <w:p>
+            <w:pPr>
+              <w:spacing w:line="278" w:lineRule="auto"/>
+              <w:cnfStyle w:val="000000100000" w:firstRow="0" w:lastRow="0" w:firstColumn="0" w:lastColumn="0" w:oddVBand="0" w:evenVBand="0" w:oddHBand="1" w:evenHBand="0" w:firstRowFirstColumn="0" w:firstRowLastColumn="0" w:lastRowFirstColumn="0" w:lastRowLastColumn="0"/>
+            </w:pPr>
+            <w:r>
+              <w:t>Show ignored files</w:t>
+            </w:r>
+          </w:p>
+        </w:tc>
+      </w:tr>
+    </w:tbl>
+    <w:p>
+      <w:pPr>
+        <w:pBdr>
+          <w:bottom w:val="single" w:sz="6" w:space="1" w:color="auto"/>
+        </w:pBdr>
+        <w:spacing w:after="0"/>
+      </w:pPr>
+    </w:p>
+    <w:p>
+      <w:pPr>
+        <w:spacing w:after="0"/>
+        <w:rPr>
+          <w:b/>
+          <w:bCs/>
+          <w:sz w:val="36"/>
+          <w:szCs w:val="36"/>
+        </w:rPr>
+      </w:pPr>
+      <w:r>
+        <w:rPr>
+          <w:b/>
+          <w:bCs/>
+          <w:sz w:val="36"/>
+          <w:szCs w:val="36"/>
+        </w:rPr>
+        <w:t>Day: 27</w:t>
+      </w:r>
+    </w:p>
+    <w:p>
+      <w:pPr>
+        <w:spacing w:after="0"/>
+        <w:rPr>
+          <w:b/>
+          <w:bCs/>
+          <w:sz w:val="36"/>
+          <w:szCs w:val="36"/>
+        </w:rPr>
+      </w:pPr>
+      <w:r>
+        <w:rPr>
+          <w:b/>
+          <w:bCs/>
+          <w:sz w:val="36"/>
+          <w:szCs w:val="36"/>
+        </w:rPr>
+        <w:t xml:space="preserve">Rebase - </w:t>
+      </w:r>
+      <w:r>
+        <w:rPr>
+          <w:b/>
+          <w:bCs/>
+          <w:sz w:val="36"/>
+          <w:szCs w:val="36"/>
+        </w:rPr>
+        <w:t>A</w:t>
+      </w:r>
+      <w:r>
+        <w:rPr>
+          <w:b/>
+          <w:bCs/>
+          <w:sz w:val="36"/>
+          <w:szCs w:val="36"/>
+        </w:rPr>
+        <w:t>dvanced</w:t>
+      </w:r>
+      <w:r>
+        <w:rPr>
+          <w:b/>
+          <w:bCs/>
+          <w:sz w:val="36"/>
+          <w:szCs w:val="36"/>
+        </w:rPr>
+        <w:t xml:space="preserve"> GIT T</w:t>
+      </w:r>
+      <w:r>
+        <w:rPr>
+          <w:b/>
+          <w:bCs/>
+          <w:sz w:val="36"/>
+          <w:szCs w:val="36"/>
+        </w:rPr>
+        <w:t>rack</w:t>
+      </w:r>
+    </w:p>
+    <w:p>
+      <w:pPr>
+        <w:spacing w:after="0"/>
+      </w:pPr>
+    </w:p>
+    <w:p>
+      <w:pPr>
+        <w:spacing w:after="0"/>
+      </w:pPr>
+      <w:r>
+        <w:lastRenderedPageBreak/>
+        <w:t>Rebase = Move your commits on top of another branch</w:t>
+      </w:r>
+    </w:p>
+    <w:p>
+      <w:pPr>
+        <w:spacing w:after="0"/>
+        <w:rPr>
+          <w:b/>
+          <w:bCs/>
+        </w:rPr>
+      </w:pPr>
+    </w:p>
+    <w:p>
+      <w:pPr>
+        <w:spacing w:after="0"/>
+        <w:rPr>
+          <w:b/>
+          <w:bCs/>
+        </w:rPr>
+      </w:pPr>
+      <w:r>
+        <w:rPr>
+          <w:b/>
+          <w:bCs/>
+        </w:rPr>
+        <w:t>Merge vs Rebase</w:t>
+      </w:r>
+    </w:p>
+    <w:p>
+      <w:pPr>
+        <w:numPr>
+          <w:ilvl w:val="0"/>
+          <w:numId w:val="14"/>
+        </w:numPr>
+        <w:spacing w:after="0"/>
+      </w:pPr>
+      <w:r>
+        <w:t xml:space="preserve">Merge → keeps history (safe) </w:t>
+      </w:r>
+    </w:p>
+    <w:p>
+      <w:pPr>
+        <w:numPr>
+          <w:ilvl w:val="0"/>
+          <w:numId w:val="14"/>
+        </w:numPr>
+        <w:spacing w:after="0"/>
+      </w:pPr>
+      <w:r>
+        <w:t>Rebase → rewrites history (clean)</w:t>
+      </w:r>
+    </w:p>
+    <w:p>
+      <w:pPr>
+        <w:spacing w:after="0"/>
+      </w:pPr>
+    </w:p>
+    <w:tbl>
+      <w:tblPr>
+        <w:tblStyle w:val="PlainTable1"/>
+        <w:tblW w:w="0" w:type="auto"/>
+        <w:jc w:val="center"/>
+        <w:tblLook w:val="04A0" w:firstRow="1" w:lastRow="0" w:firstColumn="1" w:lastColumn="0" w:noHBand="0" w:noVBand="1"/>
+      </w:tblPr>
+      <w:tblGrid>
+        <w:gridCol w:w="2472"/>
+        <w:gridCol w:w="2543"/>
+      </w:tblGrid>
+      <w:tr>
+        <w:trPr>
+          <w:cnfStyle w:val="100000000000" w:firstRow="1" w:lastRow="0" w:firstColumn="0" w:lastColumn="0" w:oddVBand="0" w:evenVBand="0" w:oddHBand="0" w:evenHBand="0" w:firstRowFirstColumn="0" w:firstRowLastColumn="0" w:lastRowFirstColumn="0" w:lastRowLastColumn="0"/>
+          <w:jc w:val="center"/>
+        </w:trPr>
+        <w:tc>
+          <w:tcPr>
+            <w:cnfStyle w:val="001000000000" w:firstRow="0" w:lastRow="0" w:firstColumn="1" w:lastColumn="0" w:oddVBand="0" w:evenVBand="0" w:oddHBand="0" w:evenHBand="0" w:firstRowFirstColumn="0" w:firstRowLastColumn="0" w:lastRowFirstColumn="0" w:lastRowLastColumn="0"/>
+            <w:tcW w:w="0" w:type="auto"/>
+            <w:hideMark/>
+          </w:tcPr>
+          <w:p>
+            <w:pPr>
+              <w:spacing w:line="278" w:lineRule="auto"/>
+            </w:pPr>
+            <w:r>
+              <w:t>Command</w:t>
+            </w:r>
+          </w:p>
+        </w:tc>
+        <w:tc>
+          <w:tcPr>
+            <w:tcW w:w="0" w:type="auto"/>
+            <w:hideMark/>
+          </w:tcPr>
+          <w:p>
+            <w:pPr>
+              <w:spacing w:line="278" w:lineRule="auto"/>
+              <w:cnfStyle w:val="100000000000" w:firstRow="1" w:lastRow="0" w:firstColumn="0" w:lastColumn="0" w:oddVBand="0" w:evenVBand="0" w:oddHBand="0" w:evenHBand="0" w:firstRowFirstColumn="0" w:firstRowLastColumn="0" w:lastRowFirstColumn="0" w:lastRowLastColumn="0"/>
+            </w:pPr>
+            <w:r>
+              <w:t>Purpose</w:t>
+            </w:r>
+          </w:p>
+        </w:tc>
+      </w:tr>
+      <w:tr>
+        <w:trPr>
+          <w:cnfStyle w:val="000000100000" w:firstRow="0" w:lastRow="0" w:firstColumn="0" w:lastColumn="0" w:oddVBand="0" w:evenVBand="0" w:oddHBand="1" w:evenHBand="0" w:firstRowFirstColumn="0" w:firstRowLastColumn="0" w:lastRowFirstColumn="0" w:lastRowLastColumn="0"/>
+          <w:jc w:val="center"/>
+        </w:trPr>
+        <w:tc>
+          <w:tcPr>
+            <w:cnfStyle w:val="001000000000" w:firstRow="0" w:lastRow="0" w:firstColumn="1" w:lastColumn="0" w:oddVBand="0" w:evenVBand="0" w:oddHBand="0" w:evenHBand="0" w:firstRowFirstColumn="0" w:firstRowLastColumn="0" w:lastRowFirstColumn="0" w:lastRowLastColumn="0"/>
+            <w:tcW w:w="0" w:type="auto"/>
+            <w:hideMark/>
+          </w:tcPr>
+          <w:p>
+            <w:pPr>
+              <w:spacing w:line="278" w:lineRule="auto"/>
+            </w:pPr>
+            <w:r>
+              <w:t>git rebase main</w:t>
+            </w:r>
+          </w:p>
+        </w:tc>
+        <w:tc>
+          <w:tcPr>
+            <w:tcW w:w="0" w:type="auto"/>
+            <w:hideMark/>
+          </w:tcPr>
+          <w:p>
+            <w:pPr>
+              <w:spacing w:line="278" w:lineRule="auto"/>
+              <w:cnfStyle w:val="000000100000" w:firstRow="0" w:lastRow="0" w:firstColumn="0" w:lastColumn="0" w:oddVBand="0" w:evenVBand="0" w:oddHBand="1" w:evenHBand="0" w:firstRowFirstColumn="0" w:firstRowLastColumn="0" w:lastRowFirstColumn="0" w:lastRowLastColumn="0"/>
+            </w:pPr>
+            <w:r>
+              <w:t>Rebase branch</w:t>
+            </w:r>
+          </w:p>
+        </w:tc>
+      </w:tr>
+      <w:tr>
+        <w:trPr>
+          <w:jc w:val="center"/>
+        </w:trPr>
+        <w:tc>
+          <w:tcPr>
+            <w:cnfStyle w:val="001000000000" w:firstRow="0" w:lastRow="0" w:firstColumn="1" w:lastColumn="0" w:oddVBand="0" w:evenVBand="0" w:oddHBand="0" w:evenHBand="0" w:firstRowFirstColumn="0" w:firstRowLastColumn="0" w:lastRowFirstColumn="0" w:lastRowLastColumn="0"/>
+            <w:tcW w:w="0" w:type="auto"/>
+            <w:hideMark/>
+          </w:tcPr>
+          <w:p>
+            <w:pPr>
+              <w:spacing w:line="278" w:lineRule="auto"/>
+            </w:pPr>
+            <w:r>
+              <w:t>git rebase -i</w:t>
+            </w:r>
+          </w:p>
+        </w:tc>
+        <w:tc>
+          <w:tcPr>
+            <w:tcW w:w="0" w:type="auto"/>
+            <w:hideMark/>
+          </w:tcPr>
+          <w:p>
+            <w:pPr>
+              <w:spacing w:line="278" w:lineRule="auto"/>
+              <w:cnfStyle w:val="000000000000" w:firstRow="0" w:lastRow="0" w:firstColumn="0" w:lastColumn="0" w:oddVBand="0" w:evenVBand="0" w:oddHBand="0" w:evenHBand="0" w:firstRowFirstColumn="0" w:firstRowLastColumn="0" w:lastRowFirstColumn="0" w:lastRowLastColumn="0"/>
+            </w:pPr>
+            <w:r>
+              <w:t>Interactive rebase</w:t>
+            </w:r>
+          </w:p>
+        </w:tc>
+      </w:tr>
+      <w:tr>
+        <w:trPr>
+          <w:cnfStyle w:val="000000100000" w:firstRow="0" w:lastRow="0" w:firstColumn="0" w:lastColumn="0" w:oddVBand="0" w:evenVBand="0" w:oddHBand="1" w:evenHBand="0" w:firstRowFirstColumn="0" w:firstRowLastColumn="0" w:lastRowFirstColumn="0" w:lastRowLastColumn="0"/>
+          <w:jc w:val="center"/>
+        </w:trPr>
+        <w:tc>
+          <w:tcPr>
+            <w:cnfStyle w:val="001000000000" w:firstRow="0" w:lastRow="0" w:firstColumn="1" w:lastColumn="0" w:oddVBand="0" w:evenVBand="0" w:oddHBand="0" w:evenHBand="0" w:firstRowFirstColumn="0" w:firstRowLastColumn="0" w:lastRowFirstColumn="0" w:lastRowLastColumn="0"/>
+            <w:tcW w:w="0" w:type="auto"/>
+            <w:hideMark/>
+          </w:tcPr>
+          <w:p>
+            <w:pPr>
+              <w:spacing w:line="278" w:lineRule="auto"/>
+            </w:pPr>
+            <w:r>
+              <w:t>git rebase --continue</w:t>
+            </w:r>
+          </w:p>
+        </w:tc>
+        <w:tc>
+          <w:tcPr>
+            <w:tcW w:w="0" w:type="auto"/>
+            <w:hideMark/>
+          </w:tcPr>
+          <w:p>
+            <w:pPr>
+              <w:spacing w:line="278" w:lineRule="auto"/>
+              <w:cnfStyle w:val="000000100000" w:firstRow="0" w:lastRow="0" w:firstColumn="0" w:lastColumn="0" w:oddVBand="0" w:evenVBand="0" w:oddHBand="1" w:evenHBand="0" w:firstRowFirstColumn="0" w:firstRowLastColumn="0" w:lastRowFirstColumn="0" w:lastRowLastColumn="0"/>
+            </w:pPr>
+            <w:r>
+              <w:t>Continue after conflict</w:t>
+            </w:r>
+          </w:p>
+        </w:tc>
+      </w:tr>
+      <w:tr>
+        <w:trPr>
+          <w:jc w:val="center"/>
+        </w:trPr>
+        <w:tc>
+          <w:tcPr>
+            <w:cnfStyle w:val="001000000000" w:firstRow="0" w:lastRow="0" w:firstColumn="1" w:lastColumn="0" w:oddVBand="0" w:evenVBand="0" w:oddHBand="0" w:evenHBand="0" w:firstRowFirstColumn="0" w:firstRowLastColumn="0" w:lastRowFirstColumn="0" w:lastRowLastColumn="0"/>
+            <w:tcW w:w="0" w:type="auto"/>
+            <w:hideMark/>
+          </w:tcPr>
+          <w:p>
+            <w:pPr>
+              <w:spacing w:line="278" w:lineRule="auto"/>
+            </w:pPr>
+            <w:r>
+              <w:t>git rebase --abort</w:t>
+            </w:r>
+          </w:p>
+        </w:tc>
+        <w:tc>
+          <w:tcPr>
+            <w:tcW w:w="0" w:type="auto"/>
+            <w:hideMark/>
+          </w:tcPr>
+          <w:p>
+            <w:pPr>
+              <w:spacing w:line="278" w:lineRule="auto"/>
+              <w:cnfStyle w:val="000000000000" w:firstRow="0" w:lastRow="0" w:firstColumn="0" w:lastColumn="0" w:oddVBand="0" w:evenVBand="0" w:oddHBand="0" w:evenHBand="0" w:firstRowFirstColumn="0" w:firstRowLastColumn="0" w:lastRowFirstColumn="0" w:lastRowLastColumn="0"/>
+            </w:pPr>
+            <w:r>
+              <w:t>Cancel rebase</w:t>
+            </w:r>
+          </w:p>
+        </w:tc>
+      </w:tr>
+    </w:tbl>
+    <w:p>
+      <w:pPr>
+        <w:pBdr>
+          <w:bottom w:val="single" w:sz="6" w:space="1" w:color="auto"/>
+        </w:pBdr>
+        <w:spacing w:after="0"/>
+      </w:pPr>
+    </w:p>
+    <w:p>
+      <w:pPr>
+        <w:spacing w:after="0"/>
+        <w:rPr>
+          <w:b/>
+          <w:bCs/>
+          <w:sz w:val="36"/>
+          <w:szCs w:val="36"/>
+        </w:rPr>
+      </w:pPr>
+      <w:r>
+        <w:rPr>
+          <w:b/>
+          <w:bCs/>
+          <w:sz w:val="36"/>
+          <w:szCs w:val="36"/>
+        </w:rPr>
+        <w:t>Day: 2</w:t>
+      </w:r>
+      <w:r>
+        <w:rPr>
+          <w:b/>
+          <w:bCs/>
+          <w:sz w:val="36"/>
+          <w:szCs w:val="36"/>
+        </w:rPr>
+        <w:t>8</w:t>
+      </w:r>
     </w:p>
     <w:p>
       <w:pPr>
@@ -11083,6 +11918,155 @@
     </w:lvl>
   </w:abstractNum>
   <w:abstractNum w:abstractNumId="11" w15:restartNumberingAfterBreak="0">
+    <w:nsid w:val="5F6613B1"/>
+    <w:multiLevelType w:val="multilevel"/>
+    <w:tmpl w:val="336C2B56"/>
+    <w:lvl w:ilvl="0">
+      <w:start w:val="1"/>
+      <w:numFmt w:val="bullet"/>
+      <w:lvlText w:val=""/>
+      <w:lvlJc w:val="left"/>
+      <w:pPr>
+        <w:tabs>
+          <w:tab w:val="num" w:pos="720"/>
+        </w:tabs>
+        <w:ind w:left="720" w:hanging="360"/>
+      </w:pPr>
+      <w:rPr>
+        <w:rFonts w:ascii="Symbol" w:hAnsi="Symbol" w:hint="default"/>
+        <w:sz w:val="20"/>
+      </w:rPr>
+    </w:lvl>
+    <w:lvl w:ilvl="1" w:tentative="1">
+      <w:start w:val="1"/>
+      <w:numFmt w:val="bullet"/>
+      <w:lvlText w:val="o"/>
+      <w:lvlJc w:val="left"/>
+      <w:pPr>
+        <w:tabs>
+          <w:tab w:val="num" w:pos="1440"/>
+        </w:tabs>
+        <w:ind w:left="1440" w:hanging="360"/>
+      </w:pPr>
+      <w:rPr>
+        <w:rFonts w:ascii="Courier New" w:hAnsi="Courier New" w:hint="default"/>
+        <w:sz w:val="20"/>
+      </w:rPr>
+    </w:lvl>
+    <w:lvl w:ilvl="2" w:tentative="1">
+      <w:start w:val="1"/>
+      <w:numFmt w:val="bullet"/>
+      <w:lvlText w:val=""/>
+      <w:lvlJc w:val="left"/>
+      <w:pPr>
+        <w:tabs>
+          <w:tab w:val="num" w:pos="2160"/>
+        </w:tabs>
+        <w:ind w:left="2160" w:hanging="360"/>
+      </w:pPr>
+      <w:rPr>
+        <w:rFonts w:ascii="Wingdings" w:hAnsi="Wingdings" w:hint="default"/>
+        <w:sz w:val="20"/>
+      </w:rPr>
+    </w:lvl>
+    <w:lvl w:ilvl="3" w:tentative="1">
+      <w:start w:val="1"/>
+      <w:numFmt w:val="bullet"/>
+      <w:lvlText w:val=""/>
+      <w:lvlJc w:val="left"/>
+      <w:pPr>
+        <w:tabs>
+          <w:tab w:val="num" w:pos="2880"/>
+        </w:tabs>
+        <w:ind w:left="2880" w:hanging="360"/>
+      </w:pPr>
+      <w:rPr>
+        <w:rFonts w:ascii="Wingdings" w:hAnsi="Wingdings" w:hint="default"/>
+        <w:sz w:val="20"/>
+      </w:rPr>
+    </w:lvl>
+    <w:lvl w:ilvl="4" w:tentative="1">
+      <w:start w:val="1"/>
+      <w:numFmt w:val="bullet"/>
+      <w:lvlText w:val=""/>
+      <w:lvlJc w:val="left"/>
+      <w:pPr>
+        <w:tabs>
+          <w:tab w:val="num" w:pos="3600"/>
+        </w:tabs>
+        <w:ind w:left="3600" w:hanging="360"/>
+      </w:pPr>
+      <w:rPr>
+        <w:rFonts w:ascii="Wingdings" w:hAnsi="Wingdings" w:hint="default"/>
+        <w:sz w:val="20"/>
+      </w:rPr>
+    </w:lvl>
+    <w:lvl w:ilvl="5" w:tentative="1">
+      <w:start w:val="1"/>
+      <w:numFmt w:val="bullet"/>
+      <w:lvlText w:val=""/>
+      <w:lvlJc w:val="left"/>
+      <w:pPr>
+        <w:tabs>
+          <w:tab w:val="num" w:pos="4320"/>
+        </w:tabs>
+        <w:ind w:left="4320" w:hanging="360"/>
+      </w:pPr>
+      <w:rPr>
+        <w:rFonts w:ascii="Wingdings" w:hAnsi="Wingdings" w:hint="default"/>
+        <w:sz w:val="20"/>
+      </w:rPr>
+    </w:lvl>
+    <w:lvl w:ilvl="6" w:tentative="1">
+      <w:start w:val="1"/>
+      <w:numFmt w:val="bullet"/>
+      <w:lvlText w:val=""/>
+      <w:lvlJc w:val="left"/>
+      <w:pPr>
+        <w:tabs>
+          <w:tab w:val="num" w:pos="5040"/>
+        </w:tabs>
+        <w:ind w:left="5040" w:hanging="360"/>
+      </w:pPr>
+      <w:rPr>
+        <w:rFonts w:ascii="Wingdings" w:hAnsi="Wingdings" w:hint="default"/>
+        <w:sz w:val="20"/>
+      </w:rPr>
+    </w:lvl>
+    <w:lvl w:ilvl="7" w:tentative="1">
+      <w:start w:val="1"/>
+      <w:numFmt w:val="bullet"/>
+      <w:lvlText w:val=""/>
+      <w:lvlJc w:val="left"/>
+      <w:pPr>
+        <w:tabs>
+          <w:tab w:val="num" w:pos="5760"/>
+        </w:tabs>
+        <w:ind w:left="5760" w:hanging="360"/>
+      </w:pPr>
+      <w:rPr>
+        <w:rFonts w:ascii="Wingdings" w:hAnsi="Wingdings" w:hint="default"/>
+        <w:sz w:val="20"/>
+      </w:rPr>
+    </w:lvl>
+    <w:lvl w:ilvl="8" w:tentative="1">
+      <w:start w:val="1"/>
+      <w:numFmt w:val="bullet"/>
+      <w:lvlText w:val=""/>
+      <w:lvlJc w:val="left"/>
+      <w:pPr>
+        <w:tabs>
+          <w:tab w:val="num" w:pos="6480"/>
+        </w:tabs>
+        <w:ind w:left="6480" w:hanging="360"/>
+      </w:pPr>
+      <w:rPr>
+        <w:rFonts w:ascii="Wingdings" w:hAnsi="Wingdings" w:hint="default"/>
+        <w:sz w:val="20"/>
+      </w:rPr>
+    </w:lvl>
+  </w:abstractNum>
+  <w:abstractNum w:abstractNumId="12" w15:restartNumberingAfterBreak="0">
     <w:nsid w:val="78BE58F9"/>
     <w:multiLevelType w:val="hybridMultilevel"/>
     <w:tmpl w:val="1302BB68"/>
@@ -11192,6 +12176,155 @@
       </w:pPr>
       <w:rPr>
         <w:rFonts w:ascii="Wingdings" w:hAnsi="Wingdings" w:hint="default"/>
+      </w:rPr>
+    </w:lvl>
+  </w:abstractNum>
+  <w:abstractNum w:abstractNumId="13" w15:restartNumberingAfterBreak="0">
+    <w:nsid w:val="7B402230"/>
+    <w:multiLevelType w:val="multilevel"/>
+    <w:tmpl w:val="86EA45C8"/>
+    <w:lvl w:ilvl="0">
+      <w:start w:val="1"/>
+      <w:numFmt w:val="bullet"/>
+      <w:lvlText w:val=""/>
+      <w:lvlJc w:val="left"/>
+      <w:pPr>
+        <w:tabs>
+          <w:tab w:val="num" w:pos="720"/>
+        </w:tabs>
+        <w:ind w:left="720" w:hanging="360"/>
+      </w:pPr>
+      <w:rPr>
+        <w:rFonts w:ascii="Symbol" w:hAnsi="Symbol" w:hint="default"/>
+        <w:sz w:val="20"/>
+      </w:rPr>
+    </w:lvl>
+    <w:lvl w:ilvl="1" w:tentative="1">
+      <w:start w:val="1"/>
+      <w:numFmt w:val="bullet"/>
+      <w:lvlText w:val="o"/>
+      <w:lvlJc w:val="left"/>
+      <w:pPr>
+        <w:tabs>
+          <w:tab w:val="num" w:pos="1440"/>
+        </w:tabs>
+        <w:ind w:left="1440" w:hanging="360"/>
+      </w:pPr>
+      <w:rPr>
+        <w:rFonts w:ascii="Courier New" w:hAnsi="Courier New" w:hint="default"/>
+        <w:sz w:val="20"/>
+      </w:rPr>
+    </w:lvl>
+    <w:lvl w:ilvl="2" w:tentative="1">
+      <w:start w:val="1"/>
+      <w:numFmt w:val="bullet"/>
+      <w:lvlText w:val=""/>
+      <w:lvlJc w:val="left"/>
+      <w:pPr>
+        <w:tabs>
+          <w:tab w:val="num" w:pos="2160"/>
+        </w:tabs>
+        <w:ind w:left="2160" w:hanging="360"/>
+      </w:pPr>
+      <w:rPr>
+        <w:rFonts w:ascii="Wingdings" w:hAnsi="Wingdings" w:hint="default"/>
+        <w:sz w:val="20"/>
+      </w:rPr>
+    </w:lvl>
+    <w:lvl w:ilvl="3" w:tentative="1">
+      <w:start w:val="1"/>
+      <w:numFmt w:val="bullet"/>
+      <w:lvlText w:val=""/>
+      <w:lvlJc w:val="left"/>
+      <w:pPr>
+        <w:tabs>
+          <w:tab w:val="num" w:pos="2880"/>
+        </w:tabs>
+        <w:ind w:left="2880" w:hanging="360"/>
+      </w:pPr>
+      <w:rPr>
+        <w:rFonts w:ascii="Wingdings" w:hAnsi="Wingdings" w:hint="default"/>
+        <w:sz w:val="20"/>
+      </w:rPr>
+    </w:lvl>
+    <w:lvl w:ilvl="4" w:tentative="1">
+      <w:start w:val="1"/>
+      <w:numFmt w:val="bullet"/>
+      <w:lvlText w:val=""/>
+      <w:lvlJc w:val="left"/>
+      <w:pPr>
+        <w:tabs>
+          <w:tab w:val="num" w:pos="3600"/>
+        </w:tabs>
+        <w:ind w:left="3600" w:hanging="360"/>
+      </w:pPr>
+      <w:rPr>
+        <w:rFonts w:ascii="Wingdings" w:hAnsi="Wingdings" w:hint="default"/>
+        <w:sz w:val="20"/>
+      </w:rPr>
+    </w:lvl>
+    <w:lvl w:ilvl="5" w:tentative="1">
+      <w:start w:val="1"/>
+      <w:numFmt w:val="bullet"/>
+      <w:lvlText w:val=""/>
+      <w:lvlJc w:val="left"/>
+      <w:pPr>
+        <w:tabs>
+          <w:tab w:val="num" w:pos="4320"/>
+        </w:tabs>
+        <w:ind w:left="4320" w:hanging="360"/>
+      </w:pPr>
+      <w:rPr>
+        <w:rFonts w:ascii="Wingdings" w:hAnsi="Wingdings" w:hint="default"/>
+        <w:sz w:val="20"/>
+      </w:rPr>
+    </w:lvl>
+    <w:lvl w:ilvl="6" w:tentative="1">
+      <w:start w:val="1"/>
+      <w:numFmt w:val="bullet"/>
+      <w:lvlText w:val=""/>
+      <w:lvlJc w:val="left"/>
+      <w:pPr>
+        <w:tabs>
+          <w:tab w:val="num" w:pos="5040"/>
+        </w:tabs>
+        <w:ind w:left="5040" w:hanging="360"/>
+      </w:pPr>
+      <w:rPr>
+        <w:rFonts w:ascii="Wingdings" w:hAnsi="Wingdings" w:hint="default"/>
+        <w:sz w:val="20"/>
+      </w:rPr>
+    </w:lvl>
+    <w:lvl w:ilvl="7" w:tentative="1">
+      <w:start w:val="1"/>
+      <w:numFmt w:val="bullet"/>
+      <w:lvlText w:val=""/>
+      <w:lvlJc w:val="left"/>
+      <w:pPr>
+        <w:tabs>
+          <w:tab w:val="num" w:pos="5760"/>
+        </w:tabs>
+        <w:ind w:left="5760" w:hanging="360"/>
+      </w:pPr>
+      <w:rPr>
+        <w:rFonts w:ascii="Wingdings" w:hAnsi="Wingdings" w:hint="default"/>
+        <w:sz w:val="20"/>
+      </w:rPr>
+    </w:lvl>
+    <w:lvl w:ilvl="8" w:tentative="1">
+      <w:start w:val="1"/>
+      <w:numFmt w:val="bullet"/>
+      <w:lvlText w:val=""/>
+      <w:lvlJc w:val="left"/>
+      <w:pPr>
+        <w:tabs>
+          <w:tab w:val="num" w:pos="6480"/>
+        </w:tabs>
+        <w:ind w:left="6480" w:hanging="360"/>
+      </w:pPr>
+      <w:rPr>
+        <w:rFonts w:ascii="Wingdings" w:hAnsi="Wingdings" w:hint="default"/>
+        <w:sz w:val="20"/>
       </w:rPr>
     </w:lvl>
   </w:abstractNum>
@@ -11208,7 +12341,7 @@
     <w:abstractNumId w:val="7"/>
   </w:num>
   <w:num w:numId="5" w16cid:durableId="779108062">
-    <w:abstractNumId w:val="11"/>
+    <w:abstractNumId w:val="12"/>
   </w:num>
   <w:num w:numId="6" w16cid:durableId="73673942">
     <w:abstractNumId w:val="8"/>
@@ -11230,6 +12363,12 @@
   </w:num>
   <w:num w:numId="12" w16cid:durableId="910113819">
     <w:abstractNumId w:val="3"/>
+  </w:num>
+  <w:num w:numId="13" w16cid:durableId="40791155">
+    <w:abstractNumId w:val="11"/>
+  </w:num>
+  <w:num w:numId="14" w16cid:durableId="899563127">
+    <w:abstractNumId w:val="13"/>
   </w:num>
 </w:numbering>
 </file>

--- a/Git commands.docx
+++ b/Git commands.docx
@@ -373,7 +373,15 @@
         <w:spacing w:after="0"/>
       </w:pPr>
       <w:r>
-        <w:t xml:space="preserve">git config --global user.email </w:t>
+        <w:t xml:space="preserve">git config --global </w:t>
+      </w:r>
+      <w:proofErr w:type="spellStart"/>
+      <w:r>
+        <w:t>user.email</w:t>
+      </w:r>
+      <w:proofErr w:type="spellEnd"/>
+      <w:r>
+        <w:t xml:space="preserve"> </w:t>
       </w:r>
       <w:r>
         <w:t>“</w:t>
@@ -859,8 +867,13 @@
               <w:spacing w:line="278" w:lineRule="auto"/>
             </w:pPr>
             <w:r>
-              <w:t>git log --oneline</w:t>
-            </w:r>
+              <w:t>git log --</w:t>
+            </w:r>
+            <w:proofErr w:type="spellStart"/>
+            <w:r>
+              <w:t>oneline</w:t>
+            </w:r>
+            <w:proofErr w:type="spellEnd"/>
           </w:p>
         </w:tc>
         <w:tc>
@@ -2348,8 +2361,13 @@
               <w:cnfStyle w:val="000000000000" w:firstRow="0" w:lastRow="0" w:firstColumn="0" w:lastColumn="0" w:oddVBand="0" w:evenVBand="0" w:oddHBand="0" w:evenHBand="0" w:firstRowFirstColumn="0" w:firstRowLastColumn="0" w:lastRowFirstColumn="0" w:lastRowLastColumn="0"/>
             </w:pPr>
             <w:r>
-              <w:t>Undo last commit, keep changes but unstaged</w:t>
-            </w:r>
+              <w:t xml:space="preserve">Undo last commit, keep changes but </w:t>
+            </w:r>
+            <w:proofErr w:type="spellStart"/>
+            <w:r>
+              <w:t>unstaged</w:t>
+            </w:r>
+            <w:proofErr w:type="spellEnd"/>
           </w:p>
         </w:tc>
       </w:tr>
@@ -2445,8 +2463,13 @@
               <w:jc w:val="center"/>
             </w:pPr>
             <w:r>
-              <w:t>git log --oneline</w:t>
-            </w:r>
+              <w:t>git log --</w:t>
+            </w:r>
+            <w:proofErr w:type="spellStart"/>
+            <w:r>
+              <w:t>oneline</w:t>
+            </w:r>
+            <w:proofErr w:type="spellEnd"/>
           </w:p>
         </w:tc>
         <w:tc>
@@ -2962,8 +2985,21 @@
               <w:jc w:val="center"/>
             </w:pPr>
             <w:r>
-              <w:t>git rebase -i HEAD~n</w:t>
-            </w:r>
+              <w:t>git rebase -</w:t>
+            </w:r>
+            <w:proofErr w:type="spellStart"/>
+            <w:r>
+              <w:t>i</w:t>
+            </w:r>
+            <w:proofErr w:type="spellEnd"/>
+            <w:r>
+              <w:t xml:space="preserve"> </w:t>
+            </w:r>
+            <w:proofErr w:type="spellStart"/>
+            <w:r>
+              <w:t>HEAD~n</w:t>
+            </w:r>
+            <w:proofErr w:type="spellEnd"/>
           </w:p>
         </w:tc>
         <w:tc>
@@ -3074,8 +3110,13 @@
               <w:jc w:val="center"/>
             </w:pPr>
             <w:r>
-              <w:t>git log --oneline</w:t>
-            </w:r>
+              <w:t>git log --</w:t>
+            </w:r>
+            <w:proofErr w:type="spellStart"/>
+            <w:r>
+              <w:t>oneline</w:t>
+            </w:r>
+            <w:proofErr w:type="spellEnd"/>
           </w:p>
         </w:tc>
         <w:tc>
@@ -3477,8 +3518,13 @@
               <w:jc w:val="center"/>
             </w:pPr>
             <w:r>
-              <w:t>git log --oneline</w:t>
-            </w:r>
+              <w:t>git log --</w:t>
+            </w:r>
+            <w:proofErr w:type="spellStart"/>
+            <w:r>
+              <w:t>oneline</w:t>
+            </w:r>
+            <w:proofErr w:type="spellEnd"/>
           </w:p>
         </w:tc>
         <w:tc>
@@ -3730,8 +3776,13 @@
               <w:jc w:val="center"/>
             </w:pPr>
             <w:r>
-              <w:t>git show tagname</w:t>
-            </w:r>
+              <w:t xml:space="preserve">git show </w:t>
+            </w:r>
+            <w:proofErr w:type="spellStart"/>
+            <w:r>
+              <w:t>tagname</w:t>
+            </w:r>
+            <w:proofErr w:type="spellEnd"/>
           </w:p>
         </w:tc>
         <w:tc>
@@ -3768,8 +3819,13 @@
               <w:jc w:val="center"/>
             </w:pPr>
             <w:r>
-              <w:t>git push origin tagname</w:t>
-            </w:r>
+              <w:t xml:space="preserve">git push origin </w:t>
+            </w:r>
+            <w:proofErr w:type="spellStart"/>
+            <w:r>
+              <w:t>tagname</w:t>
+            </w:r>
+            <w:proofErr w:type="spellEnd"/>
           </w:p>
         </w:tc>
         <w:tc>
@@ -3843,8 +3899,13 @@
               <w:jc w:val="center"/>
             </w:pPr>
             <w:r>
-              <w:t>git tag -d tagname</w:t>
-            </w:r>
+              <w:t xml:space="preserve">git tag -d </w:t>
+            </w:r>
+            <w:proofErr w:type="spellStart"/>
+            <w:r>
+              <w:t>tagname</w:t>
+            </w:r>
+            <w:proofErr w:type="spellEnd"/>
           </w:p>
         </w:tc>
         <w:tc>
@@ -3915,7 +3976,27 @@
           <w:sz w:val="36"/>
           <w:szCs w:val="36"/>
         </w:rPr>
-        <w:t>git reflog (Recover Lost Commits)</w:t>
+        <w:t xml:space="preserve">git </w:t>
+      </w:r>
+      <w:proofErr w:type="spellStart"/>
+      <w:r>
+        <w:rPr>
+          <w:b/>
+          <w:bCs/>
+          <w:sz w:val="36"/>
+          <w:szCs w:val="36"/>
+        </w:rPr>
+        <w:t>reflog</w:t>
+      </w:r>
+      <w:proofErr w:type="spellEnd"/>
+      <w:r>
+        <w:rPr>
+          <w:b/>
+          <w:bCs/>
+          <w:sz w:val="36"/>
+          <w:szCs w:val="36"/>
+        </w:rPr>
+        <w:t xml:space="preserve"> (Recover Lost Commits)</w:t>
       </w:r>
     </w:p>
     <w:tbl>
@@ -3984,8 +4065,13 @@
               <w:jc w:val="center"/>
             </w:pPr>
             <w:r>
-              <w:t>git reflog</w:t>
-            </w:r>
+              <w:t xml:space="preserve">git </w:t>
+            </w:r>
+            <w:proofErr w:type="spellStart"/>
+            <w:r>
+              <w:t>reflog</w:t>
+            </w:r>
+            <w:proofErr w:type="spellEnd"/>
           </w:p>
         </w:tc>
         <w:tc>
@@ -4276,7 +4362,39 @@
                 <w:b/>
                 <w:bCs/>
               </w:rPr>
-              <w:t>git config --global alias.lg "log --oneline"</w:t>
+              <w:t xml:space="preserve">git config --global </w:t>
+            </w:r>
+            <w:proofErr w:type="spellStart"/>
+            <w:r>
+              <w:rPr>
+                <w:b/>
+                <w:bCs/>
+              </w:rPr>
+              <w:t>alias.lg</w:t>
+            </w:r>
+            <w:proofErr w:type="spellEnd"/>
+            <w:r>
+              <w:rPr>
+                <w:b/>
+                <w:bCs/>
+              </w:rPr>
+              <w:t xml:space="preserve"> "log --</w:t>
+            </w:r>
+            <w:proofErr w:type="spellStart"/>
+            <w:r>
+              <w:rPr>
+                <w:b/>
+                <w:bCs/>
+              </w:rPr>
+              <w:t>oneline</w:t>
+            </w:r>
+            <w:proofErr w:type="spellEnd"/>
+            <w:r>
+              <w:rPr>
+                <w:b/>
+                <w:bCs/>
+              </w:rPr>
+              <w:t>"</w:t>
             </w:r>
           </w:p>
         </w:tc>
@@ -4427,7 +4545,27 @@
           <w:sz w:val="36"/>
           <w:szCs w:val="36"/>
         </w:rPr>
-        <w:t>.gitignore (Control What Git Should NOT Track)</w:t>
+        <w:t>.</w:t>
+      </w:r>
+      <w:proofErr w:type="spellStart"/>
+      <w:r>
+        <w:rPr>
+          <w:b/>
+          <w:bCs/>
+          <w:sz w:val="36"/>
+          <w:szCs w:val="36"/>
+        </w:rPr>
+        <w:t>gitignore</w:t>
+      </w:r>
+      <w:proofErr w:type="spellEnd"/>
+      <w:r>
+        <w:rPr>
+          <w:b/>
+          <w:bCs/>
+          <w:sz w:val="36"/>
+          <w:szCs w:val="36"/>
+        </w:rPr>
+        <w:t xml:space="preserve"> (Control What Git Should NOT Track)</w:t>
       </w:r>
     </w:p>
     <w:tbl>
@@ -4512,8 +4650,17 @@
                 <w:b/>
                 <w:bCs/>
               </w:rPr>
-              <w:t>.gitignore</w:t>
-            </w:r>
+              <w:t>.</w:t>
+            </w:r>
+            <w:proofErr w:type="spellStart"/>
+            <w:r>
+              <w:rPr>
+                <w:b/>
+                <w:bCs/>
+              </w:rPr>
+              <w:t>gitignore</w:t>
+            </w:r>
+            <w:proofErr w:type="spellEnd"/>
           </w:p>
         </w:tc>
         <w:tc>
@@ -4746,12 +4893,21 @@
                 <w:bCs/>
               </w:rPr>
             </w:pPr>
+            <w:proofErr w:type="spellStart"/>
             <w:r>
               <w:rPr>
                 <w:b/>
                 <w:bCs/>
               </w:rPr>
-              <w:t>node_modules/</w:t>
+              <w:t>node_modules</w:t>
+            </w:r>
+            <w:proofErr w:type="spellEnd"/>
+            <w:r>
+              <w:rPr>
+                <w:b/>
+                <w:bCs/>
+              </w:rPr>
+              <w:t>/</w:t>
             </w:r>
           </w:p>
         </w:tc>
@@ -4837,8 +4993,17 @@
                 <w:b/>
                 <w:bCs/>
               </w:rPr>
-              <w:t>*.tmp</w:t>
-            </w:r>
+              <w:t>*.</w:t>
+            </w:r>
+            <w:proofErr w:type="spellStart"/>
+            <w:r>
+              <w:rPr>
+                <w:b/>
+                <w:bCs/>
+              </w:rPr>
+              <w:t>tmp</w:t>
+            </w:r>
+            <w:proofErr w:type="spellEnd"/>
           </w:p>
         </w:tc>
         <w:tc>
@@ -6173,7 +6338,15 @@
               <w:spacing w:line="278" w:lineRule="auto"/>
             </w:pPr>
             <w:r>
-              <w:t>git tag -a vX.X -m "msg"</w:t>
+              <w:t xml:space="preserve">git tag -a </w:t>
+            </w:r>
+            <w:proofErr w:type="spellStart"/>
+            <w:r>
+              <w:t>vX.X</w:t>
+            </w:r>
+            <w:proofErr w:type="spellEnd"/>
+            <w:r>
+              <w:t xml:space="preserve"> -m "msg"</w:t>
             </w:r>
           </w:p>
         </w:tc>
@@ -7065,7 +7238,15 @@
               <w:spacing w:line="278" w:lineRule="auto"/>
             </w:pPr>
             <w:r>
-              <w:t>.yml file</w:t>
+              <w:t>.</w:t>
+            </w:r>
+            <w:proofErr w:type="spellStart"/>
+            <w:r>
+              <w:t>yml</w:t>
+            </w:r>
+            <w:proofErr w:type="spellEnd"/>
+            <w:r>
+              <w:t xml:space="preserve"> file</w:t>
             </w:r>
           </w:p>
         </w:tc>
@@ -7377,8 +7558,13 @@
               <w:spacing w:line="278" w:lineRule="auto"/>
             </w:pPr>
             <w:r>
-              <w:t>git add data.json</w:t>
-            </w:r>
+              <w:t xml:space="preserve">git add </w:t>
+            </w:r>
+            <w:proofErr w:type="spellStart"/>
+            <w:r>
+              <w:t>data.json</w:t>
+            </w:r>
+            <w:proofErr w:type="spellEnd"/>
           </w:p>
         </w:tc>
         <w:tc>
@@ -7570,8 +7756,13 @@
               <w:spacing w:line="278" w:lineRule="auto"/>
               <w:cnfStyle w:val="000000100000" w:firstRow="0" w:lastRow="0" w:firstColumn="0" w:lastColumn="0" w:oddVBand="0" w:evenVBand="0" w:oddHBand="1" w:evenHBand="0" w:firstRowFirstColumn="0" w:firstRowLastColumn="0" w:lastRowFirstColumn="0" w:lastRowLastColumn="0"/>
             </w:pPr>
-            <w:r>
-              <w:t>Unstage file (remove from staging)</w:t>
+            <w:proofErr w:type="spellStart"/>
+            <w:r>
+              <w:t>Unstage</w:t>
+            </w:r>
+            <w:proofErr w:type="spellEnd"/>
+            <w:r>
+              <w:t xml:space="preserve"> file (remove from staging)</w:t>
             </w:r>
           </w:p>
         </w:tc>
@@ -7715,7 +7906,23 @@
                 <w:i/>
                 <w:iCs/>
               </w:rPr>
-              <w:t>(or dir .git on Windows)</w:t>
+              <w:t xml:space="preserve">(or </w:t>
+            </w:r>
+            <w:proofErr w:type="spellStart"/>
+            <w:r>
+              <w:rPr>
+                <w:i/>
+                <w:iCs/>
+              </w:rPr>
+              <w:t>dir</w:t>
+            </w:r>
+            <w:proofErr w:type="spellEnd"/>
+            <w:r>
+              <w:rPr>
+                <w:i/>
+                <w:iCs/>
+              </w:rPr>
+              <w:t xml:space="preserve"> .git on Windows)</w:t>
             </w:r>
           </w:p>
         </w:tc>
@@ -8293,8 +8500,13 @@
             <w:pPr>
               <w:spacing w:line="278" w:lineRule="auto"/>
             </w:pPr>
-            <w:r>
-              <w:t>chmod +x pre-commit</w:t>
+            <w:proofErr w:type="spellStart"/>
+            <w:r>
+              <w:t>chmod</w:t>
+            </w:r>
+            <w:proofErr w:type="spellEnd"/>
+            <w:r>
+              <w:t xml:space="preserve"> +x pre-commit</w:t>
             </w:r>
           </w:p>
         </w:tc>
@@ -8331,7 +8543,15 @@
             </w:pPr>
             <w:r>
               <w:lastRenderedPageBreak/>
-              <w:t>mv pre-commit.sample pre-commit</w:t>
+              <w:t>mv pre-</w:t>
+            </w:r>
+            <w:proofErr w:type="spellStart"/>
+            <w:r>
+              <w:t>commit.sample</w:t>
+            </w:r>
+            <w:proofErr w:type="spellEnd"/>
+            <w:r>
+              <w:t xml:space="preserve"> pre-commit</w:t>
             </w:r>
           </w:p>
         </w:tc>
@@ -8802,7 +9022,15 @@
               <w:spacing w:line="278" w:lineRule="auto"/>
             </w:pPr>
             <w:r>
-              <w:t>Add chmod +x</w:t>
+              <w:t xml:space="preserve">Add </w:t>
+            </w:r>
+            <w:proofErr w:type="spellStart"/>
+            <w:r>
+              <w:t>chmod</w:t>
+            </w:r>
+            <w:proofErr w:type="spellEnd"/>
+            <w:r>
+              <w:t xml:space="preserve"> +x</w:t>
             </w:r>
           </w:p>
         </w:tc>
@@ -9069,8 +9297,13 @@
               <w:jc w:val="center"/>
               <w:cnfStyle w:val="000000000000" w:firstRow="0" w:lastRow="0" w:firstColumn="0" w:lastColumn="0" w:oddVBand="0" w:evenVBand="0" w:oddHBand="0" w:evenHBand="0" w:firstRowFirstColumn="0" w:firstRowLastColumn="0" w:lastRowFirstColumn="0" w:lastRowLastColumn="0"/>
             </w:pPr>
-            <w:r>
-              <w:t>Unstage file</w:t>
+            <w:proofErr w:type="spellStart"/>
+            <w:r>
+              <w:t>Unstage</w:t>
+            </w:r>
+            <w:proofErr w:type="spellEnd"/>
+            <w:r>
+              <w:t xml:space="preserve"> file</w:t>
             </w:r>
           </w:p>
         </w:tc>
@@ -9204,8 +9437,13 @@
               <w:jc w:val="center"/>
             </w:pPr>
             <w:r>
-              <w:t>git reflog</w:t>
-            </w:r>
+              <w:t xml:space="preserve">git </w:t>
+            </w:r>
+            <w:proofErr w:type="spellStart"/>
+            <w:r>
+              <w:t>reflog</w:t>
+            </w:r>
+            <w:proofErr w:type="spellEnd"/>
           </w:p>
         </w:tc>
         <w:tc>
@@ -9317,8 +9555,13 @@
               <w:jc w:val="center"/>
             </w:pPr>
             <w:r>
-              <w:t>git log --oneline</w:t>
-            </w:r>
+              <w:t>git log --</w:t>
+            </w:r>
+            <w:proofErr w:type="spellStart"/>
+            <w:r>
+              <w:t>oneline</w:t>
+            </w:r>
+            <w:proofErr w:type="spellEnd"/>
           </w:p>
         </w:tc>
         <w:tc>
@@ -9370,7 +9613,15 @@
               <w:cnfStyle w:val="000000000000" w:firstRow="0" w:lastRow="0" w:firstColumn="0" w:lastColumn="0" w:oddVBand="0" w:evenVBand="0" w:oddHBand="0" w:evenHBand="0" w:firstRowFirstColumn="0" w:firstRowLastColumn="0" w:lastRowFirstColumn="0" w:lastRowLastColumn="0"/>
             </w:pPr>
             <w:r>
-              <w:t>Show unstaged changes</w:t>
+              <w:t xml:space="preserve">Show </w:t>
+            </w:r>
+            <w:proofErr w:type="spellStart"/>
+            <w:r>
+              <w:t>unstaged</w:t>
+            </w:r>
+            <w:proofErr w:type="spellEnd"/>
+            <w:r>
+              <w:t xml:space="preserve"> changes</w:t>
             </w:r>
           </w:p>
         </w:tc>
@@ -9640,8 +9891,17 @@
           <w:b/>
           <w:bCs/>
         </w:rPr>
-        <w:t>.gitignore</w:t>
-      </w:r>
+        <w:t>.</w:t>
+      </w:r>
+      <w:proofErr w:type="spellStart"/>
+      <w:r>
+        <w:rPr>
+          <w:b/>
+          <w:bCs/>
+        </w:rPr>
+        <w:t>gitignore</w:t>
+      </w:r>
+      <w:proofErr w:type="spellEnd"/>
       <w:r>
         <w:t xml:space="preserve"> for sensitive/unwanted files </w:t>
       </w:r>
@@ -9721,8 +9981,9 @@
           <w:sz w:val="36"/>
           <w:szCs w:val="36"/>
         </w:rPr>
-        <w:t>.gitignore + Cleaning Repositor</w:t>
-      </w:r>
+        <w:t>.</w:t>
+      </w:r>
+      <w:proofErr w:type="spellStart"/>
       <w:r>
         <w:rPr>
           <w:b/>
@@ -9730,6 +9991,25 @@
           <w:sz w:val="36"/>
           <w:szCs w:val="36"/>
         </w:rPr>
+        <w:t>gitignore</w:t>
+      </w:r>
+      <w:proofErr w:type="spellEnd"/>
+      <w:r>
+        <w:rPr>
+          <w:b/>
+          <w:bCs/>
+          <w:sz w:val="36"/>
+          <w:szCs w:val="36"/>
+        </w:rPr>
+        <w:t xml:space="preserve"> + Cleaning Repositor</w:t>
+      </w:r>
+      <w:r>
+        <w:rPr>
+          <w:b/>
+          <w:bCs/>
+          <w:sz w:val="36"/>
+          <w:szCs w:val="36"/>
+        </w:rPr>
         <w:t>y</w:t>
       </w:r>
     </w:p>
@@ -9747,7 +10027,15 @@
         <w:spacing w:after="0"/>
       </w:pPr>
       <w:r>
-        <w:t>A .gitignore file tells Git:</w:t>
+        <w:t>A .</w:t>
+      </w:r>
+      <w:proofErr w:type="spellStart"/>
+      <w:r>
+        <w:t>gitignore</w:t>
+      </w:r>
+      <w:proofErr w:type="spellEnd"/>
+      <w:r>
+        <w:t xml:space="preserve"> file tells Git:</w:t>
       </w:r>
       <w:r>
         <w:t xml:space="preserve"> </w:t>
@@ -9925,8 +10213,13 @@
               <w:spacing w:line="278" w:lineRule="auto"/>
             </w:pPr>
             <w:r>
-              <w:t>*.tmp</w:t>
-            </w:r>
+              <w:t>*.</w:t>
+            </w:r>
+            <w:proofErr w:type="spellStart"/>
+            <w:r>
+              <w:t>tmp</w:t>
+            </w:r>
+            <w:proofErr w:type="spellEnd"/>
           </w:p>
         </w:tc>
         <w:tc>
@@ -10427,8 +10720,13 @@
               <w:spacing w:line="278" w:lineRule="auto"/>
             </w:pPr>
             <w:r>
-              <w:t>git rebase -i</w:t>
-            </w:r>
+              <w:t>git rebase -</w:t>
+            </w:r>
+            <w:proofErr w:type="spellStart"/>
+            <w:r>
+              <w:t>i</w:t>
+            </w:r>
+            <w:proofErr w:type="spellEnd"/>
           </w:p>
         </w:tc>
         <w:tc>
@@ -10544,17 +10842,425 @@
           <w:sz w:val="36"/>
           <w:szCs w:val="36"/>
         </w:rPr>
-        <w:t>Day: 2</w:t>
-      </w:r>
-      <w:r>
+        <w:t>Day: 28</w:t>
+      </w:r>
+    </w:p>
+    <w:p>
+      <w:pPr>
+        <w:spacing w:after="0"/>
         <w:rPr>
           <w:b/>
           <w:bCs/>
           <w:sz w:val="36"/>
           <w:szCs w:val="36"/>
         </w:rPr>
-        <w:t>8</w:t>
-      </w:r>
+      </w:pPr>
+      <w:r>
+        <w:rPr>
+          <w:b/>
+          <w:bCs/>
+          <w:sz w:val="36"/>
+          <w:szCs w:val="36"/>
+        </w:rPr>
+        <w:t>Squash, Fixup &amp; Clean Commit History</w:t>
+      </w:r>
+    </w:p>
+    <w:p>
+      <w:pPr>
+        <w:spacing w:after="0"/>
+      </w:pPr>
+    </w:p>
+    <w:p>
+      <w:pPr>
+        <w:spacing w:after="0"/>
+      </w:pPr>
+      <w:r>
+        <w:rPr>
+          <w:b/>
+          <w:bCs/>
+        </w:rPr>
+        <w:t>What is squash?</w:t>
+      </w:r>
+      <w:r>
+        <w:br/>
+        <w:t>→</w:t>
+      </w:r>
+      <w:r>
+        <w:t xml:space="preserve"> </w:t>
+      </w:r>
+      <w:r>
+        <w:t>Combine commits into one</w:t>
+      </w:r>
+    </w:p>
+    <w:p>
+      <w:pPr>
+        <w:spacing w:after="0"/>
+      </w:pPr>
+      <w:r>
+        <w:rPr>
+          <w:b/>
+          <w:bCs/>
+        </w:rPr>
+        <w:t>Fixup vs squash?</w:t>
+      </w:r>
+      <w:r>
+        <w:br/>
+        <w:t>→</w:t>
+      </w:r>
+      <w:r>
+        <w:t xml:space="preserve"> </w:t>
+      </w:r>
+      <w:r>
+        <w:t>Fixup removes extra messages</w:t>
+      </w:r>
+    </w:p>
+    <w:p>
+      <w:pPr>
+        <w:spacing w:after="0"/>
+      </w:pPr>
+      <w:r>
+        <w:rPr>
+          <w:b/>
+          <w:bCs/>
+        </w:rPr>
+        <w:t>When to use?</w:t>
+      </w:r>
+      <w:r>
+        <w:br/>
+        <w:t>→ Before merging code</w:t>
+      </w:r>
+    </w:p>
+    <w:p>
+      <w:pPr>
+        <w:spacing w:after="0"/>
+      </w:pPr>
+    </w:p>
+    <w:tbl>
+      <w:tblPr>
+        <w:tblStyle w:val="PlainTable1"/>
+        <w:tblW w:w="0" w:type="auto"/>
+        <w:jc w:val="center"/>
+        <w:tblLook w:val="04A0" w:firstRow="1" w:lastRow="0" w:firstColumn="1" w:lastColumn="0" w:noHBand="0" w:noVBand="1"/>
+      </w:tblPr>
+      <w:tblGrid>
+        <w:gridCol w:w="2426"/>
+        <w:gridCol w:w="2770"/>
+      </w:tblGrid>
+      <w:tr>
+        <w:trPr>
+          <w:cnfStyle w:val="100000000000" w:firstRow="1" w:lastRow="0" w:firstColumn="0" w:lastColumn="0" w:oddVBand="0" w:evenVBand="0" w:oddHBand="0" w:evenHBand="0" w:firstRowFirstColumn="0" w:firstRowLastColumn="0" w:lastRowFirstColumn="0" w:lastRowLastColumn="0"/>
+          <w:jc w:val="center"/>
+        </w:trPr>
+        <w:tc>
+          <w:tcPr>
+            <w:cnfStyle w:val="001000000000" w:firstRow="0" w:lastRow="0" w:firstColumn="1" w:lastColumn="0" w:oddVBand="0" w:evenVBand="0" w:oddHBand="0" w:evenHBand="0" w:firstRowFirstColumn="0" w:firstRowLastColumn="0" w:lastRowFirstColumn="0" w:lastRowLastColumn="0"/>
+            <w:tcW w:w="0" w:type="auto"/>
+            <w:hideMark/>
+          </w:tcPr>
+          <w:p>
+            <w:pPr>
+              <w:spacing w:line="278" w:lineRule="auto"/>
+            </w:pPr>
+            <w:r>
+              <w:t>Command</w:t>
+            </w:r>
+          </w:p>
+        </w:tc>
+        <w:tc>
+          <w:tcPr>
+            <w:tcW w:w="0" w:type="auto"/>
+            <w:hideMark/>
+          </w:tcPr>
+          <w:p>
+            <w:pPr>
+              <w:spacing w:line="278" w:lineRule="auto"/>
+              <w:cnfStyle w:val="100000000000" w:firstRow="1" w:lastRow="0" w:firstColumn="0" w:lastColumn="0" w:oddVBand="0" w:evenVBand="0" w:oddHBand="0" w:evenHBand="0" w:firstRowFirstColumn="0" w:firstRowLastColumn="0" w:lastRowFirstColumn="0" w:lastRowLastColumn="0"/>
+            </w:pPr>
+            <w:r>
+              <w:t>Purpose</w:t>
+            </w:r>
+          </w:p>
+        </w:tc>
+      </w:tr>
+      <w:tr>
+        <w:trPr>
+          <w:cnfStyle w:val="000000100000" w:firstRow="0" w:lastRow="0" w:firstColumn="0" w:lastColumn="0" w:oddVBand="0" w:evenVBand="0" w:oddHBand="1" w:evenHBand="0" w:firstRowFirstColumn="0" w:firstRowLastColumn="0" w:lastRowFirstColumn="0" w:lastRowLastColumn="0"/>
+          <w:jc w:val="center"/>
+        </w:trPr>
+        <w:tc>
+          <w:tcPr>
+            <w:cnfStyle w:val="001000000000" w:firstRow="0" w:lastRow="0" w:firstColumn="1" w:lastColumn="0" w:oddVBand="0" w:evenVBand="0" w:oddHBand="0" w:evenHBand="0" w:firstRowFirstColumn="0" w:firstRowLastColumn="0" w:lastRowFirstColumn="0" w:lastRowLastColumn="0"/>
+            <w:tcW w:w="0" w:type="auto"/>
+            <w:hideMark/>
+          </w:tcPr>
+          <w:p>
+            <w:pPr>
+              <w:spacing w:line="278" w:lineRule="auto"/>
+            </w:pPr>
+            <w:r>
+              <w:t>git rebase -</w:t>
+            </w:r>
+            <w:proofErr w:type="spellStart"/>
+            <w:r>
+              <w:t>i</w:t>
+            </w:r>
+            <w:proofErr w:type="spellEnd"/>
+            <w:r>
+              <w:t xml:space="preserve"> </w:t>
+            </w:r>
+            <w:proofErr w:type="spellStart"/>
+            <w:r>
+              <w:t>HEAD~n</w:t>
+            </w:r>
+            <w:proofErr w:type="spellEnd"/>
+          </w:p>
+        </w:tc>
+        <w:tc>
+          <w:tcPr>
+            <w:tcW w:w="0" w:type="auto"/>
+            <w:hideMark/>
+          </w:tcPr>
+          <w:p>
+            <w:pPr>
+              <w:spacing w:line="278" w:lineRule="auto"/>
+              <w:cnfStyle w:val="000000100000" w:firstRow="0" w:lastRow="0" w:firstColumn="0" w:lastColumn="0" w:oddVBand="0" w:evenVBand="0" w:oddHBand="1" w:evenHBand="0" w:firstRowFirstColumn="0" w:firstRowLastColumn="0" w:lastRowFirstColumn="0" w:lastRowLastColumn="0"/>
+            </w:pPr>
+            <w:r>
+              <w:t>Interactive rebase</w:t>
+            </w:r>
+          </w:p>
+        </w:tc>
+      </w:tr>
+      <w:tr>
+        <w:trPr>
+          <w:jc w:val="center"/>
+        </w:trPr>
+        <w:tc>
+          <w:tcPr>
+            <w:cnfStyle w:val="001000000000" w:firstRow="0" w:lastRow="0" w:firstColumn="1" w:lastColumn="0" w:oddVBand="0" w:evenVBand="0" w:oddHBand="0" w:evenHBand="0" w:firstRowFirstColumn="0" w:firstRowLastColumn="0" w:lastRowFirstColumn="0" w:lastRowLastColumn="0"/>
+            <w:tcW w:w="0" w:type="auto"/>
+            <w:hideMark/>
+          </w:tcPr>
+          <w:p>
+            <w:pPr>
+              <w:spacing w:line="278" w:lineRule="auto"/>
+            </w:pPr>
+            <w:r>
+              <w:t>squash</w:t>
+            </w:r>
+          </w:p>
+        </w:tc>
+        <w:tc>
+          <w:tcPr>
+            <w:tcW w:w="0" w:type="auto"/>
+            <w:hideMark/>
+          </w:tcPr>
+          <w:p>
+            <w:pPr>
+              <w:spacing w:line="278" w:lineRule="auto"/>
+              <w:cnfStyle w:val="000000000000" w:firstRow="0" w:lastRow="0" w:firstColumn="0" w:lastColumn="0" w:oddVBand="0" w:evenVBand="0" w:oddHBand="0" w:evenHBand="0" w:firstRowFirstColumn="0" w:firstRowLastColumn="0" w:lastRowFirstColumn="0" w:lastRowLastColumn="0"/>
+            </w:pPr>
+            <w:r>
+              <w:t>Merge commits</w:t>
+            </w:r>
+          </w:p>
+        </w:tc>
+      </w:tr>
+      <w:tr>
+        <w:trPr>
+          <w:cnfStyle w:val="000000100000" w:firstRow="0" w:lastRow="0" w:firstColumn="0" w:lastColumn="0" w:oddVBand="0" w:evenVBand="0" w:oddHBand="1" w:evenHBand="0" w:firstRowFirstColumn="0" w:firstRowLastColumn="0" w:lastRowFirstColumn="0" w:lastRowLastColumn="0"/>
+          <w:jc w:val="center"/>
+        </w:trPr>
+        <w:tc>
+          <w:tcPr>
+            <w:cnfStyle w:val="001000000000" w:firstRow="0" w:lastRow="0" w:firstColumn="1" w:lastColumn="0" w:oddVBand="0" w:evenVBand="0" w:oddHBand="0" w:evenHBand="0" w:firstRowFirstColumn="0" w:firstRowLastColumn="0" w:lastRowFirstColumn="0" w:lastRowLastColumn="0"/>
+            <w:tcW w:w="0" w:type="auto"/>
+            <w:hideMark/>
+          </w:tcPr>
+          <w:p>
+            <w:pPr>
+              <w:spacing w:line="278" w:lineRule="auto"/>
+            </w:pPr>
+            <w:r>
+              <w:t>fixup</w:t>
+            </w:r>
+          </w:p>
+        </w:tc>
+        <w:tc>
+          <w:tcPr>
+            <w:tcW w:w="0" w:type="auto"/>
+            <w:hideMark/>
+          </w:tcPr>
+          <w:p>
+            <w:pPr>
+              <w:spacing w:line="278" w:lineRule="auto"/>
+              <w:cnfStyle w:val="000000100000" w:firstRow="0" w:lastRow="0" w:firstColumn="0" w:lastColumn="0" w:oddVBand="0" w:evenVBand="0" w:oddHBand="1" w:evenHBand="0" w:firstRowFirstColumn="0" w:firstRowLastColumn="0" w:lastRowFirstColumn="0" w:lastRowLastColumn="0"/>
+            </w:pPr>
+            <w:r>
+              <w:t>Merge without messages</w:t>
+            </w:r>
+          </w:p>
+        </w:tc>
+      </w:tr>
+      <w:tr>
+        <w:trPr>
+          <w:jc w:val="center"/>
+        </w:trPr>
+        <w:tc>
+          <w:tcPr>
+            <w:cnfStyle w:val="001000000000" w:firstRow="0" w:lastRow="0" w:firstColumn="1" w:lastColumn="0" w:oddVBand="0" w:evenVBand="0" w:oddHBand="0" w:evenHBand="0" w:firstRowFirstColumn="0" w:firstRowLastColumn="0" w:lastRowFirstColumn="0" w:lastRowLastColumn="0"/>
+            <w:tcW w:w="0" w:type="auto"/>
+            <w:hideMark/>
+          </w:tcPr>
+          <w:p>
+            <w:pPr>
+              <w:spacing w:line="278" w:lineRule="auto"/>
+            </w:pPr>
+            <w:r>
+              <w:t>reword</w:t>
+            </w:r>
+          </w:p>
+        </w:tc>
+        <w:tc>
+          <w:tcPr>
+            <w:tcW w:w="0" w:type="auto"/>
+            <w:hideMark/>
+          </w:tcPr>
+          <w:p>
+            <w:pPr>
+              <w:spacing w:line="278" w:lineRule="auto"/>
+              <w:cnfStyle w:val="000000000000" w:firstRow="0" w:lastRow="0" w:firstColumn="0" w:lastColumn="0" w:oddVBand="0" w:evenVBand="0" w:oddHBand="0" w:evenHBand="0" w:firstRowFirstColumn="0" w:firstRowLastColumn="0" w:lastRowFirstColumn="0" w:lastRowLastColumn="0"/>
+            </w:pPr>
+            <w:r>
+              <w:t>Edit commit message</w:t>
+            </w:r>
+          </w:p>
+        </w:tc>
+      </w:tr>
+      <w:tr>
+        <w:trPr>
+          <w:cnfStyle w:val="000000100000" w:firstRow="0" w:lastRow="0" w:firstColumn="0" w:lastColumn="0" w:oddVBand="0" w:evenVBand="0" w:oddHBand="1" w:evenHBand="0" w:firstRowFirstColumn="0" w:firstRowLastColumn="0" w:lastRowFirstColumn="0" w:lastRowLastColumn="0"/>
+          <w:jc w:val="center"/>
+        </w:trPr>
+        <w:tc>
+          <w:tcPr>
+            <w:cnfStyle w:val="001000000000" w:firstRow="0" w:lastRow="0" w:firstColumn="1" w:lastColumn="0" w:oddVBand="0" w:evenVBand="0" w:oddHBand="0" w:evenHBand="0" w:firstRowFirstColumn="0" w:firstRowLastColumn="0" w:lastRowFirstColumn="0" w:lastRowLastColumn="0"/>
+            <w:tcW w:w="0" w:type="auto"/>
+            <w:hideMark/>
+          </w:tcPr>
+          <w:p>
+            <w:pPr>
+              <w:spacing w:line="278" w:lineRule="auto"/>
+            </w:pPr>
+            <w:r>
+              <w:t>drop</w:t>
+            </w:r>
+          </w:p>
+        </w:tc>
+        <w:tc>
+          <w:tcPr>
+            <w:tcW w:w="0" w:type="auto"/>
+            <w:hideMark/>
+          </w:tcPr>
+          <w:p>
+            <w:pPr>
+              <w:spacing w:line="278" w:lineRule="auto"/>
+              <w:cnfStyle w:val="000000100000" w:firstRow="0" w:lastRow="0" w:firstColumn="0" w:lastColumn="0" w:oddVBand="0" w:evenVBand="0" w:oddHBand="1" w:evenHBand="0" w:firstRowFirstColumn="0" w:firstRowLastColumn="0" w:lastRowFirstColumn="0" w:lastRowLastColumn="0"/>
+            </w:pPr>
+            <w:r>
+              <w:t>Delete commit</w:t>
+            </w:r>
+          </w:p>
+        </w:tc>
+      </w:tr>
+      <w:tr>
+        <w:trPr>
+          <w:jc w:val="center"/>
+        </w:trPr>
+        <w:tc>
+          <w:tcPr>
+            <w:cnfStyle w:val="001000000000" w:firstRow="0" w:lastRow="0" w:firstColumn="1" w:lastColumn="0" w:oddVBand="0" w:evenVBand="0" w:oddHBand="0" w:evenHBand="0" w:firstRowFirstColumn="0" w:firstRowLastColumn="0" w:lastRowFirstColumn="0" w:lastRowLastColumn="0"/>
+            <w:tcW w:w="0" w:type="auto"/>
+            <w:hideMark/>
+          </w:tcPr>
+          <w:p>
+            <w:pPr>
+              <w:spacing w:line="278" w:lineRule="auto"/>
+            </w:pPr>
+            <w:r>
+              <w:t>git push --force</w:t>
+            </w:r>
+          </w:p>
+        </w:tc>
+        <w:tc>
+          <w:tcPr>
+            <w:tcW w:w="0" w:type="auto"/>
+            <w:hideMark/>
+          </w:tcPr>
+          <w:p>
+            <w:pPr>
+              <w:spacing w:line="278" w:lineRule="auto"/>
+              <w:cnfStyle w:val="000000000000" w:firstRow="0" w:lastRow="0" w:firstColumn="0" w:lastColumn="0" w:oddVBand="0" w:evenVBand="0" w:oddHBand="0" w:evenHBand="0" w:firstRowFirstColumn="0" w:firstRowLastColumn="0" w:lastRowFirstColumn="0" w:lastRowLastColumn="0"/>
+            </w:pPr>
+            <w:r>
+              <w:t>Update rewritten history</w:t>
+            </w:r>
+          </w:p>
+        </w:tc>
+      </w:tr>
+    </w:tbl>
+    <w:p>
+      <w:pPr>
+        <w:pBdr>
+          <w:bottom w:val="single" w:sz="6" w:space="1" w:color="auto"/>
+        </w:pBdr>
+        <w:spacing w:after="0"/>
+      </w:pPr>
+    </w:p>
+    <w:p>
+      <w:pPr>
+        <w:spacing w:after="0"/>
+        <w:rPr>
+          <w:b/>
+          <w:bCs/>
+          <w:sz w:val="36"/>
+          <w:szCs w:val="36"/>
+        </w:rPr>
+      </w:pPr>
+      <w:r>
+        <w:rPr>
+          <w:b/>
+          <w:bCs/>
+          <w:sz w:val="36"/>
+          <w:szCs w:val="36"/>
+        </w:rPr>
+        <w:t>Day: 2</w:t>
+      </w:r>
+      <w:r>
+        <w:rPr>
+          <w:b/>
+          <w:bCs/>
+          <w:sz w:val="36"/>
+          <w:szCs w:val="36"/>
+        </w:rPr>
+        <w:t>9</w:t>
+      </w:r>
+    </w:p>
+    <w:p>
+      <w:pPr>
+        <w:spacing w:after="0"/>
+        <w:rPr>
+          <w:b/>
+          <w:bCs/>
+          <w:sz w:val="36"/>
+          <w:szCs w:val="36"/>
+        </w:rPr>
+      </w:pPr>
+    </w:p>
+    <w:p>
+      <w:pPr>
+        <w:spacing w:after="0"/>
+      </w:pPr>
     </w:p>
     <w:p>
       <w:pPr>

--- a/Git commands.docx
+++ b/Git commands.docx
@@ -11234,32 +11234,811 @@
           <w:sz w:val="36"/>
           <w:szCs w:val="36"/>
         </w:rPr>
-        <w:t>Day: 2</w:t>
-      </w:r>
-      <w:r>
+        <w:t>Day: 29</w:t>
+      </w:r>
+    </w:p>
+    <w:p>
+      <w:pPr>
+        <w:spacing w:after="0"/>
         <w:rPr>
           <w:b/>
           <w:bCs/>
           <w:sz w:val="36"/>
           <w:szCs w:val="36"/>
         </w:rPr>
-        <w:t>9</w:t>
-      </w:r>
-    </w:p>
-    <w:p>
-      <w:pPr>
-        <w:spacing w:after="0"/>
+      </w:pPr>
+      <w:r>
         <w:rPr>
           <w:b/>
           <w:bCs/>
           <w:sz w:val="36"/>
           <w:szCs w:val="36"/>
         </w:rPr>
-      </w:pPr>
-    </w:p>
-    <w:p>
-      <w:pPr>
-        <w:spacing w:after="0"/>
+        <w:t>Cherry-pick (Selective Commit Transfer)</w:t>
+      </w:r>
+    </w:p>
+    <w:p>
+      <w:pPr>
+        <w:spacing w:after="0"/>
+      </w:pPr>
+    </w:p>
+    <w:p>
+      <w:pPr>
+        <w:spacing w:after="0"/>
+      </w:pPr>
+      <w:r>
+        <w:t>Cherry-pick = Copy a specific commit from one branch to another</w:t>
+      </w:r>
+    </w:p>
+    <w:p>
+      <w:pPr>
+        <w:spacing w:after="0"/>
+      </w:pPr>
+    </w:p>
+    <w:tbl>
+      <w:tblPr>
+        <w:tblStyle w:val="PlainTable1"/>
+        <w:tblW w:w="0" w:type="auto"/>
+        <w:jc w:val="center"/>
+        <w:tblLook w:val="04A0" w:firstRow="1" w:lastRow="0" w:firstColumn="1" w:lastColumn="0" w:noHBand="0" w:noVBand="1"/>
+      </w:tblPr>
+      <w:tblGrid>
+        <w:gridCol w:w="3091"/>
+        <w:gridCol w:w="1937"/>
+      </w:tblGrid>
+      <w:tr>
+        <w:trPr>
+          <w:cnfStyle w:val="100000000000" w:firstRow="1" w:lastRow="0" w:firstColumn="0" w:lastColumn="0" w:oddVBand="0" w:evenVBand="0" w:oddHBand="0" w:evenHBand="0" w:firstRowFirstColumn="0" w:firstRowLastColumn="0" w:lastRowFirstColumn="0" w:lastRowLastColumn="0"/>
+          <w:jc w:val="center"/>
+        </w:trPr>
+        <w:tc>
+          <w:tcPr>
+            <w:cnfStyle w:val="001000000000" w:firstRow="0" w:lastRow="0" w:firstColumn="1" w:lastColumn="0" w:oddVBand="0" w:evenVBand="0" w:oddHBand="0" w:evenHBand="0" w:firstRowFirstColumn="0" w:firstRowLastColumn="0" w:lastRowFirstColumn="0" w:lastRowLastColumn="0"/>
+            <w:tcW w:w="0" w:type="auto"/>
+            <w:hideMark/>
+          </w:tcPr>
+          <w:p>
+            <w:pPr>
+              <w:spacing w:line="278" w:lineRule="auto"/>
+            </w:pPr>
+            <w:r>
+              <w:lastRenderedPageBreak/>
+              <w:t>Situation</w:t>
+            </w:r>
+          </w:p>
+        </w:tc>
+        <w:tc>
+          <w:tcPr>
+            <w:tcW w:w="0" w:type="auto"/>
+            <w:hideMark/>
+          </w:tcPr>
+          <w:p>
+            <w:pPr>
+              <w:spacing w:line="278" w:lineRule="auto"/>
+              <w:cnfStyle w:val="100000000000" w:firstRow="1" w:lastRow="0" w:firstColumn="0" w:lastColumn="0" w:oddVBand="0" w:evenVBand="0" w:oddHBand="0" w:evenHBand="0" w:firstRowFirstColumn="0" w:firstRowLastColumn="0" w:lastRowFirstColumn="0" w:lastRowLastColumn="0"/>
+            </w:pPr>
+            <w:r>
+              <w:t>Use cherry-pick</w:t>
+            </w:r>
+          </w:p>
+        </w:tc>
+      </w:tr>
+      <w:tr>
+        <w:trPr>
+          <w:cnfStyle w:val="000000100000" w:firstRow="0" w:lastRow="0" w:firstColumn="0" w:lastColumn="0" w:oddVBand="0" w:evenVBand="0" w:oddHBand="1" w:evenHBand="0" w:firstRowFirstColumn="0" w:firstRowLastColumn="0" w:lastRowFirstColumn="0" w:lastRowLastColumn="0"/>
+          <w:jc w:val="center"/>
+        </w:trPr>
+        <w:tc>
+          <w:tcPr>
+            <w:cnfStyle w:val="001000000000" w:firstRow="0" w:lastRow="0" w:firstColumn="1" w:lastColumn="0" w:oddVBand="0" w:evenVBand="0" w:oddHBand="0" w:evenHBand="0" w:firstRowFirstColumn="0" w:firstRowLastColumn="0" w:lastRowFirstColumn="0" w:lastRowLastColumn="0"/>
+            <w:tcW w:w="0" w:type="auto"/>
+            <w:hideMark/>
+          </w:tcPr>
+          <w:p>
+            <w:pPr>
+              <w:spacing w:line="278" w:lineRule="auto"/>
+            </w:pPr>
+            <w:r>
+              <w:t>Hotfix from feature branch</w:t>
+            </w:r>
+          </w:p>
+        </w:tc>
+        <w:tc>
+          <w:tcPr>
+            <w:tcW w:w="0" w:type="auto"/>
+            <w:hideMark/>
+          </w:tcPr>
+          <w:p>
+            <w:pPr>
+              <w:spacing w:line="278" w:lineRule="auto"/>
+              <w:cnfStyle w:val="000000100000" w:firstRow="0" w:lastRow="0" w:firstColumn="0" w:lastColumn="0" w:oddVBand="0" w:evenVBand="0" w:oddHBand="1" w:evenHBand="0" w:firstRowFirstColumn="0" w:firstRowLastColumn="0" w:lastRowFirstColumn="0" w:lastRowLastColumn="0"/>
+            </w:pPr>
+            <w:r>
+              <w:rPr>
+                <w:rFonts w:ascii="Segoe UI Emoji" w:hAnsi="Segoe UI Emoji" w:cs="Segoe UI Emoji"/>
+              </w:rPr>
+              <w:t>✅</w:t>
+            </w:r>
+          </w:p>
+        </w:tc>
+      </w:tr>
+      <w:tr>
+        <w:trPr>
+          <w:jc w:val="center"/>
+        </w:trPr>
+        <w:tc>
+          <w:tcPr>
+            <w:cnfStyle w:val="001000000000" w:firstRow="0" w:lastRow="0" w:firstColumn="1" w:lastColumn="0" w:oddVBand="0" w:evenVBand="0" w:oddHBand="0" w:evenHBand="0" w:firstRowFirstColumn="0" w:firstRowLastColumn="0" w:lastRowFirstColumn="0" w:lastRowLastColumn="0"/>
+            <w:tcW w:w="0" w:type="auto"/>
+            <w:hideMark/>
+          </w:tcPr>
+          <w:p>
+            <w:pPr>
+              <w:spacing w:line="278" w:lineRule="auto"/>
+            </w:pPr>
+            <w:r>
+              <w:t>Copy specific bug fix</w:t>
+            </w:r>
+          </w:p>
+        </w:tc>
+        <w:tc>
+          <w:tcPr>
+            <w:tcW w:w="0" w:type="auto"/>
+            <w:hideMark/>
+          </w:tcPr>
+          <w:p>
+            <w:pPr>
+              <w:spacing w:line="278" w:lineRule="auto"/>
+              <w:cnfStyle w:val="000000000000" w:firstRow="0" w:lastRow="0" w:firstColumn="0" w:lastColumn="0" w:oddVBand="0" w:evenVBand="0" w:oddHBand="0" w:evenHBand="0" w:firstRowFirstColumn="0" w:firstRowLastColumn="0" w:lastRowFirstColumn="0" w:lastRowLastColumn="0"/>
+            </w:pPr>
+            <w:r>
+              <w:rPr>
+                <w:rFonts w:ascii="Segoe UI Emoji" w:hAnsi="Segoe UI Emoji" w:cs="Segoe UI Emoji"/>
+              </w:rPr>
+              <w:t>✅</w:t>
+            </w:r>
+          </w:p>
+        </w:tc>
+      </w:tr>
+      <w:tr>
+        <w:trPr>
+          <w:cnfStyle w:val="000000100000" w:firstRow="0" w:lastRow="0" w:firstColumn="0" w:lastColumn="0" w:oddVBand="0" w:evenVBand="0" w:oddHBand="1" w:evenHBand="0" w:firstRowFirstColumn="0" w:firstRowLastColumn="0" w:lastRowFirstColumn="0" w:lastRowLastColumn="0"/>
+          <w:jc w:val="center"/>
+        </w:trPr>
+        <w:tc>
+          <w:tcPr>
+            <w:cnfStyle w:val="001000000000" w:firstRow="0" w:lastRow="0" w:firstColumn="1" w:lastColumn="0" w:oddVBand="0" w:evenVBand="0" w:oddHBand="0" w:evenHBand="0" w:firstRowFirstColumn="0" w:firstRowLastColumn="0" w:lastRowFirstColumn="0" w:lastRowLastColumn="0"/>
+            <w:tcW w:w="0" w:type="auto"/>
+            <w:hideMark/>
+          </w:tcPr>
+          <w:p>
+            <w:pPr>
+              <w:spacing w:line="278" w:lineRule="auto"/>
+            </w:pPr>
+            <w:r>
+              <w:t>Avoid merging full branch</w:t>
+            </w:r>
+          </w:p>
+        </w:tc>
+        <w:tc>
+          <w:tcPr>
+            <w:tcW w:w="0" w:type="auto"/>
+            <w:hideMark/>
+          </w:tcPr>
+          <w:p>
+            <w:pPr>
+              <w:spacing w:line="278" w:lineRule="auto"/>
+              <w:cnfStyle w:val="000000100000" w:firstRow="0" w:lastRow="0" w:firstColumn="0" w:lastColumn="0" w:oddVBand="0" w:evenVBand="0" w:oddHBand="1" w:evenHBand="0" w:firstRowFirstColumn="0" w:firstRowLastColumn="0" w:lastRowFirstColumn="0" w:lastRowLastColumn="0"/>
+            </w:pPr>
+            <w:r>
+              <w:rPr>
+                <w:rFonts w:ascii="Segoe UI Emoji" w:hAnsi="Segoe UI Emoji" w:cs="Segoe UI Emoji"/>
+              </w:rPr>
+              <w:t>✅</w:t>
+            </w:r>
+          </w:p>
+        </w:tc>
+      </w:tr>
+    </w:tbl>
+    <w:p>
+      <w:pPr>
+        <w:spacing w:after="0"/>
+      </w:pPr>
+    </w:p>
+    <w:p>
+      <w:pPr>
+        <w:spacing w:after="0"/>
+        <w:rPr>
+          <w:b/>
+          <w:bCs/>
+        </w:rPr>
+      </w:pPr>
+      <w:r>
+        <w:rPr>
+          <w:b/>
+          <w:bCs/>
+        </w:rPr>
+        <w:t>When NOT to Use</w:t>
+      </w:r>
+    </w:p>
+    <w:p>
+      <w:pPr>
+        <w:spacing w:after="0"/>
+      </w:pPr>
+      <w:r>
+        <w:t>Avoid cherry-pick if:</w:t>
+      </w:r>
+    </w:p>
+    <w:p>
+      <w:pPr>
+        <w:numPr>
+          <w:ilvl w:val="0"/>
+          <w:numId w:val="15"/>
+        </w:numPr>
+        <w:spacing w:after="0"/>
+      </w:pPr>
+      <w:r>
+        <w:t xml:space="preserve">You need full branch history </w:t>
+      </w:r>
+    </w:p>
+    <w:p>
+      <w:pPr>
+        <w:numPr>
+          <w:ilvl w:val="0"/>
+          <w:numId w:val="15"/>
+        </w:numPr>
+        <w:spacing w:after="0"/>
+      </w:pPr>
+      <w:r>
+        <w:t>Too many commits (use merge/rebase instead)</w:t>
+      </w:r>
+    </w:p>
+    <w:p>
+      <w:pPr>
+        <w:spacing w:after="0"/>
+      </w:pPr>
+    </w:p>
+    <w:tbl>
+      <w:tblPr>
+        <w:tblStyle w:val="PlainTable1"/>
+        <w:tblW w:w="0" w:type="auto"/>
+        <w:jc w:val="center"/>
+        <w:tblLook w:val="04A0" w:firstRow="1" w:lastRow="0" w:firstColumn="1" w:lastColumn="0" w:noHBand="0" w:noVBand="1"/>
+      </w:tblPr>
+      <w:tblGrid>
+        <w:gridCol w:w="2668"/>
+        <w:gridCol w:w="1505"/>
+        <w:gridCol w:w="886"/>
+        <w:gridCol w:w="1029"/>
+      </w:tblGrid>
+      <w:tr>
+        <w:trPr>
+          <w:cnfStyle w:val="100000000000" w:firstRow="1" w:lastRow="0" w:firstColumn="0" w:lastColumn="0" w:oddVBand="0" w:evenVBand="0" w:oddHBand="0" w:evenHBand="0" w:firstRowFirstColumn="0" w:firstRowLastColumn="0" w:lastRowFirstColumn="0" w:lastRowLastColumn="0"/>
+          <w:jc w:val="center"/>
+        </w:trPr>
+        <w:tc>
+          <w:tcPr>
+            <w:cnfStyle w:val="001000000000" w:firstRow="0" w:lastRow="0" w:firstColumn="1" w:lastColumn="0" w:oddVBand="0" w:evenVBand="0" w:oddHBand="0" w:evenHBand="0" w:firstRowFirstColumn="0" w:firstRowLastColumn="0" w:lastRowFirstColumn="0" w:lastRowLastColumn="0"/>
+            <w:tcW w:w="0" w:type="auto"/>
+            <w:hideMark/>
+          </w:tcPr>
+          <w:p>
+            <w:pPr>
+              <w:spacing w:line="278" w:lineRule="auto"/>
+            </w:pPr>
+            <w:r>
+              <w:t>Feature</w:t>
+            </w:r>
+          </w:p>
+        </w:tc>
+        <w:tc>
+          <w:tcPr>
+            <w:tcW w:w="0" w:type="auto"/>
+            <w:hideMark/>
+          </w:tcPr>
+          <w:p>
+            <w:pPr>
+              <w:spacing w:line="278" w:lineRule="auto"/>
+              <w:cnfStyle w:val="100000000000" w:firstRow="1" w:lastRow="0" w:firstColumn="0" w:lastColumn="0" w:oddVBand="0" w:evenVBand="0" w:oddHBand="0" w:evenHBand="0" w:firstRowFirstColumn="0" w:firstRowLastColumn="0" w:lastRowFirstColumn="0" w:lastRowLastColumn="0"/>
+            </w:pPr>
+            <w:r>
+              <w:t>Cherry-pick</w:t>
+            </w:r>
+          </w:p>
+        </w:tc>
+        <w:tc>
+          <w:tcPr>
+            <w:tcW w:w="0" w:type="auto"/>
+            <w:hideMark/>
+          </w:tcPr>
+          <w:p>
+            <w:pPr>
+              <w:spacing w:line="278" w:lineRule="auto"/>
+              <w:cnfStyle w:val="100000000000" w:firstRow="1" w:lastRow="0" w:firstColumn="0" w:lastColumn="0" w:oddVBand="0" w:evenVBand="0" w:oddHBand="0" w:evenHBand="0" w:firstRowFirstColumn="0" w:firstRowLastColumn="0" w:lastRowFirstColumn="0" w:lastRowLastColumn="0"/>
+            </w:pPr>
+            <w:r>
+              <w:t>Merge</w:t>
+            </w:r>
+          </w:p>
+        </w:tc>
+        <w:tc>
+          <w:tcPr>
+            <w:tcW w:w="0" w:type="auto"/>
+            <w:hideMark/>
+          </w:tcPr>
+          <w:p>
+            <w:pPr>
+              <w:spacing w:line="278" w:lineRule="auto"/>
+              <w:cnfStyle w:val="100000000000" w:firstRow="1" w:lastRow="0" w:firstColumn="0" w:lastColumn="0" w:oddVBand="0" w:evenVBand="0" w:oddHBand="0" w:evenHBand="0" w:firstRowFirstColumn="0" w:firstRowLastColumn="0" w:lastRowFirstColumn="0" w:lastRowLastColumn="0"/>
+            </w:pPr>
+            <w:r>
+              <w:t>Rebase</w:t>
+            </w:r>
+          </w:p>
+        </w:tc>
+      </w:tr>
+      <w:tr>
+        <w:trPr>
+          <w:cnfStyle w:val="000000100000" w:firstRow="0" w:lastRow="0" w:firstColumn="0" w:lastColumn="0" w:oddVBand="0" w:evenVBand="0" w:oddHBand="1" w:evenHBand="0" w:firstRowFirstColumn="0" w:firstRowLastColumn="0" w:lastRowFirstColumn="0" w:lastRowLastColumn="0"/>
+          <w:jc w:val="center"/>
+        </w:trPr>
+        <w:tc>
+          <w:tcPr>
+            <w:cnfStyle w:val="001000000000" w:firstRow="0" w:lastRow="0" w:firstColumn="1" w:lastColumn="0" w:oddVBand="0" w:evenVBand="0" w:oddHBand="0" w:evenHBand="0" w:firstRowFirstColumn="0" w:firstRowLastColumn="0" w:lastRowFirstColumn="0" w:lastRowLastColumn="0"/>
+            <w:tcW w:w="0" w:type="auto"/>
+            <w:hideMark/>
+          </w:tcPr>
+          <w:p>
+            <w:pPr>
+              <w:spacing w:line="278" w:lineRule="auto"/>
+            </w:pPr>
+            <w:r>
+              <w:t>Copy specific commit</w:t>
+            </w:r>
+          </w:p>
+        </w:tc>
+        <w:tc>
+          <w:tcPr>
+            <w:tcW w:w="0" w:type="auto"/>
+            <w:hideMark/>
+          </w:tcPr>
+          <w:p>
+            <w:pPr>
+              <w:spacing w:line="278" w:lineRule="auto"/>
+              <w:cnfStyle w:val="000000100000" w:firstRow="0" w:lastRow="0" w:firstColumn="0" w:lastColumn="0" w:oddVBand="0" w:evenVBand="0" w:oddHBand="1" w:evenHBand="0" w:firstRowFirstColumn="0" w:firstRowLastColumn="0" w:lastRowFirstColumn="0" w:lastRowLastColumn="0"/>
+            </w:pPr>
+            <w:r>
+              <w:rPr>
+                <w:rFonts w:ascii="Segoe UI Emoji" w:hAnsi="Segoe UI Emoji" w:cs="Segoe UI Emoji"/>
+              </w:rPr>
+              <w:t>✅</w:t>
+            </w:r>
+          </w:p>
+        </w:tc>
+        <w:tc>
+          <w:tcPr>
+            <w:tcW w:w="0" w:type="auto"/>
+            <w:hideMark/>
+          </w:tcPr>
+          <w:p>
+            <w:pPr>
+              <w:spacing w:line="278" w:lineRule="auto"/>
+              <w:cnfStyle w:val="000000100000" w:firstRow="0" w:lastRow="0" w:firstColumn="0" w:lastColumn="0" w:oddVBand="0" w:evenVBand="0" w:oddHBand="1" w:evenHBand="0" w:firstRowFirstColumn="0" w:firstRowLastColumn="0" w:lastRowFirstColumn="0" w:lastRowLastColumn="0"/>
+            </w:pPr>
+            <w:r>
+              <w:rPr>
+                <w:rFonts w:ascii="Segoe UI Emoji" w:hAnsi="Segoe UI Emoji" w:cs="Segoe UI Emoji"/>
+              </w:rPr>
+              <w:t>❌</w:t>
+            </w:r>
+          </w:p>
+        </w:tc>
+        <w:tc>
+          <w:tcPr>
+            <w:tcW w:w="0" w:type="auto"/>
+            <w:hideMark/>
+          </w:tcPr>
+          <w:p>
+            <w:pPr>
+              <w:spacing w:line="278" w:lineRule="auto"/>
+              <w:cnfStyle w:val="000000100000" w:firstRow="0" w:lastRow="0" w:firstColumn="0" w:lastColumn="0" w:oddVBand="0" w:evenVBand="0" w:oddHBand="1" w:evenHBand="0" w:firstRowFirstColumn="0" w:firstRowLastColumn="0" w:lastRowFirstColumn="0" w:lastRowLastColumn="0"/>
+            </w:pPr>
+            <w:r>
+              <w:rPr>
+                <w:rFonts w:ascii="Segoe UI Emoji" w:hAnsi="Segoe UI Emoji" w:cs="Segoe UI Emoji"/>
+              </w:rPr>
+              <w:t>❌</w:t>
+            </w:r>
+          </w:p>
+        </w:tc>
+      </w:tr>
+      <w:tr>
+        <w:trPr>
+          <w:jc w:val="center"/>
+        </w:trPr>
+        <w:tc>
+          <w:tcPr>
+            <w:cnfStyle w:val="001000000000" w:firstRow="0" w:lastRow="0" w:firstColumn="1" w:lastColumn="0" w:oddVBand="0" w:evenVBand="0" w:oddHBand="0" w:evenHBand="0" w:firstRowFirstColumn="0" w:firstRowLastColumn="0" w:lastRowFirstColumn="0" w:lastRowLastColumn="0"/>
+            <w:tcW w:w="0" w:type="auto"/>
+            <w:hideMark/>
+          </w:tcPr>
+          <w:p>
+            <w:pPr>
+              <w:spacing w:line="278" w:lineRule="auto"/>
+            </w:pPr>
+            <w:r>
+              <w:t>Full branch integration</w:t>
+            </w:r>
+          </w:p>
+        </w:tc>
+        <w:tc>
+          <w:tcPr>
+            <w:tcW w:w="0" w:type="auto"/>
+            <w:hideMark/>
+          </w:tcPr>
+          <w:p>
+            <w:pPr>
+              <w:spacing w:line="278" w:lineRule="auto"/>
+              <w:cnfStyle w:val="000000000000" w:firstRow="0" w:lastRow="0" w:firstColumn="0" w:lastColumn="0" w:oddVBand="0" w:evenVBand="0" w:oddHBand="0" w:evenHBand="0" w:firstRowFirstColumn="0" w:firstRowLastColumn="0" w:lastRowFirstColumn="0" w:lastRowLastColumn="0"/>
+            </w:pPr>
+            <w:r>
+              <w:rPr>
+                <w:rFonts w:ascii="Segoe UI Emoji" w:hAnsi="Segoe UI Emoji" w:cs="Segoe UI Emoji"/>
+              </w:rPr>
+              <w:t>❌</w:t>
+            </w:r>
+          </w:p>
+        </w:tc>
+        <w:tc>
+          <w:tcPr>
+            <w:tcW w:w="0" w:type="auto"/>
+            <w:hideMark/>
+          </w:tcPr>
+          <w:p>
+            <w:pPr>
+              <w:spacing w:line="278" w:lineRule="auto"/>
+              <w:cnfStyle w:val="000000000000" w:firstRow="0" w:lastRow="0" w:firstColumn="0" w:lastColumn="0" w:oddVBand="0" w:evenVBand="0" w:oddHBand="0" w:evenHBand="0" w:firstRowFirstColumn="0" w:firstRowLastColumn="0" w:lastRowFirstColumn="0" w:lastRowLastColumn="0"/>
+            </w:pPr>
+            <w:r>
+              <w:rPr>
+                <w:rFonts w:ascii="Segoe UI Emoji" w:hAnsi="Segoe UI Emoji" w:cs="Segoe UI Emoji"/>
+              </w:rPr>
+              <w:t>✅</w:t>
+            </w:r>
+          </w:p>
+        </w:tc>
+        <w:tc>
+          <w:tcPr>
+            <w:tcW w:w="0" w:type="auto"/>
+            <w:hideMark/>
+          </w:tcPr>
+          <w:p>
+            <w:pPr>
+              <w:spacing w:line="278" w:lineRule="auto"/>
+              <w:cnfStyle w:val="000000000000" w:firstRow="0" w:lastRow="0" w:firstColumn="0" w:lastColumn="0" w:oddVBand="0" w:evenVBand="0" w:oddHBand="0" w:evenHBand="0" w:firstRowFirstColumn="0" w:firstRowLastColumn="0" w:lastRowFirstColumn="0" w:lastRowLastColumn="0"/>
+            </w:pPr>
+            <w:r>
+              <w:rPr>
+                <w:rFonts w:ascii="Segoe UI Emoji" w:hAnsi="Segoe UI Emoji" w:cs="Segoe UI Emoji"/>
+              </w:rPr>
+              <w:t>✅</w:t>
+            </w:r>
+          </w:p>
+        </w:tc>
+      </w:tr>
+      <w:tr>
+        <w:trPr>
+          <w:cnfStyle w:val="000000100000" w:firstRow="0" w:lastRow="0" w:firstColumn="0" w:lastColumn="0" w:oddVBand="0" w:evenVBand="0" w:oddHBand="1" w:evenHBand="0" w:firstRowFirstColumn="0" w:firstRowLastColumn="0" w:lastRowFirstColumn="0" w:lastRowLastColumn="0"/>
+          <w:jc w:val="center"/>
+        </w:trPr>
+        <w:tc>
+          <w:tcPr>
+            <w:cnfStyle w:val="001000000000" w:firstRow="0" w:lastRow="0" w:firstColumn="1" w:lastColumn="0" w:oddVBand="0" w:evenVBand="0" w:oddHBand="0" w:evenHBand="0" w:firstRowFirstColumn="0" w:firstRowLastColumn="0" w:lastRowFirstColumn="0" w:lastRowLastColumn="0"/>
+            <w:tcW w:w="0" w:type="auto"/>
+            <w:hideMark/>
+          </w:tcPr>
+          <w:p>
+            <w:pPr>
+              <w:spacing w:line="278" w:lineRule="auto"/>
+            </w:pPr>
+            <w:r>
+              <w:t>Clean history</w:t>
+            </w:r>
+          </w:p>
+        </w:tc>
+        <w:tc>
+          <w:tcPr>
+            <w:tcW w:w="0" w:type="auto"/>
+            <w:hideMark/>
+          </w:tcPr>
+          <w:p>
+            <w:pPr>
+              <w:spacing w:line="278" w:lineRule="auto"/>
+              <w:cnfStyle w:val="000000100000" w:firstRow="0" w:lastRow="0" w:firstColumn="0" w:lastColumn="0" w:oddVBand="0" w:evenVBand="0" w:oddHBand="1" w:evenHBand="0" w:firstRowFirstColumn="0" w:firstRowLastColumn="0" w:lastRowFirstColumn="0" w:lastRowLastColumn="0"/>
+            </w:pPr>
+            <w:r>
+              <w:t>Medium</w:t>
+            </w:r>
+          </w:p>
+        </w:tc>
+        <w:tc>
+          <w:tcPr>
+            <w:tcW w:w="0" w:type="auto"/>
+            <w:hideMark/>
+          </w:tcPr>
+          <w:p>
+            <w:pPr>
+              <w:spacing w:line="278" w:lineRule="auto"/>
+              <w:cnfStyle w:val="000000100000" w:firstRow="0" w:lastRow="0" w:firstColumn="0" w:lastColumn="0" w:oddVBand="0" w:evenVBand="0" w:oddHBand="1" w:evenHBand="0" w:firstRowFirstColumn="0" w:firstRowLastColumn="0" w:lastRowFirstColumn="0" w:lastRowLastColumn="0"/>
+            </w:pPr>
+            <w:r>
+              <w:t>Low</w:t>
+            </w:r>
+          </w:p>
+        </w:tc>
+        <w:tc>
+          <w:tcPr>
+            <w:tcW w:w="0" w:type="auto"/>
+            <w:hideMark/>
+          </w:tcPr>
+          <w:p>
+            <w:pPr>
+              <w:spacing w:line="278" w:lineRule="auto"/>
+              <w:cnfStyle w:val="000000100000" w:firstRow="0" w:lastRow="0" w:firstColumn="0" w:lastColumn="0" w:oddVBand="0" w:evenVBand="0" w:oddHBand="1" w:evenHBand="0" w:firstRowFirstColumn="0" w:firstRowLastColumn="0" w:lastRowFirstColumn="0" w:lastRowLastColumn="0"/>
+            </w:pPr>
+            <w:r>
+              <w:t>High</w:t>
+            </w:r>
+          </w:p>
+        </w:tc>
+      </w:tr>
+    </w:tbl>
+    <w:p>
+      <w:pPr>
+        <w:spacing w:after="0"/>
+      </w:pPr>
+    </w:p>
+    <w:tbl>
+      <w:tblPr>
+        <w:tblStyle w:val="PlainTable1"/>
+        <w:tblW w:w="0" w:type="auto"/>
+        <w:jc w:val="center"/>
+        <w:tblLook w:val="04A0" w:firstRow="1" w:lastRow="0" w:firstColumn="1" w:lastColumn="0" w:noHBand="0" w:noVBand="1"/>
+      </w:tblPr>
+      <w:tblGrid>
+        <w:gridCol w:w="2975"/>
+        <w:gridCol w:w="2543"/>
+      </w:tblGrid>
+      <w:tr>
+        <w:trPr>
+          <w:cnfStyle w:val="100000000000" w:firstRow="1" w:lastRow="0" w:firstColumn="0" w:lastColumn="0" w:oddVBand="0" w:evenVBand="0" w:oddHBand="0" w:evenHBand="0" w:firstRowFirstColumn="0" w:firstRowLastColumn="0" w:lastRowFirstColumn="0" w:lastRowLastColumn="0"/>
+          <w:jc w:val="center"/>
+        </w:trPr>
+        <w:tc>
+          <w:tcPr>
+            <w:cnfStyle w:val="001000000000" w:firstRow="0" w:lastRow="0" w:firstColumn="1" w:lastColumn="0" w:oddVBand="0" w:evenVBand="0" w:oddHBand="0" w:evenHBand="0" w:firstRowFirstColumn="0" w:firstRowLastColumn="0" w:lastRowFirstColumn="0" w:lastRowLastColumn="0"/>
+            <w:tcW w:w="0" w:type="auto"/>
+            <w:hideMark/>
+          </w:tcPr>
+          <w:p>
+            <w:pPr>
+              <w:spacing w:line="278" w:lineRule="auto"/>
+            </w:pPr>
+            <w:r>
+              <w:t>Command</w:t>
+            </w:r>
+          </w:p>
+        </w:tc>
+        <w:tc>
+          <w:tcPr>
+            <w:tcW w:w="0" w:type="auto"/>
+            <w:hideMark/>
+          </w:tcPr>
+          <w:p>
+            <w:pPr>
+              <w:spacing w:line="278" w:lineRule="auto"/>
+              <w:cnfStyle w:val="100000000000" w:firstRow="1" w:lastRow="0" w:firstColumn="0" w:lastColumn="0" w:oddVBand="0" w:evenVBand="0" w:oddHBand="0" w:evenHBand="0" w:firstRowFirstColumn="0" w:firstRowLastColumn="0" w:lastRowFirstColumn="0" w:lastRowLastColumn="0"/>
+            </w:pPr>
+            <w:r>
+              <w:t>Purpose</w:t>
+            </w:r>
+          </w:p>
+        </w:tc>
+      </w:tr>
+      <w:tr>
+        <w:trPr>
+          <w:cnfStyle w:val="000000100000" w:firstRow="0" w:lastRow="0" w:firstColumn="0" w:lastColumn="0" w:oddVBand="0" w:evenVBand="0" w:oddHBand="1" w:evenHBand="0" w:firstRowFirstColumn="0" w:firstRowLastColumn="0" w:lastRowFirstColumn="0" w:lastRowLastColumn="0"/>
+          <w:jc w:val="center"/>
+        </w:trPr>
+        <w:tc>
+          <w:tcPr>
+            <w:cnfStyle w:val="001000000000" w:firstRow="0" w:lastRow="0" w:firstColumn="1" w:lastColumn="0" w:oddVBand="0" w:evenVBand="0" w:oddHBand="0" w:evenHBand="0" w:firstRowFirstColumn="0" w:firstRowLastColumn="0" w:lastRowFirstColumn="0" w:lastRowLastColumn="0"/>
+            <w:tcW w:w="0" w:type="auto"/>
+            <w:hideMark/>
+          </w:tcPr>
+          <w:p>
+            <w:pPr>
+              <w:spacing w:line="278" w:lineRule="auto"/>
+            </w:pPr>
+            <w:r>
+              <w:t>git log --</w:t>
+            </w:r>
+            <w:proofErr w:type="spellStart"/>
+            <w:r>
+              <w:t>oneline</w:t>
+            </w:r>
+            <w:proofErr w:type="spellEnd"/>
+          </w:p>
+        </w:tc>
+        <w:tc>
+          <w:tcPr>
+            <w:tcW w:w="0" w:type="auto"/>
+            <w:hideMark/>
+          </w:tcPr>
+          <w:p>
+            <w:pPr>
+              <w:spacing w:line="278" w:lineRule="auto"/>
+              <w:cnfStyle w:val="000000100000" w:firstRow="0" w:lastRow="0" w:firstColumn="0" w:lastColumn="0" w:oddVBand="0" w:evenVBand="0" w:oddHBand="1" w:evenHBand="0" w:firstRowFirstColumn="0" w:firstRowLastColumn="0" w:lastRowFirstColumn="0" w:lastRowLastColumn="0"/>
+            </w:pPr>
+            <w:r>
+              <w:t>Find commit ID</w:t>
+            </w:r>
+          </w:p>
+        </w:tc>
+      </w:tr>
+      <w:tr>
+        <w:trPr>
+          <w:jc w:val="center"/>
+        </w:trPr>
+        <w:tc>
+          <w:tcPr>
+            <w:cnfStyle w:val="001000000000" w:firstRow="0" w:lastRow="0" w:firstColumn="1" w:lastColumn="0" w:oddVBand="0" w:evenVBand="0" w:oddHBand="0" w:evenHBand="0" w:firstRowFirstColumn="0" w:firstRowLastColumn="0" w:lastRowFirstColumn="0" w:lastRowLastColumn="0"/>
+            <w:tcW w:w="0" w:type="auto"/>
+            <w:hideMark/>
+          </w:tcPr>
+          <w:p>
+            <w:pPr>
+              <w:spacing w:line="278" w:lineRule="auto"/>
+            </w:pPr>
+            <w:r>
+              <w:t>git cherry-pick &lt;id&gt;</w:t>
+            </w:r>
+          </w:p>
+        </w:tc>
+        <w:tc>
+          <w:tcPr>
+            <w:tcW w:w="0" w:type="auto"/>
+            <w:hideMark/>
+          </w:tcPr>
+          <w:p>
+            <w:pPr>
+              <w:spacing w:line="278" w:lineRule="auto"/>
+              <w:cnfStyle w:val="000000000000" w:firstRow="0" w:lastRow="0" w:firstColumn="0" w:lastColumn="0" w:oddVBand="0" w:evenVBand="0" w:oddHBand="0" w:evenHBand="0" w:firstRowFirstColumn="0" w:firstRowLastColumn="0" w:lastRowFirstColumn="0" w:lastRowLastColumn="0"/>
+            </w:pPr>
+            <w:r>
+              <w:t>Apply commit</w:t>
+            </w:r>
+          </w:p>
+        </w:tc>
+      </w:tr>
+      <w:tr>
+        <w:trPr>
+          <w:cnfStyle w:val="000000100000" w:firstRow="0" w:lastRow="0" w:firstColumn="0" w:lastColumn="0" w:oddVBand="0" w:evenVBand="0" w:oddHBand="1" w:evenHBand="0" w:firstRowFirstColumn="0" w:firstRowLastColumn="0" w:lastRowFirstColumn="0" w:lastRowLastColumn="0"/>
+          <w:jc w:val="center"/>
+        </w:trPr>
+        <w:tc>
+          <w:tcPr>
+            <w:cnfStyle w:val="001000000000" w:firstRow="0" w:lastRow="0" w:firstColumn="1" w:lastColumn="0" w:oddVBand="0" w:evenVBand="0" w:oddHBand="0" w:evenHBand="0" w:firstRowFirstColumn="0" w:firstRowLastColumn="0" w:lastRowFirstColumn="0" w:lastRowLastColumn="0"/>
+            <w:tcW w:w="0" w:type="auto"/>
+            <w:hideMark/>
+          </w:tcPr>
+          <w:p>
+            <w:pPr>
+              <w:spacing w:line="278" w:lineRule="auto"/>
+            </w:pPr>
+            <w:r>
+              <w:t>git cherry-pick --continue</w:t>
+            </w:r>
+          </w:p>
+        </w:tc>
+        <w:tc>
+          <w:tcPr>
+            <w:tcW w:w="0" w:type="auto"/>
+            <w:hideMark/>
+          </w:tcPr>
+          <w:p>
+            <w:pPr>
+              <w:spacing w:line="278" w:lineRule="auto"/>
+              <w:cnfStyle w:val="000000100000" w:firstRow="0" w:lastRow="0" w:firstColumn="0" w:lastColumn="0" w:oddVBand="0" w:evenVBand="0" w:oddHBand="1" w:evenHBand="0" w:firstRowFirstColumn="0" w:firstRowLastColumn="0" w:lastRowFirstColumn="0" w:lastRowLastColumn="0"/>
+            </w:pPr>
+            <w:r>
+              <w:t>Continue after conflict</w:t>
+            </w:r>
+          </w:p>
+        </w:tc>
+      </w:tr>
+      <w:tr>
+        <w:trPr>
+          <w:jc w:val="center"/>
+        </w:trPr>
+        <w:tc>
+          <w:tcPr>
+            <w:cnfStyle w:val="001000000000" w:firstRow="0" w:lastRow="0" w:firstColumn="1" w:lastColumn="0" w:oddVBand="0" w:evenVBand="0" w:oddHBand="0" w:evenHBand="0" w:firstRowFirstColumn="0" w:firstRowLastColumn="0" w:lastRowFirstColumn="0" w:lastRowLastColumn="0"/>
+            <w:tcW w:w="0" w:type="auto"/>
+            <w:hideMark/>
+          </w:tcPr>
+          <w:p>
+            <w:pPr>
+              <w:spacing w:line="278" w:lineRule="auto"/>
+            </w:pPr>
+            <w:r>
+              <w:t>git cherry-pick --abort</w:t>
+            </w:r>
+          </w:p>
+        </w:tc>
+        <w:tc>
+          <w:tcPr>
+            <w:tcW w:w="0" w:type="auto"/>
+            <w:hideMark/>
+          </w:tcPr>
+          <w:p>
+            <w:pPr>
+              <w:spacing w:line="278" w:lineRule="auto"/>
+              <w:cnfStyle w:val="000000000000" w:firstRow="0" w:lastRow="0" w:firstColumn="0" w:lastColumn="0" w:oddVBand="0" w:evenVBand="0" w:oddHBand="0" w:evenHBand="0" w:firstRowFirstColumn="0" w:firstRowLastColumn="0" w:lastRowFirstColumn="0" w:lastRowLastColumn="0"/>
+            </w:pPr>
+            <w:r>
+              <w:t>Cancel operation</w:t>
+            </w:r>
+          </w:p>
+        </w:tc>
+      </w:tr>
+    </w:tbl>
+    <w:p>
+      <w:pPr>
+        <w:pBdr>
+          <w:bottom w:val="single" w:sz="6" w:space="1" w:color="auto"/>
+        </w:pBdr>
+        <w:spacing w:after="0"/>
+      </w:pPr>
+    </w:p>
+    <w:p>
+      <w:pPr>
+        <w:spacing w:after="0"/>
+        <w:rPr>
+          <w:b/>
+          <w:bCs/>
+          <w:sz w:val="36"/>
+          <w:szCs w:val="36"/>
+        </w:rPr>
+      </w:pPr>
+      <w:r>
+        <w:rPr>
+          <w:b/>
+          <w:bCs/>
+          <w:sz w:val="36"/>
+          <w:szCs w:val="36"/>
+        </w:rPr>
+        <w:t xml:space="preserve">Day: </w:t>
+      </w:r>
+      <w:r>
+        <w:rPr>
+          <w:b/>
+          <w:bCs/>
+          <w:sz w:val="36"/>
+          <w:szCs w:val="36"/>
+        </w:rPr>
+        <w:t>30</w:t>
+      </w:r>
+    </w:p>
+    <w:p>
+      <w:pPr>
+        <w:spacing w:after="0"/>
+        <w:rPr>
+          <w:b/>
+          <w:bCs/>
+          <w:sz w:val="36"/>
+          <w:szCs w:val="36"/>
+        </w:rPr>
       </w:pPr>
     </w:p>
     <w:p>
@@ -12889,6 +13668,155 @@
     <w:nsid w:val="7B402230"/>
     <w:multiLevelType w:val="multilevel"/>
     <w:tmpl w:val="86EA45C8"/>
+    <w:lvl w:ilvl="0">
+      <w:start w:val="1"/>
+      <w:numFmt w:val="bullet"/>
+      <w:lvlText w:val=""/>
+      <w:lvlJc w:val="left"/>
+      <w:pPr>
+        <w:tabs>
+          <w:tab w:val="num" w:pos="720"/>
+        </w:tabs>
+        <w:ind w:left="720" w:hanging="360"/>
+      </w:pPr>
+      <w:rPr>
+        <w:rFonts w:ascii="Symbol" w:hAnsi="Symbol" w:hint="default"/>
+        <w:sz w:val="20"/>
+      </w:rPr>
+    </w:lvl>
+    <w:lvl w:ilvl="1" w:tentative="1">
+      <w:start w:val="1"/>
+      <w:numFmt w:val="bullet"/>
+      <w:lvlText w:val="o"/>
+      <w:lvlJc w:val="left"/>
+      <w:pPr>
+        <w:tabs>
+          <w:tab w:val="num" w:pos="1440"/>
+        </w:tabs>
+        <w:ind w:left="1440" w:hanging="360"/>
+      </w:pPr>
+      <w:rPr>
+        <w:rFonts w:ascii="Courier New" w:hAnsi="Courier New" w:hint="default"/>
+        <w:sz w:val="20"/>
+      </w:rPr>
+    </w:lvl>
+    <w:lvl w:ilvl="2" w:tentative="1">
+      <w:start w:val="1"/>
+      <w:numFmt w:val="bullet"/>
+      <w:lvlText w:val=""/>
+      <w:lvlJc w:val="left"/>
+      <w:pPr>
+        <w:tabs>
+          <w:tab w:val="num" w:pos="2160"/>
+        </w:tabs>
+        <w:ind w:left="2160" w:hanging="360"/>
+      </w:pPr>
+      <w:rPr>
+        <w:rFonts w:ascii="Wingdings" w:hAnsi="Wingdings" w:hint="default"/>
+        <w:sz w:val="20"/>
+      </w:rPr>
+    </w:lvl>
+    <w:lvl w:ilvl="3" w:tentative="1">
+      <w:start w:val="1"/>
+      <w:numFmt w:val="bullet"/>
+      <w:lvlText w:val=""/>
+      <w:lvlJc w:val="left"/>
+      <w:pPr>
+        <w:tabs>
+          <w:tab w:val="num" w:pos="2880"/>
+        </w:tabs>
+        <w:ind w:left="2880" w:hanging="360"/>
+      </w:pPr>
+      <w:rPr>
+        <w:rFonts w:ascii="Wingdings" w:hAnsi="Wingdings" w:hint="default"/>
+        <w:sz w:val="20"/>
+      </w:rPr>
+    </w:lvl>
+    <w:lvl w:ilvl="4" w:tentative="1">
+      <w:start w:val="1"/>
+      <w:numFmt w:val="bullet"/>
+      <w:lvlText w:val=""/>
+      <w:lvlJc w:val="left"/>
+      <w:pPr>
+        <w:tabs>
+          <w:tab w:val="num" w:pos="3600"/>
+        </w:tabs>
+        <w:ind w:left="3600" w:hanging="360"/>
+      </w:pPr>
+      <w:rPr>
+        <w:rFonts w:ascii="Wingdings" w:hAnsi="Wingdings" w:hint="default"/>
+        <w:sz w:val="20"/>
+      </w:rPr>
+    </w:lvl>
+    <w:lvl w:ilvl="5" w:tentative="1">
+      <w:start w:val="1"/>
+      <w:numFmt w:val="bullet"/>
+      <w:lvlText w:val=""/>
+      <w:lvlJc w:val="left"/>
+      <w:pPr>
+        <w:tabs>
+          <w:tab w:val="num" w:pos="4320"/>
+        </w:tabs>
+        <w:ind w:left="4320" w:hanging="360"/>
+      </w:pPr>
+      <w:rPr>
+        <w:rFonts w:ascii="Wingdings" w:hAnsi="Wingdings" w:hint="default"/>
+        <w:sz w:val="20"/>
+      </w:rPr>
+    </w:lvl>
+    <w:lvl w:ilvl="6" w:tentative="1">
+      <w:start w:val="1"/>
+      <w:numFmt w:val="bullet"/>
+      <w:lvlText w:val=""/>
+      <w:lvlJc w:val="left"/>
+      <w:pPr>
+        <w:tabs>
+          <w:tab w:val="num" w:pos="5040"/>
+        </w:tabs>
+        <w:ind w:left="5040" w:hanging="360"/>
+      </w:pPr>
+      <w:rPr>
+        <w:rFonts w:ascii="Wingdings" w:hAnsi="Wingdings" w:hint="default"/>
+        <w:sz w:val="20"/>
+      </w:rPr>
+    </w:lvl>
+    <w:lvl w:ilvl="7" w:tentative="1">
+      <w:start w:val="1"/>
+      <w:numFmt w:val="bullet"/>
+      <w:lvlText w:val=""/>
+      <w:lvlJc w:val="left"/>
+      <w:pPr>
+        <w:tabs>
+          <w:tab w:val="num" w:pos="5760"/>
+        </w:tabs>
+        <w:ind w:left="5760" w:hanging="360"/>
+      </w:pPr>
+      <w:rPr>
+        <w:rFonts w:ascii="Wingdings" w:hAnsi="Wingdings" w:hint="default"/>
+        <w:sz w:val="20"/>
+      </w:rPr>
+    </w:lvl>
+    <w:lvl w:ilvl="8" w:tentative="1">
+      <w:start w:val="1"/>
+      <w:numFmt w:val="bullet"/>
+      <w:lvlText w:val=""/>
+      <w:lvlJc w:val="left"/>
+      <w:pPr>
+        <w:tabs>
+          <w:tab w:val="num" w:pos="6480"/>
+        </w:tabs>
+        <w:ind w:left="6480" w:hanging="360"/>
+      </w:pPr>
+      <w:rPr>
+        <w:rFonts w:ascii="Wingdings" w:hAnsi="Wingdings" w:hint="default"/>
+        <w:sz w:val="20"/>
+      </w:rPr>
+    </w:lvl>
+  </w:abstractNum>
+  <w:abstractNum w:abstractNumId="14" w15:restartNumberingAfterBreak="0">
+    <w:nsid w:val="7E04366A"/>
+    <w:multiLevelType w:val="multilevel"/>
+    <w:tmpl w:val="73D65DFE"/>
     <w:lvl w:ilvl="0">
       <w:start w:val="1"/>
       <w:numFmt w:val="bullet"/>
@@ -13075,6 +14003,9 @@
   </w:num>
   <w:num w:numId="14" w16cid:durableId="899563127">
     <w:abstractNumId w:val="13"/>
+  </w:num>
+  <w:num w:numId="15" w16cid:durableId="706031128">
+    <w:abstractNumId w:val="14"/>
   </w:num>
 </w:numbering>
 </file>

--- a/Git commands.docx
+++ b/Git commands.docx
@@ -376,10 +376,12 @@
         <w:t xml:space="preserve">git config --global </w:t>
       </w:r>
       <w:proofErr w:type="spellStart"/>
+      <w:proofErr w:type="gramStart"/>
       <w:r>
         <w:t>user.email</w:t>
       </w:r>
       <w:proofErr w:type="spellEnd"/>
+      <w:proofErr w:type="gramEnd"/>
       <w:r>
         <w:t xml:space="preserve"> </w:t>
       </w:r>
@@ -594,8 +596,13 @@
               <w:spacing w:line="278" w:lineRule="auto"/>
             </w:pPr>
             <w:r>
-              <w:t>git add .</w:t>
-            </w:r>
+              <w:t xml:space="preserve">git </w:t>
+            </w:r>
+            <w:proofErr w:type="gramStart"/>
+            <w:r>
+              <w:t>add .</w:t>
+            </w:r>
+            <w:proofErr w:type="gramEnd"/>
           </w:p>
         </w:tc>
         <w:tc>
@@ -2056,7 +2063,15 @@
               <w:spacing w:line="278" w:lineRule="auto"/>
             </w:pPr>
             <w:r>
-              <w:t>git stash apply</w:t>
+              <w:t xml:space="preserve">git </w:t>
+            </w:r>
+            <w:proofErr w:type="gramStart"/>
+            <w:r>
+              <w:t>stash</w:t>
+            </w:r>
+            <w:proofErr w:type="gramEnd"/>
+            <w:r>
+              <w:t xml:space="preserve"> apply</w:t>
             </w:r>
           </w:p>
         </w:tc>
@@ -2091,7 +2106,23 @@
               <w:spacing w:line="278" w:lineRule="auto"/>
             </w:pPr>
             <w:r>
-              <w:t>git stash drop stash@{0}</w:t>
+              <w:t xml:space="preserve">git </w:t>
+            </w:r>
+            <w:proofErr w:type="gramStart"/>
+            <w:r>
+              <w:t>stash</w:t>
+            </w:r>
+            <w:proofErr w:type="gramEnd"/>
+            <w:r>
+              <w:t xml:space="preserve"> drop stash</w:t>
+            </w:r>
+            <w:proofErr w:type="gramStart"/>
+            <w:r>
+              <w:t>@{</w:t>
+            </w:r>
+            <w:proofErr w:type="gramEnd"/>
+            <w:r>
+              <w:t>0}</w:t>
             </w:r>
           </w:p>
         </w:tc>
@@ -2424,8 +2455,13 @@
               <w:spacing w:line="278" w:lineRule="auto"/>
               <w:jc w:val="center"/>
             </w:pPr>
-            <w:r>
-              <w:t>git revert &lt;commit-id&gt;</w:t>
+            <w:proofErr w:type="gramStart"/>
+            <w:r>
+              <w:t>git</w:t>
+            </w:r>
+            <w:proofErr w:type="gramEnd"/>
+            <w:r>
+              <w:t xml:space="preserve"> revert &lt;commit-id&gt;</w:t>
             </w:r>
           </w:p>
         </w:tc>
@@ -2582,7 +2618,15 @@
               <w:jc w:val="center"/>
             </w:pPr>
             <w:r>
-              <w:t>Removes commit from history</w:t>
+              <w:t xml:space="preserve">Removes </w:t>
+            </w:r>
+            <w:proofErr w:type="gramStart"/>
+            <w:r>
+              <w:t>commit</w:t>
+            </w:r>
+            <w:proofErr w:type="gramEnd"/>
+            <w:r>
+              <w:t xml:space="preserve"> from history</w:t>
             </w:r>
           </w:p>
         </w:tc>
@@ -2646,8 +2690,13 @@
               <w:spacing w:line="278" w:lineRule="auto"/>
               <w:jc w:val="center"/>
             </w:pPr>
-            <w:r>
-              <w:t>Creates new commit</w:t>
+            <w:proofErr w:type="gramStart"/>
+            <w:r>
+              <w:t>Creates</w:t>
+            </w:r>
+            <w:proofErr w:type="gramEnd"/>
+            <w:r>
+              <w:t xml:space="preserve"> new commit</w:t>
             </w:r>
           </w:p>
         </w:tc>
@@ -2984,8 +3033,13 @@
               <w:spacing w:line="278" w:lineRule="auto"/>
               <w:jc w:val="center"/>
             </w:pPr>
-            <w:r>
-              <w:t>git rebase -</w:t>
+            <w:proofErr w:type="gramStart"/>
+            <w:r>
+              <w:t>git</w:t>
+            </w:r>
+            <w:proofErr w:type="gramEnd"/>
+            <w:r>
+              <w:t xml:space="preserve"> rebase -</w:t>
             </w:r>
             <w:proofErr w:type="spellStart"/>
             <w:r>
@@ -3226,7 +3280,15 @@
         <w:spacing w:after="0"/>
       </w:pPr>
       <w:r>
-        <w:t>Creates merge commit</w:t>
+        <w:t xml:space="preserve">Creates </w:t>
+      </w:r>
+      <w:proofErr w:type="gramStart"/>
+      <w:r>
+        <w:t>merge</w:t>
+      </w:r>
+      <w:proofErr w:type="gramEnd"/>
+      <w:r>
+        <w:t xml:space="preserve"> commit</w:t>
       </w:r>
     </w:p>
     <w:p>
@@ -3442,8 +3504,13 @@
               <w:spacing w:line="278" w:lineRule="auto"/>
               <w:jc w:val="center"/>
             </w:pPr>
-            <w:r>
-              <w:t>git cherry-pick &lt;commit-id&gt;</w:t>
+            <w:proofErr w:type="gramStart"/>
+            <w:r>
+              <w:t>git</w:t>
+            </w:r>
+            <w:proofErr w:type="gramEnd"/>
+            <w:r>
+              <w:t xml:space="preserve"> cherry-pick &lt;commit-id&gt;</w:t>
             </w:r>
           </w:p>
         </w:tc>
@@ -3479,8 +3546,21 @@
               <w:spacing w:line="278" w:lineRule="auto"/>
               <w:jc w:val="center"/>
             </w:pPr>
-            <w:r>
-              <w:t>git cherry-pick A^..B</w:t>
+            <w:proofErr w:type="gramStart"/>
+            <w:r>
+              <w:t>git</w:t>
+            </w:r>
+            <w:proofErr w:type="gramEnd"/>
+            <w:r>
+              <w:t xml:space="preserve"> cherry-pick A</w:t>
+            </w:r>
+            <w:proofErr w:type="gramStart"/>
+            <w:r>
+              <w:t>^..</w:t>
+            </w:r>
+            <w:proofErr w:type="gramEnd"/>
+            <w:r>
+              <w:t>B</w:t>
             </w:r>
           </w:p>
         </w:tc>
@@ -4365,6 +4445,7 @@
               <w:t xml:space="preserve">git config --global </w:t>
             </w:r>
             <w:proofErr w:type="spellStart"/>
+            <w:proofErr w:type="gramStart"/>
             <w:r>
               <w:rPr>
                 <w:b/>
@@ -4373,6 +4454,7 @@
               <w:t>alias.lg</w:t>
             </w:r>
             <w:proofErr w:type="spellEnd"/>
+            <w:proofErr w:type="gramEnd"/>
             <w:r>
               <w:rPr>
                 <w:b/>
@@ -4538,6 +4620,7 @@
           <w:szCs w:val="36"/>
         </w:rPr>
       </w:pPr>
+      <w:proofErr w:type="gramStart"/>
       <w:r>
         <w:rPr>
           <w:b/>
@@ -4558,6 +4641,7 @@
         <w:t>gitignore</w:t>
       </w:r>
       <w:proofErr w:type="spellEnd"/>
+      <w:proofErr w:type="gramEnd"/>
       <w:r>
         <w:rPr>
           <w:b/>
@@ -4645,6 +4729,7 @@
                 <w:bCs/>
               </w:rPr>
             </w:pPr>
+            <w:proofErr w:type="gramStart"/>
             <w:r>
               <w:rPr>
                 <w:b/>
@@ -4661,6 +4746,7 @@
               <w:t>gitignore</w:t>
             </w:r>
             <w:proofErr w:type="spellEnd"/>
+            <w:proofErr w:type="gramEnd"/>
           </w:p>
         </w:tc>
         <w:tc>
@@ -4945,6 +5031,7 @@
                 <w:bCs/>
               </w:rPr>
             </w:pPr>
+            <w:proofErr w:type="gramStart"/>
             <w:r>
               <w:rPr>
                 <w:b/>
@@ -4952,6 +5039,7 @@
               </w:rPr>
               <w:t>.env</w:t>
             </w:r>
+            <w:proofErr w:type="gramEnd"/>
           </w:p>
         </w:tc>
         <w:tc>
@@ -5639,8 +5727,13 @@
               <w:spacing w:line="278" w:lineRule="auto"/>
             </w:pPr>
             <w:r>
-              <w:t>git remote -v</w:t>
-            </w:r>
+              <w:t xml:space="preserve">git </w:t>
+            </w:r>
+            <w:proofErr w:type="gramStart"/>
+            <w:r>
+              <w:t>remote -v</w:t>
+            </w:r>
+            <w:proofErr w:type="gramEnd"/>
           </w:p>
         </w:tc>
         <w:tc>
@@ -6179,8 +6272,13 @@
               <w:cnfStyle w:val="000000100000" w:firstRow="0" w:lastRow="0" w:firstColumn="0" w:lastColumn="0" w:oddVBand="0" w:evenVBand="0" w:oddHBand="1" w:evenHBand="0" w:firstRowFirstColumn="0" w:firstRowLastColumn="0" w:lastRowFirstColumn="0" w:lastRowLastColumn="0"/>
             </w:pPr>
             <w:r>
-              <w:t>Mark complete</w:t>
-            </w:r>
+              <w:t xml:space="preserve">Mark </w:t>
+            </w:r>
+            <w:proofErr w:type="gramStart"/>
+            <w:r>
+              <w:t>complete</w:t>
+            </w:r>
+            <w:proofErr w:type="gramEnd"/>
           </w:p>
         </w:tc>
       </w:tr>
@@ -6550,7 +6648,23 @@
           <w:b/>
           <w:bCs/>
         </w:rPr>
-        <w:t>What is a README?</w:t>
+        <w:t xml:space="preserve">What is </w:t>
+      </w:r>
+      <w:proofErr w:type="gramStart"/>
+      <w:r>
+        <w:rPr>
+          <w:b/>
+          <w:bCs/>
+        </w:rPr>
+        <w:t>a README</w:t>
+      </w:r>
+      <w:proofErr w:type="gramEnd"/>
+      <w:r>
+        <w:rPr>
+          <w:b/>
+          <w:bCs/>
+        </w:rPr>
+        <w:t>?</w:t>
       </w:r>
     </w:p>
     <w:p>
@@ -6885,7 +6999,23 @@
           <w:b/>
           <w:bCs/>
         </w:rPr>
-        <w:t>What is GitHub Actions?</w:t>
+        <w:t xml:space="preserve">What </w:t>
+      </w:r>
+      <w:proofErr w:type="gramStart"/>
+      <w:r>
+        <w:rPr>
+          <w:b/>
+          <w:bCs/>
+        </w:rPr>
+        <w:t>is</w:t>
+      </w:r>
+      <w:proofErr w:type="gramEnd"/>
+      <w:r>
+        <w:rPr>
+          <w:b/>
+          <w:bCs/>
+        </w:rPr>
+        <w:t xml:space="preserve"> GitHub Actions?</w:t>
       </w:r>
     </w:p>
     <w:p>
@@ -7281,8 +7411,13 @@
             <w:pPr>
               <w:spacing w:line="278" w:lineRule="auto"/>
             </w:pPr>
-            <w:r>
-              <w:t>on: push</w:t>
+            <w:proofErr w:type="gramStart"/>
+            <w:r>
+              <w:t>on:</w:t>
+            </w:r>
+            <w:proofErr w:type="gramEnd"/>
+            <w:r>
+              <w:t xml:space="preserve"> push</w:t>
             </w:r>
           </w:p>
         </w:tc>
@@ -7413,12 +7548,21 @@
           <w:bCs/>
         </w:rPr>
       </w:pPr>
-      <w:r>
-        <w:rPr>
-          <w:b/>
-          <w:bCs/>
-        </w:rPr>
-        <w:t>How Git Thinks</w:t>
+      <w:proofErr w:type="gramStart"/>
+      <w:r>
+        <w:rPr>
+          <w:b/>
+          <w:bCs/>
+        </w:rPr>
+        <w:t>How</w:t>
+      </w:r>
+      <w:proofErr w:type="gramEnd"/>
+      <w:r>
+        <w:rPr>
+          <w:b/>
+          <w:bCs/>
+        </w:rPr>
+        <w:t xml:space="preserve"> Git Thinks</w:t>
       </w:r>
     </w:p>
     <w:p>
@@ -7561,10 +7705,12 @@
               <w:t xml:space="preserve">git add </w:t>
             </w:r>
             <w:proofErr w:type="spellStart"/>
+            <w:proofErr w:type="gramStart"/>
             <w:r>
               <w:t>data.json</w:t>
             </w:r>
             <w:proofErr w:type="spellEnd"/>
+            <w:proofErr w:type="gramEnd"/>
           </w:p>
         </w:tc>
         <w:tc>
@@ -7705,8 +7851,13 @@
             <w:pPr>
               <w:spacing w:line="278" w:lineRule="auto"/>
             </w:pPr>
-            <w:r>
-              <w:t>git restore file</w:t>
+            <w:proofErr w:type="gramStart"/>
+            <w:r>
+              <w:t>git</w:t>
+            </w:r>
+            <w:proofErr w:type="gramEnd"/>
+            <w:r>
+              <w:t xml:space="preserve"> restore file</w:t>
             </w:r>
           </w:p>
         </w:tc>
@@ -7898,8 +8049,13 @@
             <w:pPr>
               <w:spacing w:line="278" w:lineRule="auto"/>
             </w:pPr>
-            <w:r>
-              <w:t xml:space="preserve">ls .git </w:t>
+            <w:proofErr w:type="gramStart"/>
+            <w:r>
+              <w:t>ls .git</w:t>
+            </w:r>
+            <w:proofErr w:type="gramEnd"/>
+            <w:r>
+              <w:t xml:space="preserve"> </w:t>
             </w:r>
             <w:r>
               <w:rPr>
@@ -7909,6 +8065,7 @@
               <w:t xml:space="preserve">(or </w:t>
             </w:r>
             <w:proofErr w:type="spellStart"/>
+            <w:proofErr w:type="gramStart"/>
             <w:r>
               <w:rPr>
                 <w:i/>
@@ -7922,49 +8079,78 @@
                 <w:i/>
                 <w:iCs/>
               </w:rPr>
-              <w:t xml:space="preserve"> .git on Windows)</w:t>
-            </w:r>
-          </w:p>
-        </w:tc>
-        <w:tc>
-          <w:tcPr>
-            <w:tcW w:w="0" w:type="auto"/>
-            <w:hideMark/>
-          </w:tcPr>
-          <w:p>
-            <w:pPr>
-              <w:spacing w:line="278" w:lineRule="auto"/>
-              <w:cnfStyle w:val="000000100000" w:firstRow="0" w:lastRow="0" w:firstColumn="0" w:lastColumn="0" w:oddVBand="0" w:evenVBand="0" w:oddHBand="1" w:evenHBand="0" w:firstRowFirstColumn="0" w:firstRowLastColumn="0" w:lastRowFirstColumn="0" w:lastRowLastColumn="0"/>
-            </w:pPr>
-            <w:r>
-              <w:t>View internal Git folder</w:t>
-            </w:r>
-          </w:p>
-        </w:tc>
-      </w:tr>
-      <w:tr>
-        <w:trPr>
-          <w:jc w:val="center"/>
-        </w:trPr>
-        <w:tc>
-          <w:tcPr>
-            <w:cnfStyle w:val="001000000000" w:firstRow="0" w:lastRow="0" w:firstColumn="1" w:lastColumn="0" w:oddVBand="0" w:evenVBand="0" w:oddHBand="0" w:evenHBand="0" w:firstRowFirstColumn="0" w:firstRowLastColumn="0" w:lastRowFirstColumn="0" w:lastRowLastColumn="0"/>
-            <w:tcW w:w="0" w:type="auto"/>
-            <w:hideMark/>
-          </w:tcPr>
-          <w:p>
-            <w:pPr>
-              <w:spacing w:line="278" w:lineRule="auto"/>
-            </w:pPr>
-            <w:r>
-              <w:t xml:space="preserve">cat .git/HEAD </w:t>
-            </w:r>
+              <w:t xml:space="preserve"> .git</w:t>
+            </w:r>
+            <w:proofErr w:type="gramEnd"/>
             <w:r>
               <w:rPr>
                 <w:i/>
                 <w:iCs/>
               </w:rPr>
-              <w:t>(or type .git\HEAD on Windows)</w:t>
+              <w:t xml:space="preserve"> on Windows)</w:t>
+            </w:r>
+          </w:p>
+        </w:tc>
+        <w:tc>
+          <w:tcPr>
+            <w:tcW w:w="0" w:type="auto"/>
+            <w:hideMark/>
+          </w:tcPr>
+          <w:p>
+            <w:pPr>
+              <w:spacing w:line="278" w:lineRule="auto"/>
+              <w:cnfStyle w:val="000000100000" w:firstRow="0" w:lastRow="0" w:firstColumn="0" w:lastColumn="0" w:oddVBand="0" w:evenVBand="0" w:oddHBand="1" w:evenHBand="0" w:firstRowFirstColumn="0" w:firstRowLastColumn="0" w:lastRowFirstColumn="0" w:lastRowLastColumn="0"/>
+            </w:pPr>
+            <w:r>
+              <w:t>View internal Git folder</w:t>
+            </w:r>
+          </w:p>
+        </w:tc>
+      </w:tr>
+      <w:tr>
+        <w:trPr>
+          <w:jc w:val="center"/>
+        </w:trPr>
+        <w:tc>
+          <w:tcPr>
+            <w:cnfStyle w:val="001000000000" w:firstRow="0" w:lastRow="0" w:firstColumn="1" w:lastColumn="0" w:oddVBand="0" w:evenVBand="0" w:oddHBand="0" w:evenHBand="0" w:firstRowFirstColumn="0" w:firstRowLastColumn="0" w:lastRowFirstColumn="0" w:lastRowLastColumn="0"/>
+            <w:tcW w:w="0" w:type="auto"/>
+            <w:hideMark/>
+          </w:tcPr>
+          <w:p>
+            <w:pPr>
+              <w:spacing w:line="278" w:lineRule="auto"/>
+            </w:pPr>
+            <w:proofErr w:type="gramStart"/>
+            <w:r>
+              <w:t>cat .git</w:t>
+            </w:r>
+            <w:proofErr w:type="gramEnd"/>
+            <w:r>
+              <w:t xml:space="preserve">/HEAD </w:t>
+            </w:r>
+            <w:r>
+              <w:rPr>
+                <w:i/>
+                <w:iCs/>
+              </w:rPr>
+              <w:t xml:space="preserve">(or </w:t>
+            </w:r>
+            <w:proofErr w:type="gramStart"/>
+            <w:r>
+              <w:rPr>
+                <w:i/>
+                <w:iCs/>
+              </w:rPr>
+              <w:t>type .git</w:t>
+            </w:r>
+            <w:proofErr w:type="gramEnd"/>
+            <w:r>
+              <w:rPr>
+                <w:i/>
+                <w:iCs/>
+              </w:rPr>
+              <w:t>\HEAD on Windows)</w:t>
             </w:r>
           </w:p>
         </w:tc>
@@ -8107,7 +8293,15 @@
         <w:spacing w:after="0"/>
       </w:pPr>
       <w:r>
-        <w:t>Before commit → run something</w:t>
+        <w:t xml:space="preserve">Before </w:t>
+      </w:r>
+      <w:proofErr w:type="gramStart"/>
+      <w:r>
+        <w:t>commit → run</w:t>
+      </w:r>
+      <w:proofErr w:type="gramEnd"/>
+      <w:r>
+        <w:t xml:space="preserve"> something</w:t>
       </w:r>
     </w:p>
     <w:p>
@@ -8154,8 +8348,13 @@
         <w:spacing w:after="0"/>
       </w:pPr>
       <w:r>
-        <w:t>Check code before commit</w:t>
-      </w:r>
+        <w:t xml:space="preserve">Check code before </w:t>
+      </w:r>
+      <w:proofErr w:type="gramStart"/>
+      <w:r>
+        <w:t>commit</w:t>
+      </w:r>
+      <w:proofErr w:type="gramEnd"/>
     </w:p>
     <w:p>
       <w:pPr>
@@ -8180,8 +8379,13 @@
         <w:spacing w:after="0"/>
       </w:pPr>
       <w:r>
-        <w:t>Print message after commit</w:t>
-      </w:r>
+        <w:t xml:space="preserve">Print message after </w:t>
+      </w:r>
+      <w:proofErr w:type="gramStart"/>
+      <w:r>
+        <w:t>commit</w:t>
+      </w:r>
+      <w:proofErr w:type="gramEnd"/>
     </w:p>
     <w:p>
       <w:pPr>
@@ -8274,8 +8478,13 @@
             <w:pPr>
               <w:spacing w:line="278" w:lineRule="auto"/>
             </w:pPr>
-            <w:r>
-              <w:t>ls .git/hooks</w:t>
+            <w:proofErr w:type="gramStart"/>
+            <w:r>
+              <w:t>ls .git</w:t>
+            </w:r>
+            <w:proofErr w:type="gramEnd"/>
+            <w:r>
+              <w:t>/hooks</w:t>
             </w:r>
           </w:p>
         </w:tc>
@@ -8289,28 +8498,38 @@
               <w:spacing w:line="278" w:lineRule="auto"/>
               <w:cnfStyle w:val="000000100000" w:firstRow="0" w:lastRow="0" w:firstColumn="0" w:lastColumn="0" w:oddVBand="0" w:evenVBand="0" w:oddHBand="1" w:evenHBand="0" w:firstRowFirstColumn="0" w:firstRowLastColumn="0" w:lastRowFirstColumn="0" w:lastRowLastColumn="0"/>
             </w:pPr>
-            <w:r>
-              <w:t>List all available hooks</w:t>
-            </w:r>
-          </w:p>
-        </w:tc>
-      </w:tr>
-      <w:tr>
-        <w:trPr>
-          <w:jc w:val="center"/>
-        </w:trPr>
-        <w:tc>
-          <w:tcPr>
-            <w:cnfStyle w:val="001000000000" w:firstRow="0" w:lastRow="0" w:firstColumn="1" w:lastColumn="0" w:oddVBand="0" w:evenVBand="0" w:oddHBand="0" w:evenHBand="0" w:firstRowFirstColumn="0" w:firstRowLastColumn="0" w:lastRowFirstColumn="0" w:lastRowLastColumn="0"/>
-            <w:tcW w:w="0" w:type="auto"/>
-            <w:hideMark/>
-          </w:tcPr>
-          <w:p>
-            <w:pPr>
-              <w:spacing w:line="278" w:lineRule="auto"/>
-            </w:pPr>
-            <w:r>
-              <w:t>cd .git/hooks</w:t>
+            <w:proofErr w:type="gramStart"/>
+            <w:r>
+              <w:t>List</w:t>
+            </w:r>
+            <w:proofErr w:type="gramEnd"/>
+            <w:r>
+              <w:t xml:space="preserve"> all available hooks</w:t>
+            </w:r>
+          </w:p>
+        </w:tc>
+      </w:tr>
+      <w:tr>
+        <w:trPr>
+          <w:jc w:val="center"/>
+        </w:trPr>
+        <w:tc>
+          <w:tcPr>
+            <w:cnfStyle w:val="001000000000" w:firstRow="0" w:lastRow="0" w:firstColumn="1" w:lastColumn="0" w:oddVBand="0" w:evenVBand="0" w:oddHBand="0" w:evenHBand="0" w:firstRowFirstColumn="0" w:firstRowLastColumn="0" w:lastRowFirstColumn="0" w:lastRowLastColumn="0"/>
+            <w:tcW w:w="0" w:type="auto"/>
+            <w:hideMark/>
+          </w:tcPr>
+          <w:p>
+            <w:pPr>
+              <w:spacing w:line="278" w:lineRule="auto"/>
+            </w:pPr>
+            <w:proofErr w:type="gramStart"/>
+            <w:r>
+              <w:t>cd .git</w:t>
+            </w:r>
+            <w:proofErr w:type="gramEnd"/>
+            <w:r>
+              <w:t>/hooks</w:t>
             </w:r>
           </w:p>
         </w:tc>
@@ -8346,8 +8565,13 @@
               <w:spacing w:line="278" w:lineRule="auto"/>
             </w:pPr>
             <w:r>
-              <w:t>cd ../..</w:t>
-            </w:r>
+              <w:t>cd</w:t>
+            </w:r>
+            <w:proofErr w:type="gramStart"/>
+            <w:r>
+              <w:t xml:space="preserve"> ../..</w:t>
+            </w:r>
+            <w:proofErr w:type="gramEnd"/>
           </w:p>
         </w:tc>
         <w:tc>
@@ -8832,7 +9056,15 @@
               <w:spacing w:line="278" w:lineRule="auto"/>
             </w:pPr>
             <w:r>
-              <w:t>ls -la .git/hooks</w:t>
+              <w:t>ls -</w:t>
+            </w:r>
+            <w:proofErr w:type="gramStart"/>
+            <w:r>
+              <w:t>la .git</w:t>
+            </w:r>
+            <w:proofErr w:type="gramEnd"/>
+            <w:r>
+              <w:t>/hooks</w:t>
             </w:r>
           </w:p>
         </w:tc>
@@ -9115,8 +9347,13 @@
               <w:spacing w:line="278" w:lineRule="auto"/>
               <w:cnfStyle w:val="000000000000" w:firstRow="0" w:lastRow="0" w:firstColumn="0" w:lastColumn="0" w:oddVBand="0" w:evenVBand="0" w:oddHBand="0" w:evenHBand="0" w:firstRowFirstColumn="0" w:firstRowLastColumn="0" w:lastRowFirstColumn="0" w:lastRowLastColumn="0"/>
             </w:pPr>
-            <w:r>
-              <w:t>Commit is blocked</w:t>
+            <w:proofErr w:type="gramStart"/>
+            <w:r>
+              <w:t>Commit</w:t>
+            </w:r>
+            <w:proofErr w:type="gramEnd"/>
+            <w:r>
+              <w:t xml:space="preserve"> is blocked</w:t>
             </w:r>
           </w:p>
         </w:tc>
@@ -9176,7 +9413,27 @@
           <w:sz w:val="36"/>
           <w:szCs w:val="36"/>
         </w:rPr>
-        <w:t>Git Debugging &amp; Recovery (Fix Mistakes Like a Pro)</w:t>
+        <w:t xml:space="preserve">Git Debugging &amp; Recovery (Fix Mistakes Like </w:t>
+      </w:r>
+      <w:proofErr w:type="gramStart"/>
+      <w:r>
+        <w:rPr>
+          <w:b/>
+          <w:bCs/>
+          <w:sz w:val="36"/>
+          <w:szCs w:val="36"/>
+        </w:rPr>
+        <w:t>a</w:t>
+      </w:r>
+      <w:proofErr w:type="gramEnd"/>
+      <w:r>
+        <w:rPr>
+          <w:b/>
+          <w:bCs/>
+          <w:sz w:val="36"/>
+          <w:szCs w:val="36"/>
+        </w:rPr>
+        <w:t xml:space="preserve"> Pro)</w:t>
       </w:r>
     </w:p>
     <w:tbl>
@@ -9244,8 +9501,13 @@
               <w:spacing w:line="278" w:lineRule="auto"/>
               <w:jc w:val="center"/>
             </w:pPr>
-            <w:r>
-              <w:t>git restore file</w:t>
+            <w:proofErr w:type="gramStart"/>
+            <w:r>
+              <w:t>git</w:t>
+            </w:r>
+            <w:proofErr w:type="gramEnd"/>
+            <w:r>
+              <w:t xml:space="preserve"> restore file</w:t>
             </w:r>
           </w:p>
         </w:tc>
@@ -9883,6 +10145,7 @@
         </w:numPr>
         <w:spacing w:after="0"/>
       </w:pPr>
+      <w:proofErr w:type="gramStart"/>
       <w:r>
         <w:t xml:space="preserve">Use </w:t>
       </w:r>
@@ -9902,6 +10165,7 @@
         <w:t>gitignore</w:t>
       </w:r>
       <w:proofErr w:type="spellEnd"/>
+      <w:proofErr w:type="gramEnd"/>
       <w:r>
         <w:t xml:space="preserve"> for sensitive/unwanted files </w:t>
       </w:r>
@@ -9961,7 +10225,7 @@
           <w:sz w:val="36"/>
           <w:szCs w:val="36"/>
         </w:rPr>
-        <w:t>6</w:t>
+        <w:t>5</w:t>
       </w:r>
     </w:p>
     <w:p>
@@ -9974,6 +10238,7 @@
           <w:szCs w:val="36"/>
         </w:rPr>
       </w:pPr>
+      <w:proofErr w:type="gramStart"/>
       <w:r>
         <w:rPr>
           <w:b/>
@@ -9994,6 +10259,7 @@
         <w:t>gitignore</w:t>
       </w:r>
       <w:proofErr w:type="spellEnd"/>
+      <w:proofErr w:type="gramEnd"/>
       <w:r>
         <w:rPr>
           <w:b/>
@@ -10026,6 +10292,7 @@
       <w:pPr>
         <w:spacing w:after="0"/>
       </w:pPr>
+      <w:proofErr w:type="gramStart"/>
       <w:r>
         <w:t>A .</w:t>
       </w:r>
@@ -10034,6 +10301,7 @@
         <w:t>gitignore</w:t>
       </w:r>
       <w:proofErr w:type="spellEnd"/>
+      <w:proofErr w:type="gramEnd"/>
       <w:r>
         <w:t xml:space="preserve"> file tells Git:</w:t>
       </w:r>
@@ -10106,9 +10374,11 @@
             <w:pPr>
               <w:spacing w:line="278" w:lineRule="auto"/>
             </w:pPr>
+            <w:proofErr w:type="gramStart"/>
             <w:r>
               <w:t>.env</w:t>
             </w:r>
+            <w:proofErr w:type="gramEnd"/>
           </w:p>
         </w:tc>
         <w:tc>
@@ -10378,8 +10648,13 @@
               <w:spacing w:line="278" w:lineRule="auto"/>
             </w:pPr>
             <w:r>
-              <w:t>git clean -n</w:t>
-            </w:r>
+              <w:t xml:space="preserve">git </w:t>
+            </w:r>
+            <w:proofErr w:type="gramStart"/>
+            <w:r>
+              <w:t>clean -n</w:t>
+            </w:r>
+            <w:proofErr w:type="gramEnd"/>
           </w:p>
         </w:tc>
         <w:tc>
@@ -10413,8 +10688,13 @@
               <w:spacing w:line="278" w:lineRule="auto"/>
             </w:pPr>
             <w:r>
-              <w:t>git clean -f</w:t>
-            </w:r>
+              <w:t xml:space="preserve">git </w:t>
+            </w:r>
+            <w:proofErr w:type="gramStart"/>
+            <w:r>
+              <w:t>clean -f</w:t>
+            </w:r>
+            <w:proofErr w:type="gramEnd"/>
           </w:p>
         </w:tc>
         <w:tc>
@@ -10495,28 +10775,28 @@
           <w:sz w:val="36"/>
           <w:szCs w:val="36"/>
         </w:rPr>
-        <w:t>Day: 27</w:t>
-      </w:r>
-    </w:p>
-    <w:p>
-      <w:pPr>
-        <w:spacing w:after="0"/>
+        <w:t>Day: 2</w:t>
+      </w:r>
+      <w:r>
         <w:rPr>
           <w:b/>
           <w:bCs/>
           <w:sz w:val="36"/>
           <w:szCs w:val="36"/>
         </w:rPr>
-      </w:pPr>
-      <w:r>
+        <w:t>6</w:t>
+      </w:r>
+    </w:p>
+    <w:p>
+      <w:pPr>
+        <w:spacing w:after="0"/>
         <w:rPr>
           <w:b/>
           <w:bCs/>
           <w:sz w:val="36"/>
           <w:szCs w:val="36"/>
         </w:rPr>
-        <w:t xml:space="preserve">Rebase - </w:t>
-      </w:r>
+      </w:pPr>
       <w:r>
         <w:rPr>
           <w:b/>
@@ -10524,7 +10804,7 @@
           <w:sz w:val="36"/>
           <w:szCs w:val="36"/>
         </w:rPr>
-        <w:t>A</w:t>
+        <w:t xml:space="preserve">Rebase - </w:t>
       </w:r>
       <w:r>
         <w:rPr>
@@ -10533,7 +10813,7 @@
           <w:sz w:val="36"/>
           <w:szCs w:val="36"/>
         </w:rPr>
-        <w:t>dvanced</w:t>
+        <w:t>A</w:t>
       </w:r>
       <w:r>
         <w:rPr>
@@ -10542,7 +10822,7 @@
           <w:sz w:val="36"/>
           <w:szCs w:val="36"/>
         </w:rPr>
-        <w:t xml:space="preserve"> GIT T</w:t>
+        <w:t>dvanced</w:t>
       </w:r>
       <w:r>
         <w:rPr>
@@ -10551,6 +10831,15 @@
           <w:sz w:val="36"/>
           <w:szCs w:val="36"/>
         </w:rPr>
+        <w:t xml:space="preserve"> GIT T</w:t>
+      </w:r>
+      <w:r>
+        <w:rPr>
+          <w:b/>
+          <w:bCs/>
+          <w:sz w:val="36"/>
+          <w:szCs w:val="36"/>
+        </w:rPr>
         <w:t>rack</w:t>
       </w:r>
     </w:p>
@@ -10565,7 +10854,15 @@
       </w:pPr>
       <w:r>
         <w:lastRenderedPageBreak/>
-        <w:t>Rebase = Move your commits on top of another branch</w:t>
+        <w:t xml:space="preserve">Rebase = Move your commits </w:t>
+      </w:r>
+      <w:proofErr w:type="gramStart"/>
+      <w:r>
+        <w:t>on</w:t>
+      </w:r>
+      <w:proofErr w:type="gramEnd"/>
+      <w:r>
+        <w:t xml:space="preserve"> top of another branch</w:t>
       </w:r>
     </w:p>
     <w:p>
@@ -10684,8 +10981,13 @@
             <w:pPr>
               <w:spacing w:line="278" w:lineRule="auto"/>
             </w:pPr>
-            <w:r>
-              <w:t>git rebase main</w:t>
+            <w:proofErr w:type="gramStart"/>
+            <w:r>
+              <w:t>git</w:t>
+            </w:r>
+            <w:proofErr w:type="gramEnd"/>
+            <w:r>
+              <w:t xml:space="preserve"> rebase main</w:t>
             </w:r>
           </w:p>
         </w:tc>
@@ -10719,8 +11021,13 @@
             <w:pPr>
               <w:spacing w:line="278" w:lineRule="auto"/>
             </w:pPr>
-            <w:r>
-              <w:t>git rebase -</w:t>
+            <w:proofErr w:type="gramStart"/>
+            <w:r>
+              <w:t>git</w:t>
+            </w:r>
+            <w:proofErr w:type="gramEnd"/>
+            <w:r>
+              <w:t xml:space="preserve"> rebase -</w:t>
             </w:r>
             <w:proofErr w:type="spellStart"/>
             <w:r>
@@ -10760,8 +11067,13 @@
             <w:pPr>
               <w:spacing w:line="278" w:lineRule="auto"/>
             </w:pPr>
-            <w:r>
-              <w:t>git rebase --continue</w:t>
+            <w:proofErr w:type="gramStart"/>
+            <w:r>
+              <w:t>git</w:t>
+            </w:r>
+            <w:proofErr w:type="gramEnd"/>
+            <w:r>
+              <w:t xml:space="preserve"> rebase --continue</w:t>
             </w:r>
           </w:p>
         </w:tc>
@@ -10795,8 +11107,13 @@
             <w:pPr>
               <w:spacing w:line="278" w:lineRule="auto"/>
             </w:pPr>
-            <w:r>
-              <w:t>git rebase --abort</w:t>
+            <w:proofErr w:type="gramStart"/>
+            <w:r>
+              <w:t>git</w:t>
+            </w:r>
+            <w:proofErr w:type="gramEnd"/>
+            <w:r>
+              <w:t xml:space="preserve"> rebase --abort</w:t>
             </w:r>
           </w:p>
         </w:tc>
@@ -10842,7 +11159,16 @@
           <w:sz w:val="36"/>
           <w:szCs w:val="36"/>
         </w:rPr>
-        <w:t>Day: 28</w:t>
+        <w:t>Day: 2</w:t>
+      </w:r>
+      <w:r>
+        <w:rPr>
+          <w:b/>
+          <w:bCs/>
+          <w:sz w:val="36"/>
+          <w:szCs w:val="36"/>
+        </w:rPr>
+        <w:t>7</w:t>
       </w:r>
     </w:p>
     <w:p>
@@ -10997,8 +11323,13 @@
             <w:pPr>
               <w:spacing w:line="278" w:lineRule="auto"/>
             </w:pPr>
-            <w:r>
-              <w:t>git rebase -</w:t>
+            <w:proofErr w:type="gramStart"/>
+            <w:r>
+              <w:t>git</w:t>
+            </w:r>
+            <w:proofErr w:type="gramEnd"/>
+            <w:r>
+              <w:t xml:space="preserve"> rebase -</w:t>
             </w:r>
             <w:proofErr w:type="spellStart"/>
             <w:r>
@@ -11234,7 +11565,16 @@
           <w:sz w:val="36"/>
           <w:szCs w:val="36"/>
         </w:rPr>
-        <w:t>Day: 29</w:t>
+        <w:t>Day: 2</w:t>
+      </w:r>
+      <w:r>
+        <w:rPr>
+          <w:b/>
+          <w:bCs/>
+          <w:sz w:val="36"/>
+          <w:szCs w:val="36"/>
+        </w:rPr>
+        <w:t>8</w:t>
       </w:r>
     </w:p>
     <w:p>
@@ -11318,8 +11658,13 @@
               <w:cnfStyle w:val="100000000000" w:firstRow="1" w:lastRow="0" w:firstColumn="0" w:lastColumn="0" w:oddVBand="0" w:evenVBand="0" w:oddHBand="0" w:evenHBand="0" w:firstRowFirstColumn="0" w:firstRowLastColumn="0" w:lastRowFirstColumn="0" w:lastRowLastColumn="0"/>
             </w:pPr>
             <w:r>
-              <w:t>Use cherry-pick</w:t>
-            </w:r>
+              <w:t xml:space="preserve">Use </w:t>
+            </w:r>
+            <w:proofErr w:type="gramStart"/>
+            <w:r>
+              <w:t>cherry-pick</w:t>
+            </w:r>
+            <w:proofErr w:type="gramEnd"/>
           </w:p>
         </w:tc>
       </w:tr>
@@ -11466,7 +11811,15 @@
         <w:spacing w:after="0"/>
       </w:pPr>
       <w:r>
-        <w:t>Avoid cherry-pick if:</w:t>
+        <w:t>Avoid cherry-</w:t>
+      </w:r>
+      <w:proofErr w:type="gramStart"/>
+      <w:r>
+        <w:t>pick</w:t>
+      </w:r>
+      <w:proofErr w:type="gramEnd"/>
+      <w:r>
+        <w:t xml:space="preserve"> if:</w:t>
       </w:r>
     </w:p>
     <w:p>
@@ -11900,8 +12253,13 @@
             <w:pPr>
               <w:spacing w:line="278" w:lineRule="auto"/>
             </w:pPr>
-            <w:r>
-              <w:t>git cherry-pick &lt;id&gt;</w:t>
+            <w:proofErr w:type="gramStart"/>
+            <w:r>
+              <w:t>git</w:t>
+            </w:r>
+            <w:proofErr w:type="gramEnd"/>
+            <w:r>
+              <w:t xml:space="preserve"> cherry-pick &lt;id&gt;</w:t>
             </w:r>
           </w:p>
         </w:tc>
@@ -11936,8 +12294,13 @@
             <w:pPr>
               <w:spacing w:line="278" w:lineRule="auto"/>
             </w:pPr>
-            <w:r>
-              <w:t>git cherry-pick --continue</w:t>
+            <w:proofErr w:type="gramStart"/>
+            <w:r>
+              <w:t>git</w:t>
+            </w:r>
+            <w:proofErr w:type="gramEnd"/>
+            <w:r>
+              <w:t xml:space="preserve"> cherry-pick --continue</w:t>
             </w:r>
           </w:p>
         </w:tc>
@@ -11971,8 +12334,13 @@
             <w:pPr>
               <w:spacing w:line="278" w:lineRule="auto"/>
             </w:pPr>
-            <w:r>
-              <w:t>git cherry-pick --abort</w:t>
+            <w:proofErr w:type="gramStart"/>
+            <w:r>
+              <w:t>git</w:t>
+            </w:r>
+            <w:proofErr w:type="gramEnd"/>
+            <w:r>
+              <w:t xml:space="preserve"> cherry-pick --abort</w:t>
             </w:r>
           </w:p>
         </w:tc>
@@ -12027,7 +12395,7 @@
           <w:sz w:val="36"/>
           <w:szCs w:val="36"/>
         </w:rPr>
-        <w:t>30</w:t>
+        <w:t>29</w:t>
       </w:r>
     </w:p>
     <w:p>
@@ -12039,6 +12407,627 @@
           <w:sz w:val="36"/>
           <w:szCs w:val="36"/>
         </w:rPr>
+      </w:pPr>
+      <w:r>
+        <w:rPr>
+          <w:b/>
+          <w:bCs/>
+          <w:sz w:val="36"/>
+          <w:szCs w:val="36"/>
+        </w:rPr>
+        <w:t>Git Workflows</w:t>
+      </w:r>
+    </w:p>
+    <w:p>
+      <w:pPr>
+        <w:spacing w:after="0"/>
+      </w:pPr>
+    </w:p>
+    <w:p>
+      <w:pPr>
+        <w:spacing w:after="0"/>
+      </w:pPr>
+      <w:r>
+        <w:t>Understand how teams use:</w:t>
+      </w:r>
+    </w:p>
+    <w:p>
+      <w:pPr>
+        <w:numPr>
+          <w:ilvl w:val="0"/>
+          <w:numId w:val="17"/>
+        </w:numPr>
+        <w:spacing w:after="0"/>
+      </w:pPr>
+      <w:r>
+        <w:t xml:space="preserve">Branches </w:t>
+      </w:r>
+    </w:p>
+    <w:p>
+      <w:pPr>
+        <w:numPr>
+          <w:ilvl w:val="0"/>
+          <w:numId w:val="17"/>
+        </w:numPr>
+        <w:spacing w:after="0"/>
+      </w:pPr>
+      <w:r>
+        <w:t xml:space="preserve">Features </w:t>
+      </w:r>
+    </w:p>
+    <w:p>
+      <w:pPr>
+        <w:numPr>
+          <w:ilvl w:val="0"/>
+          <w:numId w:val="17"/>
+        </w:numPr>
+        <w:spacing w:after="0"/>
+      </w:pPr>
+      <w:r>
+        <w:t xml:space="preserve">Hotfixes </w:t>
+      </w:r>
+    </w:p>
+    <w:p>
+      <w:pPr>
+        <w:numPr>
+          <w:ilvl w:val="0"/>
+          <w:numId w:val="17"/>
+        </w:numPr>
+        <w:spacing w:after="0"/>
+      </w:pPr>
+      <w:r>
+        <w:t>Releases</w:t>
+      </w:r>
+    </w:p>
+    <w:p>
+      <w:pPr>
+        <w:spacing w:after="0"/>
+        <w:jc w:val="center"/>
+        <w:rPr>
+          <w:b/>
+          <w:bCs/>
+        </w:rPr>
+      </w:pPr>
+    </w:p>
+    <w:p>
+      <w:pPr>
+        <w:spacing w:after="0"/>
+        <w:jc w:val="center"/>
+        <w:rPr>
+          <w:b/>
+          <w:bCs/>
+        </w:rPr>
+      </w:pPr>
+      <w:r>
+        <w:rPr>
+          <w:b/>
+          <w:bCs/>
+        </w:rPr>
+        <w:t>G</w:t>
+      </w:r>
+      <w:r>
+        <w:rPr>
+          <w:b/>
+          <w:bCs/>
+        </w:rPr>
+        <w:t>it workflows = “</w:t>
+      </w:r>
+      <w:r>
+        <w:t>Organized way teams develop, fix, and release code</w:t>
+      </w:r>
+      <w:r>
+        <w:rPr>
+          <w:b/>
+          <w:bCs/>
+        </w:rPr>
+        <w:t>”</w:t>
+      </w:r>
+    </w:p>
+    <w:p>
+      <w:pPr>
+        <w:spacing w:after="0"/>
+        <w:jc w:val="center"/>
+        <w:rPr>
+          <w:b/>
+          <w:bCs/>
+        </w:rPr>
+      </w:pPr>
+      <w:r>
+        <w:rPr>
+          <w:b/>
+          <w:bCs/>
+        </w:rPr>
+        <w:t>branch → work → commit → PR → merge → release</w:t>
+      </w:r>
+    </w:p>
+    <w:p>
+      <w:pPr>
+        <w:spacing w:after="0"/>
+      </w:pPr>
+    </w:p>
+    <w:tbl>
+      <w:tblPr>
+        <w:tblStyle w:val="PlainTable1"/>
+        <w:tblW w:w="0" w:type="auto"/>
+        <w:jc w:val="center"/>
+        <w:tblLook w:val="04A0" w:firstRow="1" w:lastRow="0" w:firstColumn="1" w:lastColumn="0" w:noHBand="0" w:noVBand="1"/>
+      </w:tblPr>
+      <w:tblGrid>
+        <w:gridCol w:w="1865"/>
+        <w:gridCol w:w="2098"/>
+      </w:tblGrid>
+      <w:tr>
+        <w:trPr>
+          <w:cnfStyle w:val="100000000000" w:firstRow="1" w:lastRow="0" w:firstColumn="0" w:lastColumn="0" w:oddVBand="0" w:evenVBand="0" w:oddHBand="0" w:evenHBand="0" w:firstRowFirstColumn="0" w:firstRowLastColumn="0" w:lastRowFirstColumn="0" w:lastRowLastColumn="0"/>
+          <w:jc w:val="center"/>
+        </w:trPr>
+        <w:tc>
+          <w:tcPr>
+            <w:cnfStyle w:val="001000000000" w:firstRow="0" w:lastRow="0" w:firstColumn="1" w:lastColumn="0" w:oddVBand="0" w:evenVBand="0" w:oddHBand="0" w:evenHBand="0" w:firstRowFirstColumn="0" w:firstRowLastColumn="0" w:lastRowFirstColumn="0" w:lastRowLastColumn="0"/>
+            <w:tcW w:w="0" w:type="auto"/>
+            <w:hideMark/>
+          </w:tcPr>
+          <w:p>
+            <w:pPr>
+              <w:spacing w:line="278" w:lineRule="auto"/>
+            </w:pPr>
+            <w:r>
+              <w:t>Workflow Step</w:t>
+            </w:r>
+          </w:p>
+        </w:tc>
+        <w:tc>
+          <w:tcPr>
+            <w:tcW w:w="0" w:type="auto"/>
+            <w:hideMark/>
+          </w:tcPr>
+          <w:p>
+            <w:pPr>
+              <w:spacing w:line="278" w:lineRule="auto"/>
+              <w:cnfStyle w:val="100000000000" w:firstRow="1" w:lastRow="0" w:firstColumn="0" w:lastColumn="0" w:oddVBand="0" w:evenVBand="0" w:oddHBand="0" w:evenHBand="0" w:firstRowFirstColumn="0" w:firstRowLastColumn="0" w:lastRowFirstColumn="0" w:lastRowLastColumn="0"/>
+            </w:pPr>
+            <w:r>
+              <w:t>Meaning</w:t>
+            </w:r>
+          </w:p>
+        </w:tc>
+      </w:tr>
+      <w:tr>
+        <w:trPr>
+          <w:cnfStyle w:val="000000100000" w:firstRow="0" w:lastRow="0" w:firstColumn="0" w:lastColumn="0" w:oddVBand="0" w:evenVBand="0" w:oddHBand="1" w:evenHBand="0" w:firstRowFirstColumn="0" w:firstRowLastColumn="0" w:lastRowFirstColumn="0" w:lastRowLastColumn="0"/>
+          <w:jc w:val="center"/>
+        </w:trPr>
+        <w:tc>
+          <w:tcPr>
+            <w:cnfStyle w:val="001000000000" w:firstRow="0" w:lastRow="0" w:firstColumn="1" w:lastColumn="0" w:oddVBand="0" w:evenVBand="0" w:oddHBand="0" w:evenHBand="0" w:firstRowFirstColumn="0" w:firstRowLastColumn="0" w:lastRowFirstColumn="0" w:lastRowLastColumn="0"/>
+            <w:tcW w:w="0" w:type="auto"/>
+            <w:hideMark/>
+          </w:tcPr>
+          <w:p>
+            <w:pPr>
+              <w:spacing w:line="278" w:lineRule="auto"/>
+            </w:pPr>
+            <w:r>
+              <w:t>Feature branch</w:t>
+            </w:r>
+          </w:p>
+        </w:tc>
+        <w:tc>
+          <w:tcPr>
+            <w:tcW w:w="0" w:type="auto"/>
+            <w:hideMark/>
+          </w:tcPr>
+          <w:p>
+            <w:pPr>
+              <w:spacing w:line="278" w:lineRule="auto"/>
+              <w:cnfStyle w:val="000000100000" w:firstRow="0" w:lastRow="0" w:firstColumn="0" w:lastColumn="0" w:oddVBand="0" w:evenVBand="0" w:oddHBand="1" w:evenHBand="0" w:firstRowFirstColumn="0" w:firstRowLastColumn="0" w:lastRowFirstColumn="0" w:lastRowLastColumn="0"/>
+            </w:pPr>
+            <w:r>
+              <w:t>New development</w:t>
+            </w:r>
+          </w:p>
+        </w:tc>
+      </w:tr>
+      <w:tr>
+        <w:trPr>
+          <w:jc w:val="center"/>
+        </w:trPr>
+        <w:tc>
+          <w:tcPr>
+            <w:cnfStyle w:val="001000000000" w:firstRow="0" w:lastRow="0" w:firstColumn="1" w:lastColumn="0" w:oddVBand="0" w:evenVBand="0" w:oddHBand="0" w:evenHBand="0" w:firstRowFirstColumn="0" w:firstRowLastColumn="0" w:lastRowFirstColumn="0" w:lastRowLastColumn="0"/>
+            <w:tcW w:w="0" w:type="auto"/>
+            <w:hideMark/>
+          </w:tcPr>
+          <w:p>
+            <w:pPr>
+              <w:spacing w:line="278" w:lineRule="auto"/>
+            </w:pPr>
+            <w:r>
+              <w:t>Hotfix branch</w:t>
+            </w:r>
+          </w:p>
+        </w:tc>
+        <w:tc>
+          <w:tcPr>
+            <w:tcW w:w="0" w:type="auto"/>
+            <w:hideMark/>
+          </w:tcPr>
+          <w:p>
+            <w:pPr>
+              <w:spacing w:line="278" w:lineRule="auto"/>
+              <w:cnfStyle w:val="000000000000" w:firstRow="0" w:lastRow="0" w:firstColumn="0" w:lastColumn="0" w:oddVBand="0" w:evenVBand="0" w:oddHBand="0" w:evenHBand="0" w:firstRowFirstColumn="0" w:firstRowLastColumn="0" w:lastRowFirstColumn="0" w:lastRowLastColumn="0"/>
+            </w:pPr>
+            <w:r>
+              <w:t>Urgent fix</w:t>
+            </w:r>
+          </w:p>
+        </w:tc>
+      </w:tr>
+      <w:tr>
+        <w:trPr>
+          <w:cnfStyle w:val="000000100000" w:firstRow="0" w:lastRow="0" w:firstColumn="0" w:lastColumn="0" w:oddVBand="0" w:evenVBand="0" w:oddHBand="1" w:evenHBand="0" w:firstRowFirstColumn="0" w:firstRowLastColumn="0" w:lastRowFirstColumn="0" w:lastRowLastColumn="0"/>
+          <w:jc w:val="center"/>
+        </w:trPr>
+        <w:tc>
+          <w:tcPr>
+            <w:cnfStyle w:val="001000000000" w:firstRow="0" w:lastRow="0" w:firstColumn="1" w:lastColumn="0" w:oddVBand="0" w:evenVBand="0" w:oddHBand="0" w:evenHBand="0" w:firstRowFirstColumn="0" w:firstRowLastColumn="0" w:lastRowFirstColumn="0" w:lastRowLastColumn="0"/>
+            <w:tcW w:w="0" w:type="auto"/>
+            <w:hideMark/>
+          </w:tcPr>
+          <w:p>
+            <w:pPr>
+              <w:spacing w:line="278" w:lineRule="auto"/>
+            </w:pPr>
+            <w:r>
+              <w:lastRenderedPageBreak/>
+              <w:t>Main branch</w:t>
+            </w:r>
+          </w:p>
+        </w:tc>
+        <w:tc>
+          <w:tcPr>
+            <w:tcW w:w="0" w:type="auto"/>
+            <w:hideMark/>
+          </w:tcPr>
+          <w:p>
+            <w:pPr>
+              <w:spacing w:line="278" w:lineRule="auto"/>
+              <w:cnfStyle w:val="000000100000" w:firstRow="0" w:lastRow="0" w:firstColumn="0" w:lastColumn="0" w:oddVBand="0" w:evenVBand="0" w:oddHBand="1" w:evenHBand="0" w:firstRowFirstColumn="0" w:firstRowLastColumn="0" w:lastRowFirstColumn="0" w:lastRowLastColumn="0"/>
+            </w:pPr>
+            <w:r>
+              <w:t>Stable code</w:t>
+            </w:r>
+          </w:p>
+        </w:tc>
+      </w:tr>
+      <w:tr>
+        <w:trPr>
+          <w:jc w:val="center"/>
+        </w:trPr>
+        <w:tc>
+          <w:tcPr>
+            <w:cnfStyle w:val="001000000000" w:firstRow="0" w:lastRow="0" w:firstColumn="1" w:lastColumn="0" w:oddVBand="0" w:evenVBand="0" w:oddHBand="0" w:evenHBand="0" w:firstRowFirstColumn="0" w:firstRowLastColumn="0" w:lastRowFirstColumn="0" w:lastRowLastColumn="0"/>
+            <w:tcW w:w="0" w:type="auto"/>
+            <w:hideMark/>
+          </w:tcPr>
+          <w:p>
+            <w:pPr>
+              <w:spacing w:line="278" w:lineRule="auto"/>
+            </w:pPr>
+            <w:r>
+              <w:t>Tag</w:t>
+            </w:r>
+          </w:p>
+        </w:tc>
+        <w:tc>
+          <w:tcPr>
+            <w:tcW w:w="0" w:type="auto"/>
+            <w:hideMark/>
+          </w:tcPr>
+          <w:p>
+            <w:pPr>
+              <w:spacing w:line="278" w:lineRule="auto"/>
+              <w:cnfStyle w:val="000000000000" w:firstRow="0" w:lastRow="0" w:firstColumn="0" w:lastColumn="0" w:oddVBand="0" w:evenVBand="0" w:oddHBand="0" w:evenHBand="0" w:firstRowFirstColumn="0" w:firstRowLastColumn="0" w:lastRowFirstColumn="0" w:lastRowLastColumn="0"/>
+            </w:pPr>
+            <w:r>
+              <w:t>Version release</w:t>
+            </w:r>
+          </w:p>
+        </w:tc>
+      </w:tr>
+    </w:tbl>
+    <w:p>
+      <w:pPr>
+        <w:spacing w:after="0"/>
+      </w:pPr>
+    </w:p>
+    <w:tbl>
+      <w:tblPr>
+        <w:tblStyle w:val="PlainTable1"/>
+        <w:tblW w:w="0" w:type="auto"/>
+        <w:jc w:val="center"/>
+        <w:tblLook w:val="04A0" w:firstRow="1" w:lastRow="0" w:firstColumn="1" w:lastColumn="0" w:noHBand="0" w:noVBand="1"/>
+      </w:tblPr>
+      <w:tblGrid>
+        <w:gridCol w:w="2340"/>
+        <w:gridCol w:w="1773"/>
+      </w:tblGrid>
+      <w:tr>
+        <w:trPr>
+          <w:cnfStyle w:val="100000000000" w:firstRow="1" w:lastRow="0" w:firstColumn="0" w:lastColumn="0" w:oddVBand="0" w:evenVBand="0" w:oddHBand="0" w:evenHBand="0" w:firstRowFirstColumn="0" w:firstRowLastColumn="0" w:lastRowFirstColumn="0" w:lastRowLastColumn="0"/>
+          <w:jc w:val="center"/>
+        </w:trPr>
+        <w:tc>
+          <w:tcPr>
+            <w:cnfStyle w:val="001000000000" w:firstRow="0" w:lastRow="0" w:firstColumn="1" w:lastColumn="0" w:oddVBand="0" w:evenVBand="0" w:oddHBand="0" w:evenHBand="0" w:firstRowFirstColumn="0" w:firstRowLastColumn="0" w:lastRowFirstColumn="0" w:lastRowLastColumn="0"/>
+            <w:tcW w:w="0" w:type="auto"/>
+            <w:hideMark/>
+          </w:tcPr>
+          <w:p>
+            <w:pPr>
+              <w:spacing w:line="278" w:lineRule="auto"/>
+            </w:pPr>
+            <w:r>
+              <w:t>Command</w:t>
+            </w:r>
+          </w:p>
+        </w:tc>
+        <w:tc>
+          <w:tcPr>
+            <w:tcW w:w="0" w:type="auto"/>
+            <w:hideMark/>
+          </w:tcPr>
+          <w:p>
+            <w:pPr>
+              <w:spacing w:line="278" w:lineRule="auto"/>
+              <w:cnfStyle w:val="100000000000" w:firstRow="1" w:lastRow="0" w:firstColumn="0" w:lastColumn="0" w:oddVBand="0" w:evenVBand="0" w:oddHBand="0" w:evenHBand="0" w:firstRowFirstColumn="0" w:firstRowLastColumn="0" w:lastRowFirstColumn="0" w:lastRowLastColumn="0"/>
+            </w:pPr>
+            <w:r>
+              <w:t>Purpose</w:t>
+            </w:r>
+          </w:p>
+        </w:tc>
+      </w:tr>
+      <w:tr>
+        <w:trPr>
+          <w:cnfStyle w:val="000000100000" w:firstRow="0" w:lastRow="0" w:firstColumn="0" w:lastColumn="0" w:oddVBand="0" w:evenVBand="0" w:oddHBand="1" w:evenHBand="0" w:firstRowFirstColumn="0" w:firstRowLastColumn="0" w:lastRowFirstColumn="0" w:lastRowLastColumn="0"/>
+          <w:jc w:val="center"/>
+        </w:trPr>
+        <w:tc>
+          <w:tcPr>
+            <w:cnfStyle w:val="001000000000" w:firstRow="0" w:lastRow="0" w:firstColumn="1" w:lastColumn="0" w:oddVBand="0" w:evenVBand="0" w:oddHBand="0" w:evenHBand="0" w:firstRowFirstColumn="0" w:firstRowLastColumn="0" w:lastRowFirstColumn="0" w:lastRowLastColumn="0"/>
+            <w:tcW w:w="0" w:type="auto"/>
+            <w:hideMark/>
+          </w:tcPr>
+          <w:p>
+            <w:pPr>
+              <w:spacing w:line="278" w:lineRule="auto"/>
+            </w:pPr>
+            <w:r>
+              <w:t>git switch -c branch</w:t>
+            </w:r>
+          </w:p>
+        </w:tc>
+        <w:tc>
+          <w:tcPr>
+            <w:tcW w:w="0" w:type="auto"/>
+            <w:hideMark/>
+          </w:tcPr>
+          <w:p>
+            <w:pPr>
+              <w:spacing w:line="278" w:lineRule="auto"/>
+              <w:cnfStyle w:val="000000100000" w:firstRow="0" w:lastRow="0" w:firstColumn="0" w:lastColumn="0" w:oddVBand="0" w:evenVBand="0" w:oddHBand="1" w:evenHBand="0" w:firstRowFirstColumn="0" w:firstRowLastColumn="0" w:lastRowFirstColumn="0" w:lastRowLastColumn="0"/>
+            </w:pPr>
+            <w:r>
+              <w:t>Create branch</w:t>
+            </w:r>
+          </w:p>
+        </w:tc>
+      </w:tr>
+      <w:tr>
+        <w:trPr>
+          <w:jc w:val="center"/>
+        </w:trPr>
+        <w:tc>
+          <w:tcPr>
+            <w:cnfStyle w:val="001000000000" w:firstRow="0" w:lastRow="0" w:firstColumn="1" w:lastColumn="0" w:oddVBand="0" w:evenVBand="0" w:oddHBand="0" w:evenHBand="0" w:firstRowFirstColumn="0" w:firstRowLastColumn="0" w:lastRowFirstColumn="0" w:lastRowLastColumn="0"/>
+            <w:tcW w:w="0" w:type="auto"/>
+            <w:hideMark/>
+          </w:tcPr>
+          <w:p>
+            <w:pPr>
+              <w:spacing w:line="278" w:lineRule="auto"/>
+            </w:pPr>
+            <w:r>
+              <w:t>git commit -m</w:t>
+            </w:r>
+          </w:p>
+        </w:tc>
+        <w:tc>
+          <w:tcPr>
+            <w:tcW w:w="0" w:type="auto"/>
+            <w:hideMark/>
+          </w:tcPr>
+          <w:p>
+            <w:pPr>
+              <w:spacing w:line="278" w:lineRule="auto"/>
+              <w:cnfStyle w:val="000000000000" w:firstRow="0" w:lastRow="0" w:firstColumn="0" w:lastColumn="0" w:oddVBand="0" w:evenVBand="0" w:oddHBand="0" w:evenHBand="0" w:firstRowFirstColumn="0" w:firstRowLastColumn="0" w:lastRowFirstColumn="0" w:lastRowLastColumn="0"/>
+            </w:pPr>
+            <w:r>
+              <w:t>Save changes</w:t>
+            </w:r>
+          </w:p>
+        </w:tc>
+      </w:tr>
+      <w:tr>
+        <w:trPr>
+          <w:cnfStyle w:val="000000100000" w:firstRow="0" w:lastRow="0" w:firstColumn="0" w:lastColumn="0" w:oddVBand="0" w:evenVBand="0" w:oddHBand="1" w:evenHBand="0" w:firstRowFirstColumn="0" w:firstRowLastColumn="0" w:lastRowFirstColumn="0" w:lastRowLastColumn="0"/>
+          <w:jc w:val="center"/>
+        </w:trPr>
+        <w:tc>
+          <w:tcPr>
+            <w:cnfStyle w:val="001000000000" w:firstRow="0" w:lastRow="0" w:firstColumn="1" w:lastColumn="0" w:oddVBand="0" w:evenVBand="0" w:oddHBand="0" w:evenHBand="0" w:firstRowFirstColumn="0" w:firstRowLastColumn="0" w:lastRowFirstColumn="0" w:lastRowLastColumn="0"/>
+            <w:tcW w:w="0" w:type="auto"/>
+            <w:hideMark/>
+          </w:tcPr>
+          <w:p>
+            <w:pPr>
+              <w:spacing w:line="278" w:lineRule="auto"/>
+            </w:pPr>
+            <w:r>
+              <w:t>git merge branch</w:t>
+            </w:r>
+          </w:p>
+        </w:tc>
+        <w:tc>
+          <w:tcPr>
+            <w:tcW w:w="0" w:type="auto"/>
+            <w:hideMark/>
+          </w:tcPr>
+          <w:p>
+            <w:pPr>
+              <w:spacing w:line="278" w:lineRule="auto"/>
+              <w:cnfStyle w:val="000000100000" w:firstRow="0" w:lastRow="0" w:firstColumn="0" w:lastColumn="0" w:oddVBand="0" w:evenVBand="0" w:oddHBand="1" w:evenHBand="0" w:firstRowFirstColumn="0" w:firstRowLastColumn="0" w:lastRowFirstColumn="0" w:lastRowLastColumn="0"/>
+            </w:pPr>
+            <w:r>
+              <w:t>Merge changes</w:t>
+            </w:r>
+          </w:p>
+        </w:tc>
+      </w:tr>
+      <w:tr>
+        <w:trPr>
+          <w:jc w:val="center"/>
+        </w:trPr>
+        <w:tc>
+          <w:tcPr>
+            <w:cnfStyle w:val="001000000000" w:firstRow="0" w:lastRow="0" w:firstColumn="1" w:lastColumn="0" w:oddVBand="0" w:evenVBand="0" w:oddHBand="0" w:evenHBand="0" w:firstRowFirstColumn="0" w:firstRowLastColumn="0" w:lastRowFirstColumn="0" w:lastRowLastColumn="0"/>
+            <w:tcW w:w="0" w:type="auto"/>
+            <w:hideMark/>
+          </w:tcPr>
+          <w:p>
+            <w:pPr>
+              <w:spacing w:line="278" w:lineRule="auto"/>
+            </w:pPr>
+            <w:r>
+              <w:t xml:space="preserve">git tag </w:t>
+            </w:r>
+            <w:proofErr w:type="spellStart"/>
+            <w:r>
+              <w:t>vX.X</w:t>
+            </w:r>
+            <w:proofErr w:type="spellEnd"/>
+          </w:p>
+        </w:tc>
+        <w:tc>
+          <w:tcPr>
+            <w:tcW w:w="0" w:type="auto"/>
+            <w:hideMark/>
+          </w:tcPr>
+          <w:p>
+            <w:pPr>
+              <w:spacing w:line="278" w:lineRule="auto"/>
+              <w:cnfStyle w:val="000000000000" w:firstRow="0" w:lastRow="0" w:firstColumn="0" w:lastColumn="0" w:oddVBand="0" w:evenVBand="0" w:oddHBand="0" w:evenHBand="0" w:firstRowFirstColumn="0" w:firstRowLastColumn="0" w:lastRowFirstColumn="0" w:lastRowLastColumn="0"/>
+            </w:pPr>
+            <w:r>
+              <w:t>Create release</w:t>
+            </w:r>
+          </w:p>
+        </w:tc>
+      </w:tr>
+      <w:tr>
+        <w:trPr>
+          <w:cnfStyle w:val="000000100000" w:firstRow="0" w:lastRow="0" w:firstColumn="0" w:lastColumn="0" w:oddVBand="0" w:evenVBand="0" w:oddHBand="1" w:evenHBand="0" w:firstRowFirstColumn="0" w:firstRowLastColumn="0" w:lastRowFirstColumn="0" w:lastRowLastColumn="0"/>
+          <w:jc w:val="center"/>
+        </w:trPr>
+        <w:tc>
+          <w:tcPr>
+            <w:cnfStyle w:val="001000000000" w:firstRow="0" w:lastRow="0" w:firstColumn="1" w:lastColumn="0" w:oddVBand="0" w:evenVBand="0" w:oddHBand="0" w:evenHBand="0" w:firstRowFirstColumn="0" w:firstRowLastColumn="0" w:lastRowFirstColumn="0" w:lastRowLastColumn="0"/>
+            <w:tcW w:w="0" w:type="auto"/>
+            <w:hideMark/>
+          </w:tcPr>
+          <w:p>
+            <w:pPr>
+              <w:spacing w:line="278" w:lineRule="auto"/>
+            </w:pPr>
+            <w:r>
+              <w:t>git push origin tag</w:t>
+            </w:r>
+          </w:p>
+        </w:tc>
+        <w:tc>
+          <w:tcPr>
+            <w:tcW w:w="0" w:type="auto"/>
+            <w:hideMark/>
+          </w:tcPr>
+          <w:p>
+            <w:pPr>
+              <w:spacing w:line="278" w:lineRule="auto"/>
+              <w:cnfStyle w:val="000000100000" w:firstRow="0" w:lastRow="0" w:firstColumn="0" w:lastColumn="0" w:oddVBand="0" w:evenVBand="0" w:oddHBand="1" w:evenHBand="0" w:firstRowFirstColumn="0" w:firstRowLastColumn="0" w:lastRowFirstColumn="0" w:lastRowLastColumn="0"/>
+            </w:pPr>
+            <w:r>
+              <w:t>Push tag</w:t>
+            </w:r>
+          </w:p>
+        </w:tc>
+      </w:tr>
+    </w:tbl>
+    <w:p>
+      <w:pPr>
+        <w:pBdr>
+          <w:bottom w:val="single" w:sz="6" w:space="1" w:color="auto"/>
+        </w:pBdr>
+        <w:spacing w:after="0"/>
+      </w:pPr>
+    </w:p>
+    <w:p>
+      <w:pPr>
+        <w:spacing w:after="0"/>
+        <w:rPr>
+          <w:b/>
+          <w:bCs/>
+          <w:sz w:val="36"/>
+          <w:szCs w:val="36"/>
+        </w:rPr>
+      </w:pPr>
+      <w:r>
+        <w:rPr>
+          <w:b/>
+          <w:bCs/>
+          <w:sz w:val="36"/>
+          <w:szCs w:val="36"/>
+        </w:rPr>
+        <w:t>Day: 3</w:t>
+      </w:r>
+      <w:r>
+        <w:rPr>
+          <w:b/>
+          <w:bCs/>
+          <w:sz w:val="36"/>
+          <w:szCs w:val="36"/>
+        </w:rPr>
+        <w:t>0</w:t>
+      </w:r>
+    </w:p>
+    <w:p>
+      <w:pPr>
+        <w:spacing w:after="0"/>
+        <w:rPr>
+          <w:b/>
+          <w:bCs/>
+          <w:sz w:val="36"/>
+          <w:szCs w:val="36"/>
+        </w:rPr>
+      </w:pPr>
+    </w:p>
+    <w:p>
+      <w:pPr>
+        <w:spacing w:after="0"/>
+      </w:pPr>
+    </w:p>
+    <w:p>
+      <w:pPr>
+        <w:spacing w:after="0"/>
       </w:pPr>
     </w:p>
     <w:p>
@@ -12177,437 +13166,9 @@
     </w:lvl>
   </w:abstractNum>
   <w:abstractNum w:abstractNumId="1" w15:restartNumberingAfterBreak="0">
-    <w:nsid w:val="0D7E5618"/>
-    <w:multiLevelType w:val="hybridMultilevel"/>
-    <w:tmpl w:val="333257EE"/>
-    <w:lvl w:ilvl="0" w:tplc="04090001">
-      <w:start w:val="1"/>
-      <w:numFmt w:val="bullet"/>
-      <w:lvlText w:val=""/>
-      <w:lvlJc w:val="left"/>
-      <w:pPr>
-        <w:ind w:left="360" w:hanging="360"/>
-      </w:pPr>
-      <w:rPr>
-        <w:rFonts w:ascii="Symbol" w:hAnsi="Symbol" w:hint="default"/>
-      </w:rPr>
-    </w:lvl>
-    <w:lvl w:ilvl="1" w:tplc="04090003" w:tentative="1">
-      <w:start w:val="1"/>
-      <w:numFmt w:val="bullet"/>
-      <w:lvlText w:val="o"/>
-      <w:lvlJc w:val="left"/>
-      <w:pPr>
-        <w:ind w:left="1080" w:hanging="360"/>
-      </w:pPr>
-      <w:rPr>
-        <w:rFonts w:ascii="Courier New" w:hAnsi="Courier New" w:cs="Courier New" w:hint="default"/>
-      </w:rPr>
-    </w:lvl>
-    <w:lvl w:ilvl="2" w:tplc="04090005" w:tentative="1">
-      <w:start w:val="1"/>
-      <w:numFmt w:val="bullet"/>
-      <w:lvlText w:val=""/>
-      <w:lvlJc w:val="left"/>
-      <w:pPr>
-        <w:ind w:left="1800" w:hanging="360"/>
-      </w:pPr>
-      <w:rPr>
-        <w:rFonts w:ascii="Wingdings" w:hAnsi="Wingdings" w:hint="default"/>
-      </w:rPr>
-    </w:lvl>
-    <w:lvl w:ilvl="3" w:tplc="04090001" w:tentative="1">
-      <w:start w:val="1"/>
-      <w:numFmt w:val="bullet"/>
-      <w:lvlText w:val=""/>
-      <w:lvlJc w:val="left"/>
-      <w:pPr>
-        <w:ind w:left="2520" w:hanging="360"/>
-      </w:pPr>
-      <w:rPr>
-        <w:rFonts w:ascii="Symbol" w:hAnsi="Symbol" w:hint="default"/>
-      </w:rPr>
-    </w:lvl>
-    <w:lvl w:ilvl="4" w:tplc="04090003" w:tentative="1">
-      <w:start w:val="1"/>
-      <w:numFmt w:val="bullet"/>
-      <w:lvlText w:val="o"/>
-      <w:lvlJc w:val="left"/>
-      <w:pPr>
-        <w:ind w:left="3240" w:hanging="360"/>
-      </w:pPr>
-      <w:rPr>
-        <w:rFonts w:ascii="Courier New" w:hAnsi="Courier New" w:cs="Courier New" w:hint="default"/>
-      </w:rPr>
-    </w:lvl>
-    <w:lvl w:ilvl="5" w:tplc="04090005" w:tentative="1">
-      <w:start w:val="1"/>
-      <w:numFmt w:val="bullet"/>
-      <w:lvlText w:val=""/>
-      <w:lvlJc w:val="left"/>
-      <w:pPr>
-        <w:ind w:left="3960" w:hanging="360"/>
-      </w:pPr>
-      <w:rPr>
-        <w:rFonts w:ascii="Wingdings" w:hAnsi="Wingdings" w:hint="default"/>
-      </w:rPr>
-    </w:lvl>
-    <w:lvl w:ilvl="6" w:tplc="04090001" w:tentative="1">
-      <w:start w:val="1"/>
-      <w:numFmt w:val="bullet"/>
-      <w:lvlText w:val=""/>
-      <w:lvlJc w:val="left"/>
-      <w:pPr>
-        <w:ind w:left="4680" w:hanging="360"/>
-      </w:pPr>
-      <w:rPr>
-        <w:rFonts w:ascii="Symbol" w:hAnsi="Symbol" w:hint="default"/>
-      </w:rPr>
-    </w:lvl>
-    <w:lvl w:ilvl="7" w:tplc="04090003" w:tentative="1">
-      <w:start w:val="1"/>
-      <w:numFmt w:val="bullet"/>
-      <w:lvlText w:val="o"/>
-      <w:lvlJc w:val="left"/>
-      <w:pPr>
-        <w:ind w:left="5400" w:hanging="360"/>
-      </w:pPr>
-      <w:rPr>
-        <w:rFonts w:ascii="Courier New" w:hAnsi="Courier New" w:cs="Courier New" w:hint="default"/>
-      </w:rPr>
-    </w:lvl>
-    <w:lvl w:ilvl="8" w:tplc="04090005" w:tentative="1">
-      <w:start w:val="1"/>
-      <w:numFmt w:val="bullet"/>
-      <w:lvlText w:val=""/>
-      <w:lvlJc w:val="left"/>
-      <w:pPr>
-        <w:ind w:left="6120" w:hanging="360"/>
-      </w:pPr>
-      <w:rPr>
-        <w:rFonts w:ascii="Wingdings" w:hAnsi="Wingdings" w:hint="default"/>
-      </w:rPr>
-    </w:lvl>
-  </w:abstractNum>
-  <w:abstractNum w:abstractNumId="2" w15:restartNumberingAfterBreak="0">
-    <w:nsid w:val="1DB608F8"/>
-    <w:multiLevelType w:val="hybridMultilevel"/>
-    <w:tmpl w:val="7940F788"/>
-    <w:lvl w:ilvl="0" w:tplc="04090001">
-      <w:start w:val="1"/>
-      <w:numFmt w:val="bullet"/>
-      <w:lvlText w:val=""/>
-      <w:lvlJc w:val="left"/>
-      <w:pPr>
-        <w:ind w:left="360" w:hanging="360"/>
-      </w:pPr>
-      <w:rPr>
-        <w:rFonts w:ascii="Symbol" w:hAnsi="Symbol" w:hint="default"/>
-      </w:rPr>
-    </w:lvl>
-    <w:lvl w:ilvl="1" w:tplc="04090003" w:tentative="1">
-      <w:start w:val="1"/>
-      <w:numFmt w:val="bullet"/>
-      <w:lvlText w:val="o"/>
-      <w:lvlJc w:val="left"/>
-      <w:pPr>
-        <w:ind w:left="1080" w:hanging="360"/>
-      </w:pPr>
-      <w:rPr>
-        <w:rFonts w:ascii="Courier New" w:hAnsi="Courier New" w:cs="Courier New" w:hint="default"/>
-      </w:rPr>
-    </w:lvl>
-    <w:lvl w:ilvl="2" w:tplc="04090005" w:tentative="1">
-      <w:start w:val="1"/>
-      <w:numFmt w:val="bullet"/>
-      <w:lvlText w:val=""/>
-      <w:lvlJc w:val="left"/>
-      <w:pPr>
-        <w:ind w:left="1800" w:hanging="360"/>
-      </w:pPr>
-      <w:rPr>
-        <w:rFonts w:ascii="Wingdings" w:hAnsi="Wingdings" w:hint="default"/>
-      </w:rPr>
-    </w:lvl>
-    <w:lvl w:ilvl="3" w:tplc="04090001" w:tentative="1">
-      <w:start w:val="1"/>
-      <w:numFmt w:val="bullet"/>
-      <w:lvlText w:val=""/>
-      <w:lvlJc w:val="left"/>
-      <w:pPr>
-        <w:ind w:left="2520" w:hanging="360"/>
-      </w:pPr>
-      <w:rPr>
-        <w:rFonts w:ascii="Symbol" w:hAnsi="Symbol" w:hint="default"/>
-      </w:rPr>
-    </w:lvl>
-    <w:lvl w:ilvl="4" w:tplc="04090003" w:tentative="1">
-      <w:start w:val="1"/>
-      <w:numFmt w:val="bullet"/>
-      <w:lvlText w:val="o"/>
-      <w:lvlJc w:val="left"/>
-      <w:pPr>
-        <w:ind w:left="3240" w:hanging="360"/>
-      </w:pPr>
-      <w:rPr>
-        <w:rFonts w:ascii="Courier New" w:hAnsi="Courier New" w:cs="Courier New" w:hint="default"/>
-      </w:rPr>
-    </w:lvl>
-    <w:lvl w:ilvl="5" w:tplc="04090005" w:tentative="1">
-      <w:start w:val="1"/>
-      <w:numFmt w:val="bullet"/>
-      <w:lvlText w:val=""/>
-      <w:lvlJc w:val="left"/>
-      <w:pPr>
-        <w:ind w:left="3960" w:hanging="360"/>
-      </w:pPr>
-      <w:rPr>
-        <w:rFonts w:ascii="Wingdings" w:hAnsi="Wingdings" w:hint="default"/>
-      </w:rPr>
-    </w:lvl>
-    <w:lvl w:ilvl="6" w:tplc="04090001" w:tentative="1">
-      <w:start w:val="1"/>
-      <w:numFmt w:val="bullet"/>
-      <w:lvlText w:val=""/>
-      <w:lvlJc w:val="left"/>
-      <w:pPr>
-        <w:ind w:left="4680" w:hanging="360"/>
-      </w:pPr>
-      <w:rPr>
-        <w:rFonts w:ascii="Symbol" w:hAnsi="Symbol" w:hint="default"/>
-      </w:rPr>
-    </w:lvl>
-    <w:lvl w:ilvl="7" w:tplc="04090003" w:tentative="1">
-      <w:start w:val="1"/>
-      <w:numFmt w:val="bullet"/>
-      <w:lvlText w:val="o"/>
-      <w:lvlJc w:val="left"/>
-      <w:pPr>
-        <w:ind w:left="5400" w:hanging="360"/>
-      </w:pPr>
-      <w:rPr>
-        <w:rFonts w:ascii="Courier New" w:hAnsi="Courier New" w:cs="Courier New" w:hint="default"/>
-      </w:rPr>
-    </w:lvl>
-    <w:lvl w:ilvl="8" w:tplc="04090005" w:tentative="1">
-      <w:start w:val="1"/>
-      <w:numFmt w:val="bullet"/>
-      <w:lvlText w:val=""/>
-      <w:lvlJc w:val="left"/>
-      <w:pPr>
-        <w:ind w:left="6120" w:hanging="360"/>
-      </w:pPr>
-      <w:rPr>
-        <w:rFonts w:ascii="Wingdings" w:hAnsi="Wingdings" w:hint="default"/>
-      </w:rPr>
-    </w:lvl>
-  </w:abstractNum>
-  <w:abstractNum w:abstractNumId="3" w15:restartNumberingAfterBreak="0">
-    <w:nsid w:val="25612CB6"/>
-    <w:multiLevelType w:val="hybridMultilevel"/>
-    <w:tmpl w:val="1B1ED028"/>
-    <w:lvl w:ilvl="0" w:tplc="04090001">
-      <w:start w:val="1"/>
-      <w:numFmt w:val="bullet"/>
-      <w:lvlText w:val=""/>
-      <w:lvlJc w:val="left"/>
-      <w:pPr>
-        <w:ind w:left="360" w:hanging="360"/>
-      </w:pPr>
-      <w:rPr>
-        <w:rFonts w:ascii="Symbol" w:hAnsi="Symbol" w:hint="default"/>
-      </w:rPr>
-    </w:lvl>
-    <w:lvl w:ilvl="1" w:tplc="04090003" w:tentative="1">
-      <w:start w:val="1"/>
-      <w:numFmt w:val="bullet"/>
-      <w:lvlText w:val="o"/>
-      <w:lvlJc w:val="left"/>
-      <w:pPr>
-        <w:ind w:left="1080" w:hanging="360"/>
-      </w:pPr>
-      <w:rPr>
-        <w:rFonts w:ascii="Courier New" w:hAnsi="Courier New" w:cs="Courier New" w:hint="default"/>
-      </w:rPr>
-    </w:lvl>
-    <w:lvl w:ilvl="2" w:tplc="04090005" w:tentative="1">
-      <w:start w:val="1"/>
-      <w:numFmt w:val="bullet"/>
-      <w:lvlText w:val=""/>
-      <w:lvlJc w:val="left"/>
-      <w:pPr>
-        <w:ind w:left="1800" w:hanging="360"/>
-      </w:pPr>
-      <w:rPr>
-        <w:rFonts w:ascii="Wingdings" w:hAnsi="Wingdings" w:hint="default"/>
-      </w:rPr>
-    </w:lvl>
-    <w:lvl w:ilvl="3" w:tplc="04090001" w:tentative="1">
-      <w:start w:val="1"/>
-      <w:numFmt w:val="bullet"/>
-      <w:lvlText w:val=""/>
-      <w:lvlJc w:val="left"/>
-      <w:pPr>
-        <w:ind w:left="2520" w:hanging="360"/>
-      </w:pPr>
-      <w:rPr>
-        <w:rFonts w:ascii="Symbol" w:hAnsi="Symbol" w:hint="default"/>
-      </w:rPr>
-    </w:lvl>
-    <w:lvl w:ilvl="4" w:tplc="04090003" w:tentative="1">
-      <w:start w:val="1"/>
-      <w:numFmt w:val="bullet"/>
-      <w:lvlText w:val="o"/>
-      <w:lvlJc w:val="left"/>
-      <w:pPr>
-        <w:ind w:left="3240" w:hanging="360"/>
-      </w:pPr>
-      <w:rPr>
-        <w:rFonts w:ascii="Courier New" w:hAnsi="Courier New" w:cs="Courier New" w:hint="default"/>
-      </w:rPr>
-    </w:lvl>
-    <w:lvl w:ilvl="5" w:tplc="04090005" w:tentative="1">
-      <w:start w:val="1"/>
-      <w:numFmt w:val="bullet"/>
-      <w:lvlText w:val=""/>
-      <w:lvlJc w:val="left"/>
-      <w:pPr>
-        <w:ind w:left="3960" w:hanging="360"/>
-      </w:pPr>
-      <w:rPr>
-        <w:rFonts w:ascii="Wingdings" w:hAnsi="Wingdings" w:hint="default"/>
-      </w:rPr>
-    </w:lvl>
-    <w:lvl w:ilvl="6" w:tplc="04090001" w:tentative="1">
-      <w:start w:val="1"/>
-      <w:numFmt w:val="bullet"/>
-      <w:lvlText w:val=""/>
-      <w:lvlJc w:val="left"/>
-      <w:pPr>
-        <w:ind w:left="4680" w:hanging="360"/>
-      </w:pPr>
-      <w:rPr>
-        <w:rFonts w:ascii="Symbol" w:hAnsi="Symbol" w:hint="default"/>
-      </w:rPr>
-    </w:lvl>
-    <w:lvl w:ilvl="7" w:tplc="04090003" w:tentative="1">
-      <w:start w:val="1"/>
-      <w:numFmt w:val="bullet"/>
-      <w:lvlText w:val="o"/>
-      <w:lvlJc w:val="left"/>
-      <w:pPr>
-        <w:ind w:left="5400" w:hanging="360"/>
-      </w:pPr>
-      <w:rPr>
-        <w:rFonts w:ascii="Courier New" w:hAnsi="Courier New" w:cs="Courier New" w:hint="default"/>
-      </w:rPr>
-    </w:lvl>
-    <w:lvl w:ilvl="8" w:tplc="04090005" w:tentative="1">
-      <w:start w:val="1"/>
-      <w:numFmt w:val="bullet"/>
-      <w:lvlText w:val=""/>
-      <w:lvlJc w:val="left"/>
-      <w:pPr>
-        <w:ind w:left="6120" w:hanging="360"/>
-      </w:pPr>
-      <w:rPr>
-        <w:rFonts w:ascii="Wingdings" w:hAnsi="Wingdings" w:hint="default"/>
-      </w:rPr>
-    </w:lvl>
-  </w:abstractNum>
-  <w:abstractNum w:abstractNumId="4" w15:restartNumberingAfterBreak="0">
-    <w:nsid w:val="277C739F"/>
-    <w:multiLevelType w:val="hybridMultilevel"/>
-    <w:tmpl w:val="700AC8B6"/>
-    <w:lvl w:ilvl="0" w:tplc="0409000F">
-      <w:start w:val="1"/>
-      <w:numFmt w:val="decimal"/>
-      <w:lvlText w:val="%1."/>
-      <w:lvlJc w:val="left"/>
-      <w:pPr>
-        <w:ind w:left="360" w:hanging="360"/>
-      </w:pPr>
-      <w:rPr>
-        <w:rFonts w:hint="default"/>
-      </w:rPr>
-    </w:lvl>
-    <w:lvl w:ilvl="1" w:tplc="04090019" w:tentative="1">
-      <w:start w:val="1"/>
-      <w:numFmt w:val="lowerLetter"/>
-      <w:lvlText w:val="%2."/>
-      <w:lvlJc w:val="left"/>
-      <w:pPr>
-        <w:ind w:left="1080" w:hanging="360"/>
-      </w:pPr>
-    </w:lvl>
-    <w:lvl w:ilvl="2" w:tplc="0409001B" w:tentative="1">
-      <w:start w:val="1"/>
-      <w:numFmt w:val="lowerRoman"/>
-      <w:lvlText w:val="%3."/>
-      <w:lvlJc w:val="right"/>
-      <w:pPr>
-        <w:ind w:left="1800" w:hanging="180"/>
-      </w:pPr>
-    </w:lvl>
-    <w:lvl w:ilvl="3" w:tplc="0409000F" w:tentative="1">
-      <w:start w:val="1"/>
-      <w:numFmt w:val="decimal"/>
-      <w:lvlText w:val="%4."/>
-      <w:lvlJc w:val="left"/>
-      <w:pPr>
-        <w:ind w:left="2520" w:hanging="360"/>
-      </w:pPr>
-    </w:lvl>
-    <w:lvl w:ilvl="4" w:tplc="04090019" w:tentative="1">
-      <w:start w:val="1"/>
-      <w:numFmt w:val="lowerLetter"/>
-      <w:lvlText w:val="%5."/>
-      <w:lvlJc w:val="left"/>
-      <w:pPr>
-        <w:ind w:left="3240" w:hanging="360"/>
-      </w:pPr>
-    </w:lvl>
-    <w:lvl w:ilvl="5" w:tplc="0409001B" w:tentative="1">
-      <w:start w:val="1"/>
-      <w:numFmt w:val="lowerRoman"/>
-      <w:lvlText w:val="%6."/>
-      <w:lvlJc w:val="right"/>
-      <w:pPr>
-        <w:ind w:left="3960" w:hanging="180"/>
-      </w:pPr>
-    </w:lvl>
-    <w:lvl w:ilvl="6" w:tplc="0409000F" w:tentative="1">
-      <w:start w:val="1"/>
-      <w:numFmt w:val="decimal"/>
-      <w:lvlText w:val="%7."/>
-      <w:lvlJc w:val="left"/>
-      <w:pPr>
-        <w:ind w:left="4680" w:hanging="360"/>
-      </w:pPr>
-    </w:lvl>
-    <w:lvl w:ilvl="7" w:tplc="04090019" w:tentative="1">
-      <w:start w:val="1"/>
-      <w:numFmt w:val="lowerLetter"/>
-      <w:lvlText w:val="%8."/>
-      <w:lvlJc w:val="left"/>
-      <w:pPr>
-        <w:ind w:left="5400" w:hanging="360"/>
-      </w:pPr>
-    </w:lvl>
-    <w:lvl w:ilvl="8" w:tplc="0409001B" w:tentative="1">
-      <w:start w:val="1"/>
-      <w:numFmt w:val="lowerRoman"/>
-      <w:lvlText w:val="%9."/>
-      <w:lvlJc w:val="right"/>
-      <w:pPr>
-        <w:ind w:left="6120" w:hanging="180"/>
-      </w:pPr>
-    </w:lvl>
-  </w:abstractNum>
-  <w:abstractNum w:abstractNumId="5" w15:restartNumberingAfterBreak="0">
-    <w:nsid w:val="33DD739A"/>
+    <w:nsid w:val="0A726BA6"/>
     <w:multiLevelType w:val="multilevel"/>
-    <w:tmpl w:val="6E681F36"/>
+    <w:tmpl w:val="207C83D2"/>
     <w:lvl w:ilvl="0">
       <w:start w:val="1"/>
       <w:numFmt w:val="bullet"/>
@@ -12753,10 +13314,438 @@
       </w:rPr>
     </w:lvl>
   </w:abstractNum>
+  <w:abstractNum w:abstractNumId="2" w15:restartNumberingAfterBreak="0">
+    <w:nsid w:val="0D7E5618"/>
+    <w:multiLevelType w:val="hybridMultilevel"/>
+    <w:tmpl w:val="333257EE"/>
+    <w:lvl w:ilvl="0" w:tplc="04090001">
+      <w:start w:val="1"/>
+      <w:numFmt w:val="bullet"/>
+      <w:lvlText w:val=""/>
+      <w:lvlJc w:val="left"/>
+      <w:pPr>
+        <w:ind w:left="360" w:hanging="360"/>
+      </w:pPr>
+      <w:rPr>
+        <w:rFonts w:ascii="Symbol" w:hAnsi="Symbol" w:hint="default"/>
+      </w:rPr>
+    </w:lvl>
+    <w:lvl w:ilvl="1" w:tplc="04090003" w:tentative="1">
+      <w:start w:val="1"/>
+      <w:numFmt w:val="bullet"/>
+      <w:lvlText w:val="o"/>
+      <w:lvlJc w:val="left"/>
+      <w:pPr>
+        <w:ind w:left="1080" w:hanging="360"/>
+      </w:pPr>
+      <w:rPr>
+        <w:rFonts w:ascii="Courier New" w:hAnsi="Courier New" w:cs="Courier New" w:hint="default"/>
+      </w:rPr>
+    </w:lvl>
+    <w:lvl w:ilvl="2" w:tplc="04090005" w:tentative="1">
+      <w:start w:val="1"/>
+      <w:numFmt w:val="bullet"/>
+      <w:lvlText w:val=""/>
+      <w:lvlJc w:val="left"/>
+      <w:pPr>
+        <w:ind w:left="1800" w:hanging="360"/>
+      </w:pPr>
+      <w:rPr>
+        <w:rFonts w:ascii="Wingdings" w:hAnsi="Wingdings" w:hint="default"/>
+      </w:rPr>
+    </w:lvl>
+    <w:lvl w:ilvl="3" w:tplc="04090001" w:tentative="1">
+      <w:start w:val="1"/>
+      <w:numFmt w:val="bullet"/>
+      <w:lvlText w:val=""/>
+      <w:lvlJc w:val="left"/>
+      <w:pPr>
+        <w:ind w:left="2520" w:hanging="360"/>
+      </w:pPr>
+      <w:rPr>
+        <w:rFonts w:ascii="Symbol" w:hAnsi="Symbol" w:hint="default"/>
+      </w:rPr>
+    </w:lvl>
+    <w:lvl w:ilvl="4" w:tplc="04090003" w:tentative="1">
+      <w:start w:val="1"/>
+      <w:numFmt w:val="bullet"/>
+      <w:lvlText w:val="o"/>
+      <w:lvlJc w:val="left"/>
+      <w:pPr>
+        <w:ind w:left="3240" w:hanging="360"/>
+      </w:pPr>
+      <w:rPr>
+        <w:rFonts w:ascii="Courier New" w:hAnsi="Courier New" w:cs="Courier New" w:hint="default"/>
+      </w:rPr>
+    </w:lvl>
+    <w:lvl w:ilvl="5" w:tplc="04090005" w:tentative="1">
+      <w:start w:val="1"/>
+      <w:numFmt w:val="bullet"/>
+      <w:lvlText w:val=""/>
+      <w:lvlJc w:val="left"/>
+      <w:pPr>
+        <w:ind w:left="3960" w:hanging="360"/>
+      </w:pPr>
+      <w:rPr>
+        <w:rFonts w:ascii="Wingdings" w:hAnsi="Wingdings" w:hint="default"/>
+      </w:rPr>
+    </w:lvl>
+    <w:lvl w:ilvl="6" w:tplc="04090001" w:tentative="1">
+      <w:start w:val="1"/>
+      <w:numFmt w:val="bullet"/>
+      <w:lvlText w:val=""/>
+      <w:lvlJc w:val="left"/>
+      <w:pPr>
+        <w:ind w:left="4680" w:hanging="360"/>
+      </w:pPr>
+      <w:rPr>
+        <w:rFonts w:ascii="Symbol" w:hAnsi="Symbol" w:hint="default"/>
+      </w:rPr>
+    </w:lvl>
+    <w:lvl w:ilvl="7" w:tplc="04090003" w:tentative="1">
+      <w:start w:val="1"/>
+      <w:numFmt w:val="bullet"/>
+      <w:lvlText w:val="o"/>
+      <w:lvlJc w:val="left"/>
+      <w:pPr>
+        <w:ind w:left="5400" w:hanging="360"/>
+      </w:pPr>
+      <w:rPr>
+        <w:rFonts w:ascii="Courier New" w:hAnsi="Courier New" w:cs="Courier New" w:hint="default"/>
+      </w:rPr>
+    </w:lvl>
+    <w:lvl w:ilvl="8" w:tplc="04090005" w:tentative="1">
+      <w:start w:val="1"/>
+      <w:numFmt w:val="bullet"/>
+      <w:lvlText w:val=""/>
+      <w:lvlJc w:val="left"/>
+      <w:pPr>
+        <w:ind w:left="6120" w:hanging="360"/>
+      </w:pPr>
+      <w:rPr>
+        <w:rFonts w:ascii="Wingdings" w:hAnsi="Wingdings" w:hint="default"/>
+      </w:rPr>
+    </w:lvl>
+  </w:abstractNum>
+  <w:abstractNum w:abstractNumId="3" w15:restartNumberingAfterBreak="0">
+    <w:nsid w:val="1DB608F8"/>
+    <w:multiLevelType w:val="hybridMultilevel"/>
+    <w:tmpl w:val="7940F788"/>
+    <w:lvl w:ilvl="0" w:tplc="04090001">
+      <w:start w:val="1"/>
+      <w:numFmt w:val="bullet"/>
+      <w:lvlText w:val=""/>
+      <w:lvlJc w:val="left"/>
+      <w:pPr>
+        <w:ind w:left="360" w:hanging="360"/>
+      </w:pPr>
+      <w:rPr>
+        <w:rFonts w:ascii="Symbol" w:hAnsi="Symbol" w:hint="default"/>
+      </w:rPr>
+    </w:lvl>
+    <w:lvl w:ilvl="1" w:tplc="04090003" w:tentative="1">
+      <w:start w:val="1"/>
+      <w:numFmt w:val="bullet"/>
+      <w:lvlText w:val="o"/>
+      <w:lvlJc w:val="left"/>
+      <w:pPr>
+        <w:ind w:left="1080" w:hanging="360"/>
+      </w:pPr>
+      <w:rPr>
+        <w:rFonts w:ascii="Courier New" w:hAnsi="Courier New" w:cs="Courier New" w:hint="default"/>
+      </w:rPr>
+    </w:lvl>
+    <w:lvl w:ilvl="2" w:tplc="04090005" w:tentative="1">
+      <w:start w:val="1"/>
+      <w:numFmt w:val="bullet"/>
+      <w:lvlText w:val=""/>
+      <w:lvlJc w:val="left"/>
+      <w:pPr>
+        <w:ind w:left="1800" w:hanging="360"/>
+      </w:pPr>
+      <w:rPr>
+        <w:rFonts w:ascii="Wingdings" w:hAnsi="Wingdings" w:hint="default"/>
+      </w:rPr>
+    </w:lvl>
+    <w:lvl w:ilvl="3" w:tplc="04090001" w:tentative="1">
+      <w:start w:val="1"/>
+      <w:numFmt w:val="bullet"/>
+      <w:lvlText w:val=""/>
+      <w:lvlJc w:val="left"/>
+      <w:pPr>
+        <w:ind w:left="2520" w:hanging="360"/>
+      </w:pPr>
+      <w:rPr>
+        <w:rFonts w:ascii="Symbol" w:hAnsi="Symbol" w:hint="default"/>
+      </w:rPr>
+    </w:lvl>
+    <w:lvl w:ilvl="4" w:tplc="04090003" w:tentative="1">
+      <w:start w:val="1"/>
+      <w:numFmt w:val="bullet"/>
+      <w:lvlText w:val="o"/>
+      <w:lvlJc w:val="left"/>
+      <w:pPr>
+        <w:ind w:left="3240" w:hanging="360"/>
+      </w:pPr>
+      <w:rPr>
+        <w:rFonts w:ascii="Courier New" w:hAnsi="Courier New" w:cs="Courier New" w:hint="default"/>
+      </w:rPr>
+    </w:lvl>
+    <w:lvl w:ilvl="5" w:tplc="04090005" w:tentative="1">
+      <w:start w:val="1"/>
+      <w:numFmt w:val="bullet"/>
+      <w:lvlText w:val=""/>
+      <w:lvlJc w:val="left"/>
+      <w:pPr>
+        <w:ind w:left="3960" w:hanging="360"/>
+      </w:pPr>
+      <w:rPr>
+        <w:rFonts w:ascii="Wingdings" w:hAnsi="Wingdings" w:hint="default"/>
+      </w:rPr>
+    </w:lvl>
+    <w:lvl w:ilvl="6" w:tplc="04090001" w:tentative="1">
+      <w:start w:val="1"/>
+      <w:numFmt w:val="bullet"/>
+      <w:lvlText w:val=""/>
+      <w:lvlJc w:val="left"/>
+      <w:pPr>
+        <w:ind w:left="4680" w:hanging="360"/>
+      </w:pPr>
+      <w:rPr>
+        <w:rFonts w:ascii="Symbol" w:hAnsi="Symbol" w:hint="default"/>
+      </w:rPr>
+    </w:lvl>
+    <w:lvl w:ilvl="7" w:tplc="04090003" w:tentative="1">
+      <w:start w:val="1"/>
+      <w:numFmt w:val="bullet"/>
+      <w:lvlText w:val="o"/>
+      <w:lvlJc w:val="left"/>
+      <w:pPr>
+        <w:ind w:left="5400" w:hanging="360"/>
+      </w:pPr>
+      <w:rPr>
+        <w:rFonts w:ascii="Courier New" w:hAnsi="Courier New" w:cs="Courier New" w:hint="default"/>
+      </w:rPr>
+    </w:lvl>
+    <w:lvl w:ilvl="8" w:tplc="04090005" w:tentative="1">
+      <w:start w:val="1"/>
+      <w:numFmt w:val="bullet"/>
+      <w:lvlText w:val=""/>
+      <w:lvlJc w:val="left"/>
+      <w:pPr>
+        <w:ind w:left="6120" w:hanging="360"/>
+      </w:pPr>
+      <w:rPr>
+        <w:rFonts w:ascii="Wingdings" w:hAnsi="Wingdings" w:hint="default"/>
+      </w:rPr>
+    </w:lvl>
+  </w:abstractNum>
+  <w:abstractNum w:abstractNumId="4" w15:restartNumberingAfterBreak="0">
+    <w:nsid w:val="25612CB6"/>
+    <w:multiLevelType w:val="hybridMultilevel"/>
+    <w:tmpl w:val="1B1ED028"/>
+    <w:lvl w:ilvl="0" w:tplc="04090001">
+      <w:start w:val="1"/>
+      <w:numFmt w:val="bullet"/>
+      <w:lvlText w:val=""/>
+      <w:lvlJc w:val="left"/>
+      <w:pPr>
+        <w:ind w:left="360" w:hanging="360"/>
+      </w:pPr>
+      <w:rPr>
+        <w:rFonts w:ascii="Symbol" w:hAnsi="Symbol" w:hint="default"/>
+      </w:rPr>
+    </w:lvl>
+    <w:lvl w:ilvl="1" w:tplc="04090003" w:tentative="1">
+      <w:start w:val="1"/>
+      <w:numFmt w:val="bullet"/>
+      <w:lvlText w:val="o"/>
+      <w:lvlJc w:val="left"/>
+      <w:pPr>
+        <w:ind w:left="1080" w:hanging="360"/>
+      </w:pPr>
+      <w:rPr>
+        <w:rFonts w:ascii="Courier New" w:hAnsi="Courier New" w:cs="Courier New" w:hint="default"/>
+      </w:rPr>
+    </w:lvl>
+    <w:lvl w:ilvl="2" w:tplc="04090005" w:tentative="1">
+      <w:start w:val="1"/>
+      <w:numFmt w:val="bullet"/>
+      <w:lvlText w:val=""/>
+      <w:lvlJc w:val="left"/>
+      <w:pPr>
+        <w:ind w:left="1800" w:hanging="360"/>
+      </w:pPr>
+      <w:rPr>
+        <w:rFonts w:ascii="Wingdings" w:hAnsi="Wingdings" w:hint="default"/>
+      </w:rPr>
+    </w:lvl>
+    <w:lvl w:ilvl="3" w:tplc="04090001" w:tentative="1">
+      <w:start w:val="1"/>
+      <w:numFmt w:val="bullet"/>
+      <w:lvlText w:val=""/>
+      <w:lvlJc w:val="left"/>
+      <w:pPr>
+        <w:ind w:left="2520" w:hanging="360"/>
+      </w:pPr>
+      <w:rPr>
+        <w:rFonts w:ascii="Symbol" w:hAnsi="Symbol" w:hint="default"/>
+      </w:rPr>
+    </w:lvl>
+    <w:lvl w:ilvl="4" w:tplc="04090003" w:tentative="1">
+      <w:start w:val="1"/>
+      <w:numFmt w:val="bullet"/>
+      <w:lvlText w:val="o"/>
+      <w:lvlJc w:val="left"/>
+      <w:pPr>
+        <w:ind w:left="3240" w:hanging="360"/>
+      </w:pPr>
+      <w:rPr>
+        <w:rFonts w:ascii="Courier New" w:hAnsi="Courier New" w:cs="Courier New" w:hint="default"/>
+      </w:rPr>
+    </w:lvl>
+    <w:lvl w:ilvl="5" w:tplc="04090005" w:tentative="1">
+      <w:start w:val="1"/>
+      <w:numFmt w:val="bullet"/>
+      <w:lvlText w:val=""/>
+      <w:lvlJc w:val="left"/>
+      <w:pPr>
+        <w:ind w:left="3960" w:hanging="360"/>
+      </w:pPr>
+      <w:rPr>
+        <w:rFonts w:ascii="Wingdings" w:hAnsi="Wingdings" w:hint="default"/>
+      </w:rPr>
+    </w:lvl>
+    <w:lvl w:ilvl="6" w:tplc="04090001" w:tentative="1">
+      <w:start w:val="1"/>
+      <w:numFmt w:val="bullet"/>
+      <w:lvlText w:val=""/>
+      <w:lvlJc w:val="left"/>
+      <w:pPr>
+        <w:ind w:left="4680" w:hanging="360"/>
+      </w:pPr>
+      <w:rPr>
+        <w:rFonts w:ascii="Symbol" w:hAnsi="Symbol" w:hint="default"/>
+      </w:rPr>
+    </w:lvl>
+    <w:lvl w:ilvl="7" w:tplc="04090003" w:tentative="1">
+      <w:start w:val="1"/>
+      <w:numFmt w:val="bullet"/>
+      <w:lvlText w:val="o"/>
+      <w:lvlJc w:val="left"/>
+      <w:pPr>
+        <w:ind w:left="5400" w:hanging="360"/>
+      </w:pPr>
+      <w:rPr>
+        <w:rFonts w:ascii="Courier New" w:hAnsi="Courier New" w:cs="Courier New" w:hint="default"/>
+      </w:rPr>
+    </w:lvl>
+    <w:lvl w:ilvl="8" w:tplc="04090005" w:tentative="1">
+      <w:start w:val="1"/>
+      <w:numFmt w:val="bullet"/>
+      <w:lvlText w:val=""/>
+      <w:lvlJc w:val="left"/>
+      <w:pPr>
+        <w:ind w:left="6120" w:hanging="360"/>
+      </w:pPr>
+      <w:rPr>
+        <w:rFonts w:ascii="Wingdings" w:hAnsi="Wingdings" w:hint="default"/>
+      </w:rPr>
+    </w:lvl>
+  </w:abstractNum>
+  <w:abstractNum w:abstractNumId="5" w15:restartNumberingAfterBreak="0">
+    <w:nsid w:val="277C739F"/>
+    <w:multiLevelType w:val="hybridMultilevel"/>
+    <w:tmpl w:val="700AC8B6"/>
+    <w:lvl w:ilvl="0" w:tplc="0409000F">
+      <w:start w:val="1"/>
+      <w:numFmt w:val="decimal"/>
+      <w:lvlText w:val="%1."/>
+      <w:lvlJc w:val="left"/>
+      <w:pPr>
+        <w:ind w:left="360" w:hanging="360"/>
+      </w:pPr>
+      <w:rPr>
+        <w:rFonts w:hint="default"/>
+      </w:rPr>
+    </w:lvl>
+    <w:lvl w:ilvl="1" w:tplc="04090019" w:tentative="1">
+      <w:start w:val="1"/>
+      <w:numFmt w:val="lowerLetter"/>
+      <w:lvlText w:val="%2."/>
+      <w:lvlJc w:val="left"/>
+      <w:pPr>
+        <w:ind w:left="1080" w:hanging="360"/>
+      </w:pPr>
+    </w:lvl>
+    <w:lvl w:ilvl="2" w:tplc="0409001B" w:tentative="1">
+      <w:start w:val="1"/>
+      <w:numFmt w:val="lowerRoman"/>
+      <w:lvlText w:val="%3."/>
+      <w:lvlJc w:val="right"/>
+      <w:pPr>
+        <w:ind w:left="1800" w:hanging="180"/>
+      </w:pPr>
+    </w:lvl>
+    <w:lvl w:ilvl="3" w:tplc="0409000F" w:tentative="1">
+      <w:start w:val="1"/>
+      <w:numFmt w:val="decimal"/>
+      <w:lvlText w:val="%4."/>
+      <w:lvlJc w:val="left"/>
+      <w:pPr>
+        <w:ind w:left="2520" w:hanging="360"/>
+      </w:pPr>
+    </w:lvl>
+    <w:lvl w:ilvl="4" w:tplc="04090019" w:tentative="1">
+      <w:start w:val="1"/>
+      <w:numFmt w:val="lowerLetter"/>
+      <w:lvlText w:val="%5."/>
+      <w:lvlJc w:val="left"/>
+      <w:pPr>
+        <w:ind w:left="3240" w:hanging="360"/>
+      </w:pPr>
+    </w:lvl>
+    <w:lvl w:ilvl="5" w:tplc="0409001B" w:tentative="1">
+      <w:start w:val="1"/>
+      <w:numFmt w:val="lowerRoman"/>
+      <w:lvlText w:val="%6."/>
+      <w:lvlJc w:val="right"/>
+      <w:pPr>
+        <w:ind w:left="3960" w:hanging="180"/>
+      </w:pPr>
+    </w:lvl>
+    <w:lvl w:ilvl="6" w:tplc="0409000F" w:tentative="1">
+      <w:start w:val="1"/>
+      <w:numFmt w:val="decimal"/>
+      <w:lvlText w:val="%7."/>
+      <w:lvlJc w:val="left"/>
+      <w:pPr>
+        <w:ind w:left="4680" w:hanging="360"/>
+      </w:pPr>
+    </w:lvl>
+    <w:lvl w:ilvl="7" w:tplc="04090019" w:tentative="1">
+      <w:start w:val="1"/>
+      <w:numFmt w:val="lowerLetter"/>
+      <w:lvlText w:val="%8."/>
+      <w:lvlJc w:val="left"/>
+      <w:pPr>
+        <w:ind w:left="5400" w:hanging="360"/>
+      </w:pPr>
+    </w:lvl>
+    <w:lvl w:ilvl="8" w:tplc="0409001B" w:tentative="1">
+      <w:start w:val="1"/>
+      <w:numFmt w:val="lowerRoman"/>
+      <w:lvlText w:val="%9."/>
+      <w:lvlJc w:val="right"/>
+      <w:pPr>
+        <w:ind w:left="6120" w:hanging="180"/>
+      </w:pPr>
+    </w:lvl>
+  </w:abstractNum>
   <w:abstractNum w:abstractNumId="6" w15:restartNumberingAfterBreak="0">
-    <w:nsid w:val="37376A90"/>
+    <w:nsid w:val="2C404BF3"/>
     <w:multiLevelType w:val="multilevel"/>
-    <w:tmpl w:val="BF1ADDF6"/>
+    <w:tmpl w:val="C450E13E"/>
     <w:lvl w:ilvl="0">
       <w:start w:val="1"/>
       <w:numFmt w:val="bullet"/>
@@ -12764,9 +13753,9 @@
       <w:lvlJc w:val="left"/>
       <w:pPr>
         <w:tabs>
-          <w:tab w:val="num" w:pos="540"/>
+          <w:tab w:val="num" w:pos="720"/>
         </w:tabs>
-        <w:ind w:left="540" w:hanging="360"/>
+        <w:ind w:left="720" w:hanging="360"/>
       </w:pPr>
       <w:rPr>
         <w:rFonts w:ascii="Symbol" w:hAnsi="Symbol" w:hint="default"/>
@@ -12780,9 +13769,9 @@
       <w:lvlJc w:val="left"/>
       <w:pPr>
         <w:tabs>
-          <w:tab w:val="num" w:pos="1260"/>
+          <w:tab w:val="num" w:pos="1440"/>
         </w:tabs>
-        <w:ind w:left="1260" w:hanging="360"/>
+        <w:ind w:left="1440" w:hanging="360"/>
       </w:pPr>
       <w:rPr>
         <w:rFonts w:ascii="Courier New" w:hAnsi="Courier New" w:hint="default"/>
@@ -12796,9 +13785,9 @@
       <w:lvlJc w:val="left"/>
       <w:pPr>
         <w:tabs>
-          <w:tab w:val="num" w:pos="1980"/>
+          <w:tab w:val="num" w:pos="2160"/>
         </w:tabs>
-        <w:ind w:left="1980" w:hanging="360"/>
+        <w:ind w:left="2160" w:hanging="360"/>
       </w:pPr>
       <w:rPr>
         <w:rFonts w:ascii="Wingdings" w:hAnsi="Wingdings" w:hint="default"/>
@@ -12812,9 +13801,9 @@
       <w:lvlJc w:val="left"/>
       <w:pPr>
         <w:tabs>
-          <w:tab w:val="num" w:pos="2700"/>
+          <w:tab w:val="num" w:pos="2880"/>
         </w:tabs>
-        <w:ind w:left="2700" w:hanging="360"/>
+        <w:ind w:left="2880" w:hanging="360"/>
       </w:pPr>
       <w:rPr>
         <w:rFonts w:ascii="Wingdings" w:hAnsi="Wingdings" w:hint="default"/>
@@ -12828,9 +13817,9 @@
       <w:lvlJc w:val="left"/>
       <w:pPr>
         <w:tabs>
-          <w:tab w:val="num" w:pos="3420"/>
+          <w:tab w:val="num" w:pos="3600"/>
         </w:tabs>
-        <w:ind w:left="3420" w:hanging="360"/>
+        <w:ind w:left="3600" w:hanging="360"/>
       </w:pPr>
       <w:rPr>
         <w:rFonts w:ascii="Wingdings" w:hAnsi="Wingdings" w:hint="default"/>
@@ -12844,9 +13833,9 @@
       <w:lvlJc w:val="left"/>
       <w:pPr>
         <w:tabs>
-          <w:tab w:val="num" w:pos="4140"/>
+          <w:tab w:val="num" w:pos="4320"/>
         </w:tabs>
-        <w:ind w:left="4140" w:hanging="360"/>
+        <w:ind w:left="4320" w:hanging="360"/>
       </w:pPr>
       <w:rPr>
         <w:rFonts w:ascii="Wingdings" w:hAnsi="Wingdings" w:hint="default"/>
@@ -12860,9 +13849,9 @@
       <w:lvlJc w:val="left"/>
       <w:pPr>
         <w:tabs>
-          <w:tab w:val="num" w:pos="4860"/>
+          <w:tab w:val="num" w:pos="5040"/>
         </w:tabs>
-        <w:ind w:left="4860" w:hanging="360"/>
+        <w:ind w:left="5040" w:hanging="360"/>
       </w:pPr>
       <w:rPr>
         <w:rFonts w:ascii="Wingdings" w:hAnsi="Wingdings" w:hint="default"/>
@@ -12876,9 +13865,9 @@
       <w:lvlJc w:val="left"/>
       <w:pPr>
         <w:tabs>
-          <w:tab w:val="num" w:pos="5580"/>
+          <w:tab w:val="num" w:pos="5760"/>
         </w:tabs>
-        <w:ind w:left="5580" w:hanging="360"/>
+        <w:ind w:left="5760" w:hanging="360"/>
       </w:pPr>
       <w:rPr>
         <w:rFonts w:ascii="Wingdings" w:hAnsi="Wingdings" w:hint="default"/>
@@ -12892,9 +13881,9 @@
       <w:lvlJc w:val="left"/>
       <w:pPr>
         <w:tabs>
-          <w:tab w:val="num" w:pos="6300"/>
+          <w:tab w:val="num" w:pos="6480"/>
         </w:tabs>
-        <w:ind w:left="6300" w:hanging="360"/>
+        <w:ind w:left="6480" w:hanging="360"/>
       </w:pPr>
       <w:rPr>
         <w:rFonts w:ascii="Wingdings" w:hAnsi="Wingdings" w:hint="default"/>
@@ -12903,211 +13892,9 @@
     </w:lvl>
   </w:abstractNum>
   <w:abstractNum w:abstractNumId="7" w15:restartNumberingAfterBreak="0">
-    <w:nsid w:val="407345C2"/>
-    <w:multiLevelType w:val="hybridMultilevel"/>
-    <w:tmpl w:val="E0DABAC4"/>
-    <w:lvl w:ilvl="0" w:tplc="0409000F">
-      <w:start w:val="1"/>
-      <w:numFmt w:val="decimal"/>
-      <w:lvlText w:val="%1."/>
-      <w:lvlJc w:val="left"/>
-      <w:pPr>
-        <w:ind w:left="720" w:hanging="360"/>
-      </w:pPr>
-      <w:rPr>
-        <w:rFonts w:hint="default"/>
-      </w:rPr>
-    </w:lvl>
-    <w:lvl w:ilvl="1" w:tplc="04090019" w:tentative="1">
-      <w:start w:val="1"/>
-      <w:numFmt w:val="lowerLetter"/>
-      <w:lvlText w:val="%2."/>
-      <w:lvlJc w:val="left"/>
-      <w:pPr>
-        <w:ind w:left="1440" w:hanging="360"/>
-      </w:pPr>
-    </w:lvl>
-    <w:lvl w:ilvl="2" w:tplc="0409001B" w:tentative="1">
-      <w:start w:val="1"/>
-      <w:numFmt w:val="lowerRoman"/>
-      <w:lvlText w:val="%3."/>
-      <w:lvlJc w:val="right"/>
-      <w:pPr>
-        <w:ind w:left="2160" w:hanging="180"/>
-      </w:pPr>
-    </w:lvl>
-    <w:lvl w:ilvl="3" w:tplc="0409000F" w:tentative="1">
-      <w:start w:val="1"/>
-      <w:numFmt w:val="decimal"/>
-      <w:lvlText w:val="%4."/>
-      <w:lvlJc w:val="left"/>
-      <w:pPr>
-        <w:ind w:left="2880" w:hanging="360"/>
-      </w:pPr>
-    </w:lvl>
-    <w:lvl w:ilvl="4" w:tplc="04090019" w:tentative="1">
-      <w:start w:val="1"/>
-      <w:numFmt w:val="lowerLetter"/>
-      <w:lvlText w:val="%5."/>
-      <w:lvlJc w:val="left"/>
-      <w:pPr>
-        <w:ind w:left="3600" w:hanging="360"/>
-      </w:pPr>
-    </w:lvl>
-    <w:lvl w:ilvl="5" w:tplc="0409001B" w:tentative="1">
-      <w:start w:val="1"/>
-      <w:numFmt w:val="lowerRoman"/>
-      <w:lvlText w:val="%6."/>
-      <w:lvlJc w:val="right"/>
-      <w:pPr>
-        <w:ind w:left="4320" w:hanging="180"/>
-      </w:pPr>
-    </w:lvl>
-    <w:lvl w:ilvl="6" w:tplc="0409000F" w:tentative="1">
-      <w:start w:val="1"/>
-      <w:numFmt w:val="decimal"/>
-      <w:lvlText w:val="%7."/>
-      <w:lvlJc w:val="left"/>
-      <w:pPr>
-        <w:ind w:left="5040" w:hanging="360"/>
-      </w:pPr>
-    </w:lvl>
-    <w:lvl w:ilvl="7" w:tplc="04090019" w:tentative="1">
-      <w:start w:val="1"/>
-      <w:numFmt w:val="lowerLetter"/>
-      <w:lvlText w:val="%8."/>
-      <w:lvlJc w:val="left"/>
-      <w:pPr>
-        <w:ind w:left="5760" w:hanging="360"/>
-      </w:pPr>
-    </w:lvl>
-    <w:lvl w:ilvl="8" w:tplc="0409001B" w:tentative="1">
-      <w:start w:val="1"/>
-      <w:numFmt w:val="lowerRoman"/>
-      <w:lvlText w:val="%9."/>
-      <w:lvlJc w:val="right"/>
-      <w:pPr>
-        <w:ind w:left="6480" w:hanging="180"/>
-      </w:pPr>
-    </w:lvl>
-  </w:abstractNum>
-  <w:abstractNum w:abstractNumId="8" w15:restartNumberingAfterBreak="0">
-    <w:nsid w:val="47E60FFC"/>
-    <w:multiLevelType w:val="hybridMultilevel"/>
-    <w:tmpl w:val="F926D154"/>
-    <w:lvl w:ilvl="0" w:tplc="04090001">
-      <w:start w:val="1"/>
-      <w:numFmt w:val="bullet"/>
-      <w:lvlText w:val=""/>
-      <w:lvlJc w:val="left"/>
-      <w:pPr>
-        <w:ind w:left="720" w:hanging="360"/>
-      </w:pPr>
-      <w:rPr>
-        <w:rFonts w:ascii="Symbol" w:hAnsi="Symbol" w:hint="default"/>
-      </w:rPr>
-    </w:lvl>
-    <w:lvl w:ilvl="1" w:tplc="04090003" w:tentative="1">
-      <w:start w:val="1"/>
-      <w:numFmt w:val="bullet"/>
-      <w:lvlText w:val="o"/>
-      <w:lvlJc w:val="left"/>
-      <w:pPr>
-        <w:ind w:left="1440" w:hanging="360"/>
-      </w:pPr>
-      <w:rPr>
-        <w:rFonts w:ascii="Courier New" w:hAnsi="Courier New" w:cs="Courier New" w:hint="default"/>
-      </w:rPr>
-    </w:lvl>
-    <w:lvl w:ilvl="2" w:tplc="04090005" w:tentative="1">
-      <w:start w:val="1"/>
-      <w:numFmt w:val="bullet"/>
-      <w:lvlText w:val=""/>
-      <w:lvlJc w:val="left"/>
-      <w:pPr>
-        <w:ind w:left="2160" w:hanging="360"/>
-      </w:pPr>
-      <w:rPr>
-        <w:rFonts w:ascii="Wingdings" w:hAnsi="Wingdings" w:hint="default"/>
-      </w:rPr>
-    </w:lvl>
-    <w:lvl w:ilvl="3" w:tplc="04090001" w:tentative="1">
-      <w:start w:val="1"/>
-      <w:numFmt w:val="bullet"/>
-      <w:lvlText w:val=""/>
-      <w:lvlJc w:val="left"/>
-      <w:pPr>
-        <w:ind w:left="2880" w:hanging="360"/>
-      </w:pPr>
-      <w:rPr>
-        <w:rFonts w:ascii="Symbol" w:hAnsi="Symbol" w:hint="default"/>
-      </w:rPr>
-    </w:lvl>
-    <w:lvl w:ilvl="4" w:tplc="04090003" w:tentative="1">
-      <w:start w:val="1"/>
-      <w:numFmt w:val="bullet"/>
-      <w:lvlText w:val="o"/>
-      <w:lvlJc w:val="left"/>
-      <w:pPr>
-        <w:ind w:left="3600" w:hanging="360"/>
-      </w:pPr>
-      <w:rPr>
-        <w:rFonts w:ascii="Courier New" w:hAnsi="Courier New" w:cs="Courier New" w:hint="default"/>
-      </w:rPr>
-    </w:lvl>
-    <w:lvl w:ilvl="5" w:tplc="04090005" w:tentative="1">
-      <w:start w:val="1"/>
-      <w:numFmt w:val="bullet"/>
-      <w:lvlText w:val=""/>
-      <w:lvlJc w:val="left"/>
-      <w:pPr>
-        <w:ind w:left="4320" w:hanging="360"/>
-      </w:pPr>
-      <w:rPr>
-        <w:rFonts w:ascii="Wingdings" w:hAnsi="Wingdings" w:hint="default"/>
-      </w:rPr>
-    </w:lvl>
-    <w:lvl w:ilvl="6" w:tplc="04090001" w:tentative="1">
-      <w:start w:val="1"/>
-      <w:numFmt w:val="bullet"/>
-      <w:lvlText w:val=""/>
-      <w:lvlJc w:val="left"/>
-      <w:pPr>
-        <w:ind w:left="5040" w:hanging="360"/>
-      </w:pPr>
-      <w:rPr>
-        <w:rFonts w:ascii="Symbol" w:hAnsi="Symbol" w:hint="default"/>
-      </w:rPr>
-    </w:lvl>
-    <w:lvl w:ilvl="7" w:tplc="04090003" w:tentative="1">
-      <w:start w:val="1"/>
-      <w:numFmt w:val="bullet"/>
-      <w:lvlText w:val="o"/>
-      <w:lvlJc w:val="left"/>
-      <w:pPr>
-        <w:ind w:left="5760" w:hanging="360"/>
-      </w:pPr>
-      <w:rPr>
-        <w:rFonts w:ascii="Courier New" w:hAnsi="Courier New" w:cs="Courier New" w:hint="default"/>
-      </w:rPr>
-    </w:lvl>
-    <w:lvl w:ilvl="8" w:tplc="04090005" w:tentative="1">
-      <w:start w:val="1"/>
-      <w:numFmt w:val="bullet"/>
-      <w:lvlText w:val=""/>
-      <w:lvlJc w:val="left"/>
-      <w:pPr>
-        <w:ind w:left="6480" w:hanging="360"/>
-      </w:pPr>
-      <w:rPr>
-        <w:rFonts w:ascii="Wingdings" w:hAnsi="Wingdings" w:hint="default"/>
-      </w:rPr>
-    </w:lvl>
-  </w:abstractNum>
-  <w:abstractNum w:abstractNumId="9" w15:restartNumberingAfterBreak="0">
-    <w:nsid w:val="56A54392"/>
+    <w:nsid w:val="33DD739A"/>
     <w:multiLevelType w:val="multilevel"/>
-    <w:tmpl w:val="D5E2ED06"/>
+    <w:tmpl w:val="6E681F36"/>
     <w:lvl w:ilvl="0">
       <w:start w:val="1"/>
       <w:numFmt w:val="bullet"/>
@@ -13253,10 +14040,10 @@
       </w:rPr>
     </w:lvl>
   </w:abstractNum>
-  <w:abstractNum w:abstractNumId="10" w15:restartNumberingAfterBreak="0">
-    <w:nsid w:val="57F76F05"/>
+  <w:abstractNum w:abstractNumId="8" w15:restartNumberingAfterBreak="0">
+    <w:nsid w:val="37376A90"/>
     <w:multiLevelType w:val="multilevel"/>
-    <w:tmpl w:val="B8C6314C"/>
+    <w:tmpl w:val="BF1ADDF6"/>
     <w:lvl w:ilvl="0">
       <w:start w:val="1"/>
       <w:numFmt w:val="bullet"/>
@@ -13264,9 +14051,9 @@
       <w:lvlJc w:val="left"/>
       <w:pPr>
         <w:tabs>
-          <w:tab w:val="num" w:pos="720"/>
+          <w:tab w:val="num" w:pos="540"/>
         </w:tabs>
-        <w:ind w:left="720" w:hanging="360"/>
+        <w:ind w:left="540" w:hanging="360"/>
       </w:pPr>
       <w:rPr>
         <w:rFonts w:ascii="Symbol" w:hAnsi="Symbol" w:hint="default"/>
@@ -13280,9 +14067,9 @@
       <w:lvlJc w:val="left"/>
       <w:pPr>
         <w:tabs>
-          <w:tab w:val="num" w:pos="1440"/>
+          <w:tab w:val="num" w:pos="1260"/>
         </w:tabs>
-        <w:ind w:left="1440" w:hanging="360"/>
+        <w:ind w:left="1260" w:hanging="360"/>
       </w:pPr>
       <w:rPr>
         <w:rFonts w:ascii="Courier New" w:hAnsi="Courier New" w:hint="default"/>
@@ -13296,9 +14083,9 @@
       <w:lvlJc w:val="left"/>
       <w:pPr>
         <w:tabs>
-          <w:tab w:val="num" w:pos="2160"/>
+          <w:tab w:val="num" w:pos="1980"/>
         </w:tabs>
-        <w:ind w:left="2160" w:hanging="360"/>
+        <w:ind w:left="1980" w:hanging="360"/>
       </w:pPr>
       <w:rPr>
         <w:rFonts w:ascii="Wingdings" w:hAnsi="Wingdings" w:hint="default"/>
@@ -13312,9 +14099,9 @@
       <w:lvlJc w:val="left"/>
       <w:pPr>
         <w:tabs>
-          <w:tab w:val="num" w:pos="2880"/>
+          <w:tab w:val="num" w:pos="2700"/>
         </w:tabs>
-        <w:ind w:left="2880" w:hanging="360"/>
+        <w:ind w:left="2700" w:hanging="360"/>
       </w:pPr>
       <w:rPr>
         <w:rFonts w:ascii="Wingdings" w:hAnsi="Wingdings" w:hint="default"/>
@@ -13328,9 +14115,9 @@
       <w:lvlJc w:val="left"/>
       <w:pPr>
         <w:tabs>
-          <w:tab w:val="num" w:pos="3600"/>
+          <w:tab w:val="num" w:pos="3420"/>
         </w:tabs>
-        <w:ind w:left="3600" w:hanging="360"/>
+        <w:ind w:left="3420" w:hanging="360"/>
       </w:pPr>
       <w:rPr>
         <w:rFonts w:ascii="Wingdings" w:hAnsi="Wingdings" w:hint="default"/>
@@ -13344,9 +14131,9 @@
       <w:lvlJc w:val="left"/>
       <w:pPr>
         <w:tabs>
-          <w:tab w:val="num" w:pos="4320"/>
+          <w:tab w:val="num" w:pos="4140"/>
         </w:tabs>
-        <w:ind w:left="4320" w:hanging="360"/>
+        <w:ind w:left="4140" w:hanging="360"/>
       </w:pPr>
       <w:rPr>
         <w:rFonts w:ascii="Wingdings" w:hAnsi="Wingdings" w:hint="default"/>
@@ -13360,9 +14147,9 @@
       <w:lvlJc w:val="left"/>
       <w:pPr>
         <w:tabs>
-          <w:tab w:val="num" w:pos="5040"/>
+          <w:tab w:val="num" w:pos="4860"/>
         </w:tabs>
-        <w:ind w:left="5040" w:hanging="360"/>
+        <w:ind w:left="4860" w:hanging="360"/>
       </w:pPr>
       <w:rPr>
         <w:rFonts w:ascii="Wingdings" w:hAnsi="Wingdings" w:hint="default"/>
@@ -13376,9 +14163,9 @@
       <w:lvlJc w:val="left"/>
       <w:pPr>
         <w:tabs>
-          <w:tab w:val="num" w:pos="5760"/>
+          <w:tab w:val="num" w:pos="5580"/>
         </w:tabs>
-        <w:ind w:left="5760" w:hanging="360"/>
+        <w:ind w:left="5580" w:hanging="360"/>
       </w:pPr>
       <w:rPr>
         <w:rFonts w:ascii="Wingdings" w:hAnsi="Wingdings" w:hint="default"/>
@@ -13392,9 +14179,9 @@
       <w:lvlJc w:val="left"/>
       <w:pPr>
         <w:tabs>
-          <w:tab w:val="num" w:pos="6480"/>
+          <w:tab w:val="num" w:pos="6300"/>
         </w:tabs>
-        <w:ind w:left="6480" w:hanging="360"/>
+        <w:ind w:left="6300" w:hanging="360"/>
       </w:pPr>
       <w:rPr>
         <w:rFonts w:ascii="Wingdings" w:hAnsi="Wingdings" w:hint="default"/>
@@ -13402,10 +14189,212 @@
       </w:rPr>
     </w:lvl>
   </w:abstractNum>
+  <w:abstractNum w:abstractNumId="9" w15:restartNumberingAfterBreak="0">
+    <w:nsid w:val="407345C2"/>
+    <w:multiLevelType w:val="hybridMultilevel"/>
+    <w:tmpl w:val="E0DABAC4"/>
+    <w:lvl w:ilvl="0" w:tplc="0409000F">
+      <w:start w:val="1"/>
+      <w:numFmt w:val="decimal"/>
+      <w:lvlText w:val="%1."/>
+      <w:lvlJc w:val="left"/>
+      <w:pPr>
+        <w:ind w:left="720" w:hanging="360"/>
+      </w:pPr>
+      <w:rPr>
+        <w:rFonts w:hint="default"/>
+      </w:rPr>
+    </w:lvl>
+    <w:lvl w:ilvl="1" w:tplc="04090019" w:tentative="1">
+      <w:start w:val="1"/>
+      <w:numFmt w:val="lowerLetter"/>
+      <w:lvlText w:val="%2."/>
+      <w:lvlJc w:val="left"/>
+      <w:pPr>
+        <w:ind w:left="1440" w:hanging="360"/>
+      </w:pPr>
+    </w:lvl>
+    <w:lvl w:ilvl="2" w:tplc="0409001B" w:tentative="1">
+      <w:start w:val="1"/>
+      <w:numFmt w:val="lowerRoman"/>
+      <w:lvlText w:val="%3."/>
+      <w:lvlJc w:val="right"/>
+      <w:pPr>
+        <w:ind w:left="2160" w:hanging="180"/>
+      </w:pPr>
+    </w:lvl>
+    <w:lvl w:ilvl="3" w:tplc="0409000F" w:tentative="1">
+      <w:start w:val="1"/>
+      <w:numFmt w:val="decimal"/>
+      <w:lvlText w:val="%4."/>
+      <w:lvlJc w:val="left"/>
+      <w:pPr>
+        <w:ind w:left="2880" w:hanging="360"/>
+      </w:pPr>
+    </w:lvl>
+    <w:lvl w:ilvl="4" w:tplc="04090019" w:tentative="1">
+      <w:start w:val="1"/>
+      <w:numFmt w:val="lowerLetter"/>
+      <w:lvlText w:val="%5."/>
+      <w:lvlJc w:val="left"/>
+      <w:pPr>
+        <w:ind w:left="3600" w:hanging="360"/>
+      </w:pPr>
+    </w:lvl>
+    <w:lvl w:ilvl="5" w:tplc="0409001B" w:tentative="1">
+      <w:start w:val="1"/>
+      <w:numFmt w:val="lowerRoman"/>
+      <w:lvlText w:val="%6."/>
+      <w:lvlJc w:val="right"/>
+      <w:pPr>
+        <w:ind w:left="4320" w:hanging="180"/>
+      </w:pPr>
+    </w:lvl>
+    <w:lvl w:ilvl="6" w:tplc="0409000F" w:tentative="1">
+      <w:start w:val="1"/>
+      <w:numFmt w:val="decimal"/>
+      <w:lvlText w:val="%7."/>
+      <w:lvlJc w:val="left"/>
+      <w:pPr>
+        <w:ind w:left="5040" w:hanging="360"/>
+      </w:pPr>
+    </w:lvl>
+    <w:lvl w:ilvl="7" w:tplc="04090019" w:tentative="1">
+      <w:start w:val="1"/>
+      <w:numFmt w:val="lowerLetter"/>
+      <w:lvlText w:val="%8."/>
+      <w:lvlJc w:val="left"/>
+      <w:pPr>
+        <w:ind w:left="5760" w:hanging="360"/>
+      </w:pPr>
+    </w:lvl>
+    <w:lvl w:ilvl="8" w:tplc="0409001B" w:tentative="1">
+      <w:start w:val="1"/>
+      <w:numFmt w:val="lowerRoman"/>
+      <w:lvlText w:val="%9."/>
+      <w:lvlJc w:val="right"/>
+      <w:pPr>
+        <w:ind w:left="6480" w:hanging="180"/>
+      </w:pPr>
+    </w:lvl>
+  </w:abstractNum>
+  <w:abstractNum w:abstractNumId="10" w15:restartNumberingAfterBreak="0">
+    <w:nsid w:val="47E60FFC"/>
+    <w:multiLevelType w:val="hybridMultilevel"/>
+    <w:tmpl w:val="F926D154"/>
+    <w:lvl w:ilvl="0" w:tplc="04090001">
+      <w:start w:val="1"/>
+      <w:numFmt w:val="bullet"/>
+      <w:lvlText w:val=""/>
+      <w:lvlJc w:val="left"/>
+      <w:pPr>
+        <w:ind w:left="720" w:hanging="360"/>
+      </w:pPr>
+      <w:rPr>
+        <w:rFonts w:ascii="Symbol" w:hAnsi="Symbol" w:hint="default"/>
+      </w:rPr>
+    </w:lvl>
+    <w:lvl w:ilvl="1" w:tplc="04090003" w:tentative="1">
+      <w:start w:val="1"/>
+      <w:numFmt w:val="bullet"/>
+      <w:lvlText w:val="o"/>
+      <w:lvlJc w:val="left"/>
+      <w:pPr>
+        <w:ind w:left="1440" w:hanging="360"/>
+      </w:pPr>
+      <w:rPr>
+        <w:rFonts w:ascii="Courier New" w:hAnsi="Courier New" w:cs="Courier New" w:hint="default"/>
+      </w:rPr>
+    </w:lvl>
+    <w:lvl w:ilvl="2" w:tplc="04090005" w:tentative="1">
+      <w:start w:val="1"/>
+      <w:numFmt w:val="bullet"/>
+      <w:lvlText w:val=""/>
+      <w:lvlJc w:val="left"/>
+      <w:pPr>
+        <w:ind w:left="2160" w:hanging="360"/>
+      </w:pPr>
+      <w:rPr>
+        <w:rFonts w:ascii="Wingdings" w:hAnsi="Wingdings" w:hint="default"/>
+      </w:rPr>
+    </w:lvl>
+    <w:lvl w:ilvl="3" w:tplc="04090001" w:tentative="1">
+      <w:start w:val="1"/>
+      <w:numFmt w:val="bullet"/>
+      <w:lvlText w:val=""/>
+      <w:lvlJc w:val="left"/>
+      <w:pPr>
+        <w:ind w:left="2880" w:hanging="360"/>
+      </w:pPr>
+      <w:rPr>
+        <w:rFonts w:ascii="Symbol" w:hAnsi="Symbol" w:hint="default"/>
+      </w:rPr>
+    </w:lvl>
+    <w:lvl w:ilvl="4" w:tplc="04090003" w:tentative="1">
+      <w:start w:val="1"/>
+      <w:numFmt w:val="bullet"/>
+      <w:lvlText w:val="o"/>
+      <w:lvlJc w:val="left"/>
+      <w:pPr>
+        <w:ind w:left="3600" w:hanging="360"/>
+      </w:pPr>
+      <w:rPr>
+        <w:rFonts w:ascii="Courier New" w:hAnsi="Courier New" w:cs="Courier New" w:hint="default"/>
+      </w:rPr>
+    </w:lvl>
+    <w:lvl w:ilvl="5" w:tplc="04090005" w:tentative="1">
+      <w:start w:val="1"/>
+      <w:numFmt w:val="bullet"/>
+      <w:lvlText w:val=""/>
+      <w:lvlJc w:val="left"/>
+      <w:pPr>
+        <w:ind w:left="4320" w:hanging="360"/>
+      </w:pPr>
+      <w:rPr>
+        <w:rFonts w:ascii="Wingdings" w:hAnsi="Wingdings" w:hint="default"/>
+      </w:rPr>
+    </w:lvl>
+    <w:lvl w:ilvl="6" w:tplc="04090001" w:tentative="1">
+      <w:start w:val="1"/>
+      <w:numFmt w:val="bullet"/>
+      <w:lvlText w:val=""/>
+      <w:lvlJc w:val="left"/>
+      <w:pPr>
+        <w:ind w:left="5040" w:hanging="360"/>
+      </w:pPr>
+      <w:rPr>
+        <w:rFonts w:ascii="Symbol" w:hAnsi="Symbol" w:hint="default"/>
+      </w:rPr>
+    </w:lvl>
+    <w:lvl w:ilvl="7" w:tplc="04090003" w:tentative="1">
+      <w:start w:val="1"/>
+      <w:numFmt w:val="bullet"/>
+      <w:lvlText w:val="o"/>
+      <w:lvlJc w:val="left"/>
+      <w:pPr>
+        <w:ind w:left="5760" w:hanging="360"/>
+      </w:pPr>
+      <w:rPr>
+        <w:rFonts w:ascii="Courier New" w:hAnsi="Courier New" w:cs="Courier New" w:hint="default"/>
+      </w:rPr>
+    </w:lvl>
+    <w:lvl w:ilvl="8" w:tplc="04090005" w:tentative="1">
+      <w:start w:val="1"/>
+      <w:numFmt w:val="bullet"/>
+      <w:lvlText w:val=""/>
+      <w:lvlJc w:val="left"/>
+      <w:pPr>
+        <w:ind w:left="6480" w:hanging="360"/>
+      </w:pPr>
+      <w:rPr>
+        <w:rFonts w:ascii="Wingdings" w:hAnsi="Wingdings" w:hint="default"/>
+      </w:rPr>
+    </w:lvl>
+  </w:abstractNum>
   <w:abstractNum w:abstractNumId="11" w15:restartNumberingAfterBreak="0">
-    <w:nsid w:val="5F6613B1"/>
+    <w:nsid w:val="56A54392"/>
     <w:multiLevelType w:val="multilevel"/>
-    <w:tmpl w:val="336C2B56"/>
+    <w:tmpl w:val="D5E2ED06"/>
     <w:lvl w:ilvl="0">
       <w:start w:val="1"/>
       <w:numFmt w:val="bullet"/>
@@ -13552,122 +14541,9 @@
     </w:lvl>
   </w:abstractNum>
   <w:abstractNum w:abstractNumId="12" w15:restartNumberingAfterBreak="0">
-    <w:nsid w:val="78BE58F9"/>
-    <w:multiLevelType w:val="hybridMultilevel"/>
-    <w:tmpl w:val="1302BB68"/>
-    <w:lvl w:ilvl="0" w:tplc="04090001">
-      <w:start w:val="1"/>
-      <w:numFmt w:val="bullet"/>
-      <w:lvlText w:val=""/>
-      <w:lvlJc w:val="left"/>
-      <w:pPr>
-        <w:ind w:left="720" w:hanging="360"/>
-      </w:pPr>
-      <w:rPr>
-        <w:rFonts w:ascii="Symbol" w:hAnsi="Symbol" w:hint="default"/>
-      </w:rPr>
-    </w:lvl>
-    <w:lvl w:ilvl="1" w:tplc="04090003" w:tentative="1">
-      <w:start w:val="1"/>
-      <w:numFmt w:val="bullet"/>
-      <w:lvlText w:val="o"/>
-      <w:lvlJc w:val="left"/>
-      <w:pPr>
-        <w:ind w:left="1440" w:hanging="360"/>
-      </w:pPr>
-      <w:rPr>
-        <w:rFonts w:ascii="Courier New" w:hAnsi="Courier New" w:cs="Courier New" w:hint="default"/>
-      </w:rPr>
-    </w:lvl>
-    <w:lvl w:ilvl="2" w:tplc="04090005" w:tentative="1">
-      <w:start w:val="1"/>
-      <w:numFmt w:val="bullet"/>
-      <w:lvlText w:val=""/>
-      <w:lvlJc w:val="left"/>
-      <w:pPr>
-        <w:ind w:left="2160" w:hanging="360"/>
-      </w:pPr>
-      <w:rPr>
-        <w:rFonts w:ascii="Wingdings" w:hAnsi="Wingdings" w:hint="default"/>
-      </w:rPr>
-    </w:lvl>
-    <w:lvl w:ilvl="3" w:tplc="04090001" w:tentative="1">
-      <w:start w:val="1"/>
-      <w:numFmt w:val="bullet"/>
-      <w:lvlText w:val=""/>
-      <w:lvlJc w:val="left"/>
-      <w:pPr>
-        <w:ind w:left="2880" w:hanging="360"/>
-      </w:pPr>
-      <w:rPr>
-        <w:rFonts w:ascii="Symbol" w:hAnsi="Symbol" w:hint="default"/>
-      </w:rPr>
-    </w:lvl>
-    <w:lvl w:ilvl="4" w:tplc="04090003" w:tentative="1">
-      <w:start w:val="1"/>
-      <w:numFmt w:val="bullet"/>
-      <w:lvlText w:val="o"/>
-      <w:lvlJc w:val="left"/>
-      <w:pPr>
-        <w:ind w:left="3600" w:hanging="360"/>
-      </w:pPr>
-      <w:rPr>
-        <w:rFonts w:ascii="Courier New" w:hAnsi="Courier New" w:cs="Courier New" w:hint="default"/>
-      </w:rPr>
-    </w:lvl>
-    <w:lvl w:ilvl="5" w:tplc="04090005" w:tentative="1">
-      <w:start w:val="1"/>
-      <w:numFmt w:val="bullet"/>
-      <w:lvlText w:val=""/>
-      <w:lvlJc w:val="left"/>
-      <w:pPr>
-        <w:ind w:left="4320" w:hanging="360"/>
-      </w:pPr>
-      <w:rPr>
-        <w:rFonts w:ascii="Wingdings" w:hAnsi="Wingdings" w:hint="default"/>
-      </w:rPr>
-    </w:lvl>
-    <w:lvl w:ilvl="6" w:tplc="04090001" w:tentative="1">
-      <w:start w:val="1"/>
-      <w:numFmt w:val="bullet"/>
-      <w:lvlText w:val=""/>
-      <w:lvlJc w:val="left"/>
-      <w:pPr>
-        <w:ind w:left="5040" w:hanging="360"/>
-      </w:pPr>
-      <w:rPr>
-        <w:rFonts w:ascii="Symbol" w:hAnsi="Symbol" w:hint="default"/>
-      </w:rPr>
-    </w:lvl>
-    <w:lvl w:ilvl="7" w:tplc="04090003" w:tentative="1">
-      <w:start w:val="1"/>
-      <w:numFmt w:val="bullet"/>
-      <w:lvlText w:val="o"/>
-      <w:lvlJc w:val="left"/>
-      <w:pPr>
-        <w:ind w:left="5760" w:hanging="360"/>
-      </w:pPr>
-      <w:rPr>
-        <w:rFonts w:ascii="Courier New" w:hAnsi="Courier New" w:cs="Courier New" w:hint="default"/>
-      </w:rPr>
-    </w:lvl>
-    <w:lvl w:ilvl="8" w:tplc="04090005" w:tentative="1">
-      <w:start w:val="1"/>
-      <w:numFmt w:val="bullet"/>
-      <w:lvlText w:val=""/>
-      <w:lvlJc w:val="left"/>
-      <w:pPr>
-        <w:ind w:left="6480" w:hanging="360"/>
-      </w:pPr>
-      <w:rPr>
-        <w:rFonts w:ascii="Wingdings" w:hAnsi="Wingdings" w:hint="default"/>
-      </w:rPr>
-    </w:lvl>
-  </w:abstractNum>
-  <w:abstractNum w:abstractNumId="13" w15:restartNumberingAfterBreak="0">
-    <w:nsid w:val="7B402230"/>
+    <w:nsid w:val="57F76F05"/>
     <w:multiLevelType w:val="multilevel"/>
-    <w:tmpl w:val="86EA45C8"/>
+    <w:tmpl w:val="B8C6314C"/>
     <w:lvl w:ilvl="0">
       <w:start w:val="1"/>
       <w:numFmt w:val="bullet"/>
@@ -13813,10 +14689,10 @@
       </w:rPr>
     </w:lvl>
   </w:abstractNum>
-  <w:abstractNum w:abstractNumId="14" w15:restartNumberingAfterBreak="0">
-    <w:nsid w:val="7E04366A"/>
+  <w:abstractNum w:abstractNumId="13" w15:restartNumberingAfterBreak="0">
+    <w:nsid w:val="5F6613B1"/>
     <w:multiLevelType w:val="multilevel"/>
-    <w:tmpl w:val="73D65DFE"/>
+    <w:tmpl w:val="336C2B56"/>
     <w:lvl w:ilvl="0">
       <w:start w:val="1"/>
       <w:numFmt w:val="bullet"/>
@@ -13962,50 +14838,467 @@
       </w:rPr>
     </w:lvl>
   </w:abstractNum>
+  <w:abstractNum w:abstractNumId="14" w15:restartNumberingAfterBreak="0">
+    <w:nsid w:val="78BE58F9"/>
+    <w:multiLevelType w:val="hybridMultilevel"/>
+    <w:tmpl w:val="1302BB68"/>
+    <w:lvl w:ilvl="0" w:tplc="04090001">
+      <w:start w:val="1"/>
+      <w:numFmt w:val="bullet"/>
+      <w:lvlText w:val=""/>
+      <w:lvlJc w:val="left"/>
+      <w:pPr>
+        <w:ind w:left="720" w:hanging="360"/>
+      </w:pPr>
+      <w:rPr>
+        <w:rFonts w:ascii="Symbol" w:hAnsi="Symbol" w:hint="default"/>
+      </w:rPr>
+    </w:lvl>
+    <w:lvl w:ilvl="1" w:tplc="04090003" w:tentative="1">
+      <w:start w:val="1"/>
+      <w:numFmt w:val="bullet"/>
+      <w:lvlText w:val="o"/>
+      <w:lvlJc w:val="left"/>
+      <w:pPr>
+        <w:ind w:left="1440" w:hanging="360"/>
+      </w:pPr>
+      <w:rPr>
+        <w:rFonts w:ascii="Courier New" w:hAnsi="Courier New" w:cs="Courier New" w:hint="default"/>
+      </w:rPr>
+    </w:lvl>
+    <w:lvl w:ilvl="2" w:tplc="04090005" w:tentative="1">
+      <w:start w:val="1"/>
+      <w:numFmt w:val="bullet"/>
+      <w:lvlText w:val=""/>
+      <w:lvlJc w:val="left"/>
+      <w:pPr>
+        <w:ind w:left="2160" w:hanging="360"/>
+      </w:pPr>
+      <w:rPr>
+        <w:rFonts w:ascii="Wingdings" w:hAnsi="Wingdings" w:hint="default"/>
+      </w:rPr>
+    </w:lvl>
+    <w:lvl w:ilvl="3" w:tplc="04090001" w:tentative="1">
+      <w:start w:val="1"/>
+      <w:numFmt w:val="bullet"/>
+      <w:lvlText w:val=""/>
+      <w:lvlJc w:val="left"/>
+      <w:pPr>
+        <w:ind w:left="2880" w:hanging="360"/>
+      </w:pPr>
+      <w:rPr>
+        <w:rFonts w:ascii="Symbol" w:hAnsi="Symbol" w:hint="default"/>
+      </w:rPr>
+    </w:lvl>
+    <w:lvl w:ilvl="4" w:tplc="04090003" w:tentative="1">
+      <w:start w:val="1"/>
+      <w:numFmt w:val="bullet"/>
+      <w:lvlText w:val="o"/>
+      <w:lvlJc w:val="left"/>
+      <w:pPr>
+        <w:ind w:left="3600" w:hanging="360"/>
+      </w:pPr>
+      <w:rPr>
+        <w:rFonts w:ascii="Courier New" w:hAnsi="Courier New" w:cs="Courier New" w:hint="default"/>
+      </w:rPr>
+    </w:lvl>
+    <w:lvl w:ilvl="5" w:tplc="04090005" w:tentative="1">
+      <w:start w:val="1"/>
+      <w:numFmt w:val="bullet"/>
+      <w:lvlText w:val=""/>
+      <w:lvlJc w:val="left"/>
+      <w:pPr>
+        <w:ind w:left="4320" w:hanging="360"/>
+      </w:pPr>
+      <w:rPr>
+        <w:rFonts w:ascii="Wingdings" w:hAnsi="Wingdings" w:hint="default"/>
+      </w:rPr>
+    </w:lvl>
+    <w:lvl w:ilvl="6" w:tplc="04090001" w:tentative="1">
+      <w:start w:val="1"/>
+      <w:numFmt w:val="bullet"/>
+      <w:lvlText w:val=""/>
+      <w:lvlJc w:val="left"/>
+      <w:pPr>
+        <w:ind w:left="5040" w:hanging="360"/>
+      </w:pPr>
+      <w:rPr>
+        <w:rFonts w:ascii="Symbol" w:hAnsi="Symbol" w:hint="default"/>
+      </w:rPr>
+    </w:lvl>
+    <w:lvl w:ilvl="7" w:tplc="04090003" w:tentative="1">
+      <w:start w:val="1"/>
+      <w:numFmt w:val="bullet"/>
+      <w:lvlText w:val="o"/>
+      <w:lvlJc w:val="left"/>
+      <w:pPr>
+        <w:ind w:left="5760" w:hanging="360"/>
+      </w:pPr>
+      <w:rPr>
+        <w:rFonts w:ascii="Courier New" w:hAnsi="Courier New" w:cs="Courier New" w:hint="default"/>
+      </w:rPr>
+    </w:lvl>
+    <w:lvl w:ilvl="8" w:tplc="04090005" w:tentative="1">
+      <w:start w:val="1"/>
+      <w:numFmt w:val="bullet"/>
+      <w:lvlText w:val=""/>
+      <w:lvlJc w:val="left"/>
+      <w:pPr>
+        <w:ind w:left="6480" w:hanging="360"/>
+      </w:pPr>
+      <w:rPr>
+        <w:rFonts w:ascii="Wingdings" w:hAnsi="Wingdings" w:hint="default"/>
+      </w:rPr>
+    </w:lvl>
+  </w:abstractNum>
+  <w:abstractNum w:abstractNumId="15" w15:restartNumberingAfterBreak="0">
+    <w:nsid w:val="7B402230"/>
+    <w:multiLevelType w:val="multilevel"/>
+    <w:tmpl w:val="86EA45C8"/>
+    <w:lvl w:ilvl="0">
+      <w:start w:val="1"/>
+      <w:numFmt w:val="bullet"/>
+      <w:lvlText w:val=""/>
+      <w:lvlJc w:val="left"/>
+      <w:pPr>
+        <w:tabs>
+          <w:tab w:val="num" w:pos="720"/>
+        </w:tabs>
+        <w:ind w:left="720" w:hanging="360"/>
+      </w:pPr>
+      <w:rPr>
+        <w:rFonts w:ascii="Symbol" w:hAnsi="Symbol" w:hint="default"/>
+        <w:sz w:val="20"/>
+      </w:rPr>
+    </w:lvl>
+    <w:lvl w:ilvl="1" w:tentative="1">
+      <w:start w:val="1"/>
+      <w:numFmt w:val="bullet"/>
+      <w:lvlText w:val="o"/>
+      <w:lvlJc w:val="left"/>
+      <w:pPr>
+        <w:tabs>
+          <w:tab w:val="num" w:pos="1440"/>
+        </w:tabs>
+        <w:ind w:left="1440" w:hanging="360"/>
+      </w:pPr>
+      <w:rPr>
+        <w:rFonts w:ascii="Courier New" w:hAnsi="Courier New" w:hint="default"/>
+        <w:sz w:val="20"/>
+      </w:rPr>
+    </w:lvl>
+    <w:lvl w:ilvl="2" w:tentative="1">
+      <w:start w:val="1"/>
+      <w:numFmt w:val="bullet"/>
+      <w:lvlText w:val=""/>
+      <w:lvlJc w:val="left"/>
+      <w:pPr>
+        <w:tabs>
+          <w:tab w:val="num" w:pos="2160"/>
+        </w:tabs>
+        <w:ind w:left="2160" w:hanging="360"/>
+      </w:pPr>
+      <w:rPr>
+        <w:rFonts w:ascii="Wingdings" w:hAnsi="Wingdings" w:hint="default"/>
+        <w:sz w:val="20"/>
+      </w:rPr>
+    </w:lvl>
+    <w:lvl w:ilvl="3" w:tentative="1">
+      <w:start w:val="1"/>
+      <w:numFmt w:val="bullet"/>
+      <w:lvlText w:val=""/>
+      <w:lvlJc w:val="left"/>
+      <w:pPr>
+        <w:tabs>
+          <w:tab w:val="num" w:pos="2880"/>
+        </w:tabs>
+        <w:ind w:left="2880" w:hanging="360"/>
+      </w:pPr>
+      <w:rPr>
+        <w:rFonts w:ascii="Wingdings" w:hAnsi="Wingdings" w:hint="default"/>
+        <w:sz w:val="20"/>
+      </w:rPr>
+    </w:lvl>
+    <w:lvl w:ilvl="4" w:tentative="1">
+      <w:start w:val="1"/>
+      <w:numFmt w:val="bullet"/>
+      <w:lvlText w:val=""/>
+      <w:lvlJc w:val="left"/>
+      <w:pPr>
+        <w:tabs>
+          <w:tab w:val="num" w:pos="3600"/>
+        </w:tabs>
+        <w:ind w:left="3600" w:hanging="360"/>
+      </w:pPr>
+      <w:rPr>
+        <w:rFonts w:ascii="Wingdings" w:hAnsi="Wingdings" w:hint="default"/>
+        <w:sz w:val="20"/>
+      </w:rPr>
+    </w:lvl>
+    <w:lvl w:ilvl="5" w:tentative="1">
+      <w:start w:val="1"/>
+      <w:numFmt w:val="bullet"/>
+      <w:lvlText w:val=""/>
+      <w:lvlJc w:val="left"/>
+      <w:pPr>
+        <w:tabs>
+          <w:tab w:val="num" w:pos="4320"/>
+        </w:tabs>
+        <w:ind w:left="4320" w:hanging="360"/>
+      </w:pPr>
+      <w:rPr>
+        <w:rFonts w:ascii="Wingdings" w:hAnsi="Wingdings" w:hint="default"/>
+        <w:sz w:val="20"/>
+      </w:rPr>
+    </w:lvl>
+    <w:lvl w:ilvl="6" w:tentative="1">
+      <w:start w:val="1"/>
+      <w:numFmt w:val="bullet"/>
+      <w:lvlText w:val=""/>
+      <w:lvlJc w:val="left"/>
+      <w:pPr>
+        <w:tabs>
+          <w:tab w:val="num" w:pos="5040"/>
+        </w:tabs>
+        <w:ind w:left="5040" w:hanging="360"/>
+      </w:pPr>
+      <w:rPr>
+        <w:rFonts w:ascii="Wingdings" w:hAnsi="Wingdings" w:hint="default"/>
+        <w:sz w:val="20"/>
+      </w:rPr>
+    </w:lvl>
+    <w:lvl w:ilvl="7" w:tentative="1">
+      <w:start w:val="1"/>
+      <w:numFmt w:val="bullet"/>
+      <w:lvlText w:val=""/>
+      <w:lvlJc w:val="left"/>
+      <w:pPr>
+        <w:tabs>
+          <w:tab w:val="num" w:pos="5760"/>
+        </w:tabs>
+        <w:ind w:left="5760" w:hanging="360"/>
+      </w:pPr>
+      <w:rPr>
+        <w:rFonts w:ascii="Wingdings" w:hAnsi="Wingdings" w:hint="default"/>
+        <w:sz w:val="20"/>
+      </w:rPr>
+    </w:lvl>
+    <w:lvl w:ilvl="8" w:tentative="1">
+      <w:start w:val="1"/>
+      <w:numFmt w:val="bullet"/>
+      <w:lvlText w:val=""/>
+      <w:lvlJc w:val="left"/>
+      <w:pPr>
+        <w:tabs>
+          <w:tab w:val="num" w:pos="6480"/>
+        </w:tabs>
+        <w:ind w:left="6480" w:hanging="360"/>
+      </w:pPr>
+      <w:rPr>
+        <w:rFonts w:ascii="Wingdings" w:hAnsi="Wingdings" w:hint="default"/>
+        <w:sz w:val="20"/>
+      </w:rPr>
+    </w:lvl>
+  </w:abstractNum>
+  <w:abstractNum w:abstractNumId="16" w15:restartNumberingAfterBreak="0">
+    <w:nsid w:val="7E04366A"/>
+    <w:multiLevelType w:val="multilevel"/>
+    <w:tmpl w:val="73D65DFE"/>
+    <w:lvl w:ilvl="0">
+      <w:start w:val="1"/>
+      <w:numFmt w:val="bullet"/>
+      <w:lvlText w:val=""/>
+      <w:lvlJc w:val="left"/>
+      <w:pPr>
+        <w:tabs>
+          <w:tab w:val="num" w:pos="720"/>
+        </w:tabs>
+        <w:ind w:left="720" w:hanging="360"/>
+      </w:pPr>
+      <w:rPr>
+        <w:rFonts w:ascii="Symbol" w:hAnsi="Symbol" w:hint="default"/>
+        <w:sz w:val="20"/>
+      </w:rPr>
+    </w:lvl>
+    <w:lvl w:ilvl="1" w:tentative="1">
+      <w:start w:val="1"/>
+      <w:numFmt w:val="bullet"/>
+      <w:lvlText w:val="o"/>
+      <w:lvlJc w:val="left"/>
+      <w:pPr>
+        <w:tabs>
+          <w:tab w:val="num" w:pos="1440"/>
+        </w:tabs>
+        <w:ind w:left="1440" w:hanging="360"/>
+      </w:pPr>
+      <w:rPr>
+        <w:rFonts w:ascii="Courier New" w:hAnsi="Courier New" w:hint="default"/>
+        <w:sz w:val="20"/>
+      </w:rPr>
+    </w:lvl>
+    <w:lvl w:ilvl="2" w:tentative="1">
+      <w:start w:val="1"/>
+      <w:numFmt w:val="bullet"/>
+      <w:lvlText w:val=""/>
+      <w:lvlJc w:val="left"/>
+      <w:pPr>
+        <w:tabs>
+          <w:tab w:val="num" w:pos="2160"/>
+        </w:tabs>
+        <w:ind w:left="2160" w:hanging="360"/>
+      </w:pPr>
+      <w:rPr>
+        <w:rFonts w:ascii="Wingdings" w:hAnsi="Wingdings" w:hint="default"/>
+        <w:sz w:val="20"/>
+      </w:rPr>
+    </w:lvl>
+    <w:lvl w:ilvl="3" w:tentative="1">
+      <w:start w:val="1"/>
+      <w:numFmt w:val="bullet"/>
+      <w:lvlText w:val=""/>
+      <w:lvlJc w:val="left"/>
+      <w:pPr>
+        <w:tabs>
+          <w:tab w:val="num" w:pos="2880"/>
+        </w:tabs>
+        <w:ind w:left="2880" w:hanging="360"/>
+      </w:pPr>
+      <w:rPr>
+        <w:rFonts w:ascii="Wingdings" w:hAnsi="Wingdings" w:hint="default"/>
+        <w:sz w:val="20"/>
+      </w:rPr>
+    </w:lvl>
+    <w:lvl w:ilvl="4" w:tentative="1">
+      <w:start w:val="1"/>
+      <w:numFmt w:val="bullet"/>
+      <w:lvlText w:val=""/>
+      <w:lvlJc w:val="left"/>
+      <w:pPr>
+        <w:tabs>
+          <w:tab w:val="num" w:pos="3600"/>
+        </w:tabs>
+        <w:ind w:left="3600" w:hanging="360"/>
+      </w:pPr>
+      <w:rPr>
+        <w:rFonts w:ascii="Wingdings" w:hAnsi="Wingdings" w:hint="default"/>
+        <w:sz w:val="20"/>
+      </w:rPr>
+    </w:lvl>
+    <w:lvl w:ilvl="5" w:tentative="1">
+      <w:start w:val="1"/>
+      <w:numFmt w:val="bullet"/>
+      <w:lvlText w:val=""/>
+      <w:lvlJc w:val="left"/>
+      <w:pPr>
+        <w:tabs>
+          <w:tab w:val="num" w:pos="4320"/>
+        </w:tabs>
+        <w:ind w:left="4320" w:hanging="360"/>
+      </w:pPr>
+      <w:rPr>
+        <w:rFonts w:ascii="Wingdings" w:hAnsi="Wingdings" w:hint="default"/>
+        <w:sz w:val="20"/>
+      </w:rPr>
+    </w:lvl>
+    <w:lvl w:ilvl="6" w:tentative="1">
+      <w:start w:val="1"/>
+      <w:numFmt w:val="bullet"/>
+      <w:lvlText w:val=""/>
+      <w:lvlJc w:val="left"/>
+      <w:pPr>
+        <w:tabs>
+          <w:tab w:val="num" w:pos="5040"/>
+        </w:tabs>
+        <w:ind w:left="5040" w:hanging="360"/>
+      </w:pPr>
+      <w:rPr>
+        <w:rFonts w:ascii="Wingdings" w:hAnsi="Wingdings" w:hint="default"/>
+        <w:sz w:val="20"/>
+      </w:rPr>
+    </w:lvl>
+    <w:lvl w:ilvl="7" w:tentative="1">
+      <w:start w:val="1"/>
+      <w:numFmt w:val="bullet"/>
+      <w:lvlText w:val=""/>
+      <w:lvlJc w:val="left"/>
+      <w:pPr>
+        <w:tabs>
+          <w:tab w:val="num" w:pos="5760"/>
+        </w:tabs>
+        <w:ind w:left="5760" w:hanging="360"/>
+      </w:pPr>
+      <w:rPr>
+        <w:rFonts w:ascii="Wingdings" w:hAnsi="Wingdings" w:hint="default"/>
+        <w:sz w:val="20"/>
+      </w:rPr>
+    </w:lvl>
+    <w:lvl w:ilvl="8" w:tentative="1">
+      <w:start w:val="1"/>
+      <w:numFmt w:val="bullet"/>
+      <w:lvlText w:val=""/>
+      <w:lvlJc w:val="left"/>
+      <w:pPr>
+        <w:tabs>
+          <w:tab w:val="num" w:pos="6480"/>
+        </w:tabs>
+        <w:ind w:left="6480" w:hanging="360"/>
+      </w:pPr>
+      <w:rPr>
+        <w:rFonts w:ascii="Wingdings" w:hAnsi="Wingdings" w:hint="default"/>
+        <w:sz w:val="20"/>
+      </w:rPr>
+    </w:lvl>
+  </w:abstractNum>
   <w:num w:numId="1" w16cid:durableId="1377662107">
+    <w:abstractNumId w:val="12"/>
+  </w:num>
+  <w:num w:numId="2" w16cid:durableId="1599555541">
+    <w:abstractNumId w:val="7"/>
+  </w:num>
+  <w:num w:numId="3" w16cid:durableId="743184385">
+    <w:abstractNumId w:val="3"/>
+  </w:num>
+  <w:num w:numId="4" w16cid:durableId="1954245962">
+    <w:abstractNumId w:val="9"/>
+  </w:num>
+  <w:num w:numId="5" w16cid:durableId="779108062">
+    <w:abstractNumId w:val="14"/>
+  </w:num>
+  <w:num w:numId="6" w16cid:durableId="73673942">
     <w:abstractNumId w:val="10"/>
   </w:num>
-  <w:num w:numId="2" w16cid:durableId="1599555541">
+  <w:num w:numId="7" w16cid:durableId="1292323515">
     <w:abstractNumId w:val="5"/>
   </w:num>
-  <w:num w:numId="3" w16cid:durableId="743184385">
-    <w:abstractNumId w:val="2"/>
-  </w:num>
-  <w:num w:numId="4" w16cid:durableId="1954245962">
-    <w:abstractNumId w:val="7"/>
-  </w:num>
-  <w:num w:numId="5" w16cid:durableId="779108062">
-    <w:abstractNumId w:val="12"/>
-  </w:num>
-  <w:num w:numId="6" w16cid:durableId="73673942">
+  <w:num w:numId="8" w16cid:durableId="1530410256">
     <w:abstractNumId w:val="8"/>
   </w:num>
-  <w:num w:numId="7" w16cid:durableId="1292323515">
-    <w:abstractNumId w:val="4"/>
-  </w:num>
-  <w:num w:numId="8" w16cid:durableId="1530410256">
-    <w:abstractNumId w:val="6"/>
-  </w:num>
   <w:num w:numId="9" w16cid:durableId="1164473745">
-    <w:abstractNumId w:val="9"/>
+    <w:abstractNumId w:val="11"/>
   </w:num>
   <w:num w:numId="10" w16cid:durableId="1351639871">
     <w:abstractNumId w:val="0"/>
   </w:num>
   <w:num w:numId="11" w16cid:durableId="218320344">
+    <w:abstractNumId w:val="2"/>
+  </w:num>
+  <w:num w:numId="12" w16cid:durableId="910113819">
+    <w:abstractNumId w:val="4"/>
+  </w:num>
+  <w:num w:numId="13" w16cid:durableId="40791155">
+    <w:abstractNumId w:val="13"/>
+  </w:num>
+  <w:num w:numId="14" w16cid:durableId="899563127">
+    <w:abstractNumId w:val="15"/>
+  </w:num>
+  <w:num w:numId="15" w16cid:durableId="706031128">
+    <w:abstractNumId w:val="16"/>
+  </w:num>
+  <w:num w:numId="16" w16cid:durableId="1034307855">
     <w:abstractNumId w:val="1"/>
   </w:num>
-  <w:num w:numId="12" w16cid:durableId="910113819">
-    <w:abstractNumId w:val="3"/>
-  </w:num>
-  <w:num w:numId="13" w16cid:durableId="40791155">
-    <w:abstractNumId w:val="11"/>
-  </w:num>
-  <w:num w:numId="14" w16cid:durableId="899563127">
-    <w:abstractNumId w:val="13"/>
-  </w:num>
-  <w:num w:numId="15" w16cid:durableId="706031128">
-    <w:abstractNumId w:val="14"/>
+  <w:num w:numId="17" w16cid:durableId="1106656234">
+    <w:abstractNumId w:val="6"/>
   </w:num>
 </w:numbering>
 </file>

--- a/Git commands.docx
+++ b/Git commands.docx
@@ -388,7 +388,7 @@
       <w:r>
         <w:t>“</w:t>
       </w:r>
-      <w:hyperlink r:id="rId5" w:history="1">
+      <w:hyperlink r:id="rId6" w:history="1">
         <w:r>
           <w:rPr>
             <w:rStyle w:val="Hyperlink"/>
@@ -3280,15 +3280,7 @@
         <w:spacing w:after="0"/>
       </w:pPr>
       <w:r>
-        <w:t xml:space="preserve">Creates </w:t>
-      </w:r>
-      <w:proofErr w:type="gramStart"/>
-      <w:r>
-        <w:t>merge</w:t>
-      </w:r>
-      <w:proofErr w:type="gramEnd"/>
-      <w:r>
-        <w:t xml:space="preserve"> commit</w:t>
+        <w:t>Creates merge commit</w:t>
       </w:r>
     </w:p>
     <w:p>
@@ -9347,13 +9339,8 @@
               <w:spacing w:line="278" w:lineRule="auto"/>
               <w:cnfStyle w:val="000000000000" w:firstRow="0" w:lastRow="0" w:firstColumn="0" w:lastColumn="0" w:oddVBand="0" w:evenVBand="0" w:oddHBand="0" w:evenHBand="0" w:firstRowFirstColumn="0" w:firstRowLastColumn="0" w:lastRowFirstColumn="0" w:lastRowLastColumn="0"/>
             </w:pPr>
-            <w:proofErr w:type="gramStart"/>
-            <w:r>
-              <w:t>Commit</w:t>
-            </w:r>
-            <w:proofErr w:type="gramEnd"/>
-            <w:r>
-              <w:t xml:space="preserve"> is blocked</w:t>
+            <w:r>
+              <w:t>Commit is blocked</w:t>
             </w:r>
           </w:p>
         </w:tc>
@@ -13019,16 +13006,1858 @@
           <w:szCs w:val="36"/>
         </w:rPr>
       </w:pPr>
-    </w:p>
-    <w:p>
-      <w:pPr>
-        <w:spacing w:after="0"/>
-      </w:pPr>
-    </w:p>
-    <w:p>
-      <w:pPr>
-        <w:spacing w:after="0"/>
-      </w:pPr>
+      <w:r>
+        <w:rPr>
+          <w:b/>
+          <w:bCs/>
+          <w:sz w:val="36"/>
+          <w:szCs w:val="36"/>
+        </w:rPr>
+        <w:t>Advanced Debugging Scenarios</w:t>
+      </w:r>
+    </w:p>
+    <w:p>
+      <w:pPr>
+        <w:spacing w:after="0"/>
+      </w:pPr>
+    </w:p>
+    <w:tbl>
+      <w:tblPr>
+        <w:tblStyle w:val="PlainTable1"/>
+        <w:tblW w:w="0" w:type="auto"/>
+        <w:jc w:val="center"/>
+        <w:tblLook w:val="04A0" w:firstRow="1" w:lastRow="0" w:firstColumn="1" w:lastColumn="0" w:noHBand="0" w:noVBand="1"/>
+      </w:tblPr>
+      <w:tblGrid>
+        <w:gridCol w:w="2651"/>
+        <w:gridCol w:w="2459"/>
+      </w:tblGrid>
+      <w:tr>
+        <w:trPr>
+          <w:cnfStyle w:val="100000000000" w:firstRow="1" w:lastRow="0" w:firstColumn="0" w:lastColumn="0" w:oddVBand="0" w:evenVBand="0" w:oddHBand="0" w:evenHBand="0" w:firstRowFirstColumn="0" w:firstRowLastColumn="0" w:lastRowFirstColumn="0" w:lastRowLastColumn="0"/>
+          <w:jc w:val="center"/>
+        </w:trPr>
+        <w:tc>
+          <w:tcPr>
+            <w:cnfStyle w:val="001000000000" w:firstRow="0" w:lastRow="0" w:firstColumn="1" w:lastColumn="0" w:oddVBand="0" w:evenVBand="0" w:oddHBand="0" w:evenHBand="0" w:firstRowFirstColumn="0" w:firstRowLastColumn="0" w:lastRowFirstColumn="0" w:lastRowLastColumn="0"/>
+            <w:tcW w:w="0" w:type="auto"/>
+            <w:hideMark/>
+          </w:tcPr>
+          <w:p>
+            <w:pPr>
+              <w:spacing w:line="278" w:lineRule="auto"/>
+            </w:pPr>
+            <w:r>
+              <w:t>Command</w:t>
+            </w:r>
+          </w:p>
+        </w:tc>
+        <w:tc>
+          <w:tcPr>
+            <w:tcW w:w="0" w:type="auto"/>
+            <w:hideMark/>
+          </w:tcPr>
+          <w:p>
+            <w:pPr>
+              <w:spacing w:line="278" w:lineRule="auto"/>
+              <w:cnfStyle w:val="100000000000" w:firstRow="1" w:lastRow="0" w:firstColumn="0" w:lastColumn="0" w:oddVBand="0" w:evenVBand="0" w:oddHBand="0" w:evenHBand="0" w:firstRowFirstColumn="0" w:firstRowLastColumn="0" w:lastRowFirstColumn="0" w:lastRowLastColumn="0"/>
+            </w:pPr>
+            <w:r>
+              <w:t>Purpose</w:t>
+            </w:r>
+          </w:p>
+        </w:tc>
+      </w:tr>
+      <w:tr>
+        <w:trPr>
+          <w:cnfStyle w:val="000000100000" w:firstRow="0" w:lastRow="0" w:firstColumn="0" w:lastColumn="0" w:oddVBand="0" w:evenVBand="0" w:oddHBand="1" w:evenHBand="0" w:firstRowFirstColumn="0" w:firstRowLastColumn="0" w:lastRowFirstColumn="0" w:lastRowLastColumn="0"/>
+          <w:jc w:val="center"/>
+        </w:trPr>
+        <w:tc>
+          <w:tcPr>
+            <w:cnfStyle w:val="001000000000" w:firstRow="0" w:lastRow="0" w:firstColumn="1" w:lastColumn="0" w:oddVBand="0" w:evenVBand="0" w:oddHBand="0" w:evenHBand="0" w:firstRowFirstColumn="0" w:firstRowLastColumn="0" w:lastRowFirstColumn="0" w:lastRowLastColumn="0"/>
+            <w:tcW w:w="0" w:type="auto"/>
+            <w:hideMark/>
+          </w:tcPr>
+          <w:p>
+            <w:pPr>
+              <w:spacing w:line="278" w:lineRule="auto"/>
+            </w:pPr>
+            <w:r>
+              <w:t xml:space="preserve">git </w:t>
+            </w:r>
+            <w:proofErr w:type="spellStart"/>
+            <w:r>
+              <w:t>reflog</w:t>
+            </w:r>
+            <w:proofErr w:type="spellEnd"/>
+          </w:p>
+        </w:tc>
+        <w:tc>
+          <w:tcPr>
+            <w:tcW w:w="0" w:type="auto"/>
+            <w:hideMark/>
+          </w:tcPr>
+          <w:p>
+            <w:pPr>
+              <w:spacing w:line="278" w:lineRule="auto"/>
+              <w:cnfStyle w:val="000000100000" w:firstRow="0" w:lastRow="0" w:firstColumn="0" w:lastColumn="0" w:oddVBand="0" w:evenVBand="0" w:oddHBand="1" w:evenHBand="0" w:firstRowFirstColumn="0" w:firstRowLastColumn="0" w:lastRowFirstColumn="0" w:lastRowLastColumn="0"/>
+            </w:pPr>
+            <w:r>
+              <w:t>Recover lost commits</w:t>
+            </w:r>
+          </w:p>
+        </w:tc>
+      </w:tr>
+      <w:tr>
+        <w:trPr>
+          <w:jc w:val="center"/>
+        </w:trPr>
+        <w:tc>
+          <w:tcPr>
+            <w:cnfStyle w:val="001000000000" w:firstRow="0" w:lastRow="0" w:firstColumn="1" w:lastColumn="0" w:oddVBand="0" w:evenVBand="0" w:oddHBand="0" w:evenHBand="0" w:firstRowFirstColumn="0" w:firstRowLastColumn="0" w:lastRowFirstColumn="0" w:lastRowLastColumn="0"/>
+            <w:tcW w:w="0" w:type="auto"/>
+            <w:hideMark/>
+          </w:tcPr>
+          <w:p>
+            <w:pPr>
+              <w:spacing w:line="278" w:lineRule="auto"/>
+            </w:pPr>
+            <w:r>
+              <w:t>git reset --hard &lt;id&gt;</w:t>
+            </w:r>
+          </w:p>
+        </w:tc>
+        <w:tc>
+          <w:tcPr>
+            <w:tcW w:w="0" w:type="auto"/>
+            <w:hideMark/>
+          </w:tcPr>
+          <w:p>
+            <w:pPr>
+              <w:spacing w:line="278" w:lineRule="auto"/>
+              <w:cnfStyle w:val="000000000000" w:firstRow="0" w:lastRow="0" w:firstColumn="0" w:lastColumn="0" w:oddVBand="0" w:evenVBand="0" w:oddHBand="0" w:evenHBand="0" w:firstRowFirstColumn="0" w:firstRowLastColumn="0" w:lastRowFirstColumn="0" w:lastRowLastColumn="0"/>
+            </w:pPr>
+            <w:r>
+              <w:t>Restore commit</w:t>
+            </w:r>
+          </w:p>
+        </w:tc>
+      </w:tr>
+      <w:tr>
+        <w:trPr>
+          <w:cnfStyle w:val="000000100000" w:firstRow="0" w:lastRow="0" w:firstColumn="0" w:lastColumn="0" w:oddVBand="0" w:evenVBand="0" w:oddHBand="1" w:evenHBand="0" w:firstRowFirstColumn="0" w:firstRowLastColumn="0" w:lastRowFirstColumn="0" w:lastRowLastColumn="0"/>
+          <w:jc w:val="center"/>
+        </w:trPr>
+        <w:tc>
+          <w:tcPr>
+            <w:cnfStyle w:val="001000000000" w:firstRow="0" w:lastRow="0" w:firstColumn="1" w:lastColumn="0" w:oddVBand="0" w:evenVBand="0" w:oddHBand="0" w:evenHBand="0" w:firstRowFirstColumn="0" w:firstRowLastColumn="0" w:lastRowFirstColumn="0" w:lastRowLastColumn="0"/>
+            <w:tcW w:w="0" w:type="auto"/>
+            <w:hideMark/>
+          </w:tcPr>
+          <w:p>
+            <w:pPr>
+              <w:spacing w:line="278" w:lineRule="auto"/>
+            </w:pPr>
+            <w:proofErr w:type="gramStart"/>
+            <w:r>
+              <w:t>git</w:t>
+            </w:r>
+            <w:proofErr w:type="gramEnd"/>
+            <w:r>
+              <w:t xml:space="preserve"> restore file</w:t>
+            </w:r>
+          </w:p>
+        </w:tc>
+        <w:tc>
+          <w:tcPr>
+            <w:tcW w:w="0" w:type="auto"/>
+            <w:hideMark/>
+          </w:tcPr>
+          <w:p>
+            <w:pPr>
+              <w:spacing w:line="278" w:lineRule="auto"/>
+              <w:cnfStyle w:val="000000100000" w:firstRow="0" w:lastRow="0" w:firstColumn="0" w:lastColumn="0" w:oddVBand="0" w:evenVBand="0" w:oddHBand="1" w:evenHBand="0" w:firstRowFirstColumn="0" w:firstRowLastColumn="0" w:lastRowFirstColumn="0" w:lastRowLastColumn="0"/>
+            </w:pPr>
+            <w:r>
+              <w:t>Recover deleted file</w:t>
+            </w:r>
+          </w:p>
+        </w:tc>
+      </w:tr>
+      <w:tr>
+        <w:trPr>
+          <w:jc w:val="center"/>
+        </w:trPr>
+        <w:tc>
+          <w:tcPr>
+            <w:cnfStyle w:val="001000000000" w:firstRow="0" w:lastRow="0" w:firstColumn="1" w:lastColumn="0" w:oddVBand="0" w:evenVBand="0" w:oddHBand="0" w:evenHBand="0" w:firstRowFirstColumn="0" w:firstRowLastColumn="0" w:lastRowFirstColumn="0" w:lastRowLastColumn="0"/>
+            <w:tcW w:w="0" w:type="auto"/>
+            <w:hideMark/>
+          </w:tcPr>
+          <w:p>
+            <w:pPr>
+              <w:spacing w:line="278" w:lineRule="auto"/>
+            </w:pPr>
+            <w:r>
+              <w:t xml:space="preserve">git branch </w:t>
+            </w:r>
+            <w:proofErr w:type="gramStart"/>
+            <w:r>
+              <w:t>new-branch</w:t>
+            </w:r>
+            <w:proofErr w:type="gramEnd"/>
+          </w:p>
+        </w:tc>
+        <w:tc>
+          <w:tcPr>
+            <w:tcW w:w="0" w:type="auto"/>
+            <w:hideMark/>
+          </w:tcPr>
+          <w:p>
+            <w:pPr>
+              <w:spacing w:line="278" w:lineRule="auto"/>
+              <w:cnfStyle w:val="000000000000" w:firstRow="0" w:lastRow="0" w:firstColumn="0" w:lastColumn="0" w:oddVBand="0" w:evenVBand="0" w:oddHBand="0" w:evenHBand="0" w:firstRowFirstColumn="0" w:firstRowLastColumn="0" w:lastRowFirstColumn="0" w:lastRowLastColumn="0"/>
+            </w:pPr>
+            <w:r>
+              <w:t>Save mistaken work</w:t>
+            </w:r>
+          </w:p>
+        </w:tc>
+      </w:tr>
+      <w:tr>
+        <w:trPr>
+          <w:cnfStyle w:val="000000100000" w:firstRow="0" w:lastRow="0" w:firstColumn="0" w:lastColumn="0" w:oddVBand="0" w:evenVBand="0" w:oddHBand="1" w:evenHBand="0" w:firstRowFirstColumn="0" w:firstRowLastColumn="0" w:lastRowFirstColumn="0" w:lastRowLastColumn="0"/>
+          <w:jc w:val="center"/>
+        </w:trPr>
+        <w:tc>
+          <w:tcPr>
+            <w:cnfStyle w:val="001000000000" w:firstRow="0" w:lastRow="0" w:firstColumn="1" w:lastColumn="0" w:oddVBand="0" w:evenVBand="0" w:oddHBand="0" w:evenHBand="0" w:firstRowFirstColumn="0" w:firstRowLastColumn="0" w:lastRowFirstColumn="0" w:lastRowLastColumn="0"/>
+            <w:tcW w:w="0" w:type="auto"/>
+            <w:hideMark/>
+          </w:tcPr>
+          <w:p>
+            <w:pPr>
+              <w:spacing w:line="278" w:lineRule="auto"/>
+            </w:pPr>
+            <w:r>
+              <w:t>git add -p</w:t>
+            </w:r>
+          </w:p>
+        </w:tc>
+        <w:tc>
+          <w:tcPr>
+            <w:tcW w:w="0" w:type="auto"/>
+            <w:hideMark/>
+          </w:tcPr>
+          <w:p>
+            <w:pPr>
+              <w:spacing w:line="278" w:lineRule="auto"/>
+              <w:cnfStyle w:val="000000100000" w:firstRow="0" w:lastRow="0" w:firstColumn="0" w:lastColumn="0" w:oddVBand="0" w:evenVBand="0" w:oddHBand="1" w:evenHBand="0" w:firstRowFirstColumn="0" w:firstRowLastColumn="0" w:lastRowFirstColumn="0" w:lastRowLastColumn="0"/>
+            </w:pPr>
+            <w:r>
+              <w:t>Partial commit</w:t>
+            </w:r>
+          </w:p>
+        </w:tc>
+      </w:tr>
+      <w:tr>
+        <w:trPr>
+          <w:jc w:val="center"/>
+        </w:trPr>
+        <w:tc>
+          <w:tcPr>
+            <w:cnfStyle w:val="001000000000" w:firstRow="0" w:lastRow="0" w:firstColumn="1" w:lastColumn="0" w:oddVBand="0" w:evenVBand="0" w:oddHBand="0" w:evenHBand="0" w:firstRowFirstColumn="0" w:firstRowLastColumn="0" w:lastRowFirstColumn="0" w:lastRowLastColumn="0"/>
+            <w:tcW w:w="0" w:type="auto"/>
+            <w:hideMark/>
+          </w:tcPr>
+          <w:p>
+            <w:pPr>
+              <w:spacing w:line="278" w:lineRule="auto"/>
+            </w:pPr>
+            <w:r>
+              <w:t>git stash</w:t>
+            </w:r>
+          </w:p>
+        </w:tc>
+        <w:tc>
+          <w:tcPr>
+            <w:tcW w:w="0" w:type="auto"/>
+            <w:hideMark/>
+          </w:tcPr>
+          <w:p>
+            <w:pPr>
+              <w:spacing w:line="278" w:lineRule="auto"/>
+              <w:cnfStyle w:val="000000000000" w:firstRow="0" w:lastRow="0" w:firstColumn="0" w:lastColumn="0" w:oddVBand="0" w:evenVBand="0" w:oddHBand="0" w:evenHBand="0" w:firstRowFirstColumn="0" w:firstRowLastColumn="0" w:lastRowFirstColumn="0" w:lastRowLastColumn="0"/>
+            </w:pPr>
+            <w:r>
+              <w:t>Save temporary work</w:t>
+            </w:r>
+          </w:p>
+        </w:tc>
+      </w:tr>
+      <w:tr>
+        <w:trPr>
+          <w:cnfStyle w:val="000000100000" w:firstRow="0" w:lastRow="0" w:firstColumn="0" w:lastColumn="0" w:oddVBand="0" w:evenVBand="0" w:oddHBand="1" w:evenHBand="0" w:firstRowFirstColumn="0" w:firstRowLastColumn="0" w:lastRowFirstColumn="0" w:lastRowLastColumn="0"/>
+          <w:jc w:val="center"/>
+        </w:trPr>
+        <w:tc>
+          <w:tcPr>
+            <w:cnfStyle w:val="001000000000" w:firstRow="0" w:lastRow="0" w:firstColumn="1" w:lastColumn="0" w:oddVBand="0" w:evenVBand="0" w:oddHBand="0" w:evenHBand="0" w:firstRowFirstColumn="0" w:firstRowLastColumn="0" w:lastRowFirstColumn="0" w:lastRowLastColumn="0"/>
+            <w:tcW w:w="0" w:type="auto"/>
+            <w:hideMark/>
+          </w:tcPr>
+          <w:p>
+            <w:pPr>
+              <w:spacing w:line="278" w:lineRule="auto"/>
+            </w:pPr>
+            <w:r>
+              <w:t>git diff</w:t>
+            </w:r>
+          </w:p>
+        </w:tc>
+        <w:tc>
+          <w:tcPr>
+            <w:tcW w:w="0" w:type="auto"/>
+            <w:hideMark/>
+          </w:tcPr>
+          <w:p>
+            <w:pPr>
+              <w:spacing w:line="278" w:lineRule="auto"/>
+              <w:cnfStyle w:val="000000100000" w:firstRow="0" w:lastRow="0" w:firstColumn="0" w:lastColumn="0" w:oddVBand="0" w:evenVBand="0" w:oddHBand="1" w:evenHBand="0" w:firstRowFirstColumn="0" w:firstRowLastColumn="0" w:lastRowFirstColumn="0" w:lastRowLastColumn="0"/>
+            </w:pPr>
+            <w:r>
+              <w:t>Compare changes</w:t>
+            </w:r>
+          </w:p>
+        </w:tc>
+      </w:tr>
+    </w:tbl>
+    <w:p>
+      <w:pPr>
+        <w:pBdr>
+          <w:bottom w:val="single" w:sz="6" w:space="1" w:color="auto"/>
+        </w:pBdr>
+        <w:spacing w:after="0"/>
+      </w:pPr>
+    </w:p>
+    <w:p>
+      <w:pPr>
+        <w:spacing w:after="0"/>
+      </w:pPr>
+    </w:p>
+    <w:p>
+      <w:pPr>
+        <w:spacing w:after="0"/>
+        <w:rPr>
+          <w:b/>
+          <w:bCs/>
+          <w:sz w:val="36"/>
+          <w:szCs w:val="36"/>
+        </w:rPr>
+      </w:pPr>
+      <w:r>
+        <w:rPr>
+          <w:b/>
+          <w:bCs/>
+          <w:sz w:val="36"/>
+          <w:szCs w:val="36"/>
+        </w:rPr>
+        <w:t>FINAL GIT &amp; GITHUB TEST (MCQs)</w:t>
+      </w:r>
+    </w:p>
+    <w:p>
+      <w:pPr>
+        <w:spacing w:after="0"/>
+        <w:rPr>
+          <w:b/>
+          <w:bCs/>
+          <w:sz w:val="32"/>
+          <w:szCs w:val="32"/>
+        </w:rPr>
+      </w:pPr>
+      <w:r>
+        <w:rPr>
+          <w:b/>
+          <w:bCs/>
+          <w:sz w:val="32"/>
+          <w:szCs w:val="32"/>
+        </w:rPr>
+        <w:t>Instructions</w:t>
+      </w:r>
+    </w:p>
+    <w:p>
+      <w:pPr>
+        <w:numPr>
+          <w:ilvl w:val="0"/>
+          <w:numId w:val="18"/>
+        </w:numPr>
+        <w:spacing w:after="0"/>
+      </w:pPr>
+      <w:r>
+        <w:t xml:space="preserve">Choose </w:t>
+      </w:r>
+      <w:r>
+        <w:rPr>
+          <w:b/>
+          <w:bCs/>
+        </w:rPr>
+        <w:t>one correct option</w:t>
+      </w:r>
+      <w:r>
+        <w:t xml:space="preserve"> (A/B/C/D)</w:t>
+      </w:r>
+    </w:p>
+    <w:p>
+      <w:pPr>
+        <w:numPr>
+          <w:ilvl w:val="0"/>
+          <w:numId w:val="18"/>
+        </w:numPr>
+        <w:spacing w:after="0"/>
+      </w:pPr>
+      <w:r>
+        <w:t xml:space="preserve">Some are </w:t>
+      </w:r>
+      <w:r>
+        <w:rPr>
+          <w:b/>
+          <w:bCs/>
+        </w:rPr>
+        <w:t>scenario-based</w:t>
+      </w:r>
+      <w:r>
+        <w:t xml:space="preserve"> → think carefully</w:t>
+      </w:r>
+    </w:p>
+    <w:p>
+      <w:pPr>
+        <w:numPr>
+          <w:ilvl w:val="0"/>
+          <w:numId w:val="18"/>
+        </w:numPr>
+        <w:spacing w:after="0"/>
+      </w:pPr>
+      <w:r>
+        <w:t xml:space="preserve">Total: </w:t>
+      </w:r>
+      <w:r>
+        <w:rPr>
+          <w:b/>
+          <w:bCs/>
+        </w:rPr>
+        <w:t>25 Questions</w:t>
+      </w:r>
+    </w:p>
+    <w:p>
+      <w:pPr>
+        <w:spacing w:after="0"/>
+      </w:pPr>
+    </w:p>
+    <w:p>
+      <w:pPr>
+        <w:spacing w:after="0"/>
+        <w:rPr>
+          <w:b/>
+          <w:bCs/>
+        </w:rPr>
+      </w:pPr>
+      <w:r>
+        <w:rPr>
+          <w:b/>
+          <w:bCs/>
+        </w:rPr>
+        <w:t>SECTION 1 — Core Concepts</w:t>
+      </w:r>
+    </w:p>
+    <w:p>
+      <w:pPr>
+        <w:spacing w:after="0"/>
+        <w:rPr>
+          <w:b/>
+          <w:bCs/>
+        </w:rPr>
+      </w:pPr>
+      <w:r>
+        <w:rPr>
+          <w:b/>
+          <w:bCs/>
+        </w:rPr>
+        <w:t>Q1</w:t>
+      </w:r>
+    </w:p>
+    <w:p>
+      <w:pPr>
+        <w:spacing w:after="0"/>
+      </w:pPr>
+      <w:r>
+        <w:t xml:space="preserve">What does </w:t>
+      </w:r>
+      <w:proofErr w:type="gramStart"/>
+      <w:r>
+        <w:t>git</w:t>
+      </w:r>
+      <w:proofErr w:type="gramEnd"/>
+      <w:r>
+        <w:t xml:space="preserve"> add do?</w:t>
+      </w:r>
+    </w:p>
+    <w:p>
+      <w:pPr>
+        <w:spacing w:after="0"/>
+      </w:pPr>
+      <w:r>
+        <w:t>A) Saves changes permanently</w:t>
+      </w:r>
+      <w:r>
+        <w:br/>
+        <w:t>B) Moves changes to staging area</w:t>
+      </w:r>
+      <w:r>
+        <w:br/>
+      </w:r>
+      <w:r>
+        <w:lastRenderedPageBreak/>
+        <w:t>C) Pushes code to GitHub</w:t>
+      </w:r>
+      <w:r>
+        <w:br/>
+        <w:t>D) Deletes changes</w:t>
+      </w:r>
+    </w:p>
+    <w:p>
+      <w:pPr>
+        <w:spacing w:after="0"/>
+        <w:rPr>
+          <w:b/>
+          <w:bCs/>
+        </w:rPr>
+      </w:pPr>
+    </w:p>
+    <w:p>
+      <w:pPr>
+        <w:spacing w:after="0"/>
+        <w:rPr>
+          <w:b/>
+          <w:bCs/>
+        </w:rPr>
+      </w:pPr>
+      <w:r>
+        <w:rPr>
+          <w:b/>
+          <w:bCs/>
+        </w:rPr>
+        <w:t>Q2</w:t>
+      </w:r>
+    </w:p>
+    <w:p>
+      <w:pPr>
+        <w:spacing w:after="0"/>
+      </w:pPr>
+      <w:r>
+        <w:t>Which area stores committed snapshots?</w:t>
+      </w:r>
+    </w:p>
+    <w:p>
+      <w:pPr>
+        <w:spacing w:after="0"/>
+      </w:pPr>
+      <w:r>
+        <w:t>A) Working directory</w:t>
+      </w:r>
+      <w:r>
+        <w:br/>
+        <w:t>B) Staging area</w:t>
+      </w:r>
+      <w:r>
+        <w:br/>
+        <w:t>C) Repository</w:t>
+      </w:r>
+      <w:r>
+        <w:br/>
+        <w:t>D) Remote</w:t>
+      </w:r>
+    </w:p>
+    <w:p>
+      <w:pPr>
+        <w:spacing w:after="0"/>
+      </w:pPr>
+    </w:p>
+    <w:p>
+      <w:pPr>
+        <w:spacing w:after="0"/>
+        <w:rPr>
+          <w:b/>
+          <w:bCs/>
+        </w:rPr>
+      </w:pPr>
+      <w:r>
+        <w:rPr>
+          <w:b/>
+          <w:bCs/>
+        </w:rPr>
+        <w:t>Q3</w:t>
+      </w:r>
+    </w:p>
+    <w:p>
+      <w:pPr>
+        <w:spacing w:after="0"/>
+      </w:pPr>
+      <w:r>
+        <w:t>What is HEAD?</w:t>
+      </w:r>
+    </w:p>
+    <w:p>
+      <w:pPr>
+        <w:spacing w:after="0"/>
+      </w:pPr>
+      <w:r>
+        <w:t>A) First commit</w:t>
+      </w:r>
+      <w:r>
+        <w:br/>
+        <w:t>B) Current branch pointer</w:t>
+      </w:r>
+      <w:r>
+        <w:br/>
+        <w:t>C) Remote branch</w:t>
+      </w:r>
+      <w:r>
+        <w:br/>
+        <w:t>D) Deleted commit</w:t>
+      </w:r>
+    </w:p>
+    <w:p>
+      <w:pPr>
+        <w:spacing w:after="0"/>
+      </w:pPr>
+    </w:p>
+    <w:p>
+      <w:pPr>
+        <w:spacing w:after="0"/>
+        <w:rPr>
+          <w:b/>
+          <w:bCs/>
+        </w:rPr>
+      </w:pPr>
+      <w:r>
+        <w:rPr>
+          <w:b/>
+          <w:bCs/>
+        </w:rPr>
+        <w:t>Q4</w:t>
+      </w:r>
+    </w:p>
+    <w:p>
+      <w:pPr>
+        <w:spacing w:after="0"/>
+      </w:pPr>
+      <w:r>
+        <w:t>What does git diff show?</w:t>
+      </w:r>
+    </w:p>
+    <w:p>
+      <w:pPr>
+        <w:spacing w:after="0"/>
+      </w:pPr>
+      <w:r>
+        <w:t>A) Staged changes</w:t>
+      </w:r>
+      <w:r>
+        <w:br/>
+        <w:t>B) Committed changes</w:t>
+      </w:r>
+      <w:r>
+        <w:br/>
+        <w:t xml:space="preserve">C) </w:t>
+      </w:r>
+      <w:proofErr w:type="spellStart"/>
+      <w:r>
+        <w:t>Unstaged</w:t>
+      </w:r>
+      <w:proofErr w:type="spellEnd"/>
+      <w:r>
+        <w:t xml:space="preserve"> changes</w:t>
+      </w:r>
+      <w:r>
+        <w:br/>
+        <w:t>D) Deleted commits</w:t>
+      </w:r>
+    </w:p>
+    <w:p>
+      <w:pPr>
+        <w:spacing w:after="0"/>
+      </w:pPr>
+    </w:p>
+    <w:p>
+      <w:pPr>
+        <w:spacing w:after="0"/>
+        <w:rPr>
+          <w:b/>
+          <w:bCs/>
+        </w:rPr>
+      </w:pPr>
+      <w:r>
+        <w:rPr>
+          <w:b/>
+          <w:bCs/>
+        </w:rPr>
+        <w:t>Q5</w:t>
+      </w:r>
+    </w:p>
+    <w:p>
+      <w:pPr>
+        <w:spacing w:after="0"/>
+      </w:pPr>
+      <w:r>
+        <w:t xml:space="preserve">Which command </w:t>
+      </w:r>
+      <w:proofErr w:type="spellStart"/>
+      <w:r>
+        <w:t>unstages</w:t>
+      </w:r>
+      <w:proofErr w:type="spellEnd"/>
+      <w:r>
+        <w:t xml:space="preserve"> a file?</w:t>
+      </w:r>
+    </w:p>
+    <w:p>
+      <w:pPr>
+        <w:spacing w:after="0"/>
+      </w:pPr>
+      <w:r>
+        <w:t xml:space="preserve">A) </w:t>
+      </w:r>
+      <w:proofErr w:type="gramStart"/>
+      <w:r>
+        <w:t>git</w:t>
+      </w:r>
+      <w:proofErr w:type="gramEnd"/>
+      <w:r>
+        <w:t xml:space="preserve"> restore file</w:t>
+      </w:r>
+      <w:r>
+        <w:br/>
+        <w:t>B) git reset file</w:t>
+      </w:r>
+      <w:r>
+        <w:br/>
+        <w:t>C) git checkout file</w:t>
+      </w:r>
+      <w:r>
+        <w:br/>
+        <w:t>D) git rm file</w:t>
+      </w:r>
+    </w:p>
+    <w:p>
+      <w:pPr>
+        <w:spacing w:after="0"/>
+      </w:pPr>
+    </w:p>
+    <w:p>
+      <w:pPr>
+        <w:spacing w:after="0"/>
+        <w:rPr>
+          <w:b/>
+          <w:bCs/>
+        </w:rPr>
+      </w:pPr>
+      <w:r>
+        <w:rPr>
+          <w:b/>
+          <w:bCs/>
+        </w:rPr>
+        <w:t>SECTION 2 — Branching &amp; Merging</w:t>
+      </w:r>
+    </w:p>
+    <w:p>
+      <w:pPr>
+        <w:spacing w:after="0"/>
+        <w:rPr>
+          <w:b/>
+          <w:bCs/>
+        </w:rPr>
+      </w:pPr>
+      <w:r>
+        <w:rPr>
+          <w:b/>
+          <w:bCs/>
+        </w:rPr>
+        <w:t>Q6</w:t>
+      </w:r>
+    </w:p>
+    <w:p>
+      <w:pPr>
+        <w:spacing w:after="0"/>
+      </w:pPr>
+      <w:r>
+        <w:t>What does git switch -c feature do?</w:t>
+      </w:r>
+    </w:p>
+    <w:p>
+      <w:pPr>
+        <w:spacing w:after="0"/>
+      </w:pPr>
+      <w:r>
+        <w:t>A) Deletes branch</w:t>
+      </w:r>
+      <w:r>
+        <w:br/>
+        <w:t>B) Creates and switches branch</w:t>
+      </w:r>
+      <w:r>
+        <w:br/>
+        <w:t>C) Merges branch</w:t>
+      </w:r>
+      <w:r>
+        <w:br/>
+        <w:t>D) Pushes branch</w:t>
+      </w:r>
+    </w:p>
+    <w:p>
+      <w:pPr>
+        <w:spacing w:after="0"/>
+        <w:rPr>
+          <w:b/>
+          <w:bCs/>
+        </w:rPr>
+      </w:pPr>
+    </w:p>
+    <w:p>
+      <w:pPr>
+        <w:spacing w:after="0"/>
+        <w:rPr>
+          <w:b/>
+          <w:bCs/>
+        </w:rPr>
+      </w:pPr>
+      <w:r>
+        <w:rPr>
+          <w:b/>
+          <w:bCs/>
+        </w:rPr>
+        <w:t>Q7</w:t>
+      </w:r>
+    </w:p>
+    <w:p>
+      <w:pPr>
+        <w:spacing w:after="0"/>
+      </w:pPr>
+      <w:r>
+        <w:t xml:space="preserve">Merge </w:t>
+      </w:r>
+      <w:proofErr w:type="gramStart"/>
+      <w:r>
+        <w:t>creates</w:t>
+      </w:r>
+      <w:proofErr w:type="gramEnd"/>
+      <w:r>
+        <w:t>:</w:t>
+      </w:r>
+    </w:p>
+    <w:p>
+      <w:pPr>
+        <w:spacing w:after="0"/>
+      </w:pPr>
+      <w:r>
+        <w:t>A) New branch</w:t>
+      </w:r>
+      <w:r>
+        <w:br/>
+        <w:t>B) New commit</w:t>
+      </w:r>
+      <w:r>
+        <w:br/>
+        <w:t>C) Deletes commits</w:t>
+      </w:r>
+      <w:r>
+        <w:br/>
+        <w:t>D) Resets history</w:t>
+      </w:r>
+    </w:p>
+    <w:p>
+      <w:pPr>
+        <w:spacing w:after="0"/>
+      </w:pPr>
+    </w:p>
+    <w:p>
+      <w:pPr>
+        <w:spacing w:after="0"/>
+        <w:rPr>
+          <w:b/>
+          <w:bCs/>
+        </w:rPr>
+      </w:pPr>
+      <w:r>
+        <w:rPr>
+          <w:b/>
+          <w:bCs/>
+        </w:rPr>
+        <w:t>Q8</w:t>
+      </w:r>
+    </w:p>
+    <w:p>
+      <w:pPr>
+        <w:spacing w:after="0"/>
+      </w:pPr>
+      <w:r>
+        <w:t>Merge conflict occurs when:</w:t>
+      </w:r>
+    </w:p>
+    <w:p>
+      <w:pPr>
+        <w:spacing w:after="0"/>
+      </w:pPr>
+      <w:r>
+        <w:t>A) Same file edited differently</w:t>
+      </w:r>
+      <w:r>
+        <w:br/>
+        <w:t>B) Branch deleted</w:t>
+      </w:r>
+      <w:r>
+        <w:br/>
+        <w:t>C) File added</w:t>
+      </w:r>
+      <w:r>
+        <w:br/>
+        <w:t>D) Repo cloned</w:t>
+      </w:r>
+    </w:p>
+    <w:p>
+      <w:pPr>
+        <w:spacing w:after="0"/>
+        <w:rPr>
+          <w:b/>
+          <w:bCs/>
+        </w:rPr>
+      </w:pPr>
+    </w:p>
+    <w:p>
+      <w:pPr>
+        <w:spacing w:after="0"/>
+        <w:rPr>
+          <w:b/>
+          <w:bCs/>
+        </w:rPr>
+      </w:pPr>
+      <w:r>
+        <w:rPr>
+          <w:b/>
+          <w:bCs/>
+        </w:rPr>
+        <w:t>Q9</w:t>
+      </w:r>
+    </w:p>
+    <w:p>
+      <w:pPr>
+        <w:spacing w:after="0"/>
+      </w:pPr>
+      <w:r>
+        <w:t>Which command deletes local branch?</w:t>
+      </w:r>
+    </w:p>
+    <w:p>
+      <w:pPr>
+        <w:spacing w:after="0"/>
+      </w:pPr>
+      <w:r>
+        <w:t>A) git branch -d name</w:t>
+      </w:r>
+      <w:r>
+        <w:br/>
+        <w:t>B) git remove name</w:t>
+      </w:r>
+      <w:r>
+        <w:br/>
+        <w:t>C) git delete name</w:t>
+      </w:r>
+      <w:r>
+        <w:br/>
+        <w:t>D) git branch -rm name</w:t>
+      </w:r>
+    </w:p>
+    <w:p>
+      <w:pPr>
+        <w:spacing w:after="0"/>
+      </w:pPr>
+    </w:p>
+    <w:p>
+      <w:pPr>
+        <w:spacing w:after="0"/>
+        <w:rPr>
+          <w:b/>
+          <w:bCs/>
+        </w:rPr>
+      </w:pPr>
+      <w:r>
+        <w:rPr>
+          <w:b/>
+          <w:bCs/>
+        </w:rPr>
+        <w:t>Q10</w:t>
+      </w:r>
+    </w:p>
+    <w:p>
+      <w:pPr>
+        <w:spacing w:after="0"/>
+      </w:pPr>
+      <w:r>
+        <w:t>Best practice is:</w:t>
+      </w:r>
+    </w:p>
+    <w:p>
+      <w:pPr>
+        <w:spacing w:after="0"/>
+      </w:pPr>
+      <w:r>
+        <w:t>A) Work on main</w:t>
+      </w:r>
+      <w:r>
+        <w:br/>
+        <w:t>B) Use feature branches</w:t>
+      </w:r>
+      <w:r>
+        <w:br/>
+        <w:t>C) Avoid commits</w:t>
+      </w:r>
+      <w:r>
+        <w:br/>
+        <w:t>D) Push without pull</w:t>
+      </w:r>
+    </w:p>
+    <w:p>
+      <w:pPr>
+        <w:spacing w:after="0"/>
+        <w:rPr>
+          <w:rFonts w:ascii="Segoe UI Emoji" w:hAnsi="Segoe UI Emoji" w:cs="Segoe UI Emoji"/>
+          <w:b/>
+          <w:bCs/>
+        </w:rPr>
+      </w:pPr>
+    </w:p>
+    <w:p>
+      <w:pPr>
+        <w:spacing w:after="0"/>
+        <w:rPr>
+          <w:b/>
+          <w:bCs/>
+        </w:rPr>
+      </w:pPr>
+      <w:r>
+        <w:rPr>
+          <w:b/>
+          <w:bCs/>
+        </w:rPr>
+        <w:t>SECTION 3 — GitHub &amp; Remote</w:t>
+      </w:r>
+    </w:p>
+    <w:p>
+      <w:pPr>
+        <w:spacing w:after="0"/>
+        <w:rPr>
+          <w:b/>
+          <w:bCs/>
+        </w:rPr>
+      </w:pPr>
+      <w:r>
+        <w:rPr>
+          <w:b/>
+          <w:bCs/>
+        </w:rPr>
+        <w:t>Q11</w:t>
+      </w:r>
+    </w:p>
+    <w:p>
+      <w:pPr>
+        <w:spacing w:after="0"/>
+      </w:pPr>
+      <w:r>
+        <w:t>What does git push do?</w:t>
+      </w:r>
+    </w:p>
+    <w:p>
+      <w:pPr>
+        <w:spacing w:after="0"/>
+      </w:pPr>
+      <w:r>
+        <w:t>A) Downloads changes</w:t>
+      </w:r>
+      <w:r>
+        <w:br/>
+        <w:t>B) Uploads changes</w:t>
+      </w:r>
+      <w:r>
+        <w:br/>
+        <w:t>C) Deletes repo</w:t>
+      </w:r>
+      <w:r>
+        <w:br/>
+        <w:t>D) Creates branch</w:t>
+      </w:r>
+    </w:p>
+    <w:p>
+      <w:pPr>
+        <w:spacing w:after="0"/>
+      </w:pPr>
+    </w:p>
+    <w:p>
+      <w:pPr>
+        <w:spacing w:after="0"/>
+        <w:rPr>
+          <w:b/>
+          <w:bCs/>
+        </w:rPr>
+      </w:pPr>
+      <w:r>
+        <w:rPr>
+          <w:b/>
+          <w:bCs/>
+        </w:rPr>
+        <w:t>Q12</w:t>
+      </w:r>
+    </w:p>
+    <w:p>
+      <w:pPr>
+        <w:spacing w:after="0"/>
+      </w:pPr>
+      <w:r>
+        <w:lastRenderedPageBreak/>
+        <w:t>Error: “no upstream branch” means?</w:t>
+      </w:r>
+    </w:p>
+    <w:p>
+      <w:pPr>
+        <w:spacing w:after="0"/>
+      </w:pPr>
+      <w:r>
+        <w:t>A) Repo deleted</w:t>
+      </w:r>
+      <w:r>
+        <w:br/>
+        <w:t>B) No remote linked to branch</w:t>
+      </w:r>
+      <w:r>
+        <w:br/>
+        <w:t>C) File missing</w:t>
+      </w:r>
+      <w:r>
+        <w:br/>
+        <w:t>D) Merge failed</w:t>
+      </w:r>
+    </w:p>
+    <w:p>
+      <w:pPr>
+        <w:spacing w:after="0"/>
+      </w:pPr>
+    </w:p>
+    <w:p>
+      <w:pPr>
+        <w:spacing w:after="0"/>
+        <w:rPr>
+          <w:b/>
+          <w:bCs/>
+        </w:rPr>
+      </w:pPr>
+      <w:r>
+        <w:rPr>
+          <w:b/>
+          <w:bCs/>
+        </w:rPr>
+        <w:t>Q13</w:t>
+      </w:r>
+    </w:p>
+    <w:p>
+      <w:pPr>
+        <w:spacing w:after="0"/>
+      </w:pPr>
+      <w:r>
+        <w:t xml:space="preserve">Fix for upstream </w:t>
+      </w:r>
+      <w:proofErr w:type="gramStart"/>
+      <w:r>
+        <w:t>issue</w:t>
+      </w:r>
+      <w:proofErr w:type="gramEnd"/>
+      <w:r>
+        <w:t>:</w:t>
+      </w:r>
+    </w:p>
+    <w:p>
+      <w:pPr>
+        <w:spacing w:after="0"/>
+      </w:pPr>
+      <w:r>
+        <w:t>A) git pull</w:t>
+      </w:r>
+      <w:r>
+        <w:br/>
+        <w:t>B) git push -u origin branch</w:t>
+      </w:r>
+      <w:r>
+        <w:br/>
+        <w:t>C) git clone</w:t>
+      </w:r>
+      <w:r>
+        <w:br/>
+        <w:t>D) git reset</w:t>
+      </w:r>
+    </w:p>
+    <w:p>
+      <w:pPr>
+        <w:spacing w:after="0"/>
+      </w:pPr>
+    </w:p>
+    <w:p>
+      <w:pPr>
+        <w:spacing w:after="0"/>
+        <w:rPr>
+          <w:b/>
+          <w:bCs/>
+        </w:rPr>
+      </w:pPr>
+      <w:r>
+        <w:rPr>
+          <w:b/>
+          <w:bCs/>
+        </w:rPr>
+        <w:t>Q14</w:t>
+      </w:r>
+    </w:p>
+    <w:p>
+      <w:pPr>
+        <w:spacing w:after="0"/>
+      </w:pPr>
+      <w:r>
+        <w:t>Pull request is used for:</w:t>
+      </w:r>
+    </w:p>
+    <w:p>
+      <w:pPr>
+        <w:spacing w:after="0"/>
+      </w:pPr>
+      <w:r>
+        <w:t>A) Delete code</w:t>
+      </w:r>
+      <w:r>
+        <w:br/>
+        <w:t>B) Merge code</w:t>
+      </w:r>
+      <w:r>
+        <w:br/>
+        <w:t>C) Rename branch</w:t>
+      </w:r>
+      <w:r>
+        <w:br/>
+        <w:t>D) Reset repo</w:t>
+      </w:r>
+    </w:p>
+    <w:p>
+      <w:pPr>
+        <w:spacing w:after="0"/>
+      </w:pPr>
+    </w:p>
+    <w:p>
+      <w:pPr>
+        <w:spacing w:after="0"/>
+        <w:rPr>
+          <w:b/>
+          <w:bCs/>
+        </w:rPr>
+      </w:pPr>
+      <w:r>
+        <w:rPr>
+          <w:b/>
+          <w:bCs/>
+        </w:rPr>
+        <w:t>Q15</w:t>
+      </w:r>
+    </w:p>
+    <w:p>
+      <w:pPr>
+        <w:spacing w:after="0"/>
+      </w:pPr>
+      <w:r>
+        <w:t>Fork means:</w:t>
+      </w:r>
+    </w:p>
+    <w:p>
+      <w:pPr>
+        <w:spacing w:after="0"/>
+      </w:pPr>
+      <w:r>
+        <w:t>A) Copy repo to your account</w:t>
+      </w:r>
+      <w:r>
+        <w:br/>
+        <w:t>B) Delete repo</w:t>
+      </w:r>
+      <w:r>
+        <w:br/>
+        <w:t>C) Merge repo</w:t>
+      </w:r>
+      <w:r>
+        <w:br/>
+        <w:t>D) Clone repo locally</w:t>
+      </w:r>
+    </w:p>
+    <w:p>
+      <w:pPr>
+        <w:spacing w:after="0"/>
+      </w:pPr>
+    </w:p>
+    <w:p>
+      <w:pPr>
+        <w:spacing w:after="0"/>
+        <w:rPr>
+          <w:b/>
+          <w:bCs/>
+        </w:rPr>
+      </w:pPr>
+      <w:r>
+        <w:rPr>
+          <w:b/>
+          <w:bCs/>
+        </w:rPr>
+        <w:t>SECTION 4 — Debugging &amp; Recovery</w:t>
+      </w:r>
+    </w:p>
+    <w:p>
+      <w:pPr>
+        <w:spacing w:after="0"/>
+        <w:rPr>
+          <w:b/>
+          <w:bCs/>
+        </w:rPr>
+      </w:pPr>
+      <w:r>
+        <w:rPr>
+          <w:b/>
+          <w:bCs/>
+        </w:rPr>
+        <w:t>Q16</w:t>
+      </w:r>
+    </w:p>
+    <w:p>
+      <w:pPr>
+        <w:spacing w:after="0"/>
+      </w:pPr>
+      <w:r>
+        <w:t>Which command shows hidden history?</w:t>
+      </w:r>
+    </w:p>
+    <w:p>
+      <w:pPr>
+        <w:spacing w:after="0"/>
+      </w:pPr>
+      <w:r>
+        <w:t>A) git log</w:t>
+      </w:r>
+      <w:r>
+        <w:br/>
+        <w:t>B) git status</w:t>
+      </w:r>
+      <w:r>
+        <w:br/>
+        <w:t xml:space="preserve">C) git </w:t>
+      </w:r>
+      <w:proofErr w:type="spellStart"/>
+      <w:r>
+        <w:t>reflog</w:t>
+      </w:r>
+      <w:proofErr w:type="spellEnd"/>
+      <w:r>
+        <w:br/>
+        <w:t>D) git show</w:t>
+      </w:r>
+    </w:p>
+    <w:p>
+      <w:pPr>
+        <w:spacing w:after="0"/>
+      </w:pPr>
+    </w:p>
+    <w:p>
+      <w:pPr>
+        <w:spacing w:after="0"/>
+        <w:rPr>
+          <w:b/>
+          <w:bCs/>
+        </w:rPr>
+      </w:pPr>
+      <w:r>
+        <w:rPr>
+          <w:b/>
+          <w:bCs/>
+        </w:rPr>
+        <w:t>Q17</w:t>
+      </w:r>
+    </w:p>
+    <w:p>
+      <w:pPr>
+        <w:spacing w:after="0"/>
+      </w:pPr>
+      <w:r>
+        <w:t>Recover deleted commit:</w:t>
+      </w:r>
+    </w:p>
+    <w:p>
+      <w:pPr>
+        <w:spacing w:after="0"/>
+      </w:pPr>
+      <w:r>
+        <w:lastRenderedPageBreak/>
+        <w:t>A) git add</w:t>
+      </w:r>
+      <w:r>
+        <w:br/>
+        <w:t xml:space="preserve">B) git </w:t>
+      </w:r>
+      <w:proofErr w:type="spellStart"/>
+      <w:r>
+        <w:t>reflog</w:t>
+      </w:r>
+      <w:proofErr w:type="spellEnd"/>
+      <w:r>
+        <w:t xml:space="preserve"> + reset</w:t>
+      </w:r>
+      <w:r>
+        <w:br/>
+        <w:t>C) git push</w:t>
+      </w:r>
+      <w:r>
+        <w:br/>
+        <w:t>D) git merge</w:t>
+      </w:r>
+    </w:p>
+    <w:p>
+      <w:pPr>
+        <w:spacing w:after="0"/>
+      </w:pPr>
+    </w:p>
+    <w:p>
+      <w:pPr>
+        <w:spacing w:after="0"/>
+        <w:rPr>
+          <w:b/>
+          <w:bCs/>
+        </w:rPr>
+      </w:pPr>
+      <w:r>
+        <w:rPr>
+          <w:b/>
+          <w:bCs/>
+        </w:rPr>
+        <w:t>Q18</w:t>
+      </w:r>
+    </w:p>
+    <w:p>
+      <w:pPr>
+        <w:spacing w:after="0"/>
+      </w:pPr>
+      <w:r>
+        <w:t>Difference:</w:t>
+      </w:r>
+    </w:p>
+    <w:p>
+      <w:pPr>
+        <w:spacing w:after="0"/>
+      </w:pPr>
+      <w:r>
+        <w:t>--soft vs --hard reset?</w:t>
+      </w:r>
+    </w:p>
+    <w:p>
+      <w:pPr>
+        <w:spacing w:after="0"/>
+      </w:pPr>
+      <w:r>
+        <w:t>A) No difference</w:t>
+      </w:r>
+      <w:r>
+        <w:br/>
+        <w:t>B) Soft keeps changes, hard deletes</w:t>
+      </w:r>
+      <w:r>
+        <w:br/>
+        <w:t>C) Hard keeps changes</w:t>
+      </w:r>
+      <w:r>
+        <w:br/>
+        <w:t>D) Soft deletes repo</w:t>
+      </w:r>
+    </w:p>
+    <w:p>
+      <w:pPr>
+        <w:spacing w:after="0"/>
+      </w:pPr>
+    </w:p>
+    <w:p>
+      <w:pPr>
+        <w:spacing w:after="0"/>
+        <w:rPr>
+          <w:b/>
+          <w:bCs/>
+        </w:rPr>
+      </w:pPr>
+      <w:r>
+        <w:rPr>
+          <w:b/>
+          <w:bCs/>
+        </w:rPr>
+        <w:t>Q19</w:t>
+      </w:r>
+    </w:p>
+    <w:p>
+      <w:pPr>
+        <w:spacing w:after="0"/>
+      </w:pPr>
+      <w:r>
+        <w:t>Detached HEAD means:</w:t>
+      </w:r>
+    </w:p>
+    <w:p>
+      <w:pPr>
+        <w:spacing w:after="0"/>
+      </w:pPr>
+      <w:r>
+        <w:t>A) Repo deleted</w:t>
+      </w:r>
+      <w:r>
+        <w:br/>
+        <w:t>B) HEAD not on branch</w:t>
+      </w:r>
+      <w:r>
+        <w:br/>
+        <w:t>C) Branch missing</w:t>
+      </w:r>
+      <w:r>
+        <w:br/>
+        <w:t>D) File removed</w:t>
+      </w:r>
+    </w:p>
+    <w:p>
+      <w:pPr>
+        <w:spacing w:after="0"/>
+      </w:pPr>
+    </w:p>
+    <w:p>
+      <w:pPr>
+        <w:spacing w:after="0"/>
+        <w:rPr>
+          <w:b/>
+          <w:bCs/>
+        </w:rPr>
+      </w:pPr>
+      <w:r>
+        <w:rPr>
+          <w:b/>
+          <w:bCs/>
+        </w:rPr>
+        <w:t>Q20</w:t>
+      </w:r>
+    </w:p>
+    <w:p>
+      <w:pPr>
+        <w:spacing w:after="0"/>
+      </w:pPr>
+      <w:r>
+        <w:t>Fix detached HEAD:</w:t>
+      </w:r>
+    </w:p>
+    <w:p>
+      <w:pPr>
+        <w:spacing w:after="0"/>
+      </w:pPr>
+      <w:r>
+        <w:t>A) git delete</w:t>
+      </w:r>
+      <w:r>
+        <w:br/>
+        <w:t>B) git switch branch</w:t>
+      </w:r>
+      <w:r>
+        <w:br/>
+        <w:t>C) git remove HEAD</w:t>
+      </w:r>
+      <w:r>
+        <w:br/>
+        <w:t>D) git push</w:t>
+      </w:r>
+    </w:p>
+    <w:p>
+      <w:pPr>
+        <w:spacing w:after="0"/>
+      </w:pPr>
+    </w:p>
+    <w:p>
+      <w:pPr>
+        <w:spacing w:after="0"/>
+        <w:rPr>
+          <w:b/>
+          <w:bCs/>
+        </w:rPr>
+      </w:pPr>
+      <w:r>
+        <w:rPr>
+          <w:b/>
+          <w:bCs/>
+        </w:rPr>
+        <w:t>SECTION 5 — Advanced (Rebase, Hooks, etc.)</w:t>
+      </w:r>
+    </w:p>
+    <w:p>
+      <w:pPr>
+        <w:spacing w:after="0"/>
+        <w:rPr>
+          <w:b/>
+          <w:bCs/>
+        </w:rPr>
+      </w:pPr>
+      <w:r>
+        <w:rPr>
+          <w:b/>
+          <w:bCs/>
+        </w:rPr>
+        <w:t>Q21</w:t>
+      </w:r>
+    </w:p>
+    <w:p>
+      <w:pPr>
+        <w:spacing w:after="0"/>
+      </w:pPr>
+      <w:r>
+        <w:t>Rebase does:</w:t>
+      </w:r>
+    </w:p>
+    <w:p>
+      <w:pPr>
+        <w:spacing w:after="0"/>
+      </w:pPr>
+      <w:r>
+        <w:t>A) Deletes commits</w:t>
+      </w:r>
+      <w:r>
+        <w:br/>
+        <w:t>B) Rewrites history</w:t>
+      </w:r>
+      <w:r>
+        <w:br/>
+        <w:t>C) Creates merge commit</w:t>
+      </w:r>
+      <w:r>
+        <w:br/>
+        <w:t>D) Deletes branch</w:t>
+      </w:r>
+    </w:p>
+    <w:p>
+      <w:pPr>
+        <w:spacing w:after="0"/>
+      </w:pPr>
+    </w:p>
+    <w:p>
+      <w:pPr>
+        <w:spacing w:after="0"/>
+        <w:rPr>
+          <w:b/>
+          <w:bCs/>
+        </w:rPr>
+      </w:pPr>
+      <w:r>
+        <w:rPr>
+          <w:b/>
+          <w:bCs/>
+        </w:rPr>
+        <w:t>Q22</w:t>
+      </w:r>
+    </w:p>
+    <w:p>
+      <w:pPr>
+        <w:spacing w:after="0"/>
+      </w:pPr>
+      <w:r>
+        <w:t>Squash does:</w:t>
+      </w:r>
+    </w:p>
+    <w:p>
+      <w:pPr>
+        <w:spacing w:after="0"/>
+      </w:pPr>
+      <w:r>
+        <w:lastRenderedPageBreak/>
+        <w:t>A) Split commits</w:t>
+      </w:r>
+      <w:r>
+        <w:br/>
+        <w:t>B) Combine commits</w:t>
+      </w:r>
+      <w:r>
+        <w:br/>
+        <w:t>C) Delete commits</w:t>
+      </w:r>
+      <w:r>
+        <w:br/>
+        <w:t>D) Move commits</w:t>
+      </w:r>
+    </w:p>
+    <w:p>
+      <w:pPr>
+        <w:spacing w:after="0"/>
+      </w:pPr>
+    </w:p>
+    <w:p>
+      <w:pPr>
+        <w:spacing w:after="0"/>
+        <w:rPr>
+          <w:b/>
+          <w:bCs/>
+        </w:rPr>
+      </w:pPr>
+      <w:r>
+        <w:rPr>
+          <w:b/>
+          <w:bCs/>
+        </w:rPr>
+        <w:t>Q23</w:t>
+      </w:r>
+    </w:p>
+    <w:p>
+      <w:pPr>
+        <w:spacing w:after="0"/>
+      </w:pPr>
+      <w:r>
+        <w:t>Cherry-pick does:</w:t>
+      </w:r>
+    </w:p>
+    <w:p>
+      <w:pPr>
+        <w:spacing w:after="0"/>
+      </w:pPr>
+      <w:r>
+        <w:t>A) Move entire branch</w:t>
+      </w:r>
+      <w:r>
+        <w:br/>
+        <w:t>B) Copy specific commit</w:t>
+      </w:r>
+      <w:r>
+        <w:br/>
+        <w:t>C) Delete commit</w:t>
+      </w:r>
+      <w:r>
+        <w:br/>
+        <w:t>D) Merge branches</w:t>
+      </w:r>
+    </w:p>
+    <w:p>
+      <w:pPr>
+        <w:spacing w:after="0"/>
+      </w:pPr>
+    </w:p>
+    <w:p>
+      <w:pPr>
+        <w:spacing w:after="0"/>
+        <w:rPr>
+          <w:b/>
+          <w:bCs/>
+        </w:rPr>
+      </w:pPr>
+      <w:r>
+        <w:rPr>
+          <w:b/>
+          <w:bCs/>
+        </w:rPr>
+        <w:t>Q24</w:t>
+      </w:r>
+    </w:p>
+    <w:p>
+      <w:pPr>
+        <w:spacing w:after="0"/>
+      </w:pPr>
+      <w:r>
+        <w:t>Git hooks run:</w:t>
+      </w:r>
+    </w:p>
+    <w:p>
+      <w:pPr>
+        <w:spacing w:after="0"/>
+      </w:pPr>
+      <w:r>
+        <w:t>A) On GitHub only</w:t>
+      </w:r>
+      <w:r>
+        <w:br/>
+        <w:t>B) Automatically on Git events</w:t>
+      </w:r>
+      <w:r>
+        <w:br/>
+        <w:t>C) Only manually</w:t>
+      </w:r>
+      <w:r>
+        <w:br/>
+        <w:t>D) Only after push</w:t>
+      </w:r>
+    </w:p>
+    <w:p>
+      <w:pPr>
+        <w:spacing w:after="0"/>
+      </w:pPr>
+    </w:p>
+    <w:p>
+      <w:pPr>
+        <w:spacing w:after="0"/>
+        <w:rPr>
+          <w:b/>
+          <w:bCs/>
+        </w:rPr>
+      </w:pPr>
+      <w:r>
+        <w:rPr>
+          <w:b/>
+          <w:bCs/>
+        </w:rPr>
+        <w:t>Q25</w:t>
+      </w:r>
+    </w:p>
+    <w:p>
+      <w:pPr>
+        <w:spacing w:after="0"/>
+      </w:pPr>
+      <w:proofErr w:type="gramStart"/>
+      <w:r>
+        <w:t>.</w:t>
+      </w:r>
+      <w:proofErr w:type="spellStart"/>
+      <w:r>
+        <w:t>gitignore</w:t>
+      </w:r>
+      <w:proofErr w:type="spellEnd"/>
+      <w:proofErr w:type="gramEnd"/>
+      <w:r>
+        <w:t xml:space="preserve"> works on:</w:t>
+      </w:r>
+    </w:p>
+    <w:p>
+      <w:pPr>
+        <w:pBdr>
+          <w:bottom w:val="single" w:sz="6" w:space="1" w:color="auto"/>
+        </w:pBdr>
+        <w:spacing w:after="0"/>
+      </w:pPr>
+      <w:r>
+        <w:t>A) All files</w:t>
+      </w:r>
+      <w:r>
+        <w:br/>
+        <w:t>B) Only tracked files</w:t>
+      </w:r>
+      <w:r>
+        <w:br/>
+        <w:t>C) Only untracked files</w:t>
+      </w:r>
+      <w:r>
+        <w:br/>
+        <w:t>D) Deleted files</w:t>
+      </w:r>
     </w:p>
     <w:p>
       <w:pPr>
@@ -13428,324 +15257,9 @@
     </w:lvl>
   </w:abstractNum>
   <w:abstractNum w:abstractNumId="3" w15:restartNumberingAfterBreak="0">
-    <w:nsid w:val="1DB608F8"/>
-    <w:multiLevelType w:val="hybridMultilevel"/>
-    <w:tmpl w:val="7940F788"/>
-    <w:lvl w:ilvl="0" w:tplc="04090001">
-      <w:start w:val="1"/>
-      <w:numFmt w:val="bullet"/>
-      <w:lvlText w:val=""/>
-      <w:lvlJc w:val="left"/>
-      <w:pPr>
-        <w:ind w:left="360" w:hanging="360"/>
-      </w:pPr>
-      <w:rPr>
-        <w:rFonts w:ascii="Symbol" w:hAnsi="Symbol" w:hint="default"/>
-      </w:rPr>
-    </w:lvl>
-    <w:lvl w:ilvl="1" w:tplc="04090003" w:tentative="1">
-      <w:start w:val="1"/>
-      <w:numFmt w:val="bullet"/>
-      <w:lvlText w:val="o"/>
-      <w:lvlJc w:val="left"/>
-      <w:pPr>
-        <w:ind w:left="1080" w:hanging="360"/>
-      </w:pPr>
-      <w:rPr>
-        <w:rFonts w:ascii="Courier New" w:hAnsi="Courier New" w:cs="Courier New" w:hint="default"/>
-      </w:rPr>
-    </w:lvl>
-    <w:lvl w:ilvl="2" w:tplc="04090005" w:tentative="1">
-      <w:start w:val="1"/>
-      <w:numFmt w:val="bullet"/>
-      <w:lvlText w:val=""/>
-      <w:lvlJc w:val="left"/>
-      <w:pPr>
-        <w:ind w:left="1800" w:hanging="360"/>
-      </w:pPr>
-      <w:rPr>
-        <w:rFonts w:ascii="Wingdings" w:hAnsi="Wingdings" w:hint="default"/>
-      </w:rPr>
-    </w:lvl>
-    <w:lvl w:ilvl="3" w:tplc="04090001" w:tentative="1">
-      <w:start w:val="1"/>
-      <w:numFmt w:val="bullet"/>
-      <w:lvlText w:val=""/>
-      <w:lvlJc w:val="left"/>
-      <w:pPr>
-        <w:ind w:left="2520" w:hanging="360"/>
-      </w:pPr>
-      <w:rPr>
-        <w:rFonts w:ascii="Symbol" w:hAnsi="Symbol" w:hint="default"/>
-      </w:rPr>
-    </w:lvl>
-    <w:lvl w:ilvl="4" w:tplc="04090003" w:tentative="1">
-      <w:start w:val="1"/>
-      <w:numFmt w:val="bullet"/>
-      <w:lvlText w:val="o"/>
-      <w:lvlJc w:val="left"/>
-      <w:pPr>
-        <w:ind w:left="3240" w:hanging="360"/>
-      </w:pPr>
-      <w:rPr>
-        <w:rFonts w:ascii="Courier New" w:hAnsi="Courier New" w:cs="Courier New" w:hint="default"/>
-      </w:rPr>
-    </w:lvl>
-    <w:lvl w:ilvl="5" w:tplc="04090005" w:tentative="1">
-      <w:start w:val="1"/>
-      <w:numFmt w:val="bullet"/>
-      <w:lvlText w:val=""/>
-      <w:lvlJc w:val="left"/>
-      <w:pPr>
-        <w:ind w:left="3960" w:hanging="360"/>
-      </w:pPr>
-      <w:rPr>
-        <w:rFonts w:ascii="Wingdings" w:hAnsi="Wingdings" w:hint="default"/>
-      </w:rPr>
-    </w:lvl>
-    <w:lvl w:ilvl="6" w:tplc="04090001" w:tentative="1">
-      <w:start w:val="1"/>
-      <w:numFmt w:val="bullet"/>
-      <w:lvlText w:val=""/>
-      <w:lvlJc w:val="left"/>
-      <w:pPr>
-        <w:ind w:left="4680" w:hanging="360"/>
-      </w:pPr>
-      <w:rPr>
-        <w:rFonts w:ascii="Symbol" w:hAnsi="Symbol" w:hint="default"/>
-      </w:rPr>
-    </w:lvl>
-    <w:lvl w:ilvl="7" w:tplc="04090003" w:tentative="1">
-      <w:start w:val="1"/>
-      <w:numFmt w:val="bullet"/>
-      <w:lvlText w:val="o"/>
-      <w:lvlJc w:val="left"/>
-      <w:pPr>
-        <w:ind w:left="5400" w:hanging="360"/>
-      </w:pPr>
-      <w:rPr>
-        <w:rFonts w:ascii="Courier New" w:hAnsi="Courier New" w:cs="Courier New" w:hint="default"/>
-      </w:rPr>
-    </w:lvl>
-    <w:lvl w:ilvl="8" w:tplc="04090005" w:tentative="1">
-      <w:start w:val="1"/>
-      <w:numFmt w:val="bullet"/>
-      <w:lvlText w:val=""/>
-      <w:lvlJc w:val="left"/>
-      <w:pPr>
-        <w:ind w:left="6120" w:hanging="360"/>
-      </w:pPr>
-      <w:rPr>
-        <w:rFonts w:ascii="Wingdings" w:hAnsi="Wingdings" w:hint="default"/>
-      </w:rPr>
-    </w:lvl>
-  </w:abstractNum>
-  <w:abstractNum w:abstractNumId="4" w15:restartNumberingAfterBreak="0">
-    <w:nsid w:val="25612CB6"/>
-    <w:multiLevelType w:val="hybridMultilevel"/>
-    <w:tmpl w:val="1B1ED028"/>
-    <w:lvl w:ilvl="0" w:tplc="04090001">
-      <w:start w:val="1"/>
-      <w:numFmt w:val="bullet"/>
-      <w:lvlText w:val=""/>
-      <w:lvlJc w:val="left"/>
-      <w:pPr>
-        <w:ind w:left="360" w:hanging="360"/>
-      </w:pPr>
-      <w:rPr>
-        <w:rFonts w:ascii="Symbol" w:hAnsi="Symbol" w:hint="default"/>
-      </w:rPr>
-    </w:lvl>
-    <w:lvl w:ilvl="1" w:tplc="04090003" w:tentative="1">
-      <w:start w:val="1"/>
-      <w:numFmt w:val="bullet"/>
-      <w:lvlText w:val="o"/>
-      <w:lvlJc w:val="left"/>
-      <w:pPr>
-        <w:ind w:left="1080" w:hanging="360"/>
-      </w:pPr>
-      <w:rPr>
-        <w:rFonts w:ascii="Courier New" w:hAnsi="Courier New" w:cs="Courier New" w:hint="default"/>
-      </w:rPr>
-    </w:lvl>
-    <w:lvl w:ilvl="2" w:tplc="04090005" w:tentative="1">
-      <w:start w:val="1"/>
-      <w:numFmt w:val="bullet"/>
-      <w:lvlText w:val=""/>
-      <w:lvlJc w:val="left"/>
-      <w:pPr>
-        <w:ind w:left="1800" w:hanging="360"/>
-      </w:pPr>
-      <w:rPr>
-        <w:rFonts w:ascii="Wingdings" w:hAnsi="Wingdings" w:hint="default"/>
-      </w:rPr>
-    </w:lvl>
-    <w:lvl w:ilvl="3" w:tplc="04090001" w:tentative="1">
-      <w:start w:val="1"/>
-      <w:numFmt w:val="bullet"/>
-      <w:lvlText w:val=""/>
-      <w:lvlJc w:val="left"/>
-      <w:pPr>
-        <w:ind w:left="2520" w:hanging="360"/>
-      </w:pPr>
-      <w:rPr>
-        <w:rFonts w:ascii="Symbol" w:hAnsi="Symbol" w:hint="default"/>
-      </w:rPr>
-    </w:lvl>
-    <w:lvl w:ilvl="4" w:tplc="04090003" w:tentative="1">
-      <w:start w:val="1"/>
-      <w:numFmt w:val="bullet"/>
-      <w:lvlText w:val="o"/>
-      <w:lvlJc w:val="left"/>
-      <w:pPr>
-        <w:ind w:left="3240" w:hanging="360"/>
-      </w:pPr>
-      <w:rPr>
-        <w:rFonts w:ascii="Courier New" w:hAnsi="Courier New" w:cs="Courier New" w:hint="default"/>
-      </w:rPr>
-    </w:lvl>
-    <w:lvl w:ilvl="5" w:tplc="04090005" w:tentative="1">
-      <w:start w:val="1"/>
-      <w:numFmt w:val="bullet"/>
-      <w:lvlText w:val=""/>
-      <w:lvlJc w:val="left"/>
-      <w:pPr>
-        <w:ind w:left="3960" w:hanging="360"/>
-      </w:pPr>
-      <w:rPr>
-        <w:rFonts w:ascii="Wingdings" w:hAnsi="Wingdings" w:hint="default"/>
-      </w:rPr>
-    </w:lvl>
-    <w:lvl w:ilvl="6" w:tplc="04090001" w:tentative="1">
-      <w:start w:val="1"/>
-      <w:numFmt w:val="bullet"/>
-      <w:lvlText w:val=""/>
-      <w:lvlJc w:val="left"/>
-      <w:pPr>
-        <w:ind w:left="4680" w:hanging="360"/>
-      </w:pPr>
-      <w:rPr>
-        <w:rFonts w:ascii="Symbol" w:hAnsi="Symbol" w:hint="default"/>
-      </w:rPr>
-    </w:lvl>
-    <w:lvl w:ilvl="7" w:tplc="04090003" w:tentative="1">
-      <w:start w:val="1"/>
-      <w:numFmt w:val="bullet"/>
-      <w:lvlText w:val="o"/>
-      <w:lvlJc w:val="left"/>
-      <w:pPr>
-        <w:ind w:left="5400" w:hanging="360"/>
-      </w:pPr>
-      <w:rPr>
-        <w:rFonts w:ascii="Courier New" w:hAnsi="Courier New" w:cs="Courier New" w:hint="default"/>
-      </w:rPr>
-    </w:lvl>
-    <w:lvl w:ilvl="8" w:tplc="04090005" w:tentative="1">
-      <w:start w:val="1"/>
-      <w:numFmt w:val="bullet"/>
-      <w:lvlText w:val=""/>
-      <w:lvlJc w:val="left"/>
-      <w:pPr>
-        <w:ind w:left="6120" w:hanging="360"/>
-      </w:pPr>
-      <w:rPr>
-        <w:rFonts w:ascii="Wingdings" w:hAnsi="Wingdings" w:hint="default"/>
-      </w:rPr>
-    </w:lvl>
-  </w:abstractNum>
-  <w:abstractNum w:abstractNumId="5" w15:restartNumberingAfterBreak="0">
-    <w:nsid w:val="277C739F"/>
-    <w:multiLevelType w:val="hybridMultilevel"/>
-    <w:tmpl w:val="700AC8B6"/>
-    <w:lvl w:ilvl="0" w:tplc="0409000F">
-      <w:start w:val="1"/>
-      <w:numFmt w:val="decimal"/>
-      <w:lvlText w:val="%1."/>
-      <w:lvlJc w:val="left"/>
-      <w:pPr>
-        <w:ind w:left="360" w:hanging="360"/>
-      </w:pPr>
-      <w:rPr>
-        <w:rFonts w:hint="default"/>
-      </w:rPr>
-    </w:lvl>
-    <w:lvl w:ilvl="1" w:tplc="04090019" w:tentative="1">
-      <w:start w:val="1"/>
-      <w:numFmt w:val="lowerLetter"/>
-      <w:lvlText w:val="%2."/>
-      <w:lvlJc w:val="left"/>
-      <w:pPr>
-        <w:ind w:left="1080" w:hanging="360"/>
-      </w:pPr>
-    </w:lvl>
-    <w:lvl w:ilvl="2" w:tplc="0409001B" w:tentative="1">
-      <w:start w:val="1"/>
-      <w:numFmt w:val="lowerRoman"/>
-      <w:lvlText w:val="%3."/>
-      <w:lvlJc w:val="right"/>
-      <w:pPr>
-        <w:ind w:left="1800" w:hanging="180"/>
-      </w:pPr>
-    </w:lvl>
-    <w:lvl w:ilvl="3" w:tplc="0409000F" w:tentative="1">
-      <w:start w:val="1"/>
-      <w:numFmt w:val="decimal"/>
-      <w:lvlText w:val="%4."/>
-      <w:lvlJc w:val="left"/>
-      <w:pPr>
-        <w:ind w:left="2520" w:hanging="360"/>
-      </w:pPr>
-    </w:lvl>
-    <w:lvl w:ilvl="4" w:tplc="04090019" w:tentative="1">
-      <w:start w:val="1"/>
-      <w:numFmt w:val="lowerLetter"/>
-      <w:lvlText w:val="%5."/>
-      <w:lvlJc w:val="left"/>
-      <w:pPr>
-        <w:ind w:left="3240" w:hanging="360"/>
-      </w:pPr>
-    </w:lvl>
-    <w:lvl w:ilvl="5" w:tplc="0409001B" w:tentative="1">
-      <w:start w:val="1"/>
-      <w:numFmt w:val="lowerRoman"/>
-      <w:lvlText w:val="%6."/>
-      <w:lvlJc w:val="right"/>
-      <w:pPr>
-        <w:ind w:left="3960" w:hanging="180"/>
-      </w:pPr>
-    </w:lvl>
-    <w:lvl w:ilvl="6" w:tplc="0409000F" w:tentative="1">
-      <w:start w:val="1"/>
-      <w:numFmt w:val="decimal"/>
-      <w:lvlText w:val="%7."/>
-      <w:lvlJc w:val="left"/>
-      <w:pPr>
-        <w:ind w:left="4680" w:hanging="360"/>
-      </w:pPr>
-    </w:lvl>
-    <w:lvl w:ilvl="7" w:tplc="04090019" w:tentative="1">
-      <w:start w:val="1"/>
-      <w:numFmt w:val="lowerLetter"/>
-      <w:lvlText w:val="%8."/>
-      <w:lvlJc w:val="left"/>
-      <w:pPr>
-        <w:ind w:left="5400" w:hanging="360"/>
-      </w:pPr>
-    </w:lvl>
-    <w:lvl w:ilvl="8" w:tplc="0409001B" w:tentative="1">
-      <w:start w:val="1"/>
-      <w:numFmt w:val="lowerRoman"/>
-      <w:lvlText w:val="%9."/>
-      <w:lvlJc w:val="right"/>
-      <w:pPr>
-        <w:ind w:left="6120" w:hanging="180"/>
-      </w:pPr>
-    </w:lvl>
-  </w:abstractNum>
-  <w:abstractNum w:abstractNumId="6" w15:restartNumberingAfterBreak="0">
-    <w:nsid w:val="2C404BF3"/>
+    <w:nsid w:val="12016962"/>
     <w:multiLevelType w:val="multilevel"/>
-    <w:tmpl w:val="C450E13E"/>
+    <w:tmpl w:val="2438BFD2"/>
     <w:lvl w:ilvl="0">
       <w:start w:val="1"/>
       <w:numFmt w:val="bullet"/>
@@ -13891,10 +15405,325 @@
       </w:rPr>
     </w:lvl>
   </w:abstractNum>
+  <w:abstractNum w:abstractNumId="4" w15:restartNumberingAfterBreak="0">
+    <w:nsid w:val="1DB608F8"/>
+    <w:multiLevelType w:val="hybridMultilevel"/>
+    <w:tmpl w:val="7940F788"/>
+    <w:lvl w:ilvl="0" w:tplc="04090001">
+      <w:start w:val="1"/>
+      <w:numFmt w:val="bullet"/>
+      <w:lvlText w:val=""/>
+      <w:lvlJc w:val="left"/>
+      <w:pPr>
+        <w:ind w:left="360" w:hanging="360"/>
+      </w:pPr>
+      <w:rPr>
+        <w:rFonts w:ascii="Symbol" w:hAnsi="Symbol" w:hint="default"/>
+      </w:rPr>
+    </w:lvl>
+    <w:lvl w:ilvl="1" w:tplc="04090003" w:tentative="1">
+      <w:start w:val="1"/>
+      <w:numFmt w:val="bullet"/>
+      <w:lvlText w:val="o"/>
+      <w:lvlJc w:val="left"/>
+      <w:pPr>
+        <w:ind w:left="1080" w:hanging="360"/>
+      </w:pPr>
+      <w:rPr>
+        <w:rFonts w:ascii="Courier New" w:hAnsi="Courier New" w:cs="Courier New" w:hint="default"/>
+      </w:rPr>
+    </w:lvl>
+    <w:lvl w:ilvl="2" w:tplc="04090005" w:tentative="1">
+      <w:start w:val="1"/>
+      <w:numFmt w:val="bullet"/>
+      <w:lvlText w:val=""/>
+      <w:lvlJc w:val="left"/>
+      <w:pPr>
+        <w:ind w:left="1800" w:hanging="360"/>
+      </w:pPr>
+      <w:rPr>
+        <w:rFonts w:ascii="Wingdings" w:hAnsi="Wingdings" w:hint="default"/>
+      </w:rPr>
+    </w:lvl>
+    <w:lvl w:ilvl="3" w:tplc="04090001" w:tentative="1">
+      <w:start w:val="1"/>
+      <w:numFmt w:val="bullet"/>
+      <w:lvlText w:val=""/>
+      <w:lvlJc w:val="left"/>
+      <w:pPr>
+        <w:ind w:left="2520" w:hanging="360"/>
+      </w:pPr>
+      <w:rPr>
+        <w:rFonts w:ascii="Symbol" w:hAnsi="Symbol" w:hint="default"/>
+      </w:rPr>
+    </w:lvl>
+    <w:lvl w:ilvl="4" w:tplc="04090003" w:tentative="1">
+      <w:start w:val="1"/>
+      <w:numFmt w:val="bullet"/>
+      <w:lvlText w:val="o"/>
+      <w:lvlJc w:val="left"/>
+      <w:pPr>
+        <w:ind w:left="3240" w:hanging="360"/>
+      </w:pPr>
+      <w:rPr>
+        <w:rFonts w:ascii="Courier New" w:hAnsi="Courier New" w:cs="Courier New" w:hint="default"/>
+      </w:rPr>
+    </w:lvl>
+    <w:lvl w:ilvl="5" w:tplc="04090005" w:tentative="1">
+      <w:start w:val="1"/>
+      <w:numFmt w:val="bullet"/>
+      <w:lvlText w:val=""/>
+      <w:lvlJc w:val="left"/>
+      <w:pPr>
+        <w:ind w:left="3960" w:hanging="360"/>
+      </w:pPr>
+      <w:rPr>
+        <w:rFonts w:ascii="Wingdings" w:hAnsi="Wingdings" w:hint="default"/>
+      </w:rPr>
+    </w:lvl>
+    <w:lvl w:ilvl="6" w:tplc="04090001" w:tentative="1">
+      <w:start w:val="1"/>
+      <w:numFmt w:val="bullet"/>
+      <w:lvlText w:val=""/>
+      <w:lvlJc w:val="left"/>
+      <w:pPr>
+        <w:ind w:left="4680" w:hanging="360"/>
+      </w:pPr>
+      <w:rPr>
+        <w:rFonts w:ascii="Symbol" w:hAnsi="Symbol" w:hint="default"/>
+      </w:rPr>
+    </w:lvl>
+    <w:lvl w:ilvl="7" w:tplc="04090003" w:tentative="1">
+      <w:start w:val="1"/>
+      <w:numFmt w:val="bullet"/>
+      <w:lvlText w:val="o"/>
+      <w:lvlJc w:val="left"/>
+      <w:pPr>
+        <w:ind w:left="5400" w:hanging="360"/>
+      </w:pPr>
+      <w:rPr>
+        <w:rFonts w:ascii="Courier New" w:hAnsi="Courier New" w:cs="Courier New" w:hint="default"/>
+      </w:rPr>
+    </w:lvl>
+    <w:lvl w:ilvl="8" w:tplc="04090005" w:tentative="1">
+      <w:start w:val="1"/>
+      <w:numFmt w:val="bullet"/>
+      <w:lvlText w:val=""/>
+      <w:lvlJc w:val="left"/>
+      <w:pPr>
+        <w:ind w:left="6120" w:hanging="360"/>
+      </w:pPr>
+      <w:rPr>
+        <w:rFonts w:ascii="Wingdings" w:hAnsi="Wingdings" w:hint="default"/>
+      </w:rPr>
+    </w:lvl>
+  </w:abstractNum>
+  <w:abstractNum w:abstractNumId="5" w15:restartNumberingAfterBreak="0">
+    <w:nsid w:val="25612CB6"/>
+    <w:multiLevelType w:val="hybridMultilevel"/>
+    <w:tmpl w:val="1B1ED028"/>
+    <w:lvl w:ilvl="0" w:tplc="04090001">
+      <w:start w:val="1"/>
+      <w:numFmt w:val="bullet"/>
+      <w:lvlText w:val=""/>
+      <w:lvlJc w:val="left"/>
+      <w:pPr>
+        <w:ind w:left="360" w:hanging="360"/>
+      </w:pPr>
+      <w:rPr>
+        <w:rFonts w:ascii="Symbol" w:hAnsi="Symbol" w:hint="default"/>
+      </w:rPr>
+    </w:lvl>
+    <w:lvl w:ilvl="1" w:tplc="04090003" w:tentative="1">
+      <w:start w:val="1"/>
+      <w:numFmt w:val="bullet"/>
+      <w:lvlText w:val="o"/>
+      <w:lvlJc w:val="left"/>
+      <w:pPr>
+        <w:ind w:left="1080" w:hanging="360"/>
+      </w:pPr>
+      <w:rPr>
+        <w:rFonts w:ascii="Courier New" w:hAnsi="Courier New" w:cs="Courier New" w:hint="default"/>
+      </w:rPr>
+    </w:lvl>
+    <w:lvl w:ilvl="2" w:tplc="04090005" w:tentative="1">
+      <w:start w:val="1"/>
+      <w:numFmt w:val="bullet"/>
+      <w:lvlText w:val=""/>
+      <w:lvlJc w:val="left"/>
+      <w:pPr>
+        <w:ind w:left="1800" w:hanging="360"/>
+      </w:pPr>
+      <w:rPr>
+        <w:rFonts w:ascii="Wingdings" w:hAnsi="Wingdings" w:hint="default"/>
+      </w:rPr>
+    </w:lvl>
+    <w:lvl w:ilvl="3" w:tplc="04090001" w:tentative="1">
+      <w:start w:val="1"/>
+      <w:numFmt w:val="bullet"/>
+      <w:lvlText w:val=""/>
+      <w:lvlJc w:val="left"/>
+      <w:pPr>
+        <w:ind w:left="2520" w:hanging="360"/>
+      </w:pPr>
+      <w:rPr>
+        <w:rFonts w:ascii="Symbol" w:hAnsi="Symbol" w:hint="default"/>
+      </w:rPr>
+    </w:lvl>
+    <w:lvl w:ilvl="4" w:tplc="04090003" w:tentative="1">
+      <w:start w:val="1"/>
+      <w:numFmt w:val="bullet"/>
+      <w:lvlText w:val="o"/>
+      <w:lvlJc w:val="left"/>
+      <w:pPr>
+        <w:ind w:left="3240" w:hanging="360"/>
+      </w:pPr>
+      <w:rPr>
+        <w:rFonts w:ascii="Courier New" w:hAnsi="Courier New" w:cs="Courier New" w:hint="default"/>
+      </w:rPr>
+    </w:lvl>
+    <w:lvl w:ilvl="5" w:tplc="04090005" w:tentative="1">
+      <w:start w:val="1"/>
+      <w:numFmt w:val="bullet"/>
+      <w:lvlText w:val=""/>
+      <w:lvlJc w:val="left"/>
+      <w:pPr>
+        <w:ind w:left="3960" w:hanging="360"/>
+      </w:pPr>
+      <w:rPr>
+        <w:rFonts w:ascii="Wingdings" w:hAnsi="Wingdings" w:hint="default"/>
+      </w:rPr>
+    </w:lvl>
+    <w:lvl w:ilvl="6" w:tplc="04090001" w:tentative="1">
+      <w:start w:val="1"/>
+      <w:numFmt w:val="bullet"/>
+      <w:lvlText w:val=""/>
+      <w:lvlJc w:val="left"/>
+      <w:pPr>
+        <w:ind w:left="4680" w:hanging="360"/>
+      </w:pPr>
+      <w:rPr>
+        <w:rFonts w:ascii="Symbol" w:hAnsi="Symbol" w:hint="default"/>
+      </w:rPr>
+    </w:lvl>
+    <w:lvl w:ilvl="7" w:tplc="04090003" w:tentative="1">
+      <w:start w:val="1"/>
+      <w:numFmt w:val="bullet"/>
+      <w:lvlText w:val="o"/>
+      <w:lvlJc w:val="left"/>
+      <w:pPr>
+        <w:ind w:left="5400" w:hanging="360"/>
+      </w:pPr>
+      <w:rPr>
+        <w:rFonts w:ascii="Courier New" w:hAnsi="Courier New" w:cs="Courier New" w:hint="default"/>
+      </w:rPr>
+    </w:lvl>
+    <w:lvl w:ilvl="8" w:tplc="04090005" w:tentative="1">
+      <w:start w:val="1"/>
+      <w:numFmt w:val="bullet"/>
+      <w:lvlText w:val=""/>
+      <w:lvlJc w:val="left"/>
+      <w:pPr>
+        <w:ind w:left="6120" w:hanging="360"/>
+      </w:pPr>
+      <w:rPr>
+        <w:rFonts w:ascii="Wingdings" w:hAnsi="Wingdings" w:hint="default"/>
+      </w:rPr>
+    </w:lvl>
+  </w:abstractNum>
+  <w:abstractNum w:abstractNumId="6" w15:restartNumberingAfterBreak="0">
+    <w:nsid w:val="277C739F"/>
+    <w:multiLevelType w:val="hybridMultilevel"/>
+    <w:tmpl w:val="700AC8B6"/>
+    <w:lvl w:ilvl="0" w:tplc="0409000F">
+      <w:start w:val="1"/>
+      <w:numFmt w:val="decimal"/>
+      <w:lvlText w:val="%1."/>
+      <w:lvlJc w:val="left"/>
+      <w:pPr>
+        <w:ind w:left="360" w:hanging="360"/>
+      </w:pPr>
+      <w:rPr>
+        <w:rFonts w:hint="default"/>
+      </w:rPr>
+    </w:lvl>
+    <w:lvl w:ilvl="1" w:tplc="04090019" w:tentative="1">
+      <w:start w:val="1"/>
+      <w:numFmt w:val="lowerLetter"/>
+      <w:lvlText w:val="%2."/>
+      <w:lvlJc w:val="left"/>
+      <w:pPr>
+        <w:ind w:left="1080" w:hanging="360"/>
+      </w:pPr>
+    </w:lvl>
+    <w:lvl w:ilvl="2" w:tplc="0409001B" w:tentative="1">
+      <w:start w:val="1"/>
+      <w:numFmt w:val="lowerRoman"/>
+      <w:lvlText w:val="%3."/>
+      <w:lvlJc w:val="right"/>
+      <w:pPr>
+        <w:ind w:left="1800" w:hanging="180"/>
+      </w:pPr>
+    </w:lvl>
+    <w:lvl w:ilvl="3" w:tplc="0409000F" w:tentative="1">
+      <w:start w:val="1"/>
+      <w:numFmt w:val="decimal"/>
+      <w:lvlText w:val="%4."/>
+      <w:lvlJc w:val="left"/>
+      <w:pPr>
+        <w:ind w:left="2520" w:hanging="360"/>
+      </w:pPr>
+    </w:lvl>
+    <w:lvl w:ilvl="4" w:tplc="04090019" w:tentative="1">
+      <w:start w:val="1"/>
+      <w:numFmt w:val="lowerLetter"/>
+      <w:lvlText w:val="%5."/>
+      <w:lvlJc w:val="left"/>
+      <w:pPr>
+        <w:ind w:left="3240" w:hanging="360"/>
+      </w:pPr>
+    </w:lvl>
+    <w:lvl w:ilvl="5" w:tplc="0409001B" w:tentative="1">
+      <w:start w:val="1"/>
+      <w:numFmt w:val="lowerRoman"/>
+      <w:lvlText w:val="%6."/>
+      <w:lvlJc w:val="right"/>
+      <w:pPr>
+        <w:ind w:left="3960" w:hanging="180"/>
+      </w:pPr>
+    </w:lvl>
+    <w:lvl w:ilvl="6" w:tplc="0409000F" w:tentative="1">
+      <w:start w:val="1"/>
+      <w:numFmt w:val="decimal"/>
+      <w:lvlText w:val="%7."/>
+      <w:lvlJc w:val="left"/>
+      <w:pPr>
+        <w:ind w:left="4680" w:hanging="360"/>
+      </w:pPr>
+    </w:lvl>
+    <w:lvl w:ilvl="7" w:tplc="04090019" w:tentative="1">
+      <w:start w:val="1"/>
+      <w:numFmt w:val="lowerLetter"/>
+      <w:lvlText w:val="%8."/>
+      <w:lvlJc w:val="left"/>
+      <w:pPr>
+        <w:ind w:left="5400" w:hanging="360"/>
+      </w:pPr>
+    </w:lvl>
+    <w:lvl w:ilvl="8" w:tplc="0409001B" w:tentative="1">
+      <w:start w:val="1"/>
+      <w:numFmt w:val="lowerRoman"/>
+      <w:lvlText w:val="%9."/>
+      <w:lvlJc w:val="right"/>
+      <w:pPr>
+        <w:ind w:left="6120" w:hanging="180"/>
+      </w:pPr>
+    </w:lvl>
+  </w:abstractNum>
   <w:abstractNum w:abstractNumId="7" w15:restartNumberingAfterBreak="0">
-    <w:nsid w:val="33DD739A"/>
+    <w:nsid w:val="2C404BF3"/>
     <w:multiLevelType w:val="multilevel"/>
-    <w:tmpl w:val="6E681F36"/>
+    <w:tmpl w:val="C450E13E"/>
     <w:lvl w:ilvl="0">
       <w:start w:val="1"/>
       <w:numFmt w:val="bullet"/>
@@ -14041,9 +15870,9 @@
     </w:lvl>
   </w:abstractNum>
   <w:abstractNum w:abstractNumId="8" w15:restartNumberingAfterBreak="0">
-    <w:nsid w:val="37376A90"/>
+    <w:nsid w:val="33DD739A"/>
     <w:multiLevelType w:val="multilevel"/>
-    <w:tmpl w:val="BF1ADDF6"/>
+    <w:tmpl w:val="6E681F36"/>
     <w:lvl w:ilvl="0">
       <w:start w:val="1"/>
       <w:numFmt w:val="bullet"/>
@@ -14051,9 +15880,9 @@
       <w:lvlJc w:val="left"/>
       <w:pPr>
         <w:tabs>
-          <w:tab w:val="num" w:pos="540"/>
+          <w:tab w:val="num" w:pos="720"/>
         </w:tabs>
-        <w:ind w:left="540" w:hanging="360"/>
+        <w:ind w:left="720" w:hanging="360"/>
       </w:pPr>
       <w:rPr>
         <w:rFonts w:ascii="Symbol" w:hAnsi="Symbol" w:hint="default"/>
@@ -14067,9 +15896,9 @@
       <w:lvlJc w:val="left"/>
       <w:pPr>
         <w:tabs>
-          <w:tab w:val="num" w:pos="1260"/>
+          <w:tab w:val="num" w:pos="1440"/>
         </w:tabs>
-        <w:ind w:left="1260" w:hanging="360"/>
+        <w:ind w:left="1440" w:hanging="360"/>
       </w:pPr>
       <w:rPr>
         <w:rFonts w:ascii="Courier New" w:hAnsi="Courier New" w:hint="default"/>
@@ -14083,9 +15912,9 @@
       <w:lvlJc w:val="left"/>
       <w:pPr>
         <w:tabs>
-          <w:tab w:val="num" w:pos="1980"/>
+          <w:tab w:val="num" w:pos="2160"/>
         </w:tabs>
-        <w:ind w:left="1980" w:hanging="360"/>
+        <w:ind w:left="2160" w:hanging="360"/>
       </w:pPr>
       <w:rPr>
         <w:rFonts w:ascii="Wingdings" w:hAnsi="Wingdings" w:hint="default"/>
@@ -14099,9 +15928,9 @@
       <w:lvlJc w:val="left"/>
       <w:pPr>
         <w:tabs>
-          <w:tab w:val="num" w:pos="2700"/>
+          <w:tab w:val="num" w:pos="2880"/>
         </w:tabs>
-        <w:ind w:left="2700" w:hanging="360"/>
+        <w:ind w:left="2880" w:hanging="360"/>
       </w:pPr>
       <w:rPr>
         <w:rFonts w:ascii="Wingdings" w:hAnsi="Wingdings" w:hint="default"/>
@@ -14115,9 +15944,9 @@
       <w:lvlJc w:val="left"/>
       <w:pPr>
         <w:tabs>
-          <w:tab w:val="num" w:pos="3420"/>
+          <w:tab w:val="num" w:pos="3600"/>
         </w:tabs>
-        <w:ind w:left="3420" w:hanging="360"/>
+        <w:ind w:left="3600" w:hanging="360"/>
       </w:pPr>
       <w:rPr>
         <w:rFonts w:ascii="Wingdings" w:hAnsi="Wingdings" w:hint="default"/>
@@ -14131,9 +15960,9 @@
       <w:lvlJc w:val="left"/>
       <w:pPr>
         <w:tabs>
-          <w:tab w:val="num" w:pos="4140"/>
+          <w:tab w:val="num" w:pos="4320"/>
         </w:tabs>
-        <w:ind w:left="4140" w:hanging="360"/>
+        <w:ind w:left="4320" w:hanging="360"/>
       </w:pPr>
       <w:rPr>
         <w:rFonts w:ascii="Wingdings" w:hAnsi="Wingdings" w:hint="default"/>
@@ -14147,9 +15976,9 @@
       <w:lvlJc w:val="left"/>
       <w:pPr>
         <w:tabs>
-          <w:tab w:val="num" w:pos="4860"/>
+          <w:tab w:val="num" w:pos="5040"/>
         </w:tabs>
-        <w:ind w:left="4860" w:hanging="360"/>
+        <w:ind w:left="5040" w:hanging="360"/>
       </w:pPr>
       <w:rPr>
         <w:rFonts w:ascii="Wingdings" w:hAnsi="Wingdings" w:hint="default"/>
@@ -14163,9 +15992,9 @@
       <w:lvlJc w:val="left"/>
       <w:pPr>
         <w:tabs>
-          <w:tab w:val="num" w:pos="5580"/>
+          <w:tab w:val="num" w:pos="5760"/>
         </w:tabs>
-        <w:ind w:left="5580" w:hanging="360"/>
+        <w:ind w:left="5760" w:hanging="360"/>
       </w:pPr>
       <w:rPr>
         <w:rFonts w:ascii="Wingdings" w:hAnsi="Wingdings" w:hint="default"/>
@@ -14179,9 +16008,9 @@
       <w:lvlJc w:val="left"/>
       <w:pPr>
         <w:tabs>
-          <w:tab w:val="num" w:pos="6300"/>
+          <w:tab w:val="num" w:pos="6480"/>
         </w:tabs>
-        <w:ind w:left="6300" w:hanging="360"/>
+        <w:ind w:left="6480" w:hanging="360"/>
       </w:pPr>
       <w:rPr>
         <w:rFonts w:ascii="Wingdings" w:hAnsi="Wingdings" w:hint="default"/>
@@ -14190,211 +16019,9 @@
     </w:lvl>
   </w:abstractNum>
   <w:abstractNum w:abstractNumId="9" w15:restartNumberingAfterBreak="0">
-    <w:nsid w:val="407345C2"/>
-    <w:multiLevelType w:val="hybridMultilevel"/>
-    <w:tmpl w:val="E0DABAC4"/>
-    <w:lvl w:ilvl="0" w:tplc="0409000F">
-      <w:start w:val="1"/>
-      <w:numFmt w:val="decimal"/>
-      <w:lvlText w:val="%1."/>
-      <w:lvlJc w:val="left"/>
-      <w:pPr>
-        <w:ind w:left="720" w:hanging="360"/>
-      </w:pPr>
-      <w:rPr>
-        <w:rFonts w:hint="default"/>
-      </w:rPr>
-    </w:lvl>
-    <w:lvl w:ilvl="1" w:tplc="04090019" w:tentative="1">
-      <w:start w:val="1"/>
-      <w:numFmt w:val="lowerLetter"/>
-      <w:lvlText w:val="%2."/>
-      <w:lvlJc w:val="left"/>
-      <w:pPr>
-        <w:ind w:left="1440" w:hanging="360"/>
-      </w:pPr>
-    </w:lvl>
-    <w:lvl w:ilvl="2" w:tplc="0409001B" w:tentative="1">
-      <w:start w:val="1"/>
-      <w:numFmt w:val="lowerRoman"/>
-      <w:lvlText w:val="%3."/>
-      <w:lvlJc w:val="right"/>
-      <w:pPr>
-        <w:ind w:left="2160" w:hanging="180"/>
-      </w:pPr>
-    </w:lvl>
-    <w:lvl w:ilvl="3" w:tplc="0409000F" w:tentative="1">
-      <w:start w:val="1"/>
-      <w:numFmt w:val="decimal"/>
-      <w:lvlText w:val="%4."/>
-      <w:lvlJc w:val="left"/>
-      <w:pPr>
-        <w:ind w:left="2880" w:hanging="360"/>
-      </w:pPr>
-    </w:lvl>
-    <w:lvl w:ilvl="4" w:tplc="04090019" w:tentative="1">
-      <w:start w:val="1"/>
-      <w:numFmt w:val="lowerLetter"/>
-      <w:lvlText w:val="%5."/>
-      <w:lvlJc w:val="left"/>
-      <w:pPr>
-        <w:ind w:left="3600" w:hanging="360"/>
-      </w:pPr>
-    </w:lvl>
-    <w:lvl w:ilvl="5" w:tplc="0409001B" w:tentative="1">
-      <w:start w:val="1"/>
-      <w:numFmt w:val="lowerRoman"/>
-      <w:lvlText w:val="%6."/>
-      <w:lvlJc w:val="right"/>
-      <w:pPr>
-        <w:ind w:left="4320" w:hanging="180"/>
-      </w:pPr>
-    </w:lvl>
-    <w:lvl w:ilvl="6" w:tplc="0409000F" w:tentative="1">
-      <w:start w:val="1"/>
-      <w:numFmt w:val="decimal"/>
-      <w:lvlText w:val="%7."/>
-      <w:lvlJc w:val="left"/>
-      <w:pPr>
-        <w:ind w:left="5040" w:hanging="360"/>
-      </w:pPr>
-    </w:lvl>
-    <w:lvl w:ilvl="7" w:tplc="04090019" w:tentative="1">
-      <w:start w:val="1"/>
-      <w:numFmt w:val="lowerLetter"/>
-      <w:lvlText w:val="%8."/>
-      <w:lvlJc w:val="left"/>
-      <w:pPr>
-        <w:ind w:left="5760" w:hanging="360"/>
-      </w:pPr>
-    </w:lvl>
-    <w:lvl w:ilvl="8" w:tplc="0409001B" w:tentative="1">
-      <w:start w:val="1"/>
-      <w:numFmt w:val="lowerRoman"/>
-      <w:lvlText w:val="%9."/>
-      <w:lvlJc w:val="right"/>
-      <w:pPr>
-        <w:ind w:left="6480" w:hanging="180"/>
-      </w:pPr>
-    </w:lvl>
-  </w:abstractNum>
-  <w:abstractNum w:abstractNumId="10" w15:restartNumberingAfterBreak="0">
-    <w:nsid w:val="47E60FFC"/>
-    <w:multiLevelType w:val="hybridMultilevel"/>
-    <w:tmpl w:val="F926D154"/>
-    <w:lvl w:ilvl="0" w:tplc="04090001">
-      <w:start w:val="1"/>
-      <w:numFmt w:val="bullet"/>
-      <w:lvlText w:val=""/>
-      <w:lvlJc w:val="left"/>
-      <w:pPr>
-        <w:ind w:left="720" w:hanging="360"/>
-      </w:pPr>
-      <w:rPr>
-        <w:rFonts w:ascii="Symbol" w:hAnsi="Symbol" w:hint="default"/>
-      </w:rPr>
-    </w:lvl>
-    <w:lvl w:ilvl="1" w:tplc="04090003" w:tentative="1">
-      <w:start w:val="1"/>
-      <w:numFmt w:val="bullet"/>
-      <w:lvlText w:val="o"/>
-      <w:lvlJc w:val="left"/>
-      <w:pPr>
-        <w:ind w:left="1440" w:hanging="360"/>
-      </w:pPr>
-      <w:rPr>
-        <w:rFonts w:ascii="Courier New" w:hAnsi="Courier New" w:cs="Courier New" w:hint="default"/>
-      </w:rPr>
-    </w:lvl>
-    <w:lvl w:ilvl="2" w:tplc="04090005" w:tentative="1">
-      <w:start w:val="1"/>
-      <w:numFmt w:val="bullet"/>
-      <w:lvlText w:val=""/>
-      <w:lvlJc w:val="left"/>
-      <w:pPr>
-        <w:ind w:left="2160" w:hanging="360"/>
-      </w:pPr>
-      <w:rPr>
-        <w:rFonts w:ascii="Wingdings" w:hAnsi="Wingdings" w:hint="default"/>
-      </w:rPr>
-    </w:lvl>
-    <w:lvl w:ilvl="3" w:tplc="04090001" w:tentative="1">
-      <w:start w:val="1"/>
-      <w:numFmt w:val="bullet"/>
-      <w:lvlText w:val=""/>
-      <w:lvlJc w:val="left"/>
-      <w:pPr>
-        <w:ind w:left="2880" w:hanging="360"/>
-      </w:pPr>
-      <w:rPr>
-        <w:rFonts w:ascii="Symbol" w:hAnsi="Symbol" w:hint="default"/>
-      </w:rPr>
-    </w:lvl>
-    <w:lvl w:ilvl="4" w:tplc="04090003" w:tentative="1">
-      <w:start w:val="1"/>
-      <w:numFmt w:val="bullet"/>
-      <w:lvlText w:val="o"/>
-      <w:lvlJc w:val="left"/>
-      <w:pPr>
-        <w:ind w:left="3600" w:hanging="360"/>
-      </w:pPr>
-      <w:rPr>
-        <w:rFonts w:ascii="Courier New" w:hAnsi="Courier New" w:cs="Courier New" w:hint="default"/>
-      </w:rPr>
-    </w:lvl>
-    <w:lvl w:ilvl="5" w:tplc="04090005" w:tentative="1">
-      <w:start w:val="1"/>
-      <w:numFmt w:val="bullet"/>
-      <w:lvlText w:val=""/>
-      <w:lvlJc w:val="left"/>
-      <w:pPr>
-        <w:ind w:left="4320" w:hanging="360"/>
-      </w:pPr>
-      <w:rPr>
-        <w:rFonts w:ascii="Wingdings" w:hAnsi="Wingdings" w:hint="default"/>
-      </w:rPr>
-    </w:lvl>
-    <w:lvl w:ilvl="6" w:tplc="04090001" w:tentative="1">
-      <w:start w:val="1"/>
-      <w:numFmt w:val="bullet"/>
-      <w:lvlText w:val=""/>
-      <w:lvlJc w:val="left"/>
-      <w:pPr>
-        <w:ind w:left="5040" w:hanging="360"/>
-      </w:pPr>
-      <w:rPr>
-        <w:rFonts w:ascii="Symbol" w:hAnsi="Symbol" w:hint="default"/>
-      </w:rPr>
-    </w:lvl>
-    <w:lvl w:ilvl="7" w:tplc="04090003" w:tentative="1">
-      <w:start w:val="1"/>
-      <w:numFmt w:val="bullet"/>
-      <w:lvlText w:val="o"/>
-      <w:lvlJc w:val="left"/>
-      <w:pPr>
-        <w:ind w:left="5760" w:hanging="360"/>
-      </w:pPr>
-      <w:rPr>
-        <w:rFonts w:ascii="Courier New" w:hAnsi="Courier New" w:cs="Courier New" w:hint="default"/>
-      </w:rPr>
-    </w:lvl>
-    <w:lvl w:ilvl="8" w:tplc="04090005" w:tentative="1">
-      <w:start w:val="1"/>
-      <w:numFmt w:val="bullet"/>
-      <w:lvlText w:val=""/>
-      <w:lvlJc w:val="left"/>
-      <w:pPr>
-        <w:ind w:left="6480" w:hanging="360"/>
-      </w:pPr>
-      <w:rPr>
-        <w:rFonts w:ascii="Wingdings" w:hAnsi="Wingdings" w:hint="default"/>
-      </w:rPr>
-    </w:lvl>
-  </w:abstractNum>
-  <w:abstractNum w:abstractNumId="11" w15:restartNumberingAfterBreak="0">
-    <w:nsid w:val="56A54392"/>
+    <w:nsid w:val="37376A90"/>
     <w:multiLevelType w:val="multilevel"/>
-    <w:tmpl w:val="D5E2ED06"/>
+    <w:tmpl w:val="BF1ADDF6"/>
     <w:lvl w:ilvl="0">
       <w:start w:val="1"/>
       <w:numFmt w:val="bullet"/>
@@ -14402,9 +16029,9 @@
       <w:lvlJc w:val="left"/>
       <w:pPr>
         <w:tabs>
-          <w:tab w:val="num" w:pos="720"/>
+          <w:tab w:val="num" w:pos="540"/>
         </w:tabs>
-        <w:ind w:left="720" w:hanging="360"/>
+        <w:ind w:left="540" w:hanging="360"/>
       </w:pPr>
       <w:rPr>
         <w:rFonts w:ascii="Symbol" w:hAnsi="Symbol" w:hint="default"/>
@@ -14418,9 +16045,9 @@
       <w:lvlJc w:val="left"/>
       <w:pPr>
         <w:tabs>
-          <w:tab w:val="num" w:pos="1440"/>
+          <w:tab w:val="num" w:pos="1260"/>
         </w:tabs>
-        <w:ind w:left="1440" w:hanging="360"/>
+        <w:ind w:left="1260" w:hanging="360"/>
       </w:pPr>
       <w:rPr>
         <w:rFonts w:ascii="Courier New" w:hAnsi="Courier New" w:hint="default"/>
@@ -14434,9 +16061,9 @@
       <w:lvlJc w:val="left"/>
       <w:pPr>
         <w:tabs>
-          <w:tab w:val="num" w:pos="2160"/>
+          <w:tab w:val="num" w:pos="1980"/>
         </w:tabs>
-        <w:ind w:left="2160" w:hanging="360"/>
+        <w:ind w:left="1980" w:hanging="360"/>
       </w:pPr>
       <w:rPr>
         <w:rFonts w:ascii="Wingdings" w:hAnsi="Wingdings" w:hint="default"/>
@@ -14450,9 +16077,9 @@
       <w:lvlJc w:val="left"/>
       <w:pPr>
         <w:tabs>
-          <w:tab w:val="num" w:pos="2880"/>
+          <w:tab w:val="num" w:pos="2700"/>
         </w:tabs>
-        <w:ind w:left="2880" w:hanging="360"/>
+        <w:ind w:left="2700" w:hanging="360"/>
       </w:pPr>
       <w:rPr>
         <w:rFonts w:ascii="Wingdings" w:hAnsi="Wingdings" w:hint="default"/>
@@ -14466,9 +16093,9 @@
       <w:lvlJc w:val="left"/>
       <w:pPr>
         <w:tabs>
-          <w:tab w:val="num" w:pos="3600"/>
+          <w:tab w:val="num" w:pos="3420"/>
         </w:tabs>
-        <w:ind w:left="3600" w:hanging="360"/>
+        <w:ind w:left="3420" w:hanging="360"/>
       </w:pPr>
       <w:rPr>
         <w:rFonts w:ascii="Wingdings" w:hAnsi="Wingdings" w:hint="default"/>
@@ -14482,9 +16109,9 @@
       <w:lvlJc w:val="left"/>
       <w:pPr>
         <w:tabs>
-          <w:tab w:val="num" w:pos="4320"/>
+          <w:tab w:val="num" w:pos="4140"/>
         </w:tabs>
-        <w:ind w:left="4320" w:hanging="360"/>
+        <w:ind w:left="4140" w:hanging="360"/>
       </w:pPr>
       <w:rPr>
         <w:rFonts w:ascii="Wingdings" w:hAnsi="Wingdings" w:hint="default"/>
@@ -14498,9 +16125,9 @@
       <w:lvlJc w:val="left"/>
       <w:pPr>
         <w:tabs>
-          <w:tab w:val="num" w:pos="5040"/>
+          <w:tab w:val="num" w:pos="4860"/>
         </w:tabs>
-        <w:ind w:left="5040" w:hanging="360"/>
+        <w:ind w:left="4860" w:hanging="360"/>
       </w:pPr>
       <w:rPr>
         <w:rFonts w:ascii="Wingdings" w:hAnsi="Wingdings" w:hint="default"/>
@@ -14514,9 +16141,9 @@
       <w:lvlJc w:val="left"/>
       <w:pPr>
         <w:tabs>
-          <w:tab w:val="num" w:pos="5760"/>
+          <w:tab w:val="num" w:pos="5580"/>
         </w:tabs>
-        <w:ind w:left="5760" w:hanging="360"/>
+        <w:ind w:left="5580" w:hanging="360"/>
       </w:pPr>
       <w:rPr>
         <w:rFonts w:ascii="Wingdings" w:hAnsi="Wingdings" w:hint="default"/>
@@ -14530,9 +16157,9 @@
       <w:lvlJc w:val="left"/>
       <w:pPr>
         <w:tabs>
-          <w:tab w:val="num" w:pos="6480"/>
+          <w:tab w:val="num" w:pos="6300"/>
         </w:tabs>
-        <w:ind w:left="6480" w:hanging="360"/>
+        <w:ind w:left="6300" w:hanging="360"/>
       </w:pPr>
       <w:rPr>
         <w:rFonts w:ascii="Wingdings" w:hAnsi="Wingdings" w:hint="default"/>
@@ -14540,10 +16167,212 @@
       </w:rPr>
     </w:lvl>
   </w:abstractNum>
+  <w:abstractNum w:abstractNumId="10" w15:restartNumberingAfterBreak="0">
+    <w:nsid w:val="407345C2"/>
+    <w:multiLevelType w:val="hybridMultilevel"/>
+    <w:tmpl w:val="E0DABAC4"/>
+    <w:lvl w:ilvl="0" w:tplc="0409000F">
+      <w:start w:val="1"/>
+      <w:numFmt w:val="decimal"/>
+      <w:lvlText w:val="%1."/>
+      <w:lvlJc w:val="left"/>
+      <w:pPr>
+        <w:ind w:left="720" w:hanging="360"/>
+      </w:pPr>
+      <w:rPr>
+        <w:rFonts w:hint="default"/>
+      </w:rPr>
+    </w:lvl>
+    <w:lvl w:ilvl="1" w:tplc="04090019" w:tentative="1">
+      <w:start w:val="1"/>
+      <w:numFmt w:val="lowerLetter"/>
+      <w:lvlText w:val="%2."/>
+      <w:lvlJc w:val="left"/>
+      <w:pPr>
+        <w:ind w:left="1440" w:hanging="360"/>
+      </w:pPr>
+    </w:lvl>
+    <w:lvl w:ilvl="2" w:tplc="0409001B" w:tentative="1">
+      <w:start w:val="1"/>
+      <w:numFmt w:val="lowerRoman"/>
+      <w:lvlText w:val="%3."/>
+      <w:lvlJc w:val="right"/>
+      <w:pPr>
+        <w:ind w:left="2160" w:hanging="180"/>
+      </w:pPr>
+    </w:lvl>
+    <w:lvl w:ilvl="3" w:tplc="0409000F" w:tentative="1">
+      <w:start w:val="1"/>
+      <w:numFmt w:val="decimal"/>
+      <w:lvlText w:val="%4."/>
+      <w:lvlJc w:val="left"/>
+      <w:pPr>
+        <w:ind w:left="2880" w:hanging="360"/>
+      </w:pPr>
+    </w:lvl>
+    <w:lvl w:ilvl="4" w:tplc="04090019" w:tentative="1">
+      <w:start w:val="1"/>
+      <w:numFmt w:val="lowerLetter"/>
+      <w:lvlText w:val="%5."/>
+      <w:lvlJc w:val="left"/>
+      <w:pPr>
+        <w:ind w:left="3600" w:hanging="360"/>
+      </w:pPr>
+    </w:lvl>
+    <w:lvl w:ilvl="5" w:tplc="0409001B" w:tentative="1">
+      <w:start w:val="1"/>
+      <w:numFmt w:val="lowerRoman"/>
+      <w:lvlText w:val="%6."/>
+      <w:lvlJc w:val="right"/>
+      <w:pPr>
+        <w:ind w:left="4320" w:hanging="180"/>
+      </w:pPr>
+    </w:lvl>
+    <w:lvl w:ilvl="6" w:tplc="0409000F" w:tentative="1">
+      <w:start w:val="1"/>
+      <w:numFmt w:val="decimal"/>
+      <w:lvlText w:val="%7."/>
+      <w:lvlJc w:val="left"/>
+      <w:pPr>
+        <w:ind w:left="5040" w:hanging="360"/>
+      </w:pPr>
+    </w:lvl>
+    <w:lvl w:ilvl="7" w:tplc="04090019" w:tentative="1">
+      <w:start w:val="1"/>
+      <w:numFmt w:val="lowerLetter"/>
+      <w:lvlText w:val="%8."/>
+      <w:lvlJc w:val="left"/>
+      <w:pPr>
+        <w:ind w:left="5760" w:hanging="360"/>
+      </w:pPr>
+    </w:lvl>
+    <w:lvl w:ilvl="8" w:tplc="0409001B" w:tentative="1">
+      <w:start w:val="1"/>
+      <w:numFmt w:val="lowerRoman"/>
+      <w:lvlText w:val="%9."/>
+      <w:lvlJc w:val="right"/>
+      <w:pPr>
+        <w:ind w:left="6480" w:hanging="180"/>
+      </w:pPr>
+    </w:lvl>
+  </w:abstractNum>
+  <w:abstractNum w:abstractNumId="11" w15:restartNumberingAfterBreak="0">
+    <w:nsid w:val="47E60FFC"/>
+    <w:multiLevelType w:val="hybridMultilevel"/>
+    <w:tmpl w:val="F926D154"/>
+    <w:lvl w:ilvl="0" w:tplc="04090001">
+      <w:start w:val="1"/>
+      <w:numFmt w:val="bullet"/>
+      <w:lvlText w:val=""/>
+      <w:lvlJc w:val="left"/>
+      <w:pPr>
+        <w:ind w:left="720" w:hanging="360"/>
+      </w:pPr>
+      <w:rPr>
+        <w:rFonts w:ascii="Symbol" w:hAnsi="Symbol" w:hint="default"/>
+      </w:rPr>
+    </w:lvl>
+    <w:lvl w:ilvl="1" w:tplc="04090003" w:tentative="1">
+      <w:start w:val="1"/>
+      <w:numFmt w:val="bullet"/>
+      <w:lvlText w:val="o"/>
+      <w:lvlJc w:val="left"/>
+      <w:pPr>
+        <w:ind w:left="1440" w:hanging="360"/>
+      </w:pPr>
+      <w:rPr>
+        <w:rFonts w:ascii="Courier New" w:hAnsi="Courier New" w:cs="Courier New" w:hint="default"/>
+      </w:rPr>
+    </w:lvl>
+    <w:lvl w:ilvl="2" w:tplc="04090005" w:tentative="1">
+      <w:start w:val="1"/>
+      <w:numFmt w:val="bullet"/>
+      <w:lvlText w:val=""/>
+      <w:lvlJc w:val="left"/>
+      <w:pPr>
+        <w:ind w:left="2160" w:hanging="360"/>
+      </w:pPr>
+      <w:rPr>
+        <w:rFonts w:ascii="Wingdings" w:hAnsi="Wingdings" w:hint="default"/>
+      </w:rPr>
+    </w:lvl>
+    <w:lvl w:ilvl="3" w:tplc="04090001" w:tentative="1">
+      <w:start w:val="1"/>
+      <w:numFmt w:val="bullet"/>
+      <w:lvlText w:val=""/>
+      <w:lvlJc w:val="left"/>
+      <w:pPr>
+        <w:ind w:left="2880" w:hanging="360"/>
+      </w:pPr>
+      <w:rPr>
+        <w:rFonts w:ascii="Symbol" w:hAnsi="Symbol" w:hint="default"/>
+      </w:rPr>
+    </w:lvl>
+    <w:lvl w:ilvl="4" w:tplc="04090003" w:tentative="1">
+      <w:start w:val="1"/>
+      <w:numFmt w:val="bullet"/>
+      <w:lvlText w:val="o"/>
+      <w:lvlJc w:val="left"/>
+      <w:pPr>
+        <w:ind w:left="3600" w:hanging="360"/>
+      </w:pPr>
+      <w:rPr>
+        <w:rFonts w:ascii="Courier New" w:hAnsi="Courier New" w:cs="Courier New" w:hint="default"/>
+      </w:rPr>
+    </w:lvl>
+    <w:lvl w:ilvl="5" w:tplc="04090005" w:tentative="1">
+      <w:start w:val="1"/>
+      <w:numFmt w:val="bullet"/>
+      <w:lvlText w:val=""/>
+      <w:lvlJc w:val="left"/>
+      <w:pPr>
+        <w:ind w:left="4320" w:hanging="360"/>
+      </w:pPr>
+      <w:rPr>
+        <w:rFonts w:ascii="Wingdings" w:hAnsi="Wingdings" w:hint="default"/>
+      </w:rPr>
+    </w:lvl>
+    <w:lvl w:ilvl="6" w:tplc="04090001" w:tentative="1">
+      <w:start w:val="1"/>
+      <w:numFmt w:val="bullet"/>
+      <w:lvlText w:val=""/>
+      <w:lvlJc w:val="left"/>
+      <w:pPr>
+        <w:ind w:left="5040" w:hanging="360"/>
+      </w:pPr>
+      <w:rPr>
+        <w:rFonts w:ascii="Symbol" w:hAnsi="Symbol" w:hint="default"/>
+      </w:rPr>
+    </w:lvl>
+    <w:lvl w:ilvl="7" w:tplc="04090003" w:tentative="1">
+      <w:start w:val="1"/>
+      <w:numFmt w:val="bullet"/>
+      <w:lvlText w:val="o"/>
+      <w:lvlJc w:val="left"/>
+      <w:pPr>
+        <w:ind w:left="5760" w:hanging="360"/>
+      </w:pPr>
+      <w:rPr>
+        <w:rFonts w:ascii="Courier New" w:hAnsi="Courier New" w:cs="Courier New" w:hint="default"/>
+      </w:rPr>
+    </w:lvl>
+    <w:lvl w:ilvl="8" w:tplc="04090005" w:tentative="1">
+      <w:start w:val="1"/>
+      <w:numFmt w:val="bullet"/>
+      <w:lvlText w:val=""/>
+      <w:lvlJc w:val="left"/>
+      <w:pPr>
+        <w:ind w:left="6480" w:hanging="360"/>
+      </w:pPr>
+      <w:rPr>
+        <w:rFonts w:ascii="Wingdings" w:hAnsi="Wingdings" w:hint="default"/>
+      </w:rPr>
+    </w:lvl>
+  </w:abstractNum>
   <w:abstractNum w:abstractNumId="12" w15:restartNumberingAfterBreak="0">
-    <w:nsid w:val="57F76F05"/>
+    <w:nsid w:val="56A54392"/>
     <w:multiLevelType w:val="multilevel"/>
-    <w:tmpl w:val="B8C6314C"/>
+    <w:tmpl w:val="D5E2ED06"/>
     <w:lvl w:ilvl="0">
       <w:start w:val="1"/>
       <w:numFmt w:val="bullet"/>
@@ -14690,9 +16519,9 @@
     </w:lvl>
   </w:abstractNum>
   <w:abstractNum w:abstractNumId="13" w15:restartNumberingAfterBreak="0">
-    <w:nsid w:val="5F6613B1"/>
+    <w:nsid w:val="57F76F05"/>
     <w:multiLevelType w:val="multilevel"/>
-    <w:tmpl w:val="336C2B56"/>
+    <w:tmpl w:val="B8C6314C"/>
     <w:lvl w:ilvl="0">
       <w:start w:val="1"/>
       <w:numFmt w:val="bullet"/>
@@ -14839,122 +16668,9 @@
     </w:lvl>
   </w:abstractNum>
   <w:abstractNum w:abstractNumId="14" w15:restartNumberingAfterBreak="0">
-    <w:nsid w:val="78BE58F9"/>
-    <w:multiLevelType w:val="hybridMultilevel"/>
-    <w:tmpl w:val="1302BB68"/>
-    <w:lvl w:ilvl="0" w:tplc="04090001">
-      <w:start w:val="1"/>
-      <w:numFmt w:val="bullet"/>
-      <w:lvlText w:val=""/>
-      <w:lvlJc w:val="left"/>
-      <w:pPr>
-        <w:ind w:left="720" w:hanging="360"/>
-      </w:pPr>
-      <w:rPr>
-        <w:rFonts w:ascii="Symbol" w:hAnsi="Symbol" w:hint="default"/>
-      </w:rPr>
-    </w:lvl>
-    <w:lvl w:ilvl="1" w:tplc="04090003" w:tentative="1">
-      <w:start w:val="1"/>
-      <w:numFmt w:val="bullet"/>
-      <w:lvlText w:val="o"/>
-      <w:lvlJc w:val="left"/>
-      <w:pPr>
-        <w:ind w:left="1440" w:hanging="360"/>
-      </w:pPr>
-      <w:rPr>
-        <w:rFonts w:ascii="Courier New" w:hAnsi="Courier New" w:cs="Courier New" w:hint="default"/>
-      </w:rPr>
-    </w:lvl>
-    <w:lvl w:ilvl="2" w:tplc="04090005" w:tentative="1">
-      <w:start w:val="1"/>
-      <w:numFmt w:val="bullet"/>
-      <w:lvlText w:val=""/>
-      <w:lvlJc w:val="left"/>
-      <w:pPr>
-        <w:ind w:left="2160" w:hanging="360"/>
-      </w:pPr>
-      <w:rPr>
-        <w:rFonts w:ascii="Wingdings" w:hAnsi="Wingdings" w:hint="default"/>
-      </w:rPr>
-    </w:lvl>
-    <w:lvl w:ilvl="3" w:tplc="04090001" w:tentative="1">
-      <w:start w:val="1"/>
-      <w:numFmt w:val="bullet"/>
-      <w:lvlText w:val=""/>
-      <w:lvlJc w:val="left"/>
-      <w:pPr>
-        <w:ind w:left="2880" w:hanging="360"/>
-      </w:pPr>
-      <w:rPr>
-        <w:rFonts w:ascii="Symbol" w:hAnsi="Symbol" w:hint="default"/>
-      </w:rPr>
-    </w:lvl>
-    <w:lvl w:ilvl="4" w:tplc="04090003" w:tentative="1">
-      <w:start w:val="1"/>
-      <w:numFmt w:val="bullet"/>
-      <w:lvlText w:val="o"/>
-      <w:lvlJc w:val="left"/>
-      <w:pPr>
-        <w:ind w:left="3600" w:hanging="360"/>
-      </w:pPr>
-      <w:rPr>
-        <w:rFonts w:ascii="Courier New" w:hAnsi="Courier New" w:cs="Courier New" w:hint="default"/>
-      </w:rPr>
-    </w:lvl>
-    <w:lvl w:ilvl="5" w:tplc="04090005" w:tentative="1">
-      <w:start w:val="1"/>
-      <w:numFmt w:val="bullet"/>
-      <w:lvlText w:val=""/>
-      <w:lvlJc w:val="left"/>
-      <w:pPr>
-        <w:ind w:left="4320" w:hanging="360"/>
-      </w:pPr>
-      <w:rPr>
-        <w:rFonts w:ascii="Wingdings" w:hAnsi="Wingdings" w:hint="default"/>
-      </w:rPr>
-    </w:lvl>
-    <w:lvl w:ilvl="6" w:tplc="04090001" w:tentative="1">
-      <w:start w:val="1"/>
-      <w:numFmt w:val="bullet"/>
-      <w:lvlText w:val=""/>
-      <w:lvlJc w:val="left"/>
-      <w:pPr>
-        <w:ind w:left="5040" w:hanging="360"/>
-      </w:pPr>
-      <w:rPr>
-        <w:rFonts w:ascii="Symbol" w:hAnsi="Symbol" w:hint="default"/>
-      </w:rPr>
-    </w:lvl>
-    <w:lvl w:ilvl="7" w:tplc="04090003" w:tentative="1">
-      <w:start w:val="1"/>
-      <w:numFmt w:val="bullet"/>
-      <w:lvlText w:val="o"/>
-      <w:lvlJc w:val="left"/>
-      <w:pPr>
-        <w:ind w:left="5760" w:hanging="360"/>
-      </w:pPr>
-      <w:rPr>
-        <w:rFonts w:ascii="Courier New" w:hAnsi="Courier New" w:cs="Courier New" w:hint="default"/>
-      </w:rPr>
-    </w:lvl>
-    <w:lvl w:ilvl="8" w:tplc="04090005" w:tentative="1">
-      <w:start w:val="1"/>
-      <w:numFmt w:val="bullet"/>
-      <w:lvlText w:val=""/>
-      <w:lvlJc w:val="left"/>
-      <w:pPr>
-        <w:ind w:left="6480" w:hanging="360"/>
-      </w:pPr>
-      <w:rPr>
-        <w:rFonts w:ascii="Wingdings" w:hAnsi="Wingdings" w:hint="default"/>
-      </w:rPr>
-    </w:lvl>
-  </w:abstractNum>
-  <w:abstractNum w:abstractNumId="15" w15:restartNumberingAfterBreak="0">
-    <w:nsid w:val="7B402230"/>
+    <w:nsid w:val="5BE51703"/>
     <w:multiLevelType w:val="multilevel"/>
-    <w:tmpl w:val="86EA45C8"/>
+    <w:tmpl w:val="27568F0A"/>
     <w:lvl w:ilvl="0">
       <w:start w:val="1"/>
       <w:numFmt w:val="bullet"/>
@@ -15100,10 +16816,10 @@
       </w:rPr>
     </w:lvl>
   </w:abstractNum>
-  <w:abstractNum w:abstractNumId="16" w15:restartNumberingAfterBreak="0">
-    <w:nsid w:val="7E04366A"/>
+  <w:abstractNum w:abstractNumId="15" w15:restartNumberingAfterBreak="0">
+    <w:nsid w:val="5F6613B1"/>
     <w:multiLevelType w:val="multilevel"/>
-    <w:tmpl w:val="73D65DFE"/>
+    <w:tmpl w:val="336C2B56"/>
     <w:lvl w:ilvl="0">
       <w:start w:val="1"/>
       <w:numFmt w:val="bullet"/>
@@ -15249,32 +16965,741 @@
       </w:rPr>
     </w:lvl>
   </w:abstractNum>
+  <w:abstractNum w:abstractNumId="16" w15:restartNumberingAfterBreak="0">
+    <w:nsid w:val="71B61CED"/>
+    <w:multiLevelType w:val="multilevel"/>
+    <w:tmpl w:val="F2C64838"/>
+    <w:lvl w:ilvl="0">
+      <w:start w:val="1"/>
+      <w:numFmt w:val="bullet"/>
+      <w:lvlText w:val=""/>
+      <w:lvlJc w:val="left"/>
+      <w:pPr>
+        <w:tabs>
+          <w:tab w:val="num" w:pos="720"/>
+        </w:tabs>
+        <w:ind w:left="720" w:hanging="360"/>
+      </w:pPr>
+      <w:rPr>
+        <w:rFonts w:ascii="Symbol" w:hAnsi="Symbol" w:hint="default"/>
+        <w:sz w:val="20"/>
+      </w:rPr>
+    </w:lvl>
+    <w:lvl w:ilvl="1" w:tentative="1">
+      <w:start w:val="1"/>
+      <w:numFmt w:val="bullet"/>
+      <w:lvlText w:val="o"/>
+      <w:lvlJc w:val="left"/>
+      <w:pPr>
+        <w:tabs>
+          <w:tab w:val="num" w:pos="1440"/>
+        </w:tabs>
+        <w:ind w:left="1440" w:hanging="360"/>
+      </w:pPr>
+      <w:rPr>
+        <w:rFonts w:ascii="Courier New" w:hAnsi="Courier New" w:hint="default"/>
+        <w:sz w:val="20"/>
+      </w:rPr>
+    </w:lvl>
+    <w:lvl w:ilvl="2" w:tentative="1">
+      <w:start w:val="1"/>
+      <w:numFmt w:val="bullet"/>
+      <w:lvlText w:val=""/>
+      <w:lvlJc w:val="left"/>
+      <w:pPr>
+        <w:tabs>
+          <w:tab w:val="num" w:pos="2160"/>
+        </w:tabs>
+        <w:ind w:left="2160" w:hanging="360"/>
+      </w:pPr>
+      <w:rPr>
+        <w:rFonts w:ascii="Wingdings" w:hAnsi="Wingdings" w:hint="default"/>
+        <w:sz w:val="20"/>
+      </w:rPr>
+    </w:lvl>
+    <w:lvl w:ilvl="3" w:tentative="1">
+      <w:start w:val="1"/>
+      <w:numFmt w:val="bullet"/>
+      <w:lvlText w:val=""/>
+      <w:lvlJc w:val="left"/>
+      <w:pPr>
+        <w:tabs>
+          <w:tab w:val="num" w:pos="2880"/>
+        </w:tabs>
+        <w:ind w:left="2880" w:hanging="360"/>
+      </w:pPr>
+      <w:rPr>
+        <w:rFonts w:ascii="Wingdings" w:hAnsi="Wingdings" w:hint="default"/>
+        <w:sz w:val="20"/>
+      </w:rPr>
+    </w:lvl>
+    <w:lvl w:ilvl="4" w:tentative="1">
+      <w:start w:val="1"/>
+      <w:numFmt w:val="bullet"/>
+      <w:lvlText w:val=""/>
+      <w:lvlJc w:val="left"/>
+      <w:pPr>
+        <w:tabs>
+          <w:tab w:val="num" w:pos="3600"/>
+        </w:tabs>
+        <w:ind w:left="3600" w:hanging="360"/>
+      </w:pPr>
+      <w:rPr>
+        <w:rFonts w:ascii="Wingdings" w:hAnsi="Wingdings" w:hint="default"/>
+        <w:sz w:val="20"/>
+      </w:rPr>
+    </w:lvl>
+    <w:lvl w:ilvl="5" w:tentative="1">
+      <w:start w:val="1"/>
+      <w:numFmt w:val="bullet"/>
+      <w:lvlText w:val=""/>
+      <w:lvlJc w:val="left"/>
+      <w:pPr>
+        <w:tabs>
+          <w:tab w:val="num" w:pos="4320"/>
+        </w:tabs>
+        <w:ind w:left="4320" w:hanging="360"/>
+      </w:pPr>
+      <w:rPr>
+        <w:rFonts w:ascii="Wingdings" w:hAnsi="Wingdings" w:hint="default"/>
+        <w:sz w:val="20"/>
+      </w:rPr>
+    </w:lvl>
+    <w:lvl w:ilvl="6" w:tentative="1">
+      <w:start w:val="1"/>
+      <w:numFmt w:val="bullet"/>
+      <w:lvlText w:val=""/>
+      <w:lvlJc w:val="left"/>
+      <w:pPr>
+        <w:tabs>
+          <w:tab w:val="num" w:pos="5040"/>
+        </w:tabs>
+        <w:ind w:left="5040" w:hanging="360"/>
+      </w:pPr>
+      <w:rPr>
+        <w:rFonts w:ascii="Wingdings" w:hAnsi="Wingdings" w:hint="default"/>
+        <w:sz w:val="20"/>
+      </w:rPr>
+    </w:lvl>
+    <w:lvl w:ilvl="7" w:tentative="1">
+      <w:start w:val="1"/>
+      <w:numFmt w:val="bullet"/>
+      <w:lvlText w:val=""/>
+      <w:lvlJc w:val="left"/>
+      <w:pPr>
+        <w:tabs>
+          <w:tab w:val="num" w:pos="5760"/>
+        </w:tabs>
+        <w:ind w:left="5760" w:hanging="360"/>
+      </w:pPr>
+      <w:rPr>
+        <w:rFonts w:ascii="Wingdings" w:hAnsi="Wingdings" w:hint="default"/>
+        <w:sz w:val="20"/>
+      </w:rPr>
+    </w:lvl>
+    <w:lvl w:ilvl="8" w:tentative="1">
+      <w:start w:val="1"/>
+      <w:numFmt w:val="bullet"/>
+      <w:lvlText w:val=""/>
+      <w:lvlJc w:val="left"/>
+      <w:pPr>
+        <w:tabs>
+          <w:tab w:val="num" w:pos="6480"/>
+        </w:tabs>
+        <w:ind w:left="6480" w:hanging="360"/>
+      </w:pPr>
+      <w:rPr>
+        <w:rFonts w:ascii="Wingdings" w:hAnsi="Wingdings" w:hint="default"/>
+        <w:sz w:val="20"/>
+      </w:rPr>
+    </w:lvl>
+  </w:abstractNum>
+  <w:abstractNum w:abstractNumId="17" w15:restartNumberingAfterBreak="0">
+    <w:nsid w:val="78BE58F9"/>
+    <w:multiLevelType w:val="hybridMultilevel"/>
+    <w:tmpl w:val="1302BB68"/>
+    <w:lvl w:ilvl="0" w:tplc="04090001">
+      <w:start w:val="1"/>
+      <w:numFmt w:val="bullet"/>
+      <w:lvlText w:val=""/>
+      <w:lvlJc w:val="left"/>
+      <w:pPr>
+        <w:ind w:left="720" w:hanging="360"/>
+      </w:pPr>
+      <w:rPr>
+        <w:rFonts w:ascii="Symbol" w:hAnsi="Symbol" w:hint="default"/>
+      </w:rPr>
+    </w:lvl>
+    <w:lvl w:ilvl="1" w:tplc="04090003" w:tentative="1">
+      <w:start w:val="1"/>
+      <w:numFmt w:val="bullet"/>
+      <w:lvlText w:val="o"/>
+      <w:lvlJc w:val="left"/>
+      <w:pPr>
+        <w:ind w:left="1440" w:hanging="360"/>
+      </w:pPr>
+      <w:rPr>
+        <w:rFonts w:ascii="Courier New" w:hAnsi="Courier New" w:cs="Courier New" w:hint="default"/>
+      </w:rPr>
+    </w:lvl>
+    <w:lvl w:ilvl="2" w:tplc="04090005" w:tentative="1">
+      <w:start w:val="1"/>
+      <w:numFmt w:val="bullet"/>
+      <w:lvlText w:val=""/>
+      <w:lvlJc w:val="left"/>
+      <w:pPr>
+        <w:ind w:left="2160" w:hanging="360"/>
+      </w:pPr>
+      <w:rPr>
+        <w:rFonts w:ascii="Wingdings" w:hAnsi="Wingdings" w:hint="default"/>
+      </w:rPr>
+    </w:lvl>
+    <w:lvl w:ilvl="3" w:tplc="04090001" w:tentative="1">
+      <w:start w:val="1"/>
+      <w:numFmt w:val="bullet"/>
+      <w:lvlText w:val=""/>
+      <w:lvlJc w:val="left"/>
+      <w:pPr>
+        <w:ind w:left="2880" w:hanging="360"/>
+      </w:pPr>
+      <w:rPr>
+        <w:rFonts w:ascii="Symbol" w:hAnsi="Symbol" w:hint="default"/>
+      </w:rPr>
+    </w:lvl>
+    <w:lvl w:ilvl="4" w:tplc="04090003" w:tentative="1">
+      <w:start w:val="1"/>
+      <w:numFmt w:val="bullet"/>
+      <w:lvlText w:val="o"/>
+      <w:lvlJc w:val="left"/>
+      <w:pPr>
+        <w:ind w:left="3600" w:hanging="360"/>
+      </w:pPr>
+      <w:rPr>
+        <w:rFonts w:ascii="Courier New" w:hAnsi="Courier New" w:cs="Courier New" w:hint="default"/>
+      </w:rPr>
+    </w:lvl>
+    <w:lvl w:ilvl="5" w:tplc="04090005" w:tentative="1">
+      <w:start w:val="1"/>
+      <w:numFmt w:val="bullet"/>
+      <w:lvlText w:val=""/>
+      <w:lvlJc w:val="left"/>
+      <w:pPr>
+        <w:ind w:left="4320" w:hanging="360"/>
+      </w:pPr>
+      <w:rPr>
+        <w:rFonts w:ascii="Wingdings" w:hAnsi="Wingdings" w:hint="default"/>
+      </w:rPr>
+    </w:lvl>
+    <w:lvl w:ilvl="6" w:tplc="04090001" w:tentative="1">
+      <w:start w:val="1"/>
+      <w:numFmt w:val="bullet"/>
+      <w:lvlText w:val=""/>
+      <w:lvlJc w:val="left"/>
+      <w:pPr>
+        <w:ind w:left="5040" w:hanging="360"/>
+      </w:pPr>
+      <w:rPr>
+        <w:rFonts w:ascii="Symbol" w:hAnsi="Symbol" w:hint="default"/>
+      </w:rPr>
+    </w:lvl>
+    <w:lvl w:ilvl="7" w:tplc="04090003" w:tentative="1">
+      <w:start w:val="1"/>
+      <w:numFmt w:val="bullet"/>
+      <w:lvlText w:val="o"/>
+      <w:lvlJc w:val="left"/>
+      <w:pPr>
+        <w:ind w:left="5760" w:hanging="360"/>
+      </w:pPr>
+      <w:rPr>
+        <w:rFonts w:ascii="Courier New" w:hAnsi="Courier New" w:cs="Courier New" w:hint="default"/>
+      </w:rPr>
+    </w:lvl>
+    <w:lvl w:ilvl="8" w:tplc="04090005" w:tentative="1">
+      <w:start w:val="1"/>
+      <w:numFmt w:val="bullet"/>
+      <w:lvlText w:val=""/>
+      <w:lvlJc w:val="left"/>
+      <w:pPr>
+        <w:ind w:left="6480" w:hanging="360"/>
+      </w:pPr>
+      <w:rPr>
+        <w:rFonts w:ascii="Wingdings" w:hAnsi="Wingdings" w:hint="default"/>
+      </w:rPr>
+    </w:lvl>
+  </w:abstractNum>
+  <w:abstractNum w:abstractNumId="18" w15:restartNumberingAfterBreak="0">
+    <w:nsid w:val="7B402230"/>
+    <w:multiLevelType w:val="multilevel"/>
+    <w:tmpl w:val="86EA45C8"/>
+    <w:lvl w:ilvl="0">
+      <w:start w:val="1"/>
+      <w:numFmt w:val="bullet"/>
+      <w:lvlText w:val=""/>
+      <w:lvlJc w:val="left"/>
+      <w:pPr>
+        <w:tabs>
+          <w:tab w:val="num" w:pos="720"/>
+        </w:tabs>
+        <w:ind w:left="720" w:hanging="360"/>
+      </w:pPr>
+      <w:rPr>
+        <w:rFonts w:ascii="Symbol" w:hAnsi="Symbol" w:hint="default"/>
+        <w:sz w:val="20"/>
+      </w:rPr>
+    </w:lvl>
+    <w:lvl w:ilvl="1" w:tentative="1">
+      <w:start w:val="1"/>
+      <w:numFmt w:val="bullet"/>
+      <w:lvlText w:val="o"/>
+      <w:lvlJc w:val="left"/>
+      <w:pPr>
+        <w:tabs>
+          <w:tab w:val="num" w:pos="1440"/>
+        </w:tabs>
+        <w:ind w:left="1440" w:hanging="360"/>
+      </w:pPr>
+      <w:rPr>
+        <w:rFonts w:ascii="Courier New" w:hAnsi="Courier New" w:hint="default"/>
+        <w:sz w:val="20"/>
+      </w:rPr>
+    </w:lvl>
+    <w:lvl w:ilvl="2" w:tentative="1">
+      <w:start w:val="1"/>
+      <w:numFmt w:val="bullet"/>
+      <w:lvlText w:val=""/>
+      <w:lvlJc w:val="left"/>
+      <w:pPr>
+        <w:tabs>
+          <w:tab w:val="num" w:pos="2160"/>
+        </w:tabs>
+        <w:ind w:left="2160" w:hanging="360"/>
+      </w:pPr>
+      <w:rPr>
+        <w:rFonts w:ascii="Wingdings" w:hAnsi="Wingdings" w:hint="default"/>
+        <w:sz w:val="20"/>
+      </w:rPr>
+    </w:lvl>
+    <w:lvl w:ilvl="3" w:tentative="1">
+      <w:start w:val="1"/>
+      <w:numFmt w:val="bullet"/>
+      <w:lvlText w:val=""/>
+      <w:lvlJc w:val="left"/>
+      <w:pPr>
+        <w:tabs>
+          <w:tab w:val="num" w:pos="2880"/>
+        </w:tabs>
+        <w:ind w:left="2880" w:hanging="360"/>
+      </w:pPr>
+      <w:rPr>
+        <w:rFonts w:ascii="Wingdings" w:hAnsi="Wingdings" w:hint="default"/>
+        <w:sz w:val="20"/>
+      </w:rPr>
+    </w:lvl>
+    <w:lvl w:ilvl="4" w:tentative="1">
+      <w:start w:val="1"/>
+      <w:numFmt w:val="bullet"/>
+      <w:lvlText w:val=""/>
+      <w:lvlJc w:val="left"/>
+      <w:pPr>
+        <w:tabs>
+          <w:tab w:val="num" w:pos="3600"/>
+        </w:tabs>
+        <w:ind w:left="3600" w:hanging="360"/>
+      </w:pPr>
+      <w:rPr>
+        <w:rFonts w:ascii="Wingdings" w:hAnsi="Wingdings" w:hint="default"/>
+        <w:sz w:val="20"/>
+      </w:rPr>
+    </w:lvl>
+    <w:lvl w:ilvl="5" w:tentative="1">
+      <w:start w:val="1"/>
+      <w:numFmt w:val="bullet"/>
+      <w:lvlText w:val=""/>
+      <w:lvlJc w:val="left"/>
+      <w:pPr>
+        <w:tabs>
+          <w:tab w:val="num" w:pos="4320"/>
+        </w:tabs>
+        <w:ind w:left="4320" w:hanging="360"/>
+      </w:pPr>
+      <w:rPr>
+        <w:rFonts w:ascii="Wingdings" w:hAnsi="Wingdings" w:hint="default"/>
+        <w:sz w:val="20"/>
+      </w:rPr>
+    </w:lvl>
+    <w:lvl w:ilvl="6" w:tentative="1">
+      <w:start w:val="1"/>
+      <w:numFmt w:val="bullet"/>
+      <w:lvlText w:val=""/>
+      <w:lvlJc w:val="left"/>
+      <w:pPr>
+        <w:tabs>
+          <w:tab w:val="num" w:pos="5040"/>
+        </w:tabs>
+        <w:ind w:left="5040" w:hanging="360"/>
+      </w:pPr>
+      <w:rPr>
+        <w:rFonts w:ascii="Wingdings" w:hAnsi="Wingdings" w:hint="default"/>
+        <w:sz w:val="20"/>
+      </w:rPr>
+    </w:lvl>
+    <w:lvl w:ilvl="7" w:tentative="1">
+      <w:start w:val="1"/>
+      <w:numFmt w:val="bullet"/>
+      <w:lvlText w:val=""/>
+      <w:lvlJc w:val="left"/>
+      <w:pPr>
+        <w:tabs>
+          <w:tab w:val="num" w:pos="5760"/>
+        </w:tabs>
+        <w:ind w:left="5760" w:hanging="360"/>
+      </w:pPr>
+      <w:rPr>
+        <w:rFonts w:ascii="Wingdings" w:hAnsi="Wingdings" w:hint="default"/>
+        <w:sz w:val="20"/>
+      </w:rPr>
+    </w:lvl>
+    <w:lvl w:ilvl="8" w:tentative="1">
+      <w:start w:val="1"/>
+      <w:numFmt w:val="bullet"/>
+      <w:lvlText w:val=""/>
+      <w:lvlJc w:val="left"/>
+      <w:pPr>
+        <w:tabs>
+          <w:tab w:val="num" w:pos="6480"/>
+        </w:tabs>
+        <w:ind w:left="6480" w:hanging="360"/>
+      </w:pPr>
+      <w:rPr>
+        <w:rFonts w:ascii="Wingdings" w:hAnsi="Wingdings" w:hint="default"/>
+        <w:sz w:val="20"/>
+      </w:rPr>
+    </w:lvl>
+  </w:abstractNum>
+  <w:abstractNum w:abstractNumId="19" w15:restartNumberingAfterBreak="0">
+    <w:nsid w:val="7E04366A"/>
+    <w:multiLevelType w:val="multilevel"/>
+    <w:tmpl w:val="73D65DFE"/>
+    <w:lvl w:ilvl="0">
+      <w:start w:val="1"/>
+      <w:numFmt w:val="bullet"/>
+      <w:lvlText w:val=""/>
+      <w:lvlJc w:val="left"/>
+      <w:pPr>
+        <w:tabs>
+          <w:tab w:val="num" w:pos="720"/>
+        </w:tabs>
+        <w:ind w:left="720" w:hanging="360"/>
+      </w:pPr>
+      <w:rPr>
+        <w:rFonts w:ascii="Symbol" w:hAnsi="Symbol" w:hint="default"/>
+        <w:sz w:val="20"/>
+      </w:rPr>
+    </w:lvl>
+    <w:lvl w:ilvl="1" w:tentative="1">
+      <w:start w:val="1"/>
+      <w:numFmt w:val="bullet"/>
+      <w:lvlText w:val="o"/>
+      <w:lvlJc w:val="left"/>
+      <w:pPr>
+        <w:tabs>
+          <w:tab w:val="num" w:pos="1440"/>
+        </w:tabs>
+        <w:ind w:left="1440" w:hanging="360"/>
+      </w:pPr>
+      <w:rPr>
+        <w:rFonts w:ascii="Courier New" w:hAnsi="Courier New" w:hint="default"/>
+        <w:sz w:val="20"/>
+      </w:rPr>
+    </w:lvl>
+    <w:lvl w:ilvl="2" w:tentative="1">
+      <w:start w:val="1"/>
+      <w:numFmt w:val="bullet"/>
+      <w:lvlText w:val=""/>
+      <w:lvlJc w:val="left"/>
+      <w:pPr>
+        <w:tabs>
+          <w:tab w:val="num" w:pos="2160"/>
+        </w:tabs>
+        <w:ind w:left="2160" w:hanging="360"/>
+      </w:pPr>
+      <w:rPr>
+        <w:rFonts w:ascii="Wingdings" w:hAnsi="Wingdings" w:hint="default"/>
+        <w:sz w:val="20"/>
+      </w:rPr>
+    </w:lvl>
+    <w:lvl w:ilvl="3" w:tentative="1">
+      <w:start w:val="1"/>
+      <w:numFmt w:val="bullet"/>
+      <w:lvlText w:val=""/>
+      <w:lvlJc w:val="left"/>
+      <w:pPr>
+        <w:tabs>
+          <w:tab w:val="num" w:pos="2880"/>
+        </w:tabs>
+        <w:ind w:left="2880" w:hanging="360"/>
+      </w:pPr>
+      <w:rPr>
+        <w:rFonts w:ascii="Wingdings" w:hAnsi="Wingdings" w:hint="default"/>
+        <w:sz w:val="20"/>
+      </w:rPr>
+    </w:lvl>
+    <w:lvl w:ilvl="4" w:tentative="1">
+      <w:start w:val="1"/>
+      <w:numFmt w:val="bullet"/>
+      <w:lvlText w:val=""/>
+      <w:lvlJc w:val="left"/>
+      <w:pPr>
+        <w:tabs>
+          <w:tab w:val="num" w:pos="3600"/>
+        </w:tabs>
+        <w:ind w:left="3600" w:hanging="360"/>
+      </w:pPr>
+      <w:rPr>
+        <w:rFonts w:ascii="Wingdings" w:hAnsi="Wingdings" w:hint="default"/>
+        <w:sz w:val="20"/>
+      </w:rPr>
+    </w:lvl>
+    <w:lvl w:ilvl="5" w:tentative="1">
+      <w:start w:val="1"/>
+      <w:numFmt w:val="bullet"/>
+      <w:lvlText w:val=""/>
+      <w:lvlJc w:val="left"/>
+      <w:pPr>
+        <w:tabs>
+          <w:tab w:val="num" w:pos="4320"/>
+        </w:tabs>
+        <w:ind w:left="4320" w:hanging="360"/>
+      </w:pPr>
+      <w:rPr>
+        <w:rFonts w:ascii="Wingdings" w:hAnsi="Wingdings" w:hint="default"/>
+        <w:sz w:val="20"/>
+      </w:rPr>
+    </w:lvl>
+    <w:lvl w:ilvl="6" w:tentative="1">
+      <w:start w:val="1"/>
+      <w:numFmt w:val="bullet"/>
+      <w:lvlText w:val=""/>
+      <w:lvlJc w:val="left"/>
+      <w:pPr>
+        <w:tabs>
+          <w:tab w:val="num" w:pos="5040"/>
+        </w:tabs>
+        <w:ind w:left="5040" w:hanging="360"/>
+      </w:pPr>
+      <w:rPr>
+        <w:rFonts w:ascii="Wingdings" w:hAnsi="Wingdings" w:hint="default"/>
+        <w:sz w:val="20"/>
+      </w:rPr>
+    </w:lvl>
+    <w:lvl w:ilvl="7" w:tentative="1">
+      <w:start w:val="1"/>
+      <w:numFmt w:val="bullet"/>
+      <w:lvlText w:val=""/>
+      <w:lvlJc w:val="left"/>
+      <w:pPr>
+        <w:tabs>
+          <w:tab w:val="num" w:pos="5760"/>
+        </w:tabs>
+        <w:ind w:left="5760" w:hanging="360"/>
+      </w:pPr>
+      <w:rPr>
+        <w:rFonts w:ascii="Wingdings" w:hAnsi="Wingdings" w:hint="default"/>
+        <w:sz w:val="20"/>
+      </w:rPr>
+    </w:lvl>
+    <w:lvl w:ilvl="8" w:tentative="1">
+      <w:start w:val="1"/>
+      <w:numFmt w:val="bullet"/>
+      <w:lvlText w:val=""/>
+      <w:lvlJc w:val="left"/>
+      <w:pPr>
+        <w:tabs>
+          <w:tab w:val="num" w:pos="6480"/>
+        </w:tabs>
+        <w:ind w:left="6480" w:hanging="360"/>
+      </w:pPr>
+      <w:rPr>
+        <w:rFonts w:ascii="Wingdings" w:hAnsi="Wingdings" w:hint="default"/>
+        <w:sz w:val="20"/>
+      </w:rPr>
+    </w:lvl>
+  </w:abstractNum>
+  <w:abstractNum w:abstractNumId="20" w15:restartNumberingAfterBreak="0">
+    <w:nsid w:val="7EA96757"/>
+    <w:multiLevelType w:val="multilevel"/>
+    <w:tmpl w:val="91E69772"/>
+    <w:lvl w:ilvl="0">
+      <w:start w:val="1"/>
+      <w:numFmt w:val="bullet"/>
+      <w:lvlText w:val=""/>
+      <w:lvlJc w:val="left"/>
+      <w:pPr>
+        <w:tabs>
+          <w:tab w:val="num" w:pos="720"/>
+        </w:tabs>
+        <w:ind w:left="720" w:hanging="360"/>
+      </w:pPr>
+      <w:rPr>
+        <w:rFonts w:ascii="Symbol" w:hAnsi="Symbol" w:hint="default"/>
+        <w:sz w:val="20"/>
+      </w:rPr>
+    </w:lvl>
+    <w:lvl w:ilvl="1" w:tentative="1">
+      <w:start w:val="1"/>
+      <w:numFmt w:val="bullet"/>
+      <w:lvlText w:val="o"/>
+      <w:lvlJc w:val="left"/>
+      <w:pPr>
+        <w:tabs>
+          <w:tab w:val="num" w:pos="1440"/>
+        </w:tabs>
+        <w:ind w:left="1440" w:hanging="360"/>
+      </w:pPr>
+      <w:rPr>
+        <w:rFonts w:ascii="Courier New" w:hAnsi="Courier New" w:hint="default"/>
+        <w:sz w:val="20"/>
+      </w:rPr>
+    </w:lvl>
+    <w:lvl w:ilvl="2" w:tentative="1">
+      <w:start w:val="1"/>
+      <w:numFmt w:val="bullet"/>
+      <w:lvlText w:val=""/>
+      <w:lvlJc w:val="left"/>
+      <w:pPr>
+        <w:tabs>
+          <w:tab w:val="num" w:pos="2160"/>
+        </w:tabs>
+        <w:ind w:left="2160" w:hanging="360"/>
+      </w:pPr>
+      <w:rPr>
+        <w:rFonts w:ascii="Wingdings" w:hAnsi="Wingdings" w:hint="default"/>
+        <w:sz w:val="20"/>
+      </w:rPr>
+    </w:lvl>
+    <w:lvl w:ilvl="3" w:tentative="1">
+      <w:start w:val="1"/>
+      <w:numFmt w:val="bullet"/>
+      <w:lvlText w:val=""/>
+      <w:lvlJc w:val="left"/>
+      <w:pPr>
+        <w:tabs>
+          <w:tab w:val="num" w:pos="2880"/>
+        </w:tabs>
+        <w:ind w:left="2880" w:hanging="360"/>
+      </w:pPr>
+      <w:rPr>
+        <w:rFonts w:ascii="Wingdings" w:hAnsi="Wingdings" w:hint="default"/>
+        <w:sz w:val="20"/>
+      </w:rPr>
+    </w:lvl>
+    <w:lvl w:ilvl="4" w:tentative="1">
+      <w:start w:val="1"/>
+      <w:numFmt w:val="bullet"/>
+      <w:lvlText w:val=""/>
+      <w:lvlJc w:val="left"/>
+      <w:pPr>
+        <w:tabs>
+          <w:tab w:val="num" w:pos="3600"/>
+        </w:tabs>
+        <w:ind w:left="3600" w:hanging="360"/>
+      </w:pPr>
+      <w:rPr>
+        <w:rFonts w:ascii="Wingdings" w:hAnsi="Wingdings" w:hint="default"/>
+        <w:sz w:val="20"/>
+      </w:rPr>
+    </w:lvl>
+    <w:lvl w:ilvl="5" w:tentative="1">
+      <w:start w:val="1"/>
+      <w:numFmt w:val="bullet"/>
+      <w:lvlText w:val=""/>
+      <w:lvlJc w:val="left"/>
+      <w:pPr>
+        <w:tabs>
+          <w:tab w:val="num" w:pos="4320"/>
+        </w:tabs>
+        <w:ind w:left="4320" w:hanging="360"/>
+      </w:pPr>
+      <w:rPr>
+        <w:rFonts w:ascii="Wingdings" w:hAnsi="Wingdings" w:hint="default"/>
+        <w:sz w:val="20"/>
+      </w:rPr>
+    </w:lvl>
+    <w:lvl w:ilvl="6" w:tentative="1">
+      <w:start w:val="1"/>
+      <w:numFmt w:val="bullet"/>
+      <w:lvlText w:val=""/>
+      <w:lvlJc w:val="left"/>
+      <w:pPr>
+        <w:tabs>
+          <w:tab w:val="num" w:pos="5040"/>
+        </w:tabs>
+        <w:ind w:left="5040" w:hanging="360"/>
+      </w:pPr>
+      <w:rPr>
+        <w:rFonts w:ascii="Wingdings" w:hAnsi="Wingdings" w:hint="default"/>
+        <w:sz w:val="20"/>
+      </w:rPr>
+    </w:lvl>
+    <w:lvl w:ilvl="7" w:tentative="1">
+      <w:start w:val="1"/>
+      <w:numFmt w:val="bullet"/>
+      <w:lvlText w:val=""/>
+      <w:lvlJc w:val="left"/>
+      <w:pPr>
+        <w:tabs>
+          <w:tab w:val="num" w:pos="5760"/>
+        </w:tabs>
+        <w:ind w:left="5760" w:hanging="360"/>
+      </w:pPr>
+      <w:rPr>
+        <w:rFonts w:ascii="Wingdings" w:hAnsi="Wingdings" w:hint="default"/>
+        <w:sz w:val="20"/>
+      </w:rPr>
+    </w:lvl>
+    <w:lvl w:ilvl="8" w:tentative="1">
+      <w:start w:val="1"/>
+      <w:numFmt w:val="bullet"/>
+      <w:lvlText w:val=""/>
+      <w:lvlJc w:val="left"/>
+      <w:pPr>
+        <w:tabs>
+          <w:tab w:val="num" w:pos="6480"/>
+        </w:tabs>
+        <w:ind w:left="6480" w:hanging="360"/>
+      </w:pPr>
+      <w:rPr>
+        <w:rFonts w:ascii="Wingdings" w:hAnsi="Wingdings" w:hint="default"/>
+        <w:sz w:val="20"/>
+      </w:rPr>
+    </w:lvl>
+  </w:abstractNum>
   <w:num w:numId="1" w16cid:durableId="1377662107">
-    <w:abstractNumId w:val="12"/>
+    <w:abstractNumId w:val="13"/>
   </w:num>
   <w:num w:numId="2" w16cid:durableId="1599555541">
-    <w:abstractNumId w:val="7"/>
+    <w:abstractNumId w:val="8"/>
   </w:num>
   <w:num w:numId="3" w16cid:durableId="743184385">
-    <w:abstractNumId w:val="3"/>
+    <w:abstractNumId w:val="4"/>
   </w:num>
   <w:num w:numId="4" w16cid:durableId="1954245962">
+    <w:abstractNumId w:val="10"/>
+  </w:num>
+  <w:num w:numId="5" w16cid:durableId="779108062">
+    <w:abstractNumId w:val="17"/>
+  </w:num>
+  <w:num w:numId="6" w16cid:durableId="73673942">
+    <w:abstractNumId w:val="11"/>
+  </w:num>
+  <w:num w:numId="7" w16cid:durableId="1292323515">
+    <w:abstractNumId w:val="6"/>
+  </w:num>
+  <w:num w:numId="8" w16cid:durableId="1530410256">
     <w:abstractNumId w:val="9"/>
   </w:num>
-  <w:num w:numId="5" w16cid:durableId="779108062">
-    <w:abstractNumId w:val="14"/>
-  </w:num>
-  <w:num w:numId="6" w16cid:durableId="73673942">
-    <w:abstractNumId w:val="10"/>
-  </w:num>
-  <w:num w:numId="7" w16cid:durableId="1292323515">
-    <w:abstractNumId w:val="5"/>
-  </w:num>
-  <w:num w:numId="8" w16cid:durableId="1530410256">
-    <w:abstractNumId w:val="8"/>
-  </w:num>
   <w:num w:numId="9" w16cid:durableId="1164473745">
-    <w:abstractNumId w:val="11"/>
+    <w:abstractNumId w:val="12"/>
   </w:num>
   <w:num w:numId="10" w16cid:durableId="1351639871">
     <w:abstractNumId w:val="0"/>
@@ -15283,22 +17708,34 @@
     <w:abstractNumId w:val="2"/>
   </w:num>
   <w:num w:numId="12" w16cid:durableId="910113819">
-    <w:abstractNumId w:val="4"/>
+    <w:abstractNumId w:val="5"/>
   </w:num>
   <w:num w:numId="13" w16cid:durableId="40791155">
-    <w:abstractNumId w:val="13"/>
+    <w:abstractNumId w:val="15"/>
   </w:num>
   <w:num w:numId="14" w16cid:durableId="899563127">
-    <w:abstractNumId w:val="15"/>
+    <w:abstractNumId w:val="18"/>
   </w:num>
   <w:num w:numId="15" w16cid:durableId="706031128">
-    <w:abstractNumId w:val="16"/>
+    <w:abstractNumId w:val="19"/>
   </w:num>
   <w:num w:numId="16" w16cid:durableId="1034307855">
     <w:abstractNumId w:val="1"/>
   </w:num>
   <w:num w:numId="17" w16cid:durableId="1106656234">
-    <w:abstractNumId w:val="6"/>
+    <w:abstractNumId w:val="7"/>
+  </w:num>
+  <w:num w:numId="18" w16cid:durableId="687878593">
+    <w:abstractNumId w:val="3"/>
+  </w:num>
+  <w:num w:numId="19" w16cid:durableId="103118645">
+    <w:abstractNumId w:val="16"/>
+  </w:num>
+  <w:num w:numId="20" w16cid:durableId="1173839673">
+    <w:abstractNumId w:val="20"/>
+  </w:num>
+  <w:num w:numId="21" w16cid:durableId="247083527">
+    <w:abstractNumId w:val="14"/>
   </w:num>
 </w:numbering>
 </file>
@@ -16640,4 +19077,16 @@
     </a:ext>
   </a:extLst>
 </a:theme>
+</file>
+
+<file path=customXml/item1.xml><?xml version="1.0" encoding="utf-8"?>
+<b:Sources xmlns:b="http://schemas.openxmlformats.org/officeDocument/2006/bibliography" xmlns="http://schemas.openxmlformats.org/officeDocument/2006/bibliography" SelectedStyle="\APASixthEditionOfficeOnline.xsl" StyleName="APA" Version="6"/>
+</file>
+
+<file path=customXml/itemProps1.xml><?xml version="1.0" encoding="utf-8"?>
+<ds:datastoreItem xmlns:ds="http://schemas.openxmlformats.org/officeDocument/2006/customXml" ds:itemID="{989461E1-62AE-4543-8FCB-C1F8039BC1C9}">
+  <ds:schemaRefs>
+    <ds:schemaRef ds:uri="http://schemas.openxmlformats.org/officeDocument/2006/bibliography"/>
+  </ds:schemaRefs>
+</ds:datastoreItem>
 </file>